--- a/BGIL_DBT/validation/travel/DM-K/DM-K3.docx
+++ b/BGIL_DBT/validation/travel/DM-K/DM-K3.docx
@@ -2205,6 +2205,9 @@
       <w:r>
         <w:t xml:space="preserve">1. MAXIMUS — HUB_PARTY</w:t>
       </w:r>
+      <w:r>
+        <w:t xml:space="preserve">  [M1]</w:t>
+      </w:r>
     </w:p>
     <w:tbl>
       <w:tblPr>
@@ -3097,6 +3100,9 @@
       <w:r>
         <w:t xml:space="preserve">2. MAXIMUS — HUB_POLICY</w:t>
       </w:r>
+      <w:r>
+        <w:t xml:space="preserve">  [M1]</w:t>
+      </w:r>
     </w:p>
     <w:tbl>
       <w:tblPr>
@@ -3609,6 +3615,9 @@
       <w:r>
         <w:t xml:space="preserve">3. MAXIMUS — HUB_PRODUCT</w:t>
       </w:r>
+      <w:r>
+        <w:t xml:space="preserve">  [M1]</w:t>
+      </w:r>
     </w:p>
     <w:tbl>
       <w:tblPr>
@@ -4081,6 +4090,9 @@
       <w:r>
         <w:t xml:space="preserve">4. MAXIMUS — HUB_COVERAGE</w:t>
       </w:r>
+      <w:r>
+        <w:t xml:space="preserve">  [M1]</w:t>
+      </w:r>
     </w:p>
     <w:tbl>
       <w:tblPr>
@@ -4553,6 +4565,9 @@
       <w:r>
         <w:t xml:space="preserve">5. MAXIMUS — HUB_LOCATION</w:t>
       </w:r>
+      <w:r>
+        <w:t xml:space="preserve">  [M1]</w:t>
+      </w:r>
     </w:p>
     <w:tbl>
       <w:tblPr>
@@ -5195,6 +5210,9 @@
       <w:r>
         <w:t xml:space="preserve">6. MAXIMUS — HUB_ORG_UNIT</w:t>
       </w:r>
+      <w:r>
+        <w:t xml:space="preserve">  [M1]</w:t>
+      </w:r>
     </w:p>
     <w:tbl>
       <w:tblPr>
@@ -5677,6 +5695,9 @@
       <w:r>
         <w:t xml:space="preserve">7. MAXIMUS — HUB_DISTRIBUTION_CHANNEL</w:t>
       </w:r>
+      <w:r>
+        <w:t xml:space="preserve">  [M1]</w:t>
+      </w:r>
     </w:p>
     <w:tbl>
       <w:tblPr>
@@ -6149,6 +6170,9 @@
       <w:r>
         <w:t xml:space="preserve">8. MAXIMUS — HUB_FINANCIAL_TRANSACTION</w:t>
       </w:r>
+      <w:r>
+        <w:t xml:space="preserve">  [M1]</w:t>
+      </w:r>
     </w:p>
     <w:tbl>
       <w:tblPr>
@@ -6635,6 +6659,9 @@
       <w:r>
         <w:t xml:space="preserve">9. MAXIMUS — HUB_ASSESSMENT</w:t>
       </w:r>
+      <w:r>
+        <w:t xml:space="preserve">  [M1]</w:t>
+      </w:r>
     </w:p>
     <w:tbl>
       <w:tblPr>
@@ -7057,6 +7084,9 @@
       <w:r>
         <w:t xml:space="preserve">10. MAXIMUS — HUB_QUOTE</w:t>
       </w:r>
+      <w:r>
+        <w:t xml:space="preserve">  [M1]</w:t>
+      </w:r>
     </w:p>
     <w:tbl>
       <w:tblPr>
@@ -7583,6 +7613,9 @@
       <w:r>
         <w:t xml:space="preserve">11. MAXIMUS — HUB_RISK_OBJECT</w:t>
       </w:r>
+      <w:r>
+        <w:t xml:space="preserve">  [M2]</w:t>
+      </w:r>
     </w:p>
     <w:tbl>
       <w:tblPr>
@@ -8025,6 +8058,9 @@
       <w:r>
         <w:t xml:space="preserve">12. MAXIMUS — HUB_CLAIM</w:t>
       </w:r>
+      <w:r>
+        <w:t xml:space="preserve">  [M2]</w:t>
+      </w:r>
     </w:p>
     <w:tbl>
       <w:tblPr>
@@ -8467,6 +8503,9 @@
       <w:r>
         <w:t xml:space="preserve">13. MAXIMUS — HUB_DOCUMENT</w:t>
       </w:r>
+      <w:r>
+        <w:t xml:space="preserve">  [M2]</w:t>
+      </w:r>
     </w:p>
     <w:tbl>
       <w:tblPr>
@@ -8999,6 +9038,9 @@
       <w:r>
         <w:t xml:space="preserve">14. MAXIMUS — HUB_LOSS_EVENT</w:t>
       </w:r>
+      <w:r>
+        <w:t xml:space="preserve">  [M2]</w:t>
+      </w:r>
     </w:p>
     <w:tbl>
       <w:tblPr>
@@ -9411,6 +9453,9 @@
       <w:r>
         <w:t xml:space="preserve">15. MAXIMUS — HUB_PAYMENT_INSTRUMENT</w:t>
       </w:r>
+      <w:r>
+        <w:t xml:space="preserve">  [M2]</w:t>
+      </w:r>
     </w:p>
     <w:tbl>
       <w:tblPr>
@@ -9823,6 +9868,9 @@
       <w:r>
         <w:t xml:space="preserve">16. OPUS — HUB_PARTY</w:t>
       </w:r>
+      <w:r>
+        <w:t xml:space="preserve">  [M2]</w:t>
+      </w:r>
     </w:p>
     <w:tbl>
       <w:tblPr>
@@ -10275,6 +10323,9 @@
       <w:r>
         <w:t xml:space="preserve">17. OPUS — HUB_POLICY</w:t>
       </w:r>
+      <w:r>
+        <w:t xml:space="preserve">  [M2]</w:t>
+      </w:r>
     </w:p>
     <w:tbl>
       <w:tblPr>
@@ -10707,6 +10758,9 @@
       <w:r>
         <w:t xml:space="preserve">18. OPUS — HUB_PRODUCT</w:t>
       </w:r>
+      <w:r>
+        <w:t xml:space="preserve">  [M2]</w:t>
+      </w:r>
     </w:p>
     <w:tbl>
       <w:tblPr>
@@ -11199,6 +11253,9 @@
       <w:r>
         <w:t xml:space="preserve">19. OPUS — HUB_COVERAGE</w:t>
       </w:r>
+      <w:r>
+        <w:t xml:space="preserve">  [M2]</w:t>
+      </w:r>
     </w:p>
     <w:tbl>
       <w:tblPr>
@@ -11791,6 +11848,9 @@
       <w:r>
         <w:t xml:space="preserve">20. OPUS — HUB_LOCATION</w:t>
       </w:r>
+      <w:r>
+        <w:t xml:space="preserve">  [M2]</w:t>
+      </w:r>
     </w:p>
     <w:tbl>
       <w:tblPr>
@@ -12223,6 +12283,9 @@
       <w:r>
         <w:t xml:space="preserve">21. OPUS — HUB_ORG_UNIT</w:t>
       </w:r>
+      <w:r>
+        <w:t xml:space="preserve">  [M3]</w:t>
+      </w:r>
     </w:p>
     <w:tbl>
       <w:tblPr>
@@ -12665,6 +12728,9 @@
       <w:r>
         <w:t xml:space="preserve">22. OPUS — HUB_DISTRIBUTION_CHANNEL</w:t>
       </w:r>
+      <w:r>
+        <w:t xml:space="preserve">  [M3]</w:t>
+      </w:r>
     </w:p>
     <w:tbl>
       <w:tblPr>
@@ -13187,6 +13253,9 @@
       <w:r>
         <w:t xml:space="preserve">23. OPUS — HUB_FINANCIAL_ACCOUNT</w:t>
       </w:r>
+      <w:r>
+        <w:t xml:space="preserve">  [M3]</w:t>
+      </w:r>
     </w:p>
     <w:tbl>
       <w:tblPr>
@@ -13589,6 +13658,9 @@
       <w:r>
         <w:t xml:space="preserve">24. OPUS — HUB_FINANCIAL_TRANSACTION</w:t>
       </w:r>
+      <w:r>
+        <w:t xml:space="preserve">  [M3]</w:t>
+      </w:r>
     </w:p>
     <w:tbl>
       <w:tblPr>
@@ -14011,6 +14083,9 @@
       <w:r>
         <w:t xml:space="preserve">25. OPUS — HUB_AGREEMENT</w:t>
       </w:r>
+      <w:r>
+        <w:t xml:space="preserve">  [M3]</w:t>
+      </w:r>
     </w:p>
     <w:tbl>
       <w:tblPr>
@@ -14453,6 +14528,9 @@
       <w:r>
         <w:t xml:space="preserve">26. OPUS — HUB_ASSESSMENT</w:t>
       </w:r>
+      <w:r>
+        <w:t xml:space="preserve">  [M3]</w:t>
+      </w:r>
     </w:p>
     <w:tbl>
       <w:tblPr>
@@ -14865,6 +14943,9 @@
       <w:r>
         <w:t xml:space="preserve">27. OPUS — HUB_PROPOSAL</w:t>
       </w:r>
+      <w:r>
+        <w:t xml:space="preserve">  [M3]</w:t>
+      </w:r>
     </w:p>
     <w:tbl>
       <w:tblPr>
@@ -15277,6 +15358,9 @@
       <w:r>
         <w:t xml:space="preserve">28. OPUS — HUB_QUOTE</w:t>
       </w:r>
+      <w:r>
+        <w:t xml:space="preserve">  [M3]</w:t>
+      </w:r>
     </w:p>
     <w:tbl>
       <w:tblPr>
@@ -15679,6 +15763,9 @@
       <w:r>
         <w:t xml:space="preserve">29. OPUS — HUB_RISK_OBJECT</w:t>
       </w:r>
+      <w:r>
+        <w:t xml:space="preserve">  [M3]</w:t>
+      </w:r>
     </w:p>
     <w:tbl>
       <w:tblPr>
@@ -16130,6 +16217,9 @@
       </w:pPr>
       <w:r>
         <w:t xml:space="preserve">30. MAXIMUS + OPUS — Null / blank / degenerate key detail (all hubs)</w:t>
+      </w:r>
+      <w:r>
+        <w:t xml:space="preserve">  [M3]</w:t>
       </w:r>
     </w:p>
     <w:tbl>

--- a/BGIL_DBT/validation/travel/DM-K/DM-K3.docx
+++ b/BGIL_DBT/validation/travel/DM-K/DM-K3.docx
@@ -221,7 +221,7 @@
               <w:rPr>
                 <w:b/>
               </w:rPr>
-              <w:t xml:space="preserve">Maximus Travel V2 RAW</w:t>
+              <w:t xml:space="preserve">Maximus Travel RAW</w:t>
             </w:r>
           </w:p>
         </w:tc>
@@ -231,7 +231,7 @@
           </w:tcPr>
           <w:p>
             <w:r>
-              <w:t xml:space="preserve">RAW.MAXIMUS_TRAVEL_V2</w:t>
+              <w:t xml:space="preserve">RAW.MAXIMUS_TRAVEL</w:t>
             </w:r>
           </w:p>
         </w:tc>
@@ -323,7 +323,7 @@
     </w:p>
     <w:p>
       <w:r>
-        <w:t xml:space="preserve">• Travel LOB generated 2026-10-13 from the current opus_travel_dv_dbt and maximus_travel_v2_dv_dbt models by gen_dm_k_travel.py.</w:t>
+        <w:t xml:space="preserve">• Travel LOB generated 2026-10-13 from the current opus_travel_dv_dbt and maximus_travel_dv_dbt models by gen_dm_k_travel.py.</w:t>
       </w:r>
     </w:p>
     <w:p>
@@ -2444,7 +2444,7 @@
         <w:t xml:space="preserve">Note: </w:t>
       </w:r>
       <w:r>
-        <w:t xml:space="preserve">49 RAW key branch(es): NONHLTH_TRV_CLM_VW_DATA_CLAIM_DETAILS_CLAIM_RESERVE.RESERVPARTY (PARTY_HKEY), NONHLTH_TRV_CLM_VW_DATA_CLAIM_DETAILS_CLAIM_ATTRIBUTE_PROPERTIES_PIVOT_VW.CUSTOMERID (PARTY_HKEY__CLAIMANT_CORRESPONDENCE_ADDRESS), NONHLTH_TRV_CLM_VW_DATA_CLAIM_DETAILS_CLAIM_ATTRIBUTE_PROPERTIES_PIVOT_VW.CLAIM_COURT_PARTY_CODE (PARTY_HKEY__CLAIM_COURT_COUNTERPARTY), NONHLTH_TRV_CLM_VW_DATA_CLAIM_DETAILS_CLAIM_ATTRIBUTE_PROPERTIES_PIVOT_VW.[UNIQUE_CUSTOMER_ID+CUSTOMERID] (PARTY_HKEY__INSURED_CUSTOMER), NONHLTH_TRV_CLM_VW_DATA_CLAIM_DETAILS_CLAIM_ATTRIBUTE_PROPERTIES_PIVOT_VW.MEMBER_UHC_CODE (PARTY_HKEY__INSURED_MEMBER), NONHLTH_TRV_CLM_VW_DATA_CLAIM_DETAILS_CLAIM_ATTRIBUTE_PROPERTIES_PIVOT_VW.PTPARTNERID (PARTY_HKEY__SERVICE_PARTNER), NONHLTH_TRV_CLM_VW_DATA_CLAIM_DETAILS_CLAIM_ATTRIBUTE_PROPERTIES_PIVOT_VW.SUB_IMD_CODE (PARTY_HKEY__SUB_INTERMEDIARY), NONHLTH_TRV_CLM_VW_DATA_CLAIM_DETAILS_CLAIM_PAYMENT.PAYMENTPARTYCODE (PARTY_HKEY__CLAIM_PAYEE), NONHLTH_TRV_CLM_VW_DATA_CLAIM_DETAILS_CLAIM_PARTY.PARTYCODE (PARTY_HKEY), NONHLTH_TRV_CLM_VW_DATA_CLAIM_DETAILS_CLAIM_RISK_PARTY.PARTYCODE (PARTY_HKEY), NONHLTH_TRV_CLM_VW_DATA_CLAIM_DETAILS_CLAIM_RISK_RISK_ATTRIBUTE_MULTI_SET_PROPERTY_MULTI_SET_DETAIL_PROPERTY_PIVOT_VW.CLAIMANT_PARTY_CODE (PARTY_HKEY__CLAIMANT), NONHLTH_TRV_CLM_VW_DATA_CLAIM_DETAILS_CLAIM_RISK_RISK_ATTRIBUTE_MULTI_SET_PROPERTY_MULTI_SET_DETAIL_PROPERTY_PIVOT_VW.PARTY_NAME_CODE (PARTY_HKEY__EXPENSE_LINE_PARTY), NONHLTH_TRV_CLM_VW_DATA_CLAIM_DETAILS_CLAIM_RISK_RISK_ATTRIBUTE_MULTI_SET_PROPERTY_MULTI_SET_DETAIL_PROPERTY_PIVOT_VW.EXPENSE_PAYEE_PARTY_CODE (PARTY_HKEY__EXPENSE_PAYEE), NONHLTH_TRV_CLM_VW_DATA_CLAIM_DETAILS_CLAIM_RISK_RISK_ATTRIBUTE_MULTI_SET_PROPERTY_MULTI_SET_DETAIL_PROPERTY_PIVOT_VW.PAYEE_CODE (PARTY_HKEY__PAYEE), NONHLTH_TRV_CLM_VW_DATA_CLAIM_DETAILS_CLAIM_RISK_RISK_ATTRIBUTE_MULTI_SET_PROPERTY_MULTI_SET_DETAIL_PROPERTY_PIVOT_VW.TDS_CLAIMANT_PARTY_CODE (PARTY_HKEY__TDS_DEDUCTEE), NONHLTH_TRV_CLM_VW_DATA_CLAIM_DETAILS_CLAIM_RISK_RISK_ATTRIBUTE_PROPERTIES_PIVOT_VW.HOSPITAL_ID (PARTY_HKEY__TREATING_HOSPITAL_PROVIDER), NONHLTH_TRV_UWR_VW_DATA_POLICY_DETAILS.AGENT_CODE (PARTY_HKEY__AGENT), NONHLTH_TRV_UWR_VW_DATA_POLICY_DETAILS.POLICY_HOLDER_CODE (PARTY_HKEY__POLICYHOLDER), NONHLTH_TRV_UWR_VW_DATA_POLICY_DETAILS_INSURED_DETAILS_MEMBER_DETAILS.PARTY_CODE (PARTY_HKEY__INSURED_MEMBER), NONHLTH_TRV_UWR_VW_DATA_POLICY_DETAILS_INSURED_DETAILS_MEMBER_DETAILS.PARENT_PARTY_CODE (PARTY_HKEY__PARENT_PARTY), NONHLTH_TRV_UWR_VW_DATA_POLICY_DETAILS_INSURED_DETAILS_MEMBER_DETAILS_PARTY_ADDRESS_ADDRESS_PROPERTY_PIVOT_VW.[] (PARTY_HKEY__INSURED_MEMBER), NONHLTH_TRV_UWR_VW_DATA_POLICY_DETAILS_INSURED_DETAILS_MEMBER_DETAILS_PARTY_PROPERTY_MULTI_SET_PROPERTY_MULTI_SET_DETAIL_PROPERTY_PIVOT_VW.[] (PARTY_HKEY__INSURED_MEMBER), NONHLTH_TRV_UWR_VW_DATA_POLICY_DETAILS_INSURED_DETAILS_MEMBER_DETAILS_PARTY_PROPERTY_SIMPLE_PROPERTY_PIVOT_VW.[] (PARTY_HKEY__INSURED_MEMBER), NONHLTH_TRV_UWR_VW_DATA_POLICY_DETAILS_INSURED_DETAILS_MEMBER_DETAILS_PARTY_PROPERTY_SIMPLE_PROPERTY_PIVOT_VW.PARENT_PARTY_CODE (PARTY_HKEY__PARENT_PARTY), NONHLTH_TRV_UWR_VW_DATA_POLICY_DETAILS_INSURED_DETAILS_RISK_PROPERTY_MULTI_SET_PROPERTY_MULTI_SET_DETAIL_PROPERTY_PIVOT_VW.NOMINEE_NAME (PARTY_HKEY__NOMINEE), NONHLTH_TRV_UWR_VW_DATA_POLICY_DETAILS_INSURED_DETAILS_RISK_PROPERTY_SIMPLE_PROPERTY_PIVOT_VW.[] (PARTY_HKEY__POLICYHOLDER), NONHLTH_TRV_UWR_VW_DATA_POLICY_DETAILS_POLICY_RELATION.PARTY_CODE (PARTY_HKEY), NONHLTH_TRV_UWR_VW_DATA_POLICY_DETAILS_POLICY_PROPERTY_SIMPLE_PROPERTY_PIVOT_VW.[] (PARTY_HKEY__POLICYHOLDER), NONHLTH_TRV_UWR_VW_DATA_POLICY_DETAILS_POLICY_PROPERTY_SIMPLE_PROPERTY_PIVOT_VW.BAGIC_RM_ECODE (PARTY_HKEY__RELATIONSHIP_MANAGER), NONHLTH_TRV_UWR_VW_DATA_POLICY_DETAILS_PROPOSER_DETAILS.PARENT_PARTY_CODE (PARTY_HKEY__PARENT_PARTY), NONHLTH_TRV_UWR_VW_DATA_POLICY_DETAILS_PROPOSER_DETAILS.PARTY_CODE (PARTY_HKEY__PROPOSER), NONHLTH_TRV_UWR_VW_DATA_POLICY_DETAILS_PROPOSER_DETAILS_PARTY_ADDRESS_ADDRESS_PROPERTY_PIVOT_VW.[] (PARTY_HKEY__PROPOSER), NONHLTH_TRV_UWR_VW_DATA_POLICY_DETAILS_PROPOSER_DETAILS_PARTY_PROPERTY_MULTI_SET_PROPERTY_MULTI_SET_DETAIL_PROPERTY_PIVOT_VW.[] (PARTY_HKEY__PROPOSER), NONHLTH_TRV_UWR_VW_DATA_POLICY_DETAILS_PROPOSER_DETAILS_PARTY_PROPERTY_SIMPLE_PROPERTY_PIVOT_VW.BAGIC_EMPLOYEE_CODE (PARTY_HKEY__BAGIC_EMPLOYEE), NONHLTH_TRV_UWR_VW_DATA_POLICY_DETAILS_PROPOSER_DETAILS_PARTY_PROPERTY_SIMPLE_PROPERTY_PIVOT_VW.PARENT_PARTY_CODE (PARTY_HKEY__PARENT_PARTY), NONHLTH_TRV_UWR_VW_DATA_POLICY_DETAILS_PROPOSER_DETAILS_PARTY_PROPERTY_SIMPLE_PROPERTY_PIVOT_VW.[] (PARTY_HKEY__PROPOSER), NONHLTH_TRV_UWR_VW_DATA_QUOTE_PARAM_DETAILS.POLICY_HOLDER_CODE (PARTY_HKEY__POLICYHOLDER), NONHLTH_TRV_UWR_VW_DATA_QUOTE_PARAM_DETAILS_POLICY_PROPERTY_RULE_LIST_PIVOT_VW.[] (PARTY_HKEY__POLICYHOLDER), NONHLTH_TRV_UWR_VW_DATA_QUOTE_PARAM_DETAILS_POLICY_PROPERTY_RULE_LIST_PIVOT_VW.BAGIC_RM_ECODE (PARTY_HKEY__RELATIONSHIP_MANAGER), NONHLTH_TRV_UWR_VW_DATA_QUOTE_PARAM_DETAILS_POLICY_PROPERTY_RULE_LIST_PIVOT_VW.SUB_IMD_CODE (PARTY_HKEY__SUB_INTERMEDIARY), NONHLTH_TRV_UWR_VW_DATA_QUOTE_PARAM_DETAILS_RISK_LIST.PARTY_CODE (PARTY_HKEY), NONHLTH_TRV_UWR_VW_DATA_QUOTE_PARAM_DETAILS_RISK_LIST.ADDITIONAL_PARTY_CODE (PARTY_HKEY__ADDITIONAL_PARTY), NONHLTH_TRV_UWR_VW_DATA_QUOTE_PARAM_DETAILS_RISK_LIST_MULTI_SET_PROPERTY_INPUT_MULTI_SET_DETAIL_INPUT_PROPERTY_PIVOT_VW.NOMINEE_NAME (PARTY_HKEY__NOMINEE), NONHLTH_TRV_UWR_VW_DATA_QUOTE_PARAM_DETAILS_RISK_LIST_RISK_PROPERTY_RULE_LIST_PIVOT_VW.[] (PARTY_HKEY__POLICYHOLDER), NONHLTH_TRV_CLM_VW_DATA_CLAIM_DETAILS_CLAIM_ATTRIBUTE_PROPERTIES_PIVOT_VW.CUSTOMERID (PARTY_HKEY__CLAIMANT_CUSTOMER / sat_common_contact), NONHLTH_TRV_UWR_VW_DATA_POLICY_DETAILS_INSURED_DETAILS_MEMBER_DETAILS_PARTY_ADDRESS_ADDRESS_PROPERTY_PIVOT_VW (literal arm) (PARTY_HKEY__INSURED_MEMBER / sat_common_contact), NONHLTH_TRV_UWR_VW_DATA_POLICY_DETAILS_INSURED_DETAILS_MEMBER_DETAILS_PARTY_PROPERTY_SIMPLE_PROPERTY_PIVOT_VW (literal arm) (PARTY_HKEY__INSURED_MEMBER / sat_common_contact), NONHLTH_TRV_UWR_VW_DATA_POLICY_DETAILS_PROPOSER_DETAILS_PARTY_ADDRESS_ADDRESS_PROPERTY_PIVOT_VW (literal arm) (PARTY_HKEY__PROPOSER / sat_common_contact), NONHLTH_TRV_UWR_VW_DATA_POLICY_DETAILS_PROPOSER_DETAILS_PARTY_PROPERTY_SIMPLE_PROPERTY_PIVOT_VW (literal arm) (PARTY_HKEY__PROPOSER / sat_common_contact). 130 feed branches collapse to 49 RAW key(s). Travel RECORD_SOURCE value(s) parsed from feeds: MAXIMUS_NONHLTH_TRV_CLM_VW_DATA_CLAIM_DETAILS_CLAIM_ATTRIBUTE_PROPERTIES_PIVOT_VW, MAXIMUS_NONHLTH_TRV_CLM_VW_DATA_CLAIM_DETAILS_CLAIM_PARTY, MAXIMUS_NONHLTH_TRV_CLM_VW_DATA_CLAIM_DETAILS_CLAIM_PAYMENT, MAXIMUS_NONHLTH_TRV_CLM_VW_DATA_CLAIM_DETAILS_CLAIM_RESERVE, MAXIMUS_NONHLTH_TRV_CLM_VW_DATA_CLAIM_DETAILS_CLAIM_RISK_PARTY, MAXIMUS_NONHLTH_TRV_CLM_VW_DATA_CLAIM_DETAILS_CLAIM_RISK_RISK_ATTRIBUTE_MULTI_SET_PROPERTY_MULTI_SET_DETAIL_PROPERTY_PIVOT_VW (+23 more). Excluded: hubfeed_mtv2_party &lt;- stg2_mtv2__uwr_pol_ins_mbr_pa: key uses walk column(s) w0_party_code from parent view(s) -- not resolvable to a single RAW table in the first-cut, skipped.. Excluded: hubfeed_mtv2_party &lt;- stg2_mtv2__uwr_pol_ins_mbr_pa: key uses walk column(s) w0_party_code from parent view(s) -- not resolvable to a single RAW table in the first-cut, skipped.. Excluded: hubfeed_mtv2_party &lt;- stg2_mtv2__uwr_pol_ins_mbr_party_relation: key uses walk column(s) w0_party_code from parent view(s) -- not resolvable to a single RAW table in the first-cut, skipped.. Excluded: hubfeed_mtv2_party &lt;- stg2_mtv2__uwr_pol_prp_pa: key uses walk column(s) w0_party_code from parent view(s) -- not resolvable to a single RAW table in the first-cut, skipped.. Excluded: hubfeed_mtv2_party &lt;- stg2_mtv2__uwr_pol_prp_pa: key uses walk column(s) w0_party_code from parent view(s) -- not resolvable to a single RAW table in the first-cut, skipped.. Excluded: hubfeed_mtv2_party &lt;- stg2_mtv2__uwr_pol_prp_party_relation: key uses walk column(s) w0_party_code from parent view(s) -- not resolvable to a single RAW table in the first-cut, skipped.. Excluded: hubfeed_mtv2_party &lt;- stg2_mtv2_up__uwr_pol_ins_mbr_pa__sat_common_contact &lt;- up_mtv2__uwr_pol_ins_mbr_pa__sat_common_contact: arm uses walk column(s), skipped.. Excluded: hubfeed_mtv2_party &lt;- stg2_mtv2_up__uwr_pol_ins_mbr_pa__sat_common_contact &lt;- up_mtv2__uwr_pol_ins_mbr_pa__sat_common_contact: arm uses walk column(s), skipped.. Excluded: hubfeed_mtv2_party &lt;- stg2_mtv2_up__uwr_pol_ins_mbr_pa__sat_common_contact &lt;- up_mtv2__uwr_pol_ins_mbr_pa__sat_common_contact: arm uses walk column(s), skipped.. Excluded: hubfeed_mtv2_party &lt;- stg2_mtv2_up__uwr_pol_ins_mbr_pa__sat_common_contact &lt;- up_mtv2__uwr_pol_ins_mbr_pa__sat_common_contact: arm uses walk column(s), skipped.. Excluded: hubfeed_mtv2_party &lt;- stg2_mtv2_up__uwr_pol_ins_mbr_pa__sat_common_contact &lt;- up_mtv2__uwr_pol_ins_mbr_pa__sat_common_contact: arm uses walk column(s), skipped.. Excluded: hubfeed_mtv2_party &lt;- stg2_mtv2_up__uwr_pol_ins_mbr_pa__sat_common_contact &lt;- up_mtv2__uwr_pol_ins_mbr_pa__sat_common_contact: arm uses walk column(s), skipped.. Excluded: hubfeed_mtv2_party &lt;- stg2_mtv2_up__uwr_pol_ins_mbr_pa__sat_common_contact &lt;- up_mtv2__uwr_pol_ins_mbr_pa__sat_common_contact: arm uses walk column(s), skipped.. Excluded: hubfeed_mtv2_party &lt;- stg2_mtv2_up__uwr_pol_prp_pa__sat_common_contact &lt;- up_mtv2__uwr_pol_prp_pa__sat_common_contact: arm uses walk column(s), skipped.. Excluded: hubfeed_mtv2_party &lt;- stg2_mtv2_up__uwr_pol_prp_pa__sat_common_contact &lt;- up_mtv2__uwr_pol_prp_pa__sat_common_contact: arm uses walk column(s), skipped.. Excluded: hubfeed_mtv2_party &lt;- stg2_mtv2_up__uwr_pol_prp_pa__sat_common_contact &lt;- up_mtv2__uwr_pol_prp_pa__sat_common_contact: arm uses walk column(s), skipped.. Excluded: hubfeed_mtv2_party &lt;- stg2_mtv2_up__uwr_pol_prp_pa__sat_common_contact &lt;- up_mtv2__uwr_pol_prp_pa__sat_common_contact: arm uses walk column(s), skipped.. Excluded: hubfeed_mtv2_party &lt;- stg2_mtv2_up__uwr_pol_prp_pa__sat_common_contact &lt;- up_mtv2__uwr_pol_prp_pa__sat_common_contact: arm uses walk column(s), skipped.. Excluded: hubfeed_mtv2_party &lt;- stg2_mtv2_up__uwr_pol_prp_pa__sat_common_contact &lt;- up_mtv2__uwr_pol_prp_pa__sat_common_contact: arm uses walk column(s), skipped.. Excluded: hubfeed_mtv2_party &lt;- stg2_mtv2_up__uwr_pol_prp_pa__sat_common_contact &lt;- up_mtv2__uwr_pol_prp_pa__sat_common_contact: arm uses walk column(s), skipped..</w:t>
+        <w:t xml:space="preserve">49 RAW key branch(es): NONHLTH_TRV_CLM_VW_DATA_CLAIM_DETAILS_CLAIM_RESERVE.RESERVPARTY (PARTY_HKEY), NONHLTH_TRV_CLM_VW_DATA_CLAIM_DETAILS_CLAIM_ATTRIBUTE_PROPERTIES_PIVOT_VW.CUSTOMERID (PARTY_HKEY__CLAIMANT_CORRESPONDENCE_ADDRESS), NONHLTH_TRV_CLM_VW_DATA_CLAIM_DETAILS_CLAIM_ATTRIBUTE_PROPERTIES_PIVOT_VW.CLAIM_COURT_PARTY_CODE (PARTY_HKEY__CLAIM_COURT_COUNTERPARTY), NONHLTH_TRV_CLM_VW_DATA_CLAIM_DETAILS_CLAIM_ATTRIBUTE_PROPERTIES_PIVOT_VW.[UNIQUE_CUSTOMER_ID+CUSTOMERID] (PARTY_HKEY__INSURED_CUSTOMER), NONHLTH_TRV_CLM_VW_DATA_CLAIM_DETAILS_CLAIM_ATTRIBUTE_PROPERTIES_PIVOT_VW.MEMBER_UHC_CODE (PARTY_HKEY__INSURED_MEMBER), NONHLTH_TRV_CLM_VW_DATA_CLAIM_DETAILS_CLAIM_ATTRIBUTE_PROPERTIES_PIVOT_VW.PTPARTNERID (PARTY_HKEY__SERVICE_PARTNER), NONHLTH_TRV_CLM_VW_DATA_CLAIM_DETAILS_CLAIM_ATTRIBUTE_PROPERTIES_PIVOT_VW.SUB_IMD_CODE (PARTY_HKEY__SUB_INTERMEDIARY), NONHLTH_TRV_CLM_VW_DATA_CLAIM_DETAILS_CLAIM_PAYMENT.PAYMENTPARTYCODE (PARTY_HKEY__CLAIM_PAYEE), NONHLTH_TRV_CLM_VW_DATA_CLAIM_DETAILS_CLAIM_PARTY.PARTYCODE (PARTY_HKEY), NONHLTH_TRV_CLM_VW_DATA_CLAIM_DETAILS_CLAIM_RISK_PARTY.PARTYCODE (PARTY_HKEY), NONHLTH_TRV_CLM_VW_DATA_CLAIM_DETAILS_CLAIM_RISK_RISK_ATTRIBUTE_MULTI_SET_PROPERTY_MULTI_SET_DETAIL_PROPERTY_PIVOT_VW.CLAIMANT_PARTY_CODE (PARTY_HKEY__CLAIMANT), NONHLTH_TRV_CLM_VW_DATA_CLAIM_DETAILS_CLAIM_RISK_RISK_ATTRIBUTE_MULTI_SET_PROPERTY_MULTI_SET_DETAIL_PROPERTY_PIVOT_VW.PARTY_NAME_CODE (PARTY_HKEY__EXPENSE_LINE_PARTY), NONHLTH_TRV_CLM_VW_DATA_CLAIM_DETAILS_CLAIM_RISK_RISK_ATTRIBUTE_MULTI_SET_PROPERTY_MULTI_SET_DETAIL_PROPERTY_PIVOT_VW.EXPENSE_PAYEE_PARTY_CODE (PARTY_HKEY__EXPENSE_PAYEE), NONHLTH_TRV_CLM_VW_DATA_CLAIM_DETAILS_CLAIM_RISK_RISK_ATTRIBUTE_MULTI_SET_PROPERTY_MULTI_SET_DETAIL_PROPERTY_PIVOT_VW.PAYEE_CODE (PARTY_HKEY__PAYEE), NONHLTH_TRV_CLM_VW_DATA_CLAIM_DETAILS_CLAIM_RISK_RISK_ATTRIBUTE_MULTI_SET_PROPERTY_MULTI_SET_DETAIL_PROPERTY_PIVOT_VW.TDS_CLAIMANT_PARTY_CODE (PARTY_HKEY__TDS_DEDUCTEE), NONHLTH_TRV_CLM_VW_DATA_CLAIM_DETAILS_CLAIM_RISK_RISK_ATTRIBUTE_PROPERTIES_PIVOT_VW.HOSPITAL_ID (PARTY_HKEY__TREATING_HOSPITAL_PROVIDER), NONHLTH_TRV_UWR_VW_DATA_POLICY_DETAILS.AGENT_CODE (PARTY_HKEY__AGENT), NONHLTH_TRV_UWR_VW_DATA_POLICY_DETAILS.POLICY_HOLDER_CODE (PARTY_HKEY__POLICYHOLDER), NONHLTH_TRV_UWR_VW_DATA_POLICY_DETAILS_INSURED_DETAILS_MEMBER_DETAILS.PARTY_CODE (PARTY_HKEY__INSURED_MEMBER), NONHLTH_TRV_UWR_VW_DATA_POLICY_DETAILS_INSURED_DETAILS_MEMBER_DETAILS.PARENT_PARTY_CODE (PARTY_HKEY__PARENT_PARTY), NONHLTH_TRV_UWR_VW_DATA_POLICY_DETAILS_INSURED_DETAILS_MEMBER_DETAILS_PARTY_ADDRESS_ADDRESS_PROPERTY_PIVOT_VW.[] (PARTY_HKEY__INSURED_MEMBER), NONHLTH_TRV_UWR_VW_DATA_POLICY_DETAILS_INSURED_DETAILS_MEMBER_DETAILS_PARTY_PROPERTY_MULTI_SET_PROPERTY_MULTI_SET_DETAIL_PROPERTY_PIVOT_VW.[] (PARTY_HKEY__INSURED_MEMBER), NONHLTH_TRV_UWR_VW_DATA_POLICY_DETAILS_INSURED_DETAILS_MEMBER_DETAILS_PARTY_PROPERTY_SIMPLE_PROPERTY_PIVOT_VW.[] (PARTY_HKEY__INSURED_MEMBER), NONHLTH_TRV_UWR_VW_DATA_POLICY_DETAILS_INSURED_DETAILS_MEMBER_DETAILS_PARTY_PROPERTY_SIMPLE_PROPERTY_PIVOT_VW.PARENT_PARTY_CODE (PARTY_HKEY__PARENT_PARTY), NONHLTH_TRV_UWR_VW_DATA_POLICY_DETAILS_INSURED_DETAILS_RISK_PROPERTY_MULTI_SET_PROPERTY_MULTI_SET_DETAIL_PROPERTY_PIVOT_VW.NOMINEE_NAME (PARTY_HKEY__NOMINEE), NONHLTH_TRV_UWR_VW_DATA_POLICY_DETAILS_INSURED_DETAILS_RISK_PROPERTY_SIMPLE_PROPERTY_PIVOT_VW.[] (PARTY_HKEY__POLICYHOLDER), NONHLTH_TRV_UWR_VW_DATA_POLICY_DETAILS_POLICY_RELATION.PARTY_CODE (PARTY_HKEY), NONHLTH_TRV_UWR_VW_DATA_POLICY_DETAILS_POLICY_PROPERTY_SIMPLE_PROPERTY_PIVOT_VW.[] (PARTY_HKEY__POLICYHOLDER), NONHLTH_TRV_UWR_VW_DATA_POLICY_DETAILS_POLICY_PROPERTY_SIMPLE_PROPERTY_PIVOT_VW.BAGIC_RM_ECODE (PARTY_HKEY__RELATIONSHIP_MANAGER), NONHLTH_TRV_UWR_VW_DATA_POLICY_DETAILS_PROPOSER_DETAILS.PARENT_PARTY_CODE (PARTY_HKEY__PARENT_PARTY), NONHLTH_TRV_UWR_VW_DATA_POLICY_DETAILS_PROPOSER_DETAILS.PARTY_CODE (PARTY_HKEY__PROPOSER), NONHLTH_TRV_UWR_VW_DATA_POLICY_DETAILS_PROPOSER_DETAILS_PARTY_ADDRESS_ADDRESS_PROPERTY_PIVOT_VW.[] (PARTY_HKEY__PROPOSER), NONHLTH_TRV_UWR_VW_DATA_POLICY_DETAILS_PROPOSER_DETAILS_PARTY_PROPERTY_MULTI_SET_PROPERTY_MULTI_SET_DETAIL_PROPERTY_PIVOT_VW.[] (PARTY_HKEY__PROPOSER), NONHLTH_TRV_UWR_VW_DATA_POLICY_DETAILS_PROPOSER_DETAILS_PARTY_PROPERTY_SIMPLE_PROPERTY_PIVOT_VW.BAGIC_EMPLOYEE_CODE (PARTY_HKEY__BAGIC_EMPLOYEE), NONHLTH_TRV_UWR_VW_DATA_POLICY_DETAILS_PROPOSER_DETAILS_PARTY_PROPERTY_SIMPLE_PROPERTY_PIVOT_VW.PARENT_PARTY_CODE (PARTY_HKEY__PARENT_PARTY), NONHLTH_TRV_UWR_VW_DATA_POLICY_DETAILS_PROPOSER_DETAILS_PARTY_PROPERTY_SIMPLE_PROPERTY_PIVOT_VW.[] (PARTY_HKEY__PROPOSER), NONHLTH_TRV_UWR_VW_DATA_QUOTE_PARAM_DETAILS.POLICY_HOLDER_CODE (PARTY_HKEY__POLICYHOLDER), NONHLTH_TRV_UWR_VW_DATA_QUOTE_PARAM_DETAILS_POLICY_PROPERTY_RULE_LIST_PIVOT_VW.[] (PARTY_HKEY__POLICYHOLDER), NONHLTH_TRV_UWR_VW_DATA_QUOTE_PARAM_DETAILS_POLICY_PROPERTY_RULE_LIST_PIVOT_VW.BAGIC_RM_ECODE (PARTY_HKEY__RELATIONSHIP_MANAGER), NONHLTH_TRV_UWR_VW_DATA_QUOTE_PARAM_DETAILS_POLICY_PROPERTY_RULE_LIST_PIVOT_VW.SUB_IMD_CODE (PARTY_HKEY__SUB_INTERMEDIARY), NONHLTH_TRV_UWR_VW_DATA_QUOTE_PARAM_DETAILS_RISK_LIST.PARTY_CODE (PARTY_HKEY), NONHLTH_TRV_UWR_VW_DATA_QUOTE_PARAM_DETAILS_RISK_LIST.ADDITIONAL_PARTY_CODE (PARTY_HKEY__ADDITIONAL_PARTY), NONHLTH_TRV_UWR_VW_DATA_QUOTE_PARAM_DETAILS_RISK_LIST_MULTI_SET_PROPERTY_INPUT_MULTI_SET_DETAIL_INPUT_PROPERTY_PIVOT_VW.NOMINEE_NAME (PARTY_HKEY__NOMINEE), NONHLTH_TRV_UWR_VW_DATA_QUOTE_PARAM_DETAILS_RISK_LIST_RISK_PROPERTY_RULE_LIST_PIVOT_VW.[] (PARTY_HKEY__POLICYHOLDER), NONHLTH_TRV_CLM_VW_DATA_CLAIM_DETAILS_CLAIM_ATTRIBUTE_PROPERTIES_PIVOT_VW.CUSTOMERID (PARTY_HKEY__CLAIMANT_CUSTOMER / sat_common_contact), NONHLTH_TRV_UWR_VW_DATA_POLICY_DETAILS_INSURED_DETAILS_MEMBER_DETAILS_PARTY_ADDRESS_ADDRESS_PROPERTY_PIVOT_VW (literal arm) (PARTY_HKEY__INSURED_MEMBER / sat_common_contact), NONHLTH_TRV_UWR_VW_DATA_POLICY_DETAILS_INSURED_DETAILS_MEMBER_DETAILS_PARTY_PROPERTY_SIMPLE_PROPERTY_PIVOT_VW (literal arm) (PARTY_HKEY__INSURED_MEMBER / sat_common_contact), NONHLTH_TRV_UWR_VW_DATA_POLICY_DETAILS_PROPOSER_DETAILS_PARTY_ADDRESS_ADDRESS_PROPERTY_PIVOT_VW (literal arm) (PARTY_HKEY__PROPOSER / sat_common_contact), NONHLTH_TRV_UWR_VW_DATA_POLICY_DETAILS_PROPOSER_DETAILS_PARTY_PROPERTY_SIMPLE_PROPERTY_PIVOT_VW (literal arm) (PARTY_HKEY__PROPOSER / sat_common_contact). 130 feed branches collapse to 49 RAW key(s). Travel RECORD_SOURCE value(s) parsed from feeds: MAXIMUS_NONHLTH_TRV_CLM_VW_DATA_CLAIM_DETAILS_CLAIM_ATTRIBUTE_PROPERTIES_PIVOT_VW, MAXIMUS_NONHLTH_TRV_CLM_VW_DATA_CLAIM_DETAILS_CLAIM_PARTY, MAXIMUS_NONHLTH_TRV_CLM_VW_DATA_CLAIM_DETAILS_CLAIM_PAYMENT, MAXIMUS_NONHLTH_TRV_CLM_VW_DATA_CLAIM_DETAILS_CLAIM_RESERVE, MAXIMUS_NONHLTH_TRV_CLM_VW_DATA_CLAIM_DETAILS_CLAIM_RISK_PARTY, MAXIMUS_NONHLTH_TRV_CLM_VW_DATA_CLAIM_DETAILS_CLAIM_RISK_RISK_ATTRIBUTE_MULTI_SET_PROPERTY_MULTI_SET_DETAIL_PROPERTY_PIVOT_VW (+23 more). Excluded: hubfeed_mt_party &lt;- stg2_mt__uwr_pol_ins_mbr_pa: key uses walk column(s) w0_party_code from parent view(s) -- not resolvable to a single RAW table in the first-cut, skipped.. Excluded: hubfeed_mt_party &lt;- stg2_mt__uwr_pol_ins_mbr_pa: key uses walk column(s) w0_party_code from parent view(s) -- not resolvable to a single RAW table in the first-cut, skipped.. Excluded: hubfeed_mt_party &lt;- stg2_mt__uwr_pol_ins_mbr_party_relation: key uses walk column(s) w0_party_code from parent view(s) -- not resolvable to a single RAW table in the first-cut, skipped.. Excluded: hubfeed_mt_party &lt;- stg2_mt__uwr_pol_prp_pa: key uses walk column(s) w0_party_code from parent view(s) -- not resolvable to a single RAW table in the first-cut, skipped.. Excluded: hubfeed_mt_party &lt;- stg2_mt__uwr_pol_prp_pa: key uses walk column(s) w0_party_code from parent view(s) -- not resolvable to a single RAW table in the first-cut, skipped.. Excluded: hubfeed_mt_party &lt;- stg2_mt__uwr_pol_prp_party_relation: key uses walk column(s) w0_party_code from parent view(s) -- not resolvable to a single RAW table in the first-cut, skipped.. Excluded: hubfeed_mt_party &lt;- stg2_mt_up__uwr_pol_ins_mbr_pa__sat_common_contact &lt;- up_mt__uwr_pol_ins_mbr_pa__sat_common_contact: arm uses walk column(s), skipped.. Excluded: hubfeed_mt_party &lt;- stg2_mt_up__uwr_pol_ins_mbr_pa__sat_common_contact &lt;- up_mt__uwr_pol_ins_mbr_pa__sat_common_contact: arm uses walk column(s), skipped.. Excluded: hubfeed_mt_party &lt;- stg2_mt_up__uwr_pol_ins_mbr_pa__sat_common_contact &lt;- up_mt__uwr_pol_ins_mbr_pa__sat_common_contact: arm uses walk column(s), skipped.. Excluded: hubfeed_mt_party &lt;- stg2_mt_up__uwr_pol_ins_mbr_pa__sat_common_contact &lt;- up_mt__uwr_pol_ins_mbr_pa__sat_common_contact: arm uses walk column(s), skipped.. Excluded: hubfeed_mt_party &lt;- stg2_mt_up__uwr_pol_ins_mbr_pa__sat_common_contact &lt;- up_mt__uwr_pol_ins_mbr_pa__sat_common_contact: arm uses walk column(s), skipped.. Excluded: hubfeed_mt_party &lt;- stg2_mt_up__uwr_pol_ins_mbr_pa__sat_common_contact &lt;- up_mt__uwr_pol_ins_mbr_pa__sat_common_contact: arm uses walk column(s), skipped.. Excluded: hubfeed_mt_party &lt;- stg2_mt_up__uwr_pol_ins_mbr_pa__sat_common_contact &lt;- up_mt__uwr_pol_ins_mbr_pa__sat_common_contact: arm uses walk column(s), skipped.. Excluded: hubfeed_mt_party &lt;- stg2_mt_up__uwr_pol_prp_pa__sat_common_contact &lt;- up_mt__uwr_pol_prp_pa__sat_common_contact: arm uses walk column(s), skipped.. Excluded: hubfeed_mt_party &lt;- stg2_mt_up__uwr_pol_prp_pa__sat_common_contact &lt;- up_mt__uwr_pol_prp_pa__sat_common_contact: arm uses walk column(s), skipped.. Excluded: hubfeed_mt_party &lt;- stg2_mt_up__uwr_pol_prp_pa__sat_common_contact &lt;- up_mt__uwr_pol_prp_pa__sat_common_contact: arm uses walk column(s), skipped.. Excluded: hubfeed_mt_party &lt;- stg2_mt_up__uwr_pol_prp_pa__sat_common_contact &lt;- up_mt__uwr_pol_prp_pa__sat_common_contact: arm uses walk column(s), skipped.. Excluded: hubfeed_mt_party &lt;- stg2_mt_up__uwr_pol_prp_pa__sat_common_contact &lt;- up_mt__uwr_pol_prp_pa__sat_common_contact: arm uses walk column(s), skipped.. Excluded: hubfeed_mt_party &lt;- stg2_mt_up__uwr_pol_prp_pa__sat_common_contact &lt;- up_mt__uwr_pol_prp_pa__sat_common_contact: arm uses walk column(s), skipped.. Excluded: hubfeed_mt_party &lt;- stg2_mt_up__uwr_pol_prp_pa__sat_common_contact &lt;- up_mt__uwr_pol_prp_pa__sat_common_contact: arm uses walk column(s), skipped..</w:t>
       </w:r>
     </w:p>
     <w:p>
@@ -2529,501 +2529,501 @@
               </w:rPr>
               <w:t xml:space="preserve">with src as (</w:t>
               <w:br/>
-              <w:t xml:space="preserve">    -- via hubfeed_mtv2_party &lt;- stg2_mtv2__clm_clmd_claim_reserve</w:t>
+              <w:t xml:space="preserve">    -- via hubfeed_mt_party &lt;- stg2_mt__clm_clmd_claim_reserve</w:t>
               <w:br/>
               <w:t xml:space="preserve">    select 'NONHLTH_TRV_CLM_VW_DATA_CLAIM_DETAILS_CLAIM_RESERVE.RESERVPARTY (PARTY_HKEY)' as src_branch,</w:t>
               <w:br/>
               <w:t xml:space="preserve">           MD5_BINARY(NULLIF(UPPER(TRIM(CAST('HUB_PARTY|' || (nullif(trim(case when coalesce(nullif(trim(nullif(trim(to_varchar("RESERVPARTY")), '')),'')) is not null then nullif(trim(nullif(trim(to_varchar("RESERVPARTY")), '')), '') end),'')) AS VARCHAR))), '')) as hkey</w:t>
               <w:br/>
-              <w:t xml:space="preserve">      from RAW.MAXIMUS_TRAVEL_V2.NONHLTH_TRV_CLM_VW_DATA_CLAIM_DETAILS_CLAIM_RESERVE</w:t>
+              <w:t xml:space="preserve">      from RAW.MAXIMUS_TRAVEL.NONHLTH_TRV_CLM_VW_DATA_CLAIM_DETAILS_CLAIM_RESERVE</w:t>
               <w:br/>
               <w:t xml:space="preserve">    union all</w:t>
               <w:br/>
-              <w:t xml:space="preserve">    -- via hubfeed_mtv2_party &lt;- stg2_mtv2__clm_clmd_clmap_pv</w:t>
+              <w:t xml:space="preserve">    -- via hubfeed_mt_party &lt;- stg2_mt__clm_clmd_clmap_pv</w:t>
               <w:br/>
               <w:t xml:space="preserve">    select 'NONHLTH_TRV_CLM_VW_DATA_CLAIM_DETAILS_CLAIM_ATTRIBUTE_PROPERTIES_PIVOT_VW.CUSTOMERID (PARTY_HKEY__CLAIMANT_CORRESPONDENCE_ADDRESS)' as src_branch,</w:t>
               <w:br/>
               <w:t xml:space="preserve">           MD5_BINARY(NULLIF(UPPER(TRIM(CAST('HUB_PARTY|' || (nullif(trim(case when coalesce(nullif(trim(nullif(trim(to_varchar("CUSTOMERID")), '')),'')) is not null then nullif(trim(nullif(trim(to_varchar("CUSTOMERID")), '')), '') end),'')) AS VARCHAR))), '')) as hkey</w:t>
               <w:br/>
-              <w:t xml:space="preserve">      from RAW.MAXIMUS_TRAVEL_V2.NONHLTH_TRV_CLM_VW_DATA_CLAIM_DETAILS_CLAIM_ATTRIBUTE_PROPERTIES_PIVOT_VW</w:t>
+              <w:t xml:space="preserve">      from RAW.MAXIMUS_TRAVEL.NONHLTH_TRV_CLM_VW_DATA_CLAIM_DETAILS_CLAIM_ATTRIBUTE_PROPERTIES_PIVOT_VW</w:t>
               <w:br/>
               <w:t xml:space="preserve">    union all</w:t>
               <w:br/>
-              <w:t xml:space="preserve">    -- via hubfeed_mtv2_party &lt;- stg2_mtv2__clm_clmd_clmap_pv</w:t>
+              <w:t xml:space="preserve">    -- via hubfeed_mt_party &lt;- stg2_mt__clm_clmd_clmap_pv</w:t>
               <w:br/>
               <w:t xml:space="preserve">    select 'NONHLTH_TRV_CLM_VW_DATA_CLAIM_DETAILS_CLAIM_ATTRIBUTE_PROPERTIES_PIVOT_VW.CLAIM_COURT_PARTY_CODE (PARTY_HKEY__CLAIM_COURT_COUNTERPARTY)' as src_branch,</w:t>
               <w:br/>
               <w:t xml:space="preserve">           MD5_BINARY(NULLIF(UPPER(TRIM(CAST('HUB_PARTY|' || (nullif(trim(case when coalesce(nullif(trim(nullif(trim(to_varchar("CLAIM_COURT_PARTY_CODE")), '')),'')) is not null then nullif(trim(nullif(trim(to_varchar("CLAIM_COURT_PARTY_CODE")), '')), '') end),'')) AS VARCHAR))), '')) as hkey</w:t>
               <w:br/>
-              <w:t xml:space="preserve">      from RAW.MAXIMUS_TRAVEL_V2.NONHLTH_TRV_CLM_VW_DATA_CLAIM_DETAILS_CLAIM_ATTRIBUTE_PROPERTIES_PIVOT_VW</w:t>
+              <w:t xml:space="preserve">      from RAW.MAXIMUS_TRAVEL.NONHLTH_TRV_CLM_VW_DATA_CLAIM_DETAILS_CLAIM_ATTRIBUTE_PROPERTIES_PIVOT_VW</w:t>
               <w:br/>
               <w:t xml:space="preserve">    union all</w:t>
               <w:br/>
-              <w:t xml:space="preserve">    -- via hubfeed_mtv2_party &lt;- stg2_mtv2__clm_clmd_clmap_pv</w:t>
+              <w:t xml:space="preserve">    -- via hubfeed_mt_party &lt;- stg2_mt__clm_clmd_clmap_pv</w:t>
               <w:br/>
               <w:t xml:space="preserve">    select 'NONHLTH_TRV_CLM_VW_DATA_CLAIM_DETAILS_CLAIM_ATTRIBUTE_PROPERTIES_PIVOT_VW.[UNIQUE_CUSTOMER_ID+CUSTOMERID] (PARTY_HKEY__INSURED_CUSTOMER)' as src_branch,</w:t>
               <w:br/>
               <w:t xml:space="preserve">           MD5_BINARY(NULLIF(UPPER(TRIM(CAST('HUB_PARTY|' || (nullif(trim(case when coalesce(nullif(trim(nullif(trim(to_varchar("UNIQUE_CUSTOMER_ID")), '')),''), nullif(trim(nullif(trim(to_varchar("CUSTOMERID")), '')),'')) is not null then coalesce(nullif(trim(nullif(trim(to_varchar("UNIQUE_CUSTOMER_ID")), '')), ''), nullif(trim(nullif(trim(to_varchar("CUSTOMERID")), '')), '')) end),'')) AS VARCHAR))), '')) as hkey</w:t>
               <w:br/>
-              <w:t xml:space="preserve">      from RAW.MAXIMUS_TRAVEL_V2.NONHLTH_TRV_CLM_VW_DATA_CLAIM_DETAILS_CLAIM_ATTRIBUTE_PROPERTIES_PIVOT_VW</w:t>
+              <w:t xml:space="preserve">      from RAW.MAXIMUS_TRAVEL.NONHLTH_TRV_CLM_VW_DATA_CLAIM_DETAILS_CLAIM_ATTRIBUTE_PROPERTIES_PIVOT_VW</w:t>
               <w:br/>
               <w:t xml:space="preserve">    union all</w:t>
               <w:br/>
-              <w:t xml:space="preserve">    -- via hubfeed_mtv2_party &lt;- stg2_mtv2__clm_clmd_clmap_pv</w:t>
+              <w:t xml:space="preserve">    -- via hubfeed_mt_party &lt;- stg2_mt__clm_clmd_clmap_pv</w:t>
               <w:br/>
               <w:t xml:space="preserve">    select 'NONHLTH_TRV_CLM_VW_DATA_CLAIM_DETAILS_CLAIM_ATTRIBUTE_PROPERTIES_PIVOT_VW.MEMBER_UHC_CODE (PARTY_HKEY__INSURED_MEMBER)' as src_branch,</w:t>
               <w:br/>
               <w:t xml:space="preserve">           MD5_BINARY(NULLIF(UPPER(TRIM(CAST('HUB_PARTY|' || (nullif(trim(case when coalesce(nullif(trim(nullif(trim(to_varchar("MEMBER_UHC_CODE")), '')),'')) is not null then 'MEMBER:' || nullif(trim(nullif(trim(to_varchar("MEMBER_UHC_CODE")), '')), '') end),'')) AS VARCHAR))), '')) as hkey</w:t>
               <w:br/>
-              <w:t xml:space="preserve">      from RAW.MAXIMUS_TRAVEL_V2.NONHLTH_TRV_CLM_VW_DATA_CLAIM_DETAILS_CLAIM_ATTRIBUTE_PROPERTIES_PIVOT_VW</w:t>
+              <w:t xml:space="preserve">      from RAW.MAXIMUS_TRAVEL.NONHLTH_TRV_CLM_VW_DATA_CLAIM_DETAILS_CLAIM_ATTRIBUTE_PROPERTIES_PIVOT_VW</w:t>
               <w:br/>
               <w:t xml:space="preserve">    union all</w:t>
               <w:br/>
-              <w:t xml:space="preserve">    -- via hubfeed_mtv2_party &lt;- stg2_mtv2__clm_clmd_clmap_pv</w:t>
+              <w:t xml:space="preserve">    -- via hubfeed_mt_party &lt;- stg2_mt__clm_clmd_clmap_pv</w:t>
               <w:br/>
               <w:t xml:space="preserve">    select 'NONHLTH_TRV_CLM_VW_DATA_CLAIM_DETAILS_CLAIM_ATTRIBUTE_PROPERTIES_PIVOT_VW.PTPARTNERID (PARTY_HKEY__SERVICE_PARTNER)' as src_branch,</w:t>
               <w:br/>
               <w:t xml:space="preserve">           MD5_BINARY(NULLIF(UPPER(TRIM(CAST('HUB_PARTY|' || (nullif(trim(case when coalesce(nullif(trim(nullif(trim(to_varchar("PTPARTNERID")), '')),'')) is not null then 'PTPARTNER:' || nullif(trim(nullif(trim(to_varchar("PTPARTNERID")), '')), '') end),'')) AS VARCHAR))), '')) as hkey</w:t>
               <w:br/>
-              <w:t xml:space="preserve">      from RAW.MAXIMUS_TRAVEL_V2.NONHLTH_TRV_CLM_VW_DATA_CLAIM_DETAILS_CLAIM_ATTRIBUTE_PROPERTIES_PIVOT_VW</w:t>
+              <w:t xml:space="preserve">      from RAW.MAXIMUS_TRAVEL.NONHLTH_TRV_CLM_VW_DATA_CLAIM_DETAILS_CLAIM_ATTRIBUTE_PROPERTIES_PIVOT_VW</w:t>
               <w:br/>
               <w:t xml:space="preserve">    union all</w:t>
               <w:br/>
-              <w:t xml:space="preserve">    -- via hubfeed_mtv2_party &lt;- stg2_mtv2__clm_clmd_clmap_pv</w:t>
+              <w:t xml:space="preserve">    -- via hubfeed_mt_party &lt;- stg2_mt__clm_clmd_clmap_pv</w:t>
               <w:br/>
               <w:t xml:space="preserve">    select 'NONHLTH_TRV_CLM_VW_DATA_CLAIM_DETAILS_CLAIM_ATTRIBUTE_PROPERTIES_PIVOT_VW.SUB_IMD_CODE (PARTY_HKEY__SUB_INTERMEDIARY)' as src_branch,</w:t>
               <w:br/>
               <w:t xml:space="preserve">           MD5_BINARY(NULLIF(UPPER(TRIM(CAST('HUB_PARTY|' || (nullif(trim(case when coalesce(nullif(trim(nullif(trim(to_varchar("SUB_IMD_CODE")), '')),'')) is not null then 'IMD:' || nullif(trim(nullif(trim(to_varchar("SUB_IMD_CODE")), '')), '') end),'')) AS VARCHAR))), '')) as hkey</w:t>
               <w:br/>
-              <w:t xml:space="preserve">      from RAW.MAXIMUS_TRAVEL_V2.NONHLTH_TRV_CLM_VW_DATA_CLAIM_DETAILS_CLAIM_ATTRIBUTE_PROPERTIES_PIVOT_VW</w:t>
+              <w:t xml:space="preserve">      from RAW.MAXIMUS_TRAVEL.NONHLTH_TRV_CLM_VW_DATA_CLAIM_DETAILS_CLAIM_ATTRIBUTE_PROPERTIES_PIVOT_VW</w:t>
               <w:br/>
               <w:t xml:space="preserve">    union all</w:t>
               <w:br/>
-              <w:t xml:space="preserve">    -- via hubfeed_mtv2_party &lt;- stg2_mtv2__clm_clmd_clmpay</w:t>
+              <w:t xml:space="preserve">    -- via hubfeed_mt_party &lt;- stg2_mt__clm_clmd_clmpay</w:t>
               <w:br/>
               <w:t xml:space="preserve">    select 'NONHLTH_TRV_CLM_VW_DATA_CLAIM_DETAILS_CLAIM_PAYMENT.PAYMENTPARTYCODE (PARTY_HKEY__CLAIM_PAYEE)' as src_branch,</w:t>
               <w:br/>
               <w:t xml:space="preserve">           MD5_BINARY(NULLIF(UPPER(TRIM(CAST('HUB_PARTY|' || (nullif(trim(case when coalesce(nullif(trim(nullif(trim(to_varchar("PAYMENTPARTYCODE")), '')),'')) is not null then nullif(trim(nullif(trim(to_varchar("PAYMENTPARTYCODE")), '')), '') end),'')) AS VARCHAR))), '')) as hkey</w:t>
               <w:br/>
-              <w:t xml:space="preserve">      from RAW.MAXIMUS_TRAVEL_V2.NONHLTH_TRV_CLM_VW_DATA_CLAIM_DETAILS_CLAIM_PAYMENT</w:t>
+              <w:t xml:space="preserve">      from RAW.MAXIMUS_TRAVEL.NONHLTH_TRV_CLM_VW_DATA_CLAIM_DETAILS_CLAIM_PAYMENT</w:t>
               <w:br/>
               <w:t xml:space="preserve">    union all</w:t>
               <w:br/>
-              <w:t xml:space="preserve">    -- via hubfeed_mtv2_party &lt;- stg2_mtv2__clm_clmd_clmpty</w:t>
+              <w:t xml:space="preserve">    -- via hubfeed_mt_party &lt;- stg2_mt__clm_clmd_clmpty</w:t>
               <w:br/>
               <w:t xml:space="preserve">    select 'NONHLTH_TRV_CLM_VW_DATA_CLAIM_DETAILS_CLAIM_PARTY.PARTYCODE (PARTY_HKEY)' as src_branch,</w:t>
               <w:br/>
               <w:t xml:space="preserve">           MD5_BINARY(NULLIF(UPPER(TRIM(CAST('HUB_PARTY|' || (nullif(trim(case when coalesce(nullif(trim(nullif(trim(to_varchar("PARTYCODE")), '')),'')) is not null then nullif(trim(nullif(trim(to_varchar("PARTYCODE")), '')), '') end),'')) AS VARCHAR))), '')) as hkey</w:t>
               <w:br/>
-              <w:t xml:space="preserve">      from RAW.MAXIMUS_TRAVEL_V2.NONHLTH_TRV_CLM_VW_DATA_CLAIM_DETAILS_CLAIM_PARTY</w:t>
+              <w:t xml:space="preserve">      from RAW.MAXIMUS_TRAVEL.NONHLTH_TRV_CLM_VW_DATA_CLAIM_DETAILS_CLAIM_PARTY</w:t>
               <w:br/>
               <w:t xml:space="preserve">    union all</w:t>
               <w:br/>
-              <w:t xml:space="preserve">    -- via hubfeed_mtv2_party &lt;- stg2_mtv2__clm_clmd_clmrsk_party</w:t>
+              <w:t xml:space="preserve">    -- via hubfeed_mt_party &lt;- stg2_mt__clm_clmd_clmrsk_party</w:t>
               <w:br/>
               <w:t xml:space="preserve">    select 'NONHLTH_TRV_CLM_VW_DATA_CLAIM_DETAILS_CLAIM_RISK_PARTY.PARTYCODE (PARTY_HKEY)' as src_branch,</w:t>
               <w:br/>
               <w:t xml:space="preserve">           MD5_BINARY(NULLIF(UPPER(TRIM(CAST('HUB_PARTY|' || (nullif(trim(case when coalesce(nullif(trim(nullif(trim(to_varchar("PARTYCODE")), '')),'')) is not null then nullif(trim(nullif(trim(to_varchar("PARTYCODE")), '')), '') end),'')) AS VARCHAR))), '')) as hkey</w:t>
               <w:br/>
-              <w:t xml:space="preserve">      from RAW.MAXIMUS_TRAVEL_V2.NONHLTH_TRV_CLM_VW_DATA_CLAIM_DETAILS_CLAIM_RISK_PARTY</w:t>
+              <w:t xml:space="preserve">      from RAW.MAXIMUS_TRAVEL.NONHLTH_TRV_CLM_VW_DATA_CLAIM_DETAILS_CLAIM_RISK_PARTY</w:t>
               <w:br/>
               <w:t xml:space="preserve">    union all</w:t>
               <w:br/>
-              <w:t xml:space="preserve">    -- via hubfeed_mtv2_party &lt;- stg2_mtv2__clm_clmd_clmrsk_rska_msp_msd_prop_pv</w:t>
+              <w:t xml:space="preserve">    -- via hubfeed_mt_party &lt;- stg2_mt__clm_clmd_clmrsk_rska_msp_msd_prop_pv</w:t>
               <w:br/>
               <w:t xml:space="preserve">    select 'NONHLTH_TRV_CLM_VW_DATA_CLAIM_DETAILS_CLAIM_RISK_RISK_ATTRIBUTE_MULTI_SET_PROPERTY_MULTI_SET_DETAIL_PROPERTY_PIVOT_VW.CLAIMANT_PARTY_CODE (PARTY_HKEY__CLAIMANT)' as src_branch,</w:t>
               <w:br/>
               <w:t xml:space="preserve">           MD5_BINARY(NULLIF(UPPER(TRIM(CAST('HUB_PARTY|' || (nullif(trim(case when coalesce(nullif(trim(nullif(trim(to_varchar("CLAIMANT_PARTY_CODE")), '')),'')) is not null then nullif(trim(nullif(trim(to_varchar("CLAIMANT_PARTY_CODE")), '')), '') end),'')) AS VARCHAR))), '')) as hkey</w:t>
               <w:br/>
-              <w:t xml:space="preserve">      from RAW.MAXIMUS_TRAVEL_V2.NONHLTH_TRV_CLM_VW_DATA_CLAIM_DETAILS_CLAIM_RISK_RISK_ATTRIBUTE_MULTI_SET_PROPERTY_MULTI_SET_DETAIL_PROPERTY_PIVOT_VW</w:t>
+              <w:t xml:space="preserve">      from RAW.MAXIMUS_TRAVEL.NONHLTH_TRV_CLM_VW_DATA_CLAIM_DETAILS_CLAIM_RISK_RISK_ATTRIBUTE_MULTI_SET_PROPERTY_MULTI_SET_DETAIL_PROPERTY_PIVOT_VW</w:t>
               <w:br/>
               <w:t xml:space="preserve">    union all</w:t>
               <w:br/>
-              <w:t xml:space="preserve">    -- via hubfeed_mtv2_party &lt;- stg2_mtv2__clm_clmd_clmrsk_rska_msp_msd_prop_pv</w:t>
+              <w:t xml:space="preserve">    -- via hubfeed_mt_party &lt;- stg2_mt__clm_clmd_clmrsk_rska_msp_msd_prop_pv</w:t>
               <w:br/>
               <w:t xml:space="preserve">    select 'NONHLTH_TRV_CLM_VW_DATA_CLAIM_DETAILS_CLAIM_RISK_RISK_ATTRIBUTE_MULTI_SET_PROPERTY_MULTI_SET_DETAIL_PROPERTY_PIVOT_VW.PARTY_NAME_CODE (PARTY_HKEY__EXPENSE_LINE_PARTY)' as src_branch,</w:t>
               <w:br/>
               <w:t xml:space="preserve">           MD5_BINARY(NULLIF(UPPER(TRIM(CAST('HUB_PARTY|' || (nullif(trim(case when coalesce(nullif(trim(nullif(trim(to_varchar("PARTY_NAME_CODE")), '')),'')) is not null then nullif(trim(nullif(trim(to_varchar("PARTY_NAME_CODE")), '')), '') end),'')) AS VARCHAR))), '')) as hkey</w:t>
               <w:br/>
-              <w:t xml:space="preserve">      from RAW.MAXIMUS_TRAVEL_V2.NONHLTH_TRV_CLM_VW_DATA_CLAIM_DETAILS_CLAIM_RISK_RISK_ATTRIBUTE_MULTI_SET_PROPERTY_MULTI_SET_DETAIL_PROPERTY_PIVOT_VW</w:t>
+              <w:t xml:space="preserve">      from RAW.MAXIMUS_TRAVEL.NONHLTH_TRV_CLM_VW_DATA_CLAIM_DETAILS_CLAIM_RISK_RISK_ATTRIBUTE_MULTI_SET_PROPERTY_MULTI_SET_DETAIL_PROPERTY_PIVOT_VW</w:t>
               <w:br/>
               <w:t xml:space="preserve">    union all</w:t>
               <w:br/>
-              <w:t xml:space="preserve">    -- via hubfeed_mtv2_party &lt;- stg2_mtv2__clm_clmd_clmrsk_rska_msp_msd_prop_pv</w:t>
+              <w:t xml:space="preserve">    -- via hubfeed_mt_party &lt;- stg2_mt__clm_clmd_clmrsk_rska_msp_msd_prop_pv</w:t>
               <w:br/>
               <w:t xml:space="preserve">    select 'NONHLTH_TRV_CLM_VW_DATA_CLAIM_DETAILS_CLAIM_RISK_RISK_ATTRIBUTE_MULTI_SET_PROPERTY_MULTI_SET_DETAIL_PROPERTY_PIVOT_VW.EXPENSE_PAYEE_PARTY_CODE (PARTY_HKEY__EXPENSE_PAYEE)' as src_branch,</w:t>
               <w:br/>
               <w:t xml:space="preserve">           MD5_BINARY(NULLIF(UPPER(TRIM(CAST('HUB_PARTY|' || (nullif(trim(case when coalesce(nullif(trim(nullif(trim(to_varchar("EXPENSE_PAYEE_PARTY_CODE")), '')),'')) is not null then nullif(trim(nullif(trim(to_varchar("EXPENSE_PAYEE_PARTY_CODE")), '')), '') end),'')) AS VARCHAR))), '')) as hkey</w:t>
               <w:br/>
-              <w:t xml:space="preserve">      from RAW.MAXIMUS_TRAVEL_V2.NONHLTH_TRV_CLM_VW_DATA_CLAIM_DETAILS_CLAIM_RISK_RISK_ATTRIBUTE_MULTI_SET_PROPERTY_MULTI_SET_DETAIL_PROPERTY_PIVOT_VW</w:t>
+              <w:t xml:space="preserve">      from RAW.MAXIMUS_TRAVEL.NONHLTH_TRV_CLM_VW_DATA_CLAIM_DETAILS_CLAIM_RISK_RISK_ATTRIBUTE_MULTI_SET_PROPERTY_MULTI_SET_DETAIL_PROPERTY_PIVOT_VW</w:t>
               <w:br/>
               <w:t xml:space="preserve">    union all</w:t>
               <w:br/>
-              <w:t xml:space="preserve">    -- via hubfeed_mtv2_party &lt;- stg2_mtv2__clm_clmd_clmrsk_rska_msp_msd_prop_pv</w:t>
+              <w:t xml:space="preserve">    -- via hubfeed_mt_party &lt;- stg2_mt__clm_clmd_clmrsk_rska_msp_msd_prop_pv</w:t>
               <w:br/>
               <w:t xml:space="preserve">    select 'NONHLTH_TRV_CLM_VW_DATA_CLAIM_DETAILS_CLAIM_RISK_RISK_ATTRIBUTE_MULTI_SET_PROPERTY_MULTI_SET_DETAIL_PROPERTY_PIVOT_VW.PAYEE_CODE (PARTY_HKEY__PAYEE)' as src_branch,</w:t>
               <w:br/>
               <w:t xml:space="preserve">           MD5_BINARY(NULLIF(UPPER(TRIM(CAST('HUB_PARTY|' || (nullif(trim(case when coalesce(nullif(trim(nullif(trim(to_varchar("PAYEE_CODE")), '')),'')) is not null then nullif(trim(nullif(trim(to_varchar("PAYEE_CODE")), '')), '') end),'')) AS VARCHAR))), '')) as hkey</w:t>
               <w:br/>
-              <w:t xml:space="preserve">      from RAW.MAXIMUS_TRAVEL_V2.NONHLTH_TRV_CLM_VW_DATA_CLAIM_DETAILS_CLAIM_RISK_RISK_ATTRIBUTE_MULTI_SET_PROPERTY_MULTI_SET_DETAIL_PROPERTY_PIVOT_VW</w:t>
+              <w:t xml:space="preserve">      from RAW.MAXIMUS_TRAVEL.NONHLTH_TRV_CLM_VW_DATA_CLAIM_DETAILS_CLAIM_RISK_RISK_ATTRIBUTE_MULTI_SET_PROPERTY_MULTI_SET_DETAIL_PROPERTY_PIVOT_VW</w:t>
               <w:br/>
               <w:t xml:space="preserve">    union all</w:t>
               <w:br/>
-              <w:t xml:space="preserve">    -- via hubfeed_mtv2_party &lt;- stg2_mtv2__clm_clmd_clmrsk_rska_msp_msd_prop_pv</w:t>
+              <w:t xml:space="preserve">    -- via hubfeed_mt_party &lt;- stg2_mt__clm_clmd_clmrsk_rska_msp_msd_prop_pv</w:t>
               <w:br/>
               <w:t xml:space="preserve">    select 'NONHLTH_TRV_CLM_VW_DATA_CLAIM_DETAILS_CLAIM_RISK_RISK_ATTRIBUTE_MULTI_SET_PROPERTY_MULTI_SET_DETAIL_PROPERTY_PIVOT_VW.TDS_CLAIMANT_PARTY_CODE (PARTY_HKEY__TDS_DEDUCTEE)' as src_branch,</w:t>
               <w:br/>
               <w:t xml:space="preserve">           MD5_BINARY(NULLIF(UPPER(TRIM(CAST('HUB_PARTY|' || (nullif(trim(case when coalesce(nullif(trim(nullif(trim(to_varchar("TDS_CLAIMANT_PARTY_CODE")), '')),'')) is not null then nullif(trim(nullif(trim(to_varchar("TDS_CLAIMANT_PARTY_CODE")), '')), '') end),'')) AS VARCHAR))), '')) as hkey</w:t>
               <w:br/>
-              <w:t xml:space="preserve">      from RAW.MAXIMUS_TRAVEL_V2.NONHLTH_TRV_CLM_VW_DATA_CLAIM_DETAILS_CLAIM_RISK_RISK_ATTRIBUTE_MULTI_SET_PROPERTY_MULTI_SET_DETAIL_PROPERTY_PIVOT_VW</w:t>
+              <w:t xml:space="preserve">      from RAW.MAXIMUS_TRAVEL.NONHLTH_TRV_CLM_VW_DATA_CLAIM_DETAILS_CLAIM_RISK_RISK_ATTRIBUTE_MULTI_SET_PROPERTY_MULTI_SET_DETAIL_PROPERTY_PIVOT_VW</w:t>
               <w:br/>
               <w:t xml:space="preserve">    union all</w:t>
               <w:br/>
-              <w:t xml:space="preserve">    -- via hubfeed_mtv2_party &lt;- stg2_mtv2__clm_clmd_clmrsk_rska_properties_pv</w:t>
+              <w:t xml:space="preserve">    -- via hubfeed_mt_party &lt;- stg2_mt__clm_clmd_clmrsk_rska_properties_pv</w:t>
               <w:br/>
               <w:t xml:space="preserve">    select 'NONHLTH_TRV_CLM_VW_DATA_CLAIM_DETAILS_CLAIM_RISK_RISK_ATTRIBUTE_PROPERTIES_PIVOT_VW.HOSPITAL_ID (PARTY_HKEY__TREATING_HOSPITAL_PROVIDER)' as src_branch,</w:t>
               <w:br/>
               <w:t xml:space="preserve">           MD5_BINARY(NULLIF(UPPER(TRIM(CAST('HUB_PARTY|' || (nullif(trim(case when coalesce(nullif(trim(nullif(trim(to_varchar("HOSPITAL_ID")), '')),'')) is not null then 'PROVIDER:' || nullif(trim(nullif(trim(to_varchar("HOSPITAL_ID")), '')), '') end),'')) AS VARCHAR))), '')) as hkey</w:t>
               <w:br/>
-              <w:t xml:space="preserve">      from RAW.MAXIMUS_TRAVEL_V2.NONHLTH_TRV_CLM_VW_DATA_CLAIM_DETAILS_CLAIM_RISK_RISK_ATTRIBUTE_PROPERTIES_PIVOT_VW</w:t>
+              <w:t xml:space="preserve">      from RAW.MAXIMUS_TRAVEL.NONHLTH_TRV_CLM_VW_DATA_CLAIM_DETAILS_CLAIM_RISK_RISK_ATTRIBUTE_PROPERTIES_PIVOT_VW</w:t>
               <w:br/>
               <w:t xml:space="preserve">    union all</w:t>
               <w:br/>
-              <w:t xml:space="preserve">    -- via hubfeed_mtv2_party &lt;- stg2_mtv2__uwr_pol</w:t>
+              <w:t xml:space="preserve">    -- via hubfeed_mt_party &lt;- stg2_mt__uwr_pol</w:t>
               <w:br/>
               <w:t xml:space="preserve">    select 'NONHLTH_TRV_UWR_VW_DATA_POLICY_DETAILS.AGENT_CODE (PARTY_HKEY__AGENT)' as src_branch,</w:t>
               <w:br/>
               <w:t xml:space="preserve">           MD5_BINARY(NULLIF(UPPER(TRIM(CAST('HUB_PARTY|' || (nullif(trim(case when coalesce(nullif(trim(nullif(trim(to_varchar("AGENT_CODE")), '')),'')) is not null then 'AGENT:' || nullif(trim(nullif(trim(to_varchar("AGENT_CODE")), '')), '') end),'')) AS VARCHAR))), '')) as hkey</w:t>
               <w:br/>
-              <w:t xml:space="preserve">      from RAW.MAXIMUS_TRAVEL_V2.NONHLTH_TRV_UWR_VW_DATA_POLICY_DETAILS</w:t>
+              <w:t xml:space="preserve">      from RAW.MAXIMUS_TRAVEL.NONHLTH_TRV_UWR_VW_DATA_POLICY_DETAILS</w:t>
               <w:br/>
               <w:t xml:space="preserve">    union all</w:t>
               <w:br/>
-              <w:t xml:space="preserve">    -- via hubfeed_mtv2_party &lt;- stg2_mtv2__uwr_pol</w:t>
+              <w:t xml:space="preserve">    -- via hubfeed_mt_party &lt;- stg2_mt__uwr_pol</w:t>
               <w:br/>
               <w:t xml:space="preserve">    select 'NONHLTH_TRV_UWR_VW_DATA_POLICY_DETAILS.POLICY_HOLDER_CODE (PARTY_HKEY__POLICYHOLDER)' as src_branch,</w:t>
               <w:br/>
               <w:t xml:space="preserve">           MD5_BINARY(NULLIF(UPPER(TRIM(CAST('HUB_PARTY|' || (nullif(trim(case when coalesce(nullif(trim(nullif(trim(to_varchar("POLICY_HOLDER_CODE")), '')),'')) is not null then nullif(trim(nullif(trim(to_varchar("POLICY_HOLDER_CODE")), '')), '') end),'')) AS VARCHAR))), '')) as hkey</w:t>
               <w:br/>
-              <w:t xml:space="preserve">      from RAW.MAXIMUS_TRAVEL_V2.NONHLTH_TRV_UWR_VW_DATA_POLICY_DETAILS</w:t>
+              <w:t xml:space="preserve">      from RAW.MAXIMUS_TRAVEL.NONHLTH_TRV_UWR_VW_DATA_POLICY_DETAILS</w:t>
               <w:br/>
               <w:t xml:space="preserve">    union all</w:t>
               <w:br/>
-              <w:t xml:space="preserve">    -- via hubfeed_mtv2_party &lt;- stg2_mtv2__uwr_pol_ins_mbr</w:t>
+              <w:t xml:space="preserve">    -- via hubfeed_mt_party &lt;- stg2_mt__uwr_pol_ins_mbr</w:t>
               <w:br/>
               <w:t xml:space="preserve">    select 'NONHLTH_TRV_UWR_VW_DATA_POLICY_DETAILS_INSURED_DETAILS_MEMBER_DETAILS.PARTY_CODE (PARTY_HKEY__INSURED_MEMBER)' as src_branch,</w:t>
               <w:br/>
               <w:t xml:space="preserve">           MD5_BINARY(NULLIF(UPPER(TRIM(CAST('HUB_PARTY|' || (nullif(trim(case when coalesce(nullif(trim(nullif(trim(to_varchar("PARTY_CODE")), '')),'')) is not null then nullif(trim(nullif(trim(to_varchar("PARTY_CODE")), '')), '') end),'')) AS VARCHAR))), '')) as hkey</w:t>
               <w:br/>
-              <w:t xml:space="preserve">      from RAW.MAXIMUS_TRAVEL_V2.NONHLTH_TRV_UWR_VW_DATA_POLICY_DETAILS_INSURED_DETAILS_MEMBER_DETAILS</w:t>
+              <w:t xml:space="preserve">      from RAW.MAXIMUS_TRAVEL.NONHLTH_TRV_UWR_VW_DATA_POLICY_DETAILS_INSURED_DETAILS_MEMBER_DETAILS</w:t>
               <w:br/>
               <w:t xml:space="preserve">    union all</w:t>
               <w:br/>
-              <w:t xml:space="preserve">    -- via hubfeed_mtv2_party &lt;- stg2_mtv2__uwr_pol_ins_mbr</w:t>
+              <w:t xml:space="preserve">    -- via hubfeed_mt_party &lt;- stg2_mt__uwr_pol_ins_mbr</w:t>
               <w:br/>
               <w:t xml:space="preserve">    select 'NONHLTH_TRV_UWR_VW_DATA_POLICY_DETAILS_INSURED_DETAILS_MEMBER_DETAILS.PARENT_PARTY_CODE (PARTY_HKEY__PARENT_PARTY)' as src_branch,</w:t>
               <w:br/>
               <w:t xml:space="preserve">           MD5_BINARY(NULLIF(UPPER(TRIM(CAST('HUB_PARTY|' || (nullif(trim(case when coalesce(nullif(trim(nullif(trim(to_varchar("PARENT_PARTY_CODE")), '')),'')) is not null then nullif(trim(nullif(trim(to_varchar("PARENT_PARTY_CODE")), '')), '') end),'')) AS VARCHAR))), '')) as hkey</w:t>
               <w:br/>
-              <w:t xml:space="preserve">      from RAW.MAXIMUS_TRAVEL_V2.NONHLTH_TRV_UWR_VW_DATA_POLICY_DETAILS_INSURED_DETAILS_MEMBER_DETAILS</w:t>
+              <w:t xml:space="preserve">      from RAW.MAXIMUS_TRAVEL.NONHLTH_TRV_UWR_VW_DATA_POLICY_DETAILS_INSURED_DETAILS_MEMBER_DETAILS</w:t>
               <w:br/>
               <w:t xml:space="preserve">    union all</w:t>
               <w:br/>
-              <w:t xml:space="preserve">    -- via hubfeed_mtv2_party &lt;- stg2_mtv2__uwr_pol_ins_mbr_pa_address_prop_pv</w:t>
+              <w:t xml:space="preserve">    -- via hubfeed_mt_party &lt;- stg2_mt__uwr_pol_ins_mbr_pa_address_prop_pv</w:t>
               <w:br/>
               <w:t xml:space="preserve">    select 'NONHLTH_TRV_UWR_VW_DATA_POLICY_DETAILS_INSURED_DETAILS_MEMBER_DETAILS_PARTY_ADDRESS_ADDRESS_PROPERTY_PIVOT_VW.[] (PARTY_HKEY__INSURED_MEMBER)' as src_branch,</w:t>
               <w:br/>
               <w:t xml:space="preserve">           MD5_BINARY(NULLIF(UPPER(TRIM(CAST('HUB_PARTY|' || (nullif(trim(case when coalesce(nullif(trim(w0_party_code),'')) is not null then nullif(trim(w0_party_code), '') end),'')) AS VARCHAR))), '')) as hkey</w:t>
               <w:br/>
-              <w:t xml:space="preserve">      from RAW.MAXIMUS_TRAVEL_V2.NONHLTH_TRV_UWR_VW_DATA_POLICY_DETAILS_INSURED_DETAILS_MEMBER_DETAILS_PARTY_ADDRESS_ADDRESS_PROPERTY_PIVOT_VW</w:t>
+              <w:t xml:space="preserve">      from RAW.MAXIMUS_TRAVEL.NONHLTH_TRV_UWR_VW_DATA_POLICY_DETAILS_INSURED_DETAILS_MEMBER_DETAILS_PARTY_ADDRESS_ADDRESS_PROPERTY_PIVOT_VW</w:t>
               <w:br/>
               <w:t xml:space="preserve">    union all</w:t>
               <w:br/>
-              <w:t xml:space="preserve">    -- via hubfeed_mtv2_party &lt;- stg2_mtv2__uwr_pol_ins_mbr_pp_msp_msd_prop_pv</w:t>
+              <w:t xml:space="preserve">    -- via hubfeed_mt_party &lt;- stg2_mt__uwr_pol_ins_mbr_pp_msp_msd_prop_pv</w:t>
               <w:br/>
               <w:t xml:space="preserve">    select 'NONHLTH_TRV_UWR_VW_DATA_POLICY_DETAILS_INSURED_DETAILS_MEMBER_DETAILS_PARTY_PROPERTY_MULTI_SET_PROPERTY_MULTI_SET_DETAIL_PROPERTY_PIVOT_VW.[] (PARTY_HKEY__INSURED_MEMBER)' as src_branch,</w:t>
               <w:br/>
               <w:t xml:space="preserve">           MD5_BINARY(NULLIF(UPPER(TRIM(CAST('HUB_PARTY|' || (nullif(trim(case when coalesce(nullif(trim(w0_party_code),'')) is not null then nullif(trim(w0_party_code), '') end),'')) AS VARCHAR))), '')) as hkey</w:t>
               <w:br/>
-              <w:t xml:space="preserve">      from RAW.MAXIMUS_TRAVEL_V2.NONHLTH_TRV_UWR_VW_DATA_POLICY_DETAILS_INSURED_DETAILS_MEMBER_DETAILS_PARTY_PROPERTY_MULTI_SET_PROPERTY_MULTI_SET_DETAIL_PROPERTY_PIVOT_VW</w:t>
+              <w:t xml:space="preserve">      from RAW.MAXIMUS_TRAVEL.NONHLTH_TRV_UWR_VW_DATA_POLICY_DETAILS_INSURED_DETAILS_MEMBER_DETAILS_PARTY_PROPERTY_MULTI_SET_PROPERTY_MULTI_SET_DETAIL_PROPERTY_PIVOT_VW</w:t>
               <w:br/>
               <w:t xml:space="preserve">    union all</w:t>
               <w:br/>
-              <w:t xml:space="preserve">    -- via hubfeed_mtv2_party &lt;- stg2_mtv2__uwr_pol_ins_mbr_pp_sp_pv</w:t>
+              <w:t xml:space="preserve">    -- via hubfeed_mt_party &lt;- stg2_mt__uwr_pol_ins_mbr_pp_sp_pv</w:t>
               <w:br/>
               <w:t xml:space="preserve">    select 'NONHLTH_TRV_UWR_VW_DATA_POLICY_DETAILS_INSURED_DETAILS_MEMBER_DETAILS_PARTY_PROPERTY_SIMPLE_PROPERTY_PIVOT_VW.[] (PARTY_HKEY__INSURED_MEMBER)' as src_branch,</w:t>
               <w:br/>
               <w:t xml:space="preserve">           MD5_BINARY(NULLIF(UPPER(TRIM(CAST('HUB_PARTY|' || (nullif(trim(case when coalesce(nullif(trim(w0_party_code),'')) is not null then nullif(trim(w0_party_code), '') end),'')) AS VARCHAR))), '')) as hkey</w:t>
               <w:br/>
-              <w:t xml:space="preserve">      from RAW.MAXIMUS_TRAVEL_V2.NONHLTH_TRV_UWR_VW_DATA_POLICY_DETAILS_INSURED_DETAILS_MEMBER_DETAILS_PARTY_PROPERTY_SIMPLE_PROPERTY_PIVOT_VW</w:t>
+              <w:t xml:space="preserve">      from RAW.MAXIMUS_TRAVEL.NONHLTH_TRV_UWR_VW_DATA_POLICY_DETAILS_INSURED_DETAILS_MEMBER_DETAILS_PARTY_PROPERTY_SIMPLE_PROPERTY_PIVOT_VW</w:t>
               <w:br/>
               <w:t xml:space="preserve">    union all</w:t>
               <w:br/>
-              <w:t xml:space="preserve">    -- via hubfeed_mtv2_party &lt;- stg2_mtv2__uwr_pol_ins_mbr_pp_sp_pv</w:t>
+              <w:t xml:space="preserve">    -- via hubfeed_mt_party &lt;- stg2_mt__uwr_pol_ins_mbr_pp_sp_pv</w:t>
               <w:br/>
               <w:t xml:space="preserve">    select 'NONHLTH_TRV_UWR_VW_DATA_POLICY_DETAILS_INSURED_DETAILS_MEMBER_DETAILS_PARTY_PROPERTY_SIMPLE_PROPERTY_PIVOT_VW.PARENT_PARTY_CODE (PARTY_HKEY__PARENT_PARTY)' as src_branch,</w:t>
               <w:br/>
               <w:t xml:space="preserve">           MD5_BINARY(NULLIF(UPPER(TRIM(CAST('HUB_PARTY|' || (nullif(trim(case when coalesce(nullif(trim(nullif(trim(to_varchar("PARENT_PARTY_CODE")), '')),'')) is not null then nullif(trim(nullif(trim(to_varchar("PARENT_PARTY_CODE")), '')), '') end),'')) AS VARCHAR))), '')) as hkey</w:t>
               <w:br/>
-              <w:t xml:space="preserve">      from RAW.MAXIMUS_TRAVEL_V2.NONHLTH_TRV_UWR_VW_DATA_POLICY_DETAILS_INSURED_DETAILS_MEMBER_DETAILS_PARTY_PROPERTY_SIMPLE_PROPERTY_PIVOT_VW</w:t>
+              <w:t xml:space="preserve">      from RAW.MAXIMUS_TRAVEL.NONHLTH_TRV_UWR_VW_DATA_POLICY_DETAILS_INSURED_DETAILS_MEMBER_DETAILS_PARTY_PROPERTY_SIMPLE_PROPERTY_PIVOT_VW</w:t>
               <w:br/>
               <w:t xml:space="preserve">    union all</w:t>
               <w:br/>
-              <w:t xml:space="preserve">    -- via hubfeed_mtv2_party &lt;- stg2_mtv2__uwr_pol_ins_rskp_msp_msd_prop_pv</w:t>
+              <w:t xml:space="preserve">    -- via hubfeed_mt_party &lt;- stg2_mt__uwr_pol_ins_rskp_msp_msd_prop_pv</w:t>
               <w:br/>
               <w:t xml:space="preserve">    select 'NONHLTH_TRV_UWR_VW_DATA_POLICY_DETAILS_INSURED_DETAILS_RISK_PROPERTY_MULTI_SET_PROPERTY_MULTI_SET_DETAIL_PROPERTY_PIVOT_VW.NOMINEE_NAME (PARTY_HKEY__NOMINEE)' as src_branch,</w:t>
               <w:br/>
               <w:t xml:space="preserve">           MD5_BINARY(NULLIF(UPPER(TRIM(CAST('HUB_PARTY|' || (nullif(trim(case when coalesce(nullif(trim(nullif(trim(to_varchar("NOMINEE_NAME")), '')),'')) is not null then 'NOMINEE:' || md5(upper(trim(nullif(trim(nullif(trim(to_varchar("NOMINEE_NAME")), '')), '')))) end),'')) AS VARCHAR))), '')) as hkey</w:t>
               <w:br/>
-              <w:t xml:space="preserve">      from RAW.MAXIMUS_TRAVEL_V2.NONHLTH_TRV_UWR_VW_DATA_POLICY_DETAILS_INSURED_DETAILS_RISK_PROPERTY_MULTI_SET_PROPERTY_MULTI_SET_DETAIL_PROPERTY_PIVOT_VW</w:t>
+              <w:t xml:space="preserve">      from RAW.MAXIMUS_TRAVEL.NONHLTH_TRV_UWR_VW_DATA_POLICY_DETAILS_INSURED_DETAILS_RISK_PROPERTY_MULTI_SET_PROPERTY_MULTI_SET_DETAIL_PROPERTY_PIVOT_VW</w:t>
               <w:br/>
               <w:t xml:space="preserve">    union all</w:t>
               <w:br/>
-              <w:t xml:space="preserve">    -- via hubfeed_mtv2_party &lt;- stg2_mtv2__uwr_pol_ins_rskp_sp_pv</w:t>
+              <w:t xml:space="preserve">    -- via hubfeed_mt_party &lt;- stg2_mt__uwr_pol_ins_rskp_sp_pv</w:t>
               <w:br/>
               <w:t xml:space="preserve">    select 'NONHLTH_TRV_UWR_VW_DATA_POLICY_DETAILS_INSURED_DETAILS_RISK_PROPERTY_SIMPLE_PROPERTY_PIVOT_VW.[] (PARTY_HKEY__POLICYHOLDER)' as src_branch,</w:t>
               <w:br/>
               <w:t xml:space="preserve">           MD5_BINARY(NULLIF(UPPER(TRIM(CAST('HUB_PARTY|' || (nullif(trim(case when coalesce(nullif(trim(w2_policy_holder_code),'')) is not null then nullif(trim(w2_policy_holder_code), '') end),'')) AS VARCHAR))), '')) as hkey</w:t>
               <w:br/>
-              <w:t xml:space="preserve">      from RAW.MAXIMUS_TRAVEL_V2.NONHLTH_TRV_UWR_VW_DATA_POLICY_DETAILS_INSURED_DETAILS_RISK_PROPERTY_SIMPLE_PROPERTY_PIVOT_VW</w:t>
+              <w:t xml:space="preserve">      from RAW.MAXIMUS_TRAVEL.NONHLTH_TRV_UWR_VW_DATA_POLICY_DETAILS_INSURED_DETAILS_RISK_PROPERTY_SIMPLE_PROPERTY_PIVOT_VW</w:t>
               <w:br/>
               <w:t xml:space="preserve">    union all</w:t>
               <w:br/>
-              <w:t xml:space="preserve">    -- via hubfeed_mtv2_party &lt;- stg2_mtv2__uwr_pol_policy_relation</w:t>
+              <w:t xml:space="preserve">    -- via hubfeed_mt_party &lt;- stg2_mt__uwr_pol_policy_relation</w:t>
               <w:br/>
               <w:t xml:space="preserve">    select 'NONHLTH_TRV_UWR_VW_DATA_POLICY_DETAILS_POLICY_RELATION.PARTY_CODE (PARTY_HKEY)' as src_branch,</w:t>
               <w:br/>
               <w:t xml:space="preserve">           MD5_BINARY(NULLIF(UPPER(TRIM(CAST('HUB_PARTY|' || (nullif(trim(case when coalesce(nullif(trim(nullif(trim(to_varchar("PARTY_CODE")), '')),'')) is not null then nullif(trim(nullif(trim(to_varchar("PARTY_CODE")), '')), '') end),'')) AS VARCHAR))), '')) as hkey</w:t>
               <w:br/>
-              <w:t xml:space="preserve">      from RAW.MAXIMUS_TRAVEL_V2.NONHLTH_TRV_UWR_VW_DATA_POLICY_DETAILS_POLICY_RELATION</w:t>
+              <w:t xml:space="preserve">      from RAW.MAXIMUS_TRAVEL.NONHLTH_TRV_UWR_VW_DATA_POLICY_DETAILS_POLICY_RELATION</w:t>
               <w:br/>
               <w:t xml:space="preserve">    union all</w:t>
               <w:br/>
-              <w:t xml:space="preserve">    -- via hubfeed_mtv2_party &lt;- stg2_mtv2__uwr_pol_polp_sp_pv</w:t>
+              <w:t xml:space="preserve">    -- via hubfeed_mt_party &lt;- stg2_mt__uwr_pol_polp_sp_pv</w:t>
               <w:br/>
               <w:t xml:space="preserve">    select 'NONHLTH_TRV_UWR_VW_DATA_POLICY_DETAILS_POLICY_PROPERTY_SIMPLE_PROPERTY_PIVOT_VW.[] (PARTY_HKEY__POLICYHOLDER)' as src_branch,</w:t>
               <w:br/>
               <w:t xml:space="preserve">           MD5_BINARY(NULLIF(UPPER(TRIM(CAST('HUB_PARTY|' || (nullif(trim(case when coalesce(nullif(trim(w3_policy_holder_code),'')) is not null then nullif(trim(w3_policy_holder_code), '') end),'')) AS VARCHAR))), '')) as hkey</w:t>
               <w:br/>
-              <w:t xml:space="preserve">      from RAW.MAXIMUS_TRAVEL_V2.NONHLTH_TRV_UWR_VW_DATA_POLICY_DETAILS_POLICY_PROPERTY_SIMPLE_PROPERTY_PIVOT_VW</w:t>
+              <w:t xml:space="preserve">      from RAW.MAXIMUS_TRAVEL.NONHLTH_TRV_UWR_VW_DATA_POLICY_DETAILS_POLICY_PROPERTY_SIMPLE_PROPERTY_PIVOT_VW</w:t>
               <w:br/>
               <w:t xml:space="preserve">    union all</w:t>
               <w:br/>
-              <w:t xml:space="preserve">    -- via hubfeed_mtv2_party &lt;- stg2_mtv2__uwr_pol_polp_sp_pv</w:t>
+              <w:t xml:space="preserve">    -- via hubfeed_mt_party &lt;- stg2_mt__uwr_pol_polp_sp_pv</w:t>
               <w:br/>
               <w:t xml:space="preserve">    select 'NONHLTH_TRV_UWR_VW_DATA_POLICY_DETAILS_POLICY_PROPERTY_SIMPLE_PROPERTY_PIVOT_VW.BAGIC_RM_ECODE (PARTY_HKEY__RELATIONSHIP_MANAGER)' as src_branch,</w:t>
               <w:br/>
               <w:t xml:space="preserve">           MD5_BINARY(NULLIF(UPPER(TRIM(CAST('HUB_PARTY|' || (nullif(trim(case when coalesce(nullif(trim(nullif(trim(to_varchar("BAGIC_RM_ECODE")), '')),'')) is not null then 'EMP:' || nullif(trim(nullif(trim(to_varchar("BAGIC_RM_ECODE")), '')), '') end),'')) AS VARCHAR))), '')) as hkey</w:t>
               <w:br/>
-              <w:t xml:space="preserve">      from RAW.MAXIMUS_TRAVEL_V2.NONHLTH_TRV_UWR_VW_DATA_POLICY_DETAILS_POLICY_PROPERTY_SIMPLE_PROPERTY_PIVOT_VW</w:t>
+              <w:t xml:space="preserve">      from RAW.MAXIMUS_TRAVEL.NONHLTH_TRV_UWR_VW_DATA_POLICY_DETAILS_POLICY_PROPERTY_SIMPLE_PROPERTY_PIVOT_VW</w:t>
               <w:br/>
               <w:t xml:space="preserve">    union all</w:t>
               <w:br/>
-              <w:t xml:space="preserve">    -- via hubfeed_mtv2_party &lt;- stg2_mtv2__uwr_pol_prp</w:t>
+              <w:t xml:space="preserve">    -- via hubfeed_mt_party &lt;- stg2_mt__uwr_pol_prp</w:t>
               <w:br/>
               <w:t xml:space="preserve">    select 'NONHLTH_TRV_UWR_VW_DATA_POLICY_DETAILS_PROPOSER_DETAILS.PARENT_PARTY_CODE (PARTY_HKEY__PARENT_PARTY)' as src_branch,</w:t>
               <w:br/>
               <w:t xml:space="preserve">           MD5_BINARY(NULLIF(UPPER(TRIM(CAST('HUB_PARTY|' || (nullif(trim(case when coalesce(nullif(trim(nullif(trim(to_varchar("PARENT_PARTY_CODE")), '')),'')) is not null then nullif(trim(nullif(trim(to_varchar("PARENT_PARTY_CODE")), '')), '') end),'')) AS VARCHAR))), '')) as hkey</w:t>
               <w:br/>
-              <w:t xml:space="preserve">      from RAW.MAXIMUS_TRAVEL_V2.NONHLTH_TRV_UWR_VW_DATA_POLICY_DETAILS_PROPOSER_DETAILS</w:t>
+              <w:t xml:space="preserve">      from RAW.MAXIMUS_TRAVEL.NONHLTH_TRV_UWR_VW_DATA_POLICY_DETAILS_PROPOSER_DETAILS</w:t>
               <w:br/>
               <w:t xml:space="preserve">    union all</w:t>
               <w:br/>
-              <w:t xml:space="preserve">    -- via hubfeed_mtv2_party &lt;- stg2_mtv2__uwr_pol_prp</w:t>
+              <w:t xml:space="preserve">    -- via hubfeed_mt_party &lt;- stg2_mt__uwr_pol_prp</w:t>
               <w:br/>
               <w:t xml:space="preserve">    select 'NONHLTH_TRV_UWR_VW_DATA_POLICY_DETAILS_PROPOSER_DETAILS.PARTY_CODE (PARTY_HKEY__PROPOSER)' as src_branch,</w:t>
               <w:br/>
               <w:t xml:space="preserve">           MD5_BINARY(NULLIF(UPPER(TRIM(CAST('HUB_PARTY|' || (nullif(trim(case when coalesce(nullif(trim(nullif(trim(to_varchar("PARTY_CODE")), '')),'')) is not null then nullif(trim(nullif(trim(to_varchar("PARTY_CODE")), '')), '') end),'')) AS VARCHAR))), '')) as hkey</w:t>
               <w:br/>
-              <w:t xml:space="preserve">      from RAW.MAXIMUS_TRAVEL_V2.NONHLTH_TRV_UWR_VW_DATA_POLICY_DETAILS_PROPOSER_DETAILS</w:t>
+              <w:t xml:space="preserve">      from RAW.MAXIMUS_TRAVEL.NONHLTH_TRV_UWR_VW_DATA_POLICY_DETAILS_PROPOSER_DETAILS</w:t>
               <w:br/>
               <w:t xml:space="preserve">    union all</w:t>
               <w:br/>
-              <w:t xml:space="preserve">    -- via hubfeed_mtv2_party &lt;- stg2_mtv2__uwr_pol_prp_pa_address_prop_pv</w:t>
+              <w:t xml:space="preserve">    -- via hubfeed_mt_party &lt;- stg2_mt__uwr_pol_prp_pa_address_prop_pv</w:t>
               <w:br/>
               <w:t xml:space="preserve">    select 'NONHLTH_TRV_UWR_VW_DATA_POLICY_DETAILS_PROPOSER_DETAILS_PARTY_ADDRESS_ADDRESS_PROPERTY_PIVOT_VW.[] (PARTY_HKEY__PROPOSER)' as src_branch,</w:t>
               <w:br/>
               <w:t xml:space="preserve">           MD5_BINARY(NULLIF(UPPER(TRIM(CAST('HUB_PARTY|' || (nullif(trim(case when coalesce(nullif(trim(w0_party_code),'')) is not null then nullif(trim(w0_party_code), '') end),'')) AS VARCHAR))), '')) as hkey</w:t>
               <w:br/>
-              <w:t xml:space="preserve">      from RAW.MAXIMUS_TRAVEL_V2.NONHLTH_TRV_UWR_VW_DATA_POLICY_DETAILS_PROPOSER_DETAILS_PARTY_ADDRESS_ADDRESS_PROPERTY_PIVOT_VW</w:t>
+              <w:t xml:space="preserve">      from RAW.MAXIMUS_TRAVEL.NONHLTH_TRV_UWR_VW_DATA_POLICY_DETAILS_PROPOSER_DETAILS_PARTY_ADDRESS_ADDRESS_PROPERTY_PIVOT_VW</w:t>
               <w:br/>
               <w:t xml:space="preserve">    union all</w:t>
               <w:br/>
-              <w:t xml:space="preserve">    -- via hubfeed_mtv2_party &lt;- stg2_mtv2__uwr_pol_prp_pp_msp_msd_prop_pv</w:t>
+              <w:t xml:space="preserve">    -- via hubfeed_mt_party &lt;- stg2_mt__uwr_pol_prp_pp_msp_msd_prop_pv</w:t>
               <w:br/>
               <w:t xml:space="preserve">    select 'NONHLTH_TRV_UWR_VW_DATA_POLICY_DETAILS_PROPOSER_DETAILS_PARTY_PROPERTY_MULTI_SET_PROPERTY_MULTI_SET_DETAIL_PROPERTY_PIVOT_VW.[] (PARTY_HKEY__PROPOSER)' as src_branch,</w:t>
               <w:br/>
               <w:t xml:space="preserve">           MD5_BINARY(NULLIF(UPPER(TRIM(CAST('HUB_PARTY|' || (nullif(trim(case when coalesce(nullif(trim(w0_party_code),'')) is not null then nullif(trim(w0_party_code), '') end),'')) AS VARCHAR))), '')) as hkey</w:t>
               <w:br/>
-              <w:t xml:space="preserve">      from RAW.MAXIMUS_TRAVEL_V2.NONHLTH_TRV_UWR_VW_DATA_POLICY_DETAILS_PROPOSER_DETAILS_PARTY_PROPERTY_MULTI_SET_PROPERTY_MULTI_SET_DETAIL_PROPERTY_PIVOT_VW</w:t>
+              <w:t xml:space="preserve">      from RAW.MAXIMUS_TRAVEL.NONHLTH_TRV_UWR_VW_DATA_POLICY_DETAILS_PROPOSER_DETAILS_PARTY_PROPERTY_MULTI_SET_PROPERTY_MULTI_SET_DETAIL_PROPERTY_PIVOT_VW</w:t>
               <w:br/>
               <w:t xml:space="preserve">    union all</w:t>
               <w:br/>
-              <w:t xml:space="preserve">    -- via hubfeed_mtv2_party &lt;- stg2_mtv2__uwr_pol_prp_pp_sp_pv</w:t>
+              <w:t xml:space="preserve">    -- via hubfeed_mt_party &lt;- stg2_mt__uwr_pol_prp_pp_sp_pv</w:t>
               <w:br/>
               <w:t xml:space="preserve">    select 'NONHLTH_TRV_UWR_VW_DATA_POLICY_DETAILS_PROPOSER_DETAILS_PARTY_PROPERTY_SIMPLE_PROPERTY_PIVOT_VW.BAGIC_EMPLOYEE_CODE (PARTY_HKEY__BAGIC_EMPLOYEE)' as src_branch,</w:t>
               <w:br/>
               <w:t xml:space="preserve">           MD5_BINARY(NULLIF(UPPER(TRIM(CAST('HUB_PARTY|' || (nullif(trim(case when coalesce(nullif(trim(nullif(trim(to_varchar("BAGIC_EMPLOYEE_CODE")), '')),'')) is not null then 'EMP:' || nullif(trim(nullif(trim(to_varchar("BAGIC_EMPLOYEE_CODE")), '')), '') end),'')) AS VARCHAR))), '')) as hkey</w:t>
               <w:br/>
-              <w:t xml:space="preserve">      from RAW.MAXIMUS_TRAVEL_V2.NONHLTH_TRV_UWR_VW_DATA_POLICY_DETAILS_PROPOSER_DETAILS_PARTY_PROPERTY_SIMPLE_PROPERTY_PIVOT_VW</w:t>
+              <w:t xml:space="preserve">      from RAW.MAXIMUS_TRAVEL.NONHLTH_TRV_UWR_VW_DATA_POLICY_DETAILS_PROPOSER_DETAILS_PARTY_PROPERTY_SIMPLE_PROPERTY_PIVOT_VW</w:t>
               <w:br/>
               <w:t xml:space="preserve">    union all</w:t>
               <w:br/>
-              <w:t xml:space="preserve">    -- via hubfeed_mtv2_party &lt;- stg2_mtv2__uwr_pol_prp_pp_sp_pv</w:t>
+              <w:t xml:space="preserve">    -- via hubfeed_mt_party &lt;- stg2_mt__uwr_pol_prp_pp_sp_pv</w:t>
               <w:br/>
               <w:t xml:space="preserve">    select 'NONHLTH_TRV_UWR_VW_DATA_POLICY_DETAILS_PROPOSER_DETAILS_PARTY_PROPERTY_SIMPLE_PROPERTY_PIVOT_VW.PARENT_PARTY_CODE (PARTY_HKEY__PARENT_PARTY)' as src_branch,</w:t>
               <w:br/>
               <w:t xml:space="preserve">           MD5_BINARY(NULLIF(UPPER(TRIM(CAST('HUB_PARTY|' || (nullif(trim(case when coalesce(nullif(trim(nullif(trim(to_varchar("PARENT_PARTY_CODE")), '')),'')) is not null then nullif(trim(nullif(trim(to_varchar("PARENT_PARTY_CODE")), '')), '') end),'')) AS VARCHAR))), '')) as hkey</w:t>
               <w:br/>
-              <w:t xml:space="preserve">      from RAW.MAXIMUS_TRAVEL_V2.NONHLTH_TRV_UWR_VW_DATA_POLICY_DETAILS_PROPOSER_DETAILS_PARTY_PROPERTY_SIMPLE_PROPERTY_PIVOT_VW</w:t>
+              <w:t xml:space="preserve">      from RAW.MAXIMUS_TRAVEL.NONHLTH_TRV_UWR_VW_DATA_POLICY_DETAILS_PROPOSER_DETAILS_PARTY_PROPERTY_SIMPLE_PROPERTY_PIVOT_VW</w:t>
               <w:br/>
               <w:t xml:space="preserve">    union all</w:t>
               <w:br/>
-              <w:t xml:space="preserve">    -- via hubfeed_mtv2_party &lt;- stg2_mtv2__uwr_pol_prp_pp_sp_pv</w:t>
+              <w:t xml:space="preserve">    -- via hubfeed_mt_party &lt;- stg2_mt__uwr_pol_prp_pp_sp_pv</w:t>
               <w:br/>
               <w:t xml:space="preserve">    select 'NONHLTH_TRV_UWR_VW_DATA_POLICY_DETAILS_PROPOSER_DETAILS_PARTY_PROPERTY_SIMPLE_PROPERTY_PIVOT_VW.[] (PARTY_HKEY__PROPOSER)' as src_branch,</w:t>
               <w:br/>
               <w:t xml:space="preserve">           MD5_BINARY(NULLIF(UPPER(TRIM(CAST('HUB_PARTY|' || (nullif(trim(case when coalesce(nullif(trim(w0_party_code),'')) is not null then nullif(trim(w0_party_code), '') end),'')) AS VARCHAR))), '')) as hkey</w:t>
               <w:br/>
-              <w:t xml:space="preserve">      from RAW.MAXIMUS_TRAVEL_V2.NONHLTH_TRV_UWR_VW_DATA_POLICY_DETAILS_PROPOSER_DETAILS_PARTY_PROPERTY_SIMPLE_PROPERTY_PIVOT_VW</w:t>
+              <w:t xml:space="preserve">      from RAW.MAXIMUS_TRAVEL.NONHLTH_TRV_UWR_VW_DATA_POLICY_DETAILS_PROPOSER_DETAILS_PARTY_PROPERTY_SIMPLE_PROPERTY_PIVOT_VW</w:t>
               <w:br/>
               <w:t xml:space="preserve">    union all</w:t>
               <w:br/>
-              <w:t xml:space="preserve">    -- via hubfeed_mtv2_party &lt;- stg2_mtv2__uwr_qpd</w:t>
+              <w:t xml:space="preserve">    -- via hubfeed_mt_party &lt;- stg2_mt__uwr_qpd</w:t>
               <w:br/>
               <w:t xml:space="preserve">    select 'NONHLTH_TRV_UWR_VW_DATA_QUOTE_PARAM_DETAILS.POLICY_HOLDER_CODE (PARTY_HKEY__POLICYHOLDER)' as src_branch,</w:t>
               <w:br/>
               <w:t xml:space="preserve">           MD5_BINARY(NULLIF(UPPER(TRIM(CAST('HUB_PARTY|' || (nullif(trim(case when coalesce(nullif(trim(nullif(trim(to_varchar("POLICY_HOLDER_CODE")), '')),'')) is not null then nullif(trim(nullif(trim(to_varchar("POLICY_HOLDER_CODE")), '')), '') end),'')) AS VARCHAR))), '')) as hkey</w:t>
               <w:br/>
-              <w:t xml:space="preserve">      from RAW.MAXIMUS_TRAVEL_V2.NONHLTH_TRV_UWR_VW_DATA_QUOTE_PARAM_DETAILS</w:t>
+              <w:t xml:space="preserve">      from RAW.MAXIMUS_TRAVEL.NONHLTH_TRV_UWR_VW_DATA_QUOTE_PARAM_DETAILS</w:t>
               <w:br/>
               <w:t xml:space="preserve">    union all</w:t>
               <w:br/>
-              <w:t xml:space="preserve">    -- via hubfeed_mtv2_party &lt;- stg2_mtv2__uwr_qpd_polp_rl_pv</w:t>
+              <w:t xml:space="preserve">    -- via hubfeed_mt_party &lt;- stg2_mt__uwr_qpd_polp_rl_pv</w:t>
               <w:br/>
               <w:t xml:space="preserve">    select 'NONHLTH_TRV_UWR_VW_DATA_QUOTE_PARAM_DETAILS_POLICY_PROPERTY_RULE_LIST_PIVOT_VW.[] (PARTY_HKEY__POLICYHOLDER)' as src_branch,</w:t>
               <w:br/>
               <w:t xml:space="preserve">           MD5_BINARY(NULLIF(UPPER(TRIM(CAST('HUB_PARTY|' || (nullif(trim(case when coalesce(nullif(trim(w2_policy_holder_code),'')) is not null then nullif(trim(w2_policy_holder_code), '') end),'')) AS VARCHAR))), '')) as hkey</w:t>
               <w:br/>
-              <w:t xml:space="preserve">      from RAW.MAXIMUS_TRAVEL_V2.NONHLTH_TRV_UWR_VW_DATA_QUOTE_PARAM_DETAILS_POLICY_PROPERTY_RULE_LIST_PIVOT_VW</w:t>
+              <w:t xml:space="preserve">      from RAW.MAXIMUS_TRAVEL.NONHLTH_TRV_UWR_VW_DATA_QUOTE_PARAM_DETAILS_POLICY_PROPERTY_RULE_LIST_PIVOT_VW</w:t>
               <w:br/>
               <w:t xml:space="preserve">    union all</w:t>
               <w:br/>
-              <w:t xml:space="preserve">    -- via hubfeed_mtv2_party &lt;- stg2_mtv2__uwr_qpd_polp_rl_pv</w:t>
+              <w:t xml:space="preserve">    -- via hubfeed_mt_party &lt;- stg2_mt__uwr_qpd_polp_rl_pv</w:t>
               <w:br/>
               <w:t xml:space="preserve">    select 'NONHLTH_TRV_UWR_VW_DATA_QUOTE_PARAM_DETAILS_POLICY_PROPERTY_RULE_LIST_PIVOT_VW.BAGIC_RM_ECODE (PARTY_HKEY__RELATIONSHIP_MANAGER)' as src_branch,</w:t>
               <w:br/>
               <w:t xml:space="preserve">           MD5_BINARY(NULLIF(UPPER(TRIM(CAST('HUB_PARTY|' || (nullif(trim(case when coalesce(nullif(trim(nullif(trim(to_varchar("BAGIC_RM_ECODE")), '')),'')) is not null then 'EMP:' || nullif(trim(nullif(trim(to_varchar("BAGIC_RM_ECODE")), '')), '') end),'')) AS VARCHAR))), '')) as hkey</w:t>
               <w:br/>
-              <w:t xml:space="preserve">      from RAW.MAXIMUS_TRAVEL_V2.NONHLTH_TRV_UWR_VW_DATA_QUOTE_PARAM_DETAILS_POLICY_PROPERTY_RULE_LIST_PIVOT_VW</w:t>
+              <w:t xml:space="preserve">      from RAW.MAXIMUS_TRAVEL.NONHLTH_TRV_UWR_VW_DATA_QUOTE_PARAM_DETAILS_POLICY_PROPERTY_RULE_LIST_PIVOT_VW</w:t>
               <w:br/>
               <w:t xml:space="preserve">    union all</w:t>
               <w:br/>
-              <w:t xml:space="preserve">    -- via hubfeed_mtv2_party &lt;- stg2_mtv2__uwr_qpd_polp_rl_pv</w:t>
+              <w:t xml:space="preserve">    -- via hubfeed_mt_party &lt;- stg2_mt__uwr_qpd_polp_rl_pv</w:t>
               <w:br/>
               <w:t xml:space="preserve">    select 'NONHLTH_TRV_UWR_VW_DATA_QUOTE_PARAM_DETAILS_POLICY_PROPERTY_RULE_LIST_PIVOT_VW.SUB_IMD_CODE (PARTY_HKEY__SUB_INTERMEDIARY)' as src_branch,</w:t>
               <w:br/>
               <w:t xml:space="preserve">           MD5_BINARY(NULLIF(UPPER(TRIM(CAST('HUB_PARTY|' || (nullif(trim(case when coalesce(nullif(trim(nullif(trim(to_varchar("SUB_IMD_CODE")), '')),'')) is not null then 'IMD:' || nullif(trim(nullif(trim(to_varchar("SUB_IMD_CODE")), '')), '') end),'')) AS VARCHAR))), '')) as hkey</w:t>
               <w:br/>
-              <w:t xml:space="preserve">      from RAW.MAXIMUS_TRAVEL_V2.NONHLTH_TRV_UWR_VW_DATA_QUOTE_PARAM_DETAILS_POLICY_PROPERTY_RULE_LIST_PIVOT_VW</w:t>
+              <w:t xml:space="preserve">      from RAW.MAXIMUS_TRAVEL.NONHLTH_TRV_UWR_VW_DATA_QUOTE_PARAM_DETAILS_POLICY_PROPERTY_RULE_LIST_PIVOT_VW</w:t>
               <w:br/>
               <w:t xml:space="preserve">    union all</w:t>
               <w:br/>
-              <w:t xml:space="preserve">    -- via hubfeed_mtv2_party &lt;- stg2_mtv2__uwr_qpd_rskl</w:t>
+              <w:t xml:space="preserve">    -- via hubfeed_mt_party &lt;- stg2_mt__uwr_qpd_rskl</w:t>
               <w:br/>
               <w:t xml:space="preserve">    select 'NONHLTH_TRV_UWR_VW_DATA_QUOTE_PARAM_DETAILS_RISK_LIST.PARTY_CODE (PARTY_HKEY)' as src_branch,</w:t>
               <w:br/>
               <w:t xml:space="preserve">           MD5_BINARY(NULLIF(UPPER(TRIM(CAST('HUB_PARTY|' || (nullif(trim(case when coalesce(nullif(trim(nullif(trim(to_varchar("PARTY_CODE")), '')),'')) is not null then nullif(trim(nullif(trim(to_varchar("PARTY_CODE")), '')), '') end),'')) AS VARCHAR))), '')) as hkey</w:t>
               <w:br/>
-              <w:t xml:space="preserve">      from RAW.MAXIMUS_TRAVEL_V2.NONHLTH_TRV_UWR_VW_DATA_QUOTE_PARAM_DETAILS_RISK_LIST</w:t>
+              <w:t xml:space="preserve">      from RAW.MAXIMUS_TRAVEL.NONHLTH_TRV_UWR_VW_DATA_QUOTE_PARAM_DETAILS_RISK_LIST</w:t>
               <w:br/>
               <w:t xml:space="preserve">    union all</w:t>
               <w:br/>
-              <w:t xml:space="preserve">    -- via hubfeed_mtv2_party &lt;- stg2_mtv2__uwr_qpd_rskl</w:t>
+              <w:t xml:space="preserve">    -- via hubfeed_mt_party &lt;- stg2_mt__uwr_qpd_rskl</w:t>
               <w:br/>
               <w:t xml:space="preserve">    select 'NONHLTH_TRV_UWR_VW_DATA_QUOTE_PARAM_DETAILS_RISK_LIST.ADDITIONAL_PARTY_CODE (PARTY_HKEY__ADDITIONAL_PARTY)' as src_branch,</w:t>
               <w:br/>
               <w:t xml:space="preserve">           MD5_BINARY(NULLIF(UPPER(TRIM(CAST('HUB_PARTY|' || (nullif(trim(case when coalesce(nullif(trim(nullif(trim(to_varchar("ADDITIONAL_PARTY_CODE")), '')),'')) is not null then nullif(trim(nullif(trim(to_varchar("ADDITIONAL_PARTY_CODE")), '')), '') end),'')) AS VARCHAR))), '')) as hkey</w:t>
               <w:br/>
-              <w:t xml:space="preserve">      from RAW.MAXIMUS_TRAVEL_V2.NONHLTH_TRV_UWR_VW_DATA_QUOTE_PARAM_DETAILS_RISK_LIST</w:t>
+              <w:t xml:space="preserve">      from RAW.MAXIMUS_TRAVEL.NONHLTH_TRV_UWR_VW_DATA_QUOTE_PARAM_DETAILS_RISK_LIST</w:t>
               <w:br/>
               <w:t xml:space="preserve">    union all</w:t>
               <w:br/>
-              <w:t xml:space="preserve">    -- via hubfeed_mtv2_party &lt;- stg2_mtv2__uwr_qpd_rskl_msp_imsd_inp_pv</w:t>
+              <w:t xml:space="preserve">    -- via hubfeed_mt_party &lt;- stg2_mt__uwr_qpd_rskl_msp_imsd_inp_pv</w:t>
               <w:br/>
               <w:t xml:space="preserve">    select 'NONHLTH_TRV_UWR_VW_DATA_QUOTE_PARAM_DETAILS_RISK_LIST_MULTI_SET_PROPERTY_INPUT_MULTI_SET_DETAIL_INPUT_PROPERTY_PIVOT_VW.NOMINEE_NAME (PARTY_HKEY__NOMINEE)' as src_branch,</w:t>
               <w:br/>
               <w:t xml:space="preserve">           MD5_BINARY(NULLIF(UPPER(TRIM(CAST('HUB_PARTY|' || (nullif(trim(case when coalesce(nullif(trim(nullif(trim(to_varchar("NOMINEE_NAME")), '')),'')) is not null then 'NOMINEE:' || md5(upper(trim(nullif(trim(nullif(trim(to_varchar("NOMINEE_NAME")), '')), '')))) end),'')) AS VARCHAR))), '')) as hkey</w:t>
               <w:br/>
-              <w:t xml:space="preserve">      from RAW.MAXIMUS_TRAVEL_V2.NONHLTH_TRV_UWR_VW_DATA_QUOTE_PARAM_DETAILS_RISK_LIST_MULTI_SET_PROPERTY_INPUT_MULTI_SET_DETAIL_INPUT_PROPERTY_PIVOT_VW</w:t>
+              <w:t xml:space="preserve">      from RAW.MAXIMUS_TRAVEL.NONHLTH_TRV_UWR_VW_DATA_QUOTE_PARAM_DETAILS_RISK_LIST_MULTI_SET_PROPERTY_INPUT_MULTI_SET_DETAIL_INPUT_PROPERTY_PIVOT_VW</w:t>
               <w:br/>
               <w:t xml:space="preserve">    union all</w:t>
               <w:br/>
-              <w:t xml:space="preserve">    -- via hubfeed_mtv2_party &lt;- stg2_mtv2__uwr_qpd_rskl_rskp_rl_pv</w:t>
+              <w:t xml:space="preserve">    -- via hubfeed_mt_party &lt;- stg2_mt__uwr_qpd_rskl_rskp_rl_pv</w:t>
               <w:br/>
               <w:t xml:space="preserve">    select 'NONHLTH_TRV_UWR_VW_DATA_QUOTE_PARAM_DETAILS_RISK_LIST_RISK_PROPERTY_RULE_LIST_PIVOT_VW.[] (PARTY_HKEY__POLICYHOLDER)' as src_branch,</w:t>
               <w:br/>
               <w:t xml:space="preserve">           MD5_BINARY(NULLIF(UPPER(TRIM(CAST('HUB_PARTY|' || (nullif(trim(case when coalesce(nullif(trim(w2_policy_holder_code),'')) is not null then nullif(trim(w2_policy_holder_code), '') end),'')) AS VARCHAR))), '')) as hkey</w:t>
               <w:br/>
-              <w:t xml:space="preserve">      from RAW.MAXIMUS_TRAVEL_V2.NONHLTH_TRV_UWR_VW_DATA_QUOTE_PARAM_DETAILS_RISK_LIST_RISK_PROPERTY_RULE_LIST_PIVOT_VW</w:t>
+              <w:t xml:space="preserve">      from RAW.MAXIMUS_TRAVEL.NONHLTH_TRV_UWR_VW_DATA_QUOTE_PARAM_DETAILS_RISK_LIST_RISK_PROPERTY_RULE_LIST_PIVOT_VW</w:t>
               <w:br/>
               <w:t xml:space="preserve">    union all</w:t>
               <w:br/>
-              <w:t xml:space="preserve">    -- via hubfeed_mtv2_party &lt;- stg2_mtv2_up__clm_clmd_clmap_pv__sat_common_contact &lt;- up_mtv2__clm_clmd_clmap_pv__sat_common_contact  (+1 more feed(s) on the same RAW table + key)</w:t>
+              <w:t xml:space="preserve">    -- via hubfeed_mt_party &lt;- stg2_mt_up__clm_clmd_clmap_pv__sat_common_contact &lt;- up_mt__clm_clmd_clmap_pv__sat_common_contact  (+1 more feed(s) on the same RAW table + key)</w:t>
               <w:br/>
               <w:t xml:space="preserve">    select 'NONHLTH_TRV_CLM_VW_DATA_CLAIM_DETAILS_CLAIM_ATTRIBUTE_PROPERTIES_PIVOT_VW.CUSTOMERID (PARTY_HKEY__CLAIMANT_CUSTOMER / sat_common_contact)' as src_branch,</w:t>
               <w:br/>
               <w:t xml:space="preserve">           MD5_BINARY(NULLIF(UPPER(TRIM(CAST('HUB_PARTY|' || ((nullif(trim(case when coalesce(nullif(trim(nullif(trim(to_varchar("CUSTOMERID")), '')),'')) is not null then nullif(trim(nullif(trim(to_varchar("CUSTOMERID")), '')), '') end),''))) AS VARCHAR))), '')) as hkey</w:t>
               <w:br/>
-              <w:t xml:space="preserve">      from RAW.MAXIMUS_TRAVEL_V2.NONHLTH_TRV_CLM_VW_DATA_CLAIM_DETAILS_CLAIM_ATTRIBUTE_PROPERTIES_PIVOT_VW</w:t>
+              <w:t xml:space="preserve">      from RAW.MAXIMUS_TRAVEL.NONHLTH_TRV_CLM_VW_DATA_CLAIM_DETAILS_CLAIM_ATTRIBUTE_PROPERTIES_PIVOT_VW</w:t>
               <w:br/>
               <w:t xml:space="preserve">     where (nullif(trim(to_varchar("EMAIL")), '') is not null) or (nullif(trim(to_varchar("COMMUNICATION_EMAIL_ID")), '') is not null) or (nullif(trim(to_varchar("INSURED_EMAIL_ID")), '') is not null) or (nullif(trim(to_varchar("ALTERNATE_MOBILE_NUMBER_BELONGS_TO")), '') is not null or nullif(trim(to_varchar("ALTERNATE_MOBILE_NUMBERCLAIMS")), '') is not null) or (nullif(trim(to_varchar("COMMUNICATION_CONTACT_NUMBER")), '') is not null) or (nullif(trim(to_varchar("INSURED_MOBILE_NUMBER")), '') is not null) or (nullif(trim(to_varchar("INSURED_CONTACT_NUMBER")), '') is not null) or (nullif(trim(to_varchar("KEY_CONTACT_NUMBER")), '') is not null) or (nullif(trim(to_varchar("INSURED_AADHAR_NUMBER")), '') is not null) or (nullif(trim(to_varchar("ENTER_CKYC_NO")), '') is not null) or (nullif(trim(to_varchar("IDENTIFICATION_NUMBER")), '') is not null) or (nullif(trim(to_varchar("GSTN_NUMBER")), '') is not null) or (nullif(trim(to_varchar("INSURED_PAN_NUMBER")), '') is not null) or (nullif(trim(to_varchar("ENTER_VOTER_ID")), '') is not null)</w:t>
               <w:br/>
               <w:t xml:space="preserve">    union all</w:t>
               <w:br/>
-              <w:t xml:space="preserve">    -- via hubfeed_mtv2_party &lt;- stg2_mtv2_up__uwr_pol_ins_mbr_pa_address_prop_pv__sat_common_contact &lt;- up_mtv2__uwr_pol_ins_mbr_pa_address_prop_pv__sat_common_contact</w:t>
+              <w:t xml:space="preserve">    -- via hubfeed_mt_party &lt;- stg2_mt_up__uwr_pol_ins_mbr_pa_address_prop_pv__sat_common_contact &lt;- up_mt__uwr_pol_ins_mbr_pa_address_prop_pv__sat_common_contact</w:t>
               <w:br/>
               <w:t xml:space="preserve">    select 'NONHLTH_TRV_UWR_VW_DATA_POLICY_DETAILS_INSURED_DETAILS_MEMBER_DETAILS_PARTY_ADDRESS_ADDRESS_PROPERTY_PIVOT_VW (literal arm) (PARTY_HKEY__INSURED_MEMBER / sat_common_contact)' as src_branch,</w:t>
               <w:br/>
               <w:t xml:space="preserve">           MD5_BINARY(NULLIF(UPPER(TRIM(CAST('HUB_PARTY|' || ((nullif(trim(case when coalesce(nullif(trim(w0_party_code),'')) is not null then nullif(trim(w0_party_code), '') end),''))) AS VARCHAR))), '')) as hkey</w:t>
               <w:br/>
-              <w:t xml:space="preserve">      from RAW.MAXIMUS_TRAVEL_V2.NONHLTH_TRV_UWR_VW_DATA_POLICY_DETAILS_INSURED_DETAILS_MEMBER_DETAILS_PARTY_ADDRESS_ADDRESS_PROPERTY_PIVOT_VW</w:t>
+              <w:t xml:space="preserve">      from RAW.MAXIMUS_TRAVEL.NONHLTH_TRV_UWR_VW_DATA_POLICY_DETAILS_INSURED_DETAILS_MEMBER_DETAILS_PARTY_ADDRESS_ADDRESS_PROPERTY_PIVOT_VW</w:t>
               <w:br/>
               <w:t xml:space="preserve">     where (nullif(trim(to_varchar("ALTERNATE_MOB_NUMBERLANDLINE_NUMBER")), '') is not null) or (nullif(trim(to_varchar("WHATSAPP_NO")), '') is not null) or (nullif(trim(to_varchar("FACEBOOK_ID")), '') is not null) or (nullif(trim(to_varchar("INSTAGRAM_ID")), '') is not null) or (nullif(trim(to_varchar("LINKED_IN_ID")), '') is not null) or (nullif(trim(to_varchar("TWITTER_ID")), '') is not null)</w:t>
               <w:br/>
               <w:t xml:space="preserve">    union all</w:t>
               <w:br/>
-              <w:t xml:space="preserve">    -- via hubfeed_mtv2_party &lt;- stg2_mtv2_up__uwr_pol_ins_mbr_pp_sp_pv__sat_common_contact &lt;- up_mtv2__uwr_pol_ins_mbr_pp_sp_pv__sat_common_contact  (+2 more feed(s) on the same RAW table + key)</w:t>
+              <w:t xml:space="preserve">    -- via hubfeed_mt_party &lt;- stg2_mt_up__uwr_pol_ins_mbr_pp_sp_pv__sat_common_contact &lt;- up_mt__uwr_pol_ins_mbr_pp_sp_pv__sat_common_contact  (+2 more feed(s) on the same RAW table + key)</w:t>
               <w:br/>
               <w:t xml:space="preserve">    select 'NONHLTH_TRV_UWR_VW_DATA_POLICY_DETAILS_INSURED_DETAILS_MEMBER_DETAILS_PARTY_PROPERTY_SIMPLE_PROPERTY_PIVOT_VW (literal arm) (PARTY_HKEY__INSURED_MEMBER / sat_common_contact)' as src_branch,</w:t>
               <w:br/>
               <w:t xml:space="preserve">           MD5_BINARY(NULLIF(UPPER(TRIM(CAST('HUB_PARTY|' || ((nullif(trim(case when coalesce(nullif(trim(w0_party_code),'')) is not null then nullif(trim(w0_party_code), '') end),''))) AS VARCHAR))), '')) as hkey</w:t>
               <w:br/>
-              <w:t xml:space="preserve">      from RAW.MAXIMUS_TRAVEL_V2.NONHLTH_TRV_UWR_VW_DATA_POLICY_DETAILS_INSURED_DETAILS_MEMBER_DETAILS_PARTY_PROPERTY_SIMPLE_PROPERTY_PIVOT_VW</w:t>
+              <w:t xml:space="preserve">      from RAW.MAXIMUS_TRAVEL.NONHLTH_TRV_UWR_VW_DATA_POLICY_DETAILS_INSURED_DETAILS_MEMBER_DETAILS_PARTY_PROPERTY_SIMPLE_PROPERTY_PIVOT_VW</w:t>
               <w:br/>
               <w:t xml:space="preserve">     where (nullif(trim(to_varchar("CLAIM_MOBILE_NUMBER")), '') is not null) or (nullif(trim(to_varchar("KYC_MOBILE_NUMBER")), '') is not null) or (nullif(trim(to_varchar("ID_NUMBER")), '') is not null or nullif(trim(to_varchar("IDENTIFICATION_PROOF_EFFECTIVE_DATE")), '') is not null) or (nullif(trim(to_varchar("AADHAAR_NUMBER")), '') is not null or nullif(trim(to_varchar("POA_AADHAR_CARD_STATUS")), '') is not null or nullif(trim(to_varchar("UID")), '') is not null) or (nullif(trim(to_varchar("AADHAAR_ENROLLMENT_NO")), '') is not null) or (nullif(trim(to_varchar("VID")), '') is not null) or (nullif(trim(to_varchar("ABHA_ID")), '') is not null) or (nullif(trim(to_varchar("DOB_PROOF")), '') is not null) or (nullif(trim(to_varchar("CIN_NUMBER")), '') is not null) or (nullif(trim(to_varchar("CKYC_NUMBER")), '') is not null or nullif(trim(to_varchar("CLAIM_CKYC_NUMBER")), '') is not null) or (nullif(trim(to_varchar("DRIVING_LICENSE_EXPIRY_DATE")), '') is not null or nullif(trim(to_varchar("DRIVING_LICENSE_ISSUE_DATE")), '') is not null or nullif(trim(to_varchar("DRIVING_LICENSE_NUMBER")), '') is not null or nullif(trim(to_varchar("DRIVING_LICENSE_PLACE_OF_ISSUE")), '') is not null or nullif(trim(to_varchar("POA_DRIVING_LICENSE_STATUS")), '') is not null) or (nullif(trim(to_varchar("E_INSURANCE_DEMAT_ACCOUNT_VERIFIED")), '') is not null or nullif(trim(to_varchar("EIA_NUMBER")), '') is not null or nullif(trim(to_varchar("INSURANCE_REPOSITORY_CODE")), '') is not null) or (nullif(trim(to_varchar("POI_FORM_60_STATUS")), '') is not null) or (nullif(trim(to_varchar("EXPIRY_DATE")), '') is not null) or (nullif(trim(to_varchar("GSTIN_ISSUANCE_DT")), '') is not null or nullif(trim(to_varchar("GSTINUIN")), '') is not null or nullif(trim(to_varchar("GSTN_NUMBER")), '') is not null or nullif(trim(to_varchar("GSTN_REGN_STATUS")), '') is not null or nullif(trim(to_varchar("GSTN_STATUS")), '') is not null or nullif(trim(to_varchar("GSTN_TAXPAYER_TYPE")), '') is not null) or (nullif(trim(to_varchar("NREGA_JOB_CARD")), '') is not null or nullif(trim(to_varchar("POA_NREGA_JOB_CARD_STATUS")), '') is not null) or (nullif(trim(to_varchar("PAN_NUMBER")), '') is not null or nullif(trim(to_varchar("POI_PAN_CARD_STATUS")), '') is not null) or (nullif(trim(to_varchar("POA_PASSPORT_STATUS")), '') is not null) or (nullif(trim(to_varchar("POA_DOCUMENT_STATUS")), '') is not null or nullif(trim(to_varchar("PROOF_OF_ADDRESS_SUBMITTED_FOR_CURRENT_PERMANENT_OVERSEAS_ADDRESS")), '') is not null) or (nullif(trim(to_varchar("POI_DOCUMENT_STATUS")), '') is not null) or (nullif(trim(to_varchar("SEZ_REGISTRATION_DATE")), '') is not null or nullif(trim(to_varchar("SEZ_REGISTRATION_NO")), '') is not null) or (nullif(trim(to_varchar("TAN_NUMBER")), '') is not null) or (nullif(trim(to_varchar("VOTER_ID")), '') is not null) or (nullif(trim(to_varchar("POA_STATUS")), '') is not null) or (nullif(trim(to_varchar("POI_STATUS")), '') is not null)</w:t>
               <w:br/>
               <w:t xml:space="preserve">    union all</w:t>
               <w:br/>
-              <w:t xml:space="preserve">    -- via hubfeed_mtv2_party &lt;- stg2_mtv2_up__uwr_pol_prp_pa_address_prop_pv__sat_common_contact &lt;- up_mtv2__uwr_pol_prp_pa_address_prop_pv__sat_common_contact</w:t>
+              <w:t xml:space="preserve">    -- via hubfeed_mt_party &lt;- stg2_mt_up__uwr_pol_prp_pa_address_prop_pv__sat_common_contact &lt;- up_mt__uwr_pol_prp_pa_address_prop_pv__sat_common_contact</w:t>
               <w:br/>
               <w:t xml:space="preserve">    select 'NONHLTH_TRV_UWR_VW_DATA_POLICY_DETAILS_PROPOSER_DETAILS_PARTY_ADDRESS_ADDRESS_PROPERTY_PIVOT_VW (literal arm) (PARTY_HKEY__PROPOSER / sat_common_contact)' as src_branch,</w:t>
               <w:br/>
               <w:t xml:space="preserve">           MD5_BINARY(NULLIF(UPPER(TRIM(CAST('HUB_PARTY|' || ((nullif(trim(case when coalesce(nullif(trim(w0_party_code),'')) is not null then nullif(trim(w0_party_code), '') end),''))) AS VARCHAR))), '')) as hkey</w:t>
               <w:br/>
-              <w:t xml:space="preserve">      from RAW.MAXIMUS_TRAVEL_V2.NONHLTH_TRV_UWR_VW_DATA_POLICY_DETAILS_PROPOSER_DETAILS_PARTY_ADDRESS_ADDRESS_PROPERTY_PIVOT_VW</w:t>
+              <w:t xml:space="preserve">      from RAW.MAXIMUS_TRAVEL.NONHLTH_TRV_UWR_VW_DATA_POLICY_DETAILS_PROPOSER_DETAILS_PARTY_ADDRESS_ADDRESS_PROPERTY_PIVOT_VW</w:t>
               <w:br/>
               <w:t xml:space="preserve">     where (nullif(trim(to_varchar("ALTERNATE_MOB_NUMBERLANDLINE_NUMBER")), '') is not null) or (nullif(trim(to_varchar("WHATSAPP_NO")), '') is not null) or (nullif(trim(to_varchar("FACEBOOK_ID")), '') is not null) or (nullif(trim(to_varchar("INSTAGRAM_ID")), '') is not null) or (nullif(trim(to_varchar("LINKED_IN_ID")), '') is not null) or (nullif(trim(to_varchar("TWITTER_ID")), '') is not null)</w:t>
               <w:br/>
               <w:t xml:space="preserve">    union all</w:t>
               <w:br/>
-              <w:t xml:space="preserve">    -- via hubfeed_mtv2_party &lt;- stg2_mtv2_up__uwr_pol_prp_pp_sp_pv__sat_common_contact &lt;- up_mtv2__uwr_pol_prp_pp_sp_pv__sat_common_contact  (+3 more feed(s) on the same RAW table + key)</w:t>
+              <w:t xml:space="preserve">    -- via hubfeed_mt_party &lt;- stg2_mt_up__uwr_pol_prp_pp_sp_pv__sat_common_contact &lt;- up_mt__uwr_pol_prp_pp_sp_pv__sat_common_contact  (+3 more feed(s) on the same RAW table + key)</w:t>
               <w:br/>
               <w:t xml:space="preserve">    select 'NONHLTH_TRV_UWR_VW_DATA_POLICY_DETAILS_PROPOSER_DETAILS_PARTY_PROPERTY_SIMPLE_PROPERTY_PIVOT_VW (literal arm) (PARTY_HKEY__PROPOSER / sat_common_contact)' as src_branch,</w:t>
               <w:br/>
               <w:t xml:space="preserve">           MD5_BINARY(NULLIF(UPPER(TRIM(CAST('HUB_PARTY|' || ((nullif(trim(case when coalesce(nullif(trim(w0_party_code),'')) is not null then nullif(trim(w0_party_code), '') end),''))) AS VARCHAR))), '')) as hkey</w:t>
               <w:br/>
-              <w:t xml:space="preserve">      from RAW.MAXIMUS_TRAVEL_V2.NONHLTH_TRV_UWR_VW_DATA_POLICY_DETAILS_PROPOSER_DETAILS_PARTY_PROPERTY_SIMPLE_PROPERTY_PIVOT_VW</w:t>
+              <w:t xml:space="preserve">      from RAW.MAXIMUS_TRAVEL.NONHLTH_TRV_UWR_VW_DATA_POLICY_DETAILS_PROPOSER_DETAILS_PARTY_PROPERTY_SIMPLE_PROPERTY_PIVOT_VW</w:t>
               <w:br/>
               <w:t xml:space="preserve">     where (nullif(trim(to_varchar("ALTERNATE_MOB_NUMBERLANDLINE_NUMBER")), '') is not null) or (nullif(trim(to_varchar("CLAIM_MOBILE_NUMBER")), '') is not null) or (nullif(trim(to_varchar("KYC_MOBILE_NUMBER")), '') is not null) or (nullif(trim(to_varchar("INTERMEDIARY_TYPE")), '') is not null) or (1 = 1) or (nullif(trim(to_varchar("ID_NUMBER")), '') is not null or nullif(trim(to_varchar("ID_PROOF")), '') is not null or nullif(trim(to_varchar("IDENTIFICATION_PROOF")), '') is not null or nullif(trim(to_varchar("IDENTIFICATION_PROOF_EFFECTIVE_DATE")), '') is not null) or (nullif(trim(to_varchar("AADHAAR_NUMBER")), '') is not null or nullif(trim(to_varchar("AADHAR_NO")), '') is not null or nullif(trim(to_varchar("POA_AADHAR_CARD_STATUS")), '') is not null or nullif(trim(to_varchar("UID")), '') is not null) or (nullif(trim(to_varchar("AADHAAR_ENROLLMENT_NO")), '') is not null) or (nullif(trim(to_varchar("VID")), '') is not null) or (nullif(trim(to_varchar("ABHA_ID")), '') is not null) or (nullif(trim(to_varchar("DOB_PROOF")), '') is not null) or (nullif(trim(to_varchar("CIN_NUMBER")), '') is not null) or (nullif(trim(to_varchar("CKYC_NUMBER")), '') is not null or nullif(trim(to_varchar("CLAIM_CKYC_NUMBER")), '') is not null) or (nullif(trim(to_varchar("DRIVING_LICENSE_EXPIRY_DATE")), '') is not null or nullif(trim(to_varchar("DRIVING_LICENSE_ISSUE_DATE")), '') is not null or nullif(trim(to_varchar("DRIVING_LICENSE_NUMBER")), '') is not null or nullif(trim(to_varchar("DRIVING_LICENSE_PLACE_OF_ISSUE")), '') is not null or nullif(trim(to_varchar("POA_DRIVING_LICENSE_STATUS")), '') is not null) or (nullif(trim(to_varchar("E_INSURANCE_DEMAT_ACCOUNT_VERIFIED")), '') is not null or nullif(trim(to_varchar("EIA_NUMBER")), '') is not null or nullif(trim(to_varchar("INSURANCE_REPOSITORY_CODE")), '') is not null) or (nullif(trim(to_varchar("POI_FORM_60_STATUS")), '') is not null) or (nullif(trim(to_varchar("EXPIRY_DATE")), '') is not null) or (nullif(trim(to_varchar("GSTIN_ISSUANCE_DT")), '') is not null or nullif(trim(to_varchar("GSTINUIN")), '') is not null or nullif(trim(to_varchar("GSTN_NUMBER")), '') is not null or nullif(trim(to_varchar("GSTN_REGN_STATUS")), '') is not null or nullif(trim(to_varchar("GSTN_STATUS")), '') is not null or nullif(trim(to_varchar("GSTN_TAXPAYER_TYPE")), '') is not null or nullif(trim(to_varchar("TAXPAYER_TYPE")), '') is not null) or (nullif(trim(to_varchar("NREGA_JOB_CARD")), '') is not null or nullif(trim(to_varchar("POA_NREGA_JOB_CARD_STATUS")), '') is not null) or (nullif(trim(to_varchar("PAN_NO")), '') is not null or nullif(trim(to_varchar("PAN_NUMBER")), '') is not null or nullif(trim(to_varchar("POI_PAN_CARD_STATUS")), '') is not null) or (nullif(trim(to_varchar("POA_PASSPORT_STATUS")), '') is not null) or (nullif(trim(to_varchar("POA_DOCUMENT_STATUS")), '') is not null or nullif(trim(to_varchar("PROOF_OF_ADDRESS_SUBMITTED_FOR_CURRENT_PERMANENT_OVERSEAS_ADDRESS")), '') is not null) or (nullif(trim(to_varchar("POI_DOCUMENT_STATUS")), '') is not null) or (nullif(trim(to_varchar("SEPZ_REGISTRATION_DATE")), '') is not null or nullif(trim(to_varchar("SEPZ_REGISTRATION_NO")), '') is not null) or (nullif(trim(to_varchar("SERVICE_TAX")), '') is not null) or (nullif(trim(to_varchar("SEZ_EXPIRY_DATE")), '') is not null or nullif(trim(to_varchar("SEZ_REGISTRATION_DATE")), '') is not null or nullif(trim(to_varchar("SEZ_REGISTRATION_NO")), '') is not null) or (nullif(trim(to_varchar("TAN_NUMBER")), '') is not null) or (nullif(trim(to_varchar("VOTER_ID")), '') is not null) or (nullif(trim(to_varchar("POA_STATUS")), '') is not null) or (nullif(trim(to_varchar("POI_STATUS")), '') is not null)</w:t>
               <w:br/>
@@ -3339,7 +3339,7 @@
         <w:t xml:space="preserve">Note: </w:t>
       </w:r>
       <w:r>
-        <w:t xml:space="preserve">12 RAW key branch(es): NONHLTH_TRV_CLM_VW_DATA_CLAIM_DETAILS.POLICYNO (POLICY_HKEY), NONHLTH_TRV_CLM_VW_DATA_CLAIM_DETAILS_CLAIM_ATTRIBUTE_PROPERTIES_PIVOT_VW.MASTER_POLICY_NUMBER (POLICY_HKEY__MASTER_POLICY), NONHLTH_TRV_UWR_VW_DATA_POLICY_DETAILS.POLICY_NUMBER (POLICY_HKEY), NONHLTH_TRV_UWR_VW_DATA_POLICY_DETAILS_INSURED_DETAILS_MEMBER_DETAILS.[] (POLICY_HKEY__INSURED_MEMBER), NONHLTH_TRV_UWR_VW_DATA_POLICY_DETAILS_INSURED_DETAILS_MEMBER_DETAILS_PARTY_RELATION.FOREIGN_KEY (POLICY_HKEY__INSURED_MEMBER), NONHLTH_TRV_UWR_VW_DATA_POLICY_DETAILS_POLICY_PROPERTY_SIMPLE_PROPERTY_PIVOT_VW.MASTER_POLICY_NUMBER (POLICY_HKEY__MASTER_POLICY), NONHLTH_TRV_UWR_VW_DATA_POLICY_DETAILS_POLICY_PROPERTY_SIMPLE_PROPERTY_PIVOT_VW.EXPIRING_POLICY_NUMBER (POLICY_HKEY__PREVIOUS_POLICY), NONHLTH_TRV_UWR_VW_DATA_POLICY_DETAILS_PREVIOUS_POLICY_DETAILS.POLICY_NUMBER (POLICY_HKEY__PREVIOUS_POLICY), NONHLTH_TRV_UWR_VW_DATA_POLICY_DETAILS_PROPOSER_DETAILS_PARTY_RELATION.FOREIGN_KEY (POLICY_HKEY__PROPOSER), NONHLTH_TRV_UWR_VW_DATA_QUOTE_PARAM_DETAILS_POLICY_PROPERTY_RULE_LIST_PIVOT_VW.MASTER_POLICY_NUMBER (POLICY_HKEY__MASTER_POLICY), NONHLTH_TRV_UWR_VW_DATA_QUOTE_PARAM_DETAILS_POLICY_PROPERTY_RULE_LIST_PIVOT_VW.EXPIRING_POLICY_NUMBER (POLICY_HKEY__PREVIOUS_POLICY), NONHLTH_TRV_UWR_VW_DATA_QUOTE_PARAM_DETAILS_POLICY_PROPERTY_RULE_LIST_PIVOT_VW.PREVIOUS_POLICY_NUMBER (POLICY_HKEY__PREVIOUS_POLICY_PORTABILITY). Travel RECORD_SOURCE value(s) parsed from feeds: MAXIMUS_NONHLTH_TRV_CLM_VW_DATA_CLAIM_DETAILS, MAXIMUS_NONHLTH_TRV_CLM_VW_DATA_CLAIM_DETAILS_CLAIM_ATTRIBUTE_PROPERTIES_PIVOT_VW, MAXIMUS_NONHLTH_TRV_CLM_VW_DATA_CLAIM_DETAILS_CLAIM_RISK_RISK_ATTRIBUTE_MULTI_SET_PROPERTY_MULTI_SET_DETAIL_PROPERTY_PIVOT_VW, MAXIMUS_NONHLTH_TRV_UWR_VW_DATA_POLICY_DETAILS, MAXIMUS_NONHLTH_TRV_UWR_VW_DATA_POLICY_DETAILS_DISPATCH_DETAILS, MAXIMUS_NONHLTH_TRV_UWR_VW_DATA_POLICY_DETAILS_ENDORSEMENT_DETAILS (+14 more). Excluded: hubfeed_mtv2_policy &lt;- stg2_mtv2__clm_clmd_clmap_pv: key uses walk column(s) w1_policyno from parent view(s) -- not resolvable to a single RAW table in the first-cut, skipped.. Excluded: hubfeed_mtv2_policy &lt;- stg2_mtv2__clm_clmd_clmrsk_rska_msp_msd_prop_pv: key uses walk column(s) w1_policyno from parent view(s) -- not resolvable to a single RAW table in the first-cut, skipped.. Excluded: hubfeed_mtv2_policy &lt;- stg2_mtv2__uwr_pol_disp: key uses walk column(s) w0_policy_number from parent view(s) -- not resolvable to a single RAW table in the first-cut, skipped.. Excluded: hubfeed_mtv2_policy &lt;- stg2_mtv2__uwr_pol_endt: key uses walk column(s) w0_policy_number from parent view(s) -- not resolvable to a single RAW table in the first-cut, skipped.. Excluded: hubfeed_mtv2_policy &lt;- stg2_mtv2__uwr_pol_ins_cov: key uses walk column(s) w0_policy_number from parent view(s) -- not resolvable to a single RAW table in the first-cut, skipped.. Excluded: hubfeed_mtv2_policy &lt;- stg2_mtv2__uwr_pol_ins_cov_covp_sp_pv: key uses walk column(s) w0_policy_number from parent view(s) -- not resolvable to a single RAW table in the first-cut, skipped.. Excluded: hubfeed_mtv2_policy &lt;- stg2_mtv2__uwr_pol_ins_rskp_sp_pv: key uses walk column(s) w0_policy_number from parent view(s) -- not resolvable to a single RAW table in the first-cut, skipped.. Excluded: hubfeed_mtv2_policy &lt;- stg2_mtv2__uwr_pol_policy_relation: key uses walk column(s) w0_policy_number from parent view(s) -- not resolvable to a single RAW table in the first-cut, skipped.. Excluded: hubfeed_mtv2_policy &lt;- stg2_mtv2__uwr_pol_polp_msp_msd_prop_pv: key uses walk column(s) w0_policy_number from parent view(s) -- not resolvable to a single RAW table in the first-cut, skipped.. Excluded: hubfeed_mtv2_policy &lt;- stg2_mtv2__uwr_pol_polp_sp_pv: key uses walk column(s) w0_policy_number from parent view(s) -- not resolvable to a single RAW table in the first-cut, skipped.. Excluded: hubfeed_mtv2_policy &lt;- stg2_mtv2__uwr_pol_prp: key uses walk column(s) w0_policy_number from parent view(s) -- not resolvable to a single RAW table in the first-cut, skipped.. Excluded: hubfeed_mtv2_policy &lt;- stg2_mtv2__uwr_pol_wrk: key uses walk column(s) w0_policy_number from parent view(s) -- not resolvable to a single RAW table in the first-cut, skipped.. Excluded: hubfeed_mtv2_policy &lt;- stg2_mtv2__uwr_prem: key uses walk column(s) w0_policy_number from parent view(s) -- not resolvable to a single RAW table in the first-cut, skipped.. Excluded: hubfeed_mtv2_policy &lt;- stg2_mtv2_up__uwr_pol_ins_cov_covp_sp_pv__sat_policy_premium_head &lt;- up_mtv2__uwr_pol_ins_cov_covp_sp_pv__sat_policy_premium_head: arm uses walk column(s), skipped.. Excluded: hubfeed_mtv2_policy &lt;- stg2_mtv2_up__uwr_pol_ins_cov_covp_sp_pv__sat_policy_premium_head &lt;- up_mtv2__uwr_pol_ins_cov_covp_sp_pv__sat_policy_premium_head: arm uses walk column(s), skipped.. Excluded: hubfeed_mtv2_policy &lt;- stg2_mtv2_up__uwr_pol_ins_cov_covp_sp_pv__sat_policy_premium_head &lt;- up_mtv2__uwr_pol_ins_cov_covp_sp_pv__sat_policy_premium_head: arm uses walk column(s), skipped.. Excluded: hubfeed_mtv2_policy &lt;- stg2_mtv2_up__uwr_pol_ins_cov_covp_sp_pv__sat_policy_premium_head &lt;- up_mtv2__uwr_pol_ins_cov_covp_sp_pv__sat_policy_premium_head: arm uses walk column(s), skipped.. Excluded: hubfeed_mtv2_policy &lt;- stg2_mtv2_up__uwr_pol_ins_cov_covp_sp_pv__sat_policy_premium_head &lt;- up_mtv2__uwr_pol_ins_cov_covp_sp_pv__sat_policy_premium_head: arm uses walk column(s), skipped.. Excluded: hubfeed_mtv2_policy &lt;- stg2_mtv2_up__uwr_pol_ins_cov_covp_sp_pv__sat_policy_premium_head &lt;- up_mtv2__uwr_pol_ins_cov_covp_sp_pv__sat_policy_premium_head: arm uses walk column(s), skipped.. Excluded: hubfeed_mtv2_policy &lt;- stg2_mtv2_up__uwr_pol_ins_cov_covp_sp_pv__sat_policy_premium_head &lt;- up_mtv2__uwr_pol_ins_cov_covp_sp_pv__sat_policy_premium_head: arm uses walk column(s), skipped.. Excluded: hubfeed_mtv2_policy &lt;- stg2_mtv2_up__uwr_pol_ins_cov_covp_sp_pv__sat_policy_premium_head &lt;- up_mtv2__uwr_pol_ins_cov_covp_sp_pv__sat_policy_premium_head: arm uses walk column(s), skipped.. Excluded: hubfeed_mtv2_policy &lt;- stg2_mtv2_up__uwr_pol_ins_cov_covp_sp_pv__sat_policy_premium_head &lt;- up_mtv2__uwr_pol_ins_cov_covp_sp_pv__sat_policy_premium_head: arm uses walk column(s), skipped.. Excluded: hubfeed_mtv2_policy &lt;- stg2_mtv2_up__uwr_pol_ins_rskp_sp_pv__sat_policy_classification &lt;- up_mtv2__uwr_pol_ins_rskp_sp_pv__sat_policy_classification: arm uses walk column(s), skipped.. Excluded: hubfeed_mtv2_policy &lt;- stg2_mtv2_up__uwr_pol_ins_rskp_sp_pv__sat_policy_classification &lt;- up_mtv2__uwr_pol_ins_rskp_sp_pv__sat_policy_classification: arm uses walk column(s), skipped.. Excluded: hubfeed_mtv2_policy &lt;- stg2_mtv2_up__uwr_pol_ins_rskp_sp_pv__sat_policy_premium_head &lt;- up_mtv2__uwr_pol_ins_rskp_sp_pv__sat_policy_premium_head: arm uses walk column(s), skipped.. Excluded: hubfeed_mtv2_policy &lt;- stg2_mtv2_up__uwr_pol_ins_rskp_sp_pv__sat_policy_premium_head &lt;- up_mtv2__uwr_pol_ins_rskp_sp_pv__sat_policy_premium_head: arm uses walk column(s), skipped.. Excluded: hubfeed_mtv2_policy &lt;- stg2_mtv2_up__uwr_pol_ins_rskp_sp_pv__sat_policy_premium_head &lt;- up_mtv2__uwr_pol_ins_rskp_sp_pv__sat_policy_premium_head: arm uses walk column(s), skipped.. Excluded: hubfeed_mtv2_policy &lt;- stg2_mtv2_up__uwr_pol_ins_rskp_sp_pv__sat_policy_premium_head &lt;- up_mtv2__uwr_pol_ins_rskp_sp_pv__sat_policy_premium_head: arm uses walk column(s), skipped.. Excluded: hubfeed_mtv2_policy &lt;- stg2_mtv2_up__uwr_pol_ins_rskp_sp_pv__sat_policy_premium_head &lt;- up_mtv2__uwr_pol_ins_rskp_sp_pv__sat_policy_premium_head: arm uses walk column(s), skipped.. Excluded: hubfeed_mtv2_policy &lt;- stg2_mtv2_up__uwr_pol_ins_rskp_sp_pv__sat_policy_premium_head &lt;- up_mtv2__uwr_pol_ins_rskp_sp_pv__sat_policy_premium_head: arm uses walk column(s), skipped.. Excluded: hubfeed_mtv2_policy &lt;- stg2_mtv2_up__uwr_pol_ins_rskp_sp_pv__sat_policy_premium_head &lt;- up_mtv2__uwr_pol_ins_rskp_sp_pv__sat_policy_premium_head: arm uses walk column(s), skipped.. Excluded: hubfeed_mtv2_policy &lt;- stg2_mtv2_up__uwr_pol_polp_msp_msd_prop_pv__sat_policy_premium_head &lt;- up_mtv2__uwr_pol_polp_msp_msd_prop_pv__sat_policy_premium_head: arm uses walk column(s), skipped.. Excluded: hubfeed_mtv2_policy &lt;- stg2_mtv2_up__uwr_pol_polp_msp_msd_prop_pv__sat_policy_premium_head &lt;- up_mtv2__uwr_pol_polp_msp_msd_prop_pv__sat_policy_premium_head: arm uses walk column(s), skipped.. Excluded: hubfeed_mtv2_policy &lt;- stg2_mtv2_up__uwr_pol_polp_msp_msd_prop_pv__sat_policy_premium_head &lt;- up_mtv2__uwr_pol_polp_msp_msd_prop_pv__sat_policy_premium_head: arm uses walk column(s), skipped.. Excluded: hubfeed_mtv2_policy &lt;- stg2_mtv2_up__uwr_pol_polp_msp_msd_prop_pv__sat_policy_premium_head &lt;- up_mtv2__uwr_pol_polp_msp_msd_prop_pv__sat_policy_premium_head: arm uses walk column(s), skipped.. Excluded: hubfeed_mtv2_policy &lt;- stg2_mtv2_up__uwr_pol_polp_msp_msd_prop_pv__sat_policy_premium_head &lt;- up_mtv2__uwr_pol_polp_msp_msd_prop_pv__sat_policy_premium_head: arm uses walk column(s), skipped.. Excluded: hubfeed_mtv2_policy &lt;- stg2_mtv2_up__uwr_pol_polp_msp_msd_prop_pv__sat_policy_premium_head &lt;- up_mtv2__uwr_pol_polp_msp_msd_prop_pv__sat_policy_premium_head: arm uses walk column(s), skipped.. Excluded: hubfeed_mtv2_policy &lt;- stg2_mtv2_up__uwr_pol_polp_msp_msd_prop_pv__sat_policy_premium_head &lt;- up_mtv2__uwr_pol_polp_msp_msd_prop_pv__sat_policy_premium_head: arm uses walk column(s), skipped.. Excluded: hubfeed_mtv2_policy &lt;- stg2_mtv2_up__uwr_pol_polp_sp_pv__sat_policy_classification &lt;- up_mtv2__uwr_pol_polp_sp_pv__sat_policy_classification: arm uses walk column(s), skipped.. Excluded: hubfeed_mtv2_policy &lt;- stg2_mtv2_up__uwr_pol_polp_sp_pv__sat_policy_classification &lt;- up_mtv2__uwr_pol_polp_sp_pv__sat_policy_classification: arm uses walk column(s), skipped.. Excluded: hubfeed_mtv2_policy &lt;- stg2_mtv2_up__uwr_pol_polp_sp_pv__sat_policy_classification &lt;- up_mtv2__uwr_pol_polp_sp_pv__sat_policy_classification: arm uses walk column(s), skipped.. Excluded: hubfeed_mtv2_policy &lt;- stg2_mtv2_up__uwr_pol_polp_sp_pv__sat_policy_classification &lt;- up_mtv2__uwr_pol_polp_sp_pv__sat_policy_classification: arm uses walk column(s), skipped.. Excluded: hubfeed_mtv2_policy &lt;- stg2_mtv2_up__uwr_pol_polp_sp_pv__sat_policy_discount_loading_applied &lt;- up_mtv2__uwr_pol_polp_sp_pv__sat_policy_discount_loading_applied: arm uses walk column(s), skipped.. Excluded: hubfeed_mtv2_policy &lt;- stg2_mtv2_up__uwr_pol_polp_sp_pv__sat_policy_discount_loading_applied &lt;- up_mtv2__uwr_pol_polp_sp_pv__sat_policy_discount_loading_applied: arm uses walk column(s), skipped.. Excluded: hubfeed_mtv2_policy &lt;- stg2_mtv2_up__uwr_pol_polp_sp_pv__sat_policy_discount_loading_applied &lt;- up_mtv2__uwr_pol_polp_sp_pv__sat_policy_discount_loading_applied: arm uses walk column(s), skipped.. Excluded: hubfeed_mtv2_policy &lt;- stg2_mtv2_up__uwr_pol_polp_sp_pv__sat_policy_discount_loading_applied &lt;- up_mtv2__uwr_pol_polp_sp_pv__sat_policy_discount_loading_applied: arm uses walk column(s), skipped.. Excluded: hubfeed_mtv2_policy &lt;- stg2_mtv2_up__uwr_pol_polp_sp_pv__sat_policy_discount_loading_applied &lt;- up_mtv2__uwr_pol_polp_sp_pv__sat_policy_discount_loading_applied: arm uses walk column(s), skipped.. Excluded: hubfeed_mtv2_policy &lt;- stg2_mtv2_up__uwr_pol_polp_sp_pv__sat_policy_discount_loading_applied &lt;- up_mtv2__uwr_pol_polp_sp_pv__sat_policy_discount_loading_applied: arm uses walk column(s), skipped.. Excluded: hubfeed_mtv2_policy &lt;- stg2_mtv2_up__uwr_pol_polp_sp_pv__sat_policy_discount_loading_applied &lt;- up_mtv2__uwr_pol_polp_sp_pv__sat_policy_discount_loading_applied: arm uses walk column(s), skipped.. Excluded: hubfeed_mtv2_policy &lt;- stg2_mtv2_up__uwr_pol_polp_sp_pv__sat_policy_discount_loading_applied &lt;- up_mtv2__uwr_pol_polp_sp_pv__sat_policy_discount_loading_applied: arm uses walk column(s), skipped.. Excluded: hubfeed_mtv2_policy &lt;- stg2_mtv2_up__uwr_pol_polp_sp_pv__sat_policy_discount_loading_applied &lt;- up_mtv2__uwr_pol_polp_sp_pv__sat_policy_discount_loading_applied: arm uses walk column(s), skipped.. Excluded: hubfeed_mtv2_policy &lt;- stg2_mtv2_up__uwr_pol_polp_sp_pv__sat_policy_discount_loading_applied &lt;- up_mtv2__uwr_pol_polp_sp_pv__sat_policy_discount_loading_applied: arm uses walk column(s), skipped.. Excluded: hubfeed_mtv2_policy &lt;- stg2_mtv2_up__uwr_pol_polp_sp_pv__sat_policy_discount_loading_applied &lt;- up_mtv2__uwr_pol_polp_sp_pv__sat_policy_discount_loading_applied: arm uses walk column(s), skipped.. Excluded: hubfeed_mtv2_policy &lt;- stg2_mtv2_up__uwr_pol_polp_sp_pv__sat_policy_discount_loading_applied &lt;- up_mtv2__uwr_pol_polp_sp_pv__sat_policy_discount_loading_applied: arm uses walk column(s), skipped.. Excluded: hubfeed_mtv2_policy &lt;- stg2_mtv2_up__uwr_pol_polp_sp_pv__sat_policy_discount_loading_applied &lt;- up_mtv2__uwr_pol_polp_sp_pv__sat_policy_discount_loading_applied: arm uses walk column(s), skipped.. Excluded: hubfeed_mtv2_policy &lt;- stg2_mtv2_up__uwr_pol_polp_sp_pv__sat_policy_discount_loading_applied &lt;- up_mtv2__uwr_pol_polp_sp_pv__sat_policy_discount_loading_applied: arm uses walk column(s), skipped..</w:t>
+        <w:t xml:space="preserve">12 RAW key branch(es): NONHLTH_TRV_CLM_VW_DATA_CLAIM_DETAILS.POLICYNO (POLICY_HKEY), NONHLTH_TRV_CLM_VW_DATA_CLAIM_DETAILS_CLAIM_ATTRIBUTE_PROPERTIES_PIVOT_VW.MASTER_POLICY_NUMBER (POLICY_HKEY__MASTER_POLICY), NONHLTH_TRV_UWR_VW_DATA_POLICY_DETAILS.POLICY_NUMBER (POLICY_HKEY), NONHLTH_TRV_UWR_VW_DATA_POLICY_DETAILS_INSURED_DETAILS_MEMBER_DETAILS.[] (POLICY_HKEY__INSURED_MEMBER), NONHLTH_TRV_UWR_VW_DATA_POLICY_DETAILS_INSURED_DETAILS_MEMBER_DETAILS_PARTY_RELATION.FOREIGN_KEY (POLICY_HKEY__INSURED_MEMBER), NONHLTH_TRV_UWR_VW_DATA_POLICY_DETAILS_POLICY_PROPERTY_SIMPLE_PROPERTY_PIVOT_VW.MASTER_POLICY_NUMBER (POLICY_HKEY__MASTER_POLICY), NONHLTH_TRV_UWR_VW_DATA_POLICY_DETAILS_POLICY_PROPERTY_SIMPLE_PROPERTY_PIVOT_VW.EXPIRING_POLICY_NUMBER (POLICY_HKEY__PREVIOUS_POLICY), NONHLTH_TRV_UWR_VW_DATA_POLICY_DETAILS_PREVIOUS_POLICY_DETAILS.POLICY_NUMBER (POLICY_HKEY__PREVIOUS_POLICY), NONHLTH_TRV_UWR_VW_DATA_POLICY_DETAILS_PROPOSER_DETAILS_PARTY_RELATION.FOREIGN_KEY (POLICY_HKEY__PROPOSER), NONHLTH_TRV_UWR_VW_DATA_QUOTE_PARAM_DETAILS_POLICY_PROPERTY_RULE_LIST_PIVOT_VW.MASTER_POLICY_NUMBER (POLICY_HKEY__MASTER_POLICY), NONHLTH_TRV_UWR_VW_DATA_QUOTE_PARAM_DETAILS_POLICY_PROPERTY_RULE_LIST_PIVOT_VW.EXPIRING_POLICY_NUMBER (POLICY_HKEY__PREVIOUS_POLICY), NONHLTH_TRV_UWR_VW_DATA_QUOTE_PARAM_DETAILS_POLICY_PROPERTY_RULE_LIST_PIVOT_VW.PREVIOUS_POLICY_NUMBER (POLICY_HKEY__PREVIOUS_POLICY_PORTABILITY). Travel RECORD_SOURCE value(s) parsed from feeds: MAXIMUS_NONHLTH_TRV_CLM_VW_DATA_CLAIM_DETAILS, MAXIMUS_NONHLTH_TRV_CLM_VW_DATA_CLAIM_DETAILS_CLAIM_ATTRIBUTE_PROPERTIES_PIVOT_VW, MAXIMUS_NONHLTH_TRV_CLM_VW_DATA_CLAIM_DETAILS_CLAIM_RISK_RISK_ATTRIBUTE_MULTI_SET_PROPERTY_MULTI_SET_DETAIL_PROPERTY_PIVOT_VW, MAXIMUS_NONHLTH_TRV_UWR_VW_DATA_POLICY_DETAILS, MAXIMUS_NONHLTH_TRV_UWR_VW_DATA_POLICY_DETAILS_DISPATCH_DETAILS, MAXIMUS_NONHLTH_TRV_UWR_VW_DATA_POLICY_DETAILS_ENDORSEMENT_DETAILS (+14 more). Excluded: hubfeed_mt_policy &lt;- stg2_mt__clm_clmd_clmap_pv: key uses walk column(s) w1_policyno from parent view(s) -- not resolvable to a single RAW table in the first-cut, skipped.. Excluded: hubfeed_mt_policy &lt;- stg2_mt__clm_clmd_clmrsk_rska_msp_msd_prop_pv: key uses walk column(s) w1_policyno from parent view(s) -- not resolvable to a single RAW table in the first-cut, skipped.. Excluded: hubfeed_mt_policy &lt;- stg2_mt__uwr_pol_disp: key uses walk column(s) w0_policy_number from parent view(s) -- not resolvable to a single RAW table in the first-cut, skipped.. Excluded: hubfeed_mt_policy &lt;- stg2_mt__uwr_pol_endt: key uses walk column(s) w0_policy_number from parent view(s) -- not resolvable to a single RAW table in the first-cut, skipped.. Excluded: hubfeed_mt_policy &lt;- stg2_mt__uwr_pol_ins_cov: key uses walk column(s) w0_policy_number from parent view(s) -- not resolvable to a single RAW table in the first-cut, skipped.. Excluded: hubfeed_mt_policy &lt;- stg2_mt__uwr_pol_ins_cov_covp_sp_pv: key uses walk column(s) w0_policy_number from parent view(s) -- not resolvable to a single RAW table in the first-cut, skipped.. Excluded: hubfeed_mt_policy &lt;- stg2_mt__uwr_pol_ins_rskp_sp_pv: key uses walk column(s) w0_policy_number from parent view(s) -- not resolvable to a single RAW table in the first-cut, skipped.. Excluded: hubfeed_mt_policy &lt;- stg2_mt__uwr_pol_policy_relation: key uses walk column(s) w0_policy_number from parent view(s) -- not resolvable to a single RAW table in the first-cut, skipped.. Excluded: hubfeed_mt_policy &lt;- stg2_mt__uwr_pol_polp_msp_msd_prop_pv: key uses walk column(s) w0_policy_number from parent view(s) -- not resolvable to a single RAW table in the first-cut, skipped.. Excluded: hubfeed_mt_policy &lt;- stg2_mt__uwr_pol_polp_sp_pv: key uses walk column(s) w0_policy_number from parent view(s) -- not resolvable to a single RAW table in the first-cut, skipped.. Excluded: hubfeed_mt_policy &lt;- stg2_mt__uwr_pol_prp: key uses walk column(s) w0_policy_number from parent view(s) -- not resolvable to a single RAW table in the first-cut, skipped.. Excluded: hubfeed_mt_policy &lt;- stg2_mt__uwr_pol_wrk: key uses walk column(s) w0_policy_number from parent view(s) -- not resolvable to a single RAW table in the first-cut, skipped.. Excluded: hubfeed_mt_policy &lt;- stg2_mt__uwr_prem: key uses walk column(s) w0_policy_number from parent view(s) -- not resolvable to a single RAW table in the first-cut, skipped.. Excluded: hubfeed_mt_policy &lt;- stg2_mt_up__uwr_pol_ins_cov_covp_sp_pv__sat_policy_premium_head &lt;- up_mt__uwr_pol_ins_cov_covp_sp_pv__sat_policy_premium_head: arm uses walk column(s), skipped.. Excluded: hubfeed_mt_policy &lt;- stg2_mt_up__uwr_pol_ins_cov_covp_sp_pv__sat_policy_premium_head &lt;- up_mt__uwr_pol_ins_cov_covp_sp_pv__sat_policy_premium_head: arm uses walk column(s), skipped.. Excluded: hubfeed_mt_policy &lt;- stg2_mt_up__uwr_pol_ins_cov_covp_sp_pv__sat_policy_premium_head &lt;- up_mt__uwr_pol_ins_cov_covp_sp_pv__sat_policy_premium_head: arm uses walk column(s), skipped.. Excluded: hubfeed_mt_policy &lt;- stg2_mt_up__uwr_pol_ins_cov_covp_sp_pv__sat_policy_premium_head &lt;- up_mt__uwr_pol_ins_cov_covp_sp_pv__sat_policy_premium_head: arm uses walk column(s), skipped.. Excluded: hubfeed_mt_policy &lt;- stg2_mt_up__uwr_pol_ins_cov_covp_sp_pv__sat_policy_premium_head &lt;- up_mt__uwr_pol_ins_cov_covp_sp_pv__sat_policy_premium_head: arm uses walk column(s), skipped.. Excluded: hubfeed_mt_policy &lt;- stg2_mt_up__uwr_pol_ins_cov_covp_sp_pv__sat_policy_premium_head &lt;- up_mt__uwr_pol_ins_cov_covp_sp_pv__sat_policy_premium_head: arm uses walk column(s), skipped.. Excluded: hubfeed_mt_policy &lt;- stg2_mt_up__uwr_pol_ins_cov_covp_sp_pv__sat_policy_premium_head &lt;- up_mt__uwr_pol_ins_cov_covp_sp_pv__sat_policy_premium_head: arm uses walk column(s), skipped.. Excluded: hubfeed_mt_policy &lt;- stg2_mt_up__uwr_pol_ins_cov_covp_sp_pv__sat_policy_premium_head &lt;- up_mt__uwr_pol_ins_cov_covp_sp_pv__sat_policy_premium_head: arm uses walk column(s), skipped.. Excluded: hubfeed_mt_policy &lt;- stg2_mt_up__uwr_pol_ins_cov_covp_sp_pv__sat_policy_premium_head &lt;- up_mt__uwr_pol_ins_cov_covp_sp_pv__sat_policy_premium_head: arm uses walk column(s), skipped.. Excluded: hubfeed_mt_policy &lt;- stg2_mt_up__uwr_pol_ins_rskp_sp_pv__sat_policy_classification &lt;- up_mt__uwr_pol_ins_rskp_sp_pv__sat_policy_classification: arm uses walk column(s), skipped.. Excluded: hubfeed_mt_policy &lt;- stg2_mt_up__uwr_pol_ins_rskp_sp_pv__sat_policy_classification &lt;- up_mt__uwr_pol_ins_rskp_sp_pv__sat_policy_classification: arm uses walk column(s), skipped.. Excluded: hubfeed_mt_policy &lt;- stg2_mt_up__uwr_pol_ins_rskp_sp_pv__sat_policy_premium_head &lt;- up_mt__uwr_pol_ins_rskp_sp_pv__sat_policy_premium_head: arm uses walk column(s), skipped.. Excluded: hubfeed_mt_policy &lt;- stg2_mt_up__uwr_pol_ins_rskp_sp_pv__sat_policy_premium_head &lt;- up_mt__uwr_pol_ins_rskp_sp_pv__sat_policy_premium_head: arm uses walk column(s), skipped.. Excluded: hubfeed_mt_policy &lt;- stg2_mt_up__uwr_pol_ins_rskp_sp_pv__sat_policy_premium_head &lt;- up_mt__uwr_pol_ins_rskp_sp_pv__sat_policy_premium_head: arm uses walk column(s), skipped.. Excluded: hubfeed_mt_policy &lt;- stg2_mt_up__uwr_pol_ins_rskp_sp_pv__sat_policy_premium_head &lt;- up_mt__uwr_pol_ins_rskp_sp_pv__sat_policy_premium_head: arm uses walk column(s), skipped.. Excluded: hubfeed_mt_policy &lt;- stg2_mt_up__uwr_pol_ins_rskp_sp_pv__sat_policy_premium_head &lt;- up_mt__uwr_pol_ins_rskp_sp_pv__sat_policy_premium_head: arm uses walk column(s), skipped.. Excluded: hubfeed_mt_policy &lt;- stg2_mt_up__uwr_pol_ins_rskp_sp_pv__sat_policy_premium_head &lt;- up_mt__uwr_pol_ins_rskp_sp_pv__sat_policy_premium_head: arm uses walk column(s), skipped.. Excluded: hubfeed_mt_policy &lt;- stg2_mt_up__uwr_pol_ins_rskp_sp_pv__sat_policy_premium_head &lt;- up_mt__uwr_pol_ins_rskp_sp_pv__sat_policy_premium_head: arm uses walk column(s), skipped.. Excluded: hubfeed_mt_policy &lt;- stg2_mt_up__uwr_pol_polp_msp_msd_prop_pv__sat_policy_premium_head &lt;- up_mt__uwr_pol_polp_msp_msd_prop_pv__sat_policy_premium_head: arm uses walk column(s), skipped.. Excluded: hubfeed_mt_policy &lt;- stg2_mt_up__uwr_pol_polp_msp_msd_prop_pv__sat_policy_premium_head &lt;- up_mt__uwr_pol_polp_msp_msd_prop_pv__sat_policy_premium_head: arm uses walk column(s), skipped.. Excluded: hubfeed_mt_policy &lt;- stg2_mt_up__uwr_pol_polp_msp_msd_prop_pv__sat_policy_premium_head &lt;- up_mt__uwr_pol_polp_msp_msd_prop_pv__sat_policy_premium_head: arm uses walk column(s), skipped.. Excluded: hubfeed_mt_policy &lt;- stg2_mt_up__uwr_pol_polp_msp_msd_prop_pv__sat_policy_premium_head &lt;- up_mt__uwr_pol_polp_msp_msd_prop_pv__sat_policy_premium_head: arm uses walk column(s), skipped.. Excluded: hubfeed_mt_policy &lt;- stg2_mt_up__uwr_pol_polp_msp_msd_prop_pv__sat_policy_premium_head &lt;- up_mt__uwr_pol_polp_msp_msd_prop_pv__sat_policy_premium_head: arm uses walk column(s), skipped.. Excluded: hubfeed_mt_policy &lt;- stg2_mt_up__uwr_pol_polp_msp_msd_prop_pv__sat_policy_premium_head &lt;- up_mt__uwr_pol_polp_msp_msd_prop_pv__sat_policy_premium_head: arm uses walk column(s), skipped.. Excluded: hubfeed_mt_policy &lt;- stg2_mt_up__uwr_pol_polp_msp_msd_prop_pv__sat_policy_premium_head &lt;- up_mt__uwr_pol_polp_msp_msd_prop_pv__sat_policy_premium_head: arm uses walk column(s), skipped.. Excluded: hubfeed_mt_policy &lt;- stg2_mt_up__uwr_pol_polp_sp_pv__sat_policy_classification &lt;- up_mt__uwr_pol_polp_sp_pv__sat_policy_classification: arm uses walk column(s), skipped.. Excluded: hubfeed_mt_policy &lt;- stg2_mt_up__uwr_pol_polp_sp_pv__sat_policy_classification &lt;- up_mt__uwr_pol_polp_sp_pv__sat_policy_classification: arm uses walk column(s), skipped.. Excluded: hubfeed_mt_policy &lt;- stg2_mt_up__uwr_pol_polp_sp_pv__sat_policy_classification &lt;- up_mt__uwr_pol_polp_sp_pv__sat_policy_classification: arm uses walk column(s), skipped.. Excluded: hubfeed_mt_policy &lt;- stg2_mt_up__uwr_pol_polp_sp_pv__sat_policy_classification &lt;- up_mt__uwr_pol_polp_sp_pv__sat_policy_classification: arm uses walk column(s), skipped.. Excluded: hubfeed_mt_policy &lt;- stg2_mt_up__uwr_pol_polp_sp_pv__sat_policy_discount_loading_applied &lt;- up_mt__uwr_pol_polp_sp_pv__sat_policy_discount_loading_applied: arm uses walk column(s), skipped.. Excluded: hubfeed_mt_policy &lt;- stg2_mt_up__uwr_pol_polp_sp_pv__sat_policy_discount_loading_applied &lt;- up_mt__uwr_pol_polp_sp_pv__sat_policy_discount_loading_applied: arm uses walk column(s), skipped.. Excluded: hubfeed_mt_policy &lt;- stg2_mt_up__uwr_pol_polp_sp_pv__sat_policy_discount_loading_applied &lt;- up_mt__uwr_pol_polp_sp_pv__sat_policy_discount_loading_applied: arm uses walk column(s), skipped.. Excluded: hubfeed_mt_policy &lt;- stg2_mt_up__uwr_pol_polp_sp_pv__sat_policy_discount_loading_applied &lt;- up_mt__uwr_pol_polp_sp_pv__sat_policy_discount_loading_applied: arm uses walk column(s), skipped.. Excluded: hubfeed_mt_policy &lt;- stg2_mt_up__uwr_pol_polp_sp_pv__sat_policy_discount_loading_applied &lt;- up_mt__uwr_pol_polp_sp_pv__sat_policy_discount_loading_applied: arm uses walk column(s), skipped.. Excluded: hubfeed_mt_policy &lt;- stg2_mt_up__uwr_pol_polp_sp_pv__sat_policy_discount_loading_applied &lt;- up_mt__uwr_pol_polp_sp_pv__sat_policy_discount_loading_applied: arm uses walk column(s), skipped.. Excluded: hubfeed_mt_policy &lt;- stg2_mt_up__uwr_pol_polp_sp_pv__sat_policy_discount_loading_applied &lt;- up_mt__uwr_pol_polp_sp_pv__sat_policy_discount_loading_applied: arm uses walk column(s), skipped.. Excluded: hubfeed_mt_policy &lt;- stg2_mt_up__uwr_pol_polp_sp_pv__sat_policy_discount_loading_applied &lt;- up_mt__uwr_pol_polp_sp_pv__sat_policy_discount_loading_applied: arm uses walk column(s), skipped.. Excluded: hubfeed_mt_policy &lt;- stg2_mt_up__uwr_pol_polp_sp_pv__sat_policy_discount_loading_applied &lt;- up_mt__uwr_pol_polp_sp_pv__sat_policy_discount_loading_applied: arm uses walk column(s), skipped.. Excluded: hubfeed_mt_policy &lt;- stg2_mt_up__uwr_pol_polp_sp_pv__sat_policy_discount_loading_applied &lt;- up_mt__uwr_pol_polp_sp_pv__sat_policy_discount_loading_applied: arm uses walk column(s), skipped.. Excluded: hubfeed_mt_policy &lt;- stg2_mt_up__uwr_pol_polp_sp_pv__sat_policy_discount_loading_applied &lt;- up_mt__uwr_pol_polp_sp_pv__sat_policy_discount_loading_applied: arm uses walk column(s), skipped.. Excluded: hubfeed_mt_policy &lt;- stg2_mt_up__uwr_pol_polp_sp_pv__sat_policy_discount_loading_applied &lt;- up_mt__uwr_pol_polp_sp_pv__sat_policy_discount_loading_applied: arm uses walk column(s), skipped.. Excluded: hubfeed_mt_policy &lt;- stg2_mt_up__uwr_pol_polp_sp_pv__sat_policy_discount_loading_applied &lt;- up_mt__uwr_pol_polp_sp_pv__sat_policy_discount_loading_applied: arm uses walk column(s), skipped.. Excluded: hubfeed_mt_policy &lt;- stg2_mt_up__uwr_pol_polp_sp_pv__sat_policy_discount_loading_applied &lt;- up_mt__uwr_pol_polp_sp_pv__sat_policy_discount_loading_applied: arm uses walk column(s), skipped..</w:t>
       </w:r>
     </w:p>
     <w:p>
@@ -3424,123 +3424,123 @@
               </w:rPr>
               <w:t xml:space="preserve">with src as (</w:t>
               <w:br/>
-              <w:t xml:space="preserve">    -- via hubfeed_mtv2_policy &lt;- stg2_mtv2__clm_clmd</w:t>
+              <w:t xml:space="preserve">    -- via hubfeed_mt_policy &lt;- stg2_mt__clm_clmd</w:t>
               <w:br/>
               <w:t xml:space="preserve">    select 'NONHLTH_TRV_CLM_VW_DATA_CLAIM_DETAILS.POLICYNO (POLICY_HKEY)' as src_branch,</w:t>
               <w:br/>
               <w:t xml:space="preserve">           MD5_BINARY(NULLIF(UPPER(TRIM(CAST('HUB_POLICY|' || (nullif(trim(case when coalesce(nullif(trim(nullif(trim(to_varchar("POLICYNO")), '')),'')) is not null then nullif(trim(nullif(trim(to_varchar("POLICYNO")), '')), '') end),'')) AS VARCHAR))), '')) as hkey</w:t>
               <w:br/>
-              <w:t xml:space="preserve">      from RAW.MAXIMUS_TRAVEL_V2.NONHLTH_TRV_CLM_VW_DATA_CLAIM_DETAILS</w:t>
+              <w:t xml:space="preserve">      from RAW.MAXIMUS_TRAVEL.NONHLTH_TRV_CLM_VW_DATA_CLAIM_DETAILS</w:t>
               <w:br/>
               <w:t xml:space="preserve">    union all</w:t>
               <w:br/>
-              <w:t xml:space="preserve">    -- via hubfeed_mtv2_policy &lt;- stg2_mtv2__clm_clmd_clmap_pv</w:t>
+              <w:t xml:space="preserve">    -- via hubfeed_mt_policy &lt;- stg2_mt__clm_clmd_clmap_pv</w:t>
               <w:br/>
               <w:t xml:space="preserve">    select 'NONHLTH_TRV_CLM_VW_DATA_CLAIM_DETAILS_CLAIM_ATTRIBUTE_PROPERTIES_PIVOT_VW.MASTER_POLICY_NUMBER (POLICY_HKEY__MASTER_POLICY)' as src_branch,</w:t>
               <w:br/>
               <w:t xml:space="preserve">           MD5_BINARY(NULLIF(UPPER(TRIM(CAST('HUB_POLICY|' || (nullif(trim(case when coalesce(nullif(trim(nullif(trim(to_varchar("MASTER_POLICY_NUMBER")), '')),'')) is not null then nullif(trim(nullif(trim(to_varchar("MASTER_POLICY_NUMBER")), '')), '') end),'')) AS VARCHAR))), '')) as hkey</w:t>
               <w:br/>
-              <w:t xml:space="preserve">      from RAW.MAXIMUS_TRAVEL_V2.NONHLTH_TRV_CLM_VW_DATA_CLAIM_DETAILS_CLAIM_ATTRIBUTE_PROPERTIES_PIVOT_VW</w:t>
+              <w:t xml:space="preserve">      from RAW.MAXIMUS_TRAVEL.NONHLTH_TRV_CLM_VW_DATA_CLAIM_DETAILS_CLAIM_ATTRIBUTE_PROPERTIES_PIVOT_VW</w:t>
               <w:br/>
               <w:t xml:space="preserve">    union all</w:t>
               <w:br/>
-              <w:t xml:space="preserve">    -- via hubfeed_mtv2_policy &lt;- stg2_mtv2__uwr_pol</w:t>
+              <w:t xml:space="preserve">    -- via hubfeed_mt_policy &lt;- stg2_mt__uwr_pol</w:t>
               <w:br/>
               <w:t xml:space="preserve">    select 'NONHLTH_TRV_UWR_VW_DATA_POLICY_DETAILS.POLICY_NUMBER (POLICY_HKEY)' as src_branch,</w:t>
               <w:br/>
               <w:t xml:space="preserve">           MD5_BINARY(NULLIF(UPPER(TRIM(CAST('HUB_POLICY|' || (nullif(trim(case when coalesce(nullif(trim(nullif(trim(to_varchar("POLICY_NUMBER")), '')),'')) is not null then nullif(trim(nullif(trim(to_varchar("POLICY_NUMBER")), '')), '') end),'')) AS VARCHAR))), '')) as hkey</w:t>
               <w:br/>
-              <w:t xml:space="preserve">      from RAW.MAXIMUS_TRAVEL_V2.NONHLTH_TRV_UWR_VW_DATA_POLICY_DETAILS</w:t>
+              <w:t xml:space="preserve">      from RAW.MAXIMUS_TRAVEL.NONHLTH_TRV_UWR_VW_DATA_POLICY_DETAILS</w:t>
               <w:br/>
               <w:t xml:space="preserve">    union all</w:t>
               <w:br/>
-              <w:t xml:space="preserve">    -- via hubfeed_mtv2_policy &lt;- stg2_mtv2__uwr_pol_ins_mbr</w:t>
+              <w:t xml:space="preserve">    -- via hubfeed_mt_policy &lt;- stg2_mt__uwr_pol_ins_mbr</w:t>
               <w:br/>
               <w:t xml:space="preserve">    select 'NONHLTH_TRV_UWR_VW_DATA_POLICY_DETAILS_INSURED_DETAILS_MEMBER_DETAILS.[] (POLICY_HKEY__INSURED_MEMBER)' as src_branch,</w:t>
               <w:br/>
               <w:t xml:space="preserve">           MD5_BINARY(NULLIF(UPPER(TRIM(CAST('HUB_POLICY|' || (nullif(trim(case when coalesce(nullif(trim(w0_policy_number),'')) is not null then nullif(trim(w0_policy_number), '') end),'')) AS VARCHAR))), '')) as hkey</w:t>
               <w:br/>
-              <w:t xml:space="preserve">      from RAW.MAXIMUS_TRAVEL_V2.NONHLTH_TRV_UWR_VW_DATA_POLICY_DETAILS_INSURED_DETAILS_MEMBER_DETAILS</w:t>
+              <w:t xml:space="preserve">      from RAW.MAXIMUS_TRAVEL.NONHLTH_TRV_UWR_VW_DATA_POLICY_DETAILS_INSURED_DETAILS_MEMBER_DETAILS</w:t>
               <w:br/>
               <w:t xml:space="preserve">    union all</w:t>
               <w:br/>
-              <w:t xml:space="preserve">    -- via hubfeed_mtv2_policy &lt;- stg2_mtv2__uwr_pol_ins_mbr_party_relation</w:t>
+              <w:t xml:space="preserve">    -- via hubfeed_mt_policy &lt;- stg2_mt__uwr_pol_ins_mbr_party_relation</w:t>
               <w:br/>
               <w:t xml:space="preserve">    select 'NONHLTH_TRV_UWR_VW_DATA_POLICY_DETAILS_INSURED_DETAILS_MEMBER_DETAILS_PARTY_RELATION.FOREIGN_KEY (POLICY_HKEY__INSURED_MEMBER)' as src_branch,</w:t>
               <w:br/>
               <w:t xml:space="preserve">           MD5_BINARY(NULLIF(UPPER(TRIM(CAST('HUB_POLICY|' || (nullif(trim(case when coalesce(nullif(trim(("FOREIGN_KEY")),'')) is not null then nullif(trim(("FOREIGN_KEY")), '') end),'')) AS VARCHAR))), '')) as hkey</w:t>
               <w:br/>
-              <w:t xml:space="preserve">      from RAW.MAXIMUS_TRAVEL_V2.NONHLTH_TRV_UWR_VW_DATA_POLICY_DETAILS_INSURED_DETAILS_MEMBER_DETAILS_PARTY_RELATION</w:t>
+              <w:t xml:space="preserve">      from RAW.MAXIMUS_TRAVEL.NONHLTH_TRV_UWR_VW_DATA_POLICY_DETAILS_INSURED_DETAILS_MEMBER_DETAILS_PARTY_RELATION</w:t>
               <w:br/>
               <w:t xml:space="preserve">    union all</w:t>
               <w:br/>
-              <w:t xml:space="preserve">    -- via hubfeed_mtv2_policy &lt;- stg2_mtv2__uwr_pol_polp_sp_pv</w:t>
+              <w:t xml:space="preserve">    -- via hubfeed_mt_policy &lt;- stg2_mt__uwr_pol_polp_sp_pv</w:t>
               <w:br/>
               <w:t xml:space="preserve">    select 'NONHLTH_TRV_UWR_VW_DATA_POLICY_DETAILS_POLICY_PROPERTY_SIMPLE_PROPERTY_PIVOT_VW.MASTER_POLICY_NUMBER (POLICY_HKEY__MASTER_POLICY)' as src_branch,</w:t>
               <w:br/>
               <w:t xml:space="preserve">           MD5_BINARY(NULLIF(UPPER(TRIM(CAST('HUB_POLICY|' || (nullif(trim(case when coalesce(nullif(trim(nullif(trim(to_varchar("MASTER_POLICY_NUMBER")), '')),'')) is not null then nullif(trim(nullif(trim(to_varchar("MASTER_POLICY_NUMBER")), '')), '') end),'')) AS VARCHAR))), '')) as hkey</w:t>
               <w:br/>
-              <w:t xml:space="preserve">      from RAW.MAXIMUS_TRAVEL_V2.NONHLTH_TRV_UWR_VW_DATA_POLICY_DETAILS_POLICY_PROPERTY_SIMPLE_PROPERTY_PIVOT_VW</w:t>
+              <w:t xml:space="preserve">      from RAW.MAXIMUS_TRAVEL.NONHLTH_TRV_UWR_VW_DATA_POLICY_DETAILS_POLICY_PROPERTY_SIMPLE_PROPERTY_PIVOT_VW</w:t>
               <w:br/>
               <w:t xml:space="preserve">    union all</w:t>
               <w:br/>
-              <w:t xml:space="preserve">    -- via hubfeed_mtv2_policy &lt;- stg2_mtv2__uwr_pol_polp_sp_pv</w:t>
+              <w:t xml:space="preserve">    -- via hubfeed_mt_policy &lt;- stg2_mt__uwr_pol_polp_sp_pv</w:t>
               <w:br/>
               <w:t xml:space="preserve">    select 'NONHLTH_TRV_UWR_VW_DATA_POLICY_DETAILS_POLICY_PROPERTY_SIMPLE_PROPERTY_PIVOT_VW.EXPIRING_POLICY_NUMBER (POLICY_HKEY__PREVIOUS_POLICY)' as src_branch,</w:t>
               <w:br/>
               <w:t xml:space="preserve">           MD5_BINARY(NULLIF(UPPER(TRIM(CAST('HUB_POLICY|' || (nullif(trim(case when coalesce(nullif(trim(nullif(trim(to_varchar("EXPIRING_POLICY_NUMBER")), '')),'')) is not null then nullif(trim(nullif(trim(to_varchar("EXPIRING_POLICY_NUMBER")), '')), '') end),'')) AS VARCHAR))), '')) as hkey</w:t>
               <w:br/>
-              <w:t xml:space="preserve">      from RAW.MAXIMUS_TRAVEL_V2.NONHLTH_TRV_UWR_VW_DATA_POLICY_DETAILS_POLICY_PROPERTY_SIMPLE_PROPERTY_PIVOT_VW</w:t>
+              <w:t xml:space="preserve">      from RAW.MAXIMUS_TRAVEL.NONHLTH_TRV_UWR_VW_DATA_POLICY_DETAILS_POLICY_PROPERTY_SIMPLE_PROPERTY_PIVOT_VW</w:t>
               <w:br/>
               <w:t xml:space="preserve">    union all</w:t>
               <w:br/>
-              <w:t xml:space="preserve">    -- via hubfeed_mtv2_policy &lt;- stg2_mtv2__uwr_pol_prevpol</w:t>
+              <w:t xml:space="preserve">    -- via hubfeed_mt_policy &lt;- stg2_mt__uwr_pol_prevpol</w:t>
               <w:br/>
               <w:t xml:space="preserve">    select 'NONHLTH_TRV_UWR_VW_DATA_POLICY_DETAILS_PREVIOUS_POLICY_DETAILS.POLICY_NUMBER (POLICY_HKEY__PREVIOUS_POLICY)' as src_branch,</w:t>
               <w:br/>
               <w:t xml:space="preserve">           MD5_BINARY(NULLIF(UPPER(TRIM(CAST('HUB_POLICY|' || (nullif(trim(case when coalesce(nullif(trim(nullif(trim(to_varchar("POLICY_NUMBER")), '')),'')) is not null then nullif(trim(nullif(trim(to_varchar("POLICY_NUMBER")), '')), '') end),'')) AS VARCHAR))), '')) as hkey</w:t>
               <w:br/>
-              <w:t xml:space="preserve">      from RAW.MAXIMUS_TRAVEL_V2.NONHLTH_TRV_UWR_VW_DATA_POLICY_DETAILS_PREVIOUS_POLICY_DETAILS</w:t>
+              <w:t xml:space="preserve">      from RAW.MAXIMUS_TRAVEL.NONHLTH_TRV_UWR_VW_DATA_POLICY_DETAILS_PREVIOUS_POLICY_DETAILS</w:t>
               <w:br/>
               <w:t xml:space="preserve">    union all</w:t>
               <w:br/>
-              <w:t xml:space="preserve">    -- via hubfeed_mtv2_policy &lt;- stg2_mtv2__uwr_pol_prp_party_relation</w:t>
+              <w:t xml:space="preserve">    -- via hubfeed_mt_policy &lt;- stg2_mt__uwr_pol_prp_party_relation</w:t>
               <w:br/>
               <w:t xml:space="preserve">    select 'NONHLTH_TRV_UWR_VW_DATA_POLICY_DETAILS_PROPOSER_DETAILS_PARTY_RELATION.FOREIGN_KEY (POLICY_HKEY__PROPOSER)' as src_branch,</w:t>
               <w:br/>
               <w:t xml:space="preserve">           MD5_BINARY(NULLIF(UPPER(TRIM(CAST('HUB_POLICY|' || (nullif(trim(case when coalesce(nullif(trim(("FOREIGN_KEY")),'')) is not null then nullif(trim(("FOREIGN_KEY")), '') end),'')) AS VARCHAR))), '')) as hkey</w:t>
               <w:br/>
-              <w:t xml:space="preserve">      from RAW.MAXIMUS_TRAVEL_V2.NONHLTH_TRV_UWR_VW_DATA_POLICY_DETAILS_PROPOSER_DETAILS_PARTY_RELATION</w:t>
+              <w:t xml:space="preserve">      from RAW.MAXIMUS_TRAVEL.NONHLTH_TRV_UWR_VW_DATA_POLICY_DETAILS_PROPOSER_DETAILS_PARTY_RELATION</w:t>
               <w:br/>
               <w:t xml:space="preserve">    union all</w:t>
               <w:br/>
-              <w:t xml:space="preserve">    -- via hubfeed_mtv2_policy &lt;- stg2_mtv2__uwr_qpd_polp_rl_pv</w:t>
+              <w:t xml:space="preserve">    -- via hubfeed_mt_policy &lt;- stg2_mt__uwr_qpd_polp_rl_pv</w:t>
               <w:br/>
               <w:t xml:space="preserve">    select 'NONHLTH_TRV_UWR_VW_DATA_QUOTE_PARAM_DETAILS_POLICY_PROPERTY_RULE_LIST_PIVOT_VW.MASTER_POLICY_NUMBER (POLICY_HKEY__MASTER_POLICY)' as src_branch,</w:t>
               <w:br/>
               <w:t xml:space="preserve">           MD5_BINARY(NULLIF(UPPER(TRIM(CAST('HUB_POLICY|' || (nullif(trim(case when coalesce(nullif(trim(nullif(trim(to_varchar("MASTER_POLICY_NUMBER")), '')),'')) is not null then nullif(trim(nullif(trim(to_varchar("MASTER_POLICY_NUMBER")), '')), '') end),'')) AS VARCHAR))), '')) as hkey</w:t>
               <w:br/>
-              <w:t xml:space="preserve">      from RAW.MAXIMUS_TRAVEL_V2.NONHLTH_TRV_UWR_VW_DATA_QUOTE_PARAM_DETAILS_POLICY_PROPERTY_RULE_LIST_PIVOT_VW</w:t>
+              <w:t xml:space="preserve">      from RAW.MAXIMUS_TRAVEL.NONHLTH_TRV_UWR_VW_DATA_QUOTE_PARAM_DETAILS_POLICY_PROPERTY_RULE_LIST_PIVOT_VW</w:t>
               <w:br/>
               <w:t xml:space="preserve">    union all</w:t>
               <w:br/>
-              <w:t xml:space="preserve">    -- via hubfeed_mtv2_policy &lt;- stg2_mtv2__uwr_qpd_polp_rl_pv</w:t>
+              <w:t xml:space="preserve">    -- via hubfeed_mt_policy &lt;- stg2_mt__uwr_qpd_polp_rl_pv</w:t>
               <w:br/>
               <w:t xml:space="preserve">    select 'NONHLTH_TRV_UWR_VW_DATA_QUOTE_PARAM_DETAILS_POLICY_PROPERTY_RULE_LIST_PIVOT_VW.EXPIRING_POLICY_NUMBER (POLICY_HKEY__PREVIOUS_POLICY)' as src_branch,</w:t>
               <w:br/>
               <w:t xml:space="preserve">           MD5_BINARY(NULLIF(UPPER(TRIM(CAST('HUB_POLICY|' || (nullif(trim(case when coalesce(nullif(trim(nullif(trim(to_varchar("EXPIRING_POLICY_NUMBER")), '')),'')) is not null then nullif(trim(nullif(trim(to_varchar("EXPIRING_POLICY_NUMBER")), '')), '') end),'')) AS VARCHAR))), '')) as hkey</w:t>
               <w:br/>
-              <w:t xml:space="preserve">      from RAW.MAXIMUS_TRAVEL_V2.NONHLTH_TRV_UWR_VW_DATA_QUOTE_PARAM_DETAILS_POLICY_PROPERTY_RULE_LIST_PIVOT_VW</w:t>
+              <w:t xml:space="preserve">      from RAW.MAXIMUS_TRAVEL.NONHLTH_TRV_UWR_VW_DATA_QUOTE_PARAM_DETAILS_POLICY_PROPERTY_RULE_LIST_PIVOT_VW</w:t>
               <w:br/>
               <w:t xml:space="preserve">    union all</w:t>
               <w:br/>
-              <w:t xml:space="preserve">    -- via hubfeed_mtv2_policy &lt;- stg2_mtv2__uwr_qpd_polp_rl_pv</w:t>
+              <w:t xml:space="preserve">    -- via hubfeed_mt_policy &lt;- stg2_mt__uwr_qpd_polp_rl_pv</w:t>
               <w:br/>
               <w:t xml:space="preserve">    select 'NONHLTH_TRV_UWR_VW_DATA_QUOTE_PARAM_DETAILS_POLICY_PROPERTY_RULE_LIST_PIVOT_VW.PREVIOUS_POLICY_NUMBER (POLICY_HKEY__PREVIOUS_POLICY_PORTABILITY)' as src_branch,</w:t>
               <w:br/>
               <w:t xml:space="preserve">           MD5_BINARY(NULLIF(UPPER(TRIM(CAST('HUB_POLICY|' || (nullif(trim(case when coalesce(nullif(trim(nullif(trim(to_varchar("PREVIOUS_POLICY_NUMBER")), '')),'')) is not null then nullif(trim(nullif(trim(to_varchar("PREVIOUS_POLICY_NUMBER")), '')), '') end),'')) AS VARCHAR))), '')) as hkey</w:t>
               <w:br/>
-              <w:t xml:space="preserve">      from RAW.MAXIMUS_TRAVEL_V2.NONHLTH_TRV_UWR_VW_DATA_QUOTE_PARAM_DETAILS_POLICY_PROPERTY_RULE_LIST_PIVOT_VW</w:t>
+              <w:t xml:space="preserve">      from RAW.MAXIMUS_TRAVEL.NONHLTH_TRV_UWR_VW_DATA_QUOTE_PARAM_DETAILS_POLICY_PROPERTY_RULE_LIST_PIVOT_VW</w:t>
               <w:br/>
               <w:t xml:space="preserve">)</w:t>
               <w:br/>
@@ -3939,83 +3939,83 @@
               </w:rPr>
               <w:t xml:space="preserve">with src as (</w:t>
               <w:br/>
-              <w:t xml:space="preserve">    -- via hubfeed_mtv2_product &lt;- stg2_mtv2__clm_clmd_clmap_pv</w:t>
+              <w:t xml:space="preserve">    -- via hubfeed_mt_product &lt;- stg2_mt__clm_clmd_clmap_pv</w:t>
               <w:br/>
               <w:t xml:space="preserve">    select 'NONHLTH_TRV_CLM_VW_DATA_CLAIM_DETAILS_CLAIM_ATTRIBUTE_PROPERTIES_PIVOT_VW.STORED_PRODUCT_CODE (PRODUCT_HKEY)' as src_branch,</w:t>
               <w:br/>
               <w:t xml:space="preserve">           MD5_BINARY(NULLIF(UPPER(TRIM(CAST('HUB_PRODUCT|' || (nullif(trim(case when coalesce(nullif(trim(nullif(trim(to_varchar("STORED_PRODUCT_CODE")), '')),'')) is not null then 'PROD:' || nullif(trim(nullif(trim(to_varchar("STORED_PRODUCT_CODE")), '')), '') end),'')) AS VARCHAR))), '')) as hkey</w:t>
               <w:br/>
-              <w:t xml:space="preserve">      from RAW.MAXIMUS_TRAVEL_V2.NONHLTH_TRV_CLM_VW_DATA_CLAIM_DETAILS_CLAIM_ATTRIBUTE_PROPERTIES_PIVOT_VW</w:t>
+              <w:t xml:space="preserve">      from RAW.MAXIMUS_TRAVEL.NONHLTH_TRV_CLM_VW_DATA_CLAIM_DETAILS_CLAIM_ATTRIBUTE_PROPERTIES_PIVOT_VW</w:t>
               <w:br/>
               <w:t xml:space="preserve">    union all</w:t>
               <w:br/>
-              <w:t xml:space="preserve">    -- via hubfeed_mtv2_product &lt;- stg2_mtv2__uwr_pol</w:t>
+              <w:t xml:space="preserve">    -- via hubfeed_mt_product &lt;- stg2_mt__uwr_pol</w:t>
               <w:br/>
               <w:t xml:space="preserve">    select 'NONHLTH_TRV_UWR_VW_DATA_POLICY_DETAILS.PRODUCT_CODE (PRODUCT_HKEY)' as src_branch,</w:t>
               <w:br/>
               <w:t xml:space="preserve">           MD5_BINARY(NULLIF(UPPER(TRIM(CAST('HUB_PRODUCT|' || (nullif(trim(case when coalesce(nullif(trim(nullif(trim(to_varchar("PRODUCT_CODE")), '')),'')) is not null then 'PROD:' || nullif(trim(nullif(trim(to_varchar("PRODUCT_CODE")), '')), '') end),'')) AS VARCHAR))), '')) as hkey</w:t>
               <w:br/>
-              <w:t xml:space="preserve">      from RAW.MAXIMUS_TRAVEL_V2.NONHLTH_TRV_UWR_VW_DATA_POLICY_DETAILS</w:t>
+              <w:t xml:space="preserve">      from RAW.MAXIMUS_TRAVEL.NONHLTH_TRV_UWR_VW_DATA_POLICY_DETAILS</w:t>
               <w:br/>
               <w:t xml:space="preserve">    union all</w:t>
               <w:br/>
-              <w:t xml:space="preserve">    -- via hubfeed_mtv2_product &lt;- stg2_mtv2__uwr_pol_ins_rskp_sp_pv</w:t>
+              <w:t xml:space="preserve">    -- via hubfeed_mt_product &lt;- stg2_mt__uwr_pol_ins_rskp_sp_pv</w:t>
               <w:br/>
               <w:t xml:space="preserve">    select 'NONHLTH_TRV_UWR_VW_DATA_POLICY_DETAILS_INSURED_DETAILS_RISK_PROPERTY_SIMPLE_PROPERTY_PIVOT_VW.[] (PRODUCT_HKEY)' as src_branch,</w:t>
               <w:br/>
               <w:t xml:space="preserve">           MD5_BINARY(NULLIF(UPPER(TRIM(CAST('HUB_PRODUCT|' || (nullif(trim(case when coalesce(nullif(trim(w3_product_code),'')) is not null then 'PROD:' || nullif(trim(w3_product_code), '') end),'')) AS VARCHAR))), '')) as hkey</w:t>
               <w:br/>
-              <w:t xml:space="preserve">      from RAW.MAXIMUS_TRAVEL_V2.NONHLTH_TRV_UWR_VW_DATA_POLICY_DETAILS_INSURED_DETAILS_RISK_PROPERTY_SIMPLE_PROPERTY_PIVOT_VW</w:t>
+              <w:t xml:space="preserve">      from RAW.MAXIMUS_TRAVEL.NONHLTH_TRV_UWR_VW_DATA_POLICY_DETAILS_INSURED_DETAILS_RISK_PROPERTY_SIMPLE_PROPERTY_PIVOT_VW</w:t>
               <w:br/>
               <w:t xml:space="preserve">    union all</w:t>
               <w:br/>
-              <w:t xml:space="preserve">    -- via hubfeed_mtv2_product &lt;- stg2_mtv2__uwr_pol_polp_sp_pv</w:t>
+              <w:t xml:space="preserve">    -- via hubfeed_mt_product &lt;- stg2_mt__uwr_pol_polp_sp_pv</w:t>
               <w:br/>
               <w:t xml:space="preserve">    select 'NONHLTH_TRV_UWR_VW_DATA_POLICY_DETAILS_POLICY_PROPERTY_SIMPLE_PROPERTY_PIVOT_VW.[] (PRODUCT_HKEY)' as src_branch,</w:t>
               <w:br/>
               <w:t xml:space="preserve">           MD5_BINARY(NULLIF(UPPER(TRIM(CAST('HUB_PRODUCT|' || (nullif(trim(case when coalesce(nullif(trim(w2_product_code),'')) is not null then 'PROD:' || nullif(trim(w2_product_code), '') end),'')) AS VARCHAR))), '')) as hkey</w:t>
               <w:br/>
-              <w:t xml:space="preserve">      from RAW.MAXIMUS_TRAVEL_V2.NONHLTH_TRV_UWR_VW_DATA_POLICY_DETAILS_POLICY_PROPERTY_SIMPLE_PROPERTY_PIVOT_VW</w:t>
+              <w:t xml:space="preserve">      from RAW.MAXIMUS_TRAVEL.NONHLTH_TRV_UWR_VW_DATA_POLICY_DETAILS_POLICY_PROPERTY_SIMPLE_PROPERTY_PIVOT_VW</w:t>
               <w:br/>
               <w:t xml:space="preserve">    union all</w:t>
               <w:br/>
-              <w:t xml:space="preserve">    -- via hubfeed_mtv2_product &lt;- stg2_mtv2__uwr_pol_prevpol</w:t>
+              <w:t xml:space="preserve">    -- via hubfeed_mt_product &lt;- stg2_mt__uwr_pol_prevpol</w:t>
               <w:br/>
               <w:t xml:space="preserve">    select 'NONHLTH_TRV_UWR_VW_DATA_POLICY_DETAILS_PREVIOUS_POLICY_DETAILS.PRODUCT_CODE (PRODUCT_HKEY)' as src_branch,</w:t>
               <w:br/>
               <w:t xml:space="preserve">           MD5_BINARY(NULLIF(UPPER(TRIM(CAST('HUB_PRODUCT|' || (nullif(trim(case when coalesce(nullif(trim(nullif(trim(to_varchar("PRODUCT_CODE")), '')),'')) is not null then 'PROD:' || nullif(trim(nullif(trim(to_varchar("PRODUCT_CODE")), '')), '') end),'')) AS VARCHAR))), '')) as hkey</w:t>
               <w:br/>
-              <w:t xml:space="preserve">      from RAW.MAXIMUS_TRAVEL_V2.NONHLTH_TRV_UWR_VW_DATA_POLICY_DETAILS_PREVIOUS_POLICY_DETAILS</w:t>
+              <w:t xml:space="preserve">      from RAW.MAXIMUS_TRAVEL.NONHLTH_TRV_UWR_VW_DATA_POLICY_DETAILS_PREVIOUS_POLICY_DETAILS</w:t>
               <w:br/>
               <w:t xml:space="preserve">    union all</w:t>
               <w:br/>
-              <w:t xml:space="preserve">    -- via hubfeed_mtv2_product &lt;- stg2_mtv2__uwr_qpd</w:t>
+              <w:t xml:space="preserve">    -- via hubfeed_mt_product &lt;- stg2_mt__uwr_qpd</w:t>
               <w:br/>
               <w:t xml:space="preserve">    select 'NONHLTH_TRV_UWR_VW_DATA_QUOTE_PARAM_DETAILS.PRODUCT_CODE (PRODUCT_HKEY)' as src_branch,</w:t>
               <w:br/>
               <w:t xml:space="preserve">           MD5_BINARY(NULLIF(UPPER(TRIM(CAST('HUB_PRODUCT|' || (nullif(trim(case when coalesce(nullif(trim(nullif(trim(to_varchar("PRODUCT_CODE")), '')),'')) is not null then 'PROD:' || nullif(trim(nullif(trim(to_varchar("PRODUCT_CODE")), '')), '') end),'')) AS VARCHAR))), '')) as hkey</w:t>
               <w:br/>
-              <w:t xml:space="preserve">      from RAW.MAXIMUS_TRAVEL_V2.NONHLTH_TRV_UWR_VW_DATA_QUOTE_PARAM_DETAILS</w:t>
+              <w:t xml:space="preserve">      from RAW.MAXIMUS_TRAVEL.NONHLTH_TRV_UWR_VW_DATA_QUOTE_PARAM_DETAILS</w:t>
               <w:br/>
               <w:t xml:space="preserve">    union all</w:t>
               <w:br/>
-              <w:t xml:space="preserve">    -- via hubfeed_mtv2_product &lt;- stg2_mtv2__uwr_qpd_polp_rl_pv</w:t>
+              <w:t xml:space="preserve">    -- via hubfeed_mt_product &lt;- stg2_mt__uwr_qpd_polp_rl_pv</w:t>
               <w:br/>
               <w:t xml:space="preserve">    select 'NONHLTH_TRV_UWR_VW_DATA_QUOTE_PARAM_DETAILS_POLICY_PROPERTY_RULE_LIST_PIVOT_VW.[] (PRODUCT_HKEY)' as src_branch,</w:t>
               <w:br/>
               <w:t xml:space="preserve">           MD5_BINARY(NULLIF(UPPER(TRIM(CAST('HUB_PRODUCT|' || (nullif(trim(case when coalesce(nullif(trim(w1_product_code),'')) is not null then 'PROD:' || nullif(trim(w1_product_code), '') end),'')) AS VARCHAR))), '')) as hkey</w:t>
               <w:br/>
-              <w:t xml:space="preserve">      from RAW.MAXIMUS_TRAVEL_V2.NONHLTH_TRV_UWR_VW_DATA_QUOTE_PARAM_DETAILS_POLICY_PROPERTY_RULE_LIST_PIVOT_VW</w:t>
+              <w:t xml:space="preserve">      from RAW.MAXIMUS_TRAVEL.NONHLTH_TRV_UWR_VW_DATA_QUOTE_PARAM_DETAILS_POLICY_PROPERTY_RULE_LIST_PIVOT_VW</w:t>
               <w:br/>
               <w:t xml:space="preserve">    union all</w:t>
               <w:br/>
-              <w:t xml:space="preserve">    -- via hubfeed_mtv2_product &lt;- stg2_mtv2__uwr_qpd_rskl_rskp_rl_pv</w:t>
+              <w:t xml:space="preserve">    -- via hubfeed_mt_product &lt;- stg2_mt__uwr_qpd_rskl_rskp_rl_pv</w:t>
               <w:br/>
               <w:t xml:space="preserve">    select 'NONHLTH_TRV_UWR_VW_DATA_QUOTE_PARAM_DETAILS_RISK_LIST_RISK_PROPERTY_RULE_LIST_PIVOT_VW.[] (PRODUCT_HKEY)' as src_branch,</w:t>
               <w:br/>
               <w:t xml:space="preserve">           MD5_BINARY(NULLIF(UPPER(TRIM(CAST('HUB_PRODUCT|' || (nullif(trim(case when coalesce(nullif(trim(w3_product_code),'')) is not null then 'PROD:' || nullif(trim(w3_product_code), '') end),'')) AS VARCHAR))), '')) as hkey</w:t>
               <w:br/>
-              <w:t xml:space="preserve">      from RAW.MAXIMUS_TRAVEL_V2.NONHLTH_TRV_UWR_VW_DATA_QUOTE_PARAM_DETAILS_RISK_LIST_RISK_PROPERTY_RULE_LIST_PIVOT_VW</w:t>
+              <w:t xml:space="preserve">      from RAW.MAXIMUS_TRAVEL.NONHLTH_TRV_UWR_VW_DATA_QUOTE_PARAM_DETAILS_RISK_LIST_RISK_PROPERTY_RULE_LIST_PIVOT_VW</w:t>
               <w:br/>
               <w:t xml:space="preserve">)</w:t>
               <w:br/>
@@ -4414,83 +4414,83 @@
               </w:rPr>
               <w:t xml:space="preserve">with src as (</w:t>
               <w:br/>
-              <w:t xml:space="preserve">    -- via hubfeed_mtv2_coverage &lt;- stg2_mtv2__clm_clmd_clmrsk_rska_properties_pv</w:t>
+              <w:t xml:space="preserve">    -- via hubfeed_mt_coverage &lt;- stg2_mt__clm_clmd_clmrsk_rska_properties_pv</w:t>
               <w:br/>
               <w:t xml:space="preserve">    select 'NONHLTH_TRV_CLM_VW_DATA_CLAIM_DETAILS_CLAIM_RISK_RISK_ATTRIBUTE_PROPERTIES_PIVOT_VW.COVER_CODE (COVERAGE_HKEY)' as src_branch,</w:t>
               <w:br/>
               <w:t xml:space="preserve">           MD5_BINARY(NULLIF(UPPER(TRIM(CAST('HUB_COVERAGE|' || (nullif(trim(case when coalesce(nullif(trim(nullif(trim(to_varchar("COVER_CODE")), '')),'')) is not null then 'COV:' || nullif(trim(nullif(trim(to_varchar("COVER_CODE")), '')), '') end),'')) AS VARCHAR))), '')) as hkey</w:t>
               <w:br/>
-              <w:t xml:space="preserve">      from RAW.MAXIMUS_TRAVEL_V2.NONHLTH_TRV_CLM_VW_DATA_CLAIM_DETAILS_CLAIM_RISK_RISK_ATTRIBUTE_PROPERTIES_PIVOT_VW</w:t>
+              <w:t xml:space="preserve">      from RAW.MAXIMUS_TRAVEL.NONHLTH_TRV_CLM_VW_DATA_CLAIM_DETAILS_CLAIM_RISK_RISK_ATTRIBUTE_PROPERTIES_PIVOT_VW</w:t>
               <w:br/>
               <w:t xml:space="preserve">    union all</w:t>
               <w:br/>
-              <w:t xml:space="preserve">    -- via hubfeed_mtv2_coverage &lt;- stg2_mtv2__uwr_pol_ins_cov</w:t>
+              <w:t xml:space="preserve">    -- via hubfeed_mt_coverage &lt;- stg2_mt__uwr_pol_ins_cov</w:t>
               <w:br/>
               <w:t xml:space="preserve">    select 'NONHLTH_TRV_UWR_VW_DATA_POLICY_DETAILS_INSURED_DETAILS_COVER_DETAILS.COVER_CODE (COVERAGE_HKEY)' as src_branch,</w:t>
               <w:br/>
               <w:t xml:space="preserve">           MD5_BINARY(NULLIF(UPPER(TRIM(CAST('HUB_COVERAGE|' || (nullif(trim(case when coalesce(nullif(trim(nullif(trim(to_varchar("COVER_CODE")), '')),'')) is not null then 'COV:' || nullif(trim(nullif(trim(to_varchar("COVER_CODE")), '')), '') end),'')) AS VARCHAR))), '')) as hkey</w:t>
               <w:br/>
-              <w:t xml:space="preserve">      from RAW.MAXIMUS_TRAVEL_V2.NONHLTH_TRV_UWR_VW_DATA_POLICY_DETAILS_INSURED_DETAILS_COVER_DETAILS</w:t>
+              <w:t xml:space="preserve">      from RAW.MAXIMUS_TRAVEL.NONHLTH_TRV_UWR_VW_DATA_POLICY_DETAILS_INSURED_DETAILS_COVER_DETAILS</w:t>
               <w:br/>
               <w:t xml:space="preserve">    union all</w:t>
               <w:br/>
-              <w:t xml:space="preserve">    -- via hubfeed_mtv2_coverage &lt;- stg2_mtv2__uwr_pol_ins_cov_covp_msp_msd_prop_pv</w:t>
+              <w:t xml:space="preserve">    -- via hubfeed_mt_coverage &lt;- stg2_mt__uwr_pol_ins_cov_covp_msp_msd_prop_pv</w:t>
               <w:br/>
               <w:t xml:space="preserve">    select 'NONHLTH_TRV_UWR_VW_DATA_POLICY_DETAILS_INSURED_DETAILS_COVER_DETAILS_COVER_PROPERTY_MULTI_SET_PROPERTY_MULTI_SET_DETAIL_PROPERTY_PIVOT_VW.[] (COVERAGE_HKEY)' as src_branch,</w:t>
               <w:br/>
               <w:t xml:space="preserve">           MD5_BINARY(NULLIF(UPPER(TRIM(CAST('HUB_COVERAGE|' || (nullif(trim(case when coalesce(nullif(trim(w0_cover_code),'')) is not null then 'COV:' || nullif(trim(w0_cover_code), '') end),'')) AS VARCHAR))), '')) as hkey</w:t>
               <w:br/>
-              <w:t xml:space="preserve">      from RAW.MAXIMUS_TRAVEL_V2.NONHLTH_TRV_UWR_VW_DATA_POLICY_DETAILS_INSURED_DETAILS_COVER_DETAILS_COVER_PROPERTY_MULTI_SET_PROPERTY_MULTI_SET_DETAIL_PROPERTY_PIVOT_VW</w:t>
+              <w:t xml:space="preserve">      from RAW.MAXIMUS_TRAVEL.NONHLTH_TRV_UWR_VW_DATA_POLICY_DETAILS_INSURED_DETAILS_COVER_DETAILS_COVER_PROPERTY_MULTI_SET_PROPERTY_MULTI_SET_DETAIL_PROPERTY_PIVOT_VW</w:t>
               <w:br/>
               <w:t xml:space="preserve">    union all</w:t>
               <w:br/>
-              <w:t xml:space="preserve">    -- via hubfeed_mtv2_coverage &lt;- stg2_mtv2__uwr_pol_ins_cov_covp_sp_pv</w:t>
+              <w:t xml:space="preserve">    -- via hubfeed_mt_coverage &lt;- stg2_mt__uwr_pol_ins_cov_covp_sp_pv</w:t>
               <w:br/>
               <w:t xml:space="preserve">    select 'NONHLTH_TRV_UWR_VW_DATA_POLICY_DETAILS_INSURED_DETAILS_COVER_DETAILS_COVER_PROPERTY_SIMPLE_PROPERTY_PIVOT_VW.[] (COVERAGE_HKEY)' as src_branch,</w:t>
               <w:br/>
               <w:t xml:space="preserve">           MD5_BINARY(NULLIF(UPPER(TRIM(CAST('HUB_COVERAGE|' || (nullif(trim(case when coalesce(nullif(trim(w2_cover_code),'')) is not null then 'COV:' || nullif(trim(w2_cover_code), '') end),'')) AS VARCHAR))), '')) as hkey</w:t>
               <w:br/>
-              <w:t xml:space="preserve">      from RAW.MAXIMUS_TRAVEL_V2.NONHLTH_TRV_UWR_VW_DATA_POLICY_DETAILS_INSURED_DETAILS_COVER_DETAILS_COVER_PROPERTY_SIMPLE_PROPERTY_PIVOT_VW</w:t>
+              <w:t xml:space="preserve">      from RAW.MAXIMUS_TRAVEL.NONHLTH_TRV_UWR_VW_DATA_POLICY_DETAILS_INSURED_DETAILS_COVER_DETAILS_COVER_PROPERTY_SIMPLE_PROPERTY_PIVOT_VW</w:t>
               <w:br/>
               <w:t xml:space="preserve">    union all</w:t>
               <w:br/>
-              <w:t xml:space="preserve">    -- via hubfeed_mtv2_coverage &lt;- stg2_mtv2__uwr_pol_ins_rskp_sp_pv</w:t>
+              <w:t xml:space="preserve">    -- via hubfeed_mt_coverage &lt;- stg2_mt__uwr_pol_ins_rskp_sp_pv</w:t>
               <w:br/>
               <w:t xml:space="preserve">    select 'NONHLTH_TRV_UWR_VW_DATA_POLICY_DETAILS_INSURED_DETAILS_RISK_PROPERTY_SIMPLE_PROPERTY_PIVOT_VW.COVER_CODE (COVERAGE_HKEY)' as src_branch,</w:t>
               <w:br/>
               <w:t xml:space="preserve">           MD5_BINARY(NULLIF(UPPER(TRIM(CAST('HUB_COVERAGE|' || (nullif(trim(case when coalesce(nullif(trim(nullif(trim(to_varchar("COVER_CODE")), '')),'')) is not null then 'COV:' || nullif(trim(nullif(trim(to_varchar("COVER_CODE")), '')), '') end),'')) AS VARCHAR))), '')) as hkey</w:t>
               <w:br/>
-              <w:t xml:space="preserve">      from RAW.MAXIMUS_TRAVEL_V2.NONHLTH_TRV_UWR_VW_DATA_POLICY_DETAILS_INSURED_DETAILS_RISK_PROPERTY_SIMPLE_PROPERTY_PIVOT_VW</w:t>
+              <w:t xml:space="preserve">      from RAW.MAXIMUS_TRAVEL.NONHLTH_TRV_UWR_VW_DATA_POLICY_DETAILS_INSURED_DETAILS_RISK_PROPERTY_SIMPLE_PROPERTY_PIVOT_VW</w:t>
               <w:br/>
               <w:t xml:space="preserve">    union all</w:t>
               <w:br/>
-              <w:t xml:space="preserve">    -- via hubfeed_mtv2_coverage &lt;- stg2_mtv2__uwr_qpd_rskl_rskc</w:t>
+              <w:t xml:space="preserve">    -- via hubfeed_mt_coverage &lt;- stg2_mt__uwr_qpd_rskl_rskc</w:t>
               <w:br/>
               <w:t xml:space="preserve">    select 'NONHLTH_TRV_UWR_VW_DATA_QUOTE_PARAM_DETAILS_RISK_LIST_RISK_COVER.COVER_CODE (COVERAGE_HKEY)' as src_branch,</w:t>
               <w:br/>
               <w:t xml:space="preserve">           MD5_BINARY(NULLIF(UPPER(TRIM(CAST('HUB_COVERAGE|' || (nullif(trim(case when coalesce(nullif(trim(nullif(trim(to_varchar("COVER_CODE")), '')),'')) is not null then 'COV:' || nullif(trim(nullif(trim(to_varchar("COVER_CODE")), '')), '') end),'')) AS VARCHAR))), '')) as hkey</w:t>
               <w:br/>
-              <w:t xml:space="preserve">      from RAW.MAXIMUS_TRAVEL_V2.NONHLTH_TRV_UWR_VW_DATA_QUOTE_PARAM_DETAILS_RISK_LIST_RISK_COVER</w:t>
+              <w:t xml:space="preserve">      from RAW.MAXIMUS_TRAVEL.NONHLTH_TRV_UWR_VW_DATA_QUOTE_PARAM_DETAILS_RISK_LIST_RISK_COVER</w:t>
               <w:br/>
               <w:t xml:space="preserve">    union all</w:t>
               <w:br/>
-              <w:t xml:space="preserve">    -- via hubfeed_mtv2_coverage &lt;- stg2_mtv2__uwr_qpd_rskl_rskc_rskc_prop_rl_pv</w:t>
+              <w:t xml:space="preserve">    -- via hubfeed_mt_coverage &lt;- stg2_mt__uwr_qpd_rskl_rskc_rskc_prop_rl_pv</w:t>
               <w:br/>
               <w:t xml:space="preserve">    select 'NONHLTH_TRV_UWR_VW_DATA_QUOTE_PARAM_DETAILS_RISK_LIST_RISK_COVER_RISK_COVER_PROPERTY_RULE_LIST_PIVOT_VW.[] (COVERAGE_HKEY)' as src_branch,</w:t>
               <w:br/>
               <w:t xml:space="preserve">           MD5_BINARY(NULLIF(UPPER(TRIM(CAST('HUB_COVERAGE|' || (nullif(trim(case when coalesce(nullif(trim(w2_cover_code),'')) is not null then 'COV:' || nullif(trim(w2_cover_code), '') end),'')) AS VARCHAR))), '')) as hkey</w:t>
               <w:br/>
-              <w:t xml:space="preserve">      from RAW.MAXIMUS_TRAVEL_V2.NONHLTH_TRV_UWR_VW_DATA_QUOTE_PARAM_DETAILS_RISK_LIST_RISK_COVER_RISK_COVER_PROPERTY_RULE_LIST_PIVOT_VW</w:t>
+              <w:t xml:space="preserve">      from RAW.MAXIMUS_TRAVEL.NONHLTH_TRV_UWR_VW_DATA_QUOTE_PARAM_DETAILS_RISK_LIST_RISK_COVER_RISK_COVER_PROPERTY_RULE_LIST_PIVOT_VW</w:t>
               <w:br/>
               <w:t xml:space="preserve">    union all</w:t>
               <w:br/>
-              <w:t xml:space="preserve">    -- via hubfeed_mtv2_coverage &lt;- stg2_mtv2__uwr_qpd_rskl_rskp_rl_pv</w:t>
+              <w:t xml:space="preserve">    -- via hubfeed_mt_coverage &lt;- stg2_mt__uwr_qpd_rskl_rskp_rl_pv</w:t>
               <w:br/>
               <w:t xml:space="preserve">    select 'NONHLTH_TRV_UWR_VW_DATA_QUOTE_PARAM_DETAILS_RISK_LIST_RISK_PROPERTY_RULE_LIST_PIVOT_VW.COVER_CODE (COVERAGE_HKEY)' as src_branch,</w:t>
               <w:br/>
               <w:t xml:space="preserve">           MD5_BINARY(NULLIF(UPPER(TRIM(CAST('HUB_COVERAGE|' || (nullif(trim(case when coalesce(nullif(trim(nullif(trim(to_varchar("COVER_CODE")), '')),'')) is not null then 'COV:' || nullif(trim(nullif(trim(to_varchar("COVER_CODE")), '')), '') end),'')) AS VARCHAR))), '')) as hkey</w:t>
               <w:br/>
-              <w:t xml:space="preserve">      from RAW.MAXIMUS_TRAVEL_V2.NONHLTH_TRV_UWR_VW_DATA_QUOTE_PARAM_DETAILS_RISK_LIST_RISK_PROPERTY_RULE_LIST_PIVOT_VW</w:t>
+              <w:t xml:space="preserve">      from RAW.MAXIMUS_TRAVEL.NONHLTH_TRV_UWR_VW_DATA_QUOTE_PARAM_DETAILS_RISK_LIST_RISK_PROPERTY_RULE_LIST_PIVOT_VW</w:t>
               <w:br/>
               <w:t xml:space="preserve">)</w:t>
               <w:br/>
@@ -4889,253 +4889,253 @@
               </w:rPr>
               <w:t xml:space="preserve">with src as (</w:t>
               <w:br/>
-              <w:t xml:space="preserve">    -- via hubfeed_mtv2_location &lt;- stg2_mtv2__clm_clmd_clma_msp_msd_prop_pv</w:t>
+              <w:t xml:space="preserve">    -- via hubfeed_mt_location &lt;- stg2_mt__clm_clmd_clma_msp_msd_prop_pv</w:t>
               <w:br/>
               <w:t xml:space="preserve">    select 'NONHLTH_TRV_CLM_VW_DATA_CLAIM_DETAILS_CLAIM_ATTRIBUTE_MULTI_SET_PROPERTY_MULTI_SET_DETAIL_PROPERTY_PIVOT_VW.[CITY+STATE+PIN_CODE] (LOCATION_HKEY__DOCUMENT_INWARD_ORIGIN_ADDRESS)' as src_branch,</w:t>
               <w:br/>
               <w:t xml:space="preserve">           MD5_BINARY(NULLIF(UPPER(TRIM(CAST('HUB_LOCATION|' || (nullif(trim(case when coalesce(nullif(trim(nullif(trim(to_varchar("CITY")), '')),''), nullif(trim(nullif(trim(to_varchar("STATE")), '')),''), nullif(trim(nullif(trim(to_varchar("PIN_CODE")), '')),'')) is not null then md5(upper(regexp_replace(trim(nullif(trim(coalesce(nullif(trim(nullif(trim(to_varchar("CITY")), '')), ''), '') || '|' || coalesce(nullif(trim(nullif(trim(to_varchar("STATE")), '')), ''), '') || '|' || coalesce(nullif(trim(nullif(trim(to_varchar("PIN_CODE")), '')), ''), '')), '||')), '[[:space:]]+', ' '))) end),'')) AS VARCHAR))), '')) as hkey</w:t>
               <w:br/>
-              <w:t xml:space="preserve">      from RAW.MAXIMUS_TRAVEL_V2.NONHLTH_TRV_CLM_VW_DATA_CLAIM_DETAILS_CLAIM_ATTRIBUTE_MULTI_SET_PROPERTY_MULTI_SET_DETAIL_PROPERTY_PIVOT_VW</w:t>
+              <w:t xml:space="preserve">      from RAW.MAXIMUS_TRAVEL.NONHLTH_TRV_CLM_VW_DATA_CLAIM_DETAILS_CLAIM_ATTRIBUTE_MULTI_SET_PROPERTY_MULTI_SET_DETAIL_PROPERTY_PIVOT_VW</w:t>
               <w:br/>
               <w:t xml:space="preserve">    union all</w:t>
               <w:br/>
-              <w:t xml:space="preserve">    -- via hubfeed_mtv2_location &lt;- stg2_mtv2__clm_clmd_clmap_pv</w:t>
+              <w:t xml:space="preserve">    -- via hubfeed_mt_location &lt;- stg2_mt__clm_clmd_clmap_pv</w:t>
               <w:br/>
               <w:t xml:space="preserve">    select 'NONHLTH_TRV_CLM_VW_DATA_CLAIM_DETAILS_CLAIM_ATTRIBUTE_PROPERTIES_PIVOT_VW.[CORRESPONDENCE_ADDRESS+AREA+CITY+STATE+PIN_CODE] (LOCATION_HKEY__CLAIMANT_CORRESPONDENCE_ADDRESS)' as src_branch,</w:t>
               <w:br/>
               <w:t xml:space="preserve">           MD5_BINARY(NULLIF(UPPER(TRIM(CAST('HUB_LOCATION|' || (nullif(trim(case when coalesce(nullif(trim(nullif(trim(to_varchar("CORRESPONDENCE_ADDRESS")), '')),''), nullif(trim(nullif(trim(to_varchar("AREA")), '')),''), nullif(trim(nullif(trim(to_varchar("CITY")), '')),''), nullif(trim(nullif(trim(to_varchar("STATE")), '')),''), nullif(trim(nullif(trim(to_varchar("PIN_CODE")), '')),'')) is not null then md5(upper(regexp_replace(trim(nullif(trim(coalesce(nullif(trim(nullif(trim(to_varchar("CORRESPONDENCE_ADDRESS")), '')), ''), '') || '|' || coalesce(nullif(trim(nullif(trim(to_varchar("AREA")), '')), ''), '') || '|' || coalesce(nullif(trim(nullif(trim(to_varchar("CITY")), '')), ''), '') || '|' || coalesce(nullif(trim(nullif(trim(to_varchar("STATE")), '')), ''), '') || '|' || coalesce(nullif(trim(nullif(trim(to_varchar("PIN_CODE")), '')), ''), '')), '||||')), '[[:space:]]+', ' '))) end),'')) AS VARCHAR))), '')) as hkey</w:t>
               <w:br/>
-              <w:t xml:space="preserve">      from RAW.MAXIMUS_TRAVEL_V2.NONHLTH_TRV_CLM_VW_DATA_CLAIM_DETAILS_CLAIM_ATTRIBUTE_PROPERTIES_PIVOT_VW</w:t>
+              <w:t xml:space="preserve">      from RAW.MAXIMUS_TRAVEL.NONHLTH_TRV_CLM_VW_DATA_CLAIM_DETAILS_CLAIM_ATTRIBUTE_PROPERTIES_PIVOT_VW</w:t>
               <w:br/>
               <w:t xml:space="preserve">    union all</w:t>
               <w:br/>
-              <w:t xml:space="preserve">    -- via hubfeed_mtv2_location &lt;- stg2_mtv2__clm_clmd_clmap_pv</w:t>
+              <w:t xml:space="preserve">    -- via hubfeed_mt_location &lt;- stg2_mt__clm_clmd_clmap_pv</w:t>
               <w:br/>
               <w:t xml:space="preserve">    select 'NONHLTH_TRV_CLM_VW_DATA_CLAIM_DETAILS_CLAIM_ATTRIBUTE_PROPERTIES_PIVOT_VW.[STREET+LANDMARK+STATE+PIN_CODE] (LOCATION_HKEY__CLAIM_CORRESPONDENCE_ADDRESS)' as src_branch,</w:t>
               <w:br/>
               <w:t xml:space="preserve">           MD5_BINARY(NULLIF(UPPER(TRIM(CAST('HUB_LOCATION|' || (nullif(trim(case when coalesce(nullif(trim(nullif(trim(to_varchar("STREET")), '')),''), nullif(trim(nullif(trim(to_varchar("LANDMARK")), '')),''), nullif(trim(nullif(trim(to_varchar("STATE")), '')),''), nullif(trim(nullif(trim(to_varchar("PIN_CODE")), '')),'')) is not null then md5(upper(regexp_replace(trim(upper(nullif(trim(coalesce(nullif(trim(nullif(trim(to_varchar("STREET")), '')), ''), '') || ' ' || coalesce(nullif(trim(nullif(trim(to_varchar("LANDMARK")), '')), ''), '') || ' ' || coalesce(nullif(trim(nullif(trim(to_varchar("STATE")), '')), ''), '') || ' ' || coalesce(nullif(trim(nullif(trim(to_varchar("PIN_CODE")), '')), ''), '')), ''))), '[[:space:]]+', ' '))) end),'')) AS VARCHAR))), '')) as hkey</w:t>
               <w:br/>
-              <w:t xml:space="preserve">      from RAW.MAXIMUS_TRAVEL_V2.NONHLTH_TRV_CLM_VW_DATA_CLAIM_DETAILS_CLAIM_ATTRIBUTE_PROPERTIES_PIVOT_VW</w:t>
+              <w:t xml:space="preserve">      from RAW.MAXIMUS_TRAVEL.NONHLTH_TRV_CLM_VW_DATA_CLAIM_DETAILS_CLAIM_ATTRIBUTE_PROPERTIES_PIVOT_VW</w:t>
               <w:br/>
               <w:t xml:space="preserve">    union all</w:t>
               <w:br/>
-              <w:t xml:space="preserve">    -- via hubfeed_mtv2_location &lt;- stg2_mtv2__clm_clmd_clmap_pv</w:t>
+              <w:t xml:space="preserve">    -- via hubfeed_mt_location &lt;- stg2_mt__clm_clmd_clmap_pv</w:t>
               <w:br/>
               <w:t xml:space="preserve">    select 'NONHLTH_TRV_CLM_VW_DATA_CLAIM_DETAILS_CLAIM_ATTRIBUTE_PROPERTIES_PIVOT_VW.[LOSS_ADDRESS+AREACLAIM+STATECLAIM+PINCODE_WHERE_LOSS_HAPPENED] (LOCATION_HKEY__CLAIM_LOSS_LOCATION)' as src_branch,</w:t>
               <w:br/>
               <w:t xml:space="preserve">           MD5_BINARY(NULLIF(UPPER(TRIM(CAST('HUB_LOCATION|' || (nullif(trim(case when coalesce(nullif(trim(nullif(trim(to_varchar("LOSS_ADDRESS")), '')),''), nullif(trim(nullif(trim(to_varchar("AREACLAIM")), '')),''), nullif(trim(nullif(trim(to_varchar("STATECLAIM")), '')),''), nullif(trim(nullif(trim(to_varchar("PINCODE_WHERE_LOSS_HAPPENED")), '')),'')) is not null then md5(upper(regexp_replace(trim(nullif(trim(coalesce(nullif(trim(nullif(trim(to_varchar("LOSS_ADDRESS")), '')), ''), '') || '|' || coalesce(nullif(trim(nullif(trim(to_varchar("AREACLAIM")), '')), ''), '') || '|' || coalesce(nullif(trim(nullif(trim(to_varchar("STATECLAIM")), '')), ''), '') || '|' || coalesce(nullif(trim(nullif(trim(to_varchar("PINCODE_WHERE_LOSS_HAPPENED")), '')), ''), '')), '|||')), '[[:space:]]+', ' '))) end),'')) AS VARCHAR))), '')) as hkey</w:t>
               <w:br/>
-              <w:t xml:space="preserve">      from RAW.MAXIMUS_TRAVEL_V2.NONHLTH_TRV_CLM_VW_DATA_CLAIM_DETAILS_CLAIM_ATTRIBUTE_PROPERTIES_PIVOT_VW</w:t>
+              <w:t xml:space="preserve">      from RAW.MAXIMUS_TRAVEL.NONHLTH_TRV_CLM_VW_DATA_CLAIM_DETAILS_CLAIM_ATTRIBUTE_PROPERTIES_PIVOT_VW</w:t>
               <w:br/>
               <w:t xml:space="preserve">    union all</w:t>
               <w:br/>
-              <w:t xml:space="preserve">    -- via hubfeed_mtv2_location &lt;- stg2_mtv2__clm_clmd_clmap_pv</w:t>
+              <w:t xml:space="preserve">    -- via hubfeed_mt_location &lt;- stg2_mt__clm_clmd_clmap_pv</w:t>
               <w:br/>
               <w:t xml:space="preserve">    select 'NONHLTH_TRV_CLM_VW_DATA_CLAIM_DETAILS_CLAIM_ATTRIBUTE_PROPERTIES_PIVOT_VW.ADDRESS_FOR_REFERENCE (LOCATION_HKEY__CLAIM_REFERENCE_ADDRESS)' as src_branch,</w:t>
               <w:br/>
               <w:t xml:space="preserve">           MD5_BINARY(NULLIF(UPPER(TRIM(CAST('HUB_LOCATION|' || (nullif(trim(case when coalesce(nullif(trim(nullif(trim(to_varchar("ADDRESS_FOR_REFERENCE")), '')),'')) is not null then md5(upper(regexp_replace(trim(nullif(trim(nullif(trim(to_varchar("ADDRESS_FOR_REFERENCE")), '')), '')), '[[:space:]]+', ' '))) end),'')) AS VARCHAR))), '')) as hkey</w:t>
               <w:br/>
-              <w:t xml:space="preserve">      from RAW.MAXIMUS_TRAVEL_V2.NONHLTH_TRV_CLM_VW_DATA_CLAIM_DETAILS_CLAIM_ATTRIBUTE_PROPERTIES_PIVOT_VW</w:t>
+              <w:t xml:space="preserve">      from RAW.MAXIMUS_TRAVEL.NONHLTH_TRV_CLM_VW_DATA_CLAIM_DETAILS_CLAIM_ATTRIBUTE_PROPERTIES_PIVOT_VW</w:t>
               <w:br/>
               <w:t xml:space="preserve">    union all</w:t>
               <w:br/>
-              <w:t xml:space="preserve">    -- via hubfeed_mtv2_location &lt;- stg2_mtv2__clm_clmd_clmap_pv</w:t>
+              <w:t xml:space="preserve">    -- via hubfeed_mt_location &lt;- stg2_mt__clm_clmd_clmap_pv</w:t>
               <w:br/>
               <w:t xml:space="preserve">    select 'NONHLTH_TRV_CLM_VW_DATA_CLAIM_DETAILS_CLAIM_ATTRIBUTE_PROPERTIES_PIVOT_VW.[CUSTOMER_LOCATION_BY_STATE+CUSTOMER_LOCATION_BY_DISTRICT+CUSTOMER_LOCATION_BY_TEHSIL] (LOCATION_HKEY__CUSTOMER_ANALYTICS_LOCATION)' as src_branch,</w:t>
               <w:br/>
               <w:t xml:space="preserve">           MD5_BINARY(NULLIF(UPPER(TRIM(CAST('HUB_LOCATION|' || (nullif(trim(case when coalesce(nullif(trim(nullif(trim(to_varchar("CUSTOMER_LOCATION_BY_STATE")), '')),''), nullif(trim(nullif(trim(to_varchar("CUSTOMER_LOCATION_BY_DISTRICT")), '')),''), nullif(trim(nullif(trim(to_varchar("CUSTOMER_LOCATION_BY_TEHSIL")), '')),'')) is not null then md5(upper(regexp_replace(trim(nullif(trim(coalesce(nullif(trim(nullif(trim(to_varchar("CUSTOMER_LOCATION_BY_STATE")), '')), ''), '') || '|' || coalesce(nullif(trim(nullif(trim(to_varchar("CUSTOMER_LOCATION_BY_DISTRICT")), '')), ''), '') || '|' || coalesce(nullif(trim(nullif(trim(to_varchar("CUSTOMER_LOCATION_BY_TEHSIL")), '')), ''), '')), '||')), '[[:space:]]+', ' '))) end),'')) AS VARCHAR))), '')) as hkey</w:t>
               <w:br/>
-              <w:t xml:space="preserve">      from RAW.MAXIMUS_TRAVEL_V2.NONHLTH_TRV_CLM_VW_DATA_CLAIM_DETAILS_CLAIM_ATTRIBUTE_PROPERTIES_PIVOT_VW</w:t>
+              <w:t xml:space="preserve">      from RAW.MAXIMUS_TRAVEL.NONHLTH_TRV_CLM_VW_DATA_CLAIM_DETAILS_CLAIM_ATTRIBUTE_PROPERTIES_PIVOT_VW</w:t>
               <w:br/>
               <w:t xml:space="preserve">    union all</w:t>
               <w:br/>
-              <w:t xml:space="preserve">    -- via hubfeed_mtv2_location &lt;- stg2_mtv2__clm_clmd_clmap_pv</w:t>
+              <w:t xml:space="preserve">    -- via hubfeed_mt_location &lt;- stg2_mt__clm_clmd_clmap_pv</w:t>
               <w:br/>
               <w:t xml:space="preserve">    select 'NONHLTH_TRV_CLM_VW_DATA_CLAIM_DETAILS_CLAIM_ATTRIBUTE_PROPERTIES_PIVOT_VW.SELECT_INSPECTION_ADDRESS (LOCATION_HKEY__INSPECTION_ADDRESS)' as src_branch,</w:t>
               <w:br/>
               <w:t xml:space="preserve">           MD5_BINARY(NULLIF(UPPER(TRIM(CAST('HUB_LOCATION|' || (nullif(trim(case when coalesce(nullif(trim(nullif(trim(to_varchar("SELECT_INSPECTION_ADDRESS")), '')),'')) is not null then md5(upper(regexp_replace(trim(upper(nullif(trim(nullif(trim(to_varchar("SELECT_INSPECTION_ADDRESS")), '')), ''))), '[[:space:]]+', ' '))) end),'')) AS VARCHAR))), '')) as hkey</w:t>
               <w:br/>
-              <w:t xml:space="preserve">      from RAW.MAXIMUS_TRAVEL_V2.NONHLTH_TRV_CLM_VW_DATA_CLAIM_DETAILS_CLAIM_ATTRIBUTE_PROPERTIES_PIVOT_VW</w:t>
+              <w:t xml:space="preserve">      from RAW.MAXIMUS_TRAVEL.NONHLTH_TRV_CLM_VW_DATA_CLAIM_DETAILS_CLAIM_ATTRIBUTE_PROPERTIES_PIVOT_VW</w:t>
               <w:br/>
               <w:t xml:space="preserve">    union all</w:t>
               <w:br/>
-              <w:t xml:space="preserve">    -- via hubfeed_mtv2_location &lt;- stg2_mtv2__clm_clmd_clmap_pv</w:t>
+              <w:t xml:space="preserve">    -- via hubfeed_mt_location &lt;- stg2_mt__clm_clmd_clmap_pv</w:t>
               <w:br/>
               <w:t xml:space="preserve">    select 'NONHLTH_TRV_CLM_VW_DATA_CLAIM_DETAILS_CLAIM_ATTRIBUTE_PROPERTIES_PIVOT_VW.STORED_COUNTRY_CODE (LOCATION_HKEY__STORED_COUNTRY)' as src_branch,</w:t>
               <w:br/>
               <w:t xml:space="preserve">           MD5_BINARY(NULLIF(UPPER(TRIM(CAST('HUB_LOCATION|' || (nullif(trim(case when coalesce(nullif(trim(nullif(trim(to_varchar("STORED_COUNTRY_CODE")), '')),'')) is not null then 'GEO:COUNTRY:' || nullif(trim(nullif(trim(to_varchar("STORED_COUNTRY_CODE")), '')), '') end),'')) AS VARCHAR))), '')) as hkey</w:t>
               <w:br/>
-              <w:t xml:space="preserve">      from RAW.MAXIMUS_TRAVEL_V2.NONHLTH_TRV_CLM_VW_DATA_CLAIM_DETAILS_CLAIM_ATTRIBUTE_PROPERTIES_PIVOT_VW</w:t>
+              <w:t xml:space="preserve">      from RAW.MAXIMUS_TRAVEL.NONHLTH_TRV_CLM_VW_DATA_CLAIM_DETAILS_CLAIM_ATTRIBUTE_PROPERTIES_PIVOT_VW</w:t>
               <w:br/>
               <w:t xml:space="preserve">    union all</w:t>
               <w:br/>
-              <w:t xml:space="preserve">    -- via hubfeed_mtv2_location &lt;- stg2_mtv2__clm_clmd_clmap_pv</w:t>
+              <w:t xml:space="preserve">    -- via hubfeed_mt_location &lt;- stg2_mt__clm_clmd_clmap_pv</w:t>
               <w:br/>
               <w:t xml:space="preserve">    select 'NONHLTH_TRV_CLM_VW_DATA_CLAIM_DETAILS_CLAIM_ATTRIBUTE_PROPERTIES_PIVOT_VW.STORED_STATE_CODE (LOCATION_HKEY__STORED_STATE)' as src_branch,</w:t>
               <w:br/>
               <w:t xml:space="preserve">           MD5_BINARY(NULLIF(UPPER(TRIM(CAST('HUB_LOCATION|' || (nullif(trim(case when coalesce(nullif(trim(nullif(trim(to_varchar("STORED_STATE_CODE")), '')),'')) is not null then 'GEO:STATE:' || nullif(trim(nullif(trim(to_varchar("STORED_STATE_CODE")), '')), '') end),'')) AS VARCHAR))), '')) as hkey</w:t>
               <w:br/>
-              <w:t xml:space="preserve">      from RAW.MAXIMUS_TRAVEL_V2.NONHLTH_TRV_CLM_VW_DATA_CLAIM_DETAILS_CLAIM_ATTRIBUTE_PROPERTIES_PIVOT_VW</w:t>
+              <w:t xml:space="preserve">      from RAW.MAXIMUS_TRAVEL.NONHLTH_TRV_CLM_VW_DATA_CLAIM_DETAILS_CLAIM_ATTRIBUTE_PROPERTIES_PIVOT_VW</w:t>
               <w:br/>
               <w:t xml:space="preserve">    union all</w:t>
               <w:br/>
-              <w:t xml:space="preserve">    -- via hubfeed_mtv2_location &lt;- stg2_mtv2__clm_clmd_clmcov_msd_prop_pv</w:t>
+              <w:t xml:space="preserve">    -- via hubfeed_mt_location &lt;- stg2_mt__clm_clmd_clmcov_msd_prop_pv</w:t>
               <w:br/>
               <w:t xml:space="preserve">    select 'NONHLTH_TRV_CLM_VW_DATA_CLAIM_DETAILS_CLAIM_COVER_MULTI_SET_DETAIL_PROPERTY_PIVOT_VW.[CITY+STATE+PIN_CODE] (LOCATION_HKEY)' as src_branch,</w:t>
               <w:br/>
               <w:t xml:space="preserve">           MD5_BINARY(NULLIF(UPPER(TRIM(CAST('HUB_LOCATION|' || (nullif(trim(case when coalesce(nullif(trim(nullif(trim(to_varchar("CITY")), '')),''), nullif(trim(nullif(trim(to_varchar("STATE")), '')),''), nullif(trim(nullif(trim(to_varchar("PIN_CODE")), '')),'')) is not null then md5(upper(regexp_replace(trim(nullif(trim(coalesce(nullif(trim(nullif(trim(to_varchar("CITY")), '')), ''), '') || '|' || coalesce(nullif(trim(nullif(trim(to_varchar("STATE")), '')), ''), '') || '|' || coalesce(nullif(trim(nullif(trim(to_varchar("PIN_CODE")), '')), ''), '')), '||')), '[[:space:]]+', ' '))) end),'')) AS VARCHAR))), '')) as hkey</w:t>
               <w:br/>
-              <w:t xml:space="preserve">      from RAW.MAXIMUS_TRAVEL_V2.NONHLTH_TRV_CLM_VW_DATA_CLAIM_DETAILS_CLAIM_COVER_MULTI_SET_DETAIL_PROPERTY_PIVOT_VW</w:t>
+              <w:t xml:space="preserve">      from RAW.MAXIMUS_TRAVEL.NONHLTH_TRV_CLM_VW_DATA_CLAIM_DETAILS_CLAIM_COVER_MULTI_SET_DETAIL_PROPERTY_PIVOT_VW</w:t>
               <w:br/>
               <w:t xml:space="preserve">    union all</w:t>
               <w:br/>
-              <w:t xml:space="preserve">    -- via hubfeed_mtv2_location &lt;- stg2_mtv2__clm_clmd_clmrsk_rska_msp_msd_prop_pv</w:t>
+              <w:t xml:space="preserve">    -- via hubfeed_mt_location &lt;- stg2_mt__clm_clmd_clmrsk_rska_msp_msd_prop_pv</w:t>
               <w:br/>
               <w:t xml:space="preserve">    select 'NONHLTH_TRV_CLM_VW_DATA_CLAIM_DETAILS_CLAIM_RISK_RISK_ATTRIBUTE_MULTI_SET_PROPERTY_MULTI_SET_DETAIL_PROPERTY_PIVOT_VW.ADDRESS (LOCATION_HKEY__CLAIM_EXPENSE_PARTY_ADDRESS)' as src_branch,</w:t>
               <w:br/>
               <w:t xml:space="preserve">           MD5_BINARY(NULLIF(UPPER(TRIM(CAST('HUB_LOCATION|' || (nullif(trim(case when coalesce(nullif(trim(nullif(trim(to_varchar("ADDRESS")), '')),'')) is not null then md5(upper(regexp_replace(trim(nullif(trim(nullif(trim(to_varchar("ADDRESS")), '')), '')), '[[:space:]]+', ' '))) end),'')) AS VARCHAR))), '')) as hkey</w:t>
               <w:br/>
-              <w:t xml:space="preserve">      from RAW.MAXIMUS_TRAVEL_V2.NONHLTH_TRV_CLM_VW_DATA_CLAIM_DETAILS_CLAIM_RISK_RISK_ATTRIBUTE_MULTI_SET_PROPERTY_MULTI_SET_DETAIL_PROPERTY_PIVOT_VW</w:t>
+              <w:t xml:space="preserve">      from RAW.MAXIMUS_TRAVEL.NONHLTH_TRV_CLM_VW_DATA_CLAIM_DETAILS_CLAIM_RISK_RISK_ATTRIBUTE_MULTI_SET_PROPERTY_MULTI_SET_DETAIL_PROPERTY_PIVOT_VW</w:t>
               <w:br/>
               <w:t xml:space="preserve">    union all</w:t>
               <w:br/>
-              <w:t xml:space="preserve">    -- via hubfeed_mtv2_location &lt;- stg2_mtv2__clm_clmd_clmrsk_rska_properties_pv</w:t>
+              <w:t xml:space="preserve">    -- via hubfeed_mt_location &lt;- stg2_mt__clm_clmd_clmrsk_rska_properties_pv</w:t>
               <w:br/>
               <w:t xml:space="preserve">    select 'NONHLTH_TRV_CLM_VW_DATA_CLAIM_DETAILS_CLAIM_RISK_RISK_ATTRIBUTE_PROPERTIES_PIVOT_VW.[LOCATION+CITY_NAME+COUNTRY_OF_LOSS] (LOCATION_HKEY__CLAIM_LOSS_LOCATION)' as src_branch,</w:t>
               <w:br/>
               <w:t xml:space="preserve">           MD5_BINARY(NULLIF(UPPER(TRIM(CAST('HUB_LOCATION|' || (nullif(trim(case when coalesce(nullif(trim(nullif(trim(to_varchar("LOCATION")), '')),''), nullif(trim(nullif(trim(to_varchar("CITY_NAME")), '')),''), nullif(trim(nullif(trim(to_varchar("COUNTRY_OF_LOSS")), '')),'')) is not null then md5(upper(regexp_replace(trim(upper(nullif(trim(coalesce(nullif(trim(nullif(trim(to_varchar("LOCATION")), '')), ''), '') || '|' || coalesce(nullif(trim(nullif(trim(to_varchar("CITY_NAME")), '')), ''), '') || '|' || coalesce(nullif(trim(nullif(trim(to_varchar("COUNTRY_OF_LOSS")), '')), ''), '')), '||'))), '[[:space:]]+', ' '))) end),'')) AS VARCHAR))), '')) as hkey</w:t>
               <w:br/>
-              <w:t xml:space="preserve">      from RAW.MAXIMUS_TRAVEL_V2.NONHLTH_TRV_CLM_VW_DATA_CLAIM_DETAILS_CLAIM_RISK_RISK_ATTRIBUTE_PROPERTIES_PIVOT_VW</w:t>
+              <w:t xml:space="preserve">      from RAW.MAXIMUS_TRAVEL.NONHLTH_TRV_CLM_VW_DATA_CLAIM_DETAILS_CLAIM_RISK_RISK_ATTRIBUTE_PROPERTIES_PIVOT_VW</w:t>
               <w:br/>
               <w:t xml:space="preserve">    union all</w:t>
               <w:br/>
-              <w:t xml:space="preserve">    -- via hubfeed_mtv2_location &lt;- stg2_mtv2__clm_clmd_clmrsk_rska_properties_pv</w:t>
+              <w:t xml:space="preserve">    -- via hubfeed_mt_location &lt;- stg2_mt__clm_clmd_clmrsk_rska_properties_pv</w:t>
               <w:br/>
               <w:t xml:space="preserve">    select 'NONHLTH_TRV_CLM_VW_DATA_CLAIM_DETAILS_CLAIM_RISK_RISK_ATTRIBUTE_PROPERTIES_PIVOT_VW.[HOSPITAL_ADDRESS+HOSPITAL_COUNTRY+HOSPITAL_NAME] (LOCATION_HKEY__TREATING_HOSPITAL_ADDRESS)' as src_branch,</w:t>
               <w:br/>
               <w:t xml:space="preserve">           MD5_BINARY(NULLIF(UPPER(TRIM(CAST('HUB_LOCATION|' || (nullif(trim(case when coalesce(nullif(trim(nullif(trim(to_varchar("HOSPITAL_ADDRESS")), '')),''), nullif(trim(nullif(trim(to_varchar("HOSPITAL_COUNTRY")), '')),''), nullif(trim(nullif(trim(to_varchar("HOSPITAL_NAME")), '')),'')) is not null then md5(upper(regexp_replace(trim(upper(nullif(trim(coalesce(nullif(trim(nullif(trim(to_varchar("HOSPITAL_ADDRESS")), '')), ''), '') || '|' || coalesce(nullif(trim(nullif(trim(to_varchar("HOSPITAL_COUNTRY")), '')), ''), '') || '|' || coalesce(nullif(trim(nullif(trim(to_varchar("HOSPITAL_NAME")), '')), ''), '')), '||'))), '[[:space:]]+', ' '))) end),'')) AS VARCHAR))), '')) as hkey</w:t>
               <w:br/>
-              <w:t xml:space="preserve">      from RAW.MAXIMUS_TRAVEL_V2.NONHLTH_TRV_CLM_VW_DATA_CLAIM_DETAILS_CLAIM_RISK_RISK_ATTRIBUTE_PROPERTIES_PIVOT_VW</w:t>
+              <w:t xml:space="preserve">      from RAW.MAXIMUS_TRAVEL.NONHLTH_TRV_CLM_VW_DATA_CLAIM_DETAILS_CLAIM_RISK_RISK_ATTRIBUTE_PROPERTIES_PIVOT_VW</w:t>
               <w:br/>
               <w:t xml:space="preserve">    union all</w:t>
               <w:br/>
-              <w:t xml:space="preserve">    -- via hubfeed_mtv2_location &lt;- stg2_mtv2__uwr_pol_disp</w:t>
+              <w:t xml:space="preserve">    -- via hubfeed_mt_location &lt;- stg2_mt__uwr_pol_disp</w:t>
               <w:br/>
               <w:t xml:space="preserve">    select 'NONHLTH_TRV_UWR_VW_DATA_POLICY_DETAILS_DISPATCH_DETAILS.[ADDRESS+CITY+DISTRICT+STATE+PIN_CODE] (LOCATION_HKEY)' as src_branch,</w:t>
               <w:br/>
               <w:t xml:space="preserve">           MD5_BINARY(NULLIF(UPPER(TRIM(CAST('HUB_LOCATION|' || (nullif(trim(case when coalesce(nullif(trim(nullif(trim(to_varchar("ADDRESS")), '')),''), nullif(trim(nullif(trim(to_varchar("CITY")), '')),''), nullif(trim(nullif(trim(to_varchar("DISTRICT")), '')),''), nullif(trim(nullif(trim(to_varchar("STATE")), '')),''), nullif(trim(nullif(trim(to_varchar("PIN_CODE")), '')),'')) is not null then md5(upper(regexp_replace(trim(nullif(trim(coalesce(nullif(trim(nullif(trim(to_varchar("ADDRESS")), '')), ''), '') || '#' || coalesce(nullif(trim(nullif(trim(to_varchar("CITY")), '')), ''), '') || '#' || coalesce(nullif(trim(nullif(trim(to_varchar("DISTRICT")), '')), ''), '') || '#' || coalesce(nullif(trim(nullif(trim(to_varchar("STATE")), '')), ''), '') || '#' || coalesce(nullif(trim(nullif(trim(to_varchar("PIN_CODE")), '')), ''), '')), '####')), '[[:space:]]+', ' '))) end),'')) AS VARCHAR))), '')) as hkey</w:t>
               <w:br/>
-              <w:t xml:space="preserve">      from RAW.MAXIMUS_TRAVEL_V2.NONHLTH_TRV_UWR_VW_DATA_POLICY_DETAILS_DISPATCH_DETAILS</w:t>
+              <w:t xml:space="preserve">      from RAW.MAXIMUS_TRAVEL.NONHLTH_TRV_UWR_VW_DATA_POLICY_DETAILS_DISPATCH_DETAILS</w:t>
               <w:br/>
               <w:t xml:space="preserve">    union all</w:t>
               <w:br/>
-              <w:t xml:space="preserve">    -- via hubfeed_mtv2_location &lt;- stg2_mtv2__uwr_pol_ins_mbr_pa</w:t>
+              <w:t xml:space="preserve">    -- via hubfeed_mt_location &lt;- stg2_mt__uwr_pol_ins_mbr_pa</w:t>
               <w:br/>
               <w:t xml:space="preserve">    select 'NONHLTH_TRV_UWR_VW_DATA_POLICY_DETAILS_INSURED_DETAILS_MEMBER_DETAILS_PARTY_ADDRESS.[ADDRESS1+ADDRESS2+ADDRESS3+CITY+DISTRICT+STATE+COUNTRY+PINCODE] (LOCATION_HKEY__INSURED_MEMBER_ADDRESS)' as src_branch,</w:t>
               <w:br/>
               <w:t xml:space="preserve">           MD5_BINARY(NULLIF(UPPER(TRIM(CAST('HUB_LOCATION|' || (nullif(trim(case when coalesce(nullif(trim(nullif(trim(to_varchar("ADDRESS1")), '')),''), nullif(trim(nullif(trim(to_varchar("ADDRESS2")), '')),''), nullif(trim(nullif(trim(to_varchar("ADDRESS3")), '')),''), nullif(trim(nullif(trim(to_varchar("CITY")), '')),''), nullif(trim(nullif(trim(to_varchar("DISTRICT")), '')),''), nullif(trim(nullif(trim(to_varchar("STATE")), '')),''), nullif(trim(nullif(trim(to_varchar("COUNTRY")), '')),''), nullif(trim(nullif(trim(to_varchar("PINCODE")), '')),'')) is not null then md5(upper(regexp_replace(trim(nullif(trim(coalesce(nullif(trim(nullif(trim(to_varchar("ADDRESS1")), '')), ''), '') || '|' || coalesce(nullif(trim(nullif(trim(to_varchar("ADDRESS2")), '')), ''), '') || '|' || coalesce(nullif(trim(nullif(trim(to_varchar("ADDRESS3")), '')), ''), '') || '|' || coalesce(nullif(trim(nullif(trim(to_varchar("CITY")), '')), ''), '') || '|' || coalesce(nullif(trim(nullif(trim(to_varchar("DISTRICT")), '')), ''), '') || '|' || coalesce(nullif(trim(nullif(trim(to_varchar("STATE")), '')), ''), '') || '|' || coalesce(nullif(trim(nullif(trim(to_varchar("COUNTRY")), '')), ''), '') || '|' || coalesce(nullif(trim(nullif(trim(to_varchar("PINCODE")), '')), ''), '')), '|||||||')), '[[:space:]]+', ' '))) end),'')) AS VARCHAR))), '')) as hkey</w:t>
               <w:br/>
-              <w:t xml:space="preserve">      from RAW.MAXIMUS_TRAVEL_V2.NONHLTH_TRV_UWR_VW_DATA_POLICY_DETAILS_INSURED_DETAILS_MEMBER_DETAILS_PARTY_ADDRESS</w:t>
+              <w:t xml:space="preserve">      from RAW.MAXIMUS_TRAVEL.NONHLTH_TRV_UWR_VW_DATA_POLICY_DETAILS_INSURED_DETAILS_MEMBER_DETAILS_PARTY_ADDRESS</w:t>
               <w:br/>
               <w:t xml:space="preserve">    union all</w:t>
               <w:br/>
-              <w:t xml:space="preserve">    -- via hubfeed_mtv2_location &lt;- stg2_mtv2__uwr_pol_ins_mbr_pa_address_prop_pv</w:t>
+              <w:t xml:space="preserve">    -- via hubfeed_mt_location &lt;- stg2_mt__uwr_pol_ins_mbr_pa_address_prop_pv</w:t>
               <w:br/>
               <w:t xml:space="preserve">    select 'NONHLTH_TRV_UWR_VW_DATA_POLICY_DETAILS_INSURED_DETAILS_MEMBER_DETAILS_PARTY_ADDRESS_ADDRESS_PROPERTY_PIVOT_VW.[AREA+LAND_MARK+CITY+STATE+PINCODE] (LOCATION_HKEY)' as src_branch,</w:t>
               <w:br/>
               <w:t xml:space="preserve">           MD5_BINARY(NULLIF(UPPER(TRIM(CAST('HUB_LOCATION|' || (nullif(trim(case when coalesce(nullif(trim(nullif(trim(to_varchar("AREA")), '')),''), nullif(trim(nullif(trim(to_varchar("LAND_MARK")), '')),''), nullif(trim(nullif(trim(to_varchar("CITY")), '')),''), nullif(trim(nullif(trim(to_varchar("STATE")), '')),''), nullif(trim(nullif(trim(to_varchar("PINCODE")), '')),'')) is not null then md5(upper(regexp_replace(trim(nullif(trim(coalesce(nullif(trim(nullif(trim(to_varchar("AREA")), '')), ''), '') || '#' || coalesce(nullif(trim(nullif(trim(to_varchar("LAND_MARK")), '')), ''), '') || '#' || coalesce(nullif(trim(nullif(trim(to_varchar("CITY")), '')), ''), '') || '#' || coalesce(nullif(trim(nullif(trim(to_varchar("STATE")), '')), ''), '') || '#' || coalesce(nullif(trim(nullif(trim(to_varchar("PINCODE")), '')), ''), '')), '####')), '[[:space:]]+', ' '))) end),'')) AS VARCHAR))), '')) as hkey</w:t>
               <w:br/>
-              <w:t xml:space="preserve">      from RAW.MAXIMUS_TRAVEL_V2.NONHLTH_TRV_UWR_VW_DATA_POLICY_DETAILS_INSURED_DETAILS_MEMBER_DETAILS_PARTY_ADDRESS_ADDRESS_PROPERTY_PIVOT_VW</w:t>
+              <w:t xml:space="preserve">      from RAW.MAXIMUS_TRAVEL.NONHLTH_TRV_UWR_VW_DATA_POLICY_DETAILS_INSURED_DETAILS_MEMBER_DETAILS_PARTY_ADDRESS_ADDRESS_PROPERTY_PIVOT_VW</w:t>
               <w:br/>
               <w:t xml:space="preserve">    union all</w:t>
               <w:br/>
-              <w:t xml:space="preserve">    -- via hubfeed_mtv2_location &lt;- stg2_mtv2__uwr_pol_ins_mbr_pp_sp_pv</w:t>
+              <w:t xml:space="preserve">    -- via hubfeed_mt_location &lt;- stg2_mt__uwr_pol_ins_mbr_pp_sp_pv</w:t>
               <w:br/>
               <w:t xml:space="preserve">    select 'NONHLTH_TRV_UWR_VW_DATA_POLICY_DETAILS_INSURED_DETAILS_MEMBER_DETAILS_PARTY_PROPERTY_SIMPLE_PROPERTY_PIVOT_VW.[CORRESPONDENCE_LOCAL_ADDRESS_LINE_1+CORRESPONDENCE_LOCAL_ADDRESS_LINE_2+CORRESPONDENCE_LOCAL_ADDRESS_LINE_3+CORRESPONDENCE_LOCAL_ADDRESS_CITY_TOWN_VILLAGE+CORRESPONDENCE_LOCAL_ADDRESS_DISTRICT+CORRESPONDENCE_LOCAL_ADDRESS_STATE+CORRESPONDENCE_LOCAL_ADDRESS_COUNTRY+LOCAL_ADDRESS_PIN_CODE] (LOCATION_HKEY__CORRESPONDENCE_LOCAL)' as src_branch,</w:t>
               <w:br/>
               <w:t xml:space="preserve">           MD5_BINARY(NULLIF(UPPER(TRIM(CAST('HUB_LOCATION|' || (nullif(trim(case when coalesce(nullif(trim(nullif(trim(to_varchar("CORRESPONDENCE_LOCAL_ADDRESS_LINE_1")), '')),''), nullif(trim(nullif(trim(to_varchar("CORRESPONDENCE_LOCAL_ADDRESS_LINE_2")), '')),''), nullif(trim(nullif(trim(to_varchar("CORRESPONDENCE_LOCAL_ADDRESS_LINE_3")), '')),''), nullif(trim(nullif(trim(to_varchar("CORRESPONDENCE_LOCAL_ADDRESS_CITY_TOWN_VILLAGE")), '')),''), nullif(trim(nullif(trim(to_varchar("CORRESPONDENCE_LOCAL_ADDRESS_DISTRICT")), '')),''), nullif(trim(nullif(trim(to_varchar("CORRESPONDENCE_LOCAL_ADDRESS_STATE")), '')),''), nullif(trim(nullif(trim(to_varchar("CORRESPONDENCE_LOCAL_ADDRESS_COUNTRY")), '')),''), nullif(trim(nullif(trim(to_varchar("LOCAL_ADDRESS_PIN_CODE")), '')),'')) is not null then md5(upper(regexp_replace(trim(nullif(trim(coalesce(nullif(trim(nullif(trim(to_varchar("CORRESPONDENCE_LOCAL_ADDRESS_LINE_1")), '')), ''), '') || '|' || coalesce(nullif(trim(nullif(trim(to_varchar("CORRESPONDENCE_LOCAL_ADDRESS_LINE_2")), '')), ''), '') || '|' || coalesce(nullif(trim(nullif(trim(to_varchar("CORRESPONDENCE_LOCAL_ADDRESS_LINE_3")), '')), ''), '') || '|' || coalesce(nullif(trim(nullif(trim(to_varchar("CORRESPONDENCE_LOCAL_ADDRESS_CITY_TOWN_VILLAGE")), '')), ''), '') || '|' || coalesce(nullif(trim(nullif(trim(to_varchar("CORRESPONDENCE_LOCAL_ADDRESS_DISTRICT")), '')), ''), '') || '|' || coalesce(nullif(trim(nullif(trim(to_varchar("CORRESPONDENCE_LOCAL_ADDRESS_STATE")), '')), ''), '') || '|' || coalesce(nullif(trim(nullif(trim(to_varchar("CORRESPONDENCE_LOCAL_ADDRESS_COUNTRY")), '')), ''), '') || '|' || coalesce(nullif(trim(nullif(trim(to_varchar("LOCAL_ADDRESS_PIN_CODE")), '')), ''), '')), '|||||||')), '[[:space:]]+', ' '))) end),'')) AS VARCHAR))), '')) as hkey</w:t>
               <w:br/>
-              <w:t xml:space="preserve">      from RAW.MAXIMUS_TRAVEL_V2.NONHLTH_TRV_UWR_VW_DATA_POLICY_DETAILS_INSURED_DETAILS_MEMBER_DETAILS_PARTY_PROPERTY_SIMPLE_PROPERTY_PIVOT_VW</w:t>
+              <w:t xml:space="preserve">      from RAW.MAXIMUS_TRAVEL.NONHLTH_TRV_UWR_VW_DATA_POLICY_DETAILS_INSURED_DETAILS_MEMBER_DETAILS_PARTY_PROPERTY_SIMPLE_PROPERTY_PIVOT_VW</w:t>
               <w:br/>
               <w:t xml:space="preserve">    union all</w:t>
               <w:br/>
-              <w:t xml:space="preserve">    -- via hubfeed_mtv2_location &lt;- stg2_mtv2__uwr_pol_ins_mbr_pp_sp_pv</w:t>
+              <w:t xml:space="preserve">    -- via hubfeed_mt_location &lt;- stg2_mt__uwr_pol_ins_mbr_pp_sp_pv</w:t>
               <w:br/>
               <w:t xml:space="preserve">    select 'NONHLTH_TRV_UWR_VW_DATA_POLICY_DETAILS_INSURED_DETAILS_MEMBER_DETAILS_PARTY_PROPERTY_SIMPLE_PROPERTY_PIVOT_VW.[CURRENT_PERMANENT_OVERSEAS_ADDRESS_LINE_1+CURRENT_PERMANENT_OVERSEAS_ADDRESS_LINE_2+CURRENT_PERMANENT_OVERSEAS_ADDRESS_LINE_3+CURRENT_PERMANENT_OVERSEAS_ADDRESS_CITY_TOWN_VILLAGE+CURRENT_PERMANENT_OVERSEAS_ADDRESS_STATE_UT+CURRENT_PERMANENT_OVERSEAS_ADDRESS_COUNTRY+CURRENT_PERMANENT_OVERSEAS_ADDRESS_PIN_CODE] (LOCATION_HKEY__INSURED_MEMBER_PERMANENT_OVERSEAS)' as src_branch,</w:t>
               <w:br/>
               <w:t xml:space="preserve">           MD5_BINARY(NULLIF(UPPER(TRIM(CAST('HUB_LOCATION|' || (nullif(trim(case when coalesce(nullif(trim(nullif(trim(to_varchar("CURRENT_PERMANENT_OVERSEAS_ADDRESS_LINE_1")), '')),''), nullif(trim(nullif(trim(to_varchar("CURRENT_PERMANENT_OVERSEAS_ADDRESS_LINE_2")), '')),''), nullif(trim(nullif(trim(to_varchar("CURRENT_PERMANENT_OVERSEAS_ADDRESS_LINE_3")), '')),''), nullif(trim(nullif(trim(to_varchar("CURRENT_PERMANENT_OVERSEAS_ADDRESS_CITY_TOWN_VILLAGE")), '')),''), nullif(trim(nullif(trim(to_varchar("CURRENT_PERMANENT_OVERSEAS_ADDRESS_STATE_UT")), '')),''), nullif(trim(nullif(trim(to_varchar("CURRENT_PERMANENT_OVERSEAS_ADDRESS_COUNTRY")), '')),''), nullif(trim(nullif(trim(to_varchar("CURRENT_PERMANENT_OVERSEAS_ADDRESS_PIN_CODE")), '')),'')) is not null then md5(upper(regexp_replace(trim(nullif(trim(coalesce(nullif(trim(nullif(trim(to_varchar("CURRENT_PERMANENT_OVERSEAS_ADDRESS_LINE_1")), '')), ''), '') || '|' || coalesce(nullif(trim(nullif(trim(to_varchar("CURRENT_PERMANENT_OVERSEAS_ADDRESS_LINE_2")), '')), ''), '') || '|' || coalesce(nullif(trim(nullif(trim(to_varchar("CURRENT_PERMANENT_OVERSEAS_ADDRESS_LINE_3")), '')), ''), '') || '|' || coalesce(nullif(trim(nullif(trim(to_varchar("CURRENT_PERMANENT_OVERSEAS_ADDRESS_CITY_TOWN_VILLAGE")), '')), ''), '') || '|' || coalesce(nullif(trim(nullif(trim(to_varchar("CURRENT_PERMANENT_OVERSEAS_ADDRESS_STATE_UT")), '')), ''), '') || '|' || coalesce(nullif(trim(nullif(trim(to_varchar("CURRENT_PERMANENT_OVERSEAS_ADDRESS_COUNTRY")), '')), ''), '') || '|' || coalesce(nullif(trim(nullif(trim(to_varchar("CURRENT_PERMANENT_OVERSEAS_ADDRESS_PIN_CODE")), '')), ''), '')), '||||||')), '[[:space:]]+', ' '))) end),'')) AS VARCHAR))), '')) as hkey</w:t>
               <w:br/>
-              <w:t xml:space="preserve">      from RAW.MAXIMUS_TRAVEL_V2.NONHLTH_TRV_UWR_VW_DATA_POLICY_DETAILS_INSURED_DETAILS_MEMBER_DETAILS_PARTY_PROPERTY_SIMPLE_PROPERTY_PIVOT_VW</w:t>
+              <w:t xml:space="preserve">      from RAW.MAXIMUS_TRAVEL.NONHLTH_TRV_UWR_VW_DATA_POLICY_DETAILS_INSURED_DETAILS_MEMBER_DETAILS_PARTY_PROPERTY_SIMPLE_PROPERTY_PIVOT_VW</w:t>
               <w:br/>
               <w:t xml:space="preserve">    union all</w:t>
               <w:br/>
-              <w:t xml:space="preserve">    -- via hubfeed_mtv2_location &lt;- stg2_mtv2__uwr_pol_off_oa</w:t>
+              <w:t xml:space="preserve">    -- via hubfeed_mt_location &lt;- stg2_mt__uwr_pol_off_oa</w:t>
               <w:br/>
               <w:t xml:space="preserve">    select 'NONHLTH_TRV_UWR_VW_DATA_POLICY_DETAILS_OFFICE_DETAILS_OFFICE_ADDRESS.[ADDRESS1+ADDRESS2+ADDRESS3+CITY+DISTRICT+STATE+COUNTRY+PINCODE] (LOCATION_HKEY__OFFICE_ADDRESS)' as src_branch,</w:t>
               <w:br/>
               <w:t xml:space="preserve">           MD5_BINARY(NULLIF(UPPER(TRIM(CAST('HUB_LOCATION|' || (nullif(trim(case when coalesce(nullif(trim(nullif(trim(to_varchar("ADDRESS1")), '')),''), nullif(trim(nullif(trim(to_varchar("ADDRESS2")), '')),''), nullif(trim(nullif(trim(to_varchar("ADDRESS3")), '')),''), nullif(trim(nullif(trim(to_varchar("CITY")), '')),''), nullif(trim(nullif(trim(to_varchar("DISTRICT")), '')),''), nullif(trim(nullif(trim(to_varchar("STATE")), '')),''), nullif(trim(nullif(trim(to_varchar("COUNTRY")), '')),''), nullif(trim(nullif(trim(to_varchar("PINCODE")), '')),'')) is not null then md5(upper(regexp_replace(trim(nullif(trim(coalesce(nullif(trim(nullif(trim(to_varchar("ADDRESS1")), '')), ''), '') || '|' || coalesce(nullif(trim(nullif(trim(to_varchar("ADDRESS2")), '')), ''), '') || '|' || coalesce(nullif(trim(nullif(trim(to_varchar("ADDRESS3")), '')), ''), '') || '|' || coalesce(nullif(trim(nullif(trim(to_varchar("CITY")), '')), ''), '') || '|' || coalesce(nullif(trim(nullif(trim(to_varchar("DISTRICT")), '')), ''), '') || '|' || coalesce(nullif(trim(nullif(trim(to_varchar("STATE")), '')), ''), '') || '|' || coalesce(nullif(trim(nullif(trim(to_varchar("COUNTRY")), '')), ''), '') || '|' || coalesce(nullif(trim(nullif(trim(to_varchar("PINCODE")), '')), ''), '')), '|||||||')), '[[:space:]]+', ' '))) end),'')) AS VARCHAR))), '')) as hkey</w:t>
               <w:br/>
-              <w:t xml:space="preserve">      from RAW.MAXIMUS_TRAVEL_V2.NONHLTH_TRV_UWR_VW_DATA_POLICY_DETAILS_OFFICE_DETAILS_OFFICE_ADDRESS</w:t>
+              <w:t xml:space="preserve">      from RAW.MAXIMUS_TRAVEL.NONHLTH_TRV_UWR_VW_DATA_POLICY_DETAILS_OFFICE_DETAILS_OFFICE_ADDRESS</w:t>
               <w:br/>
               <w:t xml:space="preserve">    union all</w:t>
               <w:br/>
-              <w:t xml:space="preserve">    -- via hubfeed_mtv2_location &lt;- stg2_mtv2__uwr_pol_off_oa_address_prop_pv</w:t>
+              <w:t xml:space="preserve">    -- via hubfeed_mt_location &lt;- stg2_mt__uwr_pol_off_oa_address_prop_pv</w:t>
               <w:br/>
               <w:t xml:space="preserve">    select 'NONHLTH_TRV_UWR_VW_DATA_POLICY_DETAILS_OFFICE_DETAILS_OFFICE_ADDRESS_ADDRESS_PROPERTY_PIVOT_VW.[] (LOCATION_HKEY)' as src_branch,</w:t>
               <w:br/>
               <w:t xml:space="preserve">           MD5_BINARY(NULLIF(UPPER(TRIM(CAST('HUB_LOCATION|' || (nullif(trim(case when coalesce(nullif(trim(w0_address1),''), nullif(trim(w1_address2),''), nullif(trim(w2_address3),''), nullif(trim(w3_city),''), nullif(trim(w4_state),''), nullif(trim(w5_pincode),'')) is not null then md5(upper(regexp_replace(trim(nullif(trim(coalesce(nullif(trim(w0_address1), ''), '') || '#' || coalesce(nullif(trim(w1_address2), ''), '') || '#' || coalesce(nullif(trim(w2_address3), ''), '') || '#' || coalesce(nullif(trim(w3_city), ''), '') || '#' || coalesce(nullif(trim(w4_state), ''), '') || '#' || coalesce(nullif(trim(w5_pincode), ''), '')), '#####')), '[[:space:]]+', ' '))) end),'')) AS VARCHAR))), '')) as hkey</w:t>
               <w:br/>
-              <w:t xml:space="preserve">      from RAW.MAXIMUS_TRAVEL_V2.NONHLTH_TRV_UWR_VW_DATA_POLICY_DETAILS_OFFICE_DETAILS_OFFICE_ADDRESS_ADDRESS_PROPERTY_PIVOT_VW</w:t>
+              <w:t xml:space="preserve">      from RAW.MAXIMUS_TRAVEL.NONHLTH_TRV_UWR_VW_DATA_POLICY_DETAILS_OFFICE_DETAILS_OFFICE_ADDRESS_ADDRESS_PROPERTY_PIVOT_VW</w:t>
               <w:br/>
               <w:t xml:space="preserve">    union all</w:t>
               <w:br/>
-              <w:t xml:space="preserve">    -- via hubfeed_mtv2_location &lt;- stg2_mtv2__uwr_pol_prp_pa</w:t>
+              <w:t xml:space="preserve">    -- via hubfeed_mt_location &lt;- stg2_mt__uwr_pol_prp_pa</w:t>
               <w:br/>
               <w:t xml:space="preserve">    select 'NONHLTH_TRV_UWR_VW_DATA_POLICY_DETAILS_PROPOSER_DETAILS_PARTY_ADDRESS.[ADDRESS1+ADDRESS2+ADDRESS3+CITY+DISTRICT+STATE+COUNTRY+PINCODE] (LOCATION_HKEY__PROPOSER_ADDRESS)' as src_branch,</w:t>
               <w:br/>
               <w:t xml:space="preserve">           MD5_BINARY(NULLIF(UPPER(TRIM(CAST('HUB_LOCATION|' || (nullif(trim(case when coalesce(nullif(trim(nullif(trim(to_varchar("ADDRESS1")), '')),''), nullif(trim(nullif(trim(to_varchar("ADDRESS2")), '')),''), nullif(trim(nullif(trim(to_varchar("ADDRESS3")), '')),''), nullif(trim(nullif(trim(to_varchar("CITY")), '')),''), nullif(trim(nullif(trim(to_varchar("DISTRICT")), '')),''), nullif(trim(nullif(trim(to_varchar("STATE")), '')),''), nullif(trim(nullif(trim(to_varchar("COUNTRY")), '')),''), nullif(trim(nullif(trim(to_varchar("PINCODE")), '')),'')) is not null then md5(upper(regexp_replace(trim(nullif(trim(coalesce(nullif(trim(nullif(trim(to_varchar("ADDRESS1")), '')), ''), '') || '|' || coalesce(nullif(trim(nullif(trim(to_varchar("ADDRESS2")), '')), ''), '') || '|' || coalesce(nullif(trim(nullif(trim(to_varchar("ADDRESS3")), '')), ''), '') || '|' || coalesce(nullif(trim(nullif(trim(to_varchar("CITY")), '')), ''), '') || '|' || coalesce(nullif(trim(nullif(trim(to_varchar("DISTRICT")), '')), ''), '') || '|' || coalesce(nullif(trim(nullif(trim(to_varchar("STATE")), '')), ''), '') || '|' || coalesce(nullif(trim(nullif(trim(to_varchar("COUNTRY")), '')), ''), '') || '|' || coalesce(nullif(trim(nullif(trim(to_varchar("PINCODE")), '')), ''), '')), '|||||||')), '[[:space:]]+', ' '))) end),'')) AS VARCHAR))), '')) as hkey</w:t>
               <w:br/>
-              <w:t xml:space="preserve">      from RAW.MAXIMUS_TRAVEL_V2.NONHLTH_TRV_UWR_VW_DATA_POLICY_DETAILS_PROPOSER_DETAILS_PARTY_ADDRESS</w:t>
+              <w:t xml:space="preserve">      from RAW.MAXIMUS_TRAVEL.NONHLTH_TRV_UWR_VW_DATA_POLICY_DETAILS_PROPOSER_DETAILS_PARTY_ADDRESS</w:t>
               <w:br/>
               <w:t xml:space="preserve">    union all</w:t>
               <w:br/>
-              <w:t xml:space="preserve">    -- via hubfeed_mtv2_location &lt;- stg2_mtv2__uwr_pol_prp_pa_address_prop_pv</w:t>
+              <w:t xml:space="preserve">    -- via hubfeed_mt_location &lt;- stg2_mt__uwr_pol_prp_pa_address_prop_pv</w:t>
               <w:br/>
               <w:t xml:space="preserve">    select 'NONHLTH_TRV_UWR_VW_DATA_POLICY_DETAILS_PROPOSER_DETAILS_PARTY_ADDRESS_ADDRESS_PROPERTY_PIVOT_VW.[AREA+LAND_MARK+CITY+STATE+PINCODE] (LOCATION_HKEY)' as src_branch,</w:t>
               <w:br/>
               <w:t xml:space="preserve">           MD5_BINARY(NULLIF(UPPER(TRIM(CAST('HUB_LOCATION|' || (nullif(trim(case when coalesce(nullif(trim(nullif(trim(to_varchar("AREA")), '')),''), nullif(trim(nullif(trim(to_varchar("LAND_MARK")), '')),''), nullif(trim(nullif(trim(to_varchar("CITY")), '')),''), nullif(trim(nullif(trim(to_varchar("STATE")), '')),''), nullif(trim(nullif(trim(to_varchar("PINCODE")), '')),'')) is not null then md5(upper(regexp_replace(trim(nullif(trim(coalesce(nullif(trim(nullif(trim(to_varchar("AREA")), '')), ''), '') || '#' || coalesce(nullif(trim(nullif(trim(to_varchar("LAND_MARK")), '')), ''), '') || '#' || coalesce(nullif(trim(nullif(trim(to_varchar("CITY")), '')), ''), '') || '#' || coalesce(nullif(trim(nullif(trim(to_varchar("STATE")), '')), ''), '') || '#' || coalesce(nullif(trim(nullif(trim(to_varchar("PINCODE")), '')), ''), '')), '####')), '[[:space:]]+', ' '))) end),'')) AS VARCHAR))), '')) as hkey</w:t>
               <w:br/>
-              <w:t xml:space="preserve">      from RAW.MAXIMUS_TRAVEL_V2.NONHLTH_TRV_UWR_VW_DATA_POLICY_DETAILS_PROPOSER_DETAILS_PARTY_ADDRESS_ADDRESS_PROPERTY_PIVOT_VW</w:t>
+              <w:t xml:space="preserve">      from RAW.MAXIMUS_TRAVEL.NONHLTH_TRV_UWR_VW_DATA_POLICY_DETAILS_PROPOSER_DETAILS_PARTY_ADDRESS_ADDRESS_PROPERTY_PIVOT_VW</w:t>
               <w:br/>
               <w:t xml:space="preserve">    union all</w:t>
               <w:br/>
-              <w:t xml:space="preserve">    -- via hubfeed_mtv2_location &lt;- stg2_mtv2__uwr_pol_prp_pp_sp_pv</w:t>
+              <w:t xml:space="preserve">    -- via hubfeed_mt_location &lt;- stg2_mt__uwr_pol_prp_pp_sp_pv</w:t>
               <w:br/>
               <w:t xml:space="preserve">    select 'NONHLTH_TRV_UWR_VW_DATA_POLICY_DETAILS_PROPOSER_DETAILS_PARTY_PROPERTY_SIMPLE_PROPERTY_PIVOT_VW.[CORRESPONDENCE_LOCAL_ADDRESS_LINE_1+CORRESPONDENCE_LOCAL_ADDRESS_LINE_2+CORRESPONDENCE_LOCAL_ADDRESS_LINE_3+CORRESPONDENCE_LOCAL_ADDRESS_CITY_TOWN_VILLAGE+CORRESPONDENCE_LOCAL_ADDRESS_DISTRICT+CORRESPONDENCE_LOCAL_ADDRESS_STATE+CORRESPONDENCE_LOCAL_ADDRESS_COUNTRY+LOCAL_ADDRESS_PIN_CODE] (LOCATION_HKEY__CORRESPONDENCE_LOCAL)' as src_branch,</w:t>
               <w:br/>
               <w:t xml:space="preserve">           MD5_BINARY(NULLIF(UPPER(TRIM(CAST('HUB_LOCATION|' || (nullif(trim(case when coalesce(nullif(trim(nullif(trim(to_varchar("CORRESPONDENCE_LOCAL_ADDRESS_LINE_1")), '')),''), nullif(trim(nullif(trim(to_varchar("CORRESPONDENCE_LOCAL_ADDRESS_LINE_2")), '')),''), nullif(trim(nullif(trim(to_varchar("CORRESPONDENCE_LOCAL_ADDRESS_LINE_3")), '')),''), nullif(trim(nullif(trim(to_varchar("CORRESPONDENCE_LOCAL_ADDRESS_CITY_TOWN_VILLAGE")), '')),''), nullif(trim(nullif(trim(to_varchar("CORRESPONDENCE_LOCAL_ADDRESS_DISTRICT")), '')),''), nullif(trim(nullif(trim(to_varchar("CORRESPONDENCE_LOCAL_ADDRESS_STATE")), '')),''), nullif(trim(nullif(trim(to_varchar("CORRESPONDENCE_LOCAL_ADDRESS_COUNTRY")), '')),''), nullif(trim(nullif(trim(to_varchar("LOCAL_ADDRESS_PIN_CODE")), '')),'')) is not null then md5(upper(regexp_replace(trim(nullif(trim(coalesce(nullif(trim(nullif(trim(to_varchar("CORRESPONDENCE_LOCAL_ADDRESS_LINE_1")), '')), ''), '') || '|' || coalesce(nullif(trim(nullif(trim(to_varchar("CORRESPONDENCE_LOCAL_ADDRESS_LINE_2")), '')), ''), '') || '|' || coalesce(nullif(trim(nullif(trim(to_varchar("CORRESPONDENCE_LOCAL_ADDRESS_LINE_3")), '')), ''), '') || '|' || coalesce(nullif(trim(nullif(trim(to_varchar("CORRESPONDENCE_LOCAL_ADDRESS_CITY_TOWN_VILLAGE")), '')), ''), '') || '|' || coalesce(nullif(trim(nullif(trim(to_varchar("CORRESPONDENCE_LOCAL_ADDRESS_DISTRICT")), '')), ''), '') || '|' || coalesce(nullif(trim(nullif(trim(to_varchar("CORRESPONDENCE_LOCAL_ADDRESS_STATE")), '')), ''), '') || '|' || coalesce(nullif(trim(nullif(trim(to_varchar("CORRESPONDENCE_LOCAL_ADDRESS_COUNTRY")), '')), ''), '') || '|' || coalesce(nullif(trim(nullif(trim(to_varchar("LOCAL_ADDRESS_PIN_CODE")), '')), ''), '')), '|||||||')), '[[:space:]]+', ' '))) end),'')) AS VARCHAR))), '')) as hkey</w:t>
               <w:br/>
-              <w:t xml:space="preserve">      from RAW.MAXIMUS_TRAVEL_V2.NONHLTH_TRV_UWR_VW_DATA_POLICY_DETAILS_PROPOSER_DETAILS_PARTY_PROPERTY_SIMPLE_PROPERTY_PIVOT_VW</w:t>
+              <w:t xml:space="preserve">      from RAW.MAXIMUS_TRAVEL.NONHLTH_TRV_UWR_VW_DATA_POLICY_DETAILS_PROPOSER_DETAILS_PARTY_PROPERTY_SIMPLE_PROPERTY_PIVOT_VW</w:t>
               <w:br/>
               <w:t xml:space="preserve">    union all</w:t>
               <w:br/>
-              <w:t xml:space="preserve">    -- via hubfeed_mtv2_location &lt;- stg2_mtv2__uwr_pol_prp_pp_sp_pv</w:t>
+              <w:t xml:space="preserve">    -- via hubfeed_mt_location &lt;- stg2_mt__uwr_pol_prp_pp_sp_pv</w:t>
               <w:br/>
               <w:t xml:space="preserve">    select 'NONHLTH_TRV_UWR_VW_DATA_POLICY_DETAILS_PROPOSER_DETAILS_PARTY_PROPERTY_SIMPLE_PROPERTY_PIVOT_VW.[CURRENT_PERMANENT_OVERSEAS_ADDRESS_LINE_1+CURRENT_PERMANENT_OVERSEAS_ADDRESS_LINE_2+CURRENT_PERMANENT_OVERSEAS_ADDRESS_LINE_3+CURRENT_PERMANENT_OVERSEAS_ADDRESS_CITY_TOWN_VILLAGE+CURRENT_PERMANENT_OVERSEAS_ADDRESS_STATE_UT+CURRENT_PERMANENT_OVERSEAS_ADDRESS_COUNTRY+CURRENT_PERMANENT_OVERSEAS_ADDRESS_PIN_CODE] (LOCATION_HKEY__PERMANENT_OVERSEAS)' as src_branch,</w:t>
               <w:br/>
               <w:t xml:space="preserve">           MD5_BINARY(NULLIF(UPPER(TRIM(CAST('HUB_LOCATION|' || (nullif(trim(case when coalesce(nullif(trim(nullif(trim(to_varchar("CURRENT_PERMANENT_OVERSEAS_ADDRESS_LINE_1")), '')),''), nullif(trim(nullif(trim(to_varchar("CURRENT_PERMANENT_OVERSEAS_ADDRESS_LINE_2")), '')),''), nullif(trim(nullif(trim(to_varchar("CURRENT_PERMANENT_OVERSEAS_ADDRESS_LINE_3")), '')),''), nullif(trim(nullif(trim(to_varchar("CURRENT_PERMANENT_OVERSEAS_ADDRESS_CITY_TOWN_VILLAGE")), '')),''), nullif(trim(nullif(trim(to_varchar("CURRENT_PERMANENT_OVERSEAS_ADDRESS_STATE_UT")), '')),''), nullif(trim(nullif(trim(to_varchar("CURRENT_PERMANENT_OVERSEAS_ADDRESS_COUNTRY")), '')),''), nullif(trim(nullif(trim(to_varchar("CURRENT_PERMANENT_OVERSEAS_ADDRESS_PIN_CODE")), '')),'')) is not null then md5(upper(regexp_replace(trim(nullif(trim(coalesce(nullif(trim(nullif(trim(to_varchar("CURRENT_PERMANENT_OVERSEAS_ADDRESS_LINE_1")), '')), ''), '') || '|' || coalesce(nullif(trim(nullif(trim(to_varchar("CURRENT_PERMANENT_OVERSEAS_ADDRESS_LINE_2")), '')), ''), '') || '|' || coalesce(nullif(trim(nullif(trim(to_varchar("CURRENT_PERMANENT_OVERSEAS_ADDRESS_LINE_3")), '')), ''), '') || '|' || coalesce(nullif(trim(nullif(trim(to_varchar("CURRENT_PERMANENT_OVERSEAS_ADDRESS_CITY_TOWN_VILLAGE")), '')), ''), '') || '|' || coalesce(nullif(trim(nullif(trim(to_varchar("CURRENT_PERMANENT_OVERSEAS_ADDRESS_STATE_UT")), '')), ''), '') || '|' || coalesce(nullif(trim(nullif(trim(to_varchar("CURRENT_PERMANENT_OVERSEAS_ADDRESS_COUNTRY")), '')), ''), '') || '|' || coalesce(nullif(trim(nullif(trim(to_varchar("CURRENT_PERMANENT_OVERSEAS_ADDRESS_PIN_CODE")), '')), ''), '')), '||||||')), '[[:space:]]+', ' '))) end),'')) AS VARCHAR))), '')) as hkey</w:t>
               <w:br/>
-              <w:t xml:space="preserve">      from RAW.MAXIMUS_TRAVEL_V2.NONHLTH_TRV_UWR_VW_DATA_POLICY_DETAILS_PROPOSER_DETAILS_PARTY_PROPERTY_SIMPLE_PROPERTY_PIVOT_VW</w:t>
+              <w:t xml:space="preserve">      from RAW.MAXIMUS_TRAVEL.NONHLTH_TRV_UWR_VW_DATA_POLICY_DETAILS_PROPOSER_DETAILS_PARTY_PROPERTY_SIMPLE_PROPERTY_PIVOT_VW</w:t>
               <w:br/>
               <w:t xml:space="preserve">    union all</w:t>
               <w:br/>
-              <w:t xml:space="preserve">    -- via hubfeed_mtv2_location &lt;- stg2_mtv2__uwr_qpd_rskl</w:t>
+              <w:t xml:space="preserve">    -- via hubfeed_mt_location &lt;- stg2_mt__uwr_qpd_rskl</w:t>
               <w:br/>
               <w:t xml:space="preserve">    select 'NONHLTH_TRV_UWR_VW_DATA_QUOTE_PARAM_DETAILS_RISK_LIST.[ADDR1+ADDR2+ADDR3+CITY_CODE+STATE_CODE+POSTAL_CODE+COUNTRY_CODE] (LOCATION_HKEY)' as src_branch,</w:t>
               <w:br/>
               <w:t xml:space="preserve">           MD5_BINARY(NULLIF(UPPER(TRIM(CAST('HUB_LOCATION|' || (nullif(trim(case when coalesce(nullif(trim(nullif(trim(to_varchar("ADDR1")), '')),''), nullif(trim(nullif(trim(to_varchar("ADDR2")), '')),''), nullif(trim(nullif(trim(to_varchar("ADDR3")), '')),''), nullif(trim(nullif(trim(to_varchar("CITY_CODE")), '')),''), nullif(trim(nullif(trim(to_varchar("STATE_CODE")), '')),''), nullif(trim(nullif(trim(to_varchar("POSTAL_CODE")), '')),''), nullif(trim(nullif(trim(to_varchar("COUNTRY_CODE")), '')),'')) is not null then md5(upper(regexp_replace(trim(nullif(trim(coalesce(nullif(trim(nullif(trim(to_varchar("ADDR1")), '')), ''), '') || '#' || coalesce(nullif(trim(nullif(trim(to_varchar("ADDR2")), '')), ''), '') || '#' || coalesce(nullif(trim(nullif(trim(to_varchar("ADDR3")), '')), ''), '') || '#' || coalesce(nullif(trim(nullif(trim(to_varchar("CITY_CODE")), '')), ''), '') || '#' || coalesce(nullif(trim(nullif(trim(to_varchar("STATE_CODE")), '')), ''), '') || '#' || coalesce(nullif(trim(nullif(trim(to_varchar("POSTAL_CODE")), '')), ''), '') || '#' || coalesce(nullif(trim(nullif(trim(to_varchar("COUNTRY_CODE")), '')), ''), '')), '######')), '[[:space:]]+', ' '))) end),'')) AS VARCHAR))), '')) as hkey</w:t>
               <w:br/>
-              <w:t xml:space="preserve">      from RAW.MAXIMUS_TRAVEL_V2.NONHLTH_TRV_UWR_VW_DATA_QUOTE_PARAM_DETAILS_RISK_LIST</w:t>
+              <w:t xml:space="preserve">      from RAW.MAXIMUS_TRAVEL.NONHLTH_TRV_UWR_VW_DATA_QUOTE_PARAM_DETAILS_RISK_LIST</w:t>
               <w:br/>
               <w:t xml:space="preserve">)</w:t>
               <w:br/>
@@ -5449,7 +5449,7 @@
         <w:t xml:space="preserve">Note: </w:t>
       </w:r>
       <w:r>
-        <w:t xml:space="preserve">9 RAW key branch(es): NONHLTH_TRV_CLM_VW_DATA_CLAIM_DETAILS_CLAIM_ATTRIBUTE_PROPERTIES_PIVOT_VW.STORED_COMPANY_CODE (ORG_UNIT_HKEY__COMPANY), NONHLTH_TRV_CLM_VW_DATA_CLAIM_DETAILS_CLAIM_ATTRIBUTE_PROPERTIES_PIVOT_VW.HUB_LOCATION (ORG_UNIT_HKEY__OPERATING_HUB), NONHLTH_TRV_UWR_VW_DATA_POLICY_DETAILS.POLICY_BRANCH_NAME (ORG_UNIT_HKEY), NONHLTH_TRV_UWR_VW_DATA_POLICY_DETAILS_OFFICE_DETAILS.OFFICE_CODE (ORG_UNIT_HKEY), NONHLTH_TRV_UWR_VW_DATA_POLICY_DETAILS_OFFICE_DETAILS_OFFICE_ADDRESS_ADDRESS_PROPERTY_PIVOT_VW.[] (ORG_UNIT_HKEY), NONHLTH_TRV_UWR_VW_DATA_POLICY_DETAILS_POLICY_PROPERTY_SIMPLE_PROPERTY_PIVOT_VW.BRANCH_CODE (ORG_UNIT_HKEY), NONHLTH_TRV_UWR_VW_DATA_POLICY_DETAILS_PROPOSER_DETAILS_PARTY_PROPERTY_SIMPLE_PROPERTY_PIVOT_VW.LOCATION_CODE (ORG_UNIT_HKEY__SERVICING_BRANCH), NONHLTH_TRV_UWR_VW_DATA_QUOTE_PARAM_DETAILS.POLICY_BRANCH_NAME (ORG_UNIT_HKEY__POLICY_ISSUING_BRANCH), NONHLTH_TRV_UWR_VW_DATA_QUOTE_PARAM_DETAILS_POLICY_PROPERTY_RULE_LIST_PIVOT_VW.BRANCH_CODE (ORG_UNIT_HKEY). Travel RECORD_SOURCE value(s) parsed from feeds: MAXIMUS_NONHLTH_TRV_CLM_VW_DATA_CLAIM_DETAILS_CLAIM_ATTRIBUTE_PROPERTIES_PIVOT_VW, MAXIMUS_NONHLTH_TRV_UWR_VW_DATA_POLICY_DETAILS, MAXIMUS_NONHLTH_TRV_UWR_VW_DATA_POLICY_DETAILS_OFFICE_DETAILS, MAXIMUS_NONHLTH_TRV_UWR_VW_DATA_POLICY_DETAILS_OFFICE_DETAILS_OFFICE_ADDRESS, MAXIMUS_NONHLTH_TRV_UWR_VW_DATA_POLICY_DETAILS_OFFICE_DETAILS_OFFICE_ADDRESS_ADDRESS_PROPERTY_PIVOT_VW, MAXIMUS_NONHLTH_TRV_UWR_VW_DATA_POLICY_DETAILS_POLICY_PROPERTY_SIMPLE_PROPERTY_PIVOT_VW (+3 more). Excluded: hubfeed_mtv2_org_unit &lt;- stg2_mtv2__uwr_pol_off_oa: key uses walk column(s) w0_office_code from parent view(s) -- not resolvable to a single RAW table in the first-cut, skipped..</w:t>
+        <w:t xml:space="preserve">9 RAW key branch(es): NONHLTH_TRV_CLM_VW_DATA_CLAIM_DETAILS_CLAIM_ATTRIBUTE_PROPERTIES_PIVOT_VW.STORED_COMPANY_CODE (ORG_UNIT_HKEY__COMPANY), NONHLTH_TRV_CLM_VW_DATA_CLAIM_DETAILS_CLAIM_ATTRIBUTE_PROPERTIES_PIVOT_VW.HUB_LOCATION (ORG_UNIT_HKEY__OPERATING_HUB), NONHLTH_TRV_UWR_VW_DATA_POLICY_DETAILS.POLICY_BRANCH_NAME (ORG_UNIT_HKEY), NONHLTH_TRV_UWR_VW_DATA_POLICY_DETAILS_OFFICE_DETAILS.OFFICE_CODE (ORG_UNIT_HKEY), NONHLTH_TRV_UWR_VW_DATA_POLICY_DETAILS_OFFICE_DETAILS_OFFICE_ADDRESS_ADDRESS_PROPERTY_PIVOT_VW.[] (ORG_UNIT_HKEY), NONHLTH_TRV_UWR_VW_DATA_POLICY_DETAILS_POLICY_PROPERTY_SIMPLE_PROPERTY_PIVOT_VW.BRANCH_CODE (ORG_UNIT_HKEY), NONHLTH_TRV_UWR_VW_DATA_POLICY_DETAILS_PROPOSER_DETAILS_PARTY_PROPERTY_SIMPLE_PROPERTY_PIVOT_VW.LOCATION_CODE (ORG_UNIT_HKEY__SERVICING_BRANCH), NONHLTH_TRV_UWR_VW_DATA_QUOTE_PARAM_DETAILS.POLICY_BRANCH_NAME (ORG_UNIT_HKEY__POLICY_ISSUING_BRANCH), NONHLTH_TRV_UWR_VW_DATA_QUOTE_PARAM_DETAILS_POLICY_PROPERTY_RULE_LIST_PIVOT_VW.BRANCH_CODE (ORG_UNIT_HKEY). Travel RECORD_SOURCE value(s) parsed from feeds: MAXIMUS_NONHLTH_TRV_CLM_VW_DATA_CLAIM_DETAILS_CLAIM_ATTRIBUTE_PROPERTIES_PIVOT_VW, MAXIMUS_NONHLTH_TRV_UWR_VW_DATA_POLICY_DETAILS, MAXIMUS_NONHLTH_TRV_UWR_VW_DATA_POLICY_DETAILS_OFFICE_DETAILS, MAXIMUS_NONHLTH_TRV_UWR_VW_DATA_POLICY_DETAILS_OFFICE_DETAILS_OFFICE_ADDRESS, MAXIMUS_NONHLTH_TRV_UWR_VW_DATA_POLICY_DETAILS_OFFICE_DETAILS_OFFICE_ADDRESS_ADDRESS_PROPERTY_PIVOT_VW, MAXIMUS_NONHLTH_TRV_UWR_VW_DATA_POLICY_DETAILS_POLICY_PROPERTY_SIMPLE_PROPERTY_PIVOT_VW (+3 more). Excluded: hubfeed_mt_org_unit &lt;- stg2_mt__uwr_pol_off_oa: key uses walk column(s) w0_office_code from parent view(s) -- not resolvable to a single RAW table in the first-cut, skipped..</w:t>
       </w:r>
     </w:p>
     <w:p>
@@ -5534,93 +5534,93 @@
               </w:rPr>
               <w:t xml:space="preserve">with src as (</w:t>
               <w:br/>
-              <w:t xml:space="preserve">    -- via hubfeed_mtv2_org_unit &lt;- stg2_mtv2__clm_clmd_clmap_pv</w:t>
+              <w:t xml:space="preserve">    -- via hubfeed_mt_org_unit &lt;- stg2_mt__clm_clmd_clmap_pv</w:t>
               <w:br/>
               <w:t xml:space="preserve">    select 'NONHLTH_TRV_CLM_VW_DATA_CLAIM_DETAILS_CLAIM_ATTRIBUTE_PROPERTIES_PIVOT_VW.STORED_COMPANY_CODE (ORG_UNIT_HKEY__COMPANY)' as src_branch,</w:t>
               <w:br/>
               <w:t xml:space="preserve">           MD5_BINARY(NULLIF(UPPER(TRIM(CAST('HUB_ORG_UNIT|' || (nullif(trim(case when coalesce(nullif(trim(nullif(trim(to_varchar("STORED_COMPANY_CODE")), '')),'')) is not null then nullif(trim(nullif(trim(to_varchar("STORED_COMPANY_CODE")), '')), '') end),'')) AS VARCHAR))), '')) as hkey</w:t>
               <w:br/>
-              <w:t xml:space="preserve">      from RAW.MAXIMUS_TRAVEL_V2.NONHLTH_TRV_CLM_VW_DATA_CLAIM_DETAILS_CLAIM_ATTRIBUTE_PROPERTIES_PIVOT_VW</w:t>
+              <w:t xml:space="preserve">      from RAW.MAXIMUS_TRAVEL.NONHLTH_TRV_CLM_VW_DATA_CLAIM_DETAILS_CLAIM_ATTRIBUTE_PROPERTIES_PIVOT_VW</w:t>
               <w:br/>
               <w:t xml:space="preserve">    union all</w:t>
               <w:br/>
-              <w:t xml:space="preserve">    -- via hubfeed_mtv2_org_unit &lt;- stg2_mtv2__clm_clmd_clmap_pv</w:t>
+              <w:t xml:space="preserve">    -- via hubfeed_mt_org_unit &lt;- stg2_mt__clm_clmd_clmap_pv</w:t>
               <w:br/>
               <w:t xml:space="preserve">    select 'NONHLTH_TRV_CLM_VW_DATA_CLAIM_DETAILS_CLAIM_ATTRIBUTE_PROPERTIES_PIVOT_VW.HUB_LOCATION (ORG_UNIT_HKEY__OPERATING_HUB)' as src_branch,</w:t>
               <w:br/>
               <w:t xml:space="preserve">           MD5_BINARY(NULLIF(UPPER(TRIM(CAST('HUB_ORG_UNIT|' || (nullif(trim(case when coalesce(nullif(trim(nullif(trim(to_varchar("HUB_LOCATION")), '')),'')) is not null then 'ORGHUB:' || nullif(trim(nullif(trim(to_varchar("HUB_LOCATION")), '')), '') end),'')) AS VARCHAR))), '')) as hkey</w:t>
               <w:br/>
-              <w:t xml:space="preserve">      from RAW.MAXIMUS_TRAVEL_V2.NONHLTH_TRV_CLM_VW_DATA_CLAIM_DETAILS_CLAIM_ATTRIBUTE_PROPERTIES_PIVOT_VW</w:t>
+              <w:t xml:space="preserve">      from RAW.MAXIMUS_TRAVEL.NONHLTH_TRV_CLM_VW_DATA_CLAIM_DETAILS_CLAIM_ATTRIBUTE_PROPERTIES_PIVOT_VW</w:t>
               <w:br/>
               <w:t xml:space="preserve">    union all</w:t>
               <w:br/>
-              <w:t xml:space="preserve">    -- via hubfeed_mtv2_org_unit &lt;- stg2_mtv2__uwr_pol</w:t>
+              <w:t xml:space="preserve">    -- via hubfeed_mt_org_unit &lt;- stg2_mt__uwr_pol</w:t>
               <w:br/>
               <w:t xml:space="preserve">    select 'NONHLTH_TRV_UWR_VW_DATA_POLICY_DETAILS.POLICY_BRANCH_NAME (ORG_UNIT_HKEY)' as src_branch,</w:t>
               <w:br/>
               <w:t xml:space="preserve">           MD5_BINARY(NULLIF(UPPER(TRIM(CAST('HUB_ORG_UNIT|' || (nullif(trim(case when coalesce(nullif(trim(nullif(trim(to_varchar("POLICY_BRANCH_NAME")), '')),'')) is not null then 'ORGUNIT:' || md5(upper(trim(nullif(trim(nullif(trim(to_varchar("POLICY_BRANCH_NAME")), '')), '')))) end),'')) AS VARCHAR))), '')) as hkey</w:t>
               <w:br/>
-              <w:t xml:space="preserve">      from RAW.MAXIMUS_TRAVEL_V2.NONHLTH_TRV_UWR_VW_DATA_POLICY_DETAILS</w:t>
+              <w:t xml:space="preserve">      from RAW.MAXIMUS_TRAVEL.NONHLTH_TRV_UWR_VW_DATA_POLICY_DETAILS</w:t>
               <w:br/>
               <w:t xml:space="preserve">    union all</w:t>
               <w:br/>
-              <w:t xml:space="preserve">    -- via hubfeed_mtv2_org_unit &lt;- stg2_mtv2__uwr_pol_off</w:t>
+              <w:t xml:space="preserve">    -- via hubfeed_mt_org_unit &lt;- stg2_mt__uwr_pol_off</w:t>
               <w:br/>
               <w:t xml:space="preserve">    select 'NONHLTH_TRV_UWR_VW_DATA_POLICY_DETAILS_OFFICE_DETAILS.OFFICE_CODE (ORG_UNIT_HKEY)' as src_branch,</w:t>
               <w:br/>
               <w:t xml:space="preserve">           MD5_BINARY(NULLIF(UPPER(TRIM(CAST('HUB_ORG_UNIT|' || (nullif(trim(case when coalesce(nullif(trim(nullif(trim(to_varchar("OFFICE_CODE")), '')),'')) is not null then 'ORGUNIT:' || nullif(trim(nullif(trim(to_varchar("OFFICE_CODE")), '')), '') end),'')) AS VARCHAR))), '')) as hkey</w:t>
               <w:br/>
-              <w:t xml:space="preserve">      from RAW.MAXIMUS_TRAVEL_V2.NONHLTH_TRV_UWR_VW_DATA_POLICY_DETAILS_OFFICE_DETAILS</w:t>
+              <w:t xml:space="preserve">      from RAW.MAXIMUS_TRAVEL.NONHLTH_TRV_UWR_VW_DATA_POLICY_DETAILS_OFFICE_DETAILS</w:t>
               <w:br/>
               <w:t xml:space="preserve">    union all</w:t>
               <w:br/>
-              <w:t xml:space="preserve">    -- via hubfeed_mtv2_org_unit &lt;- stg2_mtv2__uwr_pol_off_oa_address_prop_pv</w:t>
+              <w:t xml:space="preserve">    -- via hubfeed_mt_org_unit &lt;- stg2_mt__uwr_pol_off_oa_address_prop_pv</w:t>
               <w:br/>
               <w:t xml:space="preserve">    select 'NONHLTH_TRV_UWR_VW_DATA_POLICY_DETAILS_OFFICE_DETAILS_OFFICE_ADDRESS_ADDRESS_PROPERTY_PIVOT_VW.[] (ORG_UNIT_HKEY)' as src_branch,</w:t>
               <w:br/>
               <w:t xml:space="preserve">           MD5_BINARY(NULLIF(UPPER(TRIM(CAST('HUB_ORG_UNIT|' || (nullif(trim(case when coalesce(nullif(trim(w6_office_code),'')) is not null then 'ORGUNIT:' || nullif(trim(w6_office_code), '') end),'')) AS VARCHAR))), '')) as hkey</w:t>
               <w:br/>
-              <w:t xml:space="preserve">      from RAW.MAXIMUS_TRAVEL_V2.NONHLTH_TRV_UWR_VW_DATA_POLICY_DETAILS_OFFICE_DETAILS_OFFICE_ADDRESS_ADDRESS_PROPERTY_PIVOT_VW</w:t>
+              <w:t xml:space="preserve">      from RAW.MAXIMUS_TRAVEL.NONHLTH_TRV_UWR_VW_DATA_POLICY_DETAILS_OFFICE_DETAILS_OFFICE_ADDRESS_ADDRESS_PROPERTY_PIVOT_VW</w:t>
               <w:br/>
               <w:t xml:space="preserve">    union all</w:t>
               <w:br/>
-              <w:t xml:space="preserve">    -- via hubfeed_mtv2_org_unit &lt;- stg2_mtv2__uwr_pol_polp_sp_pv</w:t>
+              <w:t xml:space="preserve">    -- via hubfeed_mt_org_unit &lt;- stg2_mt__uwr_pol_polp_sp_pv</w:t>
               <w:br/>
               <w:t xml:space="preserve">    select 'NONHLTH_TRV_UWR_VW_DATA_POLICY_DETAILS_POLICY_PROPERTY_SIMPLE_PROPERTY_PIVOT_VW.BRANCH_CODE (ORG_UNIT_HKEY)' as src_branch,</w:t>
               <w:br/>
               <w:t xml:space="preserve">           MD5_BINARY(NULLIF(UPPER(TRIM(CAST('HUB_ORG_UNIT|' || (nullif(trim(case when coalesce(nullif(trim(nullif(trim(to_varchar("BRANCH_CODE")), '')),'')) is not null then nullif(trim(nullif(trim(to_varchar("BRANCH_CODE")), '')), '') end),'')) AS VARCHAR))), '')) as hkey</w:t>
               <w:br/>
-              <w:t xml:space="preserve">      from RAW.MAXIMUS_TRAVEL_V2.NONHLTH_TRV_UWR_VW_DATA_POLICY_DETAILS_POLICY_PROPERTY_SIMPLE_PROPERTY_PIVOT_VW</w:t>
+              <w:t xml:space="preserve">      from RAW.MAXIMUS_TRAVEL.NONHLTH_TRV_UWR_VW_DATA_POLICY_DETAILS_POLICY_PROPERTY_SIMPLE_PROPERTY_PIVOT_VW</w:t>
               <w:br/>
               <w:t xml:space="preserve">    union all</w:t>
               <w:br/>
-              <w:t xml:space="preserve">    -- via hubfeed_mtv2_org_unit &lt;- stg2_mtv2__uwr_pol_prp_pp_sp_pv</w:t>
+              <w:t xml:space="preserve">    -- via hubfeed_mt_org_unit &lt;- stg2_mt__uwr_pol_prp_pp_sp_pv</w:t>
               <w:br/>
               <w:t xml:space="preserve">    select 'NONHLTH_TRV_UWR_VW_DATA_POLICY_DETAILS_PROPOSER_DETAILS_PARTY_PROPERTY_SIMPLE_PROPERTY_PIVOT_VW.LOCATION_CODE (ORG_UNIT_HKEY__SERVICING_BRANCH)' as src_branch,</w:t>
               <w:br/>
               <w:t xml:space="preserve">           MD5_BINARY(NULLIF(UPPER(TRIM(CAST('HUB_ORG_UNIT|' || (nullif(trim(case when coalesce(nullif(trim(nullif(trim(to_varchar("LOCATION_CODE")), '')),'')) is not null then nullif(trim(nullif(trim(to_varchar("LOCATION_CODE")), '')), '') end),'')) AS VARCHAR))), '')) as hkey</w:t>
               <w:br/>
-              <w:t xml:space="preserve">      from RAW.MAXIMUS_TRAVEL_V2.NONHLTH_TRV_UWR_VW_DATA_POLICY_DETAILS_PROPOSER_DETAILS_PARTY_PROPERTY_SIMPLE_PROPERTY_PIVOT_VW</w:t>
+              <w:t xml:space="preserve">      from RAW.MAXIMUS_TRAVEL.NONHLTH_TRV_UWR_VW_DATA_POLICY_DETAILS_PROPOSER_DETAILS_PARTY_PROPERTY_SIMPLE_PROPERTY_PIVOT_VW</w:t>
               <w:br/>
               <w:t xml:space="preserve">    union all</w:t>
               <w:br/>
-              <w:t xml:space="preserve">    -- via hubfeed_mtv2_org_unit &lt;- stg2_mtv2__uwr_qpd</w:t>
+              <w:t xml:space="preserve">    -- via hubfeed_mt_org_unit &lt;- stg2_mt__uwr_qpd</w:t>
               <w:br/>
               <w:t xml:space="preserve">    select 'NONHLTH_TRV_UWR_VW_DATA_QUOTE_PARAM_DETAILS.POLICY_BRANCH_NAME (ORG_UNIT_HKEY__POLICY_ISSUING_BRANCH)' as src_branch,</w:t>
               <w:br/>
               <w:t xml:space="preserve">           MD5_BINARY(NULLIF(UPPER(TRIM(CAST('HUB_ORG_UNIT|' || (nullif(trim(case when coalesce(nullif(trim(nullif(trim(to_varchar("POLICY_BRANCH_NAME")), '')),'')) is not null then 'ORGUNIT:' || md5(upper(trim(nullif(trim(nullif(trim(to_varchar("POLICY_BRANCH_NAME")), '')), '')))) end),'')) AS VARCHAR))), '')) as hkey</w:t>
               <w:br/>
-              <w:t xml:space="preserve">      from RAW.MAXIMUS_TRAVEL_V2.NONHLTH_TRV_UWR_VW_DATA_QUOTE_PARAM_DETAILS</w:t>
+              <w:t xml:space="preserve">      from RAW.MAXIMUS_TRAVEL.NONHLTH_TRV_UWR_VW_DATA_QUOTE_PARAM_DETAILS</w:t>
               <w:br/>
               <w:t xml:space="preserve">    union all</w:t>
               <w:br/>
-              <w:t xml:space="preserve">    -- via hubfeed_mtv2_org_unit &lt;- stg2_mtv2__uwr_qpd_polp_rl_pv</w:t>
+              <w:t xml:space="preserve">    -- via hubfeed_mt_org_unit &lt;- stg2_mt__uwr_qpd_polp_rl_pv</w:t>
               <w:br/>
               <w:t xml:space="preserve">    select 'NONHLTH_TRV_UWR_VW_DATA_QUOTE_PARAM_DETAILS_POLICY_PROPERTY_RULE_LIST_PIVOT_VW.BRANCH_CODE (ORG_UNIT_HKEY)' as src_branch,</w:t>
               <w:br/>
               <w:t xml:space="preserve">           MD5_BINARY(NULLIF(UPPER(TRIM(CAST('HUB_ORG_UNIT|' || (nullif(trim(case when coalesce(nullif(trim(nullif(trim(to_varchar("BRANCH_CODE")), '')),'')) is not null then nullif(trim(nullif(trim(to_varchar("BRANCH_CODE")), '')), '') end),'')) AS VARCHAR))), '')) as hkey</w:t>
               <w:br/>
-              <w:t xml:space="preserve">      from RAW.MAXIMUS_TRAVEL_V2.NONHLTH_TRV_UWR_VW_DATA_QUOTE_PARAM_DETAILS_POLICY_PROPERTY_RULE_LIST_PIVOT_VW</w:t>
+              <w:t xml:space="preserve">      from RAW.MAXIMUS_TRAVEL.NONHLTH_TRV_UWR_VW_DATA_QUOTE_PARAM_DETAILS_POLICY_PROPERTY_RULE_LIST_PIVOT_VW</w:t>
               <w:br/>
               <w:t xml:space="preserve">)</w:t>
               <w:br/>
@@ -6019,83 +6019,83 @@
               </w:rPr>
               <w:t xml:space="preserve">with src as (</w:t>
               <w:br/>
-              <w:t xml:space="preserve">    -- via hubfeed_mtv2_distribution_channel &lt;- stg2_mtv2__clm_clmd_clmap_pv</w:t>
+              <w:t xml:space="preserve">    -- via hubfeed_mt_distribution_channel &lt;- stg2_mt__clm_clmd_clmap_pv</w:t>
               <w:br/>
               <w:t xml:space="preserve">    select 'NONHLTH_TRV_CLM_VW_DATA_CLAIM_DETAILS_CLAIM_ATTRIBUTE_PROPERTIES_PIVOT_VW.DEALER_CODE (DISTRIBUTION_CHANNEL_HKEY__DEALER)' as src_branch,</w:t>
               <w:br/>
               <w:t xml:space="preserve">           MD5_BINARY(NULLIF(UPPER(TRIM(CAST('HUB_DISTRIBUTION_CHANNEL|' || (nullif(trim(case when coalesce(nullif(trim(nullif(trim(to_varchar("DEALER_CODE")), '')),'')) is not null then 'DEALER:' || nullif(trim(nullif(trim(to_varchar("DEALER_CODE")), '')), '') end),'')) AS VARCHAR))), '')) as hkey</w:t>
               <w:br/>
-              <w:t xml:space="preserve">      from RAW.MAXIMUS_TRAVEL_V2.NONHLTH_TRV_CLM_VW_DATA_CLAIM_DETAILS_CLAIM_ATTRIBUTE_PROPERTIES_PIVOT_VW</w:t>
+              <w:t xml:space="preserve">      from RAW.MAXIMUS_TRAVEL.NONHLTH_TRV_CLM_VW_DATA_CLAIM_DETAILS_CLAIM_ATTRIBUTE_PROPERTIES_PIVOT_VW</w:t>
               <w:br/>
               <w:t xml:space="preserve">    union all</w:t>
               <w:br/>
-              <w:t xml:space="preserve">    -- via hubfeed_mtv2_distribution_channel &lt;- stg2_mtv2__clm_clmd_clmap_pv</w:t>
+              <w:t xml:space="preserve">    -- via hubfeed_mt_distribution_channel &lt;- stg2_mt__clm_clmd_clmap_pv</w:t>
               <w:br/>
               <w:t xml:space="preserve">    select 'NONHLTH_TRV_CLM_VW_DATA_CLAIM_DETAILS_CLAIM_ATTRIBUTE_PROPERTIES_PIVOT_VW.INTERMEDIARY_CODE (DISTRIBUTION_CHANNEL_HKEY__INTERMEDIARY)' as src_branch,</w:t>
               <w:br/>
               <w:t xml:space="preserve">           MD5_BINARY(NULLIF(UPPER(TRIM(CAST('HUB_DISTRIBUTION_CHANNEL|' || (nullif(trim(case when coalesce(nullif(trim(nullif(trim(to_varchar("INTERMEDIARY_CODE")), '')),'')) is not null then 'IMD:' || nullif(trim(nullif(trim(to_varchar("INTERMEDIARY_CODE")), '')), '') end),'')) AS VARCHAR))), '')) as hkey</w:t>
               <w:br/>
-              <w:t xml:space="preserve">      from RAW.MAXIMUS_TRAVEL_V2.NONHLTH_TRV_CLM_VW_DATA_CLAIM_DETAILS_CLAIM_ATTRIBUTE_PROPERTIES_PIVOT_VW</w:t>
+              <w:t xml:space="preserve">      from RAW.MAXIMUS_TRAVEL.NONHLTH_TRV_CLM_VW_DATA_CLAIM_DETAILS_CLAIM_ATTRIBUTE_PROPERTIES_PIVOT_VW</w:t>
               <w:br/>
               <w:t xml:space="preserve">    union all</w:t>
               <w:br/>
-              <w:t xml:space="preserve">    -- via hubfeed_mtv2_distribution_channel &lt;- stg2_mtv2__uwr_pol_ins_mbr_pp_sp_pv</w:t>
+              <w:t xml:space="preserve">    -- via hubfeed_mt_distribution_channel &lt;- stg2_mt__uwr_pol_ins_mbr_pp_sp_pv</w:t>
               <w:br/>
               <w:t xml:space="preserve">    select 'NONHLTH_TRV_UWR_VW_DATA_POLICY_DETAILS_INSURED_DETAILS_MEMBER_DETAILS_PARTY_PROPERTY_SIMPLE_PROPERTY_PIVOT_VW.PARTNER_REF (DISTRIBUTION_CHANNEL_HKEY)' as src_branch,</w:t>
               <w:br/>
               <w:t xml:space="preserve">           MD5_BINARY(NULLIF(UPPER(TRIM(CAST('HUB_DISTRIBUTION_CHANNEL|' || (nullif(trim(case when coalesce(nullif(trim(nullif(trim(to_varchar("PARTNER_REF")), '')),'')) is not null then nullif(trim(nullif(trim(to_varchar("PARTNER_REF")), '')), '') end),'')) AS VARCHAR))), '')) as hkey</w:t>
               <w:br/>
-              <w:t xml:space="preserve">      from RAW.MAXIMUS_TRAVEL_V2.NONHLTH_TRV_UWR_VW_DATA_POLICY_DETAILS_INSURED_DETAILS_MEMBER_DETAILS_PARTY_PROPERTY_SIMPLE_PROPERTY_PIVOT_VW</w:t>
+              <w:t xml:space="preserve">      from RAW.MAXIMUS_TRAVEL.NONHLTH_TRV_UWR_VW_DATA_POLICY_DETAILS_INSURED_DETAILS_MEMBER_DETAILS_PARTY_PROPERTY_SIMPLE_PROPERTY_PIVOT_VW</w:t>
               <w:br/>
               <w:t xml:space="preserve">    union all</w:t>
               <w:br/>
-              <w:t xml:space="preserve">    -- via hubfeed_mtv2_distribution_channel &lt;- stg2_mtv2__uwr_pol_polp_sp_pv</w:t>
+              <w:t xml:space="preserve">    -- via hubfeed_mt_distribution_channel &lt;- stg2_mt__uwr_pol_polp_sp_pv</w:t>
               <w:br/>
               <w:t xml:space="preserve">    select 'NONHLTH_TRV_UWR_VW_DATA_POLICY_DETAILS_POLICY_PROPERTY_SIMPLE_PROPERTY_PIVOT_VW.IMD_CODE (DISTRIBUTION_CHANNEL_HKEY)' as src_branch,</w:t>
               <w:br/>
               <w:t xml:space="preserve">           MD5_BINARY(NULLIF(UPPER(TRIM(CAST('HUB_DISTRIBUTION_CHANNEL|' || (nullif(trim(case when coalesce(nullif(trim(nullif(trim(to_varchar("IMD_CODE")), '')),'')) is not null then nullif(trim(nullif(trim(to_varchar("IMD_CODE")), '')), '') end),'')) AS VARCHAR))), '')) as hkey</w:t>
               <w:br/>
-              <w:t xml:space="preserve">      from RAW.MAXIMUS_TRAVEL_V2.NONHLTH_TRV_UWR_VW_DATA_POLICY_DETAILS_POLICY_PROPERTY_SIMPLE_PROPERTY_PIVOT_VW</w:t>
+              <w:t xml:space="preserve">      from RAW.MAXIMUS_TRAVEL.NONHLTH_TRV_UWR_VW_DATA_POLICY_DETAILS_POLICY_PROPERTY_SIMPLE_PROPERTY_PIVOT_VW</w:t>
               <w:br/>
               <w:t xml:space="preserve">    union all</w:t>
               <w:br/>
-              <w:t xml:space="preserve">    -- via hubfeed_mtv2_distribution_channel &lt;- stg2_mtv2__uwr_pol_prp_pp_sp_pv</w:t>
+              <w:t xml:space="preserve">    -- via hubfeed_mt_distribution_channel &lt;- stg2_mt__uwr_pol_prp_pp_sp_pv</w:t>
               <w:br/>
               <w:t xml:space="preserve">    select 'NONHLTH_TRV_UWR_VW_DATA_POLICY_DETAILS_PROPOSER_DETAILS_PARTY_PROPERTY_SIMPLE_PROPERTY_PIVOT_VW.AGENT_CHANNEL (DISTRIBUTION_CHANNEL_HKEY)' as src_branch,</w:t>
               <w:br/>
               <w:t xml:space="preserve">           MD5_BINARY(NULLIF(UPPER(TRIM(CAST('HUB_DISTRIBUTION_CHANNEL|' || (nullif(trim(case when coalesce(nullif(trim(nullif(trim(to_varchar("AGENT_CHANNEL")), '')),'')) is not null then nullif(trim(nullif(trim(to_varchar("AGENT_CHANNEL")), '')), '') end),'')) AS VARCHAR))), '')) as hkey</w:t>
               <w:br/>
-              <w:t xml:space="preserve">      from RAW.MAXIMUS_TRAVEL_V2.NONHLTH_TRV_UWR_VW_DATA_POLICY_DETAILS_PROPOSER_DETAILS_PARTY_PROPERTY_SIMPLE_PROPERTY_PIVOT_VW</w:t>
+              <w:t xml:space="preserve">      from RAW.MAXIMUS_TRAVEL.NONHLTH_TRV_UWR_VW_DATA_POLICY_DETAILS_PROPOSER_DETAILS_PARTY_PROPERTY_SIMPLE_PROPERTY_PIVOT_VW</w:t>
               <w:br/>
               <w:t xml:space="preserve">    union all</w:t>
               <w:br/>
-              <w:t xml:space="preserve">    -- via hubfeed_mtv2_distribution_channel &lt;- stg2_mtv2__uwr_pol_prp_pp_sp_pv</w:t>
+              <w:t xml:space="preserve">    -- via hubfeed_mt_distribution_channel &lt;- stg2_mt__uwr_pol_prp_pp_sp_pv</w:t>
               <w:br/>
               <w:t xml:space="preserve">    select 'NONHLTH_TRV_UWR_VW_DATA_POLICY_DETAILS_PROPOSER_DETAILS_PARTY_PROPERTY_SIMPLE_PROPERTY_PIVOT_VW.PARTNER_REF (DISTRIBUTION_CHANNEL_HKEY__V2)' as src_branch,</w:t>
               <w:br/>
               <w:t xml:space="preserve">           MD5_BINARY(NULLIF(UPPER(TRIM(CAST('HUB_DISTRIBUTION_CHANNEL|' || (nullif(trim(case when coalesce(nullif(trim(nullif(trim(to_varchar("PARTNER_REF")), '')),'')) is not null then nullif(trim(nullif(trim(to_varchar("PARTNER_REF")), '')), '') end),'')) AS VARCHAR))), '')) as hkey</w:t>
               <w:br/>
-              <w:t xml:space="preserve">      from RAW.MAXIMUS_TRAVEL_V2.NONHLTH_TRV_UWR_VW_DATA_POLICY_DETAILS_PROPOSER_DETAILS_PARTY_PROPERTY_SIMPLE_PROPERTY_PIVOT_VW</w:t>
+              <w:t xml:space="preserve">      from RAW.MAXIMUS_TRAVEL.NONHLTH_TRV_UWR_VW_DATA_POLICY_DETAILS_PROPOSER_DETAILS_PARTY_PROPERTY_SIMPLE_PROPERTY_PIVOT_VW</w:t>
               <w:br/>
               <w:t xml:space="preserve">    union all</w:t>
               <w:br/>
-              <w:t xml:space="preserve">    -- via hubfeed_mtv2_distribution_channel &lt;- stg2_mtv2__uwr_qpd</w:t>
+              <w:t xml:space="preserve">    -- via hubfeed_mt_distribution_channel &lt;- stg2_mt__uwr_qpd</w:t>
               <w:br/>
               <w:t xml:space="preserve">    select 'NONHLTH_TRV_UWR_VW_DATA_QUOTE_PARAM_DETAILS.AGENT_CODE (DISTRIBUTION_CHANNEL_HKEY)' as src_branch,</w:t>
               <w:br/>
               <w:t xml:space="preserve">           MD5_BINARY(NULLIF(UPPER(TRIM(CAST('HUB_DISTRIBUTION_CHANNEL|' || (nullif(trim(case when coalesce(nullif(trim(nullif(trim(to_varchar("AGENT_CODE")), '')),'')) is not null then nullif(trim(nullif(trim(to_varchar("AGENT_CODE")), '')), '') end),'')) AS VARCHAR))), '')) as hkey</w:t>
               <w:br/>
-              <w:t xml:space="preserve">      from RAW.MAXIMUS_TRAVEL_V2.NONHLTH_TRV_UWR_VW_DATA_QUOTE_PARAM_DETAILS</w:t>
+              <w:t xml:space="preserve">      from RAW.MAXIMUS_TRAVEL.NONHLTH_TRV_UWR_VW_DATA_QUOTE_PARAM_DETAILS</w:t>
               <w:br/>
               <w:t xml:space="preserve">    union all</w:t>
               <w:br/>
-              <w:t xml:space="preserve">    -- via hubfeed_mtv2_distribution_channel &lt;- stg2_mtv2__uwr_qpd_polp_rl_pv</w:t>
+              <w:t xml:space="preserve">    -- via hubfeed_mt_distribution_channel &lt;- stg2_mt__uwr_qpd_polp_rl_pv</w:t>
               <w:br/>
               <w:t xml:space="preserve">    select 'NONHLTH_TRV_UWR_VW_DATA_QUOTE_PARAM_DETAILS_POLICY_PROPERTY_RULE_LIST_PIVOT_VW.IMD_CODE (DISTRIBUTION_CHANNEL_HKEY)' as src_branch,</w:t>
               <w:br/>
               <w:t xml:space="preserve">           MD5_BINARY(NULLIF(UPPER(TRIM(CAST('HUB_DISTRIBUTION_CHANNEL|' || (nullif(trim(case when coalesce(nullif(trim(nullif(trim(to_varchar("IMD_CODE")), '')),'')) is not null then nullif(trim(nullif(trim(to_varchar("IMD_CODE")), '')), '') end),'')) AS VARCHAR))), '')) as hkey</w:t>
               <w:br/>
-              <w:t xml:space="preserve">      from RAW.MAXIMUS_TRAVEL_V2.NONHLTH_TRV_UWR_VW_DATA_QUOTE_PARAM_DETAILS_POLICY_PROPERTY_RULE_LIST_PIVOT_VW</w:t>
+              <w:t xml:space="preserve">      from RAW.MAXIMUS_TRAVEL.NONHLTH_TRV_UWR_VW_DATA_QUOTE_PARAM_DETAILS_POLICY_PROPERTY_RULE_LIST_PIVOT_VW</w:t>
               <w:br/>
               <w:t xml:space="preserve">)</w:t>
               <w:br/>
@@ -6409,7 +6409,7 @@
         <w:t xml:space="preserve">Note: </w:t>
       </w:r>
       <w:r>
-        <w:t xml:space="preserve">9 RAW key branch(es): NONHLTH_TRV_CLM_VW_DATA_CLAIM_DETAILS_CLAIM_PAYMENT_PAYMENTPROPERTY_PIVOT_VW.[] (FINANCIAL_TRANSACTION_HKEY__CLAIM_PAYMENT), NONHLTH_TRV_CLM_VW_DATA_CLAIM_DETAILS_CLAIM_RISK_RISK_ATTRIBUTE_MULTI_SET_PROPERTY_MULTI_SET_DETAIL_PROPERTY_PIVOT_VW.INVOICE_NUMBER (FINANCIAL_TRANSACTION_HKEY__CLAIM_BILL_INVOICE), NONHLTH_TRV_CLM_VW_DATA_CLAIM_DETAILS_CLAIM_RISK_RISK_ATTRIBUTE_MULTI_SET_PROPERTY_MULTI_SET_DETAIL_PROPERTY_PIVOT_VW.PAYMENT_ID (FINANCIAL_TRANSACTION_HKEY__CLAIM_PAYMENT), NONHLTH_TRV_UWR_VW_DATA_POLICY_DETAILS_POLICY_PAYMENT_INFORMATION.TRANSACTION_ID (FINANCIAL_TRANSACTION_HKEY), NONHLTH_TRV_UWR_VW_DATA_POLICY_DETAILS_POLICY_PROPERTY_SIMPLE_PROPERTY_PIVOT_VW.FOREIGN_KEY (FINANCIAL_TRANSACTION_HKEY__POLICY_PREMIUM), NONHLTH_TRV_UWR_VW_DATA_QUOTE_PARAM_DETAILS.POLICY_QUOTE_NUMBER (FINANCIAL_TRANSACTION_HKEY__QUOTE_PREMIUM), NONHLTH_TRV_UWR_VW_DATA_QUOTE_PARAM_DETAILS_POLICY_PROPERTY_RULE_LIST_PIVOT_VW.[] (FINANCIAL_TRANSACTION_HKEY__QUOTE_PREMIUM), NONHLTH_TRV_CLM_VW_DATA_CLAIM_DETAILS_CLAIM_PAYMENT_PAYMENTPROPERTY_PIVOT_VW (literal arm) (FINANCIAL_TRANSACTION_HKEY__CLAIM_PAYMENT / sat_fintxn_tax), NONHLTH_TRV_CLM_VW_DATA_CLAIM_DETAILS_CLAIM_RISK_RISK_ATTRIBUTE_MULTI_SET_PROPERTY_MULTI_SET_DETAIL_PROPERTY_PIVOT_VW.INVOICE_NUMBER (FINANCIAL_TRANSACTION_HKEY__CLAIM_BILL_INVOICE / sat_fintxn_tax). 12 feed branches collapse to 9 RAW key(s). Travel RECORD_SOURCE value(s) parsed from feeds: MAXIMUS_NONHLTH_TRV_CLM_VW_DATA_CLAIM_DETAILS_CLAIM_PAYMENT_PAYMENTPROPERTY_PIVOT_VW, MAXIMUS_NONHLTH_TRV_CLM_VW_DATA_CLAIM_DETAILS_CLAIM_RISK_RISK_ATTRIBUTE_MULTI_SET_PROPERTY_MULTI_SET_DETAIL_PROPERTY_PIVOT_VW, MAXIMUS_NONHLTH_TRV_UWR_VW_DATA_POLICY_DETAILS_POLICY_PAYMENT_INFORMATION, MAXIMUS_NONHLTH_TRV_UWR_VW_DATA_POLICY_DETAILS_POLICY_PROPERTY_SIMPLE_PROPERTY_PIVOT_VW, MAXIMUS_NONHLTH_TRV_UWR_VW_DATA_QUOTE_PARAM_DETAILS, MAXIMUS_NONHLTH_TRV_UWR_VW_DATA_QUOTE_PARAM_DETAILS_POLICY_PROPERTY_RULE_LIST_PIVOT_VW (+1 more). Excluded: hubfeed_mtv2_financial_transaction &lt;- stg2_mtv2__uwr_qpd_rskl: key uses walk column(s) w0_policy_quote_number from parent view(s) -- not resolvable to a single RAW table in the first-cut, skipped..</w:t>
+        <w:t xml:space="preserve">9 RAW key branch(es): NONHLTH_TRV_CLM_VW_DATA_CLAIM_DETAILS_CLAIM_PAYMENT_PAYMENTPROPERTY_PIVOT_VW.[] (FINANCIAL_TRANSACTION_HKEY__CLAIM_PAYMENT), NONHLTH_TRV_CLM_VW_DATA_CLAIM_DETAILS_CLAIM_RISK_RISK_ATTRIBUTE_MULTI_SET_PROPERTY_MULTI_SET_DETAIL_PROPERTY_PIVOT_VW.INVOICE_NUMBER (FINANCIAL_TRANSACTION_HKEY__CLAIM_BILL_INVOICE), NONHLTH_TRV_CLM_VW_DATA_CLAIM_DETAILS_CLAIM_RISK_RISK_ATTRIBUTE_MULTI_SET_PROPERTY_MULTI_SET_DETAIL_PROPERTY_PIVOT_VW.PAYMENT_ID (FINANCIAL_TRANSACTION_HKEY__CLAIM_PAYMENT), NONHLTH_TRV_UWR_VW_DATA_POLICY_DETAILS_POLICY_PAYMENT_INFORMATION.TRANSACTION_ID (FINANCIAL_TRANSACTION_HKEY), NONHLTH_TRV_UWR_VW_DATA_POLICY_DETAILS_POLICY_PROPERTY_SIMPLE_PROPERTY_PIVOT_VW.FOREIGN_KEY (FINANCIAL_TRANSACTION_HKEY__POLICY_PREMIUM), NONHLTH_TRV_UWR_VW_DATA_QUOTE_PARAM_DETAILS.POLICY_QUOTE_NUMBER (FINANCIAL_TRANSACTION_HKEY__QUOTE_PREMIUM), NONHLTH_TRV_UWR_VW_DATA_QUOTE_PARAM_DETAILS_POLICY_PROPERTY_RULE_LIST_PIVOT_VW.[] (FINANCIAL_TRANSACTION_HKEY__QUOTE_PREMIUM), NONHLTH_TRV_CLM_VW_DATA_CLAIM_DETAILS_CLAIM_PAYMENT_PAYMENTPROPERTY_PIVOT_VW (literal arm) (FINANCIAL_TRANSACTION_HKEY__CLAIM_PAYMENT / sat_fintxn_tax), NONHLTH_TRV_CLM_VW_DATA_CLAIM_DETAILS_CLAIM_RISK_RISK_ATTRIBUTE_MULTI_SET_PROPERTY_MULTI_SET_DETAIL_PROPERTY_PIVOT_VW.INVOICE_NUMBER (FINANCIAL_TRANSACTION_HKEY__CLAIM_BILL_INVOICE / sat_fintxn_tax). 12 feed branches collapse to 9 RAW key(s). Travel RECORD_SOURCE value(s) parsed from feeds: MAXIMUS_NONHLTH_TRV_CLM_VW_DATA_CLAIM_DETAILS_CLAIM_PAYMENT_PAYMENTPROPERTY_PIVOT_VW, MAXIMUS_NONHLTH_TRV_CLM_VW_DATA_CLAIM_DETAILS_CLAIM_RISK_RISK_ATTRIBUTE_MULTI_SET_PROPERTY_MULTI_SET_DETAIL_PROPERTY_PIVOT_VW, MAXIMUS_NONHLTH_TRV_UWR_VW_DATA_POLICY_DETAILS_POLICY_PAYMENT_INFORMATION, MAXIMUS_NONHLTH_TRV_UWR_VW_DATA_POLICY_DETAILS_POLICY_PROPERTY_SIMPLE_PROPERTY_PIVOT_VW, MAXIMUS_NONHLTH_TRV_UWR_VW_DATA_QUOTE_PARAM_DETAILS, MAXIMUS_NONHLTH_TRV_UWR_VW_DATA_QUOTE_PARAM_DETAILS_POLICY_PROPERTY_RULE_LIST_PIVOT_VW (+1 more). Excluded: hubfeed_mt_financial_transaction &lt;- stg2_mt__uwr_qpd_rskl: key uses walk column(s) w0_policy_quote_number from parent view(s) -- not resolvable to a single RAW table in the first-cut, skipped..</w:t>
       </w:r>
     </w:p>
     <w:p>
@@ -6494,95 +6494,95 @@
               </w:rPr>
               <w:t xml:space="preserve">with src as (</w:t>
               <w:br/>
-              <w:t xml:space="preserve">    -- via hubfeed_mtv2_financial_transaction &lt;- stg2_mtv2__clm_clmd_clmpay_payp_pv</w:t>
+              <w:t xml:space="preserve">    -- via hubfeed_mt_financial_transaction &lt;- stg2_mt__clm_clmd_clmpay_payp_pv</w:t>
               <w:br/>
               <w:t xml:space="preserve">    select 'NONHLTH_TRV_CLM_VW_DATA_CLAIM_DETAILS_CLAIM_PAYMENT_PAYMENTPROPERTY_PIVOT_VW.[] (FINANCIAL_TRANSACTION_HKEY__CLAIM_PAYMENT)' as src_branch,</w:t>
               <w:br/>
               <w:t xml:space="preserve">           MD5_BINARY(NULLIF(UPPER(TRIM(CAST('HUB_FINANCIAL_TRANSACTION|' || (nullif(trim(case when coalesce(nullif(trim(w1_claimpaymentid),'')) is not null then 'PAY:' || nullif(trim(w1_claimpaymentid), '') end),'')) AS VARCHAR))), '')) as hkey</w:t>
               <w:br/>
-              <w:t xml:space="preserve">      from RAW.MAXIMUS_TRAVEL_V2.NONHLTH_TRV_CLM_VW_DATA_CLAIM_DETAILS_CLAIM_PAYMENT_PAYMENTPROPERTY_PIVOT_VW</w:t>
+              <w:t xml:space="preserve">      from RAW.MAXIMUS_TRAVEL.NONHLTH_TRV_CLM_VW_DATA_CLAIM_DETAILS_CLAIM_PAYMENT_PAYMENTPROPERTY_PIVOT_VW</w:t>
               <w:br/>
               <w:t xml:space="preserve">    union all</w:t>
               <w:br/>
-              <w:t xml:space="preserve">    -- via hubfeed_mtv2_financial_transaction &lt;- stg2_mtv2__clm_clmd_clmrsk_rska_msp_msd_prop_pv</w:t>
+              <w:t xml:space="preserve">    -- via hubfeed_mt_financial_transaction &lt;- stg2_mt__clm_clmd_clmrsk_rska_msp_msd_prop_pv</w:t>
               <w:br/>
               <w:t xml:space="preserve">    select 'NONHLTH_TRV_CLM_VW_DATA_CLAIM_DETAILS_CLAIM_RISK_RISK_ATTRIBUTE_MULTI_SET_PROPERTY_MULTI_SET_DETAIL_PROPERTY_PIVOT_VW.INVOICE_NUMBER (FINANCIAL_TRANSACTION_HKEY__CLAIM_BILL_INVOICE)' as src_branch,</w:t>
               <w:br/>
               <w:t xml:space="preserve">           MD5_BINARY(NULLIF(UPPER(TRIM(CAST('HUB_FINANCIAL_TRANSACTION|' || (nullif(trim(case when coalesce(nullif(trim(nullif(trim(to_varchar("INVOICE_NUMBER")), '')),'')) is not null then 'INV:' || nullif(trim(nullif(trim(to_varchar("INVOICE_NUMBER")), '')), '') end),'')) AS VARCHAR))), '')) as hkey</w:t>
               <w:br/>
-              <w:t xml:space="preserve">      from RAW.MAXIMUS_TRAVEL_V2.NONHLTH_TRV_CLM_VW_DATA_CLAIM_DETAILS_CLAIM_RISK_RISK_ATTRIBUTE_MULTI_SET_PROPERTY_MULTI_SET_DETAIL_PROPERTY_PIVOT_VW</w:t>
+              <w:t xml:space="preserve">      from RAW.MAXIMUS_TRAVEL.NONHLTH_TRV_CLM_VW_DATA_CLAIM_DETAILS_CLAIM_RISK_RISK_ATTRIBUTE_MULTI_SET_PROPERTY_MULTI_SET_DETAIL_PROPERTY_PIVOT_VW</w:t>
               <w:br/>
               <w:t xml:space="preserve">    union all</w:t>
               <w:br/>
-              <w:t xml:space="preserve">    -- via hubfeed_mtv2_financial_transaction &lt;- stg2_mtv2__clm_clmd_clmrsk_rska_msp_msd_prop_pv</w:t>
+              <w:t xml:space="preserve">    -- via hubfeed_mt_financial_transaction &lt;- stg2_mt__clm_clmd_clmrsk_rska_msp_msd_prop_pv</w:t>
               <w:br/>
               <w:t xml:space="preserve">    select 'NONHLTH_TRV_CLM_VW_DATA_CLAIM_DETAILS_CLAIM_RISK_RISK_ATTRIBUTE_MULTI_SET_PROPERTY_MULTI_SET_DETAIL_PROPERTY_PIVOT_VW.PAYMENT_ID (FINANCIAL_TRANSACTION_HKEY__CLAIM_PAYMENT)' as src_branch,</w:t>
               <w:br/>
               <w:t xml:space="preserve">           MD5_BINARY(NULLIF(UPPER(TRIM(CAST('HUB_FINANCIAL_TRANSACTION|' || (nullif(trim(case when coalesce(nullif(trim(nullif(trim(to_varchar("PAYMENT_ID")), '')),'')) is not null then 'PAY:' || nullif(trim(nullif(trim(to_varchar("PAYMENT_ID")), '')), '') end),'')) AS VARCHAR))), '')) as hkey</w:t>
               <w:br/>
-              <w:t xml:space="preserve">      from RAW.MAXIMUS_TRAVEL_V2.NONHLTH_TRV_CLM_VW_DATA_CLAIM_DETAILS_CLAIM_RISK_RISK_ATTRIBUTE_MULTI_SET_PROPERTY_MULTI_SET_DETAIL_PROPERTY_PIVOT_VW</w:t>
+              <w:t xml:space="preserve">      from RAW.MAXIMUS_TRAVEL.NONHLTH_TRV_CLM_VW_DATA_CLAIM_DETAILS_CLAIM_RISK_RISK_ATTRIBUTE_MULTI_SET_PROPERTY_MULTI_SET_DETAIL_PROPERTY_PIVOT_VW</w:t>
               <w:br/>
               <w:t xml:space="preserve">    union all</w:t>
               <w:br/>
-              <w:t xml:space="preserve">    -- via hubfeed_mtv2_financial_transaction &lt;- stg2_mtv2__uwr_pol_policy_payment_information</w:t>
+              <w:t xml:space="preserve">    -- via hubfeed_mt_financial_transaction &lt;- stg2_mt__uwr_pol_policy_payment_information</w:t>
               <w:br/>
               <w:t xml:space="preserve">    select 'NONHLTH_TRV_UWR_VW_DATA_POLICY_DETAILS_POLICY_PAYMENT_INFORMATION.TRANSACTION_ID (FINANCIAL_TRANSACTION_HKEY)' as src_branch,</w:t>
               <w:br/>
               <w:t xml:space="preserve">           MD5_BINARY(NULLIF(UPPER(TRIM(CAST('HUB_FINANCIAL_TRANSACTION|' || (nullif(trim(case when coalesce(nullif(trim(nullif(trim(to_varchar("TRANSACTION_ID")), '')),'')) is not null then nullif(trim(nullif(trim(to_varchar("TRANSACTION_ID")), '')), '') end),'')) AS VARCHAR))), '')) as hkey</w:t>
               <w:br/>
-              <w:t xml:space="preserve">      from RAW.MAXIMUS_TRAVEL_V2.NONHLTH_TRV_UWR_VW_DATA_POLICY_DETAILS_POLICY_PAYMENT_INFORMATION</w:t>
+              <w:t xml:space="preserve">      from RAW.MAXIMUS_TRAVEL.NONHLTH_TRV_UWR_VW_DATA_POLICY_DETAILS_POLICY_PAYMENT_INFORMATION</w:t>
               <w:br/>
               <w:t xml:space="preserve">    union all</w:t>
               <w:br/>
-              <w:t xml:space="preserve">    -- via hubfeed_mtv2_financial_transaction &lt;- stg2_mtv2__uwr_pol_polp_sp_pv</w:t>
+              <w:t xml:space="preserve">    -- via hubfeed_mt_financial_transaction &lt;- stg2_mt__uwr_pol_polp_sp_pv</w:t>
               <w:br/>
               <w:t xml:space="preserve">    select 'NONHLTH_TRV_UWR_VW_DATA_POLICY_DETAILS_POLICY_PROPERTY_SIMPLE_PROPERTY_PIVOT_VW.FOREIGN_KEY (FINANCIAL_TRANSACTION_HKEY__POLICY_PREMIUM)' as src_branch,</w:t>
               <w:br/>
               <w:t xml:space="preserve">           MD5_BINARY(NULLIF(UPPER(TRIM(CAST('HUB_FINANCIAL_TRANSACTION|' || (nullif(trim(case when coalesce(nullif(trim(w1_policy_number),''), nullif(trim(("FOREIGN_KEY")),'')) is not null then 'POLPREM:' || coalesce(nullif(trim(w1_policy_number), ''), nullif(trim(("FOREIGN_KEY")), '')) end),'')) AS VARCHAR))), '')) as hkey</w:t>
               <w:br/>
-              <w:t xml:space="preserve">      from RAW.MAXIMUS_TRAVEL_V2.NONHLTH_TRV_UWR_VW_DATA_POLICY_DETAILS_POLICY_PROPERTY_SIMPLE_PROPERTY_PIVOT_VW</w:t>
+              <w:t xml:space="preserve">      from RAW.MAXIMUS_TRAVEL.NONHLTH_TRV_UWR_VW_DATA_POLICY_DETAILS_POLICY_PROPERTY_SIMPLE_PROPERTY_PIVOT_VW</w:t>
               <w:br/>
               <w:t xml:space="preserve">    union all</w:t>
               <w:br/>
-              <w:t xml:space="preserve">    -- via hubfeed_mtv2_financial_transaction &lt;- stg2_mtv2__uwr_qpd</w:t>
+              <w:t xml:space="preserve">    -- via hubfeed_mt_financial_transaction &lt;- stg2_mt__uwr_qpd</w:t>
               <w:br/>
               <w:t xml:space="preserve">    select 'NONHLTH_TRV_UWR_VW_DATA_QUOTE_PARAM_DETAILS.POLICY_QUOTE_NUMBER (FINANCIAL_TRANSACTION_HKEY__QUOTE_PREMIUM)' as src_branch,</w:t>
               <w:br/>
               <w:t xml:space="preserve">           MD5_BINARY(NULLIF(UPPER(TRIM(CAST('HUB_FINANCIAL_TRANSACTION|' || (nullif(trim(case when coalesce(nullif(trim(nullif(trim(to_varchar("POLICY_QUOTE_NUMBER")), '')),'')) is not null then 'QUOTEPREM:' || nullif(trim(nullif(trim(to_varchar("POLICY_QUOTE_NUMBER")), '')), '') end),'')) AS VARCHAR))), '')) as hkey</w:t>
               <w:br/>
-              <w:t xml:space="preserve">      from RAW.MAXIMUS_TRAVEL_V2.NONHLTH_TRV_UWR_VW_DATA_QUOTE_PARAM_DETAILS</w:t>
+              <w:t xml:space="preserve">      from RAW.MAXIMUS_TRAVEL.NONHLTH_TRV_UWR_VW_DATA_QUOTE_PARAM_DETAILS</w:t>
               <w:br/>
               <w:t xml:space="preserve">    union all</w:t>
               <w:br/>
-              <w:t xml:space="preserve">    -- via hubfeed_mtv2_financial_transaction &lt;- stg2_mtv2__uwr_qpd_polp_rl_pv</w:t>
+              <w:t xml:space="preserve">    -- via hubfeed_mt_financial_transaction &lt;- stg2_mt__uwr_qpd_polp_rl_pv</w:t>
               <w:br/>
               <w:t xml:space="preserve">    select 'NONHLTH_TRV_UWR_VW_DATA_QUOTE_PARAM_DETAILS_POLICY_PROPERTY_RULE_LIST_PIVOT_VW.[] (FINANCIAL_TRANSACTION_HKEY__QUOTE_PREMIUM)' as src_branch,</w:t>
               <w:br/>
               <w:t xml:space="preserve">           MD5_BINARY(NULLIF(UPPER(TRIM(CAST('HUB_FINANCIAL_TRANSACTION|' || (nullif(trim(case when coalesce(nullif(trim(w0_policy_quote_number),'')) is not null then 'QUOTEPREM:' || nullif(trim(w0_policy_quote_number), '') end),'')) AS VARCHAR))), '')) as hkey</w:t>
               <w:br/>
-              <w:t xml:space="preserve">      from RAW.MAXIMUS_TRAVEL_V2.NONHLTH_TRV_UWR_VW_DATA_QUOTE_PARAM_DETAILS_POLICY_PROPERTY_RULE_LIST_PIVOT_VW</w:t>
+              <w:t xml:space="preserve">      from RAW.MAXIMUS_TRAVEL.NONHLTH_TRV_UWR_VW_DATA_QUOTE_PARAM_DETAILS_POLICY_PROPERTY_RULE_LIST_PIVOT_VW</w:t>
               <w:br/>
               <w:t xml:space="preserve">    union all</w:t>
               <w:br/>
-              <w:t xml:space="preserve">    -- via hubfeed_mtv2_financial_transaction &lt;- stg2_mtv2_up__clm_clmd_clmpay_payp_pv__sat_fintxn_tax &lt;- up_mtv2__clm_clmd_clmpay_payp_pv__sat_fintxn_tax</w:t>
+              <w:t xml:space="preserve">    -- via hubfeed_mt_financial_transaction &lt;- stg2_mt_up__clm_clmd_clmpay_payp_pv__sat_fintxn_tax &lt;- up_mt__clm_clmd_clmpay_payp_pv__sat_fintxn_tax</w:t>
               <w:br/>
               <w:t xml:space="preserve">    select 'NONHLTH_TRV_CLM_VW_DATA_CLAIM_DETAILS_CLAIM_PAYMENT_PAYMENTPROPERTY_PIVOT_VW (literal arm) (FINANCIAL_TRANSACTION_HKEY__CLAIM_PAYMENT / sat_fintxn_tax)' as src_branch,</w:t>
               <w:br/>
               <w:t xml:space="preserve">           MD5_BINARY(NULLIF(UPPER(TRIM(CAST('HUB_FINANCIAL_TRANSACTION|' || ((nullif(trim(case when coalesce(nullif(trim(w1_claimpaymentid),'')) is not null then 'PAY:' || nullif(trim(w1_claimpaymentid), '') end),''))) AS VARCHAR))), '')) as hkey</w:t>
               <w:br/>
-              <w:t xml:space="preserve">      from RAW.MAXIMUS_TRAVEL_V2.NONHLTH_TRV_CLM_VW_DATA_CLAIM_DETAILS_CLAIM_PAYMENT_PAYMENTPROPERTY_PIVOT_VW</w:t>
+              <w:t xml:space="preserve">      from RAW.MAXIMUS_TRAVEL.NONHLTH_TRV_CLM_VW_DATA_CLAIM_DETAILS_CLAIM_PAYMENT_PAYMENTPROPERTY_PIVOT_VW</w:t>
               <w:br/>
               <w:t xml:space="preserve">     where (nullif(trim(to_varchar("CGST_AMOUNT")), '') is not null or nullif(trim(to_varchar("GST_PERCENTAGE")), '') is not null or nullif(trim(to_varchar("IGST_AMOUNT")), '') is not null or nullif(trim(to_varchar("PAYMENT_STATE")), '') is not null or nullif(trim(to_varchar("SGST_AMOUNT")), '') is not null or nullif(trim(to_varchar("TAX_INVOICE_DATE")), '') is not null or nullif(trim(to_varchar("TAX_INVOICE_NUMBER")), '') is not null) or (nullif(trim(to_varchar("TDS_AMOUNT")), '') is not null) or (nullif(trim(to_varchar("TDS_ON_INTEREST")), '') is not null) or (nullif(trim(to_varchar("VAT_APPLICABLE")), '') is not null)</w:t>
               <w:br/>
               <w:t xml:space="preserve">    union all</w:t>
               <w:br/>
-              <w:t xml:space="preserve">    -- via hubfeed_mtv2_financial_transaction &lt;- stg2_mtv2_up__clm_clmd_clmrsk_rska_msp_msd_prop_pv__sat_fintxn_tax &lt;- up_mtv2__clm_clmd_clmrsk_rska_msp_msd_prop_pv__sat_fintxn_tax</w:t>
+              <w:t xml:space="preserve">    -- via hubfeed_mt_financial_transaction &lt;- stg2_mt_up__clm_clmd_clmrsk_rska_msp_msd_prop_pv__sat_fintxn_tax &lt;- up_mt__clm_clmd_clmrsk_rska_msp_msd_prop_pv__sat_fintxn_tax</w:t>
               <w:br/>
               <w:t xml:space="preserve">    select 'NONHLTH_TRV_CLM_VW_DATA_CLAIM_DETAILS_CLAIM_RISK_RISK_ATTRIBUTE_MULTI_SET_PROPERTY_MULTI_SET_DETAIL_PROPERTY_PIVOT_VW.INVOICE_NUMBER (FINANCIAL_TRANSACTION_HKEY__CLAIM_BILL_INVOICE / sat_fintxn_tax)' as src_branch,</w:t>
               <w:br/>
               <w:t xml:space="preserve">           MD5_BINARY(NULLIF(UPPER(TRIM(CAST('HUB_FINANCIAL_TRANSACTION|' || ((nullif(trim(case when coalesce(nullif(trim(nullif(trim(to_varchar("INVOICE_NUMBER")), '')),'')) is not null then 'INV:' || nullif(trim(nullif(trim(to_varchar("INVOICE_NUMBER")), '')), '') end),''))) AS VARCHAR))), '')) as hkey</w:t>
               <w:br/>
-              <w:t xml:space="preserve">      from RAW.MAXIMUS_TRAVEL_V2.NONHLTH_TRV_CLM_VW_DATA_CLAIM_DETAILS_CLAIM_RISK_RISK_ATTRIBUTE_MULTI_SET_PROPERTY_MULTI_SET_DETAIL_PROPERTY_PIVOT_VW</w:t>
+              <w:t xml:space="preserve">      from RAW.MAXIMUS_TRAVEL.NONHLTH_TRV_CLM_VW_DATA_CLAIM_DETAILS_CLAIM_RISK_RISK_ATTRIBUTE_MULTI_SET_PROPERTY_MULTI_SET_DETAIL_PROPERTY_PIVOT_VW</w:t>
               <w:br/>
               <w:t xml:space="preserve">     where (nullif(trim(to_varchar("CGST")), '') is not null or nullif(trim(to_varchar("CGST_PERCENTAGE")), '') is not null or nullif(trim(to_varchar("GST_APPLICABILITY")), '') is not null or nullif(trim(to_varchar("IGST")), '') is not null or nullif(trim(to_varchar("IGST_PERCENTAGE")), '') is not null or nullif(trim(to_varchar("INVOICE_NUMBER")), '') is not null or nullif(trim(to_varchar("SGST")), '') is not null or nullif(trim(to_varchar("SGST_PERCENTAGE")), '') is not null or nullif(trim(to_varchar("TOTAL_GST_PERCENTAGE")), '') is not null)</w:t>
               <w:br/>
@@ -6983,33 +6983,33 @@
               </w:rPr>
               <w:t xml:space="preserve">with src as (</w:t>
               <w:br/>
-              <w:t xml:space="preserve">    -- via hubfeed_mtv2_assessment &lt;- stg2_mtv2__uwr_pol_polp_sp_pv</w:t>
+              <w:t xml:space="preserve">    -- via hubfeed_mt_assessment &lt;- stg2_mt__uwr_pol_polp_sp_pv</w:t>
               <w:br/>
               <w:t xml:space="preserve">    select 'NONHLTH_TRV_UWR_VW_DATA_POLICY_DETAILS_POLICY_PROPERTY_SIMPLE_PROPERTY_PIVOT_VW.BAGIC_SCRUTINY_NUMBER (ASSESSMENT_HKEY)' as src_branch,</w:t>
               <w:br/>
               <w:t xml:space="preserve">           MD5_BINARY(NULLIF(UPPER(TRIM(CAST('HUB_ASSESSMENT|' || (nullif(trim(case when coalesce(nullif(trim(nullif(trim(to_varchar("BAGIC_SCRUTINY_NUMBER")), '')),'')) is not null then 'SCRUTINY:' || nullif(trim(nullif(trim(to_varchar("BAGIC_SCRUTINY_NUMBER")), '')), '') end),'')) AS VARCHAR))), '')) as hkey</w:t>
               <w:br/>
-              <w:t xml:space="preserve">      from RAW.MAXIMUS_TRAVEL_V2.NONHLTH_TRV_UWR_VW_DATA_POLICY_DETAILS_POLICY_PROPERTY_SIMPLE_PROPERTY_PIVOT_VW</w:t>
+              <w:t xml:space="preserve">      from RAW.MAXIMUS_TRAVEL.NONHLTH_TRV_UWR_VW_DATA_POLICY_DETAILS_POLICY_PROPERTY_SIMPLE_PROPERTY_PIVOT_VW</w:t>
               <w:br/>
               <w:t xml:space="preserve">    union all</w:t>
               <w:br/>
-              <w:t xml:space="preserve">    -- via hubfeed_mtv2_assessment &lt;- stg2_mtv2__uwr_pol_tele</w:t>
+              <w:t xml:space="preserve">    -- via hubfeed_mt_assessment &lt;- stg2_mt__uwr_pol_tele</w:t>
               <w:br/>
               <w:t xml:space="preserve">    select 'NONHLTH_TRV_UWR_VW_DATA_POLICY_DETAILS_TELE_VERIFICATION_DETAILS.TRANSACTION_ID (ASSESSMENT_HKEY__TELE_VERIFICATION)' as src_branch,</w:t>
               <w:br/>
               <w:t xml:space="preserve">           MD5_BINARY(NULLIF(UPPER(TRIM(CAST('HUB_ASSESSMENT|' || (nullif(trim(case when coalesce(nullif(trim(nullif(trim(to_varchar("TRANSACTION_ID")), '')),'')) is not null then 'TELEVERIF:' || nullif(trim(nullif(trim(to_varchar("TRANSACTION_ID")), '')), '') end),'')) AS VARCHAR))), '')) as hkey</w:t>
               <w:br/>
-              <w:t xml:space="preserve">      from RAW.MAXIMUS_TRAVEL_V2.NONHLTH_TRV_UWR_VW_DATA_POLICY_DETAILS_TELE_VERIFICATION_DETAILS</w:t>
+              <w:t xml:space="preserve">      from RAW.MAXIMUS_TRAVEL.NONHLTH_TRV_UWR_VW_DATA_POLICY_DETAILS_TELE_VERIFICATION_DETAILS</w:t>
               <w:br/>
               <w:t xml:space="preserve">    union all</w:t>
               <w:br/>
-              <w:t xml:space="preserve">    -- via hubfeed_mtv2_assessment &lt;- stg2_mtv2__uwr_qpd_polp_rl_pv</w:t>
+              <w:t xml:space="preserve">    -- via hubfeed_mt_assessment &lt;- stg2_mt__uwr_qpd_polp_rl_pv</w:t>
               <w:br/>
               <w:t xml:space="preserve">    select 'NONHLTH_TRV_UWR_VW_DATA_QUOTE_PARAM_DETAILS_POLICY_PROPERTY_RULE_LIST_PIVOT_VW.BAGIC_SCRUTINY_NUMBER (ASSESSMENT_HKEY)' as src_branch,</w:t>
               <w:br/>
               <w:t xml:space="preserve">           MD5_BINARY(NULLIF(UPPER(TRIM(CAST('HUB_ASSESSMENT|' || (nullif(trim(case when coalesce(nullif(trim(nullif(trim(to_varchar("BAGIC_SCRUTINY_NUMBER")), '')),'')) is not null then 'SCRUTINY:' || nullif(trim(nullif(trim(to_varchar("BAGIC_SCRUTINY_NUMBER")), '')), '') end),'')) AS VARCHAR))), '')) as hkey</w:t>
               <w:br/>
-              <w:t xml:space="preserve">      from RAW.MAXIMUS_TRAVEL_V2.NONHLTH_TRV_UWR_VW_DATA_QUOTE_PARAM_DETAILS_POLICY_PROPERTY_RULE_LIST_PIVOT_VW</w:t>
+              <w:t xml:space="preserve">      from RAW.MAXIMUS_TRAVEL.NONHLTH_TRV_UWR_VW_DATA_QUOTE_PARAM_DETAILS_POLICY_PROPERTY_RULE_LIST_PIVOT_VW</w:t>
               <w:br/>
               <w:t xml:space="preserve">)</w:t>
               <w:br/>
@@ -7323,7 +7323,7 @@
         <w:t xml:space="preserve">Note: </w:t>
       </w:r>
       <w:r>
-        <w:t xml:space="preserve">13 RAW key branch(es): NONHLTH_TRV_UWR_VW_DATA_POLICY_DETAILS.QUOTATION_NUMBER (QUOTE_HKEY), NONHLTH_TRV_UWR_VW_DATA_POLICY_DETAILS_INSURED_DETAILS_MEMBER_DETAILS_PARTY_PROPERTY_SIMPLE_PROPERTY_PIVOT_VW.[] (QUOTE_HKEY), NONHLTH_TRV_UWR_VW_DATA_QUOTE_PARAM_DETAILS.POLICY_QUOTE_NUMBER (QUOTE_HKEY), NONHLTH_TRV_UWR_VW_DATA_QUOTE_PARAM_DETAILS_POLICY_PROPERTY_MULTI_SET_PROPERTY_INPUT_MULTI_SET_DETAIL_INPUT_PROPERTY_PIVOT_VW.[] (QUOTE_HKEY), NONHLTH_TRV_UWR_VW_DATA_QUOTE_PARAM_DETAILS_POLICY_PROPERTY_RULE_LIST_PIVOT_VW.[] (QUOTE_HKEY), NONHLTH_TRV_UWR_VW_DATA_QUOTE_PARAM_DETAILS_RISK_LIST_MULTI_SET_PROPERTY_INPUT_MULTI_SET_DETAIL_INPUT_PROPERTY_PIVOT_VW.[] (QUOTE_HKEY), NONHLTH_TRV_UWR_VW_DATA_QUOTE_PARAM_DETAILS_RISK_LIST_RISK_COVER.[] (QUOTE_HKEY), NONHLTH_TRV_UWR_VW_DATA_QUOTE_PARAM_DETAILS_RISK_LIST_RISK_COVER_RISK_COVER_PROPERTY.[] (QUOTE_HKEY), NONHLTH_TRV_UWR_VW_DATA_QUOTE_PARAM_DETAILS_RISK_LIST_RISK_COVER_RISK_COVER_PROPERTY_RULE_LIST_PIVOT_VW.[] (QUOTE_HKEY), NONHLTH_TRV_UWR_VW_DATA_QUOTE_PARAM_DETAILS_RISK_LIST_RISK_PROPERTY.[] (QUOTE_HKEY), NONHLTH_TRV_UWR_VW_DATA_QUOTE_PARAM_DETAILS_RISK_LIST_RISK_PROPERTY_RULE_LIST_PIVOT_VW.[] (QUOTE_HKEY), NONHLTH_TRV_UWR_VW_DATA_QUOTE_PARAM_DETAILS_POLICY_PROPERTY_MULTI_SET_PROPERTY_INPUT_MULTI_SET_DETAIL_INPUT_PROPERTY_PIVOT_VW (literal arm) (QUOTE_HKEY / sat_quote_rating_input), NONHLTH_TRV_UWR_VW_DATA_QUOTE_PARAM_DETAILS_POLICY_PROPERTY_RULE_LIST_PIVOT_VW (literal arm) (QUOTE_HKEY / sat_quote_rating_input). 43 feed branches collapse to 13 RAW key(s). Travel RECORD_SOURCE value(s) parsed from feeds: MAXIMUS_NONHLTH_TRV_UWR_VW_DATA_POLICY_DETAILS, MAXIMUS_NONHLTH_TRV_UWR_VW_DATA_POLICY_DETAILS_INSURED_DETAILS_MEMBER_DETAILS_PARTY_PROPERTY_SIMPLE_PROPERTY_PIVOT_VW, MAXIMUS_NONHLTH_TRV_UWR_VW_DATA_QUOTE_PARAM_DETAILS, MAXIMUS_NONHLTH_TRV_UWR_VW_DATA_QUOTE_PARAM_DETAILS_POLICY_PROPERTY, MAXIMUS_NONHLTH_TRV_UWR_VW_DATA_QUOTE_PARAM_DETAILS_POLICY_PROPERTY_MULTI_SET_PROPERTY_INPUT_MULTI_SET_DETAIL_INPUT_PROPERTY_PIVOT_VW, MAXIMUS_NONHLTH_TRV_UWR_VW_DATA_QUOTE_PARAM_DETAILS_POLICY_PROPERTY_RULE_LIST_PIVOT_VW (+7 more). Excluded: hubfeed_mtv2_quote &lt;- stg2_mtv2__uwr_qpd_polp: key uses walk column(s) w0_policy_quote_number from parent view(s) -- not resolvable to a single RAW table in the first-cut, skipped.. Excluded: hubfeed_mtv2_quote &lt;- stg2_mtv2__uwr_qpd_rskl: key uses walk column(s) w0_policy_quote_number from parent view(s) -- not resolvable to a single RAW table in the first-cut, skipped..</w:t>
+        <w:t xml:space="preserve">13 RAW key branch(es): NONHLTH_TRV_UWR_VW_DATA_POLICY_DETAILS.QUOTATION_NUMBER (QUOTE_HKEY), NONHLTH_TRV_UWR_VW_DATA_POLICY_DETAILS_INSURED_DETAILS_MEMBER_DETAILS_PARTY_PROPERTY_SIMPLE_PROPERTY_PIVOT_VW.[] (QUOTE_HKEY), NONHLTH_TRV_UWR_VW_DATA_QUOTE_PARAM_DETAILS.POLICY_QUOTE_NUMBER (QUOTE_HKEY), NONHLTH_TRV_UWR_VW_DATA_QUOTE_PARAM_DETAILS_POLICY_PROPERTY_MULTI_SET_PROPERTY_INPUT_MULTI_SET_DETAIL_INPUT_PROPERTY_PIVOT_VW.[] (QUOTE_HKEY), NONHLTH_TRV_UWR_VW_DATA_QUOTE_PARAM_DETAILS_POLICY_PROPERTY_RULE_LIST_PIVOT_VW.[] (QUOTE_HKEY), NONHLTH_TRV_UWR_VW_DATA_QUOTE_PARAM_DETAILS_RISK_LIST_MULTI_SET_PROPERTY_INPUT_MULTI_SET_DETAIL_INPUT_PROPERTY_PIVOT_VW.[] (QUOTE_HKEY), NONHLTH_TRV_UWR_VW_DATA_QUOTE_PARAM_DETAILS_RISK_LIST_RISK_COVER.[] (QUOTE_HKEY), NONHLTH_TRV_UWR_VW_DATA_QUOTE_PARAM_DETAILS_RISK_LIST_RISK_COVER_RISK_COVER_PROPERTY.[] (QUOTE_HKEY), NONHLTH_TRV_UWR_VW_DATA_QUOTE_PARAM_DETAILS_RISK_LIST_RISK_COVER_RISK_COVER_PROPERTY_RULE_LIST_PIVOT_VW.[] (QUOTE_HKEY), NONHLTH_TRV_UWR_VW_DATA_QUOTE_PARAM_DETAILS_RISK_LIST_RISK_PROPERTY.[] (QUOTE_HKEY), NONHLTH_TRV_UWR_VW_DATA_QUOTE_PARAM_DETAILS_RISK_LIST_RISK_PROPERTY_RULE_LIST_PIVOT_VW.[] (QUOTE_HKEY), NONHLTH_TRV_UWR_VW_DATA_QUOTE_PARAM_DETAILS_POLICY_PROPERTY_MULTI_SET_PROPERTY_INPUT_MULTI_SET_DETAIL_INPUT_PROPERTY_PIVOT_VW (literal arm) (QUOTE_HKEY / sat_quote_rating_input), NONHLTH_TRV_UWR_VW_DATA_QUOTE_PARAM_DETAILS_POLICY_PROPERTY_RULE_LIST_PIVOT_VW (literal arm) (QUOTE_HKEY / sat_quote_rating_input). 43 feed branches collapse to 13 RAW key(s). Travel RECORD_SOURCE value(s) parsed from feeds: MAXIMUS_NONHLTH_TRV_UWR_VW_DATA_POLICY_DETAILS, MAXIMUS_NONHLTH_TRV_UWR_VW_DATA_POLICY_DETAILS_INSURED_DETAILS_MEMBER_DETAILS_PARTY_PROPERTY_SIMPLE_PROPERTY_PIVOT_VW, MAXIMUS_NONHLTH_TRV_UWR_VW_DATA_QUOTE_PARAM_DETAILS, MAXIMUS_NONHLTH_TRV_UWR_VW_DATA_QUOTE_PARAM_DETAILS_POLICY_PROPERTY, MAXIMUS_NONHLTH_TRV_UWR_VW_DATA_QUOTE_PARAM_DETAILS_POLICY_PROPERTY_MULTI_SET_PROPERTY_INPUT_MULTI_SET_DETAIL_INPUT_PROPERTY_PIVOT_VW, MAXIMUS_NONHLTH_TRV_UWR_VW_DATA_QUOTE_PARAM_DETAILS_POLICY_PROPERTY_RULE_LIST_PIVOT_VW (+7 more). Excluded: hubfeed_mt_quote &lt;- stg2_mt__uwr_qpd_polp: key uses walk column(s) w0_policy_quote_number from parent view(s) -- not resolvable to a single RAW table in the first-cut, skipped.. Excluded: hubfeed_mt_quote &lt;- stg2_mt__uwr_qpd_rskl: key uses walk column(s) w0_policy_quote_number from parent view(s) -- not resolvable to a single RAW table in the first-cut, skipped..</w:t>
       </w:r>
     </w:p>
     <w:p>
@@ -7408,135 +7408,135 @@
               </w:rPr>
               <w:t xml:space="preserve">with src as (</w:t>
               <w:br/>
-              <w:t xml:space="preserve">    -- via hubfeed_mtv2_quote &lt;- stg2_mtv2__uwr_pol</w:t>
+              <w:t xml:space="preserve">    -- via hubfeed_mt_quote &lt;- stg2_mt__uwr_pol</w:t>
               <w:br/>
               <w:t xml:space="preserve">    select 'NONHLTH_TRV_UWR_VW_DATA_POLICY_DETAILS.QUOTATION_NUMBER (QUOTE_HKEY)' as src_branch,</w:t>
               <w:br/>
               <w:t xml:space="preserve">           MD5_BINARY(NULLIF(UPPER(TRIM(CAST('HUB_QUOTE|' || (nullif(trim(case when coalesce(nullif(trim(nullif(trim(to_varchar("QUOTATION_NUMBER")), '')),'')) is not null then nullif(trim(nullif(trim(to_varchar("QUOTATION_NUMBER")), '')), '') end),'')) AS VARCHAR))), '')) as hkey</w:t>
               <w:br/>
-              <w:t xml:space="preserve">      from RAW.MAXIMUS_TRAVEL_V2.NONHLTH_TRV_UWR_VW_DATA_POLICY_DETAILS</w:t>
+              <w:t xml:space="preserve">      from RAW.MAXIMUS_TRAVEL.NONHLTH_TRV_UWR_VW_DATA_POLICY_DETAILS</w:t>
               <w:br/>
               <w:t xml:space="preserve">    union all</w:t>
               <w:br/>
-              <w:t xml:space="preserve">    -- via hubfeed_mtv2_quote &lt;- stg2_mtv2__uwr_pol_ins_mbr_pp_sp_pv</w:t>
+              <w:t xml:space="preserve">    -- via hubfeed_mt_quote &lt;- stg2_mt__uwr_pol_ins_mbr_pp_sp_pv</w:t>
               <w:br/>
               <w:t xml:space="preserve">    select 'NONHLTH_TRV_UWR_VW_DATA_POLICY_DETAILS_INSURED_DETAILS_MEMBER_DETAILS_PARTY_PROPERTY_SIMPLE_PROPERTY_PIVOT_VW.[] (QUOTE_HKEY)' as src_branch,</w:t>
               <w:br/>
               <w:t xml:space="preserve">           MD5_BINARY(NULLIF(UPPER(TRIM(CAST('HUB_QUOTE|' || (nullif(trim(case when coalesce(nullif(trim(w1_quotation_number),'')) is not null then nullif(trim(w1_quotation_number), '') end),'')) AS VARCHAR))), '')) as hkey</w:t>
               <w:br/>
-              <w:t xml:space="preserve">      from RAW.MAXIMUS_TRAVEL_V2.NONHLTH_TRV_UWR_VW_DATA_POLICY_DETAILS_INSURED_DETAILS_MEMBER_DETAILS_PARTY_PROPERTY_SIMPLE_PROPERTY_PIVOT_VW</w:t>
+              <w:t xml:space="preserve">      from RAW.MAXIMUS_TRAVEL.NONHLTH_TRV_UWR_VW_DATA_POLICY_DETAILS_INSURED_DETAILS_MEMBER_DETAILS_PARTY_PROPERTY_SIMPLE_PROPERTY_PIVOT_VW</w:t>
               <w:br/>
               <w:t xml:space="preserve">    union all</w:t>
               <w:br/>
-              <w:t xml:space="preserve">    -- via hubfeed_mtv2_quote &lt;- stg2_mtv2__uwr_qpd</w:t>
+              <w:t xml:space="preserve">    -- via hubfeed_mt_quote &lt;- stg2_mt__uwr_qpd</w:t>
               <w:br/>
               <w:t xml:space="preserve">    select 'NONHLTH_TRV_UWR_VW_DATA_QUOTE_PARAM_DETAILS.POLICY_QUOTE_NUMBER (QUOTE_HKEY)' as src_branch,</w:t>
               <w:br/>
               <w:t xml:space="preserve">           MD5_BINARY(NULLIF(UPPER(TRIM(CAST('HUB_QUOTE|' || (nullif(trim(case when coalesce(nullif(trim(nullif(trim(to_varchar("POLICY_QUOTE_NUMBER")), '')),'')) is not null then nullif(trim(nullif(trim(to_varchar("POLICY_QUOTE_NUMBER")), '')), '') end),'')) AS VARCHAR))), '')) as hkey</w:t>
               <w:br/>
-              <w:t xml:space="preserve">      from RAW.MAXIMUS_TRAVEL_V2.NONHLTH_TRV_UWR_VW_DATA_QUOTE_PARAM_DETAILS</w:t>
+              <w:t xml:space="preserve">      from RAW.MAXIMUS_TRAVEL.NONHLTH_TRV_UWR_VW_DATA_QUOTE_PARAM_DETAILS</w:t>
               <w:br/>
               <w:t xml:space="preserve">    union all</w:t>
               <w:br/>
-              <w:t xml:space="preserve">    -- via hubfeed_mtv2_quote &lt;- stg2_mtv2__uwr_qpd_polp_msp_imsd_inp_pv</w:t>
+              <w:t xml:space="preserve">    -- via hubfeed_mt_quote &lt;- stg2_mt__uwr_qpd_polp_msp_imsd_inp_pv</w:t>
               <w:br/>
               <w:t xml:space="preserve">    select 'NONHLTH_TRV_UWR_VW_DATA_QUOTE_PARAM_DETAILS_POLICY_PROPERTY_MULTI_SET_PROPERTY_INPUT_MULTI_SET_DETAIL_INPUT_PROPERTY_PIVOT_VW.[] (QUOTE_HKEY)' as src_branch,</w:t>
               <w:br/>
               <w:t xml:space="preserve">           MD5_BINARY(NULLIF(UPPER(TRIM(CAST('HUB_QUOTE|' || (nullif(trim(case when coalesce(nullif(trim(w0_policy_quote_number),'')) is not null then nullif(trim(w0_policy_quote_number), '') end),'')) AS VARCHAR))), '')) as hkey</w:t>
               <w:br/>
-              <w:t xml:space="preserve">      from RAW.MAXIMUS_TRAVEL_V2.NONHLTH_TRV_UWR_VW_DATA_QUOTE_PARAM_DETAILS_POLICY_PROPERTY_MULTI_SET_PROPERTY_INPUT_MULTI_SET_DETAIL_INPUT_PROPERTY_PIVOT_VW</w:t>
+              <w:t xml:space="preserve">      from RAW.MAXIMUS_TRAVEL.NONHLTH_TRV_UWR_VW_DATA_QUOTE_PARAM_DETAILS_POLICY_PROPERTY_MULTI_SET_PROPERTY_INPUT_MULTI_SET_DETAIL_INPUT_PROPERTY_PIVOT_VW</w:t>
               <w:br/>
               <w:t xml:space="preserve">    union all</w:t>
               <w:br/>
-              <w:t xml:space="preserve">    -- via hubfeed_mtv2_quote &lt;- stg2_mtv2__uwr_qpd_polp_rl_pv</w:t>
+              <w:t xml:space="preserve">    -- via hubfeed_mt_quote &lt;- stg2_mt__uwr_qpd_polp_rl_pv</w:t>
               <w:br/>
               <w:t xml:space="preserve">    select 'NONHLTH_TRV_UWR_VW_DATA_QUOTE_PARAM_DETAILS_POLICY_PROPERTY_RULE_LIST_PIVOT_VW.[] (QUOTE_HKEY)' as src_branch,</w:t>
               <w:br/>
               <w:t xml:space="preserve">           MD5_BINARY(NULLIF(UPPER(TRIM(CAST('HUB_QUOTE|' || (nullif(trim(case when coalesce(nullif(trim(w0_policy_quote_number),'')) is not null then nullif(trim(w0_policy_quote_number), '') end),'')) AS VARCHAR))), '')) as hkey</w:t>
               <w:br/>
-              <w:t xml:space="preserve">      from RAW.MAXIMUS_TRAVEL_V2.NONHLTH_TRV_UWR_VW_DATA_QUOTE_PARAM_DETAILS_POLICY_PROPERTY_RULE_LIST_PIVOT_VW</w:t>
+              <w:t xml:space="preserve">      from RAW.MAXIMUS_TRAVEL.NONHLTH_TRV_UWR_VW_DATA_QUOTE_PARAM_DETAILS_POLICY_PROPERTY_RULE_LIST_PIVOT_VW</w:t>
               <w:br/>
               <w:t xml:space="preserve">    union all</w:t>
               <w:br/>
-              <w:t xml:space="preserve">    -- via hubfeed_mtv2_quote &lt;- stg2_mtv2__uwr_qpd_rskl_msp_imsd_inp_pv</w:t>
+              <w:t xml:space="preserve">    -- via hubfeed_mt_quote &lt;- stg2_mt__uwr_qpd_rskl_msp_imsd_inp_pv</w:t>
               <w:br/>
               <w:t xml:space="preserve">    select 'NONHLTH_TRV_UWR_VW_DATA_QUOTE_PARAM_DETAILS_RISK_LIST_MULTI_SET_PROPERTY_INPUT_MULTI_SET_DETAIL_INPUT_PROPERTY_PIVOT_VW.[] (QUOTE_HKEY)' as src_branch,</w:t>
               <w:br/>
               <w:t xml:space="preserve">           MD5_BINARY(NULLIF(UPPER(TRIM(CAST('HUB_QUOTE|' || (nullif(trim(case when coalesce(nullif(trim(w0_policy_quote_number),'')) is not null then nullif(trim(w0_policy_quote_number), '') end),'')) AS VARCHAR))), '')) as hkey</w:t>
               <w:br/>
-              <w:t xml:space="preserve">      from RAW.MAXIMUS_TRAVEL_V2.NONHLTH_TRV_UWR_VW_DATA_QUOTE_PARAM_DETAILS_RISK_LIST_MULTI_SET_PROPERTY_INPUT_MULTI_SET_DETAIL_INPUT_PROPERTY_PIVOT_VW</w:t>
+              <w:t xml:space="preserve">      from RAW.MAXIMUS_TRAVEL.NONHLTH_TRV_UWR_VW_DATA_QUOTE_PARAM_DETAILS_RISK_LIST_MULTI_SET_PROPERTY_INPUT_MULTI_SET_DETAIL_INPUT_PROPERTY_PIVOT_VW</w:t>
               <w:br/>
               <w:t xml:space="preserve">    union all</w:t>
               <w:br/>
-              <w:t xml:space="preserve">    -- via hubfeed_mtv2_quote &lt;- stg2_mtv2__uwr_qpd_rskl_rskc</w:t>
+              <w:t xml:space="preserve">    -- via hubfeed_mt_quote &lt;- stg2_mt__uwr_qpd_rskl_rskc</w:t>
               <w:br/>
               <w:t xml:space="preserve">    select 'NONHLTH_TRV_UWR_VW_DATA_QUOTE_PARAM_DETAILS_RISK_LIST_RISK_COVER.[] (QUOTE_HKEY)' as src_branch,</w:t>
               <w:br/>
               <w:t xml:space="preserve">           MD5_BINARY(NULLIF(UPPER(TRIM(CAST('HUB_QUOTE|' || (nullif(trim(case when coalesce(nullif(trim(w0_policy_quote_number),'')) is not null then nullif(trim(w0_policy_quote_number), '') end),'')) AS VARCHAR))), '')) as hkey</w:t>
               <w:br/>
-              <w:t xml:space="preserve">      from RAW.MAXIMUS_TRAVEL_V2.NONHLTH_TRV_UWR_VW_DATA_QUOTE_PARAM_DETAILS_RISK_LIST_RISK_COVER</w:t>
+              <w:t xml:space="preserve">      from RAW.MAXIMUS_TRAVEL.NONHLTH_TRV_UWR_VW_DATA_QUOTE_PARAM_DETAILS_RISK_LIST_RISK_COVER</w:t>
               <w:br/>
               <w:t xml:space="preserve">    union all</w:t>
               <w:br/>
-              <w:t xml:space="preserve">    -- via hubfeed_mtv2_quote &lt;- stg2_mtv2__uwr_qpd_rskl_rskc_rskc_prop</w:t>
+              <w:t xml:space="preserve">    -- via hubfeed_mt_quote &lt;- stg2_mt__uwr_qpd_rskl_rskc_rskc_prop</w:t>
               <w:br/>
               <w:t xml:space="preserve">    select 'NONHLTH_TRV_UWR_VW_DATA_QUOTE_PARAM_DETAILS_RISK_LIST_RISK_COVER_RISK_COVER_PROPERTY.[] (QUOTE_HKEY)' as src_branch,</w:t>
               <w:br/>
               <w:t xml:space="preserve">           MD5_BINARY(NULLIF(UPPER(TRIM(CAST('HUB_QUOTE|' || (nullif(trim(case when coalesce(nullif(trim(w0_policy_quote_number),'')) is not null then nullif(trim(w0_policy_quote_number), '') end),'')) AS VARCHAR))), '')) as hkey</w:t>
               <w:br/>
-              <w:t xml:space="preserve">      from RAW.MAXIMUS_TRAVEL_V2.NONHLTH_TRV_UWR_VW_DATA_QUOTE_PARAM_DETAILS_RISK_LIST_RISK_COVER_RISK_COVER_PROPERTY</w:t>
+              <w:t xml:space="preserve">      from RAW.MAXIMUS_TRAVEL.NONHLTH_TRV_UWR_VW_DATA_QUOTE_PARAM_DETAILS_RISK_LIST_RISK_COVER_RISK_COVER_PROPERTY</w:t>
               <w:br/>
               <w:t xml:space="preserve">    union all</w:t>
               <w:br/>
-              <w:t xml:space="preserve">    -- via hubfeed_mtv2_quote &lt;- stg2_mtv2__uwr_qpd_rskl_rskc_rskc_prop_rl_pv</w:t>
+              <w:t xml:space="preserve">    -- via hubfeed_mt_quote &lt;- stg2_mt__uwr_qpd_rskl_rskc_rskc_prop_rl_pv</w:t>
               <w:br/>
               <w:t xml:space="preserve">    select 'NONHLTH_TRV_UWR_VW_DATA_QUOTE_PARAM_DETAILS_RISK_LIST_RISK_COVER_RISK_COVER_PROPERTY_RULE_LIST_PIVOT_VW.[] (QUOTE_HKEY)' as src_branch,</w:t>
               <w:br/>
               <w:t xml:space="preserve">           MD5_BINARY(NULLIF(UPPER(TRIM(CAST('HUB_QUOTE|' || (nullif(trim(case when coalesce(nullif(trim(w0_policy_quote_number),'')) is not null then nullif(trim(w0_policy_quote_number), '') end),'')) AS VARCHAR))), '')) as hkey</w:t>
               <w:br/>
-              <w:t xml:space="preserve">      from RAW.MAXIMUS_TRAVEL_V2.NONHLTH_TRV_UWR_VW_DATA_QUOTE_PARAM_DETAILS_RISK_LIST_RISK_COVER_RISK_COVER_PROPERTY_RULE_LIST_PIVOT_VW</w:t>
+              <w:t xml:space="preserve">      from RAW.MAXIMUS_TRAVEL.NONHLTH_TRV_UWR_VW_DATA_QUOTE_PARAM_DETAILS_RISK_LIST_RISK_COVER_RISK_COVER_PROPERTY_RULE_LIST_PIVOT_VW</w:t>
               <w:br/>
               <w:t xml:space="preserve">    union all</w:t>
               <w:br/>
-              <w:t xml:space="preserve">    -- via hubfeed_mtv2_quote &lt;- stg2_mtv2__uwr_qpd_rskl_rskp</w:t>
+              <w:t xml:space="preserve">    -- via hubfeed_mt_quote &lt;- stg2_mt__uwr_qpd_rskl_rskp</w:t>
               <w:br/>
               <w:t xml:space="preserve">    select 'NONHLTH_TRV_UWR_VW_DATA_QUOTE_PARAM_DETAILS_RISK_LIST_RISK_PROPERTY.[] (QUOTE_HKEY)' as src_branch,</w:t>
               <w:br/>
               <w:t xml:space="preserve">           MD5_BINARY(NULLIF(UPPER(TRIM(CAST('HUB_QUOTE|' || (nullif(trim(case when coalesce(nullif(trim(w0_policy_quote_number),'')) is not null then nullif(trim(w0_policy_quote_number), '') end),'')) AS VARCHAR))), '')) as hkey</w:t>
               <w:br/>
-              <w:t xml:space="preserve">      from RAW.MAXIMUS_TRAVEL_V2.NONHLTH_TRV_UWR_VW_DATA_QUOTE_PARAM_DETAILS_RISK_LIST_RISK_PROPERTY</w:t>
+              <w:t xml:space="preserve">      from RAW.MAXIMUS_TRAVEL.NONHLTH_TRV_UWR_VW_DATA_QUOTE_PARAM_DETAILS_RISK_LIST_RISK_PROPERTY</w:t>
               <w:br/>
               <w:t xml:space="preserve">    union all</w:t>
               <w:br/>
-              <w:t xml:space="preserve">    -- via hubfeed_mtv2_quote &lt;- stg2_mtv2__uwr_qpd_rskl_rskp_rl_pv</w:t>
+              <w:t xml:space="preserve">    -- via hubfeed_mt_quote &lt;- stg2_mt__uwr_qpd_rskl_rskp_rl_pv</w:t>
               <w:br/>
               <w:t xml:space="preserve">    select 'NONHLTH_TRV_UWR_VW_DATA_QUOTE_PARAM_DETAILS_RISK_LIST_RISK_PROPERTY_RULE_LIST_PIVOT_VW.[] (QUOTE_HKEY)' as src_branch,</w:t>
               <w:br/>
               <w:t xml:space="preserve">           MD5_BINARY(NULLIF(UPPER(TRIM(CAST('HUB_QUOTE|' || (nullif(trim(case when coalesce(nullif(trim(w0_policy_quote_number),'')) is not null then nullif(trim(w0_policy_quote_number), '') end),'')) AS VARCHAR))), '')) as hkey</w:t>
               <w:br/>
-              <w:t xml:space="preserve">      from RAW.MAXIMUS_TRAVEL_V2.NONHLTH_TRV_UWR_VW_DATA_QUOTE_PARAM_DETAILS_RISK_LIST_RISK_PROPERTY_RULE_LIST_PIVOT_VW</w:t>
+              <w:t xml:space="preserve">      from RAW.MAXIMUS_TRAVEL.NONHLTH_TRV_UWR_VW_DATA_QUOTE_PARAM_DETAILS_RISK_LIST_RISK_PROPERTY_RULE_LIST_PIVOT_VW</w:t>
               <w:br/>
               <w:t xml:space="preserve">    union all</w:t>
               <w:br/>
-              <w:t xml:space="preserve">    -- via hubfeed_mtv2_quote &lt;- stg2_mtv2_up__uwr_qpd_polp_msp_imsd_inp_pv__sat_quote_rating_input &lt;- up_mtv2__uwr_qpd_polp_msp_imsd_inp_pv__sat_quote_rating_input</w:t>
+              <w:t xml:space="preserve">    -- via hubfeed_mt_quote &lt;- stg2_mt_up__uwr_qpd_polp_msp_imsd_inp_pv__sat_quote_rating_input &lt;- up_mt__uwr_qpd_polp_msp_imsd_inp_pv__sat_quote_rating_input</w:t>
               <w:br/>
               <w:t xml:space="preserve">    select 'NONHLTH_TRV_UWR_VW_DATA_QUOTE_PARAM_DETAILS_POLICY_PROPERTY_MULTI_SET_PROPERTY_INPUT_MULTI_SET_DETAIL_INPUT_PROPERTY_PIVOT_VW (literal arm) (QUOTE_HKEY / sat_quote_rating_input)' as src_branch,</w:t>
               <w:br/>
               <w:t xml:space="preserve">           MD5_BINARY(NULLIF(UPPER(TRIM(CAST('HUB_QUOTE|' || ((nullif(trim(case when coalesce(nullif(trim(w0_policy_quote_number),'')) is not null then nullif(trim(w0_policy_quote_number), '') end),''))) AS VARCHAR))), '')) as hkey</w:t>
               <w:br/>
-              <w:t xml:space="preserve">      from RAW.MAXIMUS_TRAVEL_V2.NONHLTH_TRV_UWR_VW_DATA_QUOTE_PARAM_DETAILS_POLICY_PROPERTY_MULTI_SET_PROPERTY_INPUT_MULTI_SET_DETAIL_INPUT_PROPERTY_PIVOT_VW</w:t>
+              <w:t xml:space="preserve">      from RAW.MAXIMUS_TRAVEL.NONHLTH_TRV_UWR_VW_DATA_QUOTE_PARAM_DETAILS_POLICY_PROPERTY_MULTI_SET_PROPERTY_INPUT_MULTI_SET_DETAIL_INPUT_PROPERTY_PIVOT_VW</w:t>
               <w:br/>
               <w:t xml:space="preserve">     where (nullif(trim(to_varchar("LOADING_ACE")), '') is not null) or (nullif(trim(to_varchar("LOADING_ACE_FOR_MAIN_SUB_COVER")), '') is not null) or (nullif(trim(to_varchar("OFFICE_PREMIUM_PER_MILLE_PA")), '') is not null) or (nullif(trim(to_varchar("OFFICE_PREMIUM_PER_MILLE_PER_TRIP")), '') is not null) or (nullif(trim(to_varchar("PREMIUM_RATE")), '') is not null) or (nullif(trim(to_varchar("RATE_PER_TRIP_PER_MILLE")), '') is not null) or (nullif(trim(to_varchar("RATE_PER_TRIP_PER_MILLE_FOR_MAIN_SUB_COVER")), '') is not null) or (nullif(trim(to_varchar("SLAB_")), '') is not null)</w:t>
               <w:br/>
               <w:t xml:space="preserve">    union all</w:t>
               <w:br/>
-              <w:t xml:space="preserve">    -- via hubfeed_mtv2_quote &lt;- stg2_mtv2_up__uwr_qpd_polp_rl_pv__sat_quote_rating_input &lt;- up_mtv2__uwr_qpd_polp_rl_pv__sat_quote_rating_input</w:t>
+              <w:t xml:space="preserve">    -- via hubfeed_mt_quote &lt;- stg2_mt_up__uwr_qpd_polp_rl_pv__sat_quote_rating_input &lt;- up_mt__uwr_qpd_polp_rl_pv__sat_quote_rating_input</w:t>
               <w:br/>
               <w:t xml:space="preserve">    select 'NONHLTH_TRV_UWR_VW_DATA_QUOTE_PARAM_DETAILS_POLICY_PROPERTY_RULE_LIST_PIVOT_VW (literal arm) (QUOTE_HKEY / sat_quote_rating_input)' as src_branch,</w:t>
               <w:br/>
               <w:t xml:space="preserve">           MD5_BINARY(NULLIF(UPPER(TRIM(CAST('HUB_QUOTE|' || ((nullif(trim(case when coalesce(nullif(trim(w0_policy_quote_number),'')) is not null then nullif(trim(w0_policy_quote_number), '') end),''))) AS VARCHAR))), '')) as hkey</w:t>
               <w:br/>
-              <w:t xml:space="preserve">      from RAW.MAXIMUS_TRAVEL_V2.NONHLTH_TRV_UWR_VW_DATA_QUOTE_PARAM_DETAILS_POLICY_PROPERTY_RULE_LIST_PIVOT_VW</w:t>
+              <w:t xml:space="preserve">      from RAW.MAXIMUS_TRAVEL.NONHLTH_TRV_UWR_VW_DATA_QUOTE_PARAM_DETAILS_POLICY_PROPERTY_RULE_LIST_PIVOT_VW</w:t>
               <w:br/>
               <w:t xml:space="preserve">     where (nullif(trim(to_varchar("ADJUSTMENT_VALUE")), '') is not null) or (nullif(trim(to_varchar("ALTITUDE")), '') is not null) or (nullif(trim(to_varchar("BAGGAGE_TRACKING_SERVICE_APPLICABLE")), '') is not null) or (nullif(trim(to_varchar("CLAIMS_EXPERIENCE_DISCOUNT")), '') is not null) or (nullif(trim(to_varchar("CLAIMS_EXPERIENCE_LOADING")), '') is not null) or (nullif(trim(to_varchar("CLU_DISCOUNT")), '') is not null) or (nullif(trim(to_varchar("COUNTRY")), '') is not null) or (nullif(trim(to_varchar("CRUISE")), '') is not null) or (nullif(trim(to_varchar("CRUISE_DAYS")), '') is not null) or (nullif(trim(to_varchar("DESTINATION_DETAILS")), '') is not null) or (nullif(trim(to_varchar("EMPLOYEE_DISCOUNT")), '') is not null) or (nullif(trim(to_varchar("GEOGRAPHICAL_COVERAGE")), '') is not null) or (nullif(trim(to_varchar("GROUP_DISCOUNT")), '') is not null) or (nullif(trim(to_varchar("HOURS_COVERED")), '') is not null) or (nullif(trim(to_varchar("MODE_OF_TRANSPORT")), '') is not null) or (nullif(trim(to_varchar("MULTIPLE_CITY")), '') is not null) or (nullif(trim(to_varchar("NIL_COMMISSION_DISCOUNT")), '') is not null) or (nullif(trim(to_varchar("ONLINE_DISCOUNT")), '') is not null) or (nullif(trim(to_varchar("OTHER_DISCOUNT")), '') is not null) or (nullif(trim(to_varchar("PREMIUM_ADJUSTMENT")), '') is not null) or (nullif(trim(to_varchar("STUDENT_DISCOUNT")), '') is not null) or (nullif(trim(to_varchar("TRAVELLING_COMPANION_DISCOUNT")), '') is not null) or (nullif(trim(to_varchar("TYPE_OF_DISCOUNT")), '') is not null) or (nullif(trim(to_varchar("TYPE_OF_LOADING")), '') is not null)</w:t>
               <w:br/>
@@ -7852,7 +7852,7 @@
         <w:t xml:space="preserve">Note: </w:t>
       </w:r>
       <w:r>
-        <w:t xml:space="preserve">5 RAW key branch(es): NONHLTH_TRV_CLM_VW_DATA_CLAIM_DETAILS_CLAIM_ATTRIBUTE_PROPERTIES_PIVOT_VW.RISK_CODE (RISK_OBJECT_HKEY__CLAIMED_RISK_ITEM), NONHLTH_TRV_UWR_VW_DATA_POLICY_DETAILS_POLICY_PROPERTY_MULTI_SET_PROPERTY_MULTI_SET_DETAIL_PROPERTY_PIVOT_VW.[PNR+TRIP_NO] (RISK_OBJECT_HKEY), NONHLTH_TRV_UWR_VW_DATA_QUOTE_PARAM_DETAILS_RISK_LIST_MULTI_SET_PROPERTY_INPUT_MULTI_SET_DETAIL_INPUT_PROPERTY_PIVOT_VW.[] (RISK_OBJECT_HKEY), NONHLTH_TRV_UWR_VW_DATA_QUOTE_PARAM_DETAILS_RISK_LIST_RISK_COVER_RISK_COVER_PROPERTY_RULE_LIST_PIVOT_VW.[] (RISK_OBJECT_HKEY), NONHLTH_TRV_UWR_VW_DATA_QUOTE_PARAM_DETAILS_RISK_LIST_RISK_PROPERTY_RULE_LIST_PIVOT_VW.[] (RISK_OBJECT_HKEY). 6 feed branches collapse to 5 RAW key(s). Travel RECORD_SOURCE value(s) parsed from feeds: MAXIMUS_NONHLTH_TRV_CLM_VW_DATA_CLAIM_DETAILS_CLAIM_ATTRIBUTE_PROPERTIES_PIVOT_VW, MAXIMUS_NONHLTH_TRV_CLM_VW_DATA_CLAIM_DETAILS_CLAIM_RISK, MAXIMUS_NONHLTH_TRV_UWR_VW_DATA_POLICY_DETAILS_INSURED_DETAILS, MAXIMUS_NONHLTH_TRV_UWR_VW_DATA_POLICY_DETAILS_INSURED_DETAILS_COVER_DETAILS_COVER_PROPERTY_SIMPLE_PROPERTY_PIVOT_VW, MAXIMUS_NONHLTH_TRV_UWR_VW_DATA_POLICY_DETAILS_INSURED_DETAILS_RISK_PROPERTY_MULTI_SET_PROPERTY_MULTI_SET_DETAIL_PROPERTY_PIVOT_VW, MAXIMUS_NONHLTH_TRV_UWR_VW_DATA_POLICY_DETAILS_INSURED_DETAILS_RISK_PROPERTY_SIMPLE_PROPERTY_PIVOT_VW (+6 more). Excluded: hubfeed_mtv2_risk_object &lt;- stg2_mtv2__clm_clmd_clmrsk: key uses walk column(s) w0_policyno from parent view(s) -- not resolvable to a single RAW table in the first-cut, skipped.. Excluded: hubfeed_mtv2_risk_object &lt;- stg2_mtv2__uwr_pol_ins: key uses walk column(s) w0_policy_number from parent view(s) -- not resolvable to a single RAW table in the first-cut, skipped.. Excluded: hubfeed_mtv2_risk_object &lt;- stg2_mtv2__uwr_pol_ins: key uses walk column(s) w0_policy_number from parent view(s) -- not resolvable to a single RAW table in the first-cut, skipped.. Excluded: hubfeed_mtv2_risk_object &lt;- stg2_mtv2__uwr_pol_ins_cov_covp_sp_pv: key uses walk column(s) w0_policy_number from parent view(s) -- not resolvable to a single RAW table in the first-cut, skipped.. Excluded: hubfeed_mtv2_risk_object &lt;- stg2_mtv2__uwr_pol_ins_rskp_msp_msd_prop_pv: key uses walk column(s) w0_policy_number from parent view(s) -- not resolvable to a single RAW table in the first-cut, skipped.. Excluded: hubfeed_mtv2_risk_object &lt;- stg2_mtv2__uwr_pol_ins_rskp_sp_pv: key uses walk column(s) w0_policy_number from parent view(s) -- not resolvable to a single RAW table in the first-cut, skipped.. Excluded: hubfeed_mtv2_risk_object &lt;- stg2_mtv2__uwr_pol_ins_rskp_sp_pv: key uses walk column(s) w0_policy_number from parent view(s) -- not resolvable to a single RAW table in the first-cut, skipped.. Excluded: hubfeed_mtv2_risk_object &lt;- stg2_mtv2__uwr_qpd_rskl: key uses walk column(s) w0_policy_quote_number from parent view(s) -- not resolvable to a single RAW table in the first-cut, skipped.. Excluded: hubfeed_mtv2_risk_object &lt;- stg2_mtv2__uwr_qpd_rskl_rskc: key uses walk column(s) w1_pol_risk_id from parent view(s) -- not resolvable to a single RAW table in the first-cut, skipped..</w:t>
+        <w:t xml:space="preserve">5 RAW key branch(es): NONHLTH_TRV_CLM_VW_DATA_CLAIM_DETAILS_CLAIM_ATTRIBUTE_PROPERTIES_PIVOT_VW.RISK_CODE (RISK_OBJECT_HKEY__CLAIMED_RISK_ITEM), NONHLTH_TRV_UWR_VW_DATA_POLICY_DETAILS_POLICY_PROPERTY_MULTI_SET_PROPERTY_MULTI_SET_DETAIL_PROPERTY_PIVOT_VW.[PNR+TRIP_NO] (RISK_OBJECT_HKEY), NONHLTH_TRV_UWR_VW_DATA_QUOTE_PARAM_DETAILS_RISK_LIST_MULTI_SET_PROPERTY_INPUT_MULTI_SET_DETAIL_INPUT_PROPERTY_PIVOT_VW.[] (RISK_OBJECT_HKEY), NONHLTH_TRV_UWR_VW_DATA_QUOTE_PARAM_DETAILS_RISK_LIST_RISK_COVER_RISK_COVER_PROPERTY_RULE_LIST_PIVOT_VW.[] (RISK_OBJECT_HKEY), NONHLTH_TRV_UWR_VW_DATA_QUOTE_PARAM_DETAILS_RISK_LIST_RISK_PROPERTY_RULE_LIST_PIVOT_VW.[] (RISK_OBJECT_HKEY). 6 feed branches collapse to 5 RAW key(s). Travel RECORD_SOURCE value(s) parsed from feeds: MAXIMUS_NONHLTH_TRV_CLM_VW_DATA_CLAIM_DETAILS_CLAIM_ATTRIBUTE_PROPERTIES_PIVOT_VW, MAXIMUS_NONHLTH_TRV_CLM_VW_DATA_CLAIM_DETAILS_CLAIM_RISK, MAXIMUS_NONHLTH_TRV_UWR_VW_DATA_POLICY_DETAILS_INSURED_DETAILS, MAXIMUS_NONHLTH_TRV_UWR_VW_DATA_POLICY_DETAILS_INSURED_DETAILS_COVER_DETAILS_COVER_PROPERTY_SIMPLE_PROPERTY_PIVOT_VW, MAXIMUS_NONHLTH_TRV_UWR_VW_DATA_POLICY_DETAILS_INSURED_DETAILS_RISK_PROPERTY_MULTI_SET_PROPERTY_MULTI_SET_DETAIL_PROPERTY_PIVOT_VW, MAXIMUS_NONHLTH_TRV_UWR_VW_DATA_POLICY_DETAILS_INSURED_DETAILS_RISK_PROPERTY_SIMPLE_PROPERTY_PIVOT_VW (+6 more). Excluded: hubfeed_mt_risk_object &lt;- stg2_mt__clm_clmd_clmrsk: key uses walk column(s) w0_policyno from parent view(s) -- not resolvable to a single RAW table in the first-cut, skipped.. Excluded: hubfeed_mt_risk_object &lt;- stg2_mt__uwr_pol_ins: key uses walk column(s) w0_policy_number from parent view(s) -- not resolvable to a single RAW table in the first-cut, skipped.. Excluded: hubfeed_mt_risk_object &lt;- stg2_mt__uwr_pol_ins: key uses walk column(s) w0_policy_number from parent view(s) -- not resolvable to a single RAW table in the first-cut, skipped.. Excluded: hubfeed_mt_risk_object &lt;- stg2_mt__uwr_pol_ins_cov_covp_sp_pv: key uses walk column(s) w0_policy_number from parent view(s) -- not resolvable to a single RAW table in the first-cut, skipped.. Excluded: hubfeed_mt_risk_object &lt;- stg2_mt__uwr_pol_ins_rskp_msp_msd_prop_pv: key uses walk column(s) w0_policy_number from parent view(s) -- not resolvable to a single RAW table in the first-cut, skipped.. Excluded: hubfeed_mt_risk_object &lt;- stg2_mt__uwr_pol_ins_rskp_sp_pv: key uses walk column(s) w0_policy_number from parent view(s) -- not resolvable to a single RAW table in the first-cut, skipped.. Excluded: hubfeed_mt_risk_object &lt;- stg2_mt__uwr_pol_ins_rskp_sp_pv: key uses walk column(s) w0_policy_number from parent view(s) -- not resolvable to a single RAW table in the first-cut, skipped.. Excluded: hubfeed_mt_risk_object &lt;- stg2_mt__uwr_qpd_rskl: key uses walk column(s) w0_policy_quote_number from parent view(s) -- not resolvable to a single RAW table in the first-cut, skipped.. Excluded: hubfeed_mt_risk_object &lt;- stg2_mt__uwr_qpd_rskl_rskc: key uses walk column(s) w1_pol_risk_id from parent view(s) -- not resolvable to a single RAW table in the first-cut, skipped..</w:t>
       </w:r>
     </w:p>
     <w:p>
@@ -7937,53 +7937,53 @@
               </w:rPr>
               <w:t xml:space="preserve">with src as (</w:t>
               <w:br/>
-              <w:t xml:space="preserve">    -- via hubfeed_mtv2_risk_object &lt;- stg2_mtv2__clm_clmd_clmap_pv</w:t>
+              <w:t xml:space="preserve">    -- via hubfeed_mt_risk_object &lt;- stg2_mt__clm_clmd_clmap_pv</w:t>
               <w:br/>
               <w:t xml:space="preserve">    select 'NONHLTH_TRV_CLM_VW_DATA_CLAIM_DETAILS_CLAIM_ATTRIBUTE_PROPERTIES_PIVOT_VW.RISK_CODE (RISK_OBJECT_HKEY__CLAIMED_RISK_ITEM)' as src_branch,</w:t>
               <w:br/>
               <w:t xml:space="preserve">           MD5_BINARY(NULLIF(UPPER(TRIM(CAST('HUB_RISK_OBJECT|' || (nullif(trim(case when coalesce(nullif(trim(w3_policyno),''), nullif(trim(nullif(trim(to_varchar("RISK_CODE")), '')),'')) is not null then 'RISK:' || nullif(trim(w3_policyno), '') || '#' || nullif(trim(nullif(trim(to_varchar("RISK_CODE")), '')), '') end),'')) AS VARCHAR))), '')) as hkey</w:t>
               <w:br/>
-              <w:t xml:space="preserve">      from RAW.MAXIMUS_TRAVEL_V2.NONHLTH_TRV_CLM_VW_DATA_CLAIM_DETAILS_CLAIM_ATTRIBUTE_PROPERTIES_PIVOT_VW</w:t>
+              <w:t xml:space="preserve">      from RAW.MAXIMUS_TRAVEL.NONHLTH_TRV_CLM_VW_DATA_CLAIM_DETAILS_CLAIM_ATTRIBUTE_PROPERTIES_PIVOT_VW</w:t>
               <w:br/>
               <w:t xml:space="preserve">    union all</w:t>
               <w:br/>
-              <w:t xml:space="preserve">    -- via hubfeed_mtv2_risk_object &lt;- stg2_mtv2__uwr_pol_polp_msp_msd_prop_pv</w:t>
+              <w:t xml:space="preserve">    -- via hubfeed_mt_risk_object &lt;- stg2_mt__uwr_pol_polp_msp_msd_prop_pv</w:t>
               <w:br/>
               <w:t xml:space="preserve">    select 'NONHLTH_TRV_UWR_VW_DATA_POLICY_DETAILS_POLICY_PROPERTY_MULTI_SET_PROPERTY_MULTI_SET_DETAIL_PROPERTY_PIVOT_VW.[PNR+TRIP_NO] (RISK_OBJECT_HKEY)' as src_branch,</w:t>
               <w:br/>
               <w:t xml:space="preserve">           MD5_BINARY(NULLIF(UPPER(TRIM(CAST('HUB_RISK_OBJECT|' || (nullif(trim(case when coalesce(nullif(trim(nullif(trim(to_varchar("PNR")), '')),''), nullif(trim(nullif(trim(to_varchar("TRIP_NO")), '')),'')) is not null then 'TRIP:' || coalesce(nullif(trim(nullif(trim(to_varchar("PNR")), '')), ''), nullif(trim(nullif(trim(to_varchar("TRIP_NO")), '')), '')) end),'')) AS VARCHAR))), '')) as hkey</w:t>
               <w:br/>
-              <w:t xml:space="preserve">      from RAW.MAXIMUS_TRAVEL_V2.NONHLTH_TRV_UWR_VW_DATA_POLICY_DETAILS_POLICY_PROPERTY_MULTI_SET_PROPERTY_MULTI_SET_DETAIL_PROPERTY_PIVOT_VW</w:t>
+              <w:t xml:space="preserve">      from RAW.MAXIMUS_TRAVEL.NONHLTH_TRV_UWR_VW_DATA_POLICY_DETAILS_POLICY_PROPERTY_MULTI_SET_PROPERTY_MULTI_SET_DETAIL_PROPERTY_PIVOT_VW</w:t>
               <w:br/>
               <w:t xml:space="preserve">    union all</w:t>
               <w:br/>
-              <w:t xml:space="preserve">    -- via hubfeed_mtv2_risk_object &lt;- stg2_mtv2__uwr_qpd_rskl_msp_imsd_inp_pv</w:t>
+              <w:t xml:space="preserve">    -- via hubfeed_mt_risk_object &lt;- stg2_mt__uwr_qpd_rskl_msp_imsd_inp_pv</w:t>
               <w:br/>
               <w:t xml:space="preserve">    select 'NONHLTH_TRV_UWR_VW_DATA_QUOTE_PARAM_DETAILS_RISK_LIST_MULTI_SET_PROPERTY_INPUT_MULTI_SET_DETAIL_INPUT_PROPERTY_PIVOT_VW.[] (RISK_OBJECT_HKEY)' as src_branch,</w:t>
               <w:br/>
               <w:t xml:space="preserve">           MD5_BINARY(NULLIF(UPPER(TRIM(CAST('HUB_RISK_OBJECT|' || (nullif(trim(case when coalesce(nullif(trim(w0_policy_quote_number),''), nullif(trim(w1_pol_risk_id),'')) is not null then 'RISK:' || nullif(trim(w0_policy_quote_number), '') || '#' || nullif(trim(w1_pol_risk_id), '') end),'')) AS VARCHAR))), '')) as hkey</w:t>
               <w:br/>
-              <w:t xml:space="preserve">      from RAW.MAXIMUS_TRAVEL_V2.NONHLTH_TRV_UWR_VW_DATA_QUOTE_PARAM_DETAILS_RISK_LIST_MULTI_SET_PROPERTY_INPUT_MULTI_SET_DETAIL_INPUT_PROPERTY_PIVOT_VW</w:t>
+              <w:t xml:space="preserve">      from RAW.MAXIMUS_TRAVEL.NONHLTH_TRV_UWR_VW_DATA_QUOTE_PARAM_DETAILS_RISK_LIST_MULTI_SET_PROPERTY_INPUT_MULTI_SET_DETAIL_INPUT_PROPERTY_PIVOT_VW</w:t>
               <w:br/>
               <w:t xml:space="preserve">    union all</w:t>
               <w:br/>
-              <w:t xml:space="preserve">    -- via hubfeed_mtv2_risk_object &lt;- stg2_mtv2__uwr_qpd_rskl_rskc_rskc_prop_rl_pv</w:t>
+              <w:t xml:space="preserve">    -- via hubfeed_mt_risk_object &lt;- stg2_mt__uwr_qpd_rskl_rskc_rskc_prop_rl_pv</w:t>
               <w:br/>
               <w:t xml:space="preserve">    select 'NONHLTH_TRV_UWR_VW_DATA_QUOTE_PARAM_DETAILS_RISK_LIST_RISK_COVER_RISK_COVER_PROPERTY_RULE_LIST_PIVOT_VW.[] (RISK_OBJECT_HKEY)' as src_branch,</w:t>
               <w:br/>
               <w:t xml:space="preserve">           MD5_BINARY(NULLIF(UPPER(TRIM(CAST('HUB_RISK_OBJECT|' || (nullif(trim(case when coalesce(nullif(trim(w0_policy_quote_number),''), nullif(trim(w1_pol_risk_id),'')) is not null then 'RISK:' || nullif(trim(w0_policy_quote_number), '') || '#' || nullif(trim(w1_pol_risk_id), '') end),'')) AS VARCHAR))), '')) as hkey</w:t>
               <w:br/>
-              <w:t xml:space="preserve">      from RAW.MAXIMUS_TRAVEL_V2.NONHLTH_TRV_UWR_VW_DATA_QUOTE_PARAM_DETAILS_RISK_LIST_RISK_COVER_RISK_COVER_PROPERTY_RULE_LIST_PIVOT_VW</w:t>
+              <w:t xml:space="preserve">      from RAW.MAXIMUS_TRAVEL.NONHLTH_TRV_UWR_VW_DATA_QUOTE_PARAM_DETAILS_RISK_LIST_RISK_COVER_RISK_COVER_PROPERTY_RULE_LIST_PIVOT_VW</w:t>
               <w:br/>
               <w:t xml:space="preserve">    union all</w:t>
               <w:br/>
-              <w:t xml:space="preserve">    -- via hubfeed_mtv2_risk_object &lt;- stg2_mtv2__uwr_qpd_rskl_rskp_rl_pv</w:t>
+              <w:t xml:space="preserve">    -- via hubfeed_mt_risk_object &lt;- stg2_mt__uwr_qpd_rskl_rskp_rl_pv</w:t>
               <w:br/>
               <w:t xml:space="preserve">    select 'NONHLTH_TRV_UWR_VW_DATA_QUOTE_PARAM_DETAILS_RISK_LIST_RISK_PROPERTY_RULE_LIST_PIVOT_VW.[] (RISK_OBJECT_HKEY)' as src_branch,</w:t>
               <w:br/>
               <w:t xml:space="preserve">           MD5_BINARY(NULLIF(UPPER(TRIM(CAST('HUB_RISK_OBJECT|' || (nullif(trim(case when coalesce(nullif(trim(w0_policy_quote_number),''), nullif(trim(w1_pol_risk_id),'')) is not null then 'RISK:' || nullif(trim(w0_policy_quote_number), '') || '#' || nullif(trim(w1_pol_risk_id), '') end),'')) AS VARCHAR))), '')) as hkey</w:t>
               <w:br/>
-              <w:t xml:space="preserve">      from RAW.MAXIMUS_TRAVEL_V2.NONHLTH_TRV_UWR_VW_DATA_QUOTE_PARAM_DETAILS_RISK_LIST_RISK_PROPERTY_RULE_LIST_PIVOT_VW</w:t>
+              <w:t xml:space="preserve">      from RAW.MAXIMUS_TRAVEL.NONHLTH_TRV_UWR_VW_DATA_QUOTE_PARAM_DETAILS_RISK_LIST_RISK_PROPERTY_RULE_LIST_PIVOT_VW</w:t>
               <w:br/>
               <w:t xml:space="preserve">)</w:t>
               <w:br/>
@@ -8297,7 +8297,7 @@
         <w:t xml:space="preserve">Note: </w:t>
       </w:r>
       <w:r>
-        <w:t xml:space="preserve">5 RAW key branch(es): NONHLTH_TRV_CLM_VW_DATA_CLAIM_DETAILS.CLAIMNO (CLAIM_HKEY), NONHLTH_TRV_CLM_VW_DATA_CLAIM_DETAILS_CLAIM_ATTRIBUTE_PROPERTIES_PIVOT_VW.LINKED_CLAIM_NUMBER (CLAIM_HKEY__LINKED_CLAIM), NONHLTH_TRV_CLM_VW_DATA_CLAIM_DETAILS_CLAIM_RISK_RISK_ATTRIBUTE_PROPERTIES_PIVOT_VW.LINKED_DELAY_OF_BAGGAGE_CLAIM (CLAIM_HKEY__LINKED_BAGGAGE_DELAY_CLAIM), NONHLTH_TRV_CLM_VW_DATA_CLAIM_DETAILS_CLAIM_RISK_RISK_ATTRIBUTE_PROPERTIES_PIVOT_VW.LINKED_HEALTH_CLAIM (CLAIM_HKEY__LINKED_HEALTH_CLAIM), NONHLTH_TRV_CLM_VW_DATA_CLAIM_DETAILS_CLAIM_RISK_RISK_ATTRIBUTE_PROPERTIES_PIVOT_VW.LINKED_TRIP_DELAY_CLAIM_NUMBER (CLAIM_HKEY__LINKED_TRIP_DELAY_CLAIM). Travel RECORD_SOURCE value(s) parsed from feeds: MAXIMUS_NONHLTH_TRV_CLM_VW_DATA_CLAIM_DETAILS, MAXIMUS_NONHLTH_TRV_CLM_VW_DATA_CLAIM_DETAILS_CLAIM_ATTRIBUTE_MULTI_SET_PROPERTY_MULTI_SET_DETAIL_PROPERTY_PIVOT_VW, MAXIMUS_NONHLTH_TRV_CLM_VW_DATA_CLAIM_DETAILS_CLAIM_ATTRIBUTE_PROPERTIES_PIVOT_VW, MAXIMUS_NONHLTH_TRV_CLM_VW_DATA_CLAIM_DETAILS_CLAIM_COVER_MULTI_SET_DETAIL_PROPERTY_PIVOT_VW, MAXIMUS_NONHLTH_TRV_CLM_VW_DATA_CLAIM_DETAILS_CLAIM_EVENT_FOLLOWUP, MAXIMUS_NONHLTH_TRV_CLM_VW_DATA_CLAIM_DETAILS_CLAIM_HISTORY (+7 more). Excluded: hubfeed_mtv2_claim &lt;- stg2_mtv2__clm_clmd_claim_event_followup: key uses walk column(s) w0_claimno from parent view(s) -- not resolvable to a single RAW table in the first-cut, skipped.. Excluded: hubfeed_mtv2_claim &lt;- stg2_mtv2__clm_clmd_claim_history: key uses walk column(s) w0_claimno from parent view(s) -- not resolvable to a single RAW table in the first-cut, skipped.. Excluded: hubfeed_mtv2_claim &lt;- stg2_mtv2__clm_clmd_claim_reserve: key uses walk column(s) w0_claimno from parent view(s) -- not resolvable to a single RAW table in the first-cut, skipped.. Excluded: hubfeed_mtv2_claim &lt;- stg2_mtv2__clm_clmd_claim_reserve: key uses walk column(s) w1_claimno from parent view(s) -- not resolvable to a single RAW table in the first-cut, skipped.. Excluded: hubfeed_mtv2_claim &lt;- stg2_mtv2__clm_clmd_clma_msp_msd_prop_pv: key uses walk column(s) w0_claimno from parent view(s) -- not resolvable to a single RAW table in the first-cut, skipped.. Excluded: hubfeed_mtv2_claim &lt;- stg2_mtv2__clm_clmd_clmap_pv: key uses walk column(s) w0_claimno from parent view(s) -- not resolvable to a single RAW table in the first-cut, skipped.. Excluded: hubfeed_mtv2_claim &lt;- stg2_mtv2__clm_clmd_clmap_pv: key uses walk column(s) w0_claimno from parent view(s) -- not resolvable to a single RAW table in the first-cut, skipped.. Excluded: hubfeed_mtv2_claim &lt;- stg2_mtv2__clm_clmd_clmcov_msd_prop_pv: key uses walk column(s) w0_claimno from parent view(s) -- not resolvable to a single RAW table in the first-cut, skipped.. Excluded: hubfeed_mtv2_claim &lt;- stg2_mtv2__clm_clmd_clmpay: key uses walk column(s) w0_claimno from parent view(s) -- not resolvable to a single RAW table in the first-cut, skipped.. Excluded: hubfeed_mtv2_claim &lt;- stg2_mtv2__clm_clmd_clmpay: key uses walk column(s) w0_claimno from parent view(s) -- not resolvable to a single RAW table in the first-cut, skipped.. Excluded: hubfeed_mtv2_claim &lt;- stg2_mtv2__clm_clmd_clmpay_payp_pv: key uses walk column(s) w0_claimno from parent view(s) -- not resolvable to a single RAW table in the first-cut, skipped.. Excluded: hubfeed_mtv2_claim &lt;- stg2_mtv2__clm_clmd_clmpty: key uses walk column(s) w0_claimno from parent view(s) -- not resolvable to a single RAW table in the first-cut, skipped.. Excluded: hubfeed_mtv2_claim &lt;- stg2_mtv2__clm_clmd_clmrsk_party: key uses walk column(s) w0_claimno from parent view(s) -- not resolvable to a single RAW table in the first-cut, skipped.. Excluded: hubfeed_mtv2_claim &lt;- stg2_mtv2__clm_clmd_clmrsk_rska_msp_msd_prop_pv: key uses walk column(s) w0_claimno from parent view(s) -- not resolvable to a single RAW table in the first-cut, skipped.. Excluded: hubfeed_mtv2_claim &lt;- stg2_mtv2__clm_clmd_clmrsk_rska_msp_msd_prop_pv: key uses walk column(s) w0_claimno from parent view(s) -- not resolvable to a single RAW table in the first-cut, skipped.. Excluded: hubfeed_mtv2_claim &lt;- stg2_mtv2__clm_clmd_clmrsk_rska_msp_msd_prop_pv: key uses walk column(s) w0_claimno from parent view(s) -- not resolvable to a single RAW table in the first-cut, skipped.. Excluded: hubfeed_mtv2_claim &lt;- stg2_mtv2__clm_clmd_clmrsk_rska_msp_msd_prop_pv: key uses walk column(s) w0_claimno from parent view(s) -- not resolvable to a single RAW table in the first-cut, skipped.. Excluded: hubfeed_mtv2_claim &lt;- stg2_mtv2__clm_clmd_clmrsk_rska_msp_msd_prop_pv: key uses walk column(s) w0_claimno from parent view(s) -- not resolvable to a single RAW table in the first-cut, skipped.. Excluded: hubfeed_mtv2_claim &lt;- stg2_mtv2__clm_clmd_clmrsk_rska_msp_msd_prop_pv: key uses walk column(s) w0_claimno from parent view(s) -- not resolvable to a single RAW table in the first-cut, skipped.. Excluded: hubfeed_mtv2_claim &lt;- stg2_mtv2__clm_clmd_clmrsk_rska_properties_pv: key uses walk column(s) w0_claimno from parent view(s) -- not resolvable to a single RAW table in the first-cut, skipped.. Excluded: hubfeed_mtv2_claim &lt;- stg2_mtv2_up__clm_clmd_clmap_pv__sat_claim_note &lt;- up_mtv2__clm_clmd_clmap_pv__sat_claim_note: arm uses walk column(s), skipped.. Excluded: hubfeed_mtv2_claim &lt;- stg2_mtv2_up__clm_clmd_clmap_pv__sat_claim_note &lt;- up_mtv2__clm_clmd_clmap_pv__sat_claim_note: arm uses walk column(s), skipped.. Excluded: hubfeed_mtv2_claim &lt;- stg2_mtv2_up__clm_clmd_clmap_pv__sat_claim_note &lt;- up_mtv2__clm_clmd_clmap_pv__sat_claim_note: arm uses walk column(s), skipped.. Excluded: hubfeed_mtv2_claim &lt;- stg2_mtv2_up__clm_clmd_clmap_pv__sat_claim_note &lt;- up_mtv2__clm_clmd_clmap_pv__sat_claim_note: arm uses walk column(s), skipped.. Excluded: hubfeed_mtv2_claim &lt;- stg2_mtv2_up__clm_clmd_clmap_pv__sat_claim_note &lt;- up_mtv2__clm_clmd_clmap_pv__sat_claim_note: arm uses walk column(s), skipped.. Excluded: hubfeed_mtv2_claim &lt;- stg2_mtv2_up__clm_clmd_clmap_pv__sat_claim_note &lt;- up_mtv2__clm_clmd_clmap_pv__sat_claim_note: arm uses walk column(s), skipped.. Excluded: hubfeed_mtv2_claim &lt;- stg2_mtv2_up__clm_clmd_clmap_pv__sat_claim_note &lt;- up_mtv2__clm_clmd_clmap_pv__sat_claim_note: arm uses walk column(s), skipped.. Excluded: hubfeed_mtv2_claim &lt;- stg2_mtv2_up__clm_clmd_clmap_pv__sat_claim_note &lt;- up_mtv2__clm_clmd_clmap_pv__sat_claim_note: arm uses walk column(s), skipped.. Excluded: hubfeed_mtv2_claim &lt;- stg2_mtv2_up__clm_clmd_clmap_pv__sat_claim_note &lt;- up_mtv2__clm_clmd_clmap_pv__sat_claim_note: arm uses walk column(s), skipped.. Excluded: hubfeed_mtv2_claim &lt;- stg2_mtv2_up__clm_clmd_clmrsk_rska_properties_pv__sat_claim_note &lt;- up_mtv2__clm_clmd_clmrsk_rska_properties_pv__sat_claim_note: arm uses walk column(s), skipped.. Excluded: hubfeed_mtv2_claim &lt;- stg2_mtv2_up__clm_clmd_clmrsk_rska_properties_pv__sat_claim_note &lt;- up_mtv2__clm_clmd_clmrsk_rska_properties_pv__sat_claim_note: arm uses walk column(s), skipped.. Excluded: hubfeed_mtv2_claim &lt;- stg2_mtv2_up__clm_clmd_clmrsk_rska_properties_pv__sat_claim_note &lt;- up_mtv2__clm_clmd_clmrsk_rska_properties_pv__sat_claim_note: arm uses walk column(s), skipped..</w:t>
+        <w:t xml:space="preserve">5 RAW key branch(es): NONHLTH_TRV_CLM_VW_DATA_CLAIM_DETAILS.CLAIMNO (CLAIM_HKEY), NONHLTH_TRV_CLM_VW_DATA_CLAIM_DETAILS_CLAIM_ATTRIBUTE_PROPERTIES_PIVOT_VW.LINKED_CLAIM_NUMBER (CLAIM_HKEY__LINKED_CLAIM), NONHLTH_TRV_CLM_VW_DATA_CLAIM_DETAILS_CLAIM_RISK_RISK_ATTRIBUTE_PROPERTIES_PIVOT_VW.LINKED_DELAY_OF_BAGGAGE_CLAIM (CLAIM_HKEY__LINKED_BAGGAGE_DELAY_CLAIM), NONHLTH_TRV_CLM_VW_DATA_CLAIM_DETAILS_CLAIM_RISK_RISK_ATTRIBUTE_PROPERTIES_PIVOT_VW.LINKED_HEALTH_CLAIM (CLAIM_HKEY__LINKED_HEALTH_CLAIM), NONHLTH_TRV_CLM_VW_DATA_CLAIM_DETAILS_CLAIM_RISK_RISK_ATTRIBUTE_PROPERTIES_PIVOT_VW.LINKED_TRIP_DELAY_CLAIM_NUMBER (CLAIM_HKEY__LINKED_TRIP_DELAY_CLAIM). Travel RECORD_SOURCE value(s) parsed from feeds: MAXIMUS_NONHLTH_TRV_CLM_VW_DATA_CLAIM_DETAILS, MAXIMUS_NONHLTH_TRV_CLM_VW_DATA_CLAIM_DETAILS_CLAIM_ATTRIBUTE_MULTI_SET_PROPERTY_MULTI_SET_DETAIL_PROPERTY_PIVOT_VW, MAXIMUS_NONHLTH_TRV_CLM_VW_DATA_CLAIM_DETAILS_CLAIM_ATTRIBUTE_PROPERTIES_PIVOT_VW, MAXIMUS_NONHLTH_TRV_CLM_VW_DATA_CLAIM_DETAILS_CLAIM_COVER_MULTI_SET_DETAIL_PROPERTY_PIVOT_VW, MAXIMUS_NONHLTH_TRV_CLM_VW_DATA_CLAIM_DETAILS_CLAIM_EVENT_FOLLOWUP, MAXIMUS_NONHLTH_TRV_CLM_VW_DATA_CLAIM_DETAILS_CLAIM_HISTORY (+7 more). Excluded: hubfeed_mt_claim &lt;- stg2_mt__clm_clmd_claim_event_followup: key uses walk column(s) w0_claimno from parent view(s) -- not resolvable to a single RAW table in the first-cut, skipped.. Excluded: hubfeed_mt_claim &lt;- stg2_mt__clm_clmd_claim_history: key uses walk column(s) w0_claimno from parent view(s) -- not resolvable to a single RAW table in the first-cut, skipped.. Excluded: hubfeed_mt_claim &lt;- stg2_mt__clm_clmd_claim_reserve: key uses walk column(s) w0_claimno from parent view(s) -- not resolvable to a single RAW table in the first-cut, skipped.. Excluded: hubfeed_mt_claim &lt;- stg2_mt__clm_clmd_claim_reserve: key uses walk column(s) w1_claimno from parent view(s) -- not resolvable to a single RAW table in the first-cut, skipped.. Excluded: hubfeed_mt_claim &lt;- stg2_mt__clm_clmd_clma_msp_msd_prop_pv: key uses walk column(s) w0_claimno from parent view(s) -- not resolvable to a single RAW table in the first-cut, skipped.. Excluded: hubfeed_mt_claim &lt;- stg2_mt__clm_clmd_clmap_pv: key uses walk column(s) w0_claimno from parent view(s) -- not resolvable to a single RAW table in the first-cut, skipped.. Excluded: hubfeed_mt_claim &lt;- stg2_mt__clm_clmd_clmap_pv: key uses walk column(s) w0_claimno from parent view(s) -- not resolvable to a single RAW table in the first-cut, skipped.. Excluded: hubfeed_mt_claim &lt;- stg2_mt__clm_clmd_clmcov_msd_prop_pv: key uses walk column(s) w0_claimno from parent view(s) -- not resolvable to a single RAW table in the first-cut, skipped.. Excluded: hubfeed_mt_claim &lt;- stg2_mt__clm_clmd_clmpay: key uses walk column(s) w0_claimno from parent view(s) -- not resolvable to a single RAW table in the first-cut, skipped.. Excluded: hubfeed_mt_claim &lt;- stg2_mt__clm_clmd_clmpay: key uses walk column(s) w0_claimno from parent view(s) -- not resolvable to a single RAW table in the first-cut, skipped.. Excluded: hubfeed_mt_claim &lt;- stg2_mt__clm_clmd_clmpay_payp_pv: key uses walk column(s) w0_claimno from parent view(s) -- not resolvable to a single RAW table in the first-cut, skipped.. Excluded: hubfeed_mt_claim &lt;- stg2_mt__clm_clmd_clmpty: key uses walk column(s) w0_claimno from parent view(s) -- not resolvable to a single RAW table in the first-cut, skipped.. Excluded: hubfeed_mt_claim &lt;- stg2_mt__clm_clmd_clmrsk_party: key uses walk column(s) w0_claimno from parent view(s) -- not resolvable to a single RAW table in the first-cut, skipped.. Excluded: hubfeed_mt_claim &lt;- stg2_mt__clm_clmd_clmrsk_rska_msp_msd_prop_pv: key uses walk column(s) w0_claimno from parent view(s) -- not resolvable to a single RAW table in the first-cut, skipped.. Excluded: hubfeed_mt_claim &lt;- stg2_mt__clm_clmd_clmrsk_rska_msp_msd_prop_pv: key uses walk column(s) w0_claimno from parent view(s) -- not resolvable to a single RAW table in the first-cut, skipped.. Excluded: hubfeed_mt_claim &lt;- stg2_mt__clm_clmd_clmrsk_rska_msp_msd_prop_pv: key uses walk column(s) w0_claimno from parent view(s) -- not resolvable to a single RAW table in the first-cut, skipped.. Excluded: hubfeed_mt_claim &lt;- stg2_mt__clm_clmd_clmrsk_rska_msp_msd_prop_pv: key uses walk column(s) w0_claimno from parent view(s) -- not resolvable to a single RAW table in the first-cut, skipped.. Excluded: hubfeed_mt_claim &lt;- stg2_mt__clm_clmd_clmrsk_rska_msp_msd_prop_pv: key uses walk column(s) w0_claimno from parent view(s) -- not resolvable to a single RAW table in the first-cut, skipped.. Excluded: hubfeed_mt_claim &lt;- stg2_mt__clm_clmd_clmrsk_rska_msp_msd_prop_pv: key uses walk column(s) w0_claimno from parent view(s) -- not resolvable to a single RAW table in the first-cut, skipped.. Excluded: hubfeed_mt_claim &lt;- stg2_mt__clm_clmd_clmrsk_rska_properties_pv: key uses walk column(s) w0_claimno from parent view(s) -- not resolvable to a single RAW table in the first-cut, skipped.. Excluded: hubfeed_mt_claim &lt;- stg2_mt_up__clm_clmd_clmap_pv__sat_claim_note &lt;- up_mt__clm_clmd_clmap_pv__sat_claim_note: arm uses walk column(s), skipped.. Excluded: hubfeed_mt_claim &lt;- stg2_mt_up__clm_clmd_clmap_pv__sat_claim_note &lt;- up_mt__clm_clmd_clmap_pv__sat_claim_note: arm uses walk column(s), skipped.. Excluded: hubfeed_mt_claim &lt;- stg2_mt_up__clm_clmd_clmap_pv__sat_claim_note &lt;- up_mt__clm_clmd_clmap_pv__sat_claim_note: arm uses walk column(s), skipped.. Excluded: hubfeed_mt_claim &lt;- stg2_mt_up__clm_clmd_clmap_pv__sat_claim_note &lt;- up_mt__clm_clmd_clmap_pv__sat_claim_note: arm uses walk column(s), skipped.. Excluded: hubfeed_mt_claim &lt;- stg2_mt_up__clm_clmd_clmap_pv__sat_claim_note &lt;- up_mt__clm_clmd_clmap_pv__sat_claim_note: arm uses walk column(s), skipped.. Excluded: hubfeed_mt_claim &lt;- stg2_mt_up__clm_clmd_clmap_pv__sat_claim_note &lt;- up_mt__clm_clmd_clmap_pv__sat_claim_note: arm uses walk column(s), skipped.. Excluded: hubfeed_mt_claim &lt;- stg2_mt_up__clm_clmd_clmap_pv__sat_claim_note &lt;- up_mt__clm_clmd_clmap_pv__sat_claim_note: arm uses walk column(s), skipped.. Excluded: hubfeed_mt_claim &lt;- stg2_mt_up__clm_clmd_clmap_pv__sat_claim_note &lt;- up_mt__clm_clmd_clmap_pv__sat_claim_note: arm uses walk column(s), skipped.. Excluded: hubfeed_mt_claim &lt;- stg2_mt_up__clm_clmd_clmap_pv__sat_claim_note &lt;- up_mt__clm_clmd_clmap_pv__sat_claim_note: arm uses walk column(s), skipped.. Excluded: hubfeed_mt_claim &lt;- stg2_mt_up__clm_clmd_clmrsk_rska_properties_pv__sat_claim_note &lt;- up_mt__clm_clmd_clmrsk_rska_properties_pv__sat_claim_note: arm uses walk column(s), skipped.. Excluded: hubfeed_mt_claim &lt;- stg2_mt_up__clm_clmd_clmrsk_rska_properties_pv__sat_claim_note &lt;- up_mt__clm_clmd_clmrsk_rska_properties_pv__sat_claim_note: arm uses walk column(s), skipped.. Excluded: hubfeed_mt_claim &lt;- stg2_mt_up__clm_clmd_clmrsk_rska_properties_pv__sat_claim_note &lt;- up_mt__clm_clmd_clmrsk_rska_properties_pv__sat_claim_note: arm uses walk column(s), skipped..</w:t>
       </w:r>
     </w:p>
     <w:p>
@@ -8382,53 +8382,53 @@
               </w:rPr>
               <w:t xml:space="preserve">with src as (</w:t>
               <w:br/>
-              <w:t xml:space="preserve">    -- via hubfeed_mtv2_claim &lt;- stg2_mtv2__clm_clmd</w:t>
+              <w:t xml:space="preserve">    -- via hubfeed_mt_claim &lt;- stg2_mt__clm_clmd</w:t>
               <w:br/>
               <w:t xml:space="preserve">    select 'NONHLTH_TRV_CLM_VW_DATA_CLAIM_DETAILS.CLAIMNO (CLAIM_HKEY)' as src_branch,</w:t>
               <w:br/>
               <w:t xml:space="preserve">           MD5_BINARY(NULLIF(UPPER(TRIM(CAST('HUB_CLAIM|' || (nullif(trim(case when coalesce(nullif(trim(nullif(trim(to_varchar("CLAIMNO")), '')),'')) is not null then nullif(trim(nullif(trim(to_varchar("CLAIMNO")), '')), '') end),'')) AS VARCHAR))), '')) as hkey</w:t>
               <w:br/>
-              <w:t xml:space="preserve">      from RAW.MAXIMUS_TRAVEL_V2.NONHLTH_TRV_CLM_VW_DATA_CLAIM_DETAILS</w:t>
+              <w:t xml:space="preserve">      from RAW.MAXIMUS_TRAVEL.NONHLTH_TRV_CLM_VW_DATA_CLAIM_DETAILS</w:t>
               <w:br/>
               <w:t xml:space="preserve">    union all</w:t>
               <w:br/>
-              <w:t xml:space="preserve">    -- via hubfeed_mtv2_claim &lt;- stg2_mtv2__clm_clmd_clmap_pv</w:t>
+              <w:t xml:space="preserve">    -- via hubfeed_mt_claim &lt;- stg2_mt__clm_clmd_clmap_pv</w:t>
               <w:br/>
               <w:t xml:space="preserve">    select 'NONHLTH_TRV_CLM_VW_DATA_CLAIM_DETAILS_CLAIM_ATTRIBUTE_PROPERTIES_PIVOT_VW.LINKED_CLAIM_NUMBER (CLAIM_HKEY__LINKED_CLAIM)' as src_branch,</w:t>
               <w:br/>
               <w:t xml:space="preserve">           MD5_BINARY(NULLIF(UPPER(TRIM(CAST('HUB_CLAIM|' || (nullif(trim(case when coalesce(nullif(trim(nullif(trim(to_varchar("LINKED_CLAIM_NUMBER")), '')),'')) is not null then nullif(trim(nullif(trim(to_varchar("LINKED_CLAIM_NUMBER")), '')), '') end),'')) AS VARCHAR))), '')) as hkey</w:t>
               <w:br/>
-              <w:t xml:space="preserve">      from RAW.MAXIMUS_TRAVEL_V2.NONHLTH_TRV_CLM_VW_DATA_CLAIM_DETAILS_CLAIM_ATTRIBUTE_PROPERTIES_PIVOT_VW</w:t>
+              <w:t xml:space="preserve">      from RAW.MAXIMUS_TRAVEL.NONHLTH_TRV_CLM_VW_DATA_CLAIM_DETAILS_CLAIM_ATTRIBUTE_PROPERTIES_PIVOT_VW</w:t>
               <w:br/>
               <w:t xml:space="preserve">    union all</w:t>
               <w:br/>
-              <w:t xml:space="preserve">    -- via hubfeed_mtv2_claim &lt;- stg2_mtv2__clm_clmd_clmrsk_rska_properties_pv</w:t>
+              <w:t xml:space="preserve">    -- via hubfeed_mt_claim &lt;- stg2_mt__clm_clmd_clmrsk_rska_properties_pv</w:t>
               <w:br/>
               <w:t xml:space="preserve">    select 'NONHLTH_TRV_CLM_VW_DATA_CLAIM_DETAILS_CLAIM_RISK_RISK_ATTRIBUTE_PROPERTIES_PIVOT_VW.LINKED_DELAY_OF_BAGGAGE_CLAIM (CLAIM_HKEY__LINKED_BAGGAGE_DELAY_CLAIM)' as src_branch,</w:t>
               <w:br/>
               <w:t xml:space="preserve">           MD5_BINARY(NULLIF(UPPER(TRIM(CAST('HUB_CLAIM|' || (nullif(trim(case when coalesce(nullif(trim(nullif(trim(to_varchar("LINKED_DELAY_OF_BAGGAGE_CLAIM")), '')),'')) is not null then nullif(trim(nullif(trim(to_varchar("LINKED_DELAY_OF_BAGGAGE_CLAIM")), '')), '') end),'')) AS VARCHAR))), '')) as hkey</w:t>
               <w:br/>
-              <w:t xml:space="preserve">      from RAW.MAXIMUS_TRAVEL_V2.NONHLTH_TRV_CLM_VW_DATA_CLAIM_DETAILS_CLAIM_RISK_RISK_ATTRIBUTE_PROPERTIES_PIVOT_VW</w:t>
+              <w:t xml:space="preserve">      from RAW.MAXIMUS_TRAVEL.NONHLTH_TRV_CLM_VW_DATA_CLAIM_DETAILS_CLAIM_RISK_RISK_ATTRIBUTE_PROPERTIES_PIVOT_VW</w:t>
               <w:br/>
               <w:t xml:space="preserve">    union all</w:t>
               <w:br/>
-              <w:t xml:space="preserve">    -- via hubfeed_mtv2_claim &lt;- stg2_mtv2__clm_clmd_clmrsk_rska_properties_pv</w:t>
+              <w:t xml:space="preserve">    -- via hubfeed_mt_claim &lt;- stg2_mt__clm_clmd_clmrsk_rska_properties_pv</w:t>
               <w:br/>
               <w:t xml:space="preserve">    select 'NONHLTH_TRV_CLM_VW_DATA_CLAIM_DETAILS_CLAIM_RISK_RISK_ATTRIBUTE_PROPERTIES_PIVOT_VW.LINKED_HEALTH_CLAIM (CLAIM_HKEY__LINKED_HEALTH_CLAIM)' as src_branch,</w:t>
               <w:br/>
               <w:t xml:space="preserve">           MD5_BINARY(NULLIF(UPPER(TRIM(CAST('HUB_CLAIM|' || (nullif(trim(case when coalesce(nullif(trim(nullif(trim(to_varchar("LINKED_HEALTH_CLAIM")), '')),'')) is not null then nullif(trim(nullif(trim(to_varchar("LINKED_HEALTH_CLAIM")), '')), '') end),'')) AS VARCHAR))), '')) as hkey</w:t>
               <w:br/>
-              <w:t xml:space="preserve">      from RAW.MAXIMUS_TRAVEL_V2.NONHLTH_TRV_CLM_VW_DATA_CLAIM_DETAILS_CLAIM_RISK_RISK_ATTRIBUTE_PROPERTIES_PIVOT_VW</w:t>
+              <w:t xml:space="preserve">      from RAW.MAXIMUS_TRAVEL.NONHLTH_TRV_CLM_VW_DATA_CLAIM_DETAILS_CLAIM_RISK_RISK_ATTRIBUTE_PROPERTIES_PIVOT_VW</w:t>
               <w:br/>
               <w:t xml:space="preserve">    union all</w:t>
               <w:br/>
-              <w:t xml:space="preserve">    -- via hubfeed_mtv2_claim &lt;- stg2_mtv2__clm_clmd_clmrsk_rska_properties_pv</w:t>
+              <w:t xml:space="preserve">    -- via hubfeed_mt_claim &lt;- stg2_mt__clm_clmd_clmrsk_rska_properties_pv</w:t>
               <w:br/>
               <w:t xml:space="preserve">    select 'NONHLTH_TRV_CLM_VW_DATA_CLAIM_DETAILS_CLAIM_RISK_RISK_ATTRIBUTE_PROPERTIES_PIVOT_VW.LINKED_TRIP_DELAY_CLAIM_NUMBER (CLAIM_HKEY__LINKED_TRIP_DELAY_CLAIM)' as src_branch,</w:t>
               <w:br/>
               <w:t xml:space="preserve">           MD5_BINARY(NULLIF(UPPER(TRIM(CAST('HUB_CLAIM|' || (nullif(trim(case when coalesce(nullif(trim(nullif(trim(to_varchar("LINKED_TRIP_DELAY_CLAIM_NUMBER")), '')),'')) is not null then nullif(trim(nullif(trim(to_varchar("LINKED_TRIP_DELAY_CLAIM_NUMBER")), '')), '') end),'')) AS VARCHAR))), '')) as hkey</w:t>
               <w:br/>
-              <w:t xml:space="preserve">      from RAW.MAXIMUS_TRAVEL_V2.NONHLTH_TRV_CLM_VW_DATA_CLAIM_DETAILS_CLAIM_RISK_RISK_ATTRIBUTE_PROPERTIES_PIVOT_VW</w:t>
+              <w:t xml:space="preserve">      from RAW.MAXIMUS_TRAVEL.NONHLTH_TRV_CLM_VW_DATA_CLAIM_DETAILS_CLAIM_RISK_RISK_ATTRIBUTE_PROPERTIES_PIVOT_VW</w:t>
               <w:br/>
               <w:t xml:space="preserve">)</w:t>
               <w:br/>
@@ -8827,143 +8827,143 @@
               </w:rPr>
               <w:t xml:space="preserve">with src as (</w:t>
               <w:br/>
-              <w:t xml:space="preserve">    -- via hubfeed_mtv2_document &lt;- stg2_mtv2__clm_clmd_clma_msp_msd_prop_pv</w:t>
+              <w:t xml:space="preserve">    -- via hubfeed_mt_document &lt;- stg2_mt__clm_clmd_clma_msp_msd_prop_pv</w:t>
               <w:br/>
               <w:t xml:space="preserve">    select 'NONHLTH_TRV_CLM_VW_DATA_CLAIM_DETAILS_CLAIM_ATTRIBUTE_MULTI_SET_PROPERTY_MULTI_SET_DETAIL_PROPERTY_PIVOT_VW.INWARD_NUMBER (DOCUMENT_HKEY__CLAIM_INWARD_DOCUMENT_SET)' as src_branch,</w:t>
               <w:br/>
               <w:t xml:space="preserve">           MD5_BINARY(NULLIF(UPPER(TRIM(CAST('HUB_DOCUMENT|' || (nullif(trim(case when coalesce(nullif(trim(nullif(trim(to_varchar("INWARD_NUMBER")), '')),'')) is not null then 'INWARD:' || nullif(trim(nullif(trim(to_varchar("INWARD_NUMBER")), '')), '') end),'')) AS VARCHAR))), '')) as hkey</w:t>
               <w:br/>
-              <w:t xml:space="preserve">      from RAW.MAXIMUS_TRAVEL_V2.NONHLTH_TRV_CLM_VW_DATA_CLAIM_DETAILS_CLAIM_ATTRIBUTE_MULTI_SET_PROPERTY_MULTI_SET_DETAIL_PROPERTY_PIVOT_VW</w:t>
+              <w:t xml:space="preserve">      from RAW.MAXIMUS_TRAVEL.NONHLTH_TRV_CLM_VW_DATA_CLAIM_DETAILS_CLAIM_ATTRIBUTE_MULTI_SET_PROPERTY_MULTI_SET_DETAIL_PROPERTY_PIVOT_VW</w:t>
               <w:br/>
               <w:t xml:space="preserve">    union all</w:t>
               <w:br/>
-              <w:t xml:space="preserve">    -- via hubfeed_mtv2_document &lt;- stg2_mtv2__clm_clmd_clmap_pv</w:t>
+              <w:t xml:space="preserve">    -- via hubfeed_mt_document &lt;- stg2_mt__clm_clmd_clmap_pv</w:t>
               <w:br/>
               <w:t xml:space="preserve">    select 'NONHLTH_TRV_CLM_VW_DATA_CLAIM_DETAILS_CLAIM_ATTRIBUTE_PROPERTIES_PIVOT_VW.INWARD_NUMBER (DOCUMENT_HKEY__CLAIM_INWARD)' as src_branch,</w:t>
               <w:br/>
               <w:t xml:space="preserve">           MD5_BINARY(NULLIF(UPPER(TRIM(CAST('HUB_DOCUMENT|' || (nullif(trim(case when coalesce(nullif(trim(nullif(trim(to_varchar("INWARD_NUMBER")), '')),'')) is not null then 'INWARD:' || nullif(trim(nullif(trim(to_varchar("INWARD_NUMBER")), '')), '') end),'')) AS VARCHAR))), '')) as hkey</w:t>
               <w:br/>
-              <w:t xml:space="preserve">      from RAW.MAXIMUS_TRAVEL_V2.NONHLTH_TRV_CLM_VW_DATA_CLAIM_DETAILS_CLAIM_ATTRIBUTE_PROPERTIES_PIVOT_VW</w:t>
+              <w:t xml:space="preserve">      from RAW.MAXIMUS_TRAVEL.NONHLTH_TRV_CLM_VW_DATA_CLAIM_DETAILS_CLAIM_ATTRIBUTE_PROPERTIES_PIVOT_VW</w:t>
               <w:br/>
               <w:t xml:space="preserve">    union all</w:t>
               <w:br/>
-              <w:t xml:space="preserve">    -- via hubfeed_mtv2_document &lt;- stg2_mtv2__clm_clmd_clmcov_msd_prop_pv</w:t>
+              <w:t xml:space="preserve">    -- via hubfeed_mt_document &lt;- stg2_mt__clm_clmd_clmcov_msd_prop_pv</w:t>
               <w:br/>
               <w:t xml:space="preserve">    select 'NONHLTH_TRV_CLM_VW_DATA_CLAIM_DETAILS_CLAIM_COVER_MULTI_SET_DETAIL_PROPERTY_PIVOT_VW.INWARD_NUMBER (DOCUMENT_HKEY)' as src_branch,</w:t>
               <w:br/>
               <w:t xml:space="preserve">           MD5_BINARY(NULLIF(UPPER(TRIM(CAST('HUB_DOCUMENT|' || (nullif(trim(case when coalesce(nullif(trim(nullif(trim(to_varchar("INWARD_NUMBER")), '')),'')) is not null then 'INWARD:' || nullif(trim(nullif(trim(to_varchar("INWARD_NUMBER")), '')), '') end),'')) AS VARCHAR))), '')) as hkey</w:t>
               <w:br/>
-              <w:t xml:space="preserve">      from RAW.MAXIMUS_TRAVEL_V2.NONHLTH_TRV_CLM_VW_DATA_CLAIM_DETAILS_CLAIM_COVER_MULTI_SET_DETAIL_PROPERTY_PIVOT_VW</w:t>
+              <w:t xml:space="preserve">      from RAW.MAXIMUS_TRAVEL.NONHLTH_TRV_CLM_VW_DATA_CLAIM_DETAILS_CLAIM_COVER_MULTI_SET_DETAIL_PROPERTY_PIVOT_VW</w:t>
               <w:br/>
               <w:t xml:space="preserve">    union all</w:t>
               <w:br/>
-              <w:t xml:space="preserve">    -- via hubfeed_mtv2_document &lt;- stg2_mtv2__clm_clmd_doc</w:t>
+              <w:t xml:space="preserve">    -- via hubfeed_mt_document &lt;- stg2_mt__clm_clmd_doc</w:t>
               <w:br/>
               <w:t xml:space="preserve">    select 'NONHLTH_TRV_CLM_VW_DATA_CLAIM_DETAILS_DOCUMENT_DETAILS.DOCUMENT_ID (DOCUMENT_HKEY)' as src_branch,</w:t>
               <w:br/>
               <w:t xml:space="preserve">           MD5_BINARY(NULLIF(UPPER(TRIM(CAST('HUB_DOCUMENT|' || (nullif(trim(case when coalesce(nullif(trim(nullif(trim(to_varchar("DOCUMENT_ID")), '')),'')) is not null then 'DOC:' || nullif(trim(nullif(trim(to_varchar("DOCUMENT_ID")), '')), '') end),'')) AS VARCHAR))), '')) as hkey</w:t>
               <w:br/>
-              <w:t xml:space="preserve">      from RAW.MAXIMUS_TRAVEL_V2.NONHLTH_TRV_CLM_VW_DATA_CLAIM_DETAILS_DOCUMENT_DETAILS</w:t>
+              <w:t xml:space="preserve">      from RAW.MAXIMUS_TRAVEL.NONHLTH_TRV_CLM_VW_DATA_CLAIM_DETAILS_DOCUMENT_DETAILS</w:t>
               <w:br/>
               <w:t xml:space="preserve">    union all</w:t>
               <w:br/>
-              <w:t xml:space="preserve">    -- via hubfeed_mtv2_document &lt;- stg2_mtv2__uwr_pol_doc</w:t>
+              <w:t xml:space="preserve">    -- via hubfeed_mt_document &lt;- stg2_mt__uwr_pol_doc</w:t>
               <w:br/>
               <w:t xml:space="preserve">    select 'NONHLTH_TRV_UWR_VW_DATA_POLICY_DETAILS_DOCUMENT_DETAILS.DOCUMENT_ID (DOCUMENT_HKEY)' as src_branch,</w:t>
               <w:br/>
               <w:t xml:space="preserve">           MD5_BINARY(NULLIF(UPPER(TRIM(CAST('HUB_DOCUMENT|' || (nullif(trim(case when coalesce(nullif(trim(nullif(trim(to_varchar("DOCUMENT_ID")), '')),'')) is not null then 'DOC:' || nullif(trim(nullif(trim(to_varchar("DOCUMENT_ID")), '')), '') end),'')) AS VARCHAR))), '')) as hkey</w:t>
               <w:br/>
-              <w:t xml:space="preserve">      from RAW.MAXIMUS_TRAVEL_V2.NONHLTH_TRV_UWR_VW_DATA_POLICY_DETAILS_DOCUMENT_DETAILS</w:t>
+              <w:t xml:space="preserve">      from RAW.MAXIMUS_TRAVEL.NONHLTH_TRV_UWR_VW_DATA_POLICY_DETAILS_DOCUMENT_DETAILS</w:t>
               <w:br/>
               <w:t xml:space="preserve">    union all</w:t>
               <w:br/>
-              <w:t xml:space="preserve">    -- via hubfeed_mtv2_document &lt;- stg2_mtv2__uwr_pol_ins_doc</w:t>
+              <w:t xml:space="preserve">    -- via hubfeed_mt_document &lt;- stg2_mt__uwr_pol_ins_doc</w:t>
               <w:br/>
               <w:t xml:space="preserve">    select 'NONHLTH_TRV_UWR_VW_DATA_POLICY_DETAILS_INSURED_DETAILS_DOCUMENT_DETAILS.DOCUMENT_ID (DOCUMENT_HKEY)' as src_branch,</w:t>
               <w:br/>
               <w:t xml:space="preserve">           MD5_BINARY(NULLIF(UPPER(TRIM(CAST('HUB_DOCUMENT|' || (nullif(trim(case when coalesce(nullif(trim(nullif(trim(to_varchar("DOCUMENT_ID")), '')),'')) is not null then 'DOC:' || nullif(trim(nullif(trim(to_varchar("DOCUMENT_ID")), '')), '') end),'')) AS VARCHAR))), '')) as hkey</w:t>
               <w:br/>
-              <w:t xml:space="preserve">      from RAW.MAXIMUS_TRAVEL_V2.NONHLTH_TRV_UWR_VW_DATA_POLICY_DETAILS_INSURED_DETAILS_DOCUMENT_DETAILS</w:t>
+              <w:t xml:space="preserve">      from RAW.MAXIMUS_TRAVEL.NONHLTH_TRV_UWR_VW_DATA_POLICY_DETAILS_INSURED_DETAILS_DOCUMENT_DETAILS</w:t>
               <w:br/>
               <w:t xml:space="preserve">    union all</w:t>
               <w:br/>
-              <w:t xml:space="preserve">    -- via hubfeed_mtv2_document &lt;- stg2_mtv2__uwr_pol_ins_mbr_document_detail</w:t>
+              <w:t xml:space="preserve">    -- via hubfeed_mt_document &lt;- stg2_mt__uwr_pol_ins_mbr_document_detail</w:t>
               <w:br/>
               <w:t xml:space="preserve">    select 'NONHLTH_TRV_UWR_VW_DATA_POLICY_DETAILS_INSURED_DETAILS_MEMBER_DETAILS_DOCUMENT_DETAIL.DOCUMENT_ID (DOCUMENT_HKEY)' as src_branch,</w:t>
               <w:br/>
               <w:t xml:space="preserve">           MD5_BINARY(NULLIF(UPPER(TRIM(CAST('HUB_DOCUMENT|' || (nullif(trim(case when coalesce(nullif(trim(nullif(trim(to_varchar("DOCUMENT_ID")), '')),'')) is not null then 'DOC:' || nullif(trim(nullif(trim(to_varchar("DOCUMENT_ID")), '')), '') end),'')) AS VARCHAR))), '')) as hkey</w:t>
               <w:br/>
-              <w:t xml:space="preserve">      from RAW.MAXIMUS_TRAVEL_V2.NONHLTH_TRV_UWR_VW_DATA_POLICY_DETAILS_INSURED_DETAILS_MEMBER_DETAILS_DOCUMENT_DETAIL</w:t>
+              <w:t xml:space="preserve">      from RAW.MAXIMUS_TRAVEL.NONHLTH_TRV_UWR_VW_DATA_POLICY_DETAILS_INSURED_DETAILS_MEMBER_DETAILS_DOCUMENT_DETAIL</w:t>
               <w:br/>
               <w:t xml:space="preserve">    union all</w:t>
               <w:br/>
-              <w:t xml:space="preserve">    -- via hubfeed_mtv2_document &lt;- stg2_mtv2__uwr_pol_polp_sp_pv</w:t>
+              <w:t xml:space="preserve">    -- via hubfeed_mt_document &lt;- stg2_mt__uwr_pol_polp_sp_pv</w:t>
               <w:br/>
               <w:t xml:space="preserve">    select 'NONHLTH_TRV_UWR_VW_DATA_POLICY_DETAILS_POLICY_PROPERTY_SIMPLE_PROPERTY_PIVOT_VW.COI_NUMBER (DOCUMENT_HKEY)' as src_branch,</w:t>
               <w:br/>
               <w:t xml:space="preserve">           MD5_BINARY(NULLIF(UPPER(TRIM(CAST('HUB_DOCUMENT|' || (nullif(trim(case when coalesce(nullif(trim(nullif(trim(to_varchar("COI_NUMBER")), '')),'')) is not null then 'COI:' || nullif(trim(nullif(trim(to_varchar("COI_NUMBER")), '')), '') end),'')) AS VARCHAR))), '')) as hkey</w:t>
               <w:br/>
-              <w:t xml:space="preserve">      from RAW.MAXIMUS_TRAVEL_V2.NONHLTH_TRV_UWR_VW_DATA_POLICY_DETAILS_POLICY_PROPERTY_SIMPLE_PROPERTY_PIVOT_VW</w:t>
+              <w:t xml:space="preserve">      from RAW.MAXIMUS_TRAVEL.NONHLTH_TRV_UWR_VW_DATA_POLICY_DETAILS_POLICY_PROPERTY_SIMPLE_PROPERTY_PIVOT_VW</w:t>
               <w:br/>
               <w:t xml:space="preserve">    union all</w:t>
               <w:br/>
-              <w:t xml:space="preserve">    -- via hubfeed_mtv2_document &lt;- stg2_mtv2__uwr_pol_polp_sp_pv</w:t>
+              <w:t xml:space="preserve">    -- via hubfeed_mt_document &lt;- stg2_mt__uwr_pol_polp_sp_pv</w:t>
               <w:br/>
               <w:t xml:space="preserve">    select 'NONHLTH_TRV_UWR_VW_DATA_POLICY_DETAILS_POLICY_PROPERTY_SIMPLE_PROPERTY_PIVOT_VW.OLD_COI_NUMBER (DOCUMENT_HKEY__PREVIOUS_CERTIFICATE)' as src_branch,</w:t>
               <w:br/>
               <w:t xml:space="preserve">           MD5_BINARY(NULLIF(UPPER(TRIM(CAST('HUB_DOCUMENT|' || (nullif(trim(case when coalesce(nullif(trim(nullif(trim(to_varchar("OLD_COI_NUMBER")), '')),'')) is not null then 'COI:' || nullif(trim(nullif(trim(to_varchar("OLD_COI_NUMBER")), '')), '') end),'')) AS VARCHAR))), '')) as hkey</w:t>
               <w:br/>
-              <w:t xml:space="preserve">      from RAW.MAXIMUS_TRAVEL_V2.NONHLTH_TRV_UWR_VW_DATA_POLICY_DETAILS_POLICY_PROPERTY_SIMPLE_PROPERTY_PIVOT_VW</w:t>
+              <w:t xml:space="preserve">      from RAW.MAXIMUS_TRAVEL.NONHLTH_TRV_UWR_VW_DATA_POLICY_DETAILS_POLICY_PROPERTY_SIMPLE_PROPERTY_PIVOT_VW</w:t>
               <w:br/>
               <w:t xml:space="preserve">    union all</w:t>
               <w:br/>
-              <w:t xml:space="preserve">    -- via hubfeed_mtv2_document &lt;- stg2_mtv2__uwr_pol_prp_document_detail</w:t>
+              <w:t xml:space="preserve">    -- via hubfeed_mt_document &lt;- stg2_mt__uwr_pol_prp_document_detail</w:t>
               <w:br/>
               <w:t xml:space="preserve">    select 'NONHLTH_TRV_UWR_VW_DATA_POLICY_DETAILS_PROPOSER_DETAILS_DOCUMENT_DETAIL.DOCUMENT_ID (DOCUMENT_HKEY)' as src_branch,</w:t>
               <w:br/>
               <w:t xml:space="preserve">           MD5_BINARY(NULLIF(UPPER(TRIM(CAST('HUB_DOCUMENT|' || (nullif(trim(case when coalesce(nullif(trim(nullif(trim(to_varchar("DOCUMENT_ID")), '')),'')) is not null then 'DOC:' || nullif(trim(nullif(trim(to_varchar("DOCUMENT_ID")), '')), '') end),'')) AS VARCHAR))), '')) as hkey</w:t>
               <w:br/>
-              <w:t xml:space="preserve">      from RAW.MAXIMUS_TRAVEL_V2.NONHLTH_TRV_UWR_VW_DATA_POLICY_DETAILS_PROPOSER_DETAILS_DOCUMENT_DETAIL</w:t>
+              <w:t xml:space="preserve">      from RAW.MAXIMUS_TRAVEL.NONHLTH_TRV_UWR_VW_DATA_POLICY_DETAILS_PROPOSER_DETAILS_DOCUMENT_DETAIL</w:t>
               <w:br/>
               <w:t xml:space="preserve">    union all</w:t>
               <w:br/>
-              <w:t xml:space="preserve">    -- via hubfeed_mtv2_document &lt;- stg2_mtv2__uwr_qpd</w:t>
+              <w:t xml:space="preserve">    -- via hubfeed_mt_document &lt;- stg2_mt__uwr_qpd</w:t>
               <w:br/>
               <w:t xml:space="preserve">    select 'NONHLTH_TRV_UWR_VW_DATA_QUOTE_PARAM_DETAILS.DOCUMENT_ID (DOCUMENT_HKEY)' as src_branch,</w:t>
               <w:br/>
               <w:t xml:space="preserve">           MD5_BINARY(NULLIF(UPPER(TRIM(CAST('HUB_DOCUMENT|' || (nullif(trim(case when coalesce(nullif(trim(nullif(trim(to_varchar("DOCUMENT_ID")), '')),'')) is not null then 'DOC:' || nullif(trim(nullif(trim(to_varchar("DOCUMENT_ID")), '')), '') end),'')) AS VARCHAR))), '')) as hkey</w:t>
               <w:br/>
-              <w:t xml:space="preserve">      from RAW.MAXIMUS_TRAVEL_V2.NONHLTH_TRV_UWR_VW_DATA_QUOTE_PARAM_DETAILS</w:t>
+              <w:t xml:space="preserve">      from RAW.MAXIMUS_TRAVEL.NONHLTH_TRV_UWR_VW_DATA_QUOTE_PARAM_DETAILS</w:t>
               <w:br/>
               <w:t xml:space="preserve">    union all</w:t>
               <w:br/>
-              <w:t xml:space="preserve">    -- via hubfeed_mtv2_document &lt;- stg2_mtv2__uwr_qpd_polp_rl_pv</w:t>
+              <w:t xml:space="preserve">    -- via hubfeed_mt_document &lt;- stg2_mt__uwr_qpd_polp_rl_pv</w:t>
               <w:br/>
               <w:t xml:space="preserve">    select 'NONHLTH_TRV_UWR_VW_DATA_QUOTE_PARAM_DETAILS_POLICY_PROPERTY_RULE_LIST_PIVOT_VW.COI_NUMBER (DOCUMENT_HKEY)' as src_branch,</w:t>
               <w:br/>
               <w:t xml:space="preserve">           MD5_BINARY(NULLIF(UPPER(TRIM(CAST('HUB_DOCUMENT|' || (nullif(trim(case when coalesce(nullif(trim(nullif(trim(to_varchar("COI_NUMBER")), '')),'')) is not null then 'COI:' || nullif(trim(nullif(trim(to_varchar("COI_NUMBER")), '')), '') end),'')) AS VARCHAR))), '')) as hkey</w:t>
               <w:br/>
-              <w:t xml:space="preserve">      from RAW.MAXIMUS_TRAVEL_V2.NONHLTH_TRV_UWR_VW_DATA_QUOTE_PARAM_DETAILS_POLICY_PROPERTY_RULE_LIST_PIVOT_VW</w:t>
+              <w:t xml:space="preserve">      from RAW.MAXIMUS_TRAVEL.NONHLTH_TRV_UWR_VW_DATA_QUOTE_PARAM_DETAILS_POLICY_PROPERTY_RULE_LIST_PIVOT_VW</w:t>
               <w:br/>
               <w:t xml:space="preserve">    union all</w:t>
               <w:br/>
-              <w:t xml:space="preserve">    -- via hubfeed_mtv2_document &lt;- stg2_mtv2__uwr_qpd_polp_rl_pv</w:t>
+              <w:t xml:space="preserve">    -- via hubfeed_mt_document &lt;- stg2_mt__uwr_qpd_polp_rl_pv</w:t>
               <w:br/>
               <w:t xml:space="preserve">    select 'NONHLTH_TRV_UWR_VW_DATA_QUOTE_PARAM_DETAILS_POLICY_PROPERTY_RULE_LIST_PIVOT_VW.OLD_COI_NUMBER (DOCUMENT_HKEY__PREVIOUS_CERTIFICATE)' as src_branch,</w:t>
               <w:br/>
               <w:t xml:space="preserve">           MD5_BINARY(NULLIF(UPPER(TRIM(CAST('HUB_DOCUMENT|' || (nullif(trim(case when coalesce(nullif(trim(nullif(trim(to_varchar("OLD_COI_NUMBER")), '')),'')) is not null then 'COI:' || nullif(trim(nullif(trim(to_varchar("OLD_COI_NUMBER")), '')), '') end),'')) AS VARCHAR))), '')) as hkey</w:t>
               <w:br/>
-              <w:t xml:space="preserve">      from RAW.MAXIMUS_TRAVEL_V2.NONHLTH_TRV_UWR_VW_DATA_QUOTE_PARAM_DETAILS_POLICY_PROPERTY_RULE_LIST_PIVOT_VW</w:t>
+              <w:t xml:space="preserve">      from RAW.MAXIMUS_TRAVEL.NONHLTH_TRV_UWR_VW_DATA_QUOTE_PARAM_DETAILS_POLICY_PROPERTY_RULE_LIST_PIVOT_VW</w:t>
               <w:br/>
               <w:t xml:space="preserve">    union all</w:t>
               <w:br/>
-              <w:t xml:space="preserve">    -- via hubfeed_mtv2_document &lt;- stg2_mtv2__uwr_qpd_rskl</w:t>
+              <w:t xml:space="preserve">    -- via hubfeed_mt_document &lt;- stg2_mt__uwr_qpd_rskl</w:t>
               <w:br/>
               <w:t xml:space="preserve">    select 'NONHLTH_TRV_UWR_VW_DATA_QUOTE_PARAM_DETAILS_RISK_LIST.DOCUMENT_ID (DOCUMENT_HKEY)' as src_branch,</w:t>
               <w:br/>
               <w:t xml:space="preserve">           MD5_BINARY(NULLIF(UPPER(TRIM(CAST('HUB_DOCUMENT|' || (nullif(trim(case when coalesce(nullif(trim(nullif(trim(to_varchar("DOCUMENT_ID")), '')),'')) is not null then 'DOC:' || nullif(trim(nullif(trim(to_varchar("DOCUMENT_ID")), '')), '') end),'')) AS VARCHAR))), '')) as hkey</w:t>
               <w:br/>
-              <w:t xml:space="preserve">      from RAW.MAXIMUS_TRAVEL_V2.NONHLTH_TRV_UWR_VW_DATA_QUOTE_PARAM_DETAILS_RISK_LIST</w:t>
+              <w:t xml:space="preserve">      from RAW.MAXIMUS_TRAVEL.NONHLTH_TRV_UWR_VW_DATA_QUOTE_PARAM_DETAILS_RISK_LIST</w:t>
               <w:br/>
               <w:t xml:space="preserve">)</w:t>
               <w:br/>
@@ -9362,23 +9362,23 @@
               </w:rPr>
               <w:t xml:space="preserve">with src as (</w:t>
               <w:br/>
-              <w:t xml:space="preserve">    -- via hubfeed_mtv2_loss_event &lt;- stg2_mtv2__clm_clmd_clmap_pv</w:t>
+              <w:t xml:space="preserve">    -- via hubfeed_mt_loss_event &lt;- stg2_mt__clm_clmd_clmap_pv</w:t>
               <w:br/>
               <w:t xml:space="preserve">    select 'NONHLTH_TRV_CLM_VW_DATA_CLAIM_DETAILS_CLAIM_ATTRIBUTE_PROPERTIES_PIVOT_VW.[INTIMATION_NUMBER+CLAIMNO] (LOSS_EVENT_HKEY)' as src_branch,</w:t>
               <w:br/>
               <w:t xml:space="preserve">           MD5_BINARY(NULLIF(UPPER(TRIM(CAST('HUB_LOSS_EVENT|' || (nullif(trim(case when coalesce(nullif(trim(nullif(trim(to_varchar("INTIMATION_NUMBER")), '')),''), nullif(trim(nullif(trim(to_varchar("CLAIMNO")), '')),'')) is not null then 'LOSSEVT:' || coalesce(nullif(trim(nullif(trim(to_varchar("INTIMATION_NUMBER")), '')), ''), nullif(trim(nullif(trim(to_varchar("CLAIMNO")), '')), '')) end),'')) AS VARCHAR))), '')) as hkey</w:t>
               <w:br/>
-              <w:t xml:space="preserve">      from RAW.MAXIMUS_TRAVEL_V2.NONHLTH_TRV_CLM_VW_DATA_CLAIM_DETAILS_CLAIM_ATTRIBUTE_PROPERTIES_PIVOT_VW</w:t>
+              <w:t xml:space="preserve">      from RAW.MAXIMUS_TRAVEL.NONHLTH_TRV_CLM_VW_DATA_CLAIM_DETAILS_CLAIM_ATTRIBUTE_PROPERTIES_PIVOT_VW</w:t>
               <w:br/>
               <w:t xml:space="preserve">    union all</w:t>
               <w:br/>
-              <w:t xml:space="preserve">    -- via hubfeed_mtv2_loss_event &lt;- stg2_mtv2__clm_clmd_clmap_pv</w:t>
+              <w:t xml:space="preserve">    -- via hubfeed_mt_loss_event &lt;- stg2_mt__clm_clmd_clmap_pv</w:t>
               <w:br/>
               <w:t xml:space="preserve">    select 'NONHLTH_TRV_CLM_VW_DATA_CLAIM_DETAILS_CLAIM_ATTRIBUTE_PROPERTIES_PIVOT_VW.CLAIMNO (LOSS_EVENT_HKEY__V2)' as src_branch,</w:t>
               <w:br/>
               <w:t xml:space="preserve">           MD5_BINARY(NULLIF(UPPER(TRIM(CAST('HUB_LOSS_EVENT|' || (nullif(trim(case when coalesce(nullif(trim(nullif(trim(to_varchar("CLAIMNO")), '')),''), nullif(trim(w2_claimno),'')) is not null then 'LOSSEVT:' || coalesce(nullif(trim(nullif(trim(to_varchar("CLAIMNO")), '')), ''), nullif(trim(w2_claimno), '')) end),'')) AS VARCHAR))), '')) as hkey</w:t>
               <w:br/>
-              <w:t xml:space="preserve">      from RAW.MAXIMUS_TRAVEL_V2.NONHLTH_TRV_CLM_VW_DATA_CLAIM_DETAILS_CLAIM_ATTRIBUTE_PROPERTIES_PIVOT_VW</w:t>
+              <w:t xml:space="preserve">      from RAW.MAXIMUS_TRAVEL.NONHLTH_TRV_CLM_VW_DATA_CLAIM_DETAILS_CLAIM_ATTRIBUTE_PROPERTIES_PIVOT_VW</w:t>
               <w:br/>
               <w:t xml:space="preserve">)</w:t>
               <w:br/>
@@ -9777,23 +9777,23 @@
               </w:rPr>
               <w:t xml:space="preserve">with src as (</w:t>
               <w:br/>
-              <w:t xml:space="preserve">    -- via hubfeed_mtv2_payment_instrument &lt;- stg2_mtv2__clm_clmd_clmpay_payp_pv</w:t>
+              <w:t xml:space="preserve">    -- via hubfeed_mt_payment_instrument &lt;- stg2_mt__clm_clmd_clmpay_payp_pv</w:t>
               <w:br/>
               <w:t xml:space="preserve">    select 'NONHLTH_TRV_CLM_VW_DATA_CLAIM_DETAILS_CLAIM_PAYMENT_PAYMENTPROPERTY_PIVOT_VW.ACCOUNT_NUMBER (PAYMENT_INSTRUMENT_HKEY__PAYEE_BANK_ACCOUNT)' as src_branch,</w:t>
               <w:br/>
               <w:t xml:space="preserve">           MD5_BINARY(NULLIF(UPPER(TRIM(CAST('HUB_PAYMENT_INSTRUMENT|' || (nullif(trim(case when coalesce(nullif(trim(nullif(trim(to_varchar("ACCOUNT_NUMBER")), '')),'')) is not null then 'ACCT:' || nullif(trim(nullif(trim(to_varchar("ACCOUNT_NUMBER")), '')), '') end),'')) AS VARCHAR))), '')) as hkey</w:t>
               <w:br/>
-              <w:t xml:space="preserve">      from RAW.MAXIMUS_TRAVEL_V2.NONHLTH_TRV_CLM_VW_DATA_CLAIM_DETAILS_CLAIM_PAYMENT_PAYMENTPROPERTY_PIVOT_VW</w:t>
+              <w:t xml:space="preserve">      from RAW.MAXIMUS_TRAVEL.NONHLTH_TRV_CLM_VW_DATA_CLAIM_DETAILS_CLAIM_PAYMENT_PAYMENTPROPERTY_PIVOT_VW</w:t>
               <w:br/>
               <w:t xml:space="preserve">    union all</w:t>
               <w:br/>
-              <w:t xml:space="preserve">    -- via hubfeed_mtv2_payment_instrument &lt;- stg2_mtv2__uwr_pol_policy_payment_information</w:t>
+              <w:t xml:space="preserve">    -- via hubfeed_mt_payment_instrument &lt;- stg2_mt__uwr_pol_policy_payment_information</w:t>
               <w:br/>
               <w:t xml:space="preserve">    select 'NONHLTH_TRV_UWR_VW_DATA_POLICY_DETAILS_POLICY_PAYMENT_INFORMATION.CHEQUE_NUMBER (PAYMENT_INSTRUMENT_HKEY)' as src_branch,</w:t>
               <w:br/>
               <w:t xml:space="preserve">           MD5_BINARY(NULLIF(UPPER(TRIM(CAST('HUB_PAYMENT_INSTRUMENT|' || (nullif(trim(case when coalesce(nullif(trim(nullif(trim(to_varchar("CHEQUE_NUMBER")), '')),'')) is not null then 'CHEQUE:' || nullif(trim(nullif(trim(to_varchar("CHEQUE_NUMBER")), '')), '') end),'')) AS VARCHAR))), '')) as hkey</w:t>
               <w:br/>
-              <w:t xml:space="preserve">      from RAW.MAXIMUS_TRAVEL_V2.NONHLTH_TRV_UWR_VW_DATA_POLICY_DETAILS_POLICY_PAYMENT_INFORMATION</w:t>
+              <w:t xml:space="preserve">      from RAW.MAXIMUS_TRAVEL.NONHLTH_TRV_UWR_VW_DATA_POLICY_DETAILS_POLICY_PAYMENT_INFORMATION</w:t>
               <w:br/>
               <w:t xml:space="preserve">)</w:t>
               <w:br/>

--- a/BGIL_DBT/validation/travel/DM-K/DM-K3.docx
+++ b/BGIL_DBT/validation/travel/DM-K/DM-K3.docx
@@ -10107,7 +10107,7 @@
         <w:t xml:space="preserve">Note: </w:t>
       </w:r>
       <w:r>
-        <w:t xml:space="preserve">6 RAW key branch(es): BA_TRV_DATA_POLICY_DTLS_MV.CFT_MST_COMP_REF, BA_TRV_DATA_POLICY_DTLS_MV.PAYER_PART_ID, BA_TRV_PLAN_MST_MV.CFT_MST_COMP_REF, BJAZ_TRV_LOADER_DATA_MV.PREMIUMPAYERID, BJAZ_TRV_LOADER_DATA_MV.PART_ID, BJAZ_TRV_LOADER_LOG_TABLE_MV.PREMIUMPAYERID. Travel RECORD_SOURCE value(s) parsed from feeds: OPUS_BA_TRV_DATA_POLICY_DTLS_MV, OPUS_BA_TRV_PLAN_MST_MV, OPUS_BJAZ_TRV_LOADER_DATA_MV, OPUS_BJAZ_TRV_LOADER_LOG_TABLE_MV.</w:t>
+        <w:t xml:space="preserve">6 RAW key branch(es): BA_TRV_DATA_POLICY_DTLS.CFT_MST_COMP_REF, BA_TRV_DATA_POLICY_DTLS.PAYER_PART_ID, BA_TRV_PLAN_MST.CFT_MST_COMP_REF, BJAZ_TRV_LOADER_DATA.PREMIUMPAYERID, BJAZ_TRV_LOADER_DATA.PART_ID, BJAZ_TRV_LOADER_LOG_TABLE.PREMIUMPAYERID. Travel RECORD_SOURCE value(s) parsed from feeds: OPUS_BA_TRV_DATA_POLICY_DTLS, OPUS_BA_TRV_PLAN_MST, OPUS_BJAZ_TRV_LOADER_DATA, OPUS_BJAZ_TRV_LOADER_LOG_TABLE.</w:t>
       </w:r>
     </w:p>
     <w:p>
@@ -10140,15 +10140,15 @@
               </w:rPr>
               <w:t xml:space="preserve">select 'OPUS' as project, 'HUB_PARTY' as hub,</w:t>
               <w:br/>
-              <w:t xml:space="preserve">       count_if(RECORD_SOURCE in ('OPUS_BA_TRV_DATA_POLICY_DTLS_MV', 'OPUS_BA_TRV_PLAN_MST_MV', 'OPUS_BJAZ_TRV_LOADER_DATA_MV', 'OPUS_BJAZ_TRV_LOADER_LOG_TABLE_MV'))                                              as rows_in_scope,</w:t>
-              <w:br/>
-              <w:t xml:space="preserve">       count_if(RECORD_SOURCE in ('OPUS_BA_TRV_DATA_POLICY_DTLS_MV', 'OPUS_BA_TRV_PLAN_MST_MV', 'OPUS_BJAZ_TRV_LOADER_DATA_MV', 'OPUS_BJAZ_TRV_LOADER_LOG_TABLE_MV') and PARTY_HKEY is null)                         as null_hkey,</w:t>
-              <w:br/>
-              <w:t xml:space="preserve">       count_if(RECORD_SOURCE in ('OPUS_BA_TRV_DATA_POLICY_DTLS_MV', 'OPUS_BA_TRV_PLAN_MST_MV', 'OPUS_BJAZ_TRV_LOADER_DATA_MV', 'OPUS_BJAZ_TRV_LOADER_LOG_TABLE_MV') and nullif(trim(PARENT_BK), '') is null)        as null_or_blank_bk,</w:t>
-              <w:br/>
-              <w:t xml:space="preserve">       count_if(RECORD_SOURCE in ('OPUS_BA_TRV_DATA_POLICY_DTLS_MV', 'OPUS_BA_TRV_PLAN_MST_MV', 'OPUS_BJAZ_TRV_LOADER_DATA_MV', 'OPUS_BJAZ_TRV_LOADER_LOG_TABLE_MV') and regexp_like(trim(PARENT_BK), '^[:#|].*|.*[:#|]$')) as degenerate_bk,</w:t>
-              <w:br/>
-              <w:t xml:space="preserve">       count_if(RECORD_SOURCE in ('OPUS_BA_TRV_DATA_POLICY_DTLS_MV', 'OPUS_BA_TRV_PLAN_MST_MV', 'OPUS_BJAZ_TRV_LOADER_DATA_MV', 'OPUS_BJAZ_TRV_LOADER_LOG_TABLE_MV') and upper(trim(PARENT_BK)) in ('NULL', 'NONE', 'NA', 'N/A', 'UNKNOWN', '0')) as placeholder_bk_info,</w:t>
+              <w:t xml:space="preserve">       count_if(RECORD_SOURCE in ('OPUS_BA_TRV_DATA_POLICY_DTLS', 'OPUS_BA_TRV_PLAN_MST', 'OPUS_BJAZ_TRV_LOADER_DATA', 'OPUS_BJAZ_TRV_LOADER_LOG_TABLE'))                                              as rows_in_scope,</w:t>
+              <w:br/>
+              <w:t xml:space="preserve">       count_if(RECORD_SOURCE in ('OPUS_BA_TRV_DATA_POLICY_DTLS', 'OPUS_BA_TRV_PLAN_MST', 'OPUS_BJAZ_TRV_LOADER_DATA', 'OPUS_BJAZ_TRV_LOADER_LOG_TABLE') and PARTY_HKEY is null)                         as null_hkey,</w:t>
+              <w:br/>
+              <w:t xml:space="preserve">       count_if(RECORD_SOURCE in ('OPUS_BA_TRV_DATA_POLICY_DTLS', 'OPUS_BA_TRV_PLAN_MST', 'OPUS_BJAZ_TRV_LOADER_DATA', 'OPUS_BJAZ_TRV_LOADER_LOG_TABLE') and nullif(trim(PARENT_BK), '') is null)        as null_or_blank_bk,</w:t>
+              <w:br/>
+              <w:t xml:space="preserve">       count_if(RECORD_SOURCE in ('OPUS_BA_TRV_DATA_POLICY_DTLS', 'OPUS_BA_TRV_PLAN_MST', 'OPUS_BJAZ_TRV_LOADER_DATA', 'OPUS_BJAZ_TRV_LOADER_LOG_TABLE') and regexp_like(trim(PARENT_BK), '^[:#|].*|.*[:#|]$')) as degenerate_bk,</w:t>
+              <w:br/>
+              <w:t xml:space="preserve">       count_if(RECORD_SOURCE in ('OPUS_BA_TRV_DATA_POLICY_DTLS', 'OPUS_BA_TRV_PLAN_MST', 'OPUS_BJAZ_TRV_LOADER_DATA', 'OPUS_BJAZ_TRV_LOADER_LOG_TABLE') and upper(trim(PARENT_BK)) in ('NULL', 'NONE', 'NA', 'N/A', 'UNKNOWN', '0')) as placeholder_bk_info,</w:t>
               <w:br/>
               <w:t xml:space="preserve">       count_if(PARTY_HKEY = TO_BINARY(REPEAT('0', 32), 'HEX') or trim(PARENT_BK) in ('-1', '-2'))   as ghost_rows,</w:t>
               <w:br/>
@@ -10192,63 +10192,63 @@
               </w:rPr>
               <w:t xml:space="preserve">with src as (</w:t>
               <w:br/>
-              <w:t xml:space="preserve">    -- via stg2_hub_ba_trv_data_policy_dtls_mv__party_cft_mst_comp_ref</w:t>
-              <w:br/>
-              <w:t xml:space="preserve">    select 'BA_TRV_DATA_POLICY_DTLS_MV.CFT_MST_COMP_REF' as src_branch,</w:t>
+              <w:t xml:space="preserve">    -- via stg2_hub_ba_trv_data_policy_dtls__party_cft_mst_comp_ref</w:t>
+              <w:br/>
+              <w:t xml:space="preserve">    select 'BA_TRV_DATA_POLICY_DTLS.CFT_MST_COMP_REF' as src_branch,</w:t>
               <w:br/>
               <w:t xml:space="preserve">           MD5_BINARY(NULLIF(UPPER(TRIM(CAST('HUB_PARTY|' || (nullif(trim(to_varchar("CFT_MST_COMP_REF")), '')) AS VARCHAR))), '')) as hkey</w:t>
               <w:br/>
-              <w:t xml:space="preserve">      from BAGIC_PROD_MIRROR_DB.OPUS_GG_DWHSTAGE.BA_TRV_DATA_POLICY_DTLS_MV</w:t>
+              <w:t xml:space="preserve">      from BAGIC_PREPROD_CURATED_DB.UTILS.BA_TRV_DATA_POLICY_DTLS</w:t>
               <w:br/>
               <w:t xml:space="preserve">    union all</w:t>
               <w:br/>
-              <w:t xml:space="preserve">    -- via stg2_hub_ba_trv_data_policy_dtls_mv__party_payer_part_id</w:t>
-              <w:br/>
-              <w:t xml:space="preserve">    select 'BA_TRV_DATA_POLICY_DTLS_MV.PAYER_PART_ID' as src_branch,</w:t>
+              <w:t xml:space="preserve">    -- via stg2_hub_ba_trv_data_policy_dtls__party_payer_part_id</w:t>
+              <w:br/>
+              <w:t xml:space="preserve">    select 'BA_TRV_DATA_POLICY_DTLS.PAYER_PART_ID' as src_branch,</w:t>
               <w:br/>
               <w:t xml:space="preserve">           MD5_BINARY(NULLIF(UPPER(TRIM(CAST('HUB_PARTY|' || (nullif(trim(to_varchar("PAYER_PART_ID")), '')) AS VARCHAR))), '')) as hkey</w:t>
               <w:br/>
-              <w:t xml:space="preserve">      from BAGIC_PROD_MIRROR_DB.OPUS_GG_DWHSTAGE.BA_TRV_DATA_POLICY_DTLS_MV</w:t>
+              <w:t xml:space="preserve">      from BAGIC_PREPROD_CURATED_DB.UTILS.BA_TRV_DATA_POLICY_DTLS</w:t>
               <w:br/>
               <w:t xml:space="preserve">    union all</w:t>
               <w:br/>
-              <w:t xml:space="preserve">    -- via stg2_hub_ba_trv_plan_mst_mv__party</w:t>
-              <w:br/>
-              <w:t xml:space="preserve">    select 'BA_TRV_PLAN_MST_MV.CFT_MST_COMP_REF' as src_branch,</w:t>
+              <w:t xml:space="preserve">    -- via stg2_hub_ba_trv_plan_mst__party</w:t>
+              <w:br/>
+              <w:t xml:space="preserve">    select 'BA_TRV_PLAN_MST.CFT_MST_COMP_REF' as src_branch,</w:t>
               <w:br/>
               <w:t xml:space="preserve">           MD5_BINARY(NULLIF(UPPER(TRIM(CAST('HUB_PARTY|' || (nullif(trim(to_varchar("CFT_MST_COMP_REF")), '')) AS VARCHAR))), '')) as hkey</w:t>
               <w:br/>
-              <w:t xml:space="preserve">      from BAGIC_PROD_MIRROR_DB.OPUS_GG_DWHSTAGE.BA_TRV_PLAN_MST_MV</w:t>
+              <w:t xml:space="preserve">      from BAGIC_PREPROD_CURATED_DB.UTILS.BA_TRV_PLAN_MST</w:t>
               <w:br/>
               <w:t xml:space="preserve">    union all</w:t>
               <w:br/>
-              <w:t xml:space="preserve">    -- via stg2_hub_bjaz_trv_loader_data_mv__party_premiumpayerid</w:t>
-              <w:br/>
-              <w:t xml:space="preserve">    select 'BJAZ_TRV_LOADER_DATA_MV.PREMIUMPAYERID' as src_branch,</w:t>
+              <w:t xml:space="preserve">    -- via stg2_hub_bjaz_trv_loader_data__party_premiumpayerid</w:t>
+              <w:br/>
+              <w:t xml:space="preserve">    select 'BJAZ_TRV_LOADER_DATA.PREMIUMPAYERID' as src_branch,</w:t>
               <w:br/>
               <w:t xml:space="preserve">           MD5_BINARY(NULLIF(UPPER(TRIM(CAST('HUB_PARTY|' || (nullif(trim(to_varchar("PREMIUMPAYERID")), '')) AS VARCHAR))), '')) as hkey</w:t>
               <w:br/>
-              <w:t xml:space="preserve">      from BAGIC_PROD_MIRROR_DB.OPUS_GG_DWHSTAGE.BJAZ_TRV_LOADER_DATA_MV</w:t>
+              <w:t xml:space="preserve">      from BAGIC_PREPROD_CURATED_DB.UTILS.BJAZ_TRV_LOADER_DATA</w:t>
               <w:br/>
               <w:t xml:space="preserve">    union all</w:t>
               <w:br/>
-              <w:t xml:space="preserve">    -- via stg2_hub_bjaz_trv_loader_data_mv__party_part_id</w:t>
-              <w:br/>
-              <w:t xml:space="preserve">    select 'BJAZ_TRV_LOADER_DATA_MV.PART_ID' as src_branch,</w:t>
+              <w:t xml:space="preserve">    -- via stg2_hub_bjaz_trv_loader_data__party_part_id</w:t>
+              <w:br/>
+              <w:t xml:space="preserve">    select 'BJAZ_TRV_LOADER_DATA.PART_ID' as src_branch,</w:t>
               <w:br/>
               <w:t xml:space="preserve">           MD5_BINARY(NULLIF(UPPER(TRIM(CAST('HUB_PARTY|' || (nullif(trim(to_varchar("PART_ID")), '')) AS VARCHAR))), '')) as hkey</w:t>
               <w:br/>
-              <w:t xml:space="preserve">      from BAGIC_PROD_MIRROR_DB.OPUS_GG_DWHSTAGE.BJAZ_TRV_LOADER_DATA_MV</w:t>
+              <w:t xml:space="preserve">      from BAGIC_PREPROD_CURATED_DB.UTILS.BJAZ_TRV_LOADER_DATA</w:t>
               <w:br/>
               <w:t xml:space="preserve">    union all</w:t>
               <w:br/>
-              <w:t xml:space="preserve">    -- via stg2_hub_bjaz_trv_loader_log_table_mv__party</w:t>
-              <w:br/>
-              <w:t xml:space="preserve">    select 'BJAZ_TRV_LOADER_LOG_TABLE_MV.PREMIUMPAYERID' as src_branch,</w:t>
+              <w:t xml:space="preserve">    -- via stg2_hub_bjaz_trv_loader_log_table__party</w:t>
+              <w:br/>
+              <w:t xml:space="preserve">    select 'BJAZ_TRV_LOADER_LOG_TABLE.PREMIUMPAYERID' as src_branch,</w:t>
               <w:br/>
               <w:t xml:space="preserve">           MD5_BINARY(NULLIF(UPPER(TRIM(CAST('HUB_PARTY|' || (nullif(trim(to_varchar("PREMIUMPAYERID")), '')) AS VARCHAR))), '')) as hkey</w:t>
               <w:br/>
-              <w:t xml:space="preserve">      from BAGIC_PROD_MIRROR_DB.OPUS_GG_DWHSTAGE.BJAZ_TRV_LOADER_LOG_TABLE_MV</w:t>
+              <w:t xml:space="preserve">      from BAGIC_PREPROD_CURATED_DB.UTILS.BJAZ_TRV_LOADER_LOG_TABLE</w:t>
               <w:br/>
               <w:t xml:space="preserve">)</w:t>
               <w:br/>
@@ -10562,7 +10562,7 @@
         <w:t xml:space="preserve">Note: </w:t>
       </w:r>
       <w:r>
-        <w:t xml:space="preserve">4 RAW key branch(es): BA_TRV_DATA_POLICY_DTLS_MV.TRV_DATA_NO, BJAZ_TRV_LOADER_DATA_MV.POLICY_REF, BJAZ_TRV_LOADER_LOG_TABLE_MV.POLICYNUMBER, BJAZ_TRV_RIDER_DTLS_MV.TRV_DATA_NO. Travel RECORD_SOURCE value(s) parsed from feeds: OPUS_BA_TRV_DATA_POLICY_DTLS_MV, OPUS_BJAZ_TRV_LOADER_DATA_MV, OPUS_BJAZ_TRV_LOADER_LOG_TABLE_MV, OPUS_BJAZ_TRV_RIDER_DTLS_MV.</w:t>
+        <w:t xml:space="preserve">4 RAW key branch(es): BA_TRV_DATA_POLICY_DTLS.TRV_DATA_NO, BJAZ_TRV_LOADER_DATA.POLICY_REF, BJAZ_TRV_LOADER_LOG_TABLE.POLICYNUMBER, BJAZ_TRV_RIDER_DTLS.TRV_DATA_NO. Travel RECORD_SOURCE value(s) parsed from feeds: OPUS_BA_TRV_DATA_POLICY_DTLS, OPUS_BJAZ_TRV_LOADER_DATA, OPUS_BJAZ_TRV_LOADER_LOG_TABLE, OPUS_BJAZ_TRV_RIDER_DTLS.</w:t>
       </w:r>
     </w:p>
     <w:p>
@@ -10595,15 +10595,15 @@
               </w:rPr>
               <w:t xml:space="preserve">select 'OPUS' as project, 'HUB_POLICY' as hub,</w:t>
               <w:br/>
-              <w:t xml:space="preserve">       count_if(RECORD_SOURCE in ('OPUS_BA_TRV_DATA_POLICY_DTLS_MV', 'OPUS_BJAZ_TRV_LOADER_DATA_MV', 'OPUS_BJAZ_TRV_LOADER_LOG_TABLE_MV', 'OPUS_BJAZ_TRV_RIDER_DTLS_MV'))                                              as rows_in_scope,</w:t>
-              <w:br/>
-              <w:t xml:space="preserve">       count_if(RECORD_SOURCE in ('OPUS_BA_TRV_DATA_POLICY_DTLS_MV', 'OPUS_BJAZ_TRV_LOADER_DATA_MV', 'OPUS_BJAZ_TRV_LOADER_LOG_TABLE_MV', 'OPUS_BJAZ_TRV_RIDER_DTLS_MV') and POLICY_HKEY is null)                         as null_hkey,</w:t>
-              <w:br/>
-              <w:t xml:space="preserve">       count_if(RECORD_SOURCE in ('OPUS_BA_TRV_DATA_POLICY_DTLS_MV', 'OPUS_BJAZ_TRV_LOADER_DATA_MV', 'OPUS_BJAZ_TRV_LOADER_LOG_TABLE_MV', 'OPUS_BJAZ_TRV_RIDER_DTLS_MV') and nullif(trim(PARENT_BK), '') is null)        as null_or_blank_bk,</w:t>
-              <w:br/>
-              <w:t xml:space="preserve">       count_if(RECORD_SOURCE in ('OPUS_BA_TRV_DATA_POLICY_DTLS_MV', 'OPUS_BJAZ_TRV_LOADER_DATA_MV', 'OPUS_BJAZ_TRV_LOADER_LOG_TABLE_MV', 'OPUS_BJAZ_TRV_RIDER_DTLS_MV') and regexp_like(trim(PARENT_BK), '^[:#|].*|.*[:#|]$')) as degenerate_bk,</w:t>
-              <w:br/>
-              <w:t xml:space="preserve">       count_if(RECORD_SOURCE in ('OPUS_BA_TRV_DATA_POLICY_DTLS_MV', 'OPUS_BJAZ_TRV_LOADER_DATA_MV', 'OPUS_BJAZ_TRV_LOADER_LOG_TABLE_MV', 'OPUS_BJAZ_TRV_RIDER_DTLS_MV') and upper(trim(PARENT_BK)) in ('NULL', 'NONE', 'NA', 'N/A', 'UNKNOWN', '0')) as placeholder_bk_info,</w:t>
+              <w:t xml:space="preserve">       count_if(RECORD_SOURCE in ('OPUS_BA_TRV_DATA_POLICY_DTLS', 'OPUS_BJAZ_TRV_LOADER_DATA', 'OPUS_BJAZ_TRV_LOADER_LOG_TABLE', 'OPUS_BJAZ_TRV_RIDER_DTLS'))                                              as rows_in_scope,</w:t>
+              <w:br/>
+              <w:t xml:space="preserve">       count_if(RECORD_SOURCE in ('OPUS_BA_TRV_DATA_POLICY_DTLS', 'OPUS_BJAZ_TRV_LOADER_DATA', 'OPUS_BJAZ_TRV_LOADER_LOG_TABLE', 'OPUS_BJAZ_TRV_RIDER_DTLS') and POLICY_HKEY is null)                         as null_hkey,</w:t>
+              <w:br/>
+              <w:t xml:space="preserve">       count_if(RECORD_SOURCE in ('OPUS_BA_TRV_DATA_POLICY_DTLS', 'OPUS_BJAZ_TRV_LOADER_DATA', 'OPUS_BJAZ_TRV_LOADER_LOG_TABLE', 'OPUS_BJAZ_TRV_RIDER_DTLS') and nullif(trim(PARENT_BK), '') is null)        as null_or_blank_bk,</w:t>
+              <w:br/>
+              <w:t xml:space="preserve">       count_if(RECORD_SOURCE in ('OPUS_BA_TRV_DATA_POLICY_DTLS', 'OPUS_BJAZ_TRV_LOADER_DATA', 'OPUS_BJAZ_TRV_LOADER_LOG_TABLE', 'OPUS_BJAZ_TRV_RIDER_DTLS') and regexp_like(trim(PARENT_BK), '^[:#|].*|.*[:#|]$')) as degenerate_bk,</w:t>
+              <w:br/>
+              <w:t xml:space="preserve">       count_if(RECORD_SOURCE in ('OPUS_BA_TRV_DATA_POLICY_DTLS', 'OPUS_BJAZ_TRV_LOADER_DATA', 'OPUS_BJAZ_TRV_LOADER_LOG_TABLE', 'OPUS_BJAZ_TRV_RIDER_DTLS') and upper(trim(PARENT_BK)) in ('NULL', 'NONE', 'NA', 'N/A', 'UNKNOWN', '0')) as placeholder_bk_info,</w:t>
               <w:br/>
               <w:t xml:space="preserve">       count_if(POLICY_HKEY = TO_BINARY(REPEAT('0', 32), 'HEX') or trim(PARENT_BK) in ('-1', '-2'))   as ghost_rows,</w:t>
               <w:br/>
@@ -10647,43 +10647,43 @@
               </w:rPr>
               <w:t xml:space="preserve">with src as (</w:t>
               <w:br/>
-              <w:t xml:space="preserve">    -- via stg2_hub_ba_trv_data_policy_dtls_mv__policy</w:t>
-              <w:br/>
-              <w:t xml:space="preserve">    select 'BA_TRV_DATA_POLICY_DTLS_MV.TRV_DATA_NO' as src_branch,</w:t>
+              <w:t xml:space="preserve">    -- via stg2_hub_ba_trv_data_policy_dtls__policy</w:t>
+              <w:br/>
+              <w:t xml:space="preserve">    select 'BA_TRV_DATA_POLICY_DTLS.TRV_DATA_NO' as src_branch,</w:t>
               <w:br/>
               <w:t xml:space="preserve">           MD5_BINARY(NULLIF(UPPER(TRIM(CAST('HUB_POLICY|' || (nullif(trim(to_varchar("TRV_DATA_NO")), '')) AS VARCHAR))), '')) as hkey</w:t>
               <w:br/>
-              <w:t xml:space="preserve">      from BAGIC_PROD_MIRROR_DB.OPUS_GG_DWHSTAGE.BA_TRV_DATA_POLICY_DTLS_MV</w:t>
+              <w:t xml:space="preserve">      from BAGIC_PREPROD_CURATED_DB.UTILS.BA_TRV_DATA_POLICY_DTLS</w:t>
               <w:br/>
               <w:t xml:space="preserve">    union all</w:t>
               <w:br/>
-              <w:t xml:space="preserve">    -- via stg2_hub_bjaz_trv_loader_data_mv__policy</w:t>
-              <w:br/>
-              <w:t xml:space="preserve">    select 'BJAZ_TRV_LOADER_DATA_MV.POLICY_REF' as src_branch,</w:t>
+              <w:t xml:space="preserve">    -- via stg2_hub_bjaz_trv_loader_data__policy</w:t>
+              <w:br/>
+              <w:t xml:space="preserve">    select 'BJAZ_TRV_LOADER_DATA.POLICY_REF' as src_branch,</w:t>
               <w:br/>
               <w:t xml:space="preserve">           MD5_BINARY(NULLIF(UPPER(TRIM(CAST('HUB_POLICY|' || (nullif(trim(to_varchar("POLICY_REF")), '')) AS VARCHAR))), '')) as hkey</w:t>
               <w:br/>
-              <w:t xml:space="preserve">      from BAGIC_PROD_MIRROR_DB.OPUS_GG_DWHSTAGE.BJAZ_TRV_LOADER_DATA_MV</w:t>
+              <w:t xml:space="preserve">      from BAGIC_PREPROD_CURATED_DB.UTILS.BJAZ_TRV_LOADER_DATA</w:t>
               <w:br/>
               <w:t xml:space="preserve">    union all</w:t>
               <w:br/>
-              <w:t xml:space="preserve">    -- via stg2_hub_bjaz_trv_loader_log_table_mv__policy</w:t>
-              <w:br/>
-              <w:t xml:space="preserve">    select 'BJAZ_TRV_LOADER_LOG_TABLE_MV.POLICYNUMBER' as src_branch,</w:t>
+              <w:t xml:space="preserve">    -- via stg2_hub_bjaz_trv_loader_log_table__policy</w:t>
+              <w:br/>
+              <w:t xml:space="preserve">    select 'BJAZ_TRV_LOADER_LOG_TABLE.POLICYNUMBER' as src_branch,</w:t>
               <w:br/>
               <w:t xml:space="preserve">           MD5_BINARY(NULLIF(UPPER(TRIM(CAST('HUB_POLICY|' || (nullif(trim(to_varchar("POLICYNUMBER")), '')) AS VARCHAR))), '')) as hkey</w:t>
               <w:br/>
-              <w:t xml:space="preserve">      from BAGIC_PROD_MIRROR_DB.OPUS_GG_DWHSTAGE.BJAZ_TRV_LOADER_LOG_TABLE_MV</w:t>
+              <w:t xml:space="preserve">      from BAGIC_PREPROD_CURATED_DB.UTILS.BJAZ_TRV_LOADER_LOG_TABLE</w:t>
               <w:br/>
               <w:t xml:space="preserve">    union all</w:t>
               <w:br/>
-              <w:t xml:space="preserve">    -- via stg2_hub_bjaz_trv_rider_dtls_mv__policy</w:t>
-              <w:br/>
-              <w:t xml:space="preserve">    select 'BJAZ_TRV_RIDER_DTLS_MV.TRV_DATA_NO' as src_branch,</w:t>
+              <w:t xml:space="preserve">    -- via stg2_hub_bjaz_trv_rider_dtls__policy</w:t>
+              <w:br/>
+              <w:t xml:space="preserve">    select 'BJAZ_TRV_RIDER_DTLS.TRV_DATA_NO' as src_branch,</w:t>
               <w:br/>
               <w:t xml:space="preserve">           MD5_BINARY(NULLIF(UPPER(TRIM(CAST('HUB_POLICY|' || (nullif(trim(to_varchar("TRV_DATA_NO")), '')) AS VARCHAR))), '')) as hkey</w:t>
               <w:br/>
-              <w:t xml:space="preserve">      from BAGIC_PROD_MIRROR_DB.OPUS_GG_DWHSTAGE.BJAZ_TRV_RIDER_DTLS_MV</w:t>
+              <w:t xml:space="preserve">      from BAGIC_PREPROD_CURATED_DB.UTILS.BJAZ_TRV_RIDER_DTLS</w:t>
               <w:br/>
               <w:t xml:space="preserve">)</w:t>
               <w:br/>
@@ -10997,7 +10997,7 @@
         <w:t xml:space="preserve">Note: </w:t>
       </w:r>
       <w:r>
-        <w:t xml:space="preserve">10 RAW key branch(es): BA_TRV_DATA_POLICY_DTLS_MV.PRODUCT_CODE, BA_TRV_DATA_POLICY_DTLS_MV.TRAVEL_PLAN_NO, BA_TRV_PLAN_MST_MV.PLAN_NO, BJAZ_TRV_LOADER_DATA_MV.PLAN, BJAZ_TRV_LOADER_LOG_TABLE_MV.PLANID, BJAZ_TRV_LOADER_LOG_TABLE_MV.TRAVELPLAN, BJAZ_TRV_LOADER_LOG_TABLE_MV.PRODUCT, BJAZ_TRV_PLAN_MV.PLAN_ID, BJAZ_TRV_RATE_MASTER_MV.PLAN, BJAZ_TRV_DETLS_EXTN.TRV_PLAN. Travel RECORD_SOURCE value(s) parsed from feeds: OPUS_BA_TRV_DATA_POLICY_DTLS_MV, OPUS_BA_TRV_PLAN_MST_MV, OPUS_BJAZ_TRV_DETLS_EXTN, OPUS_BJAZ_TRV_LOADER_DATA_MV, OPUS_BJAZ_TRV_LOADER_LOG_TABLE_MV, OPUS_BJAZ_TRV_PLAN_MV (+1 more).</w:t>
+        <w:t xml:space="preserve">10 RAW key branch(es): BA_TRV_DATA_POLICY_DTLS.PRODUCT_CODE, BA_TRV_DATA_POLICY_DTLS.TRAVEL_PLAN_NO, BA_TRV_PLAN_MST.PLAN_NO, BJAZ_TRV_LOADER_DATA.PLAN, BJAZ_TRV_LOADER_LOG_TABLE.PLANID, BJAZ_TRV_LOADER_LOG_TABLE.TRAVELPLAN, BJAZ_TRV_LOADER_LOG_TABLE.PRODUCT, BJAZ_TRV_PLAN.PLAN_ID, BJAZ_TRV_RATE_MASTER.PLAN, BJAZ_TRV_DETLS_EXTN.TRV_PLAN. Travel RECORD_SOURCE value(s) parsed from feeds: OPUS_BA_TRV_DATA_POLICY_DTLS, OPUS_BA_TRV_PLAN_MST, OPUS_BJAZ_TRV_DETLS_EXTN, OPUS_BJAZ_TRV_LOADER_DATA, OPUS_BJAZ_TRV_LOADER_LOG_TABLE, OPUS_BJAZ_TRV_PLAN (+1 more).</w:t>
       </w:r>
     </w:p>
     <w:p>
@@ -11030,15 +11030,15 @@
               </w:rPr>
               <w:t xml:space="preserve">select 'OPUS' as project, 'HUB_PRODUCT' as hub,</w:t>
               <w:br/>
-              <w:t xml:space="preserve">       count_if(RECORD_SOURCE in ('OPUS_BA_TRV_DATA_POLICY_DTLS_MV', 'OPUS_BA_TRV_PLAN_MST_MV', 'OPUS_BJAZ_TRV_DETLS_EXTN', 'OPUS_BJAZ_TRV_LOADER_DATA_MV', 'OPUS_BJAZ_TRV_LOADER_LOG_TABLE_MV', 'OPUS_BJAZ_TRV_PLAN_MV', 'OPUS_BJAZ_TRV_RATE_MASTER_MV'))                                              as rows_in_scope,</w:t>
-              <w:br/>
-              <w:t xml:space="preserve">       count_if(RECORD_SOURCE in ('OPUS_BA_TRV_DATA_POLICY_DTLS_MV', 'OPUS_BA_TRV_PLAN_MST_MV', 'OPUS_BJAZ_TRV_DETLS_EXTN', 'OPUS_BJAZ_TRV_LOADER_DATA_MV', 'OPUS_BJAZ_TRV_LOADER_LOG_TABLE_MV', 'OPUS_BJAZ_TRV_PLAN_MV', 'OPUS_BJAZ_TRV_RATE_MASTER_MV') and PRODUCT_HKEY is null)                         as null_hkey,</w:t>
-              <w:br/>
-              <w:t xml:space="preserve">       count_if(RECORD_SOURCE in ('OPUS_BA_TRV_DATA_POLICY_DTLS_MV', 'OPUS_BA_TRV_PLAN_MST_MV', 'OPUS_BJAZ_TRV_DETLS_EXTN', 'OPUS_BJAZ_TRV_LOADER_DATA_MV', 'OPUS_BJAZ_TRV_LOADER_LOG_TABLE_MV', 'OPUS_BJAZ_TRV_PLAN_MV', 'OPUS_BJAZ_TRV_RATE_MASTER_MV') and nullif(trim(PARENT_BK), '') is null)        as null_or_blank_bk,</w:t>
-              <w:br/>
-              <w:t xml:space="preserve">       count_if(RECORD_SOURCE in ('OPUS_BA_TRV_DATA_POLICY_DTLS_MV', 'OPUS_BA_TRV_PLAN_MST_MV', 'OPUS_BJAZ_TRV_DETLS_EXTN', 'OPUS_BJAZ_TRV_LOADER_DATA_MV', 'OPUS_BJAZ_TRV_LOADER_LOG_TABLE_MV', 'OPUS_BJAZ_TRV_PLAN_MV', 'OPUS_BJAZ_TRV_RATE_MASTER_MV') and regexp_like(trim(PARENT_BK), '^[:#|].*|.*[:#|]$')) as degenerate_bk,</w:t>
-              <w:br/>
-              <w:t xml:space="preserve">       count_if(RECORD_SOURCE in ('OPUS_BA_TRV_DATA_POLICY_DTLS_MV', 'OPUS_BA_TRV_PLAN_MST_MV', 'OPUS_BJAZ_TRV_DETLS_EXTN', 'OPUS_BJAZ_TRV_LOADER_DATA_MV', 'OPUS_BJAZ_TRV_LOADER_LOG_TABLE_MV', 'OPUS_BJAZ_TRV_PLAN_MV', 'OPUS_BJAZ_TRV_RATE_MASTER_MV') and upper(trim(PARENT_BK)) in ('NULL', 'NONE', 'NA', 'N/A', 'UNKNOWN', '0')) as placeholder_bk_info,</w:t>
+              <w:t xml:space="preserve">       count_if(RECORD_SOURCE in ('OPUS_BA_TRV_DATA_POLICY_DTLS', 'OPUS_BA_TRV_PLAN_MST', 'OPUS_BJAZ_TRV_DETLS_EXTN', 'OPUS_BJAZ_TRV_LOADER_DATA', 'OPUS_BJAZ_TRV_LOADER_LOG_TABLE', 'OPUS_BJAZ_TRV_PLAN', 'OPUS_BJAZ_TRV_RATE_MASTER'))                                              as rows_in_scope,</w:t>
+              <w:br/>
+              <w:t xml:space="preserve">       count_if(RECORD_SOURCE in ('OPUS_BA_TRV_DATA_POLICY_DTLS', 'OPUS_BA_TRV_PLAN_MST', 'OPUS_BJAZ_TRV_DETLS_EXTN', 'OPUS_BJAZ_TRV_LOADER_DATA', 'OPUS_BJAZ_TRV_LOADER_LOG_TABLE', 'OPUS_BJAZ_TRV_PLAN', 'OPUS_BJAZ_TRV_RATE_MASTER') and PRODUCT_HKEY is null)                         as null_hkey,</w:t>
+              <w:br/>
+              <w:t xml:space="preserve">       count_if(RECORD_SOURCE in ('OPUS_BA_TRV_DATA_POLICY_DTLS', 'OPUS_BA_TRV_PLAN_MST', 'OPUS_BJAZ_TRV_DETLS_EXTN', 'OPUS_BJAZ_TRV_LOADER_DATA', 'OPUS_BJAZ_TRV_LOADER_LOG_TABLE', 'OPUS_BJAZ_TRV_PLAN', 'OPUS_BJAZ_TRV_RATE_MASTER') and nullif(trim(PARENT_BK), '') is null)        as null_or_blank_bk,</w:t>
+              <w:br/>
+              <w:t xml:space="preserve">       count_if(RECORD_SOURCE in ('OPUS_BA_TRV_DATA_POLICY_DTLS', 'OPUS_BA_TRV_PLAN_MST', 'OPUS_BJAZ_TRV_DETLS_EXTN', 'OPUS_BJAZ_TRV_LOADER_DATA', 'OPUS_BJAZ_TRV_LOADER_LOG_TABLE', 'OPUS_BJAZ_TRV_PLAN', 'OPUS_BJAZ_TRV_RATE_MASTER') and regexp_like(trim(PARENT_BK), '^[:#|].*|.*[:#|]$')) as degenerate_bk,</w:t>
+              <w:br/>
+              <w:t xml:space="preserve">       count_if(RECORD_SOURCE in ('OPUS_BA_TRV_DATA_POLICY_DTLS', 'OPUS_BA_TRV_PLAN_MST', 'OPUS_BJAZ_TRV_DETLS_EXTN', 'OPUS_BJAZ_TRV_LOADER_DATA', 'OPUS_BJAZ_TRV_LOADER_LOG_TABLE', 'OPUS_BJAZ_TRV_PLAN', 'OPUS_BJAZ_TRV_RATE_MASTER') and upper(trim(PARENT_BK)) in ('NULL', 'NONE', 'NA', 'N/A', 'UNKNOWN', '0')) as placeholder_bk_info,</w:t>
               <w:br/>
               <w:t xml:space="preserve">       count_if(PRODUCT_HKEY = TO_BINARY(REPEAT('0', 32), 'HEX') or trim(PARENT_BK) in ('-1', '-2'))   as ghost_rows,</w:t>
               <w:br/>
@@ -11082,93 +11082,93 @@
               </w:rPr>
               <w:t xml:space="preserve">with src as (</w:t>
               <w:br/>
-              <w:t xml:space="preserve">    -- via stg2_hub_ba_trv_data_policy_dtls_mv__product_product_code</w:t>
-              <w:br/>
-              <w:t xml:space="preserve">    select 'BA_TRV_DATA_POLICY_DTLS_MV.PRODUCT_CODE' as src_branch,</w:t>
+              <w:t xml:space="preserve">    -- via stg2_hub_ba_trv_data_policy_dtls__product_product_code</w:t>
+              <w:br/>
+              <w:t xml:space="preserve">    select 'BA_TRV_DATA_POLICY_DTLS.PRODUCT_CODE' as src_branch,</w:t>
               <w:br/>
               <w:t xml:space="preserve">           MD5_BINARY(NULLIF(UPPER(TRIM(CAST('HUB_PRODUCT|' || (nullif(trim(to_varchar("PRODUCT_CODE")), '')) AS VARCHAR))), '')) as hkey</w:t>
               <w:br/>
-              <w:t xml:space="preserve">      from BAGIC_PROD_MIRROR_DB.OPUS_GG_DWHSTAGE.BA_TRV_DATA_POLICY_DTLS_MV</w:t>
+              <w:t xml:space="preserve">      from BAGIC_PREPROD_CURATED_DB.UTILS.BA_TRV_DATA_POLICY_DTLS</w:t>
               <w:br/>
               <w:t xml:space="preserve">    union all</w:t>
               <w:br/>
-              <w:t xml:space="preserve">    -- via stg2_hub_ba_trv_data_policy_dtls_mv__product_travel_plan_no</w:t>
-              <w:br/>
-              <w:t xml:space="preserve">    select 'BA_TRV_DATA_POLICY_DTLS_MV.TRAVEL_PLAN_NO' as src_branch,</w:t>
+              <w:t xml:space="preserve">    -- via stg2_hub_ba_trv_data_policy_dtls__product_travel_plan_no</w:t>
+              <w:br/>
+              <w:t xml:space="preserve">    select 'BA_TRV_DATA_POLICY_DTLS.TRAVEL_PLAN_NO' as src_branch,</w:t>
               <w:br/>
               <w:t xml:space="preserve">           MD5_BINARY(NULLIF(UPPER(TRIM(CAST('HUB_PRODUCT|' || (nullif(trim(to_varchar("TRAVEL_PLAN_NO")), '')) AS VARCHAR))), '')) as hkey</w:t>
               <w:br/>
-              <w:t xml:space="preserve">      from BAGIC_PROD_MIRROR_DB.OPUS_GG_DWHSTAGE.BA_TRV_DATA_POLICY_DTLS_MV</w:t>
+              <w:t xml:space="preserve">      from BAGIC_PREPROD_CURATED_DB.UTILS.BA_TRV_DATA_POLICY_DTLS</w:t>
               <w:br/>
               <w:t xml:space="preserve">    union all</w:t>
               <w:br/>
-              <w:t xml:space="preserve">    -- via stg2_hub_ba_trv_plan_mst_mv__product</w:t>
-              <w:br/>
-              <w:t xml:space="preserve">    select 'BA_TRV_PLAN_MST_MV.PLAN_NO' as src_branch,</w:t>
+              <w:t xml:space="preserve">    -- via stg2_hub_ba_trv_plan_mst__product</w:t>
+              <w:br/>
+              <w:t xml:space="preserve">    select 'BA_TRV_PLAN_MST.PLAN_NO' as src_branch,</w:t>
               <w:br/>
               <w:t xml:space="preserve">           MD5_BINARY(NULLIF(UPPER(TRIM(CAST('HUB_PRODUCT|' || (nullif(trim(to_varchar("PLAN_NO")), '')) AS VARCHAR))), '')) as hkey</w:t>
               <w:br/>
-              <w:t xml:space="preserve">      from BAGIC_PROD_MIRROR_DB.OPUS_GG_DWHSTAGE.BA_TRV_PLAN_MST_MV</w:t>
+              <w:t xml:space="preserve">      from BAGIC_PREPROD_CURATED_DB.UTILS.BA_TRV_PLAN_MST</w:t>
               <w:br/>
               <w:t xml:space="preserve">    union all</w:t>
               <w:br/>
-              <w:t xml:space="preserve">    -- via stg2_hub_bjaz_trv_loader_data_mv__product</w:t>
-              <w:br/>
-              <w:t xml:space="preserve">    select 'BJAZ_TRV_LOADER_DATA_MV.PLAN' as src_branch,</w:t>
+              <w:t xml:space="preserve">    -- via stg2_hub_bjaz_trv_loader_data__product</w:t>
+              <w:br/>
+              <w:t xml:space="preserve">    select 'BJAZ_TRV_LOADER_DATA.PLAN' as src_branch,</w:t>
               <w:br/>
               <w:t xml:space="preserve">           MD5_BINARY(NULLIF(UPPER(TRIM(CAST('HUB_PRODUCT|' || (nullif(trim(to_varchar("PLAN")), '')) AS VARCHAR))), '')) as hkey</w:t>
               <w:br/>
-              <w:t xml:space="preserve">      from BAGIC_PROD_MIRROR_DB.OPUS_GG_DWHSTAGE.BJAZ_TRV_LOADER_DATA_MV</w:t>
+              <w:t xml:space="preserve">      from BAGIC_PREPROD_CURATED_DB.UTILS.BJAZ_TRV_LOADER_DATA</w:t>
               <w:br/>
               <w:t xml:space="preserve">    union all</w:t>
               <w:br/>
-              <w:t xml:space="preserve">    -- via stg2_hub_bjaz_trv_loader_log_table_mv__product_planid</w:t>
-              <w:br/>
-              <w:t xml:space="preserve">    select 'BJAZ_TRV_LOADER_LOG_TABLE_MV.PLANID' as src_branch,</w:t>
+              <w:t xml:space="preserve">    -- via stg2_hub_bjaz_trv_loader_log_table__product_planid</w:t>
+              <w:br/>
+              <w:t xml:space="preserve">    select 'BJAZ_TRV_LOADER_LOG_TABLE.PLANID' as src_branch,</w:t>
               <w:br/>
               <w:t xml:space="preserve">           MD5_BINARY(NULLIF(UPPER(TRIM(CAST('HUB_PRODUCT|' || (nullif(trim(to_varchar("PLANID")), '')) AS VARCHAR))), '')) as hkey</w:t>
               <w:br/>
-              <w:t xml:space="preserve">      from BAGIC_PROD_MIRROR_DB.OPUS_GG_DWHSTAGE.BJAZ_TRV_LOADER_LOG_TABLE_MV</w:t>
+              <w:t xml:space="preserve">      from BAGIC_PREPROD_CURATED_DB.UTILS.BJAZ_TRV_LOADER_LOG_TABLE</w:t>
               <w:br/>
               <w:t xml:space="preserve">    union all</w:t>
               <w:br/>
-              <w:t xml:space="preserve">    -- via stg2_hub_bjaz_trv_loader_log_table_mv__product_travelplan</w:t>
-              <w:br/>
-              <w:t xml:space="preserve">    select 'BJAZ_TRV_LOADER_LOG_TABLE_MV.TRAVELPLAN' as src_branch,</w:t>
+              <w:t xml:space="preserve">    -- via stg2_hub_bjaz_trv_loader_log_table__product_travelplan</w:t>
+              <w:br/>
+              <w:t xml:space="preserve">    select 'BJAZ_TRV_LOADER_LOG_TABLE.TRAVELPLAN' as src_branch,</w:t>
               <w:br/>
               <w:t xml:space="preserve">           MD5_BINARY(NULLIF(UPPER(TRIM(CAST('HUB_PRODUCT|' || (nullif(trim(to_varchar("TRAVELPLAN")), '')) AS VARCHAR))), '')) as hkey</w:t>
               <w:br/>
-              <w:t xml:space="preserve">      from BAGIC_PROD_MIRROR_DB.OPUS_GG_DWHSTAGE.BJAZ_TRV_LOADER_LOG_TABLE_MV</w:t>
+              <w:t xml:space="preserve">      from BAGIC_PREPROD_CURATED_DB.UTILS.BJAZ_TRV_LOADER_LOG_TABLE</w:t>
               <w:br/>
               <w:t xml:space="preserve">    union all</w:t>
               <w:br/>
-              <w:t xml:space="preserve">    -- via stg2_hub_bjaz_trv_loader_log_table_mv__product_product</w:t>
-              <w:br/>
-              <w:t xml:space="preserve">    select 'BJAZ_TRV_LOADER_LOG_TABLE_MV.PRODUCT' as src_branch,</w:t>
+              <w:t xml:space="preserve">    -- via stg2_hub_bjaz_trv_loader_log_table__product_product</w:t>
+              <w:br/>
+              <w:t xml:space="preserve">    select 'BJAZ_TRV_LOADER_LOG_TABLE.PRODUCT' as src_branch,</w:t>
               <w:br/>
               <w:t xml:space="preserve">           MD5_BINARY(NULLIF(UPPER(TRIM(CAST('HUB_PRODUCT|' || (nullif(trim(to_varchar("PRODUCT")), '')) AS VARCHAR))), '')) as hkey</w:t>
               <w:br/>
-              <w:t xml:space="preserve">      from BAGIC_PROD_MIRROR_DB.OPUS_GG_DWHSTAGE.BJAZ_TRV_LOADER_LOG_TABLE_MV</w:t>
+              <w:t xml:space="preserve">      from BAGIC_PREPROD_CURATED_DB.UTILS.BJAZ_TRV_LOADER_LOG_TABLE</w:t>
               <w:br/>
               <w:t xml:space="preserve">    union all</w:t>
               <w:br/>
-              <w:t xml:space="preserve">    -- via stg2_hub_bjaz_trv_plan_mv__product</w:t>
-              <w:br/>
-              <w:t xml:space="preserve">    select 'BJAZ_TRV_PLAN_MV.PLAN_ID' as src_branch,</w:t>
+              <w:t xml:space="preserve">    -- via stg2_hub_bjaz_trv_plan__product</w:t>
+              <w:br/>
+              <w:t xml:space="preserve">    select 'BJAZ_TRV_PLAN.PLAN_ID' as src_branch,</w:t>
               <w:br/>
               <w:t xml:space="preserve">           MD5_BINARY(NULLIF(UPPER(TRIM(CAST('HUB_PRODUCT|' || (nullif(trim(to_varchar("PLAN_ID")), '')) AS VARCHAR))), '')) as hkey</w:t>
               <w:br/>
-              <w:t xml:space="preserve">      from BAGIC_PROD_MIRROR_DB.OPUS_GG_DWHSTAGE.BJAZ_TRV_PLAN_MV</w:t>
+              <w:t xml:space="preserve">      from BAGIC_PREPROD_CURATED_DB.UTILS.BJAZ_TRV_PLAN</w:t>
               <w:br/>
               <w:t xml:space="preserve">    union all</w:t>
               <w:br/>
-              <w:t xml:space="preserve">    -- via stg2_hub_bjaz_trv_rate_master_mv__product</w:t>
-              <w:br/>
-              <w:t xml:space="preserve">    select 'BJAZ_TRV_RATE_MASTER_MV.PLAN' as src_branch,</w:t>
+              <w:t xml:space="preserve">    -- via stg2_hub_bjaz_trv_rate_master__product</w:t>
+              <w:br/>
+              <w:t xml:space="preserve">    select 'BJAZ_TRV_RATE_MASTER.PLAN' as src_branch,</w:t>
               <w:br/>
               <w:t xml:space="preserve">           MD5_BINARY(NULLIF(UPPER(TRIM(CAST('HUB_PRODUCT|' || (nullif(trim(to_varchar("PLAN")), '')) AS VARCHAR))), '')) as hkey</w:t>
               <w:br/>
-              <w:t xml:space="preserve">      from BAGIC_PROD_MIRROR_DB.OPUS_GG_DWHSTAGE.BJAZ_TRV_RATE_MASTER_MV</w:t>
+              <w:t xml:space="preserve">      from BAGIC_PREPROD_CURATED_DB.UTILS.BJAZ_TRV_RATE_MASTER</w:t>
               <w:br/>
               <w:t xml:space="preserve">    union all</w:t>
               <w:br/>
@@ -11178,7 +11178,7 @@
               <w:br/>
               <w:t xml:space="preserve">           MD5_BINARY(NULLIF(UPPER(TRIM(CAST('HUB_PRODUCT|' || (nullif(trim(to_varchar("TRV_PLAN")), '')) AS VARCHAR))), '')) as hkey</w:t>
               <w:br/>
-              <w:t xml:space="preserve">      from BAGIC_PROD_MIRROR_DB.OPUS_GG_DWHSTAGE.BJAZ_TRV_DETLS_EXTN</w:t>
+              <w:t xml:space="preserve">      from BAGIC_PREPROD_CURATED_DB.UTILS.BJAZ_TRV_DETLS_EXTN</w:t>
               <w:br/>
               <w:t xml:space="preserve">)</w:t>
               <w:br/>
@@ -11492,7 +11492,7 @@
         <w:t xml:space="preserve">Note: </w:t>
       </w:r>
       <w:r>
-        <w:t xml:space="preserve">20 RAW key branch(es): BJAZ_TRV_PLAN_MV.COVER_CODE, BJAZ_TRV_RIDER_DTLS_MV.RIDER_NO, BJAZ_TRV_RIDER_RATE_MAST_MV.RIDER_SEQ_NO, BJAZ_TRV_LOADER_DATA_MV.POLICY_REF, BJAZ_TRV_LOADER_DATA_MV.POLICY_REF, BJAZ_TRV_LOADER_DATA_MV.POLICY_REF, BJAZ_TRV_LOADER_DATA_MV.POLICY_REF, BJAZ_TRV_LOADER_DATA_MV.POLICY_REF, BJAZ_TRV_LOADER_DATA_MV.POLICY_REF, BJAZ_TRV_LOADER_DATA_MV.POLICY_REF, BJAZ_TRV_LOADER_DATA_MV.POLICY_REF, BJAZ_TRV_LOADER_DATA_MV.POLICY_REF, BJAZ_TRV_LOADER_DATA_MV.POLICY_REF, BJAZ_TRV_LOADER_DATA_MV.POLICY_REF, BJAZ_TRV_LOADER_DATA_MV.POLICY_REF, BJAZ_TRV_LOADER_DATA_MV.POLICY_REF, BJAZ_TRV_LOADER_DATA_MV.POLICY_REF, BJAZ_TRV_LOADER_DATA_MV.POLICY_REF, BJAZ_TRV_LOADER_DATA_MV.POLICY_REF, BJAZ_TRV_LOADER_DATA_MV.POLICY_REF. Travel RECORD_SOURCE value(s) parsed from feeds: OPUS_BJAZ_TRV_LOADER_DATA_MV, OPUS_BJAZ_TRV_PLAN_MV, OPUS_BJAZ_TRV_RIDER_DTLS_MV, OPUS_BJAZ_TRV_RIDER_RATE_MAST_MV.</w:t>
+        <w:t xml:space="preserve">20 RAW key branch(es): BJAZ_TRV_PLAN.COVER_CODE, BJAZ_TRV_RIDER_DTLS.RIDER_NO, BJAZ_TRV_RIDER_RATE_MAST.RIDER_SEQ_NO, BJAZ_TRV_LOADER_DATA.POLICY_REF, BJAZ_TRV_LOADER_DATA.POLICY_REF, BJAZ_TRV_LOADER_DATA.POLICY_REF, BJAZ_TRV_LOADER_DATA.POLICY_REF, BJAZ_TRV_LOADER_DATA.POLICY_REF, BJAZ_TRV_LOADER_DATA.POLICY_REF, BJAZ_TRV_LOADER_DATA.POLICY_REF, BJAZ_TRV_LOADER_DATA.POLICY_REF, BJAZ_TRV_LOADER_DATA.POLICY_REF, BJAZ_TRV_LOADER_DATA.POLICY_REF, BJAZ_TRV_LOADER_DATA.POLICY_REF, BJAZ_TRV_LOADER_DATA.POLICY_REF, BJAZ_TRV_LOADER_DATA.POLICY_REF, BJAZ_TRV_LOADER_DATA.POLICY_REF, BJAZ_TRV_LOADER_DATA.POLICY_REF, BJAZ_TRV_LOADER_DATA.POLICY_REF, BJAZ_TRV_LOADER_DATA.POLICY_REF. Travel RECORD_SOURCE value(s) parsed from feeds: OPUS_BJAZ_TRV_LOADER_DATA, OPUS_BJAZ_TRV_PLAN, OPUS_BJAZ_TRV_RIDER_DTLS, OPUS_BJAZ_TRV_RIDER_RATE_MAST.</w:t>
       </w:r>
     </w:p>
     <w:p>
@@ -11525,15 +11525,15 @@
               </w:rPr>
               <w:t xml:space="preserve">select 'OPUS' as project, 'HUB_COVERAGE' as hub,</w:t>
               <w:br/>
-              <w:t xml:space="preserve">       count_if(RECORD_SOURCE in ('OPUS_BJAZ_TRV_LOADER_DATA_MV', 'OPUS_BJAZ_TRV_PLAN_MV', 'OPUS_BJAZ_TRV_RIDER_DTLS_MV', 'OPUS_BJAZ_TRV_RIDER_RATE_MAST_MV'))                                              as rows_in_scope,</w:t>
-              <w:br/>
-              <w:t xml:space="preserve">       count_if(RECORD_SOURCE in ('OPUS_BJAZ_TRV_LOADER_DATA_MV', 'OPUS_BJAZ_TRV_PLAN_MV', 'OPUS_BJAZ_TRV_RIDER_DTLS_MV', 'OPUS_BJAZ_TRV_RIDER_RATE_MAST_MV') and COVERAGE_HKEY is null)                         as null_hkey,</w:t>
-              <w:br/>
-              <w:t xml:space="preserve">       count_if(RECORD_SOURCE in ('OPUS_BJAZ_TRV_LOADER_DATA_MV', 'OPUS_BJAZ_TRV_PLAN_MV', 'OPUS_BJAZ_TRV_RIDER_DTLS_MV', 'OPUS_BJAZ_TRV_RIDER_RATE_MAST_MV') and nullif(trim(PARENT_BK), '') is null)        as null_or_blank_bk,</w:t>
-              <w:br/>
-              <w:t xml:space="preserve">       count_if(RECORD_SOURCE in ('OPUS_BJAZ_TRV_LOADER_DATA_MV', 'OPUS_BJAZ_TRV_PLAN_MV', 'OPUS_BJAZ_TRV_RIDER_DTLS_MV', 'OPUS_BJAZ_TRV_RIDER_RATE_MAST_MV') and regexp_like(trim(PARENT_BK), '^[:#|].*|.*[:#|]$')) as degenerate_bk,</w:t>
-              <w:br/>
-              <w:t xml:space="preserve">       count_if(RECORD_SOURCE in ('OPUS_BJAZ_TRV_LOADER_DATA_MV', 'OPUS_BJAZ_TRV_PLAN_MV', 'OPUS_BJAZ_TRV_RIDER_DTLS_MV', 'OPUS_BJAZ_TRV_RIDER_RATE_MAST_MV') and upper(trim(PARENT_BK)) in ('NULL', 'NONE', 'NA', 'N/A', 'UNKNOWN', '0')) as placeholder_bk_info,</w:t>
+              <w:t xml:space="preserve">       count_if(RECORD_SOURCE in ('OPUS_BJAZ_TRV_LOADER_DATA', 'OPUS_BJAZ_TRV_PLAN', 'OPUS_BJAZ_TRV_RIDER_DTLS', 'OPUS_BJAZ_TRV_RIDER_RATE_MAST'))                                              as rows_in_scope,</w:t>
+              <w:br/>
+              <w:t xml:space="preserve">       count_if(RECORD_SOURCE in ('OPUS_BJAZ_TRV_LOADER_DATA', 'OPUS_BJAZ_TRV_PLAN', 'OPUS_BJAZ_TRV_RIDER_DTLS', 'OPUS_BJAZ_TRV_RIDER_RATE_MAST') and COVERAGE_HKEY is null)                         as null_hkey,</w:t>
+              <w:br/>
+              <w:t xml:space="preserve">       count_if(RECORD_SOURCE in ('OPUS_BJAZ_TRV_LOADER_DATA', 'OPUS_BJAZ_TRV_PLAN', 'OPUS_BJAZ_TRV_RIDER_DTLS', 'OPUS_BJAZ_TRV_RIDER_RATE_MAST') and nullif(trim(PARENT_BK), '') is null)        as null_or_blank_bk,</w:t>
+              <w:br/>
+              <w:t xml:space="preserve">       count_if(RECORD_SOURCE in ('OPUS_BJAZ_TRV_LOADER_DATA', 'OPUS_BJAZ_TRV_PLAN', 'OPUS_BJAZ_TRV_RIDER_DTLS', 'OPUS_BJAZ_TRV_RIDER_RATE_MAST') and regexp_like(trim(PARENT_BK), '^[:#|].*|.*[:#|]$')) as degenerate_bk,</w:t>
+              <w:br/>
+              <w:t xml:space="preserve">       count_if(RECORD_SOURCE in ('OPUS_BJAZ_TRV_LOADER_DATA', 'OPUS_BJAZ_TRV_PLAN', 'OPUS_BJAZ_TRV_RIDER_DTLS', 'OPUS_BJAZ_TRV_RIDER_RATE_MAST') and upper(trim(PARENT_BK)) in ('NULL', 'NONE', 'NA', 'N/A', 'UNKNOWN', '0')) as placeholder_bk_info,</w:t>
               <w:br/>
               <w:t xml:space="preserve">       count_if(COVERAGE_HKEY = TO_BINARY(REPEAT('0', 32), 'HEX') or trim(PARENT_BK) in ('-1', '-2'))   as ghost_rows,</w:t>
               <w:br/>
@@ -11577,203 +11577,203 @@
               </w:rPr>
               <w:t xml:space="preserve">with src as (</w:t>
               <w:br/>
-              <w:t xml:space="preserve">    -- via stg2_hub_bjaz_trv_plan_mv__coverage</w:t>
-              <w:br/>
-              <w:t xml:space="preserve">    select 'BJAZ_TRV_PLAN_MV.COVER_CODE' as src_branch,</w:t>
+              <w:t xml:space="preserve">    -- via stg2_hub_bjaz_trv_plan__coverage</w:t>
+              <w:br/>
+              <w:t xml:space="preserve">    select 'BJAZ_TRV_PLAN.COVER_CODE' as src_branch,</w:t>
               <w:br/>
               <w:t xml:space="preserve">           MD5_BINARY(NULLIF(UPPER(TRIM(CAST('HUB_COVERAGE|' || (nullif(trim(to_varchar("COVER_CODE")), '')) AS VARCHAR))), '')) as hkey</w:t>
               <w:br/>
-              <w:t xml:space="preserve">      from BAGIC_PROD_MIRROR_DB.OPUS_GG_DWHSTAGE.BJAZ_TRV_PLAN_MV</w:t>
+              <w:t xml:space="preserve">      from BAGIC_PREPROD_CURATED_DB.UTILS.BJAZ_TRV_PLAN</w:t>
               <w:br/>
               <w:t xml:space="preserve">    union all</w:t>
               <w:br/>
-              <w:t xml:space="preserve">    -- via stg2_hub_bjaz_trv_rider_dtls_mv__coverage</w:t>
-              <w:br/>
-              <w:t xml:space="preserve">    select 'BJAZ_TRV_RIDER_DTLS_MV.RIDER_NO' as src_branch,</w:t>
+              <w:t xml:space="preserve">    -- via stg2_hub_bjaz_trv_rider_dtls__coverage</w:t>
+              <w:br/>
+              <w:t xml:space="preserve">    select 'BJAZ_TRV_RIDER_DTLS.RIDER_NO' as src_branch,</w:t>
               <w:br/>
               <w:t xml:space="preserve">           MD5_BINARY(NULLIF(UPPER(TRIM(CAST('HUB_COVERAGE|' || (nullif(trim(to_varchar("RIDER_NO")), '')) AS VARCHAR))), '')) as hkey</w:t>
               <w:br/>
-              <w:t xml:space="preserve">      from BAGIC_PROD_MIRROR_DB.OPUS_GG_DWHSTAGE.BJAZ_TRV_RIDER_DTLS_MV</w:t>
+              <w:t xml:space="preserve">      from BAGIC_PREPROD_CURATED_DB.UTILS.BJAZ_TRV_RIDER_DTLS</w:t>
               <w:br/>
               <w:t xml:space="preserve">    union all</w:t>
               <w:br/>
-              <w:t xml:space="preserve">    -- via stg2_hub_bjaz_trv_rider_rate_mast_mv__coverage</w:t>
-              <w:br/>
-              <w:t xml:space="preserve">    select 'BJAZ_TRV_RIDER_RATE_MAST_MV.RIDER_SEQ_NO' as src_branch,</w:t>
+              <w:t xml:space="preserve">    -- via stg2_hub_bjaz_trv_rider_rate_mast__coverage</w:t>
+              <w:br/>
+              <w:t xml:space="preserve">    select 'BJAZ_TRV_RIDER_RATE_MAST.RIDER_SEQ_NO' as src_branch,</w:t>
               <w:br/>
               <w:t xml:space="preserve">           MD5_BINARY(NULLIF(UPPER(TRIM(CAST('HUB_COVERAGE|' || (nullif(trim(to_varchar("RIDER_SEQ_NO")), '')) AS VARCHAR))), '')) as hkey</w:t>
               <w:br/>
-              <w:t xml:space="preserve">      from BAGIC_PROD_MIRROR_DB.OPUS_GG_DWHSTAGE.BJAZ_TRV_RIDER_RATE_MAST_MV</w:t>
+              <w:t xml:space="preserve">      from BAGIC_PREPROD_CURATED_DB.UTILS.BJAZ_TRV_RIDER_RATE_MAST</w:t>
               <w:br/>
               <w:t xml:space="preserve">    union all</w:t>
               <w:br/>
-              <w:t xml:space="preserve">    -- via stg2_hub_bjaz_trv_loader_data_mv__coverage_acchospexp</w:t>
-              <w:br/>
-              <w:t xml:space="preserve">    select 'BJAZ_TRV_LOADER_DATA_MV.POLICY_REF' as src_branch,</w:t>
+              <w:t xml:space="preserve">    -- via stg2_hub_bjaz_trv_loader_data__coverage_acchospexp</w:t>
+              <w:br/>
+              <w:t xml:space="preserve">    select 'BJAZ_TRV_LOADER_DATA.POLICY_REF' as src_branch,</w:t>
               <w:br/>
               <w:t xml:space="preserve">           MD5_BINARY(NULLIF(UPPER(TRIM(CAST('HUB_COVERAGE|' || (nullif(trim(to_varchar("POLICY_REF")), '') || '|' || 'TRV_ACC_HOSP_EXP') AS VARCHAR))), '')) as hkey</w:t>
               <w:br/>
-              <w:t xml:space="preserve">      from BAGIC_PROD_MIRROR_DB.OPUS_GG_DWHSTAGE.BJAZ_TRV_LOADER_DATA_MV</w:t>
+              <w:t xml:space="preserve">      from BAGIC_PREPROD_CURATED_DB.UTILS.BJAZ_TRV_LOADER_DATA</w:t>
               <w:br/>
               <w:t xml:space="preserve">    union all</w:t>
               <w:br/>
-              <w:t xml:space="preserve">    -- via stg2_hub_bjaz_trv_loader_data_mv__coverage_adventuresportbenefit</w:t>
-              <w:br/>
-              <w:t xml:space="preserve">    select 'BJAZ_TRV_LOADER_DATA_MV.POLICY_REF' as src_branch,</w:t>
+              <w:t xml:space="preserve">    -- via stg2_hub_bjaz_trv_loader_data__coverage_adventuresportbenefit</w:t>
+              <w:br/>
+              <w:t xml:space="preserve">    select 'BJAZ_TRV_LOADER_DATA.POLICY_REF' as src_branch,</w:t>
               <w:br/>
               <w:t xml:space="preserve">           MD5_BINARY(NULLIF(UPPER(TRIM(CAST('HUB_COVERAGE|' || (nullif(trim(to_varchar("POLICY_REF")), '') || '|' || 'TRV_ADVENTURE_SPORT') AS VARCHAR))), '')) as hkey</w:t>
               <w:br/>
-              <w:t xml:space="preserve">      from BAGIC_PROD_MIRROR_DB.OPUS_GG_DWHSTAGE.BJAZ_TRV_LOADER_DATA_MV</w:t>
+              <w:t xml:space="preserve">      from BAGIC_PREPROD_CURATED_DB.UTILS.BJAZ_TRV_LOADER_DATA</w:t>
               <w:br/>
               <w:t xml:space="preserve">    union all</w:t>
               <w:br/>
-              <w:t xml:space="preserve">    -- via stg2_hub_bjaz_trv_loader_data_mv__coverage_bouncedhotel</w:t>
-              <w:br/>
-              <w:t xml:space="preserve">    select 'BJAZ_TRV_LOADER_DATA_MV.POLICY_REF' as src_branch,</w:t>
+              <w:t xml:space="preserve">    -- via stg2_hub_bjaz_trv_loader_data__coverage_bouncedhotel</w:t>
+              <w:br/>
+              <w:t xml:space="preserve">    select 'BJAZ_TRV_LOADER_DATA.POLICY_REF' as src_branch,</w:t>
               <w:br/>
               <w:t xml:space="preserve">           MD5_BINARY(NULLIF(UPPER(TRIM(CAST('HUB_COVERAGE|' || (nullif(trim(to_varchar("POLICY_REF")), '') || '|' || 'TRV_BOUNCED_HOTEL') AS VARCHAR))), '')) as hkey</w:t>
               <w:br/>
-              <w:t xml:space="preserve">      from BAGIC_PROD_MIRROR_DB.OPUS_GG_DWHSTAGE.BJAZ_TRV_LOADER_DATA_MV</w:t>
+              <w:t xml:space="preserve">      from BAGIC_PREPROD_CURATED_DB.UTILS.BJAZ_TRV_LOADER_DATA</w:t>
               <w:br/>
               <w:t xml:space="preserve">    union all</w:t>
               <w:br/>
-              <w:t xml:space="preserve">    -- via stg2_hub_bjaz_trv_loader_data_mv__coverage_compvisitfamilymember</w:t>
-              <w:br/>
-              <w:t xml:space="preserve">    select 'BJAZ_TRV_LOADER_DATA_MV.POLICY_REF' as src_branch,</w:t>
+              <w:t xml:space="preserve">    -- via stg2_hub_bjaz_trv_loader_data__coverage_compvisitfamilymember</w:t>
+              <w:br/>
+              <w:t xml:space="preserve">    select 'BJAZ_TRV_LOADER_DATA.POLICY_REF' as src_branch,</w:t>
               <w:br/>
               <w:t xml:space="preserve">           MD5_BINARY(NULLIF(UPPER(TRIM(CAST('HUB_COVERAGE|' || (nullif(trim(to_varchar("POLICY_REF")), '') || '|' || 'TRV_COMPASSIONATE_VISIT') AS VARCHAR))), '')) as hkey</w:t>
               <w:br/>
-              <w:t xml:space="preserve">      from BAGIC_PROD_MIRROR_DB.OPUS_GG_DWHSTAGE.BJAZ_TRV_LOADER_DATA_MV</w:t>
+              <w:t xml:space="preserve">      from BAGIC_PREPROD_CURATED_DB.UTILS.BJAZ_TRV_LOADER_DATA</w:t>
               <w:br/>
               <w:t xml:space="preserve">    union all</w:t>
               <w:br/>
-              <w:t xml:space="preserve">    -- via stg2_hub_bjaz_trv_loader_data_mv__coverage_delayofcheckedbaggage</w:t>
-              <w:br/>
-              <w:t xml:space="preserve">    select 'BJAZ_TRV_LOADER_DATA_MV.POLICY_REF' as src_branch,</w:t>
+              <w:t xml:space="preserve">    -- via stg2_hub_bjaz_trv_loader_data__coverage_delayofcheckedbaggage</w:t>
+              <w:br/>
+              <w:t xml:space="preserve">    select 'BJAZ_TRV_LOADER_DATA.POLICY_REF' as src_branch,</w:t>
               <w:br/>
               <w:t xml:space="preserve">           MD5_BINARY(NULLIF(UPPER(TRIM(CAST('HUB_COVERAGE|' || (nullif(trim(to_varchar("POLICY_REF")), '') || '|' || 'TRV_BAGGAGE_DELAY') AS VARCHAR))), '')) as hkey</w:t>
               <w:br/>
-              <w:t xml:space="preserve">      from BAGIC_PROD_MIRROR_DB.OPUS_GG_DWHSTAGE.BJAZ_TRV_LOADER_DATA_MV</w:t>
+              <w:t xml:space="preserve">      from BAGIC_PREPROD_CURATED_DB.UTILS.BJAZ_TRV_LOADER_DATA</w:t>
               <w:br/>
               <w:t xml:space="preserve">    union all</w:t>
               <w:br/>
-              <w:t xml:space="preserve">    -- via stg2_hub_bjaz_trv_loader_data_mv__coverage_emergencyhotelextension</w:t>
-              <w:br/>
-              <w:t xml:space="preserve">    select 'BJAZ_TRV_LOADER_DATA_MV.POLICY_REF' as src_branch,</w:t>
+              <w:t xml:space="preserve">    -- via stg2_hub_bjaz_trv_loader_data__coverage_emergencyhotelextension</w:t>
+              <w:br/>
+              <w:t xml:space="preserve">    select 'BJAZ_TRV_LOADER_DATA.POLICY_REF' as src_branch,</w:t>
               <w:br/>
               <w:t xml:space="preserve">           MD5_BINARY(NULLIF(UPPER(TRIM(CAST('HUB_COVERAGE|' || (nullif(trim(to_varchar("POLICY_REF")), '') || '|' || 'TRV_EMER_HOTEL_EXT') AS VARCHAR))), '')) as hkey</w:t>
               <w:br/>
-              <w:t xml:space="preserve">      from BAGIC_PROD_MIRROR_DB.OPUS_GG_DWHSTAGE.BJAZ_TRV_LOADER_DATA_MV</w:t>
+              <w:t xml:space="preserve">      from BAGIC_PREPROD_CURATED_DB.UTILS.BJAZ_TRV_LOADER_DATA</w:t>
               <w:br/>
               <w:t xml:space="preserve">    union all</w:t>
               <w:br/>
-              <w:t xml:space="preserve">    -- via stg2_hub_bjaz_trv_loader_data_mv__coverage_emermedicalevac</w:t>
-              <w:br/>
-              <w:t xml:space="preserve">    select 'BJAZ_TRV_LOADER_DATA_MV.POLICY_REF' as src_branch,</w:t>
+              <w:t xml:space="preserve">    -- via stg2_hub_bjaz_trv_loader_data__coverage_emermedicalevac</w:t>
+              <w:br/>
+              <w:t xml:space="preserve">    select 'BJAZ_TRV_LOADER_DATA.POLICY_REF' as src_branch,</w:t>
               <w:br/>
               <w:t xml:space="preserve">           MD5_BINARY(NULLIF(UPPER(TRIM(CAST('HUB_COVERAGE|' || (nullif(trim(to_varchar("POLICY_REF")), '') || '|' || 'TRV_EMER_MED_EVAC') AS VARCHAR))), '')) as hkey</w:t>
               <w:br/>
-              <w:t xml:space="preserve">      from BAGIC_PROD_MIRROR_DB.OPUS_GG_DWHSTAGE.BJAZ_TRV_LOADER_DATA_MV</w:t>
+              <w:t xml:space="preserve">      from BAGIC_PREPROD_CURATED_DB.UTILS.BJAZ_TRV_LOADER_DATA</w:t>
               <w:br/>
               <w:t xml:space="preserve">    union all</w:t>
               <w:br/>
-              <w:t xml:space="preserve">    -- via stg2_hub_bjaz_trv_loader_data_mv__coverage_homeburglaryinsurance</w:t>
-              <w:br/>
-              <w:t xml:space="preserve">    select 'BJAZ_TRV_LOADER_DATA_MV.POLICY_REF' as src_branch,</w:t>
+              <w:t xml:space="preserve">    -- via stg2_hub_bjaz_trv_loader_data__coverage_homeburglaryinsurance</w:t>
+              <w:br/>
+              <w:t xml:space="preserve">    select 'BJAZ_TRV_LOADER_DATA.POLICY_REF' as src_branch,</w:t>
               <w:br/>
               <w:t xml:space="preserve">           MD5_BINARY(NULLIF(UPPER(TRIM(CAST('HUB_COVERAGE|' || (nullif(trim(to_varchar("POLICY_REF")), '') || '|' || 'TRV_HOME_BURGLARY') AS VARCHAR))), '')) as hkey</w:t>
               <w:br/>
-              <w:t xml:space="preserve">      from BAGIC_PROD_MIRROR_DB.OPUS_GG_DWHSTAGE.BJAZ_TRV_LOADER_DATA_MV</w:t>
+              <w:t xml:space="preserve">      from BAGIC_PREPROD_CURATED_DB.UTILS.BJAZ_TRV_LOADER_DATA</w:t>
               <w:br/>
               <w:t xml:space="preserve">    union all</w:t>
               <w:br/>
-              <w:t xml:space="preserve">    -- via stg2_hub_bjaz_trv_loader_data_mv__coverage_hospdailyallow</w:t>
-              <w:br/>
-              <w:t xml:space="preserve">    select 'BJAZ_TRV_LOADER_DATA_MV.POLICY_REF' as src_branch,</w:t>
+              <w:t xml:space="preserve">    -- via stg2_hub_bjaz_trv_loader_data__coverage_hospdailyallow</w:t>
+              <w:br/>
+              <w:t xml:space="preserve">    select 'BJAZ_TRV_LOADER_DATA.POLICY_REF' as src_branch,</w:t>
               <w:br/>
               <w:t xml:space="preserve">           MD5_BINARY(NULLIF(UPPER(TRIM(CAST('HUB_COVERAGE|' || (nullif(trim(to_varchar("POLICY_REF")), '') || '|' || 'TRV_HOSP_DAILY_ALLOW') AS VARCHAR))), '')) as hkey</w:t>
               <w:br/>
-              <w:t xml:space="preserve">      from BAGIC_PROD_MIRROR_DB.OPUS_GG_DWHSTAGE.BJAZ_TRV_LOADER_DATA_MV</w:t>
+              <w:t xml:space="preserve">      from BAGIC_PREPROD_CURATED_DB.UTILS.BJAZ_TRV_LOADER_DATA</w:t>
               <w:br/>
               <w:t xml:space="preserve">    union all</w:t>
               <w:br/>
-              <w:t xml:space="preserve">    -- via stg2_hub_bjaz_trv_loader_data_mv__coverage_lossofbaggage</w:t>
-              <w:br/>
-              <w:t xml:space="preserve">    select 'BJAZ_TRV_LOADER_DATA_MV.POLICY_REF' as src_branch,</w:t>
+              <w:t xml:space="preserve">    -- via stg2_hub_bjaz_trv_loader_data__coverage_lossofbaggage</w:t>
+              <w:br/>
+              <w:t xml:space="preserve">    select 'BJAZ_TRV_LOADER_DATA.POLICY_REF' as src_branch,</w:t>
               <w:br/>
               <w:t xml:space="preserve">           MD5_BINARY(NULLIF(UPPER(TRIM(CAST('HUB_COVERAGE|' || (nullif(trim(to_varchar("POLICY_REF")), '') || '|' || 'TRV_BAGGAGE_LOSS') AS VARCHAR))), '')) as hkey</w:t>
               <w:br/>
-              <w:t xml:space="preserve">      from BAGIC_PROD_MIRROR_DB.OPUS_GG_DWHSTAGE.BJAZ_TRV_LOADER_DATA_MV</w:t>
+              <w:t xml:space="preserve">      from BAGIC_PREPROD_CURATED_DB.UTILS.BJAZ_TRV_LOADER_DATA</w:t>
               <w:br/>
               <w:t xml:space="preserve">    union all</w:t>
               <w:br/>
-              <w:t xml:space="preserve">    -- via stg2_hub_bjaz_trv_loader_data_mv__coverage_lossofcheckedbaggage</w:t>
-              <w:br/>
-              <w:t xml:space="preserve">    select 'BJAZ_TRV_LOADER_DATA_MV.POLICY_REF' as src_branch,</w:t>
+              <w:t xml:space="preserve">    -- via stg2_hub_bjaz_trv_loader_data__coverage_lossofcheckedbaggage</w:t>
+              <w:br/>
+              <w:t xml:space="preserve">    select 'BJAZ_TRV_LOADER_DATA.POLICY_REF' as src_branch,</w:t>
               <w:br/>
               <w:t xml:space="preserve">           MD5_BINARY(NULLIF(UPPER(TRIM(CAST('HUB_COVERAGE|' || (nullif(trim(to_varchar("POLICY_REF")), '') || '|' || 'TRV_CHECKED_BAGGAGE_LOSS') AS VARCHAR))), '')) as hkey</w:t>
               <w:br/>
-              <w:t xml:space="preserve">      from BAGIC_PROD_MIRROR_DB.OPUS_GG_DWHSTAGE.BJAZ_TRV_LOADER_DATA_MV</w:t>
+              <w:t xml:space="preserve">      from BAGIC_PREPROD_CURATED_DB.UTILS.BJAZ_TRV_LOADER_DATA</w:t>
               <w:br/>
               <w:t xml:space="preserve">    union all</w:t>
               <w:br/>
-              <w:t xml:space="preserve">    -- via stg2_hub_bjaz_trv_loader_data_mv__coverage_missedconnection</w:t>
-              <w:br/>
-              <w:t xml:space="preserve">    select 'BJAZ_TRV_LOADER_DATA_MV.POLICY_REF' as src_branch,</w:t>
+              <w:t xml:space="preserve">    -- via stg2_hub_bjaz_trv_loader_data__coverage_missedconnection</w:t>
+              <w:br/>
+              <w:t xml:space="preserve">    select 'BJAZ_TRV_LOADER_DATA.POLICY_REF' as src_branch,</w:t>
               <w:br/>
               <w:t xml:space="preserve">           MD5_BINARY(NULLIF(UPPER(TRIM(CAST('HUB_COVERAGE|' || (nullif(trim(to_varchar("POLICY_REF")), '') || '|' || 'TRV_MISSED_CONNECTION') AS VARCHAR))), '')) as hkey</w:t>
               <w:br/>
-              <w:t xml:space="preserve">      from BAGIC_PROD_MIRROR_DB.OPUS_GG_DWHSTAGE.BJAZ_TRV_LOADER_DATA_MV</w:t>
+              <w:t xml:space="preserve">      from BAGIC_PREPROD_CURATED_DB.UTILS.BJAZ_TRV_LOADER_DATA</w:t>
               <w:br/>
               <w:t xml:space="preserve">    union all</w:t>
               <w:br/>
-              <w:t xml:space="preserve">    -- via stg2_hub_bjaz_trv_loader_data_mv__coverage_personalliability</w:t>
-              <w:br/>
-              <w:t xml:space="preserve">    select 'BJAZ_TRV_LOADER_DATA_MV.POLICY_REF' as src_branch,</w:t>
+              <w:t xml:space="preserve">    -- via stg2_hub_bjaz_trv_loader_data__coverage_personalliability</w:t>
+              <w:br/>
+              <w:t xml:space="preserve">    select 'BJAZ_TRV_LOADER_DATA.POLICY_REF' as src_branch,</w:t>
               <w:br/>
               <w:t xml:space="preserve">           MD5_BINARY(NULLIF(UPPER(TRIM(CAST('HUB_COVERAGE|' || (nullif(trim(to_varchar("POLICY_REF")), '') || '|' || 'TRV_PERSONAL_LIABILITY') AS VARCHAR))), '')) as hkey</w:t>
               <w:br/>
-              <w:t xml:space="preserve">      from BAGIC_PROD_MIRROR_DB.OPUS_GG_DWHSTAGE.BJAZ_TRV_LOADER_DATA_MV</w:t>
+              <w:t xml:space="preserve">      from BAGIC_PREPROD_CURATED_DB.UTILS.BJAZ_TRV_LOADER_DATA</w:t>
               <w:br/>
               <w:t xml:space="preserve">    union all</w:t>
               <w:br/>
-              <w:t xml:space="preserve">    -- via stg2_hub_bjaz_trv_loader_data_mv__coverage_repatonofremains</w:t>
-              <w:br/>
-              <w:t xml:space="preserve">    select 'BJAZ_TRV_LOADER_DATA_MV.POLICY_REF' as src_branch,</w:t>
+              <w:t xml:space="preserve">    -- via stg2_hub_bjaz_trv_loader_data__coverage_repatonofremains</w:t>
+              <w:br/>
+              <w:t xml:space="preserve">    select 'BJAZ_TRV_LOADER_DATA.POLICY_REF' as src_branch,</w:t>
               <w:br/>
               <w:t xml:space="preserve">           MD5_BINARY(NULLIF(UPPER(TRIM(CAST('HUB_COVERAGE|' || (nullif(trim(to_varchar("POLICY_REF")), '') || '|' || 'TRV_REPAT_REMAINS') AS VARCHAR))), '')) as hkey</w:t>
               <w:br/>
-              <w:t xml:space="preserve">      from BAGIC_PROD_MIRROR_DB.OPUS_GG_DWHSTAGE.BJAZ_TRV_LOADER_DATA_MV</w:t>
+              <w:t xml:space="preserve">      from BAGIC_PREPROD_CURATED_DB.UTILS.BJAZ_TRV_LOADER_DATA</w:t>
               <w:br/>
               <w:t xml:space="preserve">    union all</w:t>
               <w:br/>
-              <w:t xml:space="preserve">    -- via stg2_hub_bjaz_trv_loader_data_mv__coverage_tripcancellation</w:t>
-              <w:br/>
-              <w:t xml:space="preserve">    select 'BJAZ_TRV_LOADER_DATA_MV.POLICY_REF' as src_branch,</w:t>
+              <w:t xml:space="preserve">    -- via stg2_hub_bjaz_trv_loader_data__coverage_tripcancellation</w:t>
+              <w:br/>
+              <w:t xml:space="preserve">    select 'BJAZ_TRV_LOADER_DATA.POLICY_REF' as src_branch,</w:t>
               <w:br/>
               <w:t xml:space="preserve">           MD5_BINARY(NULLIF(UPPER(TRIM(CAST('HUB_COVERAGE|' || (nullif(trim(to_varchar("POLICY_REF")), '') || '|' || 'TRV_TRIP_CANCEL') AS VARCHAR))), '')) as hkey</w:t>
               <w:br/>
-              <w:t xml:space="preserve">      from BAGIC_PROD_MIRROR_DB.OPUS_GG_DWHSTAGE.BJAZ_TRV_LOADER_DATA_MV</w:t>
+              <w:t xml:space="preserve">      from BAGIC_PREPROD_CURATED_DB.UTILS.BJAZ_TRV_LOADER_DATA</w:t>
               <w:br/>
               <w:t xml:space="preserve">    union all</w:t>
               <w:br/>
-              <w:t xml:space="preserve">    -- via stg2_hub_bjaz_trv_loader_data_mv__coverage_tripcurtailment</w:t>
-              <w:br/>
-              <w:t xml:space="preserve">    select 'BJAZ_TRV_LOADER_DATA_MV.POLICY_REF' as src_branch,</w:t>
+              <w:t xml:space="preserve">    -- via stg2_hub_bjaz_trv_loader_data__coverage_tripcurtailment</w:t>
+              <w:br/>
+              <w:t xml:space="preserve">    select 'BJAZ_TRV_LOADER_DATA.POLICY_REF' as src_branch,</w:t>
               <w:br/>
               <w:t xml:space="preserve">           MD5_BINARY(NULLIF(UPPER(TRIM(CAST('HUB_COVERAGE|' || (nullif(trim(to_varchar("POLICY_REF")), '') || '|' || 'TRV_TRIP_CURTAILMENT') AS VARCHAR))), '')) as hkey</w:t>
               <w:br/>
-              <w:t xml:space="preserve">      from BAGIC_PROD_MIRROR_DB.OPUS_GG_DWHSTAGE.BJAZ_TRV_LOADER_DATA_MV</w:t>
+              <w:t xml:space="preserve">      from BAGIC_PREPROD_CURATED_DB.UTILS.BJAZ_TRV_LOADER_DATA</w:t>
               <w:br/>
               <w:t xml:space="preserve">    union all</w:t>
               <w:br/>
-              <w:t xml:space="preserve">    -- via stg2_hub_bjaz_trv_loader_data_mv__coverage_tripdelaybyscheduledaircraft</w:t>
-              <w:br/>
-              <w:t xml:space="preserve">    select 'BJAZ_TRV_LOADER_DATA_MV.POLICY_REF' as src_branch,</w:t>
+              <w:t xml:space="preserve">    -- via stg2_hub_bjaz_trv_loader_data__coverage_tripdelaybyscheduledaircraft</w:t>
+              <w:br/>
+              <w:t xml:space="preserve">    select 'BJAZ_TRV_LOADER_DATA.POLICY_REF' as src_branch,</w:t>
               <w:br/>
               <w:t xml:space="preserve">           MD5_BINARY(NULLIF(UPPER(TRIM(CAST('HUB_COVERAGE|' || (nullif(trim(to_varchar("POLICY_REF")), '') || '|' || 'TRV_TRIP_DELAY') AS VARCHAR))), '')) as hkey</w:t>
               <w:br/>
-              <w:t xml:space="preserve">      from BAGIC_PROD_MIRROR_DB.OPUS_GG_DWHSTAGE.BJAZ_TRV_LOADER_DATA_MV</w:t>
+              <w:t xml:space="preserve">      from BAGIC_PREPROD_CURATED_DB.UTILS.BJAZ_TRV_LOADER_DATA</w:t>
               <w:br/>
               <w:t xml:space="preserve">)</w:t>
               <w:br/>
@@ -12087,7 +12087,7 @@
         <w:t xml:space="preserve">Note: </w:t>
       </w:r>
       <w:r>
-        <w:t xml:space="preserve">4 RAW key branch(es): BJAZ_TRV_LOADER_LOG_TABLE_MV.TRANSITFROM, BJAZ_TRV_LOADER_LOG_TABLE_MV.TRANSITTO, BJAZ_TRV_LOADER_DATA_MV.[BUILDING+STREETNAME+SUBAREACITY+STATE+PINCODE], BJAZ_TRV_LOADER_LOG_TABLE_MV.[BUILDING+STREETNAME+CITY+STATE+PINCODE+COUNTRY]. Travel RECORD_SOURCE value(s) parsed from feeds: OPUS_BJAZ_TRV_LOADER_DATA_MV, OPUS_BJAZ_TRV_LOADER_LOG_TABLE_MV.</w:t>
+        <w:t xml:space="preserve">4 RAW key branch(es): BJAZ_TRV_LOADER_LOG_TABLE.TRANSITFROM, BJAZ_TRV_LOADER_LOG_TABLE.TRANSITTO, BJAZ_TRV_LOADER_DATA.[BUILDING+STREETNAME+SUBAREACITY+STATE+PINCODE], BJAZ_TRV_LOADER_LOG_TABLE.[BUILDING+STREETNAME+CITY+STATE+PINCODE+COUNTRY]. Travel RECORD_SOURCE value(s) parsed from feeds: OPUS_BJAZ_TRV_LOADER_DATA, OPUS_BJAZ_TRV_LOADER_LOG_TABLE.</w:t>
       </w:r>
     </w:p>
     <w:p>
@@ -12120,15 +12120,15 @@
               </w:rPr>
               <w:t xml:space="preserve">select 'OPUS' as project, 'HUB_LOCATION' as hub,</w:t>
               <w:br/>
-              <w:t xml:space="preserve">       count_if(RECORD_SOURCE in ('OPUS_BJAZ_TRV_LOADER_DATA_MV', 'OPUS_BJAZ_TRV_LOADER_LOG_TABLE_MV'))                                              as rows_in_scope,</w:t>
-              <w:br/>
-              <w:t xml:space="preserve">       count_if(RECORD_SOURCE in ('OPUS_BJAZ_TRV_LOADER_DATA_MV', 'OPUS_BJAZ_TRV_LOADER_LOG_TABLE_MV') and LOCATION_HKEY is null)                         as null_hkey,</w:t>
-              <w:br/>
-              <w:t xml:space="preserve">       count_if(RECORD_SOURCE in ('OPUS_BJAZ_TRV_LOADER_DATA_MV', 'OPUS_BJAZ_TRV_LOADER_LOG_TABLE_MV') and nullif(trim(PARENT_BK), '') is null)        as null_or_blank_bk,</w:t>
+              <w:t xml:space="preserve">       count_if(RECORD_SOURCE in ('OPUS_BJAZ_TRV_LOADER_DATA', 'OPUS_BJAZ_TRV_LOADER_LOG_TABLE'))                                              as rows_in_scope,</w:t>
+              <w:br/>
+              <w:t xml:space="preserve">       count_if(RECORD_SOURCE in ('OPUS_BJAZ_TRV_LOADER_DATA', 'OPUS_BJAZ_TRV_LOADER_LOG_TABLE') and LOCATION_HKEY is null)                         as null_hkey,</w:t>
+              <w:br/>
+              <w:t xml:space="preserve">       count_if(RECORD_SOURCE in ('OPUS_BJAZ_TRV_LOADER_DATA', 'OPUS_BJAZ_TRV_LOADER_LOG_TABLE') and nullif(trim(PARENT_BK), '') is null)        as null_or_blank_bk,</w:t>
               <w:br/>
               <w:t xml:space="preserve">       0 as degenerate_bk,</w:t>
               <w:br/>
-              <w:t xml:space="preserve">       count_if(RECORD_SOURCE in ('OPUS_BJAZ_TRV_LOADER_DATA_MV', 'OPUS_BJAZ_TRV_LOADER_LOG_TABLE_MV') and upper(trim(PARENT_BK)) in ('NULL', 'NONE', 'NA', 'N/A', 'UNKNOWN', '0')) as placeholder_bk_info,</w:t>
+              <w:t xml:space="preserve">       count_if(RECORD_SOURCE in ('OPUS_BJAZ_TRV_LOADER_DATA', 'OPUS_BJAZ_TRV_LOADER_LOG_TABLE') and upper(trim(PARENT_BK)) in ('NULL', 'NONE', 'NA', 'N/A', 'UNKNOWN', '0')) as placeholder_bk_info,</w:t>
               <w:br/>
               <w:t xml:space="preserve">       count_if(LOCATION_HKEY = TO_BINARY(REPEAT('0', 32), 'HEX') or trim(PARENT_BK) in ('-1', '-2'))   as ghost_rows,</w:t>
               <w:br/>
@@ -12172,43 +12172,43 @@
               </w:rPr>
               <w:t xml:space="preserve">with src as (</w:t>
               <w:br/>
-              <w:t xml:space="preserve">    -- via stg2_hub_bjaz_trv_loader_log_table_mv__location_transitfrom</w:t>
-              <w:br/>
-              <w:t xml:space="preserve">    select 'BJAZ_TRV_LOADER_LOG_TABLE_MV.TRANSITFROM' as src_branch,</w:t>
+              <w:t xml:space="preserve">    -- via stg2_hub_bjaz_trv_loader_log_table__location_transitfrom</w:t>
+              <w:br/>
+              <w:t xml:space="preserve">    select 'BJAZ_TRV_LOADER_LOG_TABLE.TRANSITFROM' as src_branch,</w:t>
               <w:br/>
               <w:t xml:space="preserve">           MD5_BINARY(NULLIF(UPPER(TRIM(CAST('HUB_LOCATION|' || (nullif(trim(to_varchar("TRANSITFROM")), '')) AS VARCHAR))), '')) as hkey</w:t>
               <w:br/>
-              <w:t xml:space="preserve">      from BAGIC_PROD_MIRROR_DB.OPUS_GG_DWHSTAGE.BJAZ_TRV_LOADER_LOG_TABLE_MV</w:t>
+              <w:t xml:space="preserve">      from BAGIC_PREPROD_CURATED_DB.UTILS.BJAZ_TRV_LOADER_LOG_TABLE</w:t>
               <w:br/>
               <w:t xml:space="preserve">    union all</w:t>
               <w:br/>
-              <w:t xml:space="preserve">    -- via stg2_hub_bjaz_trv_loader_log_table_mv__location_transitto</w:t>
-              <w:br/>
-              <w:t xml:space="preserve">    select 'BJAZ_TRV_LOADER_LOG_TABLE_MV.TRANSITTO' as src_branch,</w:t>
+              <w:t xml:space="preserve">    -- via stg2_hub_bjaz_trv_loader_log_table__location_transitto</w:t>
+              <w:br/>
+              <w:t xml:space="preserve">    select 'BJAZ_TRV_LOADER_LOG_TABLE.TRANSITTO' as src_branch,</w:t>
               <w:br/>
               <w:t xml:space="preserve">           MD5_BINARY(NULLIF(UPPER(TRIM(CAST('HUB_LOCATION|' || (nullif(trim(to_varchar("TRANSITTO")), '')) AS VARCHAR))), '')) as hkey</w:t>
               <w:br/>
-              <w:t xml:space="preserve">      from BAGIC_PROD_MIRROR_DB.OPUS_GG_DWHSTAGE.BJAZ_TRV_LOADER_LOG_TABLE_MV</w:t>
+              <w:t xml:space="preserve">      from BAGIC_PREPROD_CURATED_DB.UTILS.BJAZ_TRV_LOADER_LOG_TABLE</w:t>
               <w:br/>
               <w:t xml:space="preserve">    union all</w:t>
               <w:br/>
-              <w:t xml:space="preserve">    -- via stg2_hub_bjaz_trv_loader_data_mv__location_addr</w:t>
-              <w:br/>
-              <w:t xml:space="preserve">    select 'BJAZ_TRV_LOADER_DATA_MV.[BUILDING+STREETNAME+SUBAREACITY+STATE+PINCODE]' as src_branch,</w:t>
+              <w:t xml:space="preserve">    -- via stg2_hub_bjaz_trv_loader_data__location_addr</w:t>
+              <w:br/>
+              <w:t xml:space="preserve">    select 'BJAZ_TRV_LOADER_DATA.[BUILDING+STREETNAME+SUBAREACITY+STATE+PINCODE]' as src_branch,</w:t>
               <w:br/>
               <w:t xml:space="preserve">           MD5_BINARY(NULLIF(UPPER(TRIM(CAST('HUB_LOCATION|' || (coalesce(nullif(trim(to_varchar("BUILDING")), ''), '') || '|' || coalesce(nullif(trim(to_varchar("STREETNAME")), ''), '') || '|' || coalesce(nullif(trim(to_varchar("SUBAREACITY")), ''), '') || '|' || coalesce(nullif(trim(to_varchar("STATE")), ''), '') || '|' || coalesce(nullif(trim(to_varchar("PINCODE")), ''), '')) AS VARCHAR))), '')) as hkey</w:t>
               <w:br/>
-              <w:t xml:space="preserve">      from BAGIC_PROD_MIRROR_DB.OPUS_GG_DWHSTAGE.BJAZ_TRV_LOADER_DATA_MV</w:t>
+              <w:t xml:space="preserve">      from BAGIC_PREPROD_CURATED_DB.UTILS.BJAZ_TRV_LOADER_DATA</w:t>
               <w:br/>
               <w:t xml:space="preserve">    union all</w:t>
               <w:br/>
-              <w:t xml:space="preserve">    -- via stg2_hub_bjaz_trv_loader_log_table_mv__location_addr</w:t>
-              <w:br/>
-              <w:t xml:space="preserve">    select 'BJAZ_TRV_LOADER_LOG_TABLE_MV.[BUILDING+STREETNAME+CITY+STATE+PINCODE+COUNTRY]' as src_branch,</w:t>
+              <w:t xml:space="preserve">    -- via stg2_hub_bjaz_trv_loader_log_table__location_addr</w:t>
+              <w:br/>
+              <w:t xml:space="preserve">    select 'BJAZ_TRV_LOADER_LOG_TABLE.[BUILDING+STREETNAME+CITY+STATE+PINCODE+COUNTRY]' as src_branch,</w:t>
               <w:br/>
               <w:t xml:space="preserve">           MD5_BINARY(NULLIF(UPPER(TRIM(CAST('HUB_LOCATION|' || (coalesce(nullif(trim(to_varchar("BUILDING")), ''), '') || '|' || coalesce(nullif(trim(to_varchar("STREETNAME")), ''), '') || '|' || coalesce(nullif(trim(to_varchar("CITY")), ''), '') || '|' || coalesce(nullif(trim(to_varchar("STATE")), ''), '') || '|' || coalesce(nullif(trim(to_varchar("PINCODE")), ''), '') || '|' || coalesce(nullif(trim(to_varchar("COUNTRY")), ''), '')) AS VARCHAR))), '')) as hkey</w:t>
               <w:br/>
-              <w:t xml:space="preserve">      from BAGIC_PROD_MIRROR_DB.OPUS_GG_DWHSTAGE.BJAZ_TRV_LOADER_LOG_TABLE_MV</w:t>
+              <w:t xml:space="preserve">      from BAGIC_PREPROD_CURATED_DB.UTILS.BJAZ_TRV_LOADER_LOG_TABLE</w:t>
               <w:br/>
               <w:t xml:space="preserve">)</w:t>
               <w:br/>
@@ -12522,7 +12522,7 @@
         <w:t xml:space="preserve">Note: </w:t>
       </w:r>
       <w:r>
-        <w:t xml:space="preserve">5 RAW key branch(es): BA_TRV_DATA_POLICY_DTLS_MV.LOCATION_CODE, BA_TRV_DATA_POLICY_DTLS_MV.CO_ORG_UNIT, BJAZ_TRV_LOADER_DATA_MV.LOCATION, BJAZ_TRV_LOADER_LOG_TABLE_MV.LOCATIONCODE, BJAZ_TRV_LOADER_LOG_TABLE_MV.COORGUNIT. Travel RECORD_SOURCE value(s) parsed from feeds: OPUS_BA_TRV_DATA_POLICY_DTLS_MV, OPUS_BJAZ_TRV_LOADER_DATA_MV, OPUS_BJAZ_TRV_LOADER_LOG_TABLE_MV.</w:t>
+        <w:t xml:space="preserve">5 RAW key branch(es): BA_TRV_DATA_POLICY_DTLS.LOCATION_CODE, BA_TRV_DATA_POLICY_DTLS.CO_ORG_UNIT, BJAZ_TRV_LOADER_DATA.LOCATION, BJAZ_TRV_LOADER_LOG_TABLE.LOCATIONCODE, BJAZ_TRV_LOADER_LOG_TABLE.COORGUNIT. Travel RECORD_SOURCE value(s) parsed from feeds: OPUS_BA_TRV_DATA_POLICY_DTLS, OPUS_BJAZ_TRV_LOADER_DATA, OPUS_BJAZ_TRV_LOADER_LOG_TABLE.</w:t>
       </w:r>
     </w:p>
     <w:p>
@@ -12555,15 +12555,15 @@
               </w:rPr>
               <w:t xml:space="preserve">select 'OPUS' as project, 'HUB_ORG_UNIT' as hub,</w:t>
               <w:br/>
-              <w:t xml:space="preserve">       count_if(RECORD_SOURCE in ('OPUS_BA_TRV_DATA_POLICY_DTLS_MV', 'OPUS_BJAZ_TRV_LOADER_DATA_MV', 'OPUS_BJAZ_TRV_LOADER_LOG_TABLE_MV'))                                              as rows_in_scope,</w:t>
-              <w:br/>
-              <w:t xml:space="preserve">       count_if(RECORD_SOURCE in ('OPUS_BA_TRV_DATA_POLICY_DTLS_MV', 'OPUS_BJAZ_TRV_LOADER_DATA_MV', 'OPUS_BJAZ_TRV_LOADER_LOG_TABLE_MV') and ORG_UNIT_HKEY is null)                         as null_hkey,</w:t>
-              <w:br/>
-              <w:t xml:space="preserve">       count_if(RECORD_SOURCE in ('OPUS_BA_TRV_DATA_POLICY_DTLS_MV', 'OPUS_BJAZ_TRV_LOADER_DATA_MV', 'OPUS_BJAZ_TRV_LOADER_LOG_TABLE_MV') and nullif(trim(PARENT_BK), '') is null)        as null_or_blank_bk,</w:t>
-              <w:br/>
-              <w:t xml:space="preserve">       count_if(RECORD_SOURCE in ('OPUS_BA_TRV_DATA_POLICY_DTLS_MV', 'OPUS_BJAZ_TRV_LOADER_DATA_MV', 'OPUS_BJAZ_TRV_LOADER_LOG_TABLE_MV') and regexp_like(trim(PARENT_BK), '^[:#|].*|.*[:#|]$')) as degenerate_bk,</w:t>
-              <w:br/>
-              <w:t xml:space="preserve">       count_if(RECORD_SOURCE in ('OPUS_BA_TRV_DATA_POLICY_DTLS_MV', 'OPUS_BJAZ_TRV_LOADER_DATA_MV', 'OPUS_BJAZ_TRV_LOADER_LOG_TABLE_MV') and upper(trim(PARENT_BK)) in ('NULL', 'NONE', 'NA', 'N/A', 'UNKNOWN', '0')) as placeholder_bk_info,</w:t>
+              <w:t xml:space="preserve">       count_if(RECORD_SOURCE in ('OPUS_BA_TRV_DATA_POLICY_DTLS', 'OPUS_BJAZ_TRV_LOADER_DATA', 'OPUS_BJAZ_TRV_LOADER_LOG_TABLE'))                                              as rows_in_scope,</w:t>
+              <w:br/>
+              <w:t xml:space="preserve">       count_if(RECORD_SOURCE in ('OPUS_BA_TRV_DATA_POLICY_DTLS', 'OPUS_BJAZ_TRV_LOADER_DATA', 'OPUS_BJAZ_TRV_LOADER_LOG_TABLE') and ORG_UNIT_HKEY is null)                         as null_hkey,</w:t>
+              <w:br/>
+              <w:t xml:space="preserve">       count_if(RECORD_SOURCE in ('OPUS_BA_TRV_DATA_POLICY_DTLS', 'OPUS_BJAZ_TRV_LOADER_DATA', 'OPUS_BJAZ_TRV_LOADER_LOG_TABLE') and nullif(trim(PARENT_BK), '') is null)        as null_or_blank_bk,</w:t>
+              <w:br/>
+              <w:t xml:space="preserve">       count_if(RECORD_SOURCE in ('OPUS_BA_TRV_DATA_POLICY_DTLS', 'OPUS_BJAZ_TRV_LOADER_DATA', 'OPUS_BJAZ_TRV_LOADER_LOG_TABLE') and regexp_like(trim(PARENT_BK), '^[:#|].*|.*[:#|]$')) as degenerate_bk,</w:t>
+              <w:br/>
+              <w:t xml:space="preserve">       count_if(RECORD_SOURCE in ('OPUS_BA_TRV_DATA_POLICY_DTLS', 'OPUS_BJAZ_TRV_LOADER_DATA', 'OPUS_BJAZ_TRV_LOADER_LOG_TABLE') and upper(trim(PARENT_BK)) in ('NULL', 'NONE', 'NA', 'N/A', 'UNKNOWN', '0')) as placeholder_bk_info,</w:t>
               <w:br/>
               <w:t xml:space="preserve">       count_if(ORG_UNIT_HKEY = TO_BINARY(REPEAT('0', 32), 'HEX') or trim(PARENT_BK) in ('-1', '-2'))   as ghost_rows,</w:t>
               <w:br/>
@@ -12607,53 +12607,53 @@
               </w:rPr>
               <w:t xml:space="preserve">with src as (</w:t>
               <w:br/>
-              <w:t xml:space="preserve">    -- via stg2_hub_ba_trv_data_policy_dtls_mv__org_unit_location_code</w:t>
-              <w:br/>
-              <w:t xml:space="preserve">    select 'BA_TRV_DATA_POLICY_DTLS_MV.LOCATION_CODE' as src_branch,</w:t>
+              <w:t xml:space="preserve">    -- via stg2_hub_ba_trv_data_policy_dtls__org_unit_location_code</w:t>
+              <w:br/>
+              <w:t xml:space="preserve">    select 'BA_TRV_DATA_POLICY_DTLS.LOCATION_CODE' as src_branch,</w:t>
               <w:br/>
               <w:t xml:space="preserve">           MD5_BINARY(NULLIF(UPPER(TRIM(CAST('HUB_ORG_UNIT|' || (nullif(trim(to_varchar("LOCATION_CODE")), '')) AS VARCHAR))), '')) as hkey</w:t>
               <w:br/>
-              <w:t xml:space="preserve">      from BAGIC_PROD_MIRROR_DB.OPUS_GG_DWHSTAGE.BA_TRV_DATA_POLICY_DTLS_MV</w:t>
+              <w:t xml:space="preserve">      from BAGIC_PREPROD_CURATED_DB.UTILS.BA_TRV_DATA_POLICY_DTLS</w:t>
               <w:br/>
               <w:t xml:space="preserve">    union all</w:t>
               <w:br/>
-              <w:t xml:space="preserve">    -- via stg2_hub_ba_trv_data_policy_dtls_mv__org_unit_co_org_unit</w:t>
-              <w:br/>
-              <w:t xml:space="preserve">    select 'BA_TRV_DATA_POLICY_DTLS_MV.CO_ORG_UNIT' as src_branch,</w:t>
+              <w:t xml:space="preserve">    -- via stg2_hub_ba_trv_data_policy_dtls__org_unit_co_org_unit</w:t>
+              <w:br/>
+              <w:t xml:space="preserve">    select 'BA_TRV_DATA_POLICY_DTLS.CO_ORG_UNIT' as src_branch,</w:t>
               <w:br/>
               <w:t xml:space="preserve">           MD5_BINARY(NULLIF(UPPER(TRIM(CAST('HUB_ORG_UNIT|' || (nullif(trim(to_varchar("CO_ORG_UNIT")), '')) AS VARCHAR))), '')) as hkey</w:t>
               <w:br/>
-              <w:t xml:space="preserve">      from BAGIC_PROD_MIRROR_DB.OPUS_GG_DWHSTAGE.BA_TRV_DATA_POLICY_DTLS_MV</w:t>
+              <w:t xml:space="preserve">      from BAGIC_PREPROD_CURATED_DB.UTILS.BA_TRV_DATA_POLICY_DTLS</w:t>
               <w:br/>
               <w:t xml:space="preserve">    union all</w:t>
               <w:br/>
-              <w:t xml:space="preserve">    -- via stg2_hub_bjaz_trv_loader_data_mv__org_unit</w:t>
-              <w:br/>
-              <w:t xml:space="preserve">    select 'BJAZ_TRV_LOADER_DATA_MV.LOCATION' as src_branch,</w:t>
+              <w:t xml:space="preserve">    -- via stg2_hub_bjaz_trv_loader_data__org_unit</w:t>
+              <w:br/>
+              <w:t xml:space="preserve">    select 'BJAZ_TRV_LOADER_DATA.LOCATION' as src_branch,</w:t>
               <w:br/>
               <w:t xml:space="preserve">           MD5_BINARY(NULLIF(UPPER(TRIM(CAST('HUB_ORG_UNIT|' || (nullif(trim(to_varchar("LOCATION")), '')) AS VARCHAR))), '')) as hkey</w:t>
               <w:br/>
-              <w:t xml:space="preserve">      from BAGIC_PROD_MIRROR_DB.OPUS_GG_DWHSTAGE.BJAZ_TRV_LOADER_DATA_MV</w:t>
+              <w:t xml:space="preserve">      from BAGIC_PREPROD_CURATED_DB.UTILS.BJAZ_TRV_LOADER_DATA</w:t>
               <w:br/>
               <w:t xml:space="preserve">    union all</w:t>
               <w:br/>
-              <w:t xml:space="preserve">    -- via stg2_hub_bjaz_trv_loader_log_table_mv__org_unit_locationcode</w:t>
-              <w:br/>
-              <w:t xml:space="preserve">    select 'BJAZ_TRV_LOADER_LOG_TABLE_MV.LOCATIONCODE' as src_branch,</w:t>
+              <w:t xml:space="preserve">    -- via stg2_hub_bjaz_trv_loader_log_table__org_unit_locationcode</w:t>
+              <w:br/>
+              <w:t xml:space="preserve">    select 'BJAZ_TRV_LOADER_LOG_TABLE.LOCATIONCODE' as src_branch,</w:t>
               <w:br/>
               <w:t xml:space="preserve">           MD5_BINARY(NULLIF(UPPER(TRIM(CAST('HUB_ORG_UNIT|' || (nullif(trim(to_varchar("LOCATIONCODE")), '')) AS VARCHAR))), '')) as hkey</w:t>
               <w:br/>
-              <w:t xml:space="preserve">      from BAGIC_PROD_MIRROR_DB.OPUS_GG_DWHSTAGE.BJAZ_TRV_LOADER_LOG_TABLE_MV</w:t>
+              <w:t xml:space="preserve">      from BAGIC_PREPROD_CURATED_DB.UTILS.BJAZ_TRV_LOADER_LOG_TABLE</w:t>
               <w:br/>
               <w:t xml:space="preserve">    union all</w:t>
               <w:br/>
-              <w:t xml:space="preserve">    -- via stg2_hub_bjaz_trv_loader_log_table_mv__org_unit_coorgunit</w:t>
-              <w:br/>
-              <w:t xml:space="preserve">    select 'BJAZ_TRV_LOADER_LOG_TABLE_MV.COORGUNIT' as src_branch,</w:t>
+              <w:t xml:space="preserve">    -- via stg2_hub_bjaz_trv_loader_log_table__org_unit_coorgunit</w:t>
+              <w:br/>
+              <w:t xml:space="preserve">    select 'BJAZ_TRV_LOADER_LOG_TABLE.COORGUNIT' as src_branch,</w:t>
               <w:br/>
               <w:t xml:space="preserve">           MD5_BINARY(NULLIF(UPPER(TRIM(CAST('HUB_ORG_UNIT|' || (nullif(trim(to_varchar("COORGUNIT")), '')) AS VARCHAR))), '')) as hkey</w:t>
               <w:br/>
-              <w:t xml:space="preserve">      from BAGIC_PROD_MIRROR_DB.OPUS_GG_DWHSTAGE.BJAZ_TRV_LOADER_LOG_TABLE_MV</w:t>
+              <w:t xml:space="preserve">      from BAGIC_PREPROD_CURATED_DB.UTILS.BJAZ_TRV_LOADER_LOG_TABLE</w:t>
               <w:br/>
               <w:t xml:space="preserve">)</w:t>
               <w:br/>
@@ -12967,7 +12967,7 @@
         <w:t xml:space="preserve">Note: </w:t>
       </w:r>
       <w:r>
-        <w:t xml:space="preserve">13 RAW key branch(es): BA_TRV_DATA_POLICY_DTLS_MV.PARTNER_ID, BA_TRV_DATA_POLICY_DTLS_MV.INTERMEDIARY_CODE, BA_TRV_DATA_POLICY_DTLS_MV.SUBAGENT_CODE, BJAZ_TRV_LOADER_DATA_MV.INTERMEDIARY, BJAZ_TRV_LOADER_DATA_MV.SUBIMD, BJAZ_TRV_LOADER_DATA_MV.BAGICECODE, BJAZ_TRV_LOADER_DATA_MV.BANKRMCODE, BJAZ_TRV_LOADER_DATA_MV.BANKECODE, BJAZ_TRV_LOADER_LOG_TABLE_MV.INTERMEDIARY, BJAZ_TRV_LOADER_LOG_TABLE_MV.PARTNERID, BJAZ_TRV_LOADER_LOG_TABLE_MV.SUBAGENTCODE, BJAZ_TRV_LOADER_LOG_TABLE_MV.DEALERCODE, BJAZ_TRV_DETLS_EXTN.MARKETING_AGENT. Travel RECORD_SOURCE value(s) parsed from feeds: OPUS_BA_TRV_DATA_POLICY_DTLS_MV, OPUS_BJAZ_TRV_DETLS_EXTN, OPUS_BJAZ_TRV_LOADER_DATA_MV, OPUS_BJAZ_TRV_LOADER_LOG_TABLE_MV.</w:t>
+        <w:t xml:space="preserve">13 RAW key branch(es): BA_TRV_DATA_POLICY_DTLS.PARTNER_ID, BA_TRV_DATA_POLICY_DTLS.INTERMEDIARY_CODE, BA_TRV_DATA_POLICY_DTLS.SUBAGENT_CODE, BJAZ_TRV_LOADER_DATA.INTERMEDIARY, BJAZ_TRV_LOADER_DATA.SUBIMD, BJAZ_TRV_LOADER_DATA.BAGICECODE, BJAZ_TRV_LOADER_DATA.BANKRMCODE, BJAZ_TRV_LOADER_DATA.BANKECODE, BJAZ_TRV_LOADER_LOG_TABLE.INTERMEDIARY, BJAZ_TRV_LOADER_LOG_TABLE.PARTNERID, BJAZ_TRV_LOADER_LOG_TABLE.SUBAGENTCODE, BJAZ_TRV_LOADER_LOG_TABLE.DEALERCODE, BJAZ_TRV_DETLS_EXTN.MARKETING_AGENT. Travel RECORD_SOURCE value(s) parsed from feeds: OPUS_BA_TRV_DATA_POLICY_DTLS, OPUS_BJAZ_TRV_DETLS_EXTN, OPUS_BJAZ_TRV_LOADER_DATA, OPUS_BJAZ_TRV_LOADER_LOG_TABLE.</w:t>
       </w:r>
     </w:p>
     <w:p>
@@ -13000,15 +13000,15 @@
               </w:rPr>
               <w:t xml:space="preserve">select 'OPUS' as project, 'HUB_DISTRIBUTION_CHANNEL' as hub,</w:t>
               <w:br/>
-              <w:t xml:space="preserve">       count_if(RECORD_SOURCE in ('OPUS_BA_TRV_DATA_POLICY_DTLS_MV', 'OPUS_BJAZ_TRV_DETLS_EXTN', 'OPUS_BJAZ_TRV_LOADER_DATA_MV', 'OPUS_BJAZ_TRV_LOADER_LOG_TABLE_MV'))                                              as rows_in_scope,</w:t>
-              <w:br/>
-              <w:t xml:space="preserve">       count_if(RECORD_SOURCE in ('OPUS_BA_TRV_DATA_POLICY_DTLS_MV', 'OPUS_BJAZ_TRV_DETLS_EXTN', 'OPUS_BJAZ_TRV_LOADER_DATA_MV', 'OPUS_BJAZ_TRV_LOADER_LOG_TABLE_MV') and DISTRIBUTION_CHANNEL_HKEY is null)                         as null_hkey,</w:t>
-              <w:br/>
-              <w:t xml:space="preserve">       count_if(RECORD_SOURCE in ('OPUS_BA_TRV_DATA_POLICY_DTLS_MV', 'OPUS_BJAZ_TRV_DETLS_EXTN', 'OPUS_BJAZ_TRV_LOADER_DATA_MV', 'OPUS_BJAZ_TRV_LOADER_LOG_TABLE_MV') and nullif(trim(PARENT_BK), '') is null)        as null_or_blank_bk,</w:t>
-              <w:br/>
-              <w:t xml:space="preserve">       count_if(RECORD_SOURCE in ('OPUS_BA_TRV_DATA_POLICY_DTLS_MV', 'OPUS_BJAZ_TRV_DETLS_EXTN', 'OPUS_BJAZ_TRV_LOADER_DATA_MV', 'OPUS_BJAZ_TRV_LOADER_LOG_TABLE_MV') and regexp_like(trim(PARENT_BK), '^[:#|].*|.*[:#|]$')) as degenerate_bk,</w:t>
-              <w:br/>
-              <w:t xml:space="preserve">       count_if(RECORD_SOURCE in ('OPUS_BA_TRV_DATA_POLICY_DTLS_MV', 'OPUS_BJAZ_TRV_DETLS_EXTN', 'OPUS_BJAZ_TRV_LOADER_DATA_MV', 'OPUS_BJAZ_TRV_LOADER_LOG_TABLE_MV') and upper(trim(PARENT_BK)) in ('NULL', 'NONE', 'NA', 'N/A', 'UNKNOWN', '0')) as placeholder_bk_info,</w:t>
+              <w:t xml:space="preserve">       count_if(RECORD_SOURCE in ('OPUS_BA_TRV_DATA_POLICY_DTLS', 'OPUS_BJAZ_TRV_DETLS_EXTN', 'OPUS_BJAZ_TRV_LOADER_DATA', 'OPUS_BJAZ_TRV_LOADER_LOG_TABLE'))                                              as rows_in_scope,</w:t>
+              <w:br/>
+              <w:t xml:space="preserve">       count_if(RECORD_SOURCE in ('OPUS_BA_TRV_DATA_POLICY_DTLS', 'OPUS_BJAZ_TRV_DETLS_EXTN', 'OPUS_BJAZ_TRV_LOADER_DATA', 'OPUS_BJAZ_TRV_LOADER_LOG_TABLE') and DISTRIBUTION_CHANNEL_HKEY is null)                         as null_hkey,</w:t>
+              <w:br/>
+              <w:t xml:space="preserve">       count_if(RECORD_SOURCE in ('OPUS_BA_TRV_DATA_POLICY_DTLS', 'OPUS_BJAZ_TRV_DETLS_EXTN', 'OPUS_BJAZ_TRV_LOADER_DATA', 'OPUS_BJAZ_TRV_LOADER_LOG_TABLE') and nullif(trim(PARENT_BK), '') is null)        as null_or_blank_bk,</w:t>
+              <w:br/>
+              <w:t xml:space="preserve">       count_if(RECORD_SOURCE in ('OPUS_BA_TRV_DATA_POLICY_DTLS', 'OPUS_BJAZ_TRV_DETLS_EXTN', 'OPUS_BJAZ_TRV_LOADER_DATA', 'OPUS_BJAZ_TRV_LOADER_LOG_TABLE') and regexp_like(trim(PARENT_BK), '^[:#|].*|.*[:#|]$')) as degenerate_bk,</w:t>
+              <w:br/>
+              <w:t xml:space="preserve">       count_if(RECORD_SOURCE in ('OPUS_BA_TRV_DATA_POLICY_DTLS', 'OPUS_BJAZ_TRV_DETLS_EXTN', 'OPUS_BJAZ_TRV_LOADER_DATA', 'OPUS_BJAZ_TRV_LOADER_LOG_TABLE') and upper(trim(PARENT_BK)) in ('NULL', 'NONE', 'NA', 'N/A', 'UNKNOWN', '0')) as placeholder_bk_info,</w:t>
               <w:br/>
               <w:t xml:space="preserve">       count_if(DISTRIBUTION_CHANNEL_HKEY = TO_BINARY(REPEAT('0', 32), 'HEX') or trim(PARENT_BK) in ('-1', '-2'))   as ghost_rows,</w:t>
               <w:br/>
@@ -13052,123 +13052,123 @@
               </w:rPr>
               <w:t xml:space="preserve">with src as (</w:t>
               <w:br/>
-              <w:t xml:space="preserve">    -- via stg2_hub_ba_trv_data_policy_dtls_mv__distribution_channel_partner_id</w:t>
-              <w:br/>
-              <w:t xml:space="preserve">    select 'BA_TRV_DATA_POLICY_DTLS_MV.PARTNER_ID' as src_branch,</w:t>
+              <w:t xml:space="preserve">    -- via stg2_hub_ba_trv_data_policy_dtls__distribution_channel_partner_id</w:t>
+              <w:br/>
+              <w:t xml:space="preserve">    select 'BA_TRV_DATA_POLICY_DTLS.PARTNER_ID' as src_branch,</w:t>
               <w:br/>
               <w:t xml:space="preserve">           MD5_BINARY(NULLIF(UPPER(TRIM(CAST('HUB_DISTRIBUTION_CHANNEL|' || (nullif(trim(to_varchar("PARTNER_ID")), '')) AS VARCHAR))), '')) as hkey</w:t>
               <w:br/>
-              <w:t xml:space="preserve">      from BAGIC_PROD_MIRROR_DB.OPUS_GG_DWHSTAGE.BA_TRV_DATA_POLICY_DTLS_MV</w:t>
+              <w:t xml:space="preserve">      from BAGIC_PREPROD_CURATED_DB.UTILS.BA_TRV_DATA_POLICY_DTLS</w:t>
               <w:br/>
               <w:t xml:space="preserve">    union all</w:t>
               <w:br/>
-              <w:t xml:space="preserve">    -- via stg2_hub_ba_trv_data_policy_dtls_mv__distribution_channel_intermediary_code</w:t>
-              <w:br/>
-              <w:t xml:space="preserve">    select 'BA_TRV_DATA_POLICY_DTLS_MV.INTERMEDIARY_CODE' as src_branch,</w:t>
+              <w:t xml:space="preserve">    -- via stg2_hub_ba_trv_data_policy_dtls__distribution_channel_intermediary_code</w:t>
+              <w:br/>
+              <w:t xml:space="preserve">    select 'BA_TRV_DATA_POLICY_DTLS.INTERMEDIARY_CODE' as src_branch,</w:t>
               <w:br/>
               <w:t xml:space="preserve">           MD5_BINARY(NULLIF(UPPER(TRIM(CAST('HUB_DISTRIBUTION_CHANNEL|' || (nullif(trim(to_varchar("INTERMEDIARY_CODE")), '')) AS VARCHAR))), '')) as hkey</w:t>
               <w:br/>
-              <w:t xml:space="preserve">      from BAGIC_PROD_MIRROR_DB.OPUS_GG_DWHSTAGE.BA_TRV_DATA_POLICY_DTLS_MV</w:t>
+              <w:t xml:space="preserve">      from BAGIC_PREPROD_CURATED_DB.UTILS.BA_TRV_DATA_POLICY_DTLS</w:t>
               <w:br/>
               <w:t xml:space="preserve">    union all</w:t>
               <w:br/>
-              <w:t xml:space="preserve">    -- via stg2_hub_ba_trv_data_policy_dtls_mv__distribution_channel_subagent_code</w:t>
-              <w:br/>
-              <w:t xml:space="preserve">    select 'BA_TRV_DATA_POLICY_DTLS_MV.SUBAGENT_CODE' as src_branch,</w:t>
+              <w:t xml:space="preserve">    -- via stg2_hub_ba_trv_data_policy_dtls__distribution_channel_subagent_code</w:t>
+              <w:br/>
+              <w:t xml:space="preserve">    select 'BA_TRV_DATA_POLICY_DTLS.SUBAGENT_CODE' as src_branch,</w:t>
               <w:br/>
               <w:t xml:space="preserve">           MD5_BINARY(NULLIF(UPPER(TRIM(CAST('HUB_DISTRIBUTION_CHANNEL|' || (nullif(trim(to_varchar("SUBAGENT_CODE")), '')) AS VARCHAR))), '')) as hkey</w:t>
               <w:br/>
-              <w:t xml:space="preserve">      from BAGIC_PROD_MIRROR_DB.OPUS_GG_DWHSTAGE.BA_TRV_DATA_POLICY_DTLS_MV</w:t>
+              <w:t xml:space="preserve">      from BAGIC_PREPROD_CURATED_DB.UTILS.BA_TRV_DATA_POLICY_DTLS</w:t>
               <w:br/>
               <w:t xml:space="preserve">    union all</w:t>
               <w:br/>
-              <w:t xml:space="preserve">    -- via stg2_hub_bjaz_trv_loader_data_mv__distribution_channel_intermediary</w:t>
-              <w:br/>
-              <w:t xml:space="preserve">    select 'BJAZ_TRV_LOADER_DATA_MV.INTERMEDIARY' as src_branch,</w:t>
+              <w:t xml:space="preserve">    -- via stg2_hub_bjaz_trv_loader_data__distribution_channel_intermediary</w:t>
+              <w:br/>
+              <w:t xml:space="preserve">    select 'BJAZ_TRV_LOADER_DATA.INTERMEDIARY' as src_branch,</w:t>
               <w:br/>
               <w:t xml:space="preserve">           MD5_BINARY(NULLIF(UPPER(TRIM(CAST('HUB_DISTRIBUTION_CHANNEL|' || (nullif(trim(to_varchar("INTERMEDIARY")), '')) AS VARCHAR))), '')) as hkey</w:t>
               <w:br/>
-              <w:t xml:space="preserve">      from BAGIC_PROD_MIRROR_DB.OPUS_GG_DWHSTAGE.BJAZ_TRV_LOADER_DATA_MV</w:t>
+              <w:t xml:space="preserve">      from BAGIC_PREPROD_CURATED_DB.UTILS.BJAZ_TRV_LOADER_DATA</w:t>
               <w:br/>
               <w:t xml:space="preserve">    union all</w:t>
               <w:br/>
-              <w:t xml:space="preserve">    -- via stg2_hub_bjaz_trv_loader_data_mv__distribution_channel_subimd</w:t>
-              <w:br/>
-              <w:t xml:space="preserve">    select 'BJAZ_TRV_LOADER_DATA_MV.SUBIMD' as src_branch,</w:t>
+              <w:t xml:space="preserve">    -- via stg2_hub_bjaz_trv_loader_data__distribution_channel_subimd</w:t>
+              <w:br/>
+              <w:t xml:space="preserve">    select 'BJAZ_TRV_LOADER_DATA.SUBIMD' as src_branch,</w:t>
               <w:br/>
               <w:t xml:space="preserve">           MD5_BINARY(NULLIF(UPPER(TRIM(CAST('HUB_DISTRIBUTION_CHANNEL|' || (nullif(trim(to_varchar("SUBIMD")), '')) AS VARCHAR))), '')) as hkey</w:t>
               <w:br/>
-              <w:t xml:space="preserve">      from BAGIC_PROD_MIRROR_DB.OPUS_GG_DWHSTAGE.BJAZ_TRV_LOADER_DATA_MV</w:t>
+              <w:t xml:space="preserve">      from BAGIC_PREPROD_CURATED_DB.UTILS.BJAZ_TRV_LOADER_DATA</w:t>
               <w:br/>
               <w:t xml:space="preserve">    union all</w:t>
               <w:br/>
-              <w:t xml:space="preserve">    -- via stg2_hub_bjaz_trv_loader_data_mv__distribution_channel_bagicecode</w:t>
-              <w:br/>
-              <w:t xml:space="preserve">    select 'BJAZ_TRV_LOADER_DATA_MV.BAGICECODE' as src_branch,</w:t>
+              <w:t xml:space="preserve">    -- via stg2_hub_bjaz_trv_loader_data__distribution_channel_bagicecode</w:t>
+              <w:br/>
+              <w:t xml:space="preserve">    select 'BJAZ_TRV_LOADER_DATA.BAGICECODE' as src_branch,</w:t>
               <w:br/>
               <w:t xml:space="preserve">           MD5_BINARY(NULLIF(UPPER(TRIM(CAST('HUB_DISTRIBUTION_CHANNEL|' || (nullif(trim(to_varchar("BAGICECODE")), '')) AS VARCHAR))), '')) as hkey</w:t>
               <w:br/>
-              <w:t xml:space="preserve">      from BAGIC_PROD_MIRROR_DB.OPUS_GG_DWHSTAGE.BJAZ_TRV_LOADER_DATA_MV</w:t>
+              <w:t xml:space="preserve">      from BAGIC_PREPROD_CURATED_DB.UTILS.BJAZ_TRV_LOADER_DATA</w:t>
               <w:br/>
               <w:t xml:space="preserve">    union all</w:t>
               <w:br/>
-              <w:t xml:space="preserve">    -- via stg2_hub_bjaz_trv_loader_data_mv__distribution_channel_bankrmcode</w:t>
-              <w:br/>
-              <w:t xml:space="preserve">    select 'BJAZ_TRV_LOADER_DATA_MV.BANKRMCODE' as src_branch,</w:t>
+              <w:t xml:space="preserve">    -- via stg2_hub_bjaz_trv_loader_data__distribution_channel_bankrmcode</w:t>
+              <w:br/>
+              <w:t xml:space="preserve">    select 'BJAZ_TRV_LOADER_DATA.BANKRMCODE' as src_branch,</w:t>
               <w:br/>
               <w:t xml:space="preserve">           MD5_BINARY(NULLIF(UPPER(TRIM(CAST('HUB_DISTRIBUTION_CHANNEL|' || (nullif(trim(to_varchar("BANKRMCODE")), '')) AS VARCHAR))), '')) as hkey</w:t>
               <w:br/>
-              <w:t xml:space="preserve">      from BAGIC_PROD_MIRROR_DB.OPUS_GG_DWHSTAGE.BJAZ_TRV_LOADER_DATA_MV</w:t>
+              <w:t xml:space="preserve">      from BAGIC_PREPROD_CURATED_DB.UTILS.BJAZ_TRV_LOADER_DATA</w:t>
               <w:br/>
               <w:t xml:space="preserve">    union all</w:t>
               <w:br/>
-              <w:t xml:space="preserve">    -- via stg2_hub_bjaz_trv_loader_data_mv__distribution_channel_bankecode</w:t>
-              <w:br/>
-              <w:t xml:space="preserve">    select 'BJAZ_TRV_LOADER_DATA_MV.BANKECODE' as src_branch,</w:t>
+              <w:t xml:space="preserve">    -- via stg2_hub_bjaz_trv_loader_data__distribution_channel_bankecode</w:t>
+              <w:br/>
+              <w:t xml:space="preserve">    select 'BJAZ_TRV_LOADER_DATA.BANKECODE' as src_branch,</w:t>
               <w:br/>
               <w:t xml:space="preserve">           MD5_BINARY(NULLIF(UPPER(TRIM(CAST('HUB_DISTRIBUTION_CHANNEL|' || (nullif(trim(to_varchar("BANKECODE")), '')) AS VARCHAR))), '')) as hkey</w:t>
               <w:br/>
-              <w:t xml:space="preserve">      from BAGIC_PROD_MIRROR_DB.OPUS_GG_DWHSTAGE.BJAZ_TRV_LOADER_DATA_MV</w:t>
+              <w:t xml:space="preserve">      from BAGIC_PREPROD_CURATED_DB.UTILS.BJAZ_TRV_LOADER_DATA</w:t>
               <w:br/>
               <w:t xml:space="preserve">    union all</w:t>
               <w:br/>
-              <w:t xml:space="preserve">    -- via stg2_hub_bjaz_trv_loader_log_table_mv__distribution_channel_intermediary</w:t>
-              <w:br/>
-              <w:t xml:space="preserve">    select 'BJAZ_TRV_LOADER_LOG_TABLE_MV.INTERMEDIARY' as src_branch,</w:t>
+              <w:t xml:space="preserve">    -- via stg2_hub_bjaz_trv_loader_log_table__distribution_channel_intermediary</w:t>
+              <w:br/>
+              <w:t xml:space="preserve">    select 'BJAZ_TRV_LOADER_LOG_TABLE.INTERMEDIARY' as src_branch,</w:t>
               <w:br/>
               <w:t xml:space="preserve">           MD5_BINARY(NULLIF(UPPER(TRIM(CAST('HUB_DISTRIBUTION_CHANNEL|' || (nullif(trim(to_varchar("INTERMEDIARY")), '')) AS VARCHAR))), '')) as hkey</w:t>
               <w:br/>
-              <w:t xml:space="preserve">      from BAGIC_PROD_MIRROR_DB.OPUS_GG_DWHSTAGE.BJAZ_TRV_LOADER_LOG_TABLE_MV</w:t>
+              <w:t xml:space="preserve">      from BAGIC_PREPROD_CURATED_DB.UTILS.BJAZ_TRV_LOADER_LOG_TABLE</w:t>
               <w:br/>
               <w:t xml:space="preserve">    union all</w:t>
               <w:br/>
-              <w:t xml:space="preserve">    -- via stg2_hub_bjaz_trv_loader_log_table_mv__distribution_channel_partnerid</w:t>
-              <w:br/>
-              <w:t xml:space="preserve">    select 'BJAZ_TRV_LOADER_LOG_TABLE_MV.PARTNERID' as src_branch,</w:t>
+              <w:t xml:space="preserve">    -- via stg2_hub_bjaz_trv_loader_log_table__distribution_channel_partnerid</w:t>
+              <w:br/>
+              <w:t xml:space="preserve">    select 'BJAZ_TRV_LOADER_LOG_TABLE.PARTNERID' as src_branch,</w:t>
               <w:br/>
               <w:t xml:space="preserve">           MD5_BINARY(NULLIF(UPPER(TRIM(CAST('HUB_DISTRIBUTION_CHANNEL|' || (nullif(trim(to_varchar("PARTNERID")), '')) AS VARCHAR))), '')) as hkey</w:t>
               <w:br/>
-              <w:t xml:space="preserve">      from BAGIC_PROD_MIRROR_DB.OPUS_GG_DWHSTAGE.BJAZ_TRV_LOADER_LOG_TABLE_MV</w:t>
+              <w:t xml:space="preserve">      from BAGIC_PREPROD_CURATED_DB.UTILS.BJAZ_TRV_LOADER_LOG_TABLE</w:t>
               <w:br/>
               <w:t xml:space="preserve">    union all</w:t>
               <w:br/>
-              <w:t xml:space="preserve">    -- via stg2_hub_bjaz_trv_loader_log_table_mv__distribution_channel_subagentcode</w:t>
-              <w:br/>
-              <w:t xml:space="preserve">    select 'BJAZ_TRV_LOADER_LOG_TABLE_MV.SUBAGENTCODE' as src_branch,</w:t>
+              <w:t xml:space="preserve">    -- via stg2_hub_bjaz_trv_loader_log_table__distribution_channel_subagentcode</w:t>
+              <w:br/>
+              <w:t xml:space="preserve">    select 'BJAZ_TRV_LOADER_LOG_TABLE.SUBAGENTCODE' as src_branch,</w:t>
               <w:br/>
               <w:t xml:space="preserve">           MD5_BINARY(NULLIF(UPPER(TRIM(CAST('HUB_DISTRIBUTION_CHANNEL|' || (nullif(trim(to_varchar("SUBAGENTCODE")), '')) AS VARCHAR))), '')) as hkey</w:t>
               <w:br/>
-              <w:t xml:space="preserve">      from BAGIC_PROD_MIRROR_DB.OPUS_GG_DWHSTAGE.BJAZ_TRV_LOADER_LOG_TABLE_MV</w:t>
+              <w:t xml:space="preserve">      from BAGIC_PREPROD_CURATED_DB.UTILS.BJAZ_TRV_LOADER_LOG_TABLE</w:t>
               <w:br/>
               <w:t xml:space="preserve">    union all</w:t>
               <w:br/>
-              <w:t xml:space="preserve">    -- via stg2_hub_bjaz_trv_loader_log_table_mv__distribution_channel_dealercode</w:t>
-              <w:br/>
-              <w:t xml:space="preserve">    select 'BJAZ_TRV_LOADER_LOG_TABLE_MV.DEALERCODE' as src_branch,</w:t>
+              <w:t xml:space="preserve">    -- via stg2_hub_bjaz_trv_loader_log_table__distribution_channel_dealercode</w:t>
+              <w:br/>
+              <w:t xml:space="preserve">    select 'BJAZ_TRV_LOADER_LOG_TABLE.DEALERCODE' as src_branch,</w:t>
               <w:br/>
               <w:t xml:space="preserve">           MD5_BINARY(NULLIF(UPPER(TRIM(CAST('HUB_DISTRIBUTION_CHANNEL|' || (nullif(trim(to_varchar("DEALERCODE")), '')) AS VARCHAR))), '')) as hkey</w:t>
               <w:br/>
-              <w:t xml:space="preserve">      from BAGIC_PROD_MIRROR_DB.OPUS_GG_DWHSTAGE.BJAZ_TRV_LOADER_LOG_TABLE_MV</w:t>
+              <w:t xml:space="preserve">      from BAGIC_PREPROD_CURATED_DB.UTILS.BJAZ_TRV_LOADER_LOG_TABLE</w:t>
               <w:br/>
               <w:t xml:space="preserve">    union all</w:t>
               <w:br/>
@@ -13178,7 +13178,7 @@
               <w:br/>
               <w:t xml:space="preserve">           MD5_BINARY(NULLIF(UPPER(TRIM(CAST('HUB_DISTRIBUTION_CHANNEL|' || (nullif(trim(to_varchar("MARKETING_AGENT")), '')) AS VARCHAR))), '')) as hkey</w:t>
               <w:br/>
-              <w:t xml:space="preserve">      from BAGIC_PROD_MIRROR_DB.OPUS_GG_DWHSTAGE.BJAZ_TRV_DETLS_EXTN</w:t>
+              <w:t xml:space="preserve">      from BAGIC_PREPROD_CURATED_DB.UTILS.BJAZ_TRV_DETLS_EXTN</w:t>
               <w:br/>
               <w:t xml:space="preserve">)</w:t>
               <w:br/>
@@ -13492,7 +13492,7 @@
         <w:t xml:space="preserve">Note: </w:t>
       </w:r>
       <w:r>
-        <w:t xml:space="preserve">1 RAW key branch(es): BJAZ_TRV_LOADER_DATA_MV.LANNO. Travel RECORD_SOURCE value(s) parsed from feeds: OPUS_BJAZ_TRV_LOADER_DATA_MV.</w:t>
+        <w:t xml:space="preserve">1 RAW key branch(es): BJAZ_TRV_LOADER_DATA.LANNO. Travel RECORD_SOURCE value(s) parsed from feeds: OPUS_BJAZ_TRV_LOADER_DATA.</w:t>
       </w:r>
     </w:p>
     <w:p>
@@ -13525,15 +13525,15 @@
               </w:rPr>
               <w:t xml:space="preserve">select 'OPUS' as project, 'HUB_FINANCIAL_ACCOUNT' as hub,</w:t>
               <w:br/>
-              <w:t xml:space="preserve">       count_if(RECORD_SOURCE in ('OPUS_BJAZ_TRV_LOADER_DATA_MV'))                                              as rows_in_scope,</w:t>
-              <w:br/>
-              <w:t xml:space="preserve">       count_if(RECORD_SOURCE in ('OPUS_BJAZ_TRV_LOADER_DATA_MV') and FINANCIAL_ACCOUNT_HKEY is null)                         as null_hkey,</w:t>
-              <w:br/>
-              <w:t xml:space="preserve">       count_if(RECORD_SOURCE in ('OPUS_BJAZ_TRV_LOADER_DATA_MV') and nullif(trim(PARENT_BK), '') is null)        as null_or_blank_bk,</w:t>
-              <w:br/>
-              <w:t xml:space="preserve">       count_if(RECORD_SOURCE in ('OPUS_BJAZ_TRV_LOADER_DATA_MV') and regexp_like(trim(PARENT_BK), '^[:#|].*|.*[:#|]$')) as degenerate_bk,</w:t>
-              <w:br/>
-              <w:t xml:space="preserve">       count_if(RECORD_SOURCE in ('OPUS_BJAZ_TRV_LOADER_DATA_MV') and upper(trim(PARENT_BK)) in ('NULL', 'NONE', 'NA', 'N/A', 'UNKNOWN', '0')) as placeholder_bk_info,</w:t>
+              <w:t xml:space="preserve">       count_if(RECORD_SOURCE in ('OPUS_BJAZ_TRV_LOADER_DATA'))                                              as rows_in_scope,</w:t>
+              <w:br/>
+              <w:t xml:space="preserve">       count_if(RECORD_SOURCE in ('OPUS_BJAZ_TRV_LOADER_DATA') and FINANCIAL_ACCOUNT_HKEY is null)                         as null_hkey,</w:t>
+              <w:br/>
+              <w:t xml:space="preserve">       count_if(RECORD_SOURCE in ('OPUS_BJAZ_TRV_LOADER_DATA') and nullif(trim(PARENT_BK), '') is null)        as null_or_blank_bk,</w:t>
+              <w:br/>
+              <w:t xml:space="preserve">       count_if(RECORD_SOURCE in ('OPUS_BJAZ_TRV_LOADER_DATA') and regexp_like(trim(PARENT_BK), '^[:#|].*|.*[:#|]$')) as degenerate_bk,</w:t>
+              <w:br/>
+              <w:t xml:space="preserve">       count_if(RECORD_SOURCE in ('OPUS_BJAZ_TRV_LOADER_DATA') and upper(trim(PARENT_BK)) in ('NULL', 'NONE', 'NA', 'N/A', 'UNKNOWN', '0')) as placeholder_bk_info,</w:t>
               <w:br/>
               <w:t xml:space="preserve">       count_if(FINANCIAL_ACCOUNT_HKEY = TO_BINARY(REPEAT('0', 32), 'HEX') or trim(PARENT_BK) in ('-1', '-2'))   as ghost_rows,</w:t>
               <w:br/>
@@ -13577,13 +13577,13 @@
               </w:rPr>
               <w:t xml:space="preserve">with src as (</w:t>
               <w:br/>
-              <w:t xml:space="preserve">    -- via stg2_hub_bjaz_trv_loader_data_mv__financial_account</w:t>
-              <w:br/>
-              <w:t xml:space="preserve">    select 'BJAZ_TRV_LOADER_DATA_MV.LANNO' as src_branch,</w:t>
+              <w:t xml:space="preserve">    -- via stg2_hub_bjaz_trv_loader_data__financial_account</w:t>
+              <w:br/>
+              <w:t xml:space="preserve">    select 'BJAZ_TRV_LOADER_DATA.LANNO' as src_branch,</w:t>
               <w:br/>
               <w:t xml:space="preserve">           MD5_BINARY(NULLIF(UPPER(TRIM(CAST('HUB_FINANCIAL_ACCOUNT|' || (nullif(trim(to_varchar("LANNO")), '')) AS VARCHAR))), '')) as hkey</w:t>
               <w:br/>
-              <w:t xml:space="preserve">      from BAGIC_PROD_MIRROR_DB.OPUS_GG_DWHSTAGE.BJAZ_TRV_LOADER_DATA_MV</w:t>
+              <w:t xml:space="preserve">      from BAGIC_PREPROD_CURATED_DB.UTILS.BJAZ_TRV_LOADER_DATA</w:t>
               <w:br/>
               <w:t xml:space="preserve">)</w:t>
               <w:br/>
@@ -13897,7 +13897,7 @@
         <w:t xml:space="preserve">Note: </w:t>
       </w:r>
       <w:r>
-        <w:t xml:space="preserve">3 RAW key branch(es): BA_TRV_DATA_POLICY_DTLS_MV.TRANSACTION_ID, BJAZ_TRV_LOADER_DATA_MV.TRANSACTIONID, BJAZ_TRV_LOADER_LOG_TABLE_MV.POLICYNUMBER. Travel RECORD_SOURCE value(s) parsed from feeds: OPUS_BA_TRV_DATA_POLICY_DTLS_MV, OPUS_BJAZ_TRV_LOADER_DATA_MV, OPUS_BJAZ_TRV_LOADER_LOG_TABLE_MV.</w:t>
+        <w:t xml:space="preserve">3 RAW key branch(es): BA_TRV_DATA_POLICY_DTLS.TRANSACTION_ID, BJAZ_TRV_LOADER_DATA.TRANSACTIONID, BJAZ_TRV_LOADER_LOG_TABLE.POLICYNUMBER. Travel RECORD_SOURCE value(s) parsed from feeds: OPUS_BA_TRV_DATA_POLICY_DTLS, OPUS_BJAZ_TRV_LOADER_DATA, OPUS_BJAZ_TRV_LOADER_LOG_TABLE.</w:t>
       </w:r>
     </w:p>
     <w:p>
@@ -13930,15 +13930,15 @@
               </w:rPr>
               <w:t xml:space="preserve">select 'OPUS' as project, 'HUB_FINANCIAL_TRANSACTION' as hub,</w:t>
               <w:br/>
-              <w:t xml:space="preserve">       count_if(RECORD_SOURCE in ('OPUS_BA_TRV_DATA_POLICY_DTLS_MV', 'OPUS_BJAZ_TRV_LOADER_DATA_MV', 'OPUS_BJAZ_TRV_LOADER_LOG_TABLE_MV'))                                              as rows_in_scope,</w:t>
-              <w:br/>
-              <w:t xml:space="preserve">       count_if(RECORD_SOURCE in ('OPUS_BA_TRV_DATA_POLICY_DTLS_MV', 'OPUS_BJAZ_TRV_LOADER_DATA_MV', 'OPUS_BJAZ_TRV_LOADER_LOG_TABLE_MV') and FINANCIAL_TRANSACTION_HKEY is null)                         as null_hkey,</w:t>
-              <w:br/>
-              <w:t xml:space="preserve">       count_if(RECORD_SOURCE in ('OPUS_BA_TRV_DATA_POLICY_DTLS_MV', 'OPUS_BJAZ_TRV_LOADER_DATA_MV', 'OPUS_BJAZ_TRV_LOADER_LOG_TABLE_MV') and nullif(trim(PARENT_BK), '') is null)        as null_or_blank_bk,</w:t>
-              <w:br/>
-              <w:t xml:space="preserve">       count_if(RECORD_SOURCE in ('OPUS_BA_TRV_DATA_POLICY_DTLS_MV', 'OPUS_BJAZ_TRV_LOADER_DATA_MV', 'OPUS_BJAZ_TRV_LOADER_LOG_TABLE_MV') and regexp_like(trim(PARENT_BK), '^[:#|].*|.*[:#|]$')) as degenerate_bk,</w:t>
-              <w:br/>
-              <w:t xml:space="preserve">       count_if(RECORD_SOURCE in ('OPUS_BA_TRV_DATA_POLICY_DTLS_MV', 'OPUS_BJAZ_TRV_LOADER_DATA_MV', 'OPUS_BJAZ_TRV_LOADER_LOG_TABLE_MV') and upper(trim(PARENT_BK)) in ('NULL', 'NONE', 'NA', 'N/A', 'UNKNOWN', '0')) as placeholder_bk_info,</w:t>
+              <w:t xml:space="preserve">       count_if(RECORD_SOURCE in ('OPUS_BA_TRV_DATA_POLICY_DTLS', 'OPUS_BJAZ_TRV_LOADER_DATA', 'OPUS_BJAZ_TRV_LOADER_LOG_TABLE'))                                              as rows_in_scope,</w:t>
+              <w:br/>
+              <w:t xml:space="preserve">       count_if(RECORD_SOURCE in ('OPUS_BA_TRV_DATA_POLICY_DTLS', 'OPUS_BJAZ_TRV_LOADER_DATA', 'OPUS_BJAZ_TRV_LOADER_LOG_TABLE') and FINANCIAL_TRANSACTION_HKEY is null)                         as null_hkey,</w:t>
+              <w:br/>
+              <w:t xml:space="preserve">       count_if(RECORD_SOURCE in ('OPUS_BA_TRV_DATA_POLICY_DTLS', 'OPUS_BJAZ_TRV_LOADER_DATA', 'OPUS_BJAZ_TRV_LOADER_LOG_TABLE') and nullif(trim(PARENT_BK), '') is null)        as null_or_blank_bk,</w:t>
+              <w:br/>
+              <w:t xml:space="preserve">       count_if(RECORD_SOURCE in ('OPUS_BA_TRV_DATA_POLICY_DTLS', 'OPUS_BJAZ_TRV_LOADER_DATA', 'OPUS_BJAZ_TRV_LOADER_LOG_TABLE') and regexp_like(trim(PARENT_BK), '^[:#|].*|.*[:#|]$')) as degenerate_bk,</w:t>
+              <w:br/>
+              <w:t xml:space="preserve">       count_if(RECORD_SOURCE in ('OPUS_BA_TRV_DATA_POLICY_DTLS', 'OPUS_BJAZ_TRV_LOADER_DATA', 'OPUS_BJAZ_TRV_LOADER_LOG_TABLE') and upper(trim(PARENT_BK)) in ('NULL', 'NONE', 'NA', 'N/A', 'UNKNOWN', '0')) as placeholder_bk_info,</w:t>
               <w:br/>
               <w:t xml:space="preserve">       count_if(FINANCIAL_TRANSACTION_HKEY = TO_BINARY(REPEAT('0', 32), 'HEX') or trim(PARENT_BK) in ('-1', '-2'))   as ghost_rows,</w:t>
               <w:br/>
@@ -13982,33 +13982,33 @@
               </w:rPr>
               <w:t xml:space="preserve">with src as (</w:t>
               <w:br/>
-              <w:t xml:space="preserve">    -- via stg2_hub_ba_trv_data_policy_dtls_mv__financial_transaction</w:t>
-              <w:br/>
-              <w:t xml:space="preserve">    select 'BA_TRV_DATA_POLICY_DTLS_MV.TRANSACTION_ID' as src_branch,</w:t>
+              <w:t xml:space="preserve">    -- via stg2_hub_ba_trv_data_policy_dtls__financial_transaction</w:t>
+              <w:br/>
+              <w:t xml:space="preserve">    select 'BA_TRV_DATA_POLICY_DTLS.TRANSACTION_ID' as src_branch,</w:t>
               <w:br/>
               <w:t xml:space="preserve">           MD5_BINARY(NULLIF(UPPER(TRIM(CAST('HUB_FINANCIAL_TRANSACTION|' || (nullif(trim(to_varchar("TRANSACTION_ID")), '')) AS VARCHAR))), '')) as hkey</w:t>
               <w:br/>
-              <w:t xml:space="preserve">      from BAGIC_PROD_MIRROR_DB.OPUS_GG_DWHSTAGE.BA_TRV_DATA_POLICY_DTLS_MV</w:t>
+              <w:t xml:space="preserve">      from BAGIC_PREPROD_CURATED_DB.UTILS.BA_TRV_DATA_POLICY_DTLS</w:t>
               <w:br/>
               <w:t xml:space="preserve">    union all</w:t>
               <w:br/>
-              <w:t xml:space="preserve">    -- via stg2_hub_bjaz_trv_loader_data_mv__financial_transaction</w:t>
-              <w:br/>
-              <w:t xml:space="preserve">    select 'BJAZ_TRV_LOADER_DATA_MV.TRANSACTIONID' as src_branch,</w:t>
+              <w:t xml:space="preserve">    -- via stg2_hub_bjaz_trv_loader_data__financial_transaction</w:t>
+              <w:br/>
+              <w:t xml:space="preserve">    select 'BJAZ_TRV_LOADER_DATA.TRANSACTIONID' as src_branch,</w:t>
               <w:br/>
               <w:t xml:space="preserve">           MD5_BINARY(NULLIF(UPPER(TRIM(CAST('HUB_FINANCIAL_TRANSACTION|' || (nullif(trim(to_varchar("TRANSACTIONID")), '')) AS VARCHAR))), '')) as hkey</w:t>
               <w:br/>
-              <w:t xml:space="preserve">      from BAGIC_PROD_MIRROR_DB.OPUS_GG_DWHSTAGE.BJAZ_TRV_LOADER_DATA_MV</w:t>
+              <w:t xml:space="preserve">      from BAGIC_PREPROD_CURATED_DB.UTILS.BJAZ_TRV_LOADER_DATA</w:t>
               <w:br/>
               <w:t xml:space="preserve">    union all</w:t>
               <w:br/>
-              <w:t xml:space="preserve">    -- via stg2_hub_bjaz_trv_loader_log_table_mv__financial_transaction_degenerate</w:t>
-              <w:br/>
-              <w:t xml:space="preserve">    select 'BJAZ_TRV_LOADER_LOG_TABLE_MV.POLICYNUMBER' as src_branch,</w:t>
+              <w:t xml:space="preserve">    -- via stg2_hub_bjaz_trv_loader_log_table__financial_transaction_degenerate</w:t>
+              <w:br/>
+              <w:t xml:space="preserve">    select 'BJAZ_TRV_LOADER_LOG_TABLE.POLICYNUMBER' as src_branch,</w:t>
               <w:br/>
               <w:t xml:space="preserve">           MD5_BINARY(NULLIF(UPPER(TRIM(CAST('HUB_FINANCIAL_TRANSACTION|' || (nullif(trim(to_varchar("POLICYNUMBER")), '')) AS VARCHAR))), '')) as hkey</w:t>
               <w:br/>
-              <w:t xml:space="preserve">      from BAGIC_PROD_MIRROR_DB.OPUS_GG_DWHSTAGE.BJAZ_TRV_LOADER_LOG_TABLE_MV</w:t>
+              <w:t xml:space="preserve">      from BAGIC_PREPROD_CURATED_DB.UTILS.BJAZ_TRV_LOADER_LOG_TABLE</w:t>
               <w:br/>
               <w:t xml:space="preserve">)</w:t>
               <w:br/>
@@ -14322,7 +14322,7 @@
         <w:t xml:space="preserve">Note: </w:t>
       </w:r>
       <w:r>
-        <w:t xml:space="preserve">5 RAW key branch(es): BA_TRV_DATA_POLICY_DTLS_MV.CFT_MST_CONTRACT_ID, BA_TRV_PLAN_MST_MV.CFT_MST_CONTRACT_ID, BJAZ_TRV_LOADER_LOG_TABLE_MV.CONTRACTID, BJAZ_TRV_RATE_MASTER_MV.CFT_MST_CONTRACT_ID, BJAZ_TRV_DETLS_EXTN.CONTRACT_ID. Travel RECORD_SOURCE value(s) parsed from feeds: OPUS_BA_TRV_DATA_POLICY_DTLS_MV, OPUS_BA_TRV_PLAN_MST_MV, OPUS_BJAZ_TRV_DETLS_EXTN, OPUS_BJAZ_TRV_LOADER_LOG_TABLE_MV, OPUS_BJAZ_TRV_RATE_MASTER_MV.</w:t>
+        <w:t xml:space="preserve">5 RAW key branch(es): BA_TRV_DATA_POLICY_DTLS.CFT_MST_CONTRACT_ID, BA_TRV_PLAN_MST.CFT_MST_CONTRACT_ID, BJAZ_TRV_LOADER_LOG_TABLE.CONTRACTID, BJAZ_TRV_RATE_MASTER.CFT_MST_CONTRACT_ID, BJAZ_TRV_DETLS_EXTN.CONTRACT_ID. Travel RECORD_SOURCE value(s) parsed from feeds: OPUS_BA_TRV_DATA_POLICY_DTLS, OPUS_BA_TRV_PLAN_MST, OPUS_BJAZ_TRV_DETLS_EXTN, OPUS_BJAZ_TRV_LOADER_LOG_TABLE, OPUS_BJAZ_TRV_RATE_MASTER.</w:t>
       </w:r>
     </w:p>
     <w:p>
@@ -14355,15 +14355,15 @@
               </w:rPr>
               <w:t xml:space="preserve">select 'OPUS' as project, 'HUB_AGREEMENT' as hub,</w:t>
               <w:br/>
-              <w:t xml:space="preserve">       count_if(RECORD_SOURCE in ('OPUS_BA_TRV_DATA_POLICY_DTLS_MV', 'OPUS_BA_TRV_PLAN_MST_MV', 'OPUS_BJAZ_TRV_DETLS_EXTN', 'OPUS_BJAZ_TRV_LOADER_LOG_TABLE_MV', 'OPUS_BJAZ_TRV_RATE_MASTER_MV'))                                              as rows_in_scope,</w:t>
-              <w:br/>
-              <w:t xml:space="preserve">       count_if(RECORD_SOURCE in ('OPUS_BA_TRV_DATA_POLICY_DTLS_MV', 'OPUS_BA_TRV_PLAN_MST_MV', 'OPUS_BJAZ_TRV_DETLS_EXTN', 'OPUS_BJAZ_TRV_LOADER_LOG_TABLE_MV', 'OPUS_BJAZ_TRV_RATE_MASTER_MV') and AGREEMENT_HKEY is null)                         as null_hkey,</w:t>
-              <w:br/>
-              <w:t xml:space="preserve">       count_if(RECORD_SOURCE in ('OPUS_BA_TRV_DATA_POLICY_DTLS_MV', 'OPUS_BA_TRV_PLAN_MST_MV', 'OPUS_BJAZ_TRV_DETLS_EXTN', 'OPUS_BJAZ_TRV_LOADER_LOG_TABLE_MV', 'OPUS_BJAZ_TRV_RATE_MASTER_MV') and nullif(trim(PARENT_BK), '') is null)        as null_or_blank_bk,</w:t>
-              <w:br/>
-              <w:t xml:space="preserve">       count_if(RECORD_SOURCE in ('OPUS_BA_TRV_DATA_POLICY_DTLS_MV', 'OPUS_BA_TRV_PLAN_MST_MV', 'OPUS_BJAZ_TRV_DETLS_EXTN', 'OPUS_BJAZ_TRV_LOADER_LOG_TABLE_MV', 'OPUS_BJAZ_TRV_RATE_MASTER_MV') and regexp_like(trim(PARENT_BK), '^[:#|].*|.*[:#|]$')) as degenerate_bk,</w:t>
-              <w:br/>
-              <w:t xml:space="preserve">       count_if(RECORD_SOURCE in ('OPUS_BA_TRV_DATA_POLICY_DTLS_MV', 'OPUS_BA_TRV_PLAN_MST_MV', 'OPUS_BJAZ_TRV_DETLS_EXTN', 'OPUS_BJAZ_TRV_LOADER_LOG_TABLE_MV', 'OPUS_BJAZ_TRV_RATE_MASTER_MV') and upper(trim(PARENT_BK)) in ('NULL', 'NONE', 'NA', 'N/A', 'UNKNOWN', '0')) as placeholder_bk_info,</w:t>
+              <w:t xml:space="preserve">       count_if(RECORD_SOURCE in ('OPUS_BA_TRV_DATA_POLICY_DTLS', 'OPUS_BA_TRV_PLAN_MST', 'OPUS_BJAZ_TRV_DETLS_EXTN', 'OPUS_BJAZ_TRV_LOADER_LOG_TABLE', 'OPUS_BJAZ_TRV_RATE_MASTER'))                                              as rows_in_scope,</w:t>
+              <w:br/>
+              <w:t xml:space="preserve">       count_if(RECORD_SOURCE in ('OPUS_BA_TRV_DATA_POLICY_DTLS', 'OPUS_BA_TRV_PLAN_MST', 'OPUS_BJAZ_TRV_DETLS_EXTN', 'OPUS_BJAZ_TRV_LOADER_LOG_TABLE', 'OPUS_BJAZ_TRV_RATE_MASTER') and AGREEMENT_HKEY is null)                         as null_hkey,</w:t>
+              <w:br/>
+              <w:t xml:space="preserve">       count_if(RECORD_SOURCE in ('OPUS_BA_TRV_DATA_POLICY_DTLS', 'OPUS_BA_TRV_PLAN_MST', 'OPUS_BJAZ_TRV_DETLS_EXTN', 'OPUS_BJAZ_TRV_LOADER_LOG_TABLE', 'OPUS_BJAZ_TRV_RATE_MASTER') and nullif(trim(PARENT_BK), '') is null)        as null_or_blank_bk,</w:t>
+              <w:br/>
+              <w:t xml:space="preserve">       count_if(RECORD_SOURCE in ('OPUS_BA_TRV_DATA_POLICY_DTLS', 'OPUS_BA_TRV_PLAN_MST', 'OPUS_BJAZ_TRV_DETLS_EXTN', 'OPUS_BJAZ_TRV_LOADER_LOG_TABLE', 'OPUS_BJAZ_TRV_RATE_MASTER') and regexp_like(trim(PARENT_BK), '^[:#|].*|.*[:#|]$')) as degenerate_bk,</w:t>
+              <w:br/>
+              <w:t xml:space="preserve">       count_if(RECORD_SOURCE in ('OPUS_BA_TRV_DATA_POLICY_DTLS', 'OPUS_BA_TRV_PLAN_MST', 'OPUS_BJAZ_TRV_DETLS_EXTN', 'OPUS_BJAZ_TRV_LOADER_LOG_TABLE', 'OPUS_BJAZ_TRV_RATE_MASTER') and upper(trim(PARENT_BK)) in ('NULL', 'NONE', 'NA', 'N/A', 'UNKNOWN', '0')) as placeholder_bk_info,</w:t>
               <w:br/>
               <w:t xml:space="preserve">       count_if(AGREEMENT_HKEY = TO_BINARY(REPEAT('0', 32), 'HEX') or trim(PARENT_BK) in ('-1', '-2'))   as ghost_rows,</w:t>
               <w:br/>
@@ -14407,43 +14407,43 @@
               </w:rPr>
               <w:t xml:space="preserve">with src as (</w:t>
               <w:br/>
-              <w:t xml:space="preserve">    -- via stg2_hub_ba_trv_data_policy_dtls_mv__agreement</w:t>
-              <w:br/>
-              <w:t xml:space="preserve">    select 'BA_TRV_DATA_POLICY_DTLS_MV.CFT_MST_CONTRACT_ID' as src_branch,</w:t>
+              <w:t xml:space="preserve">    -- via stg2_hub_ba_trv_data_policy_dtls__agreement</w:t>
+              <w:br/>
+              <w:t xml:space="preserve">    select 'BA_TRV_DATA_POLICY_DTLS.CFT_MST_CONTRACT_ID' as src_branch,</w:t>
               <w:br/>
               <w:t xml:space="preserve">           MD5_BINARY(NULLIF(UPPER(TRIM(CAST('HUB_AGREEMENT|' || (nullif(trim(to_varchar("CFT_MST_CONTRACT_ID")), '')) AS VARCHAR))), '')) as hkey</w:t>
               <w:br/>
-              <w:t xml:space="preserve">      from BAGIC_PROD_MIRROR_DB.OPUS_GG_DWHSTAGE.BA_TRV_DATA_POLICY_DTLS_MV</w:t>
+              <w:t xml:space="preserve">      from BAGIC_PREPROD_CURATED_DB.UTILS.BA_TRV_DATA_POLICY_DTLS</w:t>
               <w:br/>
               <w:t xml:space="preserve">    union all</w:t>
               <w:br/>
-              <w:t xml:space="preserve">    -- via stg2_hub_ba_trv_plan_mst_mv__agreement</w:t>
-              <w:br/>
-              <w:t xml:space="preserve">    select 'BA_TRV_PLAN_MST_MV.CFT_MST_CONTRACT_ID' as src_branch,</w:t>
+              <w:t xml:space="preserve">    -- via stg2_hub_ba_trv_plan_mst__agreement</w:t>
+              <w:br/>
+              <w:t xml:space="preserve">    select 'BA_TRV_PLAN_MST.CFT_MST_CONTRACT_ID' as src_branch,</w:t>
               <w:br/>
               <w:t xml:space="preserve">           MD5_BINARY(NULLIF(UPPER(TRIM(CAST('HUB_AGREEMENT|' || (nullif(trim(to_varchar("CFT_MST_CONTRACT_ID")), '')) AS VARCHAR))), '')) as hkey</w:t>
               <w:br/>
-              <w:t xml:space="preserve">      from BAGIC_PROD_MIRROR_DB.OPUS_GG_DWHSTAGE.BA_TRV_PLAN_MST_MV</w:t>
+              <w:t xml:space="preserve">      from BAGIC_PREPROD_CURATED_DB.UTILS.BA_TRV_PLAN_MST</w:t>
               <w:br/>
               <w:t xml:space="preserve">    union all</w:t>
               <w:br/>
-              <w:t xml:space="preserve">    -- via stg2_hub_bjaz_trv_loader_log_table_mv__agreement</w:t>
-              <w:br/>
-              <w:t xml:space="preserve">    select 'BJAZ_TRV_LOADER_LOG_TABLE_MV.CONTRACTID' as src_branch,</w:t>
+              <w:t xml:space="preserve">    -- via stg2_hub_bjaz_trv_loader_log_table__agreement</w:t>
+              <w:br/>
+              <w:t xml:space="preserve">    select 'BJAZ_TRV_LOADER_LOG_TABLE.CONTRACTID' as src_branch,</w:t>
               <w:br/>
               <w:t xml:space="preserve">           MD5_BINARY(NULLIF(UPPER(TRIM(CAST('HUB_AGREEMENT|' || (nullif(trim(to_varchar("CONTRACTID")), '')) AS VARCHAR))), '')) as hkey</w:t>
               <w:br/>
-              <w:t xml:space="preserve">      from BAGIC_PROD_MIRROR_DB.OPUS_GG_DWHSTAGE.BJAZ_TRV_LOADER_LOG_TABLE_MV</w:t>
+              <w:t xml:space="preserve">      from BAGIC_PREPROD_CURATED_DB.UTILS.BJAZ_TRV_LOADER_LOG_TABLE</w:t>
               <w:br/>
               <w:t xml:space="preserve">    union all</w:t>
               <w:br/>
-              <w:t xml:space="preserve">    -- via stg2_hub_bjaz_trv_rate_master_mv__agreement</w:t>
-              <w:br/>
-              <w:t xml:space="preserve">    select 'BJAZ_TRV_RATE_MASTER_MV.CFT_MST_CONTRACT_ID' as src_branch,</w:t>
+              <w:t xml:space="preserve">    -- via stg2_hub_bjaz_trv_rate_master__agreement</w:t>
+              <w:br/>
+              <w:t xml:space="preserve">    select 'BJAZ_TRV_RATE_MASTER.CFT_MST_CONTRACT_ID' as src_branch,</w:t>
               <w:br/>
               <w:t xml:space="preserve">           MD5_BINARY(NULLIF(UPPER(TRIM(CAST('HUB_AGREEMENT|' || (nullif(trim(to_varchar("CFT_MST_CONTRACT_ID")), '')) AS VARCHAR))), '')) as hkey</w:t>
               <w:br/>
-              <w:t xml:space="preserve">      from BAGIC_PROD_MIRROR_DB.OPUS_GG_DWHSTAGE.BJAZ_TRV_RATE_MASTER_MV</w:t>
+              <w:t xml:space="preserve">      from BAGIC_PREPROD_CURATED_DB.UTILS.BJAZ_TRV_RATE_MASTER</w:t>
               <w:br/>
               <w:t xml:space="preserve">    union all</w:t>
               <w:br/>
@@ -14453,7 +14453,7 @@
               <w:br/>
               <w:t xml:space="preserve">           MD5_BINARY(NULLIF(UPPER(TRIM(CAST('HUB_AGREEMENT|' || (nullif(trim(to_varchar("CONTRACT_ID")), '')) AS VARCHAR))), '')) as hkey</w:t>
               <w:br/>
-              <w:t xml:space="preserve">      from BAGIC_PROD_MIRROR_DB.OPUS_GG_DWHSTAGE.BJAZ_TRV_DETLS_EXTN</w:t>
+              <w:t xml:space="preserve">      from BAGIC_PREPROD_CURATED_DB.UTILS.BJAZ_TRV_DETLS_EXTN</w:t>
               <w:br/>
               <w:t xml:space="preserve">)</w:t>
               <w:br/>
@@ -14767,7 +14767,7 @@
         <w:t xml:space="preserve">Note: </w:t>
       </w:r>
       <w:r>
-        <w:t xml:space="preserve">2 RAW key branch(es): BA_TRV_DATA_POLICY_DTLS_MV.SCRUTINY_NO, BJAZ_TRV_LOADER_DATA_MV.SCRUTINY_NO. Travel RECORD_SOURCE value(s) parsed from feeds: OPUS_BA_TRV_DATA_POLICY_DTLS_MV, OPUS_BJAZ_TRV_LOADER_DATA_MV.</w:t>
+        <w:t xml:space="preserve">2 RAW key branch(es): BA_TRV_DATA_POLICY_DTLS.SCRUTINY_NO, BJAZ_TRV_LOADER_DATA.SCRUTINY_NO. Travel RECORD_SOURCE value(s) parsed from feeds: OPUS_BA_TRV_DATA_POLICY_DTLS, OPUS_BJAZ_TRV_LOADER_DATA.</w:t>
       </w:r>
     </w:p>
     <w:p>
@@ -14800,15 +14800,15 @@
               </w:rPr>
               <w:t xml:space="preserve">select 'OPUS' as project, 'HUB_ASSESSMENT' as hub,</w:t>
               <w:br/>
-              <w:t xml:space="preserve">       count_if(RECORD_SOURCE in ('OPUS_BA_TRV_DATA_POLICY_DTLS_MV', 'OPUS_BJAZ_TRV_LOADER_DATA_MV'))                                              as rows_in_scope,</w:t>
-              <w:br/>
-              <w:t xml:space="preserve">       count_if(RECORD_SOURCE in ('OPUS_BA_TRV_DATA_POLICY_DTLS_MV', 'OPUS_BJAZ_TRV_LOADER_DATA_MV') and ASSESSMENT_HKEY is null)                         as null_hkey,</w:t>
-              <w:br/>
-              <w:t xml:space="preserve">       count_if(RECORD_SOURCE in ('OPUS_BA_TRV_DATA_POLICY_DTLS_MV', 'OPUS_BJAZ_TRV_LOADER_DATA_MV') and nullif(trim(PARENT_BK), '') is null)        as null_or_blank_bk,</w:t>
-              <w:br/>
-              <w:t xml:space="preserve">       count_if(RECORD_SOURCE in ('OPUS_BA_TRV_DATA_POLICY_DTLS_MV', 'OPUS_BJAZ_TRV_LOADER_DATA_MV') and regexp_like(trim(PARENT_BK), '^[:#|].*|.*[:#|]$')) as degenerate_bk,</w:t>
-              <w:br/>
-              <w:t xml:space="preserve">       count_if(RECORD_SOURCE in ('OPUS_BA_TRV_DATA_POLICY_DTLS_MV', 'OPUS_BJAZ_TRV_LOADER_DATA_MV') and upper(trim(PARENT_BK)) in ('NULL', 'NONE', 'NA', 'N/A', 'UNKNOWN', '0')) as placeholder_bk_info,</w:t>
+              <w:t xml:space="preserve">       count_if(RECORD_SOURCE in ('OPUS_BA_TRV_DATA_POLICY_DTLS', 'OPUS_BJAZ_TRV_LOADER_DATA'))                                              as rows_in_scope,</w:t>
+              <w:br/>
+              <w:t xml:space="preserve">       count_if(RECORD_SOURCE in ('OPUS_BA_TRV_DATA_POLICY_DTLS', 'OPUS_BJAZ_TRV_LOADER_DATA') and ASSESSMENT_HKEY is null)                         as null_hkey,</w:t>
+              <w:br/>
+              <w:t xml:space="preserve">       count_if(RECORD_SOURCE in ('OPUS_BA_TRV_DATA_POLICY_DTLS', 'OPUS_BJAZ_TRV_LOADER_DATA') and nullif(trim(PARENT_BK), '') is null)        as null_or_blank_bk,</w:t>
+              <w:br/>
+              <w:t xml:space="preserve">       count_if(RECORD_SOURCE in ('OPUS_BA_TRV_DATA_POLICY_DTLS', 'OPUS_BJAZ_TRV_LOADER_DATA') and regexp_like(trim(PARENT_BK), '^[:#|].*|.*[:#|]$')) as degenerate_bk,</w:t>
+              <w:br/>
+              <w:t xml:space="preserve">       count_if(RECORD_SOURCE in ('OPUS_BA_TRV_DATA_POLICY_DTLS', 'OPUS_BJAZ_TRV_LOADER_DATA') and upper(trim(PARENT_BK)) in ('NULL', 'NONE', 'NA', 'N/A', 'UNKNOWN', '0')) as placeholder_bk_info,</w:t>
               <w:br/>
               <w:t xml:space="preserve">       count_if(ASSESSMENT_HKEY = TO_BINARY(REPEAT('0', 32), 'HEX') or trim(PARENT_BK) in ('-1', '-2'))   as ghost_rows,</w:t>
               <w:br/>
@@ -14852,23 +14852,23 @@
               </w:rPr>
               <w:t xml:space="preserve">with src as (</w:t>
               <w:br/>
-              <w:t xml:space="preserve">    -- via stg2_hub_ba_trv_data_policy_dtls_mv__assessment</w:t>
-              <w:br/>
-              <w:t xml:space="preserve">    select 'BA_TRV_DATA_POLICY_DTLS_MV.SCRUTINY_NO' as src_branch,</w:t>
+              <w:t xml:space="preserve">    -- via stg2_hub_ba_trv_data_policy_dtls__assessment</w:t>
+              <w:br/>
+              <w:t xml:space="preserve">    select 'BA_TRV_DATA_POLICY_DTLS.SCRUTINY_NO' as src_branch,</w:t>
               <w:br/>
               <w:t xml:space="preserve">           MD5_BINARY(NULLIF(UPPER(TRIM(CAST('HUB_ASSESSMENT|' || (nullif(trim(to_varchar("SCRUTINY_NO")), '')) AS VARCHAR))), '')) as hkey</w:t>
               <w:br/>
-              <w:t xml:space="preserve">      from BAGIC_PROD_MIRROR_DB.OPUS_GG_DWHSTAGE.BA_TRV_DATA_POLICY_DTLS_MV</w:t>
+              <w:t xml:space="preserve">      from BAGIC_PREPROD_CURATED_DB.UTILS.BA_TRV_DATA_POLICY_DTLS</w:t>
               <w:br/>
               <w:t xml:space="preserve">    union all</w:t>
               <w:br/>
-              <w:t xml:space="preserve">    -- via stg2_hub_bjaz_trv_loader_data_mv__assessment</w:t>
-              <w:br/>
-              <w:t xml:space="preserve">    select 'BJAZ_TRV_LOADER_DATA_MV.SCRUTINY_NO' as src_branch,</w:t>
+              <w:t xml:space="preserve">    -- via stg2_hub_bjaz_trv_loader_data__assessment</w:t>
+              <w:br/>
+              <w:t xml:space="preserve">    select 'BJAZ_TRV_LOADER_DATA.SCRUTINY_NO' as src_branch,</w:t>
               <w:br/>
               <w:t xml:space="preserve">           MD5_BINARY(NULLIF(UPPER(TRIM(CAST('HUB_ASSESSMENT|' || (nullif(trim(to_varchar("SCRUTINY_NO")), '')) AS VARCHAR))), '')) as hkey</w:t>
               <w:br/>
-              <w:t xml:space="preserve">      from BAGIC_PROD_MIRROR_DB.OPUS_GG_DWHSTAGE.BJAZ_TRV_LOADER_DATA_MV</w:t>
+              <w:t xml:space="preserve">      from BAGIC_PREPROD_CURATED_DB.UTILS.BJAZ_TRV_LOADER_DATA</w:t>
               <w:br/>
               <w:t xml:space="preserve">)</w:t>
               <w:br/>
@@ -15182,7 +15182,7 @@
         <w:t xml:space="preserve">Note: </w:t>
       </w:r>
       <w:r>
-        <w:t xml:space="preserve">2 RAW key branch(es): BA_TRV_DATA_POLICY_DTLS_MV.TRAVEL_REQ_NO, BJAZ_TRV_DETLS_EXTN.TRAVEL_REQ_NO. Travel RECORD_SOURCE value(s) parsed from feeds: OPUS_BA_TRV_DATA_POLICY_DTLS_MV, OPUS_BJAZ_TRV_DETLS_EXTN.</w:t>
+        <w:t xml:space="preserve">2 RAW key branch(es): BA_TRV_DATA_POLICY_DTLS.TRAVEL_REQ_NO, BJAZ_TRV_DETLS_EXTN.TRAVEL_REQ_NO. Travel RECORD_SOURCE value(s) parsed from feeds: OPUS_BA_TRV_DATA_POLICY_DTLS, OPUS_BJAZ_TRV_DETLS_EXTN.</w:t>
       </w:r>
     </w:p>
     <w:p>
@@ -15215,15 +15215,15 @@
               </w:rPr>
               <w:t xml:space="preserve">select 'OPUS' as project, 'HUB_PROPOSAL' as hub,</w:t>
               <w:br/>
-              <w:t xml:space="preserve">       count_if(RECORD_SOURCE in ('OPUS_BA_TRV_DATA_POLICY_DTLS_MV', 'OPUS_BJAZ_TRV_DETLS_EXTN'))                                              as rows_in_scope,</w:t>
-              <w:br/>
-              <w:t xml:space="preserve">       count_if(RECORD_SOURCE in ('OPUS_BA_TRV_DATA_POLICY_DTLS_MV', 'OPUS_BJAZ_TRV_DETLS_EXTN') and PROPOSAL_HKEY is null)                         as null_hkey,</w:t>
-              <w:br/>
-              <w:t xml:space="preserve">       count_if(RECORD_SOURCE in ('OPUS_BA_TRV_DATA_POLICY_DTLS_MV', 'OPUS_BJAZ_TRV_DETLS_EXTN') and nullif(trim(PARENT_BK), '') is null)        as null_or_blank_bk,</w:t>
-              <w:br/>
-              <w:t xml:space="preserve">       count_if(RECORD_SOURCE in ('OPUS_BA_TRV_DATA_POLICY_DTLS_MV', 'OPUS_BJAZ_TRV_DETLS_EXTN') and regexp_like(trim(PARENT_BK), '^[:#|].*|.*[:#|]$')) as degenerate_bk,</w:t>
-              <w:br/>
-              <w:t xml:space="preserve">       count_if(RECORD_SOURCE in ('OPUS_BA_TRV_DATA_POLICY_DTLS_MV', 'OPUS_BJAZ_TRV_DETLS_EXTN') and upper(trim(PARENT_BK)) in ('NULL', 'NONE', 'NA', 'N/A', 'UNKNOWN', '0')) as placeholder_bk_info,</w:t>
+              <w:t xml:space="preserve">       count_if(RECORD_SOURCE in ('OPUS_BA_TRV_DATA_POLICY_DTLS', 'OPUS_BJAZ_TRV_DETLS_EXTN'))                                              as rows_in_scope,</w:t>
+              <w:br/>
+              <w:t xml:space="preserve">       count_if(RECORD_SOURCE in ('OPUS_BA_TRV_DATA_POLICY_DTLS', 'OPUS_BJAZ_TRV_DETLS_EXTN') and PROPOSAL_HKEY is null)                         as null_hkey,</w:t>
+              <w:br/>
+              <w:t xml:space="preserve">       count_if(RECORD_SOURCE in ('OPUS_BA_TRV_DATA_POLICY_DTLS', 'OPUS_BJAZ_TRV_DETLS_EXTN') and nullif(trim(PARENT_BK), '') is null)        as null_or_blank_bk,</w:t>
+              <w:br/>
+              <w:t xml:space="preserve">       count_if(RECORD_SOURCE in ('OPUS_BA_TRV_DATA_POLICY_DTLS', 'OPUS_BJAZ_TRV_DETLS_EXTN') and regexp_like(trim(PARENT_BK), '^[:#|].*|.*[:#|]$')) as degenerate_bk,</w:t>
+              <w:br/>
+              <w:t xml:space="preserve">       count_if(RECORD_SOURCE in ('OPUS_BA_TRV_DATA_POLICY_DTLS', 'OPUS_BJAZ_TRV_DETLS_EXTN') and upper(trim(PARENT_BK)) in ('NULL', 'NONE', 'NA', 'N/A', 'UNKNOWN', '0')) as placeholder_bk_info,</w:t>
               <w:br/>
               <w:t xml:space="preserve">       count_if(PROPOSAL_HKEY = TO_BINARY(REPEAT('0', 32), 'HEX') or trim(PARENT_BK) in ('-1', '-2'))   as ghost_rows,</w:t>
               <w:br/>
@@ -15267,13 +15267,13 @@
               </w:rPr>
               <w:t xml:space="preserve">with src as (</w:t>
               <w:br/>
-              <w:t xml:space="preserve">    -- via stg2_hub_ba_trv_data_policy_dtls_mv__proposal</w:t>
-              <w:br/>
-              <w:t xml:space="preserve">    select 'BA_TRV_DATA_POLICY_DTLS_MV.TRAVEL_REQ_NO' as src_branch,</w:t>
+              <w:t xml:space="preserve">    -- via stg2_hub_ba_trv_data_policy_dtls__proposal</w:t>
+              <w:br/>
+              <w:t xml:space="preserve">    select 'BA_TRV_DATA_POLICY_DTLS.TRAVEL_REQ_NO' as src_branch,</w:t>
               <w:br/>
               <w:t xml:space="preserve">           MD5_BINARY(NULLIF(UPPER(TRIM(CAST('HUB_PROPOSAL|' || (nullif(trim(to_varchar("TRAVEL_REQ_NO")), '')) AS VARCHAR))), '')) as hkey</w:t>
               <w:br/>
-              <w:t xml:space="preserve">      from BAGIC_PROD_MIRROR_DB.OPUS_GG_DWHSTAGE.BA_TRV_DATA_POLICY_DTLS_MV</w:t>
+              <w:t xml:space="preserve">      from BAGIC_PREPROD_CURATED_DB.UTILS.BA_TRV_DATA_POLICY_DTLS</w:t>
               <w:br/>
               <w:t xml:space="preserve">    union all</w:t>
               <w:br/>
@@ -15283,7 +15283,7 @@
               <w:br/>
               <w:t xml:space="preserve">           MD5_BINARY(NULLIF(UPPER(TRIM(CAST('HUB_PROPOSAL|' || (nullif(trim(to_varchar("TRAVEL_REQ_NO")), '')) AS VARCHAR))), '')) as hkey</w:t>
               <w:br/>
-              <w:t xml:space="preserve">      from BAGIC_PROD_MIRROR_DB.OPUS_GG_DWHSTAGE.BJAZ_TRV_DETLS_EXTN</w:t>
+              <w:t xml:space="preserve">      from BAGIC_PREPROD_CURATED_DB.UTILS.BJAZ_TRV_DETLS_EXTN</w:t>
               <w:br/>
               <w:t xml:space="preserve">)</w:t>
               <w:br/>
@@ -15597,7 +15597,7 @@
         <w:t xml:space="preserve">Note: </w:t>
       </w:r>
       <w:r>
-        <w:t xml:space="preserve">1 RAW key branch(es): BA_TRV_DATA_POLICY_DTLS_MV.QUOTE_NO. Travel RECORD_SOURCE value(s) parsed from feeds: OPUS_BA_TRV_DATA_POLICY_DTLS_MV.</w:t>
+        <w:t xml:space="preserve">1 RAW key branch(es): BA_TRV_DATA_POLICY_DTLS.QUOTE_NO. Travel RECORD_SOURCE value(s) parsed from feeds: OPUS_BA_TRV_DATA_POLICY_DTLS.</w:t>
       </w:r>
     </w:p>
     <w:p>
@@ -15630,15 +15630,15 @@
               </w:rPr>
               <w:t xml:space="preserve">select 'OPUS' as project, 'HUB_QUOTE' as hub,</w:t>
               <w:br/>
-              <w:t xml:space="preserve">       count_if(RECORD_SOURCE in ('OPUS_BA_TRV_DATA_POLICY_DTLS_MV'))                                              as rows_in_scope,</w:t>
-              <w:br/>
-              <w:t xml:space="preserve">       count_if(RECORD_SOURCE in ('OPUS_BA_TRV_DATA_POLICY_DTLS_MV') and QUOTE_HKEY is null)                         as null_hkey,</w:t>
-              <w:br/>
-              <w:t xml:space="preserve">       count_if(RECORD_SOURCE in ('OPUS_BA_TRV_DATA_POLICY_DTLS_MV') and nullif(trim(PARENT_BK), '') is null)        as null_or_blank_bk,</w:t>
-              <w:br/>
-              <w:t xml:space="preserve">       count_if(RECORD_SOURCE in ('OPUS_BA_TRV_DATA_POLICY_DTLS_MV') and regexp_like(trim(PARENT_BK), '^[:#|].*|.*[:#|]$')) as degenerate_bk,</w:t>
-              <w:br/>
-              <w:t xml:space="preserve">       count_if(RECORD_SOURCE in ('OPUS_BA_TRV_DATA_POLICY_DTLS_MV') and upper(trim(PARENT_BK)) in ('NULL', 'NONE', 'NA', 'N/A', 'UNKNOWN', '0')) as placeholder_bk_info,</w:t>
+              <w:t xml:space="preserve">       count_if(RECORD_SOURCE in ('OPUS_BA_TRV_DATA_POLICY_DTLS'))                                              as rows_in_scope,</w:t>
+              <w:br/>
+              <w:t xml:space="preserve">       count_if(RECORD_SOURCE in ('OPUS_BA_TRV_DATA_POLICY_DTLS') and QUOTE_HKEY is null)                         as null_hkey,</w:t>
+              <w:br/>
+              <w:t xml:space="preserve">       count_if(RECORD_SOURCE in ('OPUS_BA_TRV_DATA_POLICY_DTLS') and nullif(trim(PARENT_BK), '') is null)        as null_or_blank_bk,</w:t>
+              <w:br/>
+              <w:t xml:space="preserve">       count_if(RECORD_SOURCE in ('OPUS_BA_TRV_DATA_POLICY_DTLS') and regexp_like(trim(PARENT_BK), '^[:#|].*|.*[:#|]$')) as degenerate_bk,</w:t>
+              <w:br/>
+              <w:t xml:space="preserve">       count_if(RECORD_SOURCE in ('OPUS_BA_TRV_DATA_POLICY_DTLS') and upper(trim(PARENT_BK)) in ('NULL', 'NONE', 'NA', 'N/A', 'UNKNOWN', '0')) as placeholder_bk_info,</w:t>
               <w:br/>
               <w:t xml:space="preserve">       count_if(QUOTE_HKEY = TO_BINARY(REPEAT('0', 32), 'HEX') or trim(PARENT_BK) in ('-1', '-2'))   as ghost_rows,</w:t>
               <w:br/>
@@ -15682,13 +15682,13 @@
               </w:rPr>
               <w:t xml:space="preserve">with src as (</w:t>
               <w:br/>
-              <w:t xml:space="preserve">    -- via stg2_hub_ba_trv_data_policy_dtls_mv__quote</w:t>
-              <w:br/>
-              <w:t xml:space="preserve">    select 'BA_TRV_DATA_POLICY_DTLS_MV.QUOTE_NO' as src_branch,</w:t>
+              <w:t xml:space="preserve">    -- via stg2_hub_ba_trv_data_policy_dtls__quote</w:t>
+              <w:br/>
+              <w:t xml:space="preserve">    select 'BA_TRV_DATA_POLICY_DTLS.QUOTE_NO' as src_branch,</w:t>
               <w:br/>
               <w:t xml:space="preserve">           MD5_BINARY(NULLIF(UPPER(TRIM(CAST('HUB_QUOTE|' || (nullif(trim(to_varchar("QUOTE_NO")), '')) AS VARCHAR))), '')) as hkey</w:t>
               <w:br/>
-              <w:t xml:space="preserve">      from BAGIC_PROD_MIRROR_DB.OPUS_GG_DWHSTAGE.BA_TRV_DATA_POLICY_DTLS_MV</w:t>
+              <w:t xml:space="preserve">      from BAGIC_PREPROD_CURATED_DB.UTILS.BA_TRV_DATA_POLICY_DTLS</w:t>
               <w:br/>
               <w:t xml:space="preserve">)</w:t>
               <w:br/>
@@ -16002,7 +16002,7 @@
         <w:t xml:space="preserve">Note: </w:t>
       </w:r>
       <w:r>
-        <w:t xml:space="preserve">6 RAW key branch(es): BJAZ_TRV_LOADER_DATA_MV.POLICY_REF, BJAZ_TRV_LOADER_DATA_MV.POLICY_REF, BJAZ_TRV_LOADER_DATA_MV.POLICY_REF, BJAZ_TRV_LOADER_DATA_MV.POLICY_REF, BJAZ_TRV_LOADER_DATA_MV.POLICY_REF, BJAZ_TRV_LOADER_LOG_TABLE_MV.POLICYNUMBER. Travel RECORD_SOURCE value(s) parsed from feeds: OPUS_BJAZ_TRV_LOADER_DATA_MV, OPUS_BJAZ_TRV_LOADER_LOG_TABLE_MV.</w:t>
+        <w:t xml:space="preserve">6 RAW key branch(es): BJAZ_TRV_LOADER_DATA.POLICY_REF, BJAZ_TRV_LOADER_DATA.POLICY_REF, BJAZ_TRV_LOADER_DATA.POLICY_REF, BJAZ_TRV_LOADER_DATA.POLICY_REF, BJAZ_TRV_LOADER_DATA.POLICY_REF, BJAZ_TRV_LOADER_LOG_TABLE.POLICYNUMBER. Travel RECORD_SOURCE value(s) parsed from feeds: OPUS_BJAZ_TRV_LOADER_DATA, OPUS_BJAZ_TRV_LOADER_LOG_TABLE.</w:t>
       </w:r>
     </w:p>
     <w:p>
@@ -16035,15 +16035,15 @@
               </w:rPr>
               <w:t xml:space="preserve">select 'OPUS' as project, 'HUB_RISK_OBJECT' as hub,</w:t>
               <w:br/>
-              <w:t xml:space="preserve">       count_if(RECORD_SOURCE in ('OPUS_BJAZ_TRV_LOADER_DATA_MV', 'OPUS_BJAZ_TRV_LOADER_LOG_TABLE_MV'))                                              as rows_in_scope,</w:t>
-              <w:br/>
-              <w:t xml:space="preserve">       count_if(RECORD_SOURCE in ('OPUS_BJAZ_TRV_LOADER_DATA_MV', 'OPUS_BJAZ_TRV_LOADER_LOG_TABLE_MV') and RISK_OBJECT_HKEY is null)                         as null_hkey,</w:t>
-              <w:br/>
-              <w:t xml:space="preserve">       count_if(RECORD_SOURCE in ('OPUS_BJAZ_TRV_LOADER_DATA_MV', 'OPUS_BJAZ_TRV_LOADER_LOG_TABLE_MV') and nullif(trim(PARENT_BK), '') is null)        as null_or_blank_bk,</w:t>
-              <w:br/>
-              <w:t xml:space="preserve">       count_if(RECORD_SOURCE in ('OPUS_BJAZ_TRV_LOADER_DATA_MV', 'OPUS_BJAZ_TRV_LOADER_LOG_TABLE_MV') and regexp_like(trim(PARENT_BK), '^[:#|].*|.*[:#|]$')) as degenerate_bk,</w:t>
-              <w:br/>
-              <w:t xml:space="preserve">       count_if(RECORD_SOURCE in ('OPUS_BJAZ_TRV_LOADER_DATA_MV', 'OPUS_BJAZ_TRV_LOADER_LOG_TABLE_MV') and upper(trim(PARENT_BK)) in ('NULL', 'NONE', 'NA', 'N/A', 'UNKNOWN', '0')) as placeholder_bk_info,</w:t>
+              <w:t xml:space="preserve">       count_if(RECORD_SOURCE in ('OPUS_BJAZ_TRV_LOADER_DATA', 'OPUS_BJAZ_TRV_LOADER_LOG_TABLE'))                                              as rows_in_scope,</w:t>
+              <w:br/>
+              <w:t xml:space="preserve">       count_if(RECORD_SOURCE in ('OPUS_BJAZ_TRV_LOADER_DATA', 'OPUS_BJAZ_TRV_LOADER_LOG_TABLE') and RISK_OBJECT_HKEY is null)                         as null_hkey,</w:t>
+              <w:br/>
+              <w:t xml:space="preserve">       count_if(RECORD_SOURCE in ('OPUS_BJAZ_TRV_LOADER_DATA', 'OPUS_BJAZ_TRV_LOADER_LOG_TABLE') and nullif(trim(PARENT_BK), '') is null)        as null_or_blank_bk,</w:t>
+              <w:br/>
+              <w:t xml:space="preserve">       count_if(RECORD_SOURCE in ('OPUS_BJAZ_TRV_LOADER_DATA', 'OPUS_BJAZ_TRV_LOADER_LOG_TABLE') and regexp_like(trim(PARENT_BK), '^[:#|].*|.*[:#|]$')) as degenerate_bk,</w:t>
+              <w:br/>
+              <w:t xml:space="preserve">       count_if(RECORD_SOURCE in ('OPUS_BJAZ_TRV_LOADER_DATA', 'OPUS_BJAZ_TRV_LOADER_LOG_TABLE') and upper(trim(PARENT_BK)) in ('NULL', 'NONE', 'NA', 'N/A', 'UNKNOWN', '0')) as placeholder_bk_info,</w:t>
               <w:br/>
               <w:t xml:space="preserve">       count_if(RISK_OBJECT_HKEY = TO_BINARY(REPEAT('0', 32), 'HEX') or trim(PARENT_BK) in ('-1', '-2'))   as ghost_rows,</w:t>
               <w:br/>
@@ -16087,63 +16087,63 @@
               </w:rPr>
               <w:t xml:space="preserve">with src as (</w:t>
               <w:br/>
-              <w:t xml:space="preserve">    -- via stg2_hub_bjaz_trv_loader_data_mv__risk_object_member1</w:t>
-              <w:br/>
-              <w:t xml:space="preserve">    select 'BJAZ_TRV_LOADER_DATA_MV.POLICY_REF' as src_branch,</w:t>
+              <w:t xml:space="preserve">    -- via stg2_hub_bjaz_trv_loader_data__risk_object_member1</w:t>
+              <w:br/>
+              <w:t xml:space="preserve">    select 'BJAZ_TRV_LOADER_DATA.POLICY_REF' as src_branch,</w:t>
               <w:br/>
               <w:t xml:space="preserve">           MD5_BINARY(NULLIF(UPPER(TRIM(CAST('HUB_RISK_OBJECT|' || (nullif(trim(to_varchar("POLICY_REF")), '') || '|MEMBER1') AS VARCHAR))), '')) as hkey</w:t>
               <w:br/>
-              <w:t xml:space="preserve">      from BAGIC_PROD_MIRROR_DB.OPUS_GG_DWHSTAGE.BJAZ_TRV_LOADER_DATA_MV</w:t>
+              <w:t xml:space="preserve">      from BAGIC_PREPROD_CURATED_DB.UTILS.BJAZ_TRV_LOADER_DATA</w:t>
               <w:br/>
               <w:t xml:space="preserve">    union all</w:t>
               <w:br/>
-              <w:t xml:space="preserve">    -- via stg2_hub_bjaz_trv_loader_data_mv__risk_object_member2</w:t>
-              <w:br/>
-              <w:t xml:space="preserve">    select 'BJAZ_TRV_LOADER_DATA_MV.POLICY_REF' as src_branch,</w:t>
+              <w:t xml:space="preserve">    -- via stg2_hub_bjaz_trv_loader_data__risk_object_member2</w:t>
+              <w:br/>
+              <w:t xml:space="preserve">    select 'BJAZ_TRV_LOADER_DATA.POLICY_REF' as src_branch,</w:t>
               <w:br/>
               <w:t xml:space="preserve">           MD5_BINARY(NULLIF(UPPER(TRIM(CAST('HUB_RISK_OBJECT|' || (nullif(trim(to_varchar("POLICY_REF")), '') || '|MEMBER2') AS VARCHAR))), '')) as hkey</w:t>
               <w:br/>
-              <w:t xml:space="preserve">      from BAGIC_PROD_MIRROR_DB.OPUS_GG_DWHSTAGE.BJAZ_TRV_LOADER_DATA_MV</w:t>
+              <w:t xml:space="preserve">      from BAGIC_PREPROD_CURATED_DB.UTILS.BJAZ_TRV_LOADER_DATA</w:t>
               <w:br/>
               <w:t xml:space="preserve">    union all</w:t>
               <w:br/>
-              <w:t xml:space="preserve">    -- via stg2_hub_bjaz_trv_loader_data_mv__risk_object_member3</w:t>
-              <w:br/>
-              <w:t xml:space="preserve">    select 'BJAZ_TRV_LOADER_DATA_MV.POLICY_REF' as src_branch,</w:t>
+              <w:t xml:space="preserve">    -- via stg2_hub_bjaz_trv_loader_data__risk_object_member3</w:t>
+              <w:br/>
+              <w:t xml:space="preserve">    select 'BJAZ_TRV_LOADER_DATA.POLICY_REF' as src_branch,</w:t>
               <w:br/>
               <w:t xml:space="preserve">           MD5_BINARY(NULLIF(UPPER(TRIM(CAST('HUB_RISK_OBJECT|' || (nullif(trim(to_varchar("POLICY_REF")), '') || '|MEMBER3') AS VARCHAR))), '')) as hkey</w:t>
               <w:br/>
-              <w:t xml:space="preserve">      from BAGIC_PROD_MIRROR_DB.OPUS_GG_DWHSTAGE.BJAZ_TRV_LOADER_DATA_MV</w:t>
+              <w:t xml:space="preserve">      from BAGIC_PREPROD_CURATED_DB.UTILS.BJAZ_TRV_LOADER_DATA</w:t>
               <w:br/>
               <w:t xml:space="preserve">    union all</w:t>
               <w:br/>
-              <w:t xml:space="preserve">    -- via stg2_hub_bjaz_trv_loader_data_mv__risk_object_member4</w:t>
-              <w:br/>
-              <w:t xml:space="preserve">    select 'BJAZ_TRV_LOADER_DATA_MV.POLICY_REF' as src_branch,</w:t>
+              <w:t xml:space="preserve">    -- via stg2_hub_bjaz_trv_loader_data__risk_object_member4</w:t>
+              <w:br/>
+              <w:t xml:space="preserve">    select 'BJAZ_TRV_LOADER_DATA.POLICY_REF' as src_branch,</w:t>
               <w:br/>
               <w:t xml:space="preserve">           MD5_BINARY(NULLIF(UPPER(TRIM(CAST('HUB_RISK_OBJECT|' || (nullif(trim(to_varchar("POLICY_REF")), '') || '|MEMBER4') AS VARCHAR))), '')) as hkey</w:t>
               <w:br/>
-              <w:t xml:space="preserve">      from BAGIC_PROD_MIRROR_DB.OPUS_GG_DWHSTAGE.BJAZ_TRV_LOADER_DATA_MV</w:t>
+              <w:t xml:space="preserve">      from BAGIC_PREPROD_CURATED_DB.UTILS.BJAZ_TRV_LOADER_DATA</w:t>
               <w:br/>
               <w:t xml:space="preserve">    union all</w:t>
               <w:br/>
-              <w:t xml:space="preserve">    -- via stg2_hub_bjaz_trv_loader_data_mv__risk_object_member5</w:t>
-              <w:br/>
-              <w:t xml:space="preserve">    select 'BJAZ_TRV_LOADER_DATA_MV.POLICY_REF' as src_branch,</w:t>
+              <w:t xml:space="preserve">    -- via stg2_hub_bjaz_trv_loader_data__risk_object_member5</w:t>
+              <w:br/>
+              <w:t xml:space="preserve">    select 'BJAZ_TRV_LOADER_DATA.POLICY_REF' as src_branch,</w:t>
               <w:br/>
               <w:t xml:space="preserve">           MD5_BINARY(NULLIF(UPPER(TRIM(CAST('HUB_RISK_OBJECT|' || (nullif(trim(to_varchar("POLICY_REF")), '') || '|MEMBER5') AS VARCHAR))), '')) as hkey</w:t>
               <w:br/>
-              <w:t xml:space="preserve">      from BAGIC_PROD_MIRROR_DB.OPUS_GG_DWHSTAGE.BJAZ_TRV_LOADER_DATA_MV</w:t>
+              <w:t xml:space="preserve">      from BAGIC_PREPROD_CURATED_DB.UTILS.BJAZ_TRV_LOADER_DATA</w:t>
               <w:br/>
               <w:t xml:space="preserve">    union all</w:t>
               <w:br/>
-              <w:t xml:space="preserve">    -- via stg2_hub_bjaz_trv_loader_log_table_mv__risk_object</w:t>
-              <w:br/>
-              <w:t xml:space="preserve">    select 'BJAZ_TRV_LOADER_LOG_TABLE_MV.POLICYNUMBER' as src_branch,</w:t>
+              <w:t xml:space="preserve">    -- via stg2_hub_bjaz_trv_loader_log_table__risk_object</w:t>
+              <w:br/>
+              <w:t xml:space="preserve">    select 'BJAZ_TRV_LOADER_LOG_TABLE.POLICYNUMBER' as src_branch,</w:t>
               <w:br/>
               <w:t xml:space="preserve">           MD5_BINARY(NULLIF(UPPER(TRIM(CAST('HUB_RISK_OBJECT|' || (nullif(trim(to_varchar("POLICYNUMBER")), '')) AS VARCHAR))), '')) as hkey</w:t>
               <w:br/>
-              <w:t xml:space="preserve">      from BAGIC_PROD_MIRROR_DB.OPUS_GG_DWHSTAGE.BJAZ_TRV_LOADER_LOG_TABLE_MV</w:t>
+              <w:t xml:space="preserve">      from BAGIC_PREPROD_CURATED_DB.UTILS.BJAZ_TRV_LOADER_LOG_TABLE</w:t>
               <w:br/>
               <w:t xml:space="preserve">)</w:t>
               <w:br/>

--- a/BGIL_DBT/validation/travel/DM-K/DM-K3.docx
+++ b/BGIL_DBT/validation/travel/DM-K/DM-K3.docx
@@ -2205,9 +2205,6 @@
       <w:r>
         <w:t xml:space="preserve">1. MAXIMUS — HUB_PARTY</w:t>
       </w:r>
-      <w:r>
-        <w:t xml:space="preserve">  [M1]</w:t>
-      </w:r>
     </w:p>
     <w:tbl>
       <w:tblPr>
@@ -2533,7 +2530,7 @@
               <w:br/>
               <w:t xml:space="preserve">    select 'NONHLTH_TRV_CLM_VW_DATA_CLAIM_DETAILS_CLAIM_RESERVE.RESERVPARTY (PARTY_HKEY)' as src_branch,</w:t>
               <w:br/>
-              <w:t xml:space="preserve">           MD5_BINARY(NULLIF(UPPER(TRIM(CAST('HUB_PARTY|' || (nullif(trim(case when coalesce(nullif(trim(nullif(trim(to_varchar("RESERVPARTY")), '')),'')) is not null then nullif(trim(nullif(trim(to_varchar("RESERVPARTY")), '')), '') end),'')) AS VARCHAR))), '')) as hkey</w:t>
+              <w:t xml:space="preserve">           MD5_BINARY(NULLIF(UPPER(TRIM(CAST('HUB_PARTY|' || (nullif(trim(case when nullif(trim(nullif(trim(to_varchar("RESERVPARTY")), '')),'') is not null then nullif(trim(nullif(trim(to_varchar("RESERVPARTY")), '')), '') end),'')) AS VARCHAR))), '')) as hkey</w:t>
               <w:br/>
               <w:t xml:space="preserve">      from RAW.MAXIMUS_TRAVEL.NONHLTH_TRV_CLM_VW_DATA_CLAIM_DETAILS_CLAIM_RESERVE</w:t>
               <w:br/>
@@ -2543,7 +2540,7 @@
               <w:br/>
               <w:t xml:space="preserve">    select 'NONHLTH_TRV_CLM_VW_DATA_CLAIM_DETAILS_CLAIM_ATTRIBUTE_PROPERTIES_PIVOT_VW.CUSTOMERID (PARTY_HKEY__CLAIMANT_CORRESPONDENCE_ADDRESS)' as src_branch,</w:t>
               <w:br/>
-              <w:t xml:space="preserve">           MD5_BINARY(NULLIF(UPPER(TRIM(CAST('HUB_PARTY|' || (nullif(trim(case when coalesce(nullif(trim(nullif(trim(to_varchar("CUSTOMERID")), '')),'')) is not null then nullif(trim(nullif(trim(to_varchar("CUSTOMERID")), '')), '') end),'')) AS VARCHAR))), '')) as hkey</w:t>
+              <w:t xml:space="preserve">           MD5_BINARY(NULLIF(UPPER(TRIM(CAST('HUB_PARTY|' || (nullif(trim(case when nullif(trim(nullif(trim(to_varchar("CUSTOMERID")), '')),'') is not null then nullif(trim(nullif(trim(to_varchar("CUSTOMERID")), '')), '') end),'')) AS VARCHAR))), '')) as hkey</w:t>
               <w:br/>
               <w:t xml:space="preserve">      from RAW.MAXIMUS_TRAVEL.NONHLTH_TRV_CLM_VW_DATA_CLAIM_DETAILS_CLAIM_ATTRIBUTE_PROPERTIES_PIVOT_VW</w:t>
               <w:br/>
@@ -2553,7 +2550,7 @@
               <w:br/>
               <w:t xml:space="preserve">    select 'NONHLTH_TRV_CLM_VW_DATA_CLAIM_DETAILS_CLAIM_ATTRIBUTE_PROPERTIES_PIVOT_VW.CLAIM_COURT_PARTY_CODE (PARTY_HKEY__CLAIM_COURT_COUNTERPARTY)' as src_branch,</w:t>
               <w:br/>
-              <w:t xml:space="preserve">           MD5_BINARY(NULLIF(UPPER(TRIM(CAST('HUB_PARTY|' || (nullif(trim(case when coalesce(nullif(trim(nullif(trim(to_varchar("CLAIM_COURT_PARTY_CODE")), '')),'')) is not null then nullif(trim(nullif(trim(to_varchar("CLAIM_COURT_PARTY_CODE")), '')), '') end),'')) AS VARCHAR))), '')) as hkey</w:t>
+              <w:t xml:space="preserve">           MD5_BINARY(NULLIF(UPPER(TRIM(CAST('HUB_PARTY|' || (nullif(trim(case when nullif(trim(nullif(trim(to_varchar("CLAIM_COURT_PARTY_CODE")), '')),'') is not null then nullif(trim(nullif(trim(to_varchar("CLAIM_COURT_PARTY_CODE")), '')), '') end),'')) AS VARCHAR))), '')) as hkey</w:t>
               <w:br/>
               <w:t xml:space="preserve">      from RAW.MAXIMUS_TRAVEL.NONHLTH_TRV_CLM_VW_DATA_CLAIM_DETAILS_CLAIM_ATTRIBUTE_PROPERTIES_PIVOT_VW</w:t>
               <w:br/>
@@ -2573,7 +2570,7 @@
               <w:br/>
               <w:t xml:space="preserve">    select 'NONHLTH_TRV_CLM_VW_DATA_CLAIM_DETAILS_CLAIM_ATTRIBUTE_PROPERTIES_PIVOT_VW.MEMBER_UHC_CODE (PARTY_HKEY__INSURED_MEMBER)' as src_branch,</w:t>
               <w:br/>
-              <w:t xml:space="preserve">           MD5_BINARY(NULLIF(UPPER(TRIM(CAST('HUB_PARTY|' || (nullif(trim(case when coalesce(nullif(trim(nullif(trim(to_varchar("MEMBER_UHC_CODE")), '')),'')) is not null then 'MEMBER:' || nullif(trim(nullif(trim(to_varchar("MEMBER_UHC_CODE")), '')), '') end),'')) AS VARCHAR))), '')) as hkey</w:t>
+              <w:t xml:space="preserve">           MD5_BINARY(NULLIF(UPPER(TRIM(CAST('HUB_PARTY|' || (nullif(trim(case when nullif(trim(nullif(trim(to_varchar("MEMBER_UHC_CODE")), '')),'') is not null then 'MEMBER:' || nullif(trim(nullif(trim(to_varchar("MEMBER_UHC_CODE")), '')), '') end),'')) AS VARCHAR))), '')) as hkey</w:t>
               <w:br/>
               <w:t xml:space="preserve">      from RAW.MAXIMUS_TRAVEL.NONHLTH_TRV_CLM_VW_DATA_CLAIM_DETAILS_CLAIM_ATTRIBUTE_PROPERTIES_PIVOT_VW</w:t>
               <w:br/>
@@ -2583,7 +2580,7 @@
               <w:br/>
               <w:t xml:space="preserve">    select 'NONHLTH_TRV_CLM_VW_DATA_CLAIM_DETAILS_CLAIM_ATTRIBUTE_PROPERTIES_PIVOT_VW.PTPARTNERID (PARTY_HKEY__SERVICE_PARTNER)' as src_branch,</w:t>
               <w:br/>
-              <w:t xml:space="preserve">           MD5_BINARY(NULLIF(UPPER(TRIM(CAST('HUB_PARTY|' || (nullif(trim(case when coalesce(nullif(trim(nullif(trim(to_varchar("PTPARTNERID")), '')),'')) is not null then 'PTPARTNER:' || nullif(trim(nullif(trim(to_varchar("PTPARTNERID")), '')), '') end),'')) AS VARCHAR))), '')) as hkey</w:t>
+              <w:t xml:space="preserve">           MD5_BINARY(NULLIF(UPPER(TRIM(CAST('HUB_PARTY|' || (nullif(trim(case when nullif(trim(nullif(trim(to_varchar("PTPARTNERID")), '')),'') is not null then 'PTPARTNER:' || nullif(trim(nullif(trim(to_varchar("PTPARTNERID")), '')), '') end),'')) AS VARCHAR))), '')) as hkey</w:t>
               <w:br/>
               <w:t xml:space="preserve">      from RAW.MAXIMUS_TRAVEL.NONHLTH_TRV_CLM_VW_DATA_CLAIM_DETAILS_CLAIM_ATTRIBUTE_PROPERTIES_PIVOT_VW</w:t>
               <w:br/>
@@ -2593,7 +2590,7 @@
               <w:br/>
               <w:t xml:space="preserve">    select 'NONHLTH_TRV_CLM_VW_DATA_CLAIM_DETAILS_CLAIM_ATTRIBUTE_PROPERTIES_PIVOT_VW.SUB_IMD_CODE (PARTY_HKEY__SUB_INTERMEDIARY)' as src_branch,</w:t>
               <w:br/>
-              <w:t xml:space="preserve">           MD5_BINARY(NULLIF(UPPER(TRIM(CAST('HUB_PARTY|' || (nullif(trim(case when coalesce(nullif(trim(nullif(trim(to_varchar("SUB_IMD_CODE")), '')),'')) is not null then 'IMD:' || nullif(trim(nullif(trim(to_varchar("SUB_IMD_CODE")), '')), '') end),'')) AS VARCHAR))), '')) as hkey</w:t>
+              <w:t xml:space="preserve">           MD5_BINARY(NULLIF(UPPER(TRIM(CAST('HUB_PARTY|' || (nullif(trim(case when nullif(trim(nullif(trim(to_varchar("SUB_IMD_CODE")), '')),'') is not null then 'IMD:' || nullif(trim(nullif(trim(to_varchar("SUB_IMD_CODE")), '')), '') end),'')) AS VARCHAR))), '')) as hkey</w:t>
               <w:br/>
               <w:t xml:space="preserve">      from RAW.MAXIMUS_TRAVEL.NONHLTH_TRV_CLM_VW_DATA_CLAIM_DETAILS_CLAIM_ATTRIBUTE_PROPERTIES_PIVOT_VW</w:t>
               <w:br/>
@@ -2603,7 +2600,7 @@
               <w:br/>
               <w:t xml:space="preserve">    select 'NONHLTH_TRV_CLM_VW_DATA_CLAIM_DETAILS_CLAIM_PAYMENT.PAYMENTPARTYCODE (PARTY_HKEY__CLAIM_PAYEE)' as src_branch,</w:t>
               <w:br/>
-              <w:t xml:space="preserve">           MD5_BINARY(NULLIF(UPPER(TRIM(CAST('HUB_PARTY|' || (nullif(trim(case when coalesce(nullif(trim(nullif(trim(to_varchar("PAYMENTPARTYCODE")), '')),'')) is not null then nullif(trim(nullif(trim(to_varchar("PAYMENTPARTYCODE")), '')), '') end),'')) AS VARCHAR))), '')) as hkey</w:t>
+              <w:t xml:space="preserve">           MD5_BINARY(NULLIF(UPPER(TRIM(CAST('HUB_PARTY|' || (nullif(trim(case when nullif(trim(nullif(trim(to_varchar("PAYMENTPARTYCODE")), '')),'') is not null then nullif(trim(nullif(trim(to_varchar("PAYMENTPARTYCODE")), '')), '') end),'')) AS VARCHAR))), '')) as hkey</w:t>
               <w:br/>
               <w:t xml:space="preserve">      from RAW.MAXIMUS_TRAVEL.NONHLTH_TRV_CLM_VW_DATA_CLAIM_DETAILS_CLAIM_PAYMENT</w:t>
               <w:br/>
@@ -2613,7 +2610,7 @@
               <w:br/>
               <w:t xml:space="preserve">    select 'NONHLTH_TRV_CLM_VW_DATA_CLAIM_DETAILS_CLAIM_PARTY.PARTYCODE (PARTY_HKEY)' as src_branch,</w:t>
               <w:br/>
-              <w:t xml:space="preserve">           MD5_BINARY(NULLIF(UPPER(TRIM(CAST('HUB_PARTY|' || (nullif(trim(case when coalesce(nullif(trim(nullif(trim(to_varchar("PARTYCODE")), '')),'')) is not null then nullif(trim(nullif(trim(to_varchar("PARTYCODE")), '')), '') end),'')) AS VARCHAR))), '')) as hkey</w:t>
+              <w:t xml:space="preserve">           MD5_BINARY(NULLIF(UPPER(TRIM(CAST('HUB_PARTY|' || (nullif(trim(case when nullif(trim(nullif(trim(to_varchar("PARTYCODE")), '')),'') is not null then nullif(trim(nullif(trim(to_varchar("PARTYCODE")), '')), '') end),'')) AS VARCHAR))), '')) as hkey</w:t>
               <w:br/>
               <w:t xml:space="preserve">      from RAW.MAXIMUS_TRAVEL.NONHLTH_TRV_CLM_VW_DATA_CLAIM_DETAILS_CLAIM_PARTY</w:t>
               <w:br/>
@@ -2623,7 +2620,7 @@
               <w:br/>
               <w:t xml:space="preserve">    select 'NONHLTH_TRV_CLM_VW_DATA_CLAIM_DETAILS_CLAIM_RISK_PARTY.PARTYCODE (PARTY_HKEY)' as src_branch,</w:t>
               <w:br/>
-              <w:t xml:space="preserve">           MD5_BINARY(NULLIF(UPPER(TRIM(CAST('HUB_PARTY|' || (nullif(trim(case when coalesce(nullif(trim(nullif(trim(to_varchar("PARTYCODE")), '')),'')) is not null then nullif(trim(nullif(trim(to_varchar("PARTYCODE")), '')), '') end),'')) AS VARCHAR))), '')) as hkey</w:t>
+              <w:t xml:space="preserve">           MD5_BINARY(NULLIF(UPPER(TRIM(CAST('HUB_PARTY|' || (nullif(trim(case when nullif(trim(nullif(trim(to_varchar("PARTYCODE")), '')),'') is not null then nullif(trim(nullif(trim(to_varchar("PARTYCODE")), '')), '') end),'')) AS VARCHAR))), '')) as hkey</w:t>
               <w:br/>
               <w:t xml:space="preserve">      from RAW.MAXIMUS_TRAVEL.NONHLTH_TRV_CLM_VW_DATA_CLAIM_DETAILS_CLAIM_RISK_PARTY</w:t>
               <w:br/>
@@ -2633,7 +2630,7 @@
               <w:br/>
               <w:t xml:space="preserve">    select 'NONHLTH_TRV_CLM_VW_DATA_CLAIM_DETAILS_CLAIM_RISK_RISK_ATTRIBUTE_MULTI_SET_PROPERTY_MULTI_SET_DETAIL_PROPERTY_PIVOT_VW.CLAIMANT_PARTY_CODE (PARTY_HKEY__CLAIMANT)' as src_branch,</w:t>
               <w:br/>
-              <w:t xml:space="preserve">           MD5_BINARY(NULLIF(UPPER(TRIM(CAST('HUB_PARTY|' || (nullif(trim(case when coalesce(nullif(trim(nullif(trim(to_varchar("CLAIMANT_PARTY_CODE")), '')),'')) is not null then nullif(trim(nullif(trim(to_varchar("CLAIMANT_PARTY_CODE")), '')), '') end),'')) AS VARCHAR))), '')) as hkey</w:t>
+              <w:t xml:space="preserve">           MD5_BINARY(NULLIF(UPPER(TRIM(CAST('HUB_PARTY|' || (nullif(trim(case when nullif(trim(nullif(trim(to_varchar("CLAIMANT_PARTY_CODE")), '')),'') is not null then nullif(trim(nullif(trim(to_varchar("CLAIMANT_PARTY_CODE")), '')), '') end),'')) AS VARCHAR))), '')) as hkey</w:t>
               <w:br/>
               <w:t xml:space="preserve">      from RAW.MAXIMUS_TRAVEL.NONHLTH_TRV_CLM_VW_DATA_CLAIM_DETAILS_CLAIM_RISK_RISK_ATTRIBUTE_MULTI_SET_PROPERTY_MULTI_SET_DETAIL_PROPERTY_PIVOT_VW</w:t>
               <w:br/>
@@ -2643,7 +2640,7 @@
               <w:br/>
               <w:t xml:space="preserve">    select 'NONHLTH_TRV_CLM_VW_DATA_CLAIM_DETAILS_CLAIM_RISK_RISK_ATTRIBUTE_MULTI_SET_PROPERTY_MULTI_SET_DETAIL_PROPERTY_PIVOT_VW.PARTY_NAME_CODE (PARTY_HKEY__EXPENSE_LINE_PARTY)' as src_branch,</w:t>
               <w:br/>
-              <w:t xml:space="preserve">           MD5_BINARY(NULLIF(UPPER(TRIM(CAST('HUB_PARTY|' || (nullif(trim(case when coalesce(nullif(trim(nullif(trim(to_varchar("PARTY_NAME_CODE")), '')),'')) is not null then nullif(trim(nullif(trim(to_varchar("PARTY_NAME_CODE")), '')), '') end),'')) AS VARCHAR))), '')) as hkey</w:t>
+              <w:t xml:space="preserve">           MD5_BINARY(NULLIF(UPPER(TRIM(CAST('HUB_PARTY|' || (nullif(trim(case when nullif(trim(nullif(trim(to_varchar("PARTY_NAME_CODE")), '')),'') is not null then nullif(trim(nullif(trim(to_varchar("PARTY_NAME_CODE")), '')), '') end),'')) AS VARCHAR))), '')) as hkey</w:t>
               <w:br/>
               <w:t xml:space="preserve">      from RAW.MAXIMUS_TRAVEL.NONHLTH_TRV_CLM_VW_DATA_CLAIM_DETAILS_CLAIM_RISK_RISK_ATTRIBUTE_MULTI_SET_PROPERTY_MULTI_SET_DETAIL_PROPERTY_PIVOT_VW</w:t>
               <w:br/>
@@ -2653,7 +2650,7 @@
               <w:br/>
               <w:t xml:space="preserve">    select 'NONHLTH_TRV_CLM_VW_DATA_CLAIM_DETAILS_CLAIM_RISK_RISK_ATTRIBUTE_MULTI_SET_PROPERTY_MULTI_SET_DETAIL_PROPERTY_PIVOT_VW.EXPENSE_PAYEE_PARTY_CODE (PARTY_HKEY__EXPENSE_PAYEE)' as src_branch,</w:t>
               <w:br/>
-              <w:t xml:space="preserve">           MD5_BINARY(NULLIF(UPPER(TRIM(CAST('HUB_PARTY|' || (nullif(trim(case when coalesce(nullif(trim(nullif(trim(to_varchar("EXPENSE_PAYEE_PARTY_CODE")), '')),'')) is not null then nullif(trim(nullif(trim(to_varchar("EXPENSE_PAYEE_PARTY_CODE")), '')), '') end),'')) AS VARCHAR))), '')) as hkey</w:t>
+              <w:t xml:space="preserve">           MD5_BINARY(NULLIF(UPPER(TRIM(CAST('HUB_PARTY|' || (nullif(trim(case when nullif(trim(nullif(trim(to_varchar("EXPENSE_PAYEE_PARTY_CODE")), '')),'') is not null then nullif(trim(nullif(trim(to_varchar("EXPENSE_PAYEE_PARTY_CODE")), '')), '') end),'')) AS VARCHAR))), '')) as hkey</w:t>
               <w:br/>
               <w:t xml:space="preserve">      from RAW.MAXIMUS_TRAVEL.NONHLTH_TRV_CLM_VW_DATA_CLAIM_DETAILS_CLAIM_RISK_RISK_ATTRIBUTE_MULTI_SET_PROPERTY_MULTI_SET_DETAIL_PROPERTY_PIVOT_VW</w:t>
               <w:br/>
@@ -2663,7 +2660,7 @@
               <w:br/>
               <w:t xml:space="preserve">    select 'NONHLTH_TRV_CLM_VW_DATA_CLAIM_DETAILS_CLAIM_RISK_RISK_ATTRIBUTE_MULTI_SET_PROPERTY_MULTI_SET_DETAIL_PROPERTY_PIVOT_VW.PAYEE_CODE (PARTY_HKEY__PAYEE)' as src_branch,</w:t>
               <w:br/>
-              <w:t xml:space="preserve">           MD5_BINARY(NULLIF(UPPER(TRIM(CAST('HUB_PARTY|' || (nullif(trim(case when coalesce(nullif(trim(nullif(trim(to_varchar("PAYEE_CODE")), '')),'')) is not null then nullif(trim(nullif(trim(to_varchar("PAYEE_CODE")), '')), '') end),'')) AS VARCHAR))), '')) as hkey</w:t>
+              <w:t xml:space="preserve">           MD5_BINARY(NULLIF(UPPER(TRIM(CAST('HUB_PARTY|' || (nullif(trim(case when nullif(trim(nullif(trim(to_varchar("PAYEE_CODE")), '')),'') is not null then nullif(trim(nullif(trim(to_varchar("PAYEE_CODE")), '')), '') end),'')) AS VARCHAR))), '')) as hkey</w:t>
               <w:br/>
               <w:t xml:space="preserve">      from RAW.MAXIMUS_TRAVEL.NONHLTH_TRV_CLM_VW_DATA_CLAIM_DETAILS_CLAIM_RISK_RISK_ATTRIBUTE_MULTI_SET_PROPERTY_MULTI_SET_DETAIL_PROPERTY_PIVOT_VW</w:t>
               <w:br/>
@@ -2673,7 +2670,7 @@
               <w:br/>
               <w:t xml:space="preserve">    select 'NONHLTH_TRV_CLM_VW_DATA_CLAIM_DETAILS_CLAIM_RISK_RISK_ATTRIBUTE_MULTI_SET_PROPERTY_MULTI_SET_DETAIL_PROPERTY_PIVOT_VW.TDS_CLAIMANT_PARTY_CODE (PARTY_HKEY__TDS_DEDUCTEE)' as src_branch,</w:t>
               <w:br/>
-              <w:t xml:space="preserve">           MD5_BINARY(NULLIF(UPPER(TRIM(CAST('HUB_PARTY|' || (nullif(trim(case when coalesce(nullif(trim(nullif(trim(to_varchar("TDS_CLAIMANT_PARTY_CODE")), '')),'')) is not null then nullif(trim(nullif(trim(to_varchar("TDS_CLAIMANT_PARTY_CODE")), '')), '') end),'')) AS VARCHAR))), '')) as hkey</w:t>
+              <w:t xml:space="preserve">           MD5_BINARY(NULLIF(UPPER(TRIM(CAST('HUB_PARTY|' || (nullif(trim(case when nullif(trim(nullif(trim(to_varchar("TDS_CLAIMANT_PARTY_CODE")), '')),'') is not null then nullif(trim(nullif(trim(to_varchar("TDS_CLAIMANT_PARTY_CODE")), '')), '') end),'')) AS VARCHAR))), '')) as hkey</w:t>
               <w:br/>
               <w:t xml:space="preserve">      from RAW.MAXIMUS_TRAVEL.NONHLTH_TRV_CLM_VW_DATA_CLAIM_DETAILS_CLAIM_RISK_RISK_ATTRIBUTE_MULTI_SET_PROPERTY_MULTI_SET_DETAIL_PROPERTY_PIVOT_VW</w:t>
               <w:br/>
@@ -2683,7 +2680,7 @@
               <w:br/>
               <w:t xml:space="preserve">    select 'NONHLTH_TRV_CLM_VW_DATA_CLAIM_DETAILS_CLAIM_RISK_RISK_ATTRIBUTE_PROPERTIES_PIVOT_VW.HOSPITAL_ID (PARTY_HKEY__TREATING_HOSPITAL_PROVIDER)' as src_branch,</w:t>
               <w:br/>
-              <w:t xml:space="preserve">           MD5_BINARY(NULLIF(UPPER(TRIM(CAST('HUB_PARTY|' || (nullif(trim(case when coalesce(nullif(trim(nullif(trim(to_varchar("HOSPITAL_ID")), '')),'')) is not null then 'PROVIDER:' || nullif(trim(nullif(trim(to_varchar("HOSPITAL_ID")), '')), '') end),'')) AS VARCHAR))), '')) as hkey</w:t>
+              <w:t xml:space="preserve">           MD5_BINARY(NULLIF(UPPER(TRIM(CAST('HUB_PARTY|' || (nullif(trim(case when nullif(trim(nullif(trim(to_varchar("HOSPITAL_ID")), '')),'') is not null then 'PROVIDER:' || nullif(trim(nullif(trim(to_varchar("HOSPITAL_ID")), '')), '') end),'')) AS VARCHAR))), '')) as hkey</w:t>
               <w:br/>
               <w:t xml:space="preserve">      from RAW.MAXIMUS_TRAVEL.NONHLTH_TRV_CLM_VW_DATA_CLAIM_DETAILS_CLAIM_RISK_RISK_ATTRIBUTE_PROPERTIES_PIVOT_VW</w:t>
               <w:br/>
@@ -2693,7 +2690,7 @@
               <w:br/>
               <w:t xml:space="preserve">    select 'NONHLTH_TRV_UWR_VW_DATA_POLICY_DETAILS.AGENT_CODE (PARTY_HKEY__AGENT)' as src_branch,</w:t>
               <w:br/>
-              <w:t xml:space="preserve">           MD5_BINARY(NULLIF(UPPER(TRIM(CAST('HUB_PARTY|' || (nullif(trim(case when coalesce(nullif(trim(nullif(trim(to_varchar("AGENT_CODE")), '')),'')) is not null then 'AGENT:' || nullif(trim(nullif(trim(to_varchar("AGENT_CODE")), '')), '') end),'')) AS VARCHAR))), '')) as hkey</w:t>
+              <w:t xml:space="preserve">           MD5_BINARY(NULLIF(UPPER(TRIM(CAST('HUB_PARTY|' || (nullif(trim(case when nullif(trim(nullif(trim(to_varchar("AGENT_CODE")), '')),'') is not null then 'AGENT:' || nullif(trim(nullif(trim(to_varchar("AGENT_CODE")), '')), '') end),'')) AS VARCHAR))), '')) as hkey</w:t>
               <w:br/>
               <w:t xml:space="preserve">      from RAW.MAXIMUS_TRAVEL.NONHLTH_TRV_UWR_VW_DATA_POLICY_DETAILS</w:t>
               <w:br/>
@@ -2703,7 +2700,7 @@
               <w:br/>
               <w:t xml:space="preserve">    select 'NONHLTH_TRV_UWR_VW_DATA_POLICY_DETAILS.POLICY_HOLDER_CODE (PARTY_HKEY__POLICYHOLDER)' as src_branch,</w:t>
               <w:br/>
-              <w:t xml:space="preserve">           MD5_BINARY(NULLIF(UPPER(TRIM(CAST('HUB_PARTY|' || (nullif(trim(case when coalesce(nullif(trim(nullif(trim(to_varchar("POLICY_HOLDER_CODE")), '')),'')) is not null then nullif(trim(nullif(trim(to_varchar("POLICY_HOLDER_CODE")), '')), '') end),'')) AS VARCHAR))), '')) as hkey</w:t>
+              <w:t xml:space="preserve">           MD5_BINARY(NULLIF(UPPER(TRIM(CAST('HUB_PARTY|' || (nullif(trim(case when nullif(trim(nullif(trim(to_varchar("POLICY_HOLDER_CODE")), '')),'') is not null then nullif(trim(nullif(trim(to_varchar("POLICY_HOLDER_CODE")), '')), '') end),'')) AS VARCHAR))), '')) as hkey</w:t>
               <w:br/>
               <w:t xml:space="preserve">      from RAW.MAXIMUS_TRAVEL.NONHLTH_TRV_UWR_VW_DATA_POLICY_DETAILS</w:t>
               <w:br/>
@@ -2713,7 +2710,7 @@
               <w:br/>
               <w:t xml:space="preserve">    select 'NONHLTH_TRV_UWR_VW_DATA_POLICY_DETAILS_INSURED_DETAILS_MEMBER_DETAILS.PARTY_CODE (PARTY_HKEY__INSURED_MEMBER)' as src_branch,</w:t>
               <w:br/>
-              <w:t xml:space="preserve">           MD5_BINARY(NULLIF(UPPER(TRIM(CAST('HUB_PARTY|' || (nullif(trim(case when coalesce(nullif(trim(nullif(trim(to_varchar("PARTY_CODE")), '')),'')) is not null then nullif(trim(nullif(trim(to_varchar("PARTY_CODE")), '')), '') end),'')) AS VARCHAR))), '')) as hkey</w:t>
+              <w:t xml:space="preserve">           MD5_BINARY(NULLIF(UPPER(TRIM(CAST('HUB_PARTY|' || (nullif(trim(case when nullif(trim(nullif(trim(to_varchar("PARTY_CODE")), '')),'') is not null then nullif(trim(nullif(trim(to_varchar("PARTY_CODE")), '')), '') end),'')) AS VARCHAR))), '')) as hkey</w:t>
               <w:br/>
               <w:t xml:space="preserve">      from RAW.MAXIMUS_TRAVEL.NONHLTH_TRV_UWR_VW_DATA_POLICY_DETAILS_INSURED_DETAILS_MEMBER_DETAILS</w:t>
               <w:br/>
@@ -2723,7 +2720,7 @@
               <w:br/>
               <w:t xml:space="preserve">    select 'NONHLTH_TRV_UWR_VW_DATA_POLICY_DETAILS_INSURED_DETAILS_MEMBER_DETAILS.PARENT_PARTY_CODE (PARTY_HKEY__PARENT_PARTY)' as src_branch,</w:t>
               <w:br/>
-              <w:t xml:space="preserve">           MD5_BINARY(NULLIF(UPPER(TRIM(CAST('HUB_PARTY|' || (nullif(trim(case when coalesce(nullif(trim(nullif(trim(to_varchar("PARENT_PARTY_CODE")), '')),'')) is not null then nullif(trim(nullif(trim(to_varchar("PARENT_PARTY_CODE")), '')), '') end),'')) AS VARCHAR))), '')) as hkey</w:t>
+              <w:t xml:space="preserve">           MD5_BINARY(NULLIF(UPPER(TRIM(CAST('HUB_PARTY|' || (nullif(trim(case when nullif(trim(nullif(trim(to_varchar("PARENT_PARTY_CODE")), '')),'') is not null then nullif(trim(nullif(trim(to_varchar("PARENT_PARTY_CODE")), '')), '') end),'')) AS VARCHAR))), '')) as hkey</w:t>
               <w:br/>
               <w:t xml:space="preserve">      from RAW.MAXIMUS_TRAVEL.NONHLTH_TRV_UWR_VW_DATA_POLICY_DETAILS_INSURED_DETAILS_MEMBER_DETAILS</w:t>
               <w:br/>
@@ -2733,7 +2730,7 @@
               <w:br/>
               <w:t xml:space="preserve">    select 'NONHLTH_TRV_UWR_VW_DATA_POLICY_DETAILS_INSURED_DETAILS_MEMBER_DETAILS_PARTY_ADDRESS_ADDRESS_PROPERTY_PIVOT_VW.[] (PARTY_HKEY__INSURED_MEMBER)' as src_branch,</w:t>
               <w:br/>
-              <w:t xml:space="preserve">           MD5_BINARY(NULLIF(UPPER(TRIM(CAST('HUB_PARTY|' || (nullif(trim(case when coalesce(nullif(trim(w0_party_code),'')) is not null then nullif(trim(w0_party_code), '') end),'')) AS VARCHAR))), '')) as hkey</w:t>
+              <w:t xml:space="preserve">           MD5_BINARY(NULLIF(UPPER(TRIM(CAST('HUB_PARTY|' || (nullif(trim(case when nullif(trim(w0_party_code),'') is not null then nullif(trim(w0_party_code), '') end),'')) AS VARCHAR))), '')) as hkey</w:t>
               <w:br/>
               <w:t xml:space="preserve">      from RAW.MAXIMUS_TRAVEL.NONHLTH_TRV_UWR_VW_DATA_POLICY_DETAILS_INSURED_DETAILS_MEMBER_DETAILS_PARTY_ADDRESS_ADDRESS_PROPERTY_PIVOT_VW</w:t>
               <w:br/>
@@ -2743,7 +2740,7 @@
               <w:br/>
               <w:t xml:space="preserve">    select 'NONHLTH_TRV_UWR_VW_DATA_POLICY_DETAILS_INSURED_DETAILS_MEMBER_DETAILS_PARTY_PROPERTY_MULTI_SET_PROPERTY_MULTI_SET_DETAIL_PROPERTY_PIVOT_VW.[] (PARTY_HKEY__INSURED_MEMBER)' as src_branch,</w:t>
               <w:br/>
-              <w:t xml:space="preserve">           MD5_BINARY(NULLIF(UPPER(TRIM(CAST('HUB_PARTY|' || (nullif(trim(case when coalesce(nullif(trim(w0_party_code),'')) is not null then nullif(trim(w0_party_code), '') end),'')) AS VARCHAR))), '')) as hkey</w:t>
+              <w:t xml:space="preserve">           MD5_BINARY(NULLIF(UPPER(TRIM(CAST('HUB_PARTY|' || (nullif(trim(case when nullif(trim(w0_party_code),'') is not null then nullif(trim(w0_party_code), '') end),'')) AS VARCHAR))), '')) as hkey</w:t>
               <w:br/>
               <w:t xml:space="preserve">      from RAW.MAXIMUS_TRAVEL.NONHLTH_TRV_UWR_VW_DATA_POLICY_DETAILS_INSURED_DETAILS_MEMBER_DETAILS_PARTY_PROPERTY_MULTI_SET_PROPERTY_MULTI_SET_DETAIL_PROPERTY_PIVOT_VW</w:t>
               <w:br/>
@@ -2753,7 +2750,7 @@
               <w:br/>
               <w:t xml:space="preserve">    select 'NONHLTH_TRV_UWR_VW_DATA_POLICY_DETAILS_INSURED_DETAILS_MEMBER_DETAILS_PARTY_PROPERTY_SIMPLE_PROPERTY_PIVOT_VW.[] (PARTY_HKEY__INSURED_MEMBER)' as src_branch,</w:t>
               <w:br/>
-              <w:t xml:space="preserve">           MD5_BINARY(NULLIF(UPPER(TRIM(CAST('HUB_PARTY|' || (nullif(trim(case when coalesce(nullif(trim(w0_party_code),'')) is not null then nullif(trim(w0_party_code), '') end),'')) AS VARCHAR))), '')) as hkey</w:t>
+              <w:t xml:space="preserve">           MD5_BINARY(NULLIF(UPPER(TRIM(CAST('HUB_PARTY|' || (nullif(trim(case when nullif(trim(w0_party_code),'') is not null then nullif(trim(w0_party_code), '') end),'')) AS VARCHAR))), '')) as hkey</w:t>
               <w:br/>
               <w:t xml:space="preserve">      from RAW.MAXIMUS_TRAVEL.NONHLTH_TRV_UWR_VW_DATA_POLICY_DETAILS_INSURED_DETAILS_MEMBER_DETAILS_PARTY_PROPERTY_SIMPLE_PROPERTY_PIVOT_VW</w:t>
               <w:br/>
@@ -2763,7 +2760,7 @@
               <w:br/>
               <w:t xml:space="preserve">    select 'NONHLTH_TRV_UWR_VW_DATA_POLICY_DETAILS_INSURED_DETAILS_MEMBER_DETAILS_PARTY_PROPERTY_SIMPLE_PROPERTY_PIVOT_VW.PARENT_PARTY_CODE (PARTY_HKEY__PARENT_PARTY)' as src_branch,</w:t>
               <w:br/>
-              <w:t xml:space="preserve">           MD5_BINARY(NULLIF(UPPER(TRIM(CAST('HUB_PARTY|' || (nullif(trim(case when coalesce(nullif(trim(nullif(trim(to_varchar("PARENT_PARTY_CODE")), '')),'')) is not null then nullif(trim(nullif(trim(to_varchar("PARENT_PARTY_CODE")), '')), '') end),'')) AS VARCHAR))), '')) as hkey</w:t>
+              <w:t xml:space="preserve">           MD5_BINARY(NULLIF(UPPER(TRIM(CAST('HUB_PARTY|' || (nullif(trim(case when nullif(trim(nullif(trim(to_varchar("PARENT_PARTY_CODE")), '')),'') is not null then nullif(trim(nullif(trim(to_varchar("PARENT_PARTY_CODE")), '')), '') end),'')) AS VARCHAR))), '')) as hkey</w:t>
               <w:br/>
               <w:t xml:space="preserve">      from RAW.MAXIMUS_TRAVEL.NONHLTH_TRV_UWR_VW_DATA_POLICY_DETAILS_INSURED_DETAILS_MEMBER_DETAILS_PARTY_PROPERTY_SIMPLE_PROPERTY_PIVOT_VW</w:t>
               <w:br/>
@@ -2773,7 +2770,7 @@
               <w:br/>
               <w:t xml:space="preserve">    select 'NONHLTH_TRV_UWR_VW_DATA_POLICY_DETAILS_INSURED_DETAILS_RISK_PROPERTY_MULTI_SET_PROPERTY_MULTI_SET_DETAIL_PROPERTY_PIVOT_VW.NOMINEE_NAME (PARTY_HKEY__NOMINEE)' as src_branch,</w:t>
               <w:br/>
-              <w:t xml:space="preserve">           MD5_BINARY(NULLIF(UPPER(TRIM(CAST('HUB_PARTY|' || (nullif(trim(case when coalesce(nullif(trim(nullif(trim(to_varchar("NOMINEE_NAME")), '')),'')) is not null then 'NOMINEE:' || md5(upper(trim(nullif(trim(nullif(trim(to_varchar("NOMINEE_NAME")), '')), '')))) end),'')) AS VARCHAR))), '')) as hkey</w:t>
+              <w:t xml:space="preserve">           MD5_BINARY(NULLIF(UPPER(TRIM(CAST('HUB_PARTY|' || (nullif(trim(case when nullif(trim(nullif(trim(to_varchar("NOMINEE_NAME")), '')),'') is not null then 'NOMINEE:' || md5(upper(trim(nullif(trim(nullif(trim(to_varchar("NOMINEE_NAME")), '')), '')))) end),'')) AS VARCHAR))), '')) as hkey</w:t>
               <w:br/>
               <w:t xml:space="preserve">      from RAW.MAXIMUS_TRAVEL.NONHLTH_TRV_UWR_VW_DATA_POLICY_DETAILS_INSURED_DETAILS_RISK_PROPERTY_MULTI_SET_PROPERTY_MULTI_SET_DETAIL_PROPERTY_PIVOT_VW</w:t>
               <w:br/>
@@ -2783,7 +2780,7 @@
               <w:br/>
               <w:t xml:space="preserve">    select 'NONHLTH_TRV_UWR_VW_DATA_POLICY_DETAILS_INSURED_DETAILS_RISK_PROPERTY_SIMPLE_PROPERTY_PIVOT_VW.[] (PARTY_HKEY__POLICYHOLDER)' as src_branch,</w:t>
               <w:br/>
-              <w:t xml:space="preserve">           MD5_BINARY(NULLIF(UPPER(TRIM(CAST('HUB_PARTY|' || (nullif(trim(case when coalesce(nullif(trim(w2_policy_holder_code),'')) is not null then nullif(trim(w2_policy_holder_code), '') end),'')) AS VARCHAR))), '')) as hkey</w:t>
+              <w:t xml:space="preserve">           MD5_BINARY(NULLIF(UPPER(TRIM(CAST('HUB_PARTY|' || (nullif(trim(case when nullif(trim(w2_policy_holder_code),'') is not null then nullif(trim(w2_policy_holder_code), '') end),'')) AS VARCHAR))), '')) as hkey</w:t>
               <w:br/>
               <w:t xml:space="preserve">      from RAW.MAXIMUS_TRAVEL.NONHLTH_TRV_UWR_VW_DATA_POLICY_DETAILS_INSURED_DETAILS_RISK_PROPERTY_SIMPLE_PROPERTY_PIVOT_VW</w:t>
               <w:br/>
@@ -2793,7 +2790,7 @@
               <w:br/>
               <w:t xml:space="preserve">    select 'NONHLTH_TRV_UWR_VW_DATA_POLICY_DETAILS_POLICY_RELATION.PARTY_CODE (PARTY_HKEY)' as src_branch,</w:t>
               <w:br/>
-              <w:t xml:space="preserve">           MD5_BINARY(NULLIF(UPPER(TRIM(CAST('HUB_PARTY|' || (nullif(trim(case when coalesce(nullif(trim(nullif(trim(to_varchar("PARTY_CODE")), '')),'')) is not null then nullif(trim(nullif(trim(to_varchar("PARTY_CODE")), '')), '') end),'')) AS VARCHAR))), '')) as hkey</w:t>
+              <w:t xml:space="preserve">           MD5_BINARY(NULLIF(UPPER(TRIM(CAST('HUB_PARTY|' || (nullif(trim(case when nullif(trim(nullif(trim(to_varchar("PARTY_CODE")), '')),'') is not null then nullif(trim(nullif(trim(to_varchar("PARTY_CODE")), '')), '') end),'')) AS VARCHAR))), '')) as hkey</w:t>
               <w:br/>
               <w:t xml:space="preserve">      from RAW.MAXIMUS_TRAVEL.NONHLTH_TRV_UWR_VW_DATA_POLICY_DETAILS_POLICY_RELATION</w:t>
               <w:br/>
@@ -2803,7 +2800,7 @@
               <w:br/>
               <w:t xml:space="preserve">    select 'NONHLTH_TRV_UWR_VW_DATA_POLICY_DETAILS_POLICY_PROPERTY_SIMPLE_PROPERTY_PIVOT_VW.[] (PARTY_HKEY__POLICYHOLDER)' as src_branch,</w:t>
               <w:br/>
-              <w:t xml:space="preserve">           MD5_BINARY(NULLIF(UPPER(TRIM(CAST('HUB_PARTY|' || (nullif(trim(case when coalesce(nullif(trim(w3_policy_holder_code),'')) is not null then nullif(trim(w3_policy_holder_code), '') end),'')) AS VARCHAR))), '')) as hkey</w:t>
+              <w:t xml:space="preserve">           MD5_BINARY(NULLIF(UPPER(TRIM(CAST('HUB_PARTY|' || (nullif(trim(case when nullif(trim(w3_policy_holder_code),'') is not null then nullif(trim(w3_policy_holder_code), '') end),'')) AS VARCHAR))), '')) as hkey</w:t>
               <w:br/>
               <w:t xml:space="preserve">      from RAW.MAXIMUS_TRAVEL.NONHLTH_TRV_UWR_VW_DATA_POLICY_DETAILS_POLICY_PROPERTY_SIMPLE_PROPERTY_PIVOT_VW</w:t>
               <w:br/>
@@ -2813,7 +2810,7 @@
               <w:br/>
               <w:t xml:space="preserve">    select 'NONHLTH_TRV_UWR_VW_DATA_POLICY_DETAILS_POLICY_PROPERTY_SIMPLE_PROPERTY_PIVOT_VW.BAGIC_RM_ECODE (PARTY_HKEY__RELATIONSHIP_MANAGER)' as src_branch,</w:t>
               <w:br/>
-              <w:t xml:space="preserve">           MD5_BINARY(NULLIF(UPPER(TRIM(CAST('HUB_PARTY|' || (nullif(trim(case when coalesce(nullif(trim(nullif(trim(to_varchar("BAGIC_RM_ECODE")), '')),'')) is not null then 'EMP:' || nullif(trim(nullif(trim(to_varchar("BAGIC_RM_ECODE")), '')), '') end),'')) AS VARCHAR))), '')) as hkey</w:t>
+              <w:t xml:space="preserve">           MD5_BINARY(NULLIF(UPPER(TRIM(CAST('HUB_PARTY|' || (nullif(trim(case when nullif(trim(nullif(trim(to_varchar("BAGIC_RM_ECODE")), '')),'') is not null then 'EMP:' || nullif(trim(nullif(trim(to_varchar("BAGIC_RM_ECODE")), '')), '') end),'')) AS VARCHAR))), '')) as hkey</w:t>
               <w:br/>
               <w:t xml:space="preserve">      from RAW.MAXIMUS_TRAVEL.NONHLTH_TRV_UWR_VW_DATA_POLICY_DETAILS_POLICY_PROPERTY_SIMPLE_PROPERTY_PIVOT_VW</w:t>
               <w:br/>
@@ -2823,7 +2820,7 @@
               <w:br/>
               <w:t xml:space="preserve">    select 'NONHLTH_TRV_UWR_VW_DATA_POLICY_DETAILS_PROPOSER_DETAILS.PARENT_PARTY_CODE (PARTY_HKEY__PARENT_PARTY)' as src_branch,</w:t>
               <w:br/>
-              <w:t xml:space="preserve">           MD5_BINARY(NULLIF(UPPER(TRIM(CAST('HUB_PARTY|' || (nullif(trim(case when coalesce(nullif(trim(nullif(trim(to_varchar("PARENT_PARTY_CODE")), '')),'')) is not null then nullif(trim(nullif(trim(to_varchar("PARENT_PARTY_CODE")), '')), '') end),'')) AS VARCHAR))), '')) as hkey</w:t>
+              <w:t xml:space="preserve">           MD5_BINARY(NULLIF(UPPER(TRIM(CAST('HUB_PARTY|' || (nullif(trim(case when nullif(trim(nullif(trim(to_varchar("PARENT_PARTY_CODE")), '')),'') is not null then nullif(trim(nullif(trim(to_varchar("PARENT_PARTY_CODE")), '')), '') end),'')) AS VARCHAR))), '')) as hkey</w:t>
               <w:br/>
               <w:t xml:space="preserve">      from RAW.MAXIMUS_TRAVEL.NONHLTH_TRV_UWR_VW_DATA_POLICY_DETAILS_PROPOSER_DETAILS</w:t>
               <w:br/>
@@ -2833,7 +2830,7 @@
               <w:br/>
               <w:t xml:space="preserve">    select 'NONHLTH_TRV_UWR_VW_DATA_POLICY_DETAILS_PROPOSER_DETAILS.PARTY_CODE (PARTY_HKEY__PROPOSER)' as src_branch,</w:t>
               <w:br/>
-              <w:t xml:space="preserve">           MD5_BINARY(NULLIF(UPPER(TRIM(CAST('HUB_PARTY|' || (nullif(trim(case when coalesce(nullif(trim(nullif(trim(to_varchar("PARTY_CODE")), '')),'')) is not null then nullif(trim(nullif(trim(to_varchar("PARTY_CODE")), '')), '') end),'')) AS VARCHAR))), '')) as hkey</w:t>
+              <w:t xml:space="preserve">           MD5_BINARY(NULLIF(UPPER(TRIM(CAST('HUB_PARTY|' || (nullif(trim(case when nullif(trim(nullif(trim(to_varchar("PARTY_CODE")), '')),'') is not null then nullif(trim(nullif(trim(to_varchar("PARTY_CODE")), '')), '') end),'')) AS VARCHAR))), '')) as hkey</w:t>
               <w:br/>
               <w:t xml:space="preserve">      from RAW.MAXIMUS_TRAVEL.NONHLTH_TRV_UWR_VW_DATA_POLICY_DETAILS_PROPOSER_DETAILS</w:t>
               <w:br/>
@@ -2843,7 +2840,7 @@
               <w:br/>
               <w:t xml:space="preserve">    select 'NONHLTH_TRV_UWR_VW_DATA_POLICY_DETAILS_PROPOSER_DETAILS_PARTY_ADDRESS_ADDRESS_PROPERTY_PIVOT_VW.[] (PARTY_HKEY__PROPOSER)' as src_branch,</w:t>
               <w:br/>
-              <w:t xml:space="preserve">           MD5_BINARY(NULLIF(UPPER(TRIM(CAST('HUB_PARTY|' || (nullif(trim(case when coalesce(nullif(trim(w0_party_code),'')) is not null then nullif(trim(w0_party_code), '') end),'')) AS VARCHAR))), '')) as hkey</w:t>
+              <w:t xml:space="preserve">           MD5_BINARY(NULLIF(UPPER(TRIM(CAST('HUB_PARTY|' || (nullif(trim(case when nullif(trim(w0_party_code),'') is not null then nullif(trim(w0_party_code), '') end),'')) AS VARCHAR))), '')) as hkey</w:t>
               <w:br/>
               <w:t xml:space="preserve">      from RAW.MAXIMUS_TRAVEL.NONHLTH_TRV_UWR_VW_DATA_POLICY_DETAILS_PROPOSER_DETAILS_PARTY_ADDRESS_ADDRESS_PROPERTY_PIVOT_VW</w:t>
               <w:br/>
@@ -2853,7 +2850,7 @@
               <w:br/>
               <w:t xml:space="preserve">    select 'NONHLTH_TRV_UWR_VW_DATA_POLICY_DETAILS_PROPOSER_DETAILS_PARTY_PROPERTY_MULTI_SET_PROPERTY_MULTI_SET_DETAIL_PROPERTY_PIVOT_VW.[] (PARTY_HKEY__PROPOSER)' as src_branch,</w:t>
               <w:br/>
-              <w:t xml:space="preserve">           MD5_BINARY(NULLIF(UPPER(TRIM(CAST('HUB_PARTY|' || (nullif(trim(case when coalesce(nullif(trim(w0_party_code),'')) is not null then nullif(trim(w0_party_code), '') end),'')) AS VARCHAR))), '')) as hkey</w:t>
+              <w:t xml:space="preserve">           MD5_BINARY(NULLIF(UPPER(TRIM(CAST('HUB_PARTY|' || (nullif(trim(case when nullif(trim(w0_party_code),'') is not null then nullif(trim(w0_party_code), '') end),'')) AS VARCHAR))), '')) as hkey</w:t>
               <w:br/>
               <w:t xml:space="preserve">      from RAW.MAXIMUS_TRAVEL.NONHLTH_TRV_UWR_VW_DATA_POLICY_DETAILS_PROPOSER_DETAILS_PARTY_PROPERTY_MULTI_SET_PROPERTY_MULTI_SET_DETAIL_PROPERTY_PIVOT_VW</w:t>
               <w:br/>
@@ -2863,7 +2860,7 @@
               <w:br/>
               <w:t xml:space="preserve">    select 'NONHLTH_TRV_UWR_VW_DATA_POLICY_DETAILS_PROPOSER_DETAILS_PARTY_PROPERTY_SIMPLE_PROPERTY_PIVOT_VW.BAGIC_EMPLOYEE_CODE (PARTY_HKEY__BAGIC_EMPLOYEE)' as src_branch,</w:t>
               <w:br/>
-              <w:t xml:space="preserve">           MD5_BINARY(NULLIF(UPPER(TRIM(CAST('HUB_PARTY|' || (nullif(trim(case when coalesce(nullif(trim(nullif(trim(to_varchar("BAGIC_EMPLOYEE_CODE")), '')),'')) is not null then 'EMP:' || nullif(trim(nullif(trim(to_varchar("BAGIC_EMPLOYEE_CODE")), '')), '') end),'')) AS VARCHAR))), '')) as hkey</w:t>
+              <w:t xml:space="preserve">           MD5_BINARY(NULLIF(UPPER(TRIM(CAST('HUB_PARTY|' || (nullif(trim(case when nullif(trim(nullif(trim(to_varchar("BAGIC_EMPLOYEE_CODE")), '')),'') is not null then 'EMP:' || nullif(trim(nullif(trim(to_varchar("BAGIC_EMPLOYEE_CODE")), '')), '') end),'')) AS VARCHAR))), '')) as hkey</w:t>
               <w:br/>
               <w:t xml:space="preserve">      from RAW.MAXIMUS_TRAVEL.NONHLTH_TRV_UWR_VW_DATA_POLICY_DETAILS_PROPOSER_DETAILS_PARTY_PROPERTY_SIMPLE_PROPERTY_PIVOT_VW</w:t>
               <w:br/>
@@ -2873,7 +2870,7 @@
               <w:br/>
               <w:t xml:space="preserve">    select 'NONHLTH_TRV_UWR_VW_DATA_POLICY_DETAILS_PROPOSER_DETAILS_PARTY_PROPERTY_SIMPLE_PROPERTY_PIVOT_VW.PARENT_PARTY_CODE (PARTY_HKEY__PARENT_PARTY)' as src_branch,</w:t>
               <w:br/>
-              <w:t xml:space="preserve">           MD5_BINARY(NULLIF(UPPER(TRIM(CAST('HUB_PARTY|' || (nullif(trim(case when coalesce(nullif(trim(nullif(trim(to_varchar("PARENT_PARTY_CODE")), '')),'')) is not null then nullif(trim(nullif(trim(to_varchar("PARENT_PARTY_CODE")), '')), '') end),'')) AS VARCHAR))), '')) as hkey</w:t>
+              <w:t xml:space="preserve">           MD5_BINARY(NULLIF(UPPER(TRIM(CAST('HUB_PARTY|' || (nullif(trim(case when nullif(trim(nullif(trim(to_varchar("PARENT_PARTY_CODE")), '')),'') is not null then nullif(trim(nullif(trim(to_varchar("PARENT_PARTY_CODE")), '')), '') end),'')) AS VARCHAR))), '')) as hkey</w:t>
               <w:br/>
               <w:t xml:space="preserve">      from RAW.MAXIMUS_TRAVEL.NONHLTH_TRV_UWR_VW_DATA_POLICY_DETAILS_PROPOSER_DETAILS_PARTY_PROPERTY_SIMPLE_PROPERTY_PIVOT_VW</w:t>
               <w:br/>
@@ -2883,7 +2880,7 @@
               <w:br/>
               <w:t xml:space="preserve">    select 'NONHLTH_TRV_UWR_VW_DATA_POLICY_DETAILS_PROPOSER_DETAILS_PARTY_PROPERTY_SIMPLE_PROPERTY_PIVOT_VW.[] (PARTY_HKEY__PROPOSER)' as src_branch,</w:t>
               <w:br/>
-              <w:t xml:space="preserve">           MD5_BINARY(NULLIF(UPPER(TRIM(CAST('HUB_PARTY|' || (nullif(trim(case when coalesce(nullif(trim(w0_party_code),'')) is not null then nullif(trim(w0_party_code), '') end),'')) AS VARCHAR))), '')) as hkey</w:t>
+              <w:t xml:space="preserve">           MD5_BINARY(NULLIF(UPPER(TRIM(CAST('HUB_PARTY|' || (nullif(trim(case when nullif(trim(w0_party_code),'') is not null then nullif(trim(w0_party_code), '') end),'')) AS VARCHAR))), '')) as hkey</w:t>
               <w:br/>
               <w:t xml:space="preserve">      from RAW.MAXIMUS_TRAVEL.NONHLTH_TRV_UWR_VW_DATA_POLICY_DETAILS_PROPOSER_DETAILS_PARTY_PROPERTY_SIMPLE_PROPERTY_PIVOT_VW</w:t>
               <w:br/>
@@ -2893,7 +2890,7 @@
               <w:br/>
               <w:t xml:space="preserve">    select 'NONHLTH_TRV_UWR_VW_DATA_QUOTE_PARAM_DETAILS.POLICY_HOLDER_CODE (PARTY_HKEY__POLICYHOLDER)' as src_branch,</w:t>
               <w:br/>
-              <w:t xml:space="preserve">           MD5_BINARY(NULLIF(UPPER(TRIM(CAST('HUB_PARTY|' || (nullif(trim(case when coalesce(nullif(trim(nullif(trim(to_varchar("POLICY_HOLDER_CODE")), '')),'')) is not null then nullif(trim(nullif(trim(to_varchar("POLICY_HOLDER_CODE")), '')), '') end),'')) AS VARCHAR))), '')) as hkey</w:t>
+              <w:t xml:space="preserve">           MD5_BINARY(NULLIF(UPPER(TRIM(CAST('HUB_PARTY|' || (nullif(trim(case when nullif(trim(nullif(trim(to_varchar("POLICY_HOLDER_CODE")), '')),'') is not null then nullif(trim(nullif(trim(to_varchar("POLICY_HOLDER_CODE")), '')), '') end),'')) AS VARCHAR))), '')) as hkey</w:t>
               <w:br/>
               <w:t xml:space="preserve">      from RAW.MAXIMUS_TRAVEL.NONHLTH_TRV_UWR_VW_DATA_QUOTE_PARAM_DETAILS</w:t>
               <w:br/>
@@ -2903,7 +2900,7 @@
               <w:br/>
               <w:t xml:space="preserve">    select 'NONHLTH_TRV_UWR_VW_DATA_QUOTE_PARAM_DETAILS_POLICY_PROPERTY_RULE_LIST_PIVOT_VW.[] (PARTY_HKEY__POLICYHOLDER)' as src_branch,</w:t>
               <w:br/>
-              <w:t xml:space="preserve">           MD5_BINARY(NULLIF(UPPER(TRIM(CAST('HUB_PARTY|' || (nullif(trim(case when coalesce(nullif(trim(w2_policy_holder_code),'')) is not null then nullif(trim(w2_policy_holder_code), '') end),'')) AS VARCHAR))), '')) as hkey</w:t>
+              <w:t xml:space="preserve">           MD5_BINARY(NULLIF(UPPER(TRIM(CAST('HUB_PARTY|' || (nullif(trim(case when nullif(trim(w2_policy_holder_code),'') is not null then nullif(trim(w2_policy_holder_code), '') end),'')) AS VARCHAR))), '')) as hkey</w:t>
               <w:br/>
               <w:t xml:space="preserve">      from RAW.MAXIMUS_TRAVEL.NONHLTH_TRV_UWR_VW_DATA_QUOTE_PARAM_DETAILS_POLICY_PROPERTY_RULE_LIST_PIVOT_VW</w:t>
               <w:br/>
@@ -2913,7 +2910,7 @@
               <w:br/>
               <w:t xml:space="preserve">    select 'NONHLTH_TRV_UWR_VW_DATA_QUOTE_PARAM_DETAILS_POLICY_PROPERTY_RULE_LIST_PIVOT_VW.BAGIC_RM_ECODE (PARTY_HKEY__RELATIONSHIP_MANAGER)' as src_branch,</w:t>
               <w:br/>
-              <w:t xml:space="preserve">           MD5_BINARY(NULLIF(UPPER(TRIM(CAST('HUB_PARTY|' || (nullif(trim(case when coalesce(nullif(trim(nullif(trim(to_varchar("BAGIC_RM_ECODE")), '')),'')) is not null then 'EMP:' || nullif(trim(nullif(trim(to_varchar("BAGIC_RM_ECODE")), '')), '') end),'')) AS VARCHAR))), '')) as hkey</w:t>
+              <w:t xml:space="preserve">           MD5_BINARY(NULLIF(UPPER(TRIM(CAST('HUB_PARTY|' || (nullif(trim(case when nullif(trim(nullif(trim(to_varchar("BAGIC_RM_ECODE")), '')),'') is not null then 'EMP:' || nullif(trim(nullif(trim(to_varchar("BAGIC_RM_ECODE")), '')), '') end),'')) AS VARCHAR))), '')) as hkey</w:t>
               <w:br/>
               <w:t xml:space="preserve">      from RAW.MAXIMUS_TRAVEL.NONHLTH_TRV_UWR_VW_DATA_QUOTE_PARAM_DETAILS_POLICY_PROPERTY_RULE_LIST_PIVOT_VW</w:t>
               <w:br/>
@@ -2923,7 +2920,7 @@
               <w:br/>
               <w:t xml:space="preserve">    select 'NONHLTH_TRV_UWR_VW_DATA_QUOTE_PARAM_DETAILS_POLICY_PROPERTY_RULE_LIST_PIVOT_VW.SUB_IMD_CODE (PARTY_HKEY__SUB_INTERMEDIARY)' as src_branch,</w:t>
               <w:br/>
-              <w:t xml:space="preserve">           MD5_BINARY(NULLIF(UPPER(TRIM(CAST('HUB_PARTY|' || (nullif(trim(case when coalesce(nullif(trim(nullif(trim(to_varchar("SUB_IMD_CODE")), '')),'')) is not null then 'IMD:' || nullif(trim(nullif(trim(to_varchar("SUB_IMD_CODE")), '')), '') end),'')) AS VARCHAR))), '')) as hkey</w:t>
+              <w:t xml:space="preserve">           MD5_BINARY(NULLIF(UPPER(TRIM(CAST('HUB_PARTY|' || (nullif(trim(case when nullif(trim(nullif(trim(to_varchar("SUB_IMD_CODE")), '')),'') is not null then 'IMD:' || nullif(trim(nullif(trim(to_varchar("SUB_IMD_CODE")), '')), '') end),'')) AS VARCHAR))), '')) as hkey</w:t>
               <w:br/>
               <w:t xml:space="preserve">      from RAW.MAXIMUS_TRAVEL.NONHLTH_TRV_UWR_VW_DATA_QUOTE_PARAM_DETAILS_POLICY_PROPERTY_RULE_LIST_PIVOT_VW</w:t>
               <w:br/>
@@ -2933,7 +2930,7 @@
               <w:br/>
               <w:t xml:space="preserve">    select 'NONHLTH_TRV_UWR_VW_DATA_QUOTE_PARAM_DETAILS_RISK_LIST.PARTY_CODE (PARTY_HKEY)' as src_branch,</w:t>
               <w:br/>
-              <w:t xml:space="preserve">           MD5_BINARY(NULLIF(UPPER(TRIM(CAST('HUB_PARTY|' || (nullif(trim(case when coalesce(nullif(trim(nullif(trim(to_varchar("PARTY_CODE")), '')),'')) is not null then nullif(trim(nullif(trim(to_varchar("PARTY_CODE")), '')), '') end),'')) AS VARCHAR))), '')) as hkey</w:t>
+              <w:t xml:space="preserve">           MD5_BINARY(NULLIF(UPPER(TRIM(CAST('HUB_PARTY|' || (nullif(trim(case when nullif(trim(nullif(trim(to_varchar("PARTY_CODE")), '')),'') is not null then nullif(trim(nullif(trim(to_varchar("PARTY_CODE")), '')), '') end),'')) AS VARCHAR))), '')) as hkey</w:t>
               <w:br/>
               <w:t xml:space="preserve">      from RAW.MAXIMUS_TRAVEL.NONHLTH_TRV_UWR_VW_DATA_QUOTE_PARAM_DETAILS_RISK_LIST</w:t>
               <w:br/>
@@ -2943,7 +2940,7 @@
               <w:br/>
               <w:t xml:space="preserve">    select 'NONHLTH_TRV_UWR_VW_DATA_QUOTE_PARAM_DETAILS_RISK_LIST.ADDITIONAL_PARTY_CODE (PARTY_HKEY__ADDITIONAL_PARTY)' as src_branch,</w:t>
               <w:br/>
-              <w:t xml:space="preserve">           MD5_BINARY(NULLIF(UPPER(TRIM(CAST('HUB_PARTY|' || (nullif(trim(case when coalesce(nullif(trim(nullif(trim(to_varchar("ADDITIONAL_PARTY_CODE")), '')),'')) is not null then nullif(trim(nullif(trim(to_varchar("ADDITIONAL_PARTY_CODE")), '')), '') end),'')) AS VARCHAR))), '')) as hkey</w:t>
+              <w:t xml:space="preserve">           MD5_BINARY(NULLIF(UPPER(TRIM(CAST('HUB_PARTY|' || (nullif(trim(case when nullif(trim(nullif(trim(to_varchar("ADDITIONAL_PARTY_CODE")), '')),'') is not null then nullif(trim(nullif(trim(to_varchar("ADDITIONAL_PARTY_CODE")), '')), '') end),'')) AS VARCHAR))), '')) as hkey</w:t>
               <w:br/>
               <w:t xml:space="preserve">      from RAW.MAXIMUS_TRAVEL.NONHLTH_TRV_UWR_VW_DATA_QUOTE_PARAM_DETAILS_RISK_LIST</w:t>
               <w:br/>
@@ -2953,7 +2950,7 @@
               <w:br/>
               <w:t xml:space="preserve">    select 'NONHLTH_TRV_UWR_VW_DATA_QUOTE_PARAM_DETAILS_RISK_LIST_MULTI_SET_PROPERTY_INPUT_MULTI_SET_DETAIL_INPUT_PROPERTY_PIVOT_VW.NOMINEE_NAME (PARTY_HKEY__NOMINEE)' as src_branch,</w:t>
               <w:br/>
-              <w:t xml:space="preserve">           MD5_BINARY(NULLIF(UPPER(TRIM(CAST('HUB_PARTY|' || (nullif(trim(case when coalesce(nullif(trim(nullif(trim(to_varchar("NOMINEE_NAME")), '')),'')) is not null then 'NOMINEE:' || md5(upper(trim(nullif(trim(nullif(trim(to_varchar("NOMINEE_NAME")), '')), '')))) end),'')) AS VARCHAR))), '')) as hkey</w:t>
+              <w:t xml:space="preserve">           MD5_BINARY(NULLIF(UPPER(TRIM(CAST('HUB_PARTY|' || (nullif(trim(case when nullif(trim(nullif(trim(to_varchar("NOMINEE_NAME")), '')),'') is not null then 'NOMINEE:' || md5(upper(trim(nullif(trim(nullif(trim(to_varchar("NOMINEE_NAME")), '')), '')))) end),'')) AS VARCHAR))), '')) as hkey</w:t>
               <w:br/>
               <w:t xml:space="preserve">      from RAW.MAXIMUS_TRAVEL.NONHLTH_TRV_UWR_VW_DATA_QUOTE_PARAM_DETAILS_RISK_LIST_MULTI_SET_PROPERTY_INPUT_MULTI_SET_DETAIL_INPUT_PROPERTY_PIVOT_VW</w:t>
               <w:br/>
@@ -2963,7 +2960,7 @@
               <w:br/>
               <w:t xml:space="preserve">    select 'NONHLTH_TRV_UWR_VW_DATA_QUOTE_PARAM_DETAILS_RISK_LIST_RISK_PROPERTY_RULE_LIST_PIVOT_VW.[] (PARTY_HKEY__POLICYHOLDER)' as src_branch,</w:t>
               <w:br/>
-              <w:t xml:space="preserve">           MD5_BINARY(NULLIF(UPPER(TRIM(CAST('HUB_PARTY|' || (nullif(trim(case when coalesce(nullif(trim(w2_policy_holder_code),'')) is not null then nullif(trim(w2_policy_holder_code), '') end),'')) AS VARCHAR))), '')) as hkey</w:t>
+              <w:t xml:space="preserve">           MD5_BINARY(NULLIF(UPPER(TRIM(CAST('HUB_PARTY|' || (nullif(trim(case when nullif(trim(w2_policy_holder_code),'') is not null then nullif(trim(w2_policy_holder_code), '') end),'')) AS VARCHAR))), '')) as hkey</w:t>
               <w:br/>
               <w:t xml:space="preserve">      from RAW.MAXIMUS_TRAVEL.NONHLTH_TRV_UWR_VW_DATA_QUOTE_PARAM_DETAILS_RISK_LIST_RISK_PROPERTY_RULE_LIST_PIVOT_VW</w:t>
               <w:br/>
@@ -2973,7 +2970,7 @@
               <w:br/>
               <w:t xml:space="preserve">    select 'NONHLTH_TRV_CLM_VW_DATA_CLAIM_DETAILS_CLAIM_ATTRIBUTE_PROPERTIES_PIVOT_VW.CUSTOMERID (PARTY_HKEY__CLAIMANT_CUSTOMER / sat_common_contact)' as src_branch,</w:t>
               <w:br/>
-              <w:t xml:space="preserve">           MD5_BINARY(NULLIF(UPPER(TRIM(CAST('HUB_PARTY|' || ((nullif(trim(case when coalesce(nullif(trim(nullif(trim(to_varchar("CUSTOMERID")), '')),'')) is not null then nullif(trim(nullif(trim(to_varchar("CUSTOMERID")), '')), '') end),''))) AS VARCHAR))), '')) as hkey</w:t>
+              <w:t xml:space="preserve">           MD5_BINARY(NULLIF(UPPER(TRIM(CAST('HUB_PARTY|' || ((nullif(trim(case when nullif(trim(nullif(trim(to_varchar("CUSTOMERID")), '')),'') is not null then nullif(trim(nullif(trim(to_varchar("CUSTOMERID")), '')), '') end),''))) AS VARCHAR))), '')) as hkey</w:t>
               <w:br/>
               <w:t xml:space="preserve">      from RAW.MAXIMUS_TRAVEL.NONHLTH_TRV_CLM_VW_DATA_CLAIM_DETAILS_CLAIM_ATTRIBUTE_PROPERTIES_PIVOT_VW</w:t>
               <w:br/>
@@ -2985,7 +2982,7 @@
               <w:br/>
               <w:t xml:space="preserve">    select 'NONHLTH_TRV_UWR_VW_DATA_POLICY_DETAILS_INSURED_DETAILS_MEMBER_DETAILS_PARTY_ADDRESS_ADDRESS_PROPERTY_PIVOT_VW (literal arm) (PARTY_HKEY__INSURED_MEMBER / sat_common_contact)' as src_branch,</w:t>
               <w:br/>
-              <w:t xml:space="preserve">           MD5_BINARY(NULLIF(UPPER(TRIM(CAST('HUB_PARTY|' || ((nullif(trim(case when coalesce(nullif(trim(w0_party_code),'')) is not null then nullif(trim(w0_party_code), '') end),''))) AS VARCHAR))), '')) as hkey</w:t>
+              <w:t xml:space="preserve">           MD5_BINARY(NULLIF(UPPER(TRIM(CAST('HUB_PARTY|' || ((nullif(trim(case when nullif(trim(w0_party_code),'') is not null then nullif(trim(w0_party_code), '') end),''))) AS VARCHAR))), '')) as hkey</w:t>
               <w:br/>
               <w:t xml:space="preserve">      from RAW.MAXIMUS_TRAVEL.NONHLTH_TRV_UWR_VW_DATA_POLICY_DETAILS_INSURED_DETAILS_MEMBER_DETAILS_PARTY_ADDRESS_ADDRESS_PROPERTY_PIVOT_VW</w:t>
               <w:br/>
@@ -2997,7 +2994,7 @@
               <w:br/>
               <w:t xml:space="preserve">    select 'NONHLTH_TRV_UWR_VW_DATA_POLICY_DETAILS_INSURED_DETAILS_MEMBER_DETAILS_PARTY_PROPERTY_SIMPLE_PROPERTY_PIVOT_VW (literal arm) (PARTY_HKEY__INSURED_MEMBER / sat_common_contact)' as src_branch,</w:t>
               <w:br/>
-              <w:t xml:space="preserve">           MD5_BINARY(NULLIF(UPPER(TRIM(CAST('HUB_PARTY|' || ((nullif(trim(case when coalesce(nullif(trim(w0_party_code),'')) is not null then nullif(trim(w0_party_code), '') end),''))) AS VARCHAR))), '')) as hkey</w:t>
+              <w:t xml:space="preserve">           MD5_BINARY(NULLIF(UPPER(TRIM(CAST('HUB_PARTY|' || ((nullif(trim(case when nullif(trim(w0_party_code),'') is not null then nullif(trim(w0_party_code), '') end),''))) AS VARCHAR))), '')) as hkey</w:t>
               <w:br/>
               <w:t xml:space="preserve">      from RAW.MAXIMUS_TRAVEL.NONHLTH_TRV_UWR_VW_DATA_POLICY_DETAILS_INSURED_DETAILS_MEMBER_DETAILS_PARTY_PROPERTY_SIMPLE_PROPERTY_PIVOT_VW</w:t>
               <w:br/>
@@ -3009,7 +3006,7 @@
               <w:br/>
               <w:t xml:space="preserve">    select 'NONHLTH_TRV_UWR_VW_DATA_POLICY_DETAILS_PROPOSER_DETAILS_PARTY_ADDRESS_ADDRESS_PROPERTY_PIVOT_VW (literal arm) (PARTY_HKEY__PROPOSER / sat_common_contact)' as src_branch,</w:t>
               <w:br/>
-              <w:t xml:space="preserve">           MD5_BINARY(NULLIF(UPPER(TRIM(CAST('HUB_PARTY|' || ((nullif(trim(case when coalesce(nullif(trim(w0_party_code),'')) is not null then nullif(trim(w0_party_code), '') end),''))) AS VARCHAR))), '')) as hkey</w:t>
+              <w:t xml:space="preserve">           MD5_BINARY(NULLIF(UPPER(TRIM(CAST('HUB_PARTY|' || ((nullif(trim(case when nullif(trim(w0_party_code),'') is not null then nullif(trim(w0_party_code), '') end),''))) AS VARCHAR))), '')) as hkey</w:t>
               <w:br/>
               <w:t xml:space="preserve">      from RAW.MAXIMUS_TRAVEL.NONHLTH_TRV_UWR_VW_DATA_POLICY_DETAILS_PROPOSER_DETAILS_PARTY_ADDRESS_ADDRESS_PROPERTY_PIVOT_VW</w:t>
               <w:br/>
@@ -3021,7 +3018,7 @@
               <w:br/>
               <w:t xml:space="preserve">    select 'NONHLTH_TRV_UWR_VW_DATA_POLICY_DETAILS_PROPOSER_DETAILS_PARTY_PROPERTY_SIMPLE_PROPERTY_PIVOT_VW (literal arm) (PARTY_HKEY__PROPOSER / sat_common_contact)' as src_branch,</w:t>
               <w:br/>
-              <w:t xml:space="preserve">           MD5_BINARY(NULLIF(UPPER(TRIM(CAST('HUB_PARTY|' || ((nullif(trim(case when coalesce(nullif(trim(w0_party_code),'')) is not null then nullif(trim(w0_party_code), '') end),''))) AS VARCHAR))), '')) as hkey</w:t>
+              <w:t xml:space="preserve">           MD5_BINARY(NULLIF(UPPER(TRIM(CAST('HUB_PARTY|' || ((nullif(trim(case when nullif(trim(w0_party_code),'') is not null then nullif(trim(w0_party_code), '') end),''))) AS VARCHAR))), '')) as hkey</w:t>
               <w:br/>
               <w:t xml:space="preserve">      from RAW.MAXIMUS_TRAVEL.NONHLTH_TRV_UWR_VW_DATA_POLICY_DETAILS_PROPOSER_DETAILS_PARTY_PROPERTY_SIMPLE_PROPERTY_PIVOT_VW</w:t>
               <w:br/>
@@ -3099,9 +3096,6 @@
       </w:pPr>
       <w:r>
         <w:t xml:space="preserve">2. MAXIMUS — HUB_POLICY</w:t>
-      </w:r>
-      <w:r>
-        <w:t xml:space="preserve">  [M1]</w:t>
       </w:r>
     </w:p>
     <w:tbl>
@@ -3428,7 +3422,7 @@
               <w:br/>
               <w:t xml:space="preserve">    select 'NONHLTH_TRV_CLM_VW_DATA_CLAIM_DETAILS.POLICYNO (POLICY_HKEY)' as src_branch,</w:t>
               <w:br/>
-              <w:t xml:space="preserve">           MD5_BINARY(NULLIF(UPPER(TRIM(CAST('HUB_POLICY|' || (nullif(trim(case when coalesce(nullif(trim(nullif(trim(to_varchar("POLICYNO")), '')),'')) is not null then nullif(trim(nullif(trim(to_varchar("POLICYNO")), '')), '') end),'')) AS VARCHAR))), '')) as hkey</w:t>
+              <w:t xml:space="preserve">           MD5_BINARY(NULLIF(UPPER(TRIM(CAST('HUB_POLICY|' || (nullif(trim(case when nullif(trim(nullif(trim(to_varchar("POLICYNO")), '')),'') is not null then nullif(trim(nullif(trim(to_varchar("POLICYNO")), '')), '') end),'')) AS VARCHAR))), '')) as hkey</w:t>
               <w:br/>
               <w:t xml:space="preserve">      from RAW.MAXIMUS_TRAVEL.NONHLTH_TRV_CLM_VW_DATA_CLAIM_DETAILS</w:t>
               <w:br/>
@@ -3438,7 +3432,7 @@
               <w:br/>
               <w:t xml:space="preserve">    select 'NONHLTH_TRV_CLM_VW_DATA_CLAIM_DETAILS_CLAIM_ATTRIBUTE_PROPERTIES_PIVOT_VW.MASTER_POLICY_NUMBER (POLICY_HKEY__MASTER_POLICY)' as src_branch,</w:t>
               <w:br/>
-              <w:t xml:space="preserve">           MD5_BINARY(NULLIF(UPPER(TRIM(CAST('HUB_POLICY|' || (nullif(trim(case when coalesce(nullif(trim(nullif(trim(to_varchar("MASTER_POLICY_NUMBER")), '')),'')) is not null then nullif(trim(nullif(trim(to_varchar("MASTER_POLICY_NUMBER")), '')), '') end),'')) AS VARCHAR))), '')) as hkey</w:t>
+              <w:t xml:space="preserve">           MD5_BINARY(NULLIF(UPPER(TRIM(CAST('HUB_POLICY|' || (nullif(trim(case when nullif(trim(nullif(trim(to_varchar("MASTER_POLICY_NUMBER")), '')),'') is not null then nullif(trim(nullif(trim(to_varchar("MASTER_POLICY_NUMBER")), '')), '') end),'')) AS VARCHAR))), '')) as hkey</w:t>
               <w:br/>
               <w:t xml:space="preserve">      from RAW.MAXIMUS_TRAVEL.NONHLTH_TRV_CLM_VW_DATA_CLAIM_DETAILS_CLAIM_ATTRIBUTE_PROPERTIES_PIVOT_VW</w:t>
               <w:br/>
@@ -3448,7 +3442,7 @@
               <w:br/>
               <w:t xml:space="preserve">    select 'NONHLTH_TRV_UWR_VW_DATA_POLICY_DETAILS.POLICY_NUMBER (POLICY_HKEY)' as src_branch,</w:t>
               <w:br/>
-              <w:t xml:space="preserve">           MD5_BINARY(NULLIF(UPPER(TRIM(CAST('HUB_POLICY|' || (nullif(trim(case when coalesce(nullif(trim(nullif(trim(to_varchar("POLICY_NUMBER")), '')),'')) is not null then nullif(trim(nullif(trim(to_varchar("POLICY_NUMBER")), '')), '') end),'')) AS VARCHAR))), '')) as hkey</w:t>
+              <w:t xml:space="preserve">           MD5_BINARY(NULLIF(UPPER(TRIM(CAST('HUB_POLICY|' || (nullif(trim(case when nullif(trim(nullif(trim(to_varchar("POLICY_NUMBER")), '')),'') is not null then nullif(trim(nullif(trim(to_varchar("POLICY_NUMBER")), '')), '') end),'')) AS VARCHAR))), '')) as hkey</w:t>
               <w:br/>
               <w:t xml:space="preserve">      from RAW.MAXIMUS_TRAVEL.NONHLTH_TRV_UWR_VW_DATA_POLICY_DETAILS</w:t>
               <w:br/>
@@ -3458,7 +3452,7 @@
               <w:br/>
               <w:t xml:space="preserve">    select 'NONHLTH_TRV_UWR_VW_DATA_POLICY_DETAILS_INSURED_DETAILS_MEMBER_DETAILS.[] (POLICY_HKEY__INSURED_MEMBER)' as src_branch,</w:t>
               <w:br/>
-              <w:t xml:space="preserve">           MD5_BINARY(NULLIF(UPPER(TRIM(CAST('HUB_POLICY|' || (nullif(trim(case when coalesce(nullif(trim(w0_policy_number),'')) is not null then nullif(trim(w0_policy_number), '') end),'')) AS VARCHAR))), '')) as hkey</w:t>
+              <w:t xml:space="preserve">           MD5_BINARY(NULLIF(UPPER(TRIM(CAST('HUB_POLICY|' || (nullif(trim(case when nullif(trim(w0_policy_number),'') is not null then nullif(trim(w0_policy_number), '') end),'')) AS VARCHAR))), '')) as hkey</w:t>
               <w:br/>
               <w:t xml:space="preserve">      from RAW.MAXIMUS_TRAVEL.NONHLTH_TRV_UWR_VW_DATA_POLICY_DETAILS_INSURED_DETAILS_MEMBER_DETAILS</w:t>
               <w:br/>
@@ -3468,7 +3462,7 @@
               <w:br/>
               <w:t xml:space="preserve">    select 'NONHLTH_TRV_UWR_VW_DATA_POLICY_DETAILS_INSURED_DETAILS_MEMBER_DETAILS_PARTY_RELATION.FOREIGN_KEY (POLICY_HKEY__INSURED_MEMBER)' as src_branch,</w:t>
               <w:br/>
-              <w:t xml:space="preserve">           MD5_BINARY(NULLIF(UPPER(TRIM(CAST('HUB_POLICY|' || (nullif(trim(case when coalesce(nullif(trim(("FOREIGN_KEY")),'')) is not null then nullif(trim(("FOREIGN_KEY")), '') end),'')) AS VARCHAR))), '')) as hkey</w:t>
+              <w:t xml:space="preserve">           MD5_BINARY(NULLIF(UPPER(TRIM(CAST('HUB_POLICY|' || (nullif(trim(case when nullif(trim(("FOREIGN_KEY")),'') is not null then nullif(trim(("FOREIGN_KEY")), '') end),'')) AS VARCHAR))), '')) as hkey</w:t>
               <w:br/>
               <w:t xml:space="preserve">      from RAW.MAXIMUS_TRAVEL.NONHLTH_TRV_UWR_VW_DATA_POLICY_DETAILS_INSURED_DETAILS_MEMBER_DETAILS_PARTY_RELATION</w:t>
               <w:br/>
@@ -3478,7 +3472,7 @@
               <w:br/>
               <w:t xml:space="preserve">    select 'NONHLTH_TRV_UWR_VW_DATA_POLICY_DETAILS_POLICY_PROPERTY_SIMPLE_PROPERTY_PIVOT_VW.MASTER_POLICY_NUMBER (POLICY_HKEY__MASTER_POLICY)' as src_branch,</w:t>
               <w:br/>
-              <w:t xml:space="preserve">           MD5_BINARY(NULLIF(UPPER(TRIM(CAST('HUB_POLICY|' || (nullif(trim(case when coalesce(nullif(trim(nullif(trim(to_varchar("MASTER_POLICY_NUMBER")), '')),'')) is not null then nullif(trim(nullif(trim(to_varchar("MASTER_POLICY_NUMBER")), '')), '') end),'')) AS VARCHAR))), '')) as hkey</w:t>
+              <w:t xml:space="preserve">           MD5_BINARY(NULLIF(UPPER(TRIM(CAST('HUB_POLICY|' || (nullif(trim(case when nullif(trim(nullif(trim(to_varchar("MASTER_POLICY_NUMBER")), '')),'') is not null then nullif(trim(nullif(trim(to_varchar("MASTER_POLICY_NUMBER")), '')), '') end),'')) AS VARCHAR))), '')) as hkey</w:t>
               <w:br/>
               <w:t xml:space="preserve">      from RAW.MAXIMUS_TRAVEL.NONHLTH_TRV_UWR_VW_DATA_POLICY_DETAILS_POLICY_PROPERTY_SIMPLE_PROPERTY_PIVOT_VW</w:t>
               <w:br/>
@@ -3488,7 +3482,7 @@
               <w:br/>
               <w:t xml:space="preserve">    select 'NONHLTH_TRV_UWR_VW_DATA_POLICY_DETAILS_POLICY_PROPERTY_SIMPLE_PROPERTY_PIVOT_VW.EXPIRING_POLICY_NUMBER (POLICY_HKEY__PREVIOUS_POLICY)' as src_branch,</w:t>
               <w:br/>
-              <w:t xml:space="preserve">           MD5_BINARY(NULLIF(UPPER(TRIM(CAST('HUB_POLICY|' || (nullif(trim(case when coalesce(nullif(trim(nullif(trim(to_varchar("EXPIRING_POLICY_NUMBER")), '')),'')) is not null then nullif(trim(nullif(trim(to_varchar("EXPIRING_POLICY_NUMBER")), '')), '') end),'')) AS VARCHAR))), '')) as hkey</w:t>
+              <w:t xml:space="preserve">           MD5_BINARY(NULLIF(UPPER(TRIM(CAST('HUB_POLICY|' || (nullif(trim(case when nullif(trim(nullif(trim(to_varchar("EXPIRING_POLICY_NUMBER")), '')),'') is not null then nullif(trim(nullif(trim(to_varchar("EXPIRING_POLICY_NUMBER")), '')), '') end),'')) AS VARCHAR))), '')) as hkey</w:t>
               <w:br/>
               <w:t xml:space="preserve">      from RAW.MAXIMUS_TRAVEL.NONHLTH_TRV_UWR_VW_DATA_POLICY_DETAILS_POLICY_PROPERTY_SIMPLE_PROPERTY_PIVOT_VW</w:t>
               <w:br/>
@@ -3498,7 +3492,7 @@
               <w:br/>
               <w:t xml:space="preserve">    select 'NONHLTH_TRV_UWR_VW_DATA_POLICY_DETAILS_PREVIOUS_POLICY_DETAILS.POLICY_NUMBER (POLICY_HKEY__PREVIOUS_POLICY)' as src_branch,</w:t>
               <w:br/>
-              <w:t xml:space="preserve">           MD5_BINARY(NULLIF(UPPER(TRIM(CAST('HUB_POLICY|' || (nullif(trim(case when coalesce(nullif(trim(nullif(trim(to_varchar("POLICY_NUMBER")), '')),'')) is not null then nullif(trim(nullif(trim(to_varchar("POLICY_NUMBER")), '')), '') end),'')) AS VARCHAR))), '')) as hkey</w:t>
+              <w:t xml:space="preserve">           MD5_BINARY(NULLIF(UPPER(TRIM(CAST('HUB_POLICY|' || (nullif(trim(case when nullif(trim(nullif(trim(to_varchar("POLICY_NUMBER")), '')),'') is not null then nullif(trim(nullif(trim(to_varchar("POLICY_NUMBER")), '')), '') end),'')) AS VARCHAR))), '')) as hkey</w:t>
               <w:br/>
               <w:t xml:space="preserve">      from RAW.MAXIMUS_TRAVEL.NONHLTH_TRV_UWR_VW_DATA_POLICY_DETAILS_PREVIOUS_POLICY_DETAILS</w:t>
               <w:br/>
@@ -3508,7 +3502,7 @@
               <w:br/>
               <w:t xml:space="preserve">    select 'NONHLTH_TRV_UWR_VW_DATA_POLICY_DETAILS_PROPOSER_DETAILS_PARTY_RELATION.FOREIGN_KEY (POLICY_HKEY__PROPOSER)' as src_branch,</w:t>
               <w:br/>
-              <w:t xml:space="preserve">           MD5_BINARY(NULLIF(UPPER(TRIM(CAST('HUB_POLICY|' || (nullif(trim(case when coalesce(nullif(trim(("FOREIGN_KEY")),'')) is not null then nullif(trim(("FOREIGN_KEY")), '') end),'')) AS VARCHAR))), '')) as hkey</w:t>
+              <w:t xml:space="preserve">           MD5_BINARY(NULLIF(UPPER(TRIM(CAST('HUB_POLICY|' || (nullif(trim(case when nullif(trim(("FOREIGN_KEY")),'') is not null then nullif(trim(("FOREIGN_KEY")), '') end),'')) AS VARCHAR))), '')) as hkey</w:t>
               <w:br/>
               <w:t xml:space="preserve">      from RAW.MAXIMUS_TRAVEL.NONHLTH_TRV_UWR_VW_DATA_POLICY_DETAILS_PROPOSER_DETAILS_PARTY_RELATION</w:t>
               <w:br/>
@@ -3518,7 +3512,7 @@
               <w:br/>
               <w:t xml:space="preserve">    select 'NONHLTH_TRV_UWR_VW_DATA_QUOTE_PARAM_DETAILS_POLICY_PROPERTY_RULE_LIST_PIVOT_VW.MASTER_POLICY_NUMBER (POLICY_HKEY__MASTER_POLICY)' as src_branch,</w:t>
               <w:br/>
-              <w:t xml:space="preserve">           MD5_BINARY(NULLIF(UPPER(TRIM(CAST('HUB_POLICY|' || (nullif(trim(case when coalesce(nullif(trim(nullif(trim(to_varchar("MASTER_POLICY_NUMBER")), '')),'')) is not null then nullif(trim(nullif(trim(to_varchar("MASTER_POLICY_NUMBER")), '')), '') end),'')) AS VARCHAR))), '')) as hkey</w:t>
+              <w:t xml:space="preserve">           MD5_BINARY(NULLIF(UPPER(TRIM(CAST('HUB_POLICY|' || (nullif(trim(case when nullif(trim(nullif(trim(to_varchar("MASTER_POLICY_NUMBER")), '')),'') is not null then nullif(trim(nullif(trim(to_varchar("MASTER_POLICY_NUMBER")), '')), '') end),'')) AS VARCHAR))), '')) as hkey</w:t>
               <w:br/>
               <w:t xml:space="preserve">      from RAW.MAXIMUS_TRAVEL.NONHLTH_TRV_UWR_VW_DATA_QUOTE_PARAM_DETAILS_POLICY_PROPERTY_RULE_LIST_PIVOT_VW</w:t>
               <w:br/>
@@ -3528,7 +3522,7 @@
               <w:br/>
               <w:t xml:space="preserve">    select 'NONHLTH_TRV_UWR_VW_DATA_QUOTE_PARAM_DETAILS_POLICY_PROPERTY_RULE_LIST_PIVOT_VW.EXPIRING_POLICY_NUMBER (POLICY_HKEY__PREVIOUS_POLICY)' as src_branch,</w:t>
               <w:br/>
-              <w:t xml:space="preserve">           MD5_BINARY(NULLIF(UPPER(TRIM(CAST('HUB_POLICY|' || (nullif(trim(case when coalesce(nullif(trim(nullif(trim(to_varchar("EXPIRING_POLICY_NUMBER")), '')),'')) is not null then nullif(trim(nullif(trim(to_varchar("EXPIRING_POLICY_NUMBER")), '')), '') end),'')) AS VARCHAR))), '')) as hkey</w:t>
+              <w:t xml:space="preserve">           MD5_BINARY(NULLIF(UPPER(TRIM(CAST('HUB_POLICY|' || (nullif(trim(case when nullif(trim(nullif(trim(to_varchar("EXPIRING_POLICY_NUMBER")), '')),'') is not null then nullif(trim(nullif(trim(to_varchar("EXPIRING_POLICY_NUMBER")), '')), '') end),'')) AS VARCHAR))), '')) as hkey</w:t>
               <w:br/>
               <w:t xml:space="preserve">      from RAW.MAXIMUS_TRAVEL.NONHLTH_TRV_UWR_VW_DATA_QUOTE_PARAM_DETAILS_POLICY_PROPERTY_RULE_LIST_PIVOT_VW</w:t>
               <w:br/>
@@ -3538,7 +3532,7 @@
               <w:br/>
               <w:t xml:space="preserve">    select 'NONHLTH_TRV_UWR_VW_DATA_QUOTE_PARAM_DETAILS_POLICY_PROPERTY_RULE_LIST_PIVOT_VW.PREVIOUS_POLICY_NUMBER (POLICY_HKEY__PREVIOUS_POLICY_PORTABILITY)' as src_branch,</w:t>
               <w:br/>
-              <w:t xml:space="preserve">           MD5_BINARY(NULLIF(UPPER(TRIM(CAST('HUB_POLICY|' || (nullif(trim(case when coalesce(nullif(trim(nullif(trim(to_varchar("PREVIOUS_POLICY_NUMBER")), '')),'')) is not null then nullif(trim(nullif(trim(to_varchar("PREVIOUS_POLICY_NUMBER")), '')), '') end),'')) AS VARCHAR))), '')) as hkey</w:t>
+              <w:t xml:space="preserve">           MD5_BINARY(NULLIF(UPPER(TRIM(CAST('HUB_POLICY|' || (nullif(trim(case when nullif(trim(nullif(trim(to_varchar("PREVIOUS_POLICY_NUMBER")), '')),'') is not null then nullif(trim(nullif(trim(to_varchar("PREVIOUS_POLICY_NUMBER")), '')), '') end),'')) AS VARCHAR))), '')) as hkey</w:t>
               <w:br/>
               <w:t xml:space="preserve">      from RAW.MAXIMUS_TRAVEL.NONHLTH_TRV_UWR_VW_DATA_QUOTE_PARAM_DETAILS_POLICY_PROPERTY_RULE_LIST_PIVOT_VW</w:t>
               <w:br/>
@@ -3614,9 +3608,6 @@
       </w:pPr>
       <w:r>
         <w:t xml:space="preserve">3. MAXIMUS — HUB_PRODUCT</w:t>
-      </w:r>
-      <w:r>
-        <w:t xml:space="preserve">  [M1]</w:t>
       </w:r>
     </w:p>
     <w:tbl>
@@ -3943,7 +3934,7 @@
               <w:br/>
               <w:t xml:space="preserve">    select 'NONHLTH_TRV_CLM_VW_DATA_CLAIM_DETAILS_CLAIM_ATTRIBUTE_PROPERTIES_PIVOT_VW.STORED_PRODUCT_CODE (PRODUCT_HKEY)' as src_branch,</w:t>
               <w:br/>
-              <w:t xml:space="preserve">           MD5_BINARY(NULLIF(UPPER(TRIM(CAST('HUB_PRODUCT|' || (nullif(trim(case when coalesce(nullif(trim(nullif(trim(to_varchar("STORED_PRODUCT_CODE")), '')),'')) is not null then 'PROD:' || nullif(trim(nullif(trim(to_varchar("STORED_PRODUCT_CODE")), '')), '') end),'')) AS VARCHAR))), '')) as hkey</w:t>
+              <w:t xml:space="preserve">           MD5_BINARY(NULLIF(UPPER(TRIM(CAST('HUB_PRODUCT|' || (nullif(trim(case when nullif(trim(nullif(trim(to_varchar("STORED_PRODUCT_CODE")), '')),'') is not null then 'PROD:' || nullif(trim(nullif(trim(to_varchar("STORED_PRODUCT_CODE")), '')), '') end),'')) AS VARCHAR))), '')) as hkey</w:t>
               <w:br/>
               <w:t xml:space="preserve">      from RAW.MAXIMUS_TRAVEL.NONHLTH_TRV_CLM_VW_DATA_CLAIM_DETAILS_CLAIM_ATTRIBUTE_PROPERTIES_PIVOT_VW</w:t>
               <w:br/>
@@ -3953,7 +3944,7 @@
               <w:br/>
               <w:t xml:space="preserve">    select 'NONHLTH_TRV_UWR_VW_DATA_POLICY_DETAILS.PRODUCT_CODE (PRODUCT_HKEY)' as src_branch,</w:t>
               <w:br/>
-              <w:t xml:space="preserve">           MD5_BINARY(NULLIF(UPPER(TRIM(CAST('HUB_PRODUCT|' || (nullif(trim(case when coalesce(nullif(trim(nullif(trim(to_varchar("PRODUCT_CODE")), '')),'')) is not null then 'PROD:' || nullif(trim(nullif(trim(to_varchar("PRODUCT_CODE")), '')), '') end),'')) AS VARCHAR))), '')) as hkey</w:t>
+              <w:t xml:space="preserve">           MD5_BINARY(NULLIF(UPPER(TRIM(CAST('HUB_PRODUCT|' || (nullif(trim(case when nullif(trim(nullif(trim(to_varchar("PRODUCT_CODE")), '')),'') is not null then 'PROD:' || nullif(trim(nullif(trim(to_varchar("PRODUCT_CODE")), '')), '') end),'')) AS VARCHAR))), '')) as hkey</w:t>
               <w:br/>
               <w:t xml:space="preserve">      from RAW.MAXIMUS_TRAVEL.NONHLTH_TRV_UWR_VW_DATA_POLICY_DETAILS</w:t>
               <w:br/>
@@ -3963,7 +3954,7 @@
               <w:br/>
               <w:t xml:space="preserve">    select 'NONHLTH_TRV_UWR_VW_DATA_POLICY_DETAILS_INSURED_DETAILS_RISK_PROPERTY_SIMPLE_PROPERTY_PIVOT_VW.[] (PRODUCT_HKEY)' as src_branch,</w:t>
               <w:br/>
-              <w:t xml:space="preserve">           MD5_BINARY(NULLIF(UPPER(TRIM(CAST('HUB_PRODUCT|' || (nullif(trim(case when coalesce(nullif(trim(w3_product_code),'')) is not null then 'PROD:' || nullif(trim(w3_product_code), '') end),'')) AS VARCHAR))), '')) as hkey</w:t>
+              <w:t xml:space="preserve">           MD5_BINARY(NULLIF(UPPER(TRIM(CAST('HUB_PRODUCT|' || (nullif(trim(case when nullif(trim(w3_product_code),'') is not null then 'PROD:' || nullif(trim(w3_product_code), '') end),'')) AS VARCHAR))), '')) as hkey</w:t>
               <w:br/>
               <w:t xml:space="preserve">      from RAW.MAXIMUS_TRAVEL.NONHLTH_TRV_UWR_VW_DATA_POLICY_DETAILS_INSURED_DETAILS_RISK_PROPERTY_SIMPLE_PROPERTY_PIVOT_VW</w:t>
               <w:br/>
@@ -3973,7 +3964,7 @@
               <w:br/>
               <w:t xml:space="preserve">    select 'NONHLTH_TRV_UWR_VW_DATA_POLICY_DETAILS_POLICY_PROPERTY_SIMPLE_PROPERTY_PIVOT_VW.[] (PRODUCT_HKEY)' as src_branch,</w:t>
               <w:br/>
-              <w:t xml:space="preserve">           MD5_BINARY(NULLIF(UPPER(TRIM(CAST('HUB_PRODUCT|' || (nullif(trim(case when coalesce(nullif(trim(w2_product_code),'')) is not null then 'PROD:' || nullif(trim(w2_product_code), '') end),'')) AS VARCHAR))), '')) as hkey</w:t>
+              <w:t xml:space="preserve">           MD5_BINARY(NULLIF(UPPER(TRIM(CAST('HUB_PRODUCT|' || (nullif(trim(case when nullif(trim(w2_product_code),'') is not null then 'PROD:' || nullif(trim(w2_product_code), '') end),'')) AS VARCHAR))), '')) as hkey</w:t>
               <w:br/>
               <w:t xml:space="preserve">      from RAW.MAXIMUS_TRAVEL.NONHLTH_TRV_UWR_VW_DATA_POLICY_DETAILS_POLICY_PROPERTY_SIMPLE_PROPERTY_PIVOT_VW</w:t>
               <w:br/>
@@ -3983,7 +3974,7 @@
               <w:br/>
               <w:t xml:space="preserve">    select 'NONHLTH_TRV_UWR_VW_DATA_POLICY_DETAILS_PREVIOUS_POLICY_DETAILS.PRODUCT_CODE (PRODUCT_HKEY)' as src_branch,</w:t>
               <w:br/>
-              <w:t xml:space="preserve">           MD5_BINARY(NULLIF(UPPER(TRIM(CAST('HUB_PRODUCT|' || (nullif(trim(case when coalesce(nullif(trim(nullif(trim(to_varchar("PRODUCT_CODE")), '')),'')) is not null then 'PROD:' || nullif(trim(nullif(trim(to_varchar("PRODUCT_CODE")), '')), '') end),'')) AS VARCHAR))), '')) as hkey</w:t>
+              <w:t xml:space="preserve">           MD5_BINARY(NULLIF(UPPER(TRIM(CAST('HUB_PRODUCT|' || (nullif(trim(case when nullif(trim(nullif(trim(to_varchar("PRODUCT_CODE")), '')),'') is not null then 'PROD:' || nullif(trim(nullif(trim(to_varchar("PRODUCT_CODE")), '')), '') end),'')) AS VARCHAR))), '')) as hkey</w:t>
               <w:br/>
               <w:t xml:space="preserve">      from RAW.MAXIMUS_TRAVEL.NONHLTH_TRV_UWR_VW_DATA_POLICY_DETAILS_PREVIOUS_POLICY_DETAILS</w:t>
               <w:br/>
@@ -3993,7 +3984,7 @@
               <w:br/>
               <w:t xml:space="preserve">    select 'NONHLTH_TRV_UWR_VW_DATA_QUOTE_PARAM_DETAILS.PRODUCT_CODE (PRODUCT_HKEY)' as src_branch,</w:t>
               <w:br/>
-              <w:t xml:space="preserve">           MD5_BINARY(NULLIF(UPPER(TRIM(CAST('HUB_PRODUCT|' || (nullif(trim(case when coalesce(nullif(trim(nullif(trim(to_varchar("PRODUCT_CODE")), '')),'')) is not null then 'PROD:' || nullif(trim(nullif(trim(to_varchar("PRODUCT_CODE")), '')), '') end),'')) AS VARCHAR))), '')) as hkey</w:t>
+              <w:t xml:space="preserve">           MD5_BINARY(NULLIF(UPPER(TRIM(CAST('HUB_PRODUCT|' || (nullif(trim(case when nullif(trim(nullif(trim(to_varchar("PRODUCT_CODE")), '')),'') is not null then 'PROD:' || nullif(trim(nullif(trim(to_varchar("PRODUCT_CODE")), '')), '') end),'')) AS VARCHAR))), '')) as hkey</w:t>
               <w:br/>
               <w:t xml:space="preserve">      from RAW.MAXIMUS_TRAVEL.NONHLTH_TRV_UWR_VW_DATA_QUOTE_PARAM_DETAILS</w:t>
               <w:br/>
@@ -4003,7 +3994,7 @@
               <w:br/>
               <w:t xml:space="preserve">    select 'NONHLTH_TRV_UWR_VW_DATA_QUOTE_PARAM_DETAILS_POLICY_PROPERTY_RULE_LIST_PIVOT_VW.[] (PRODUCT_HKEY)' as src_branch,</w:t>
               <w:br/>
-              <w:t xml:space="preserve">           MD5_BINARY(NULLIF(UPPER(TRIM(CAST('HUB_PRODUCT|' || (nullif(trim(case when coalesce(nullif(trim(w1_product_code),'')) is not null then 'PROD:' || nullif(trim(w1_product_code), '') end),'')) AS VARCHAR))), '')) as hkey</w:t>
+              <w:t xml:space="preserve">           MD5_BINARY(NULLIF(UPPER(TRIM(CAST('HUB_PRODUCT|' || (nullif(trim(case when nullif(trim(w1_product_code),'') is not null then 'PROD:' || nullif(trim(w1_product_code), '') end),'')) AS VARCHAR))), '')) as hkey</w:t>
               <w:br/>
               <w:t xml:space="preserve">      from RAW.MAXIMUS_TRAVEL.NONHLTH_TRV_UWR_VW_DATA_QUOTE_PARAM_DETAILS_POLICY_PROPERTY_RULE_LIST_PIVOT_VW</w:t>
               <w:br/>
@@ -4013,7 +4004,7 @@
               <w:br/>
               <w:t xml:space="preserve">    select 'NONHLTH_TRV_UWR_VW_DATA_QUOTE_PARAM_DETAILS_RISK_LIST_RISK_PROPERTY_RULE_LIST_PIVOT_VW.[] (PRODUCT_HKEY)' as src_branch,</w:t>
               <w:br/>
-              <w:t xml:space="preserve">           MD5_BINARY(NULLIF(UPPER(TRIM(CAST('HUB_PRODUCT|' || (nullif(trim(case when coalesce(nullif(trim(w3_product_code),'')) is not null then 'PROD:' || nullif(trim(w3_product_code), '') end),'')) AS VARCHAR))), '')) as hkey</w:t>
+              <w:t xml:space="preserve">           MD5_BINARY(NULLIF(UPPER(TRIM(CAST('HUB_PRODUCT|' || (nullif(trim(case when nullif(trim(w3_product_code),'') is not null then 'PROD:' || nullif(trim(w3_product_code), '') end),'')) AS VARCHAR))), '')) as hkey</w:t>
               <w:br/>
               <w:t xml:space="preserve">      from RAW.MAXIMUS_TRAVEL.NONHLTH_TRV_UWR_VW_DATA_QUOTE_PARAM_DETAILS_RISK_LIST_RISK_PROPERTY_RULE_LIST_PIVOT_VW</w:t>
               <w:br/>
@@ -4089,9 +4080,6 @@
       </w:pPr>
       <w:r>
         <w:t xml:space="preserve">4. MAXIMUS — HUB_COVERAGE</w:t>
-      </w:r>
-      <w:r>
-        <w:t xml:space="preserve">  [M1]</w:t>
       </w:r>
     </w:p>
     <w:tbl>
@@ -4418,7 +4406,7 @@
               <w:br/>
               <w:t xml:space="preserve">    select 'NONHLTH_TRV_CLM_VW_DATA_CLAIM_DETAILS_CLAIM_RISK_RISK_ATTRIBUTE_PROPERTIES_PIVOT_VW.COVER_CODE (COVERAGE_HKEY)' as src_branch,</w:t>
               <w:br/>
-              <w:t xml:space="preserve">           MD5_BINARY(NULLIF(UPPER(TRIM(CAST('HUB_COVERAGE|' || (nullif(trim(case when coalesce(nullif(trim(nullif(trim(to_varchar("COVER_CODE")), '')),'')) is not null then 'COV:' || nullif(trim(nullif(trim(to_varchar("COVER_CODE")), '')), '') end),'')) AS VARCHAR))), '')) as hkey</w:t>
+              <w:t xml:space="preserve">           MD5_BINARY(NULLIF(UPPER(TRIM(CAST('HUB_COVERAGE|' || (nullif(trim(case when nullif(trim(nullif(trim(to_varchar("COVER_CODE")), '')),'') is not null then 'COV:' || nullif(trim(nullif(trim(to_varchar("COVER_CODE")), '')), '') end),'')) AS VARCHAR))), '')) as hkey</w:t>
               <w:br/>
               <w:t xml:space="preserve">      from RAW.MAXIMUS_TRAVEL.NONHLTH_TRV_CLM_VW_DATA_CLAIM_DETAILS_CLAIM_RISK_RISK_ATTRIBUTE_PROPERTIES_PIVOT_VW</w:t>
               <w:br/>
@@ -4428,7 +4416,7 @@
               <w:br/>
               <w:t xml:space="preserve">    select 'NONHLTH_TRV_UWR_VW_DATA_POLICY_DETAILS_INSURED_DETAILS_COVER_DETAILS.COVER_CODE (COVERAGE_HKEY)' as src_branch,</w:t>
               <w:br/>
-              <w:t xml:space="preserve">           MD5_BINARY(NULLIF(UPPER(TRIM(CAST('HUB_COVERAGE|' || (nullif(trim(case when coalesce(nullif(trim(nullif(trim(to_varchar("COVER_CODE")), '')),'')) is not null then 'COV:' || nullif(trim(nullif(trim(to_varchar("COVER_CODE")), '')), '') end),'')) AS VARCHAR))), '')) as hkey</w:t>
+              <w:t xml:space="preserve">           MD5_BINARY(NULLIF(UPPER(TRIM(CAST('HUB_COVERAGE|' || (nullif(trim(case when nullif(trim(nullif(trim(to_varchar("COVER_CODE")), '')),'') is not null then 'COV:' || nullif(trim(nullif(trim(to_varchar("COVER_CODE")), '')), '') end),'')) AS VARCHAR))), '')) as hkey</w:t>
               <w:br/>
               <w:t xml:space="preserve">      from RAW.MAXIMUS_TRAVEL.NONHLTH_TRV_UWR_VW_DATA_POLICY_DETAILS_INSURED_DETAILS_COVER_DETAILS</w:t>
               <w:br/>
@@ -4438,7 +4426,7 @@
               <w:br/>
               <w:t xml:space="preserve">    select 'NONHLTH_TRV_UWR_VW_DATA_POLICY_DETAILS_INSURED_DETAILS_COVER_DETAILS_COVER_PROPERTY_MULTI_SET_PROPERTY_MULTI_SET_DETAIL_PROPERTY_PIVOT_VW.[] (COVERAGE_HKEY)' as src_branch,</w:t>
               <w:br/>
-              <w:t xml:space="preserve">           MD5_BINARY(NULLIF(UPPER(TRIM(CAST('HUB_COVERAGE|' || (nullif(trim(case when coalesce(nullif(trim(w0_cover_code),'')) is not null then 'COV:' || nullif(trim(w0_cover_code), '') end),'')) AS VARCHAR))), '')) as hkey</w:t>
+              <w:t xml:space="preserve">           MD5_BINARY(NULLIF(UPPER(TRIM(CAST('HUB_COVERAGE|' || (nullif(trim(case when nullif(trim(w0_cover_code),'') is not null then 'COV:' || nullif(trim(w0_cover_code), '') end),'')) AS VARCHAR))), '')) as hkey</w:t>
               <w:br/>
               <w:t xml:space="preserve">      from RAW.MAXIMUS_TRAVEL.NONHLTH_TRV_UWR_VW_DATA_POLICY_DETAILS_INSURED_DETAILS_COVER_DETAILS_COVER_PROPERTY_MULTI_SET_PROPERTY_MULTI_SET_DETAIL_PROPERTY_PIVOT_VW</w:t>
               <w:br/>
@@ -4448,7 +4436,7 @@
               <w:br/>
               <w:t xml:space="preserve">    select 'NONHLTH_TRV_UWR_VW_DATA_POLICY_DETAILS_INSURED_DETAILS_COVER_DETAILS_COVER_PROPERTY_SIMPLE_PROPERTY_PIVOT_VW.[] (COVERAGE_HKEY)' as src_branch,</w:t>
               <w:br/>
-              <w:t xml:space="preserve">           MD5_BINARY(NULLIF(UPPER(TRIM(CAST('HUB_COVERAGE|' || (nullif(trim(case when coalesce(nullif(trim(w2_cover_code),'')) is not null then 'COV:' || nullif(trim(w2_cover_code), '') end),'')) AS VARCHAR))), '')) as hkey</w:t>
+              <w:t xml:space="preserve">           MD5_BINARY(NULLIF(UPPER(TRIM(CAST('HUB_COVERAGE|' || (nullif(trim(case when nullif(trim(w2_cover_code),'') is not null then 'COV:' || nullif(trim(w2_cover_code), '') end),'')) AS VARCHAR))), '')) as hkey</w:t>
               <w:br/>
               <w:t xml:space="preserve">      from RAW.MAXIMUS_TRAVEL.NONHLTH_TRV_UWR_VW_DATA_POLICY_DETAILS_INSURED_DETAILS_COVER_DETAILS_COVER_PROPERTY_SIMPLE_PROPERTY_PIVOT_VW</w:t>
               <w:br/>
@@ -4458,7 +4446,7 @@
               <w:br/>
               <w:t xml:space="preserve">    select 'NONHLTH_TRV_UWR_VW_DATA_POLICY_DETAILS_INSURED_DETAILS_RISK_PROPERTY_SIMPLE_PROPERTY_PIVOT_VW.COVER_CODE (COVERAGE_HKEY)' as src_branch,</w:t>
               <w:br/>
-              <w:t xml:space="preserve">           MD5_BINARY(NULLIF(UPPER(TRIM(CAST('HUB_COVERAGE|' || (nullif(trim(case when coalesce(nullif(trim(nullif(trim(to_varchar("COVER_CODE")), '')),'')) is not null then 'COV:' || nullif(trim(nullif(trim(to_varchar("COVER_CODE")), '')), '') end),'')) AS VARCHAR))), '')) as hkey</w:t>
+              <w:t xml:space="preserve">           MD5_BINARY(NULLIF(UPPER(TRIM(CAST('HUB_COVERAGE|' || (nullif(trim(case when nullif(trim(nullif(trim(to_varchar("COVER_CODE")), '')),'') is not null then 'COV:' || nullif(trim(nullif(trim(to_varchar("COVER_CODE")), '')), '') end),'')) AS VARCHAR))), '')) as hkey</w:t>
               <w:br/>
               <w:t xml:space="preserve">      from RAW.MAXIMUS_TRAVEL.NONHLTH_TRV_UWR_VW_DATA_POLICY_DETAILS_INSURED_DETAILS_RISK_PROPERTY_SIMPLE_PROPERTY_PIVOT_VW</w:t>
               <w:br/>
@@ -4468,7 +4456,7 @@
               <w:br/>
               <w:t xml:space="preserve">    select 'NONHLTH_TRV_UWR_VW_DATA_QUOTE_PARAM_DETAILS_RISK_LIST_RISK_COVER.COVER_CODE (COVERAGE_HKEY)' as src_branch,</w:t>
               <w:br/>
-              <w:t xml:space="preserve">           MD5_BINARY(NULLIF(UPPER(TRIM(CAST('HUB_COVERAGE|' || (nullif(trim(case when coalesce(nullif(trim(nullif(trim(to_varchar("COVER_CODE")), '')),'')) is not null then 'COV:' || nullif(trim(nullif(trim(to_varchar("COVER_CODE")), '')), '') end),'')) AS VARCHAR))), '')) as hkey</w:t>
+              <w:t xml:space="preserve">           MD5_BINARY(NULLIF(UPPER(TRIM(CAST('HUB_COVERAGE|' || (nullif(trim(case when nullif(trim(nullif(trim(to_varchar("COVER_CODE")), '')),'') is not null then 'COV:' || nullif(trim(nullif(trim(to_varchar("COVER_CODE")), '')), '') end),'')) AS VARCHAR))), '')) as hkey</w:t>
               <w:br/>
               <w:t xml:space="preserve">      from RAW.MAXIMUS_TRAVEL.NONHLTH_TRV_UWR_VW_DATA_QUOTE_PARAM_DETAILS_RISK_LIST_RISK_COVER</w:t>
               <w:br/>
@@ -4478,7 +4466,7 @@
               <w:br/>
               <w:t xml:space="preserve">    select 'NONHLTH_TRV_UWR_VW_DATA_QUOTE_PARAM_DETAILS_RISK_LIST_RISK_COVER_RISK_COVER_PROPERTY_RULE_LIST_PIVOT_VW.[] (COVERAGE_HKEY)' as src_branch,</w:t>
               <w:br/>
-              <w:t xml:space="preserve">           MD5_BINARY(NULLIF(UPPER(TRIM(CAST('HUB_COVERAGE|' || (nullif(trim(case when coalesce(nullif(trim(w2_cover_code),'')) is not null then 'COV:' || nullif(trim(w2_cover_code), '') end),'')) AS VARCHAR))), '')) as hkey</w:t>
+              <w:t xml:space="preserve">           MD5_BINARY(NULLIF(UPPER(TRIM(CAST('HUB_COVERAGE|' || (nullif(trim(case when nullif(trim(w2_cover_code),'') is not null then 'COV:' || nullif(trim(w2_cover_code), '') end),'')) AS VARCHAR))), '')) as hkey</w:t>
               <w:br/>
               <w:t xml:space="preserve">      from RAW.MAXIMUS_TRAVEL.NONHLTH_TRV_UWR_VW_DATA_QUOTE_PARAM_DETAILS_RISK_LIST_RISK_COVER_RISK_COVER_PROPERTY_RULE_LIST_PIVOT_VW</w:t>
               <w:br/>
@@ -4488,7 +4476,7 @@
               <w:br/>
               <w:t xml:space="preserve">    select 'NONHLTH_TRV_UWR_VW_DATA_QUOTE_PARAM_DETAILS_RISK_LIST_RISK_PROPERTY_RULE_LIST_PIVOT_VW.COVER_CODE (COVERAGE_HKEY)' as src_branch,</w:t>
               <w:br/>
-              <w:t xml:space="preserve">           MD5_BINARY(NULLIF(UPPER(TRIM(CAST('HUB_COVERAGE|' || (nullif(trim(case when coalesce(nullif(trim(nullif(trim(to_varchar("COVER_CODE")), '')),'')) is not null then 'COV:' || nullif(trim(nullif(trim(to_varchar("COVER_CODE")), '')), '') end),'')) AS VARCHAR))), '')) as hkey</w:t>
+              <w:t xml:space="preserve">           MD5_BINARY(NULLIF(UPPER(TRIM(CAST('HUB_COVERAGE|' || (nullif(trim(case when nullif(trim(nullif(trim(to_varchar("COVER_CODE")), '')),'') is not null then 'COV:' || nullif(trim(nullif(trim(to_varchar("COVER_CODE")), '')), '') end),'')) AS VARCHAR))), '')) as hkey</w:t>
               <w:br/>
               <w:t xml:space="preserve">      from RAW.MAXIMUS_TRAVEL.NONHLTH_TRV_UWR_VW_DATA_QUOTE_PARAM_DETAILS_RISK_LIST_RISK_PROPERTY_RULE_LIST_PIVOT_VW</w:t>
               <w:br/>
@@ -4564,9 +4552,6 @@
       </w:pPr>
       <w:r>
         <w:t xml:space="preserve">5. MAXIMUS — HUB_LOCATION</w:t>
-      </w:r>
-      <w:r>
-        <w:t xml:space="preserve">  [M1]</w:t>
       </w:r>
     </w:p>
     <w:tbl>
@@ -4933,7 +4918,7 @@
               <w:br/>
               <w:t xml:space="preserve">    select 'NONHLTH_TRV_CLM_VW_DATA_CLAIM_DETAILS_CLAIM_ATTRIBUTE_PROPERTIES_PIVOT_VW.ADDRESS_FOR_REFERENCE (LOCATION_HKEY__CLAIM_REFERENCE_ADDRESS)' as src_branch,</w:t>
               <w:br/>
-              <w:t xml:space="preserve">           MD5_BINARY(NULLIF(UPPER(TRIM(CAST('HUB_LOCATION|' || (nullif(trim(case when coalesce(nullif(trim(nullif(trim(to_varchar("ADDRESS_FOR_REFERENCE")), '')),'')) is not null then md5(upper(regexp_replace(trim(nullif(trim(nullif(trim(to_varchar("ADDRESS_FOR_REFERENCE")), '')), '')), '[[:space:]]+', ' '))) end),'')) AS VARCHAR))), '')) as hkey</w:t>
+              <w:t xml:space="preserve">           MD5_BINARY(NULLIF(UPPER(TRIM(CAST('HUB_LOCATION|' || (nullif(trim(case when nullif(trim(nullif(trim(to_varchar("ADDRESS_FOR_REFERENCE")), '')),'') is not null then md5(upper(regexp_replace(trim(nullif(trim(nullif(trim(to_varchar("ADDRESS_FOR_REFERENCE")), '')), '')), '[[:space:]]+', ' '))) end),'')) AS VARCHAR))), '')) as hkey</w:t>
               <w:br/>
               <w:t xml:space="preserve">      from RAW.MAXIMUS_TRAVEL.NONHLTH_TRV_CLM_VW_DATA_CLAIM_DETAILS_CLAIM_ATTRIBUTE_PROPERTIES_PIVOT_VW</w:t>
               <w:br/>
@@ -4953,7 +4938,7 @@
               <w:br/>
               <w:t xml:space="preserve">    select 'NONHLTH_TRV_CLM_VW_DATA_CLAIM_DETAILS_CLAIM_ATTRIBUTE_PROPERTIES_PIVOT_VW.SELECT_INSPECTION_ADDRESS (LOCATION_HKEY__INSPECTION_ADDRESS)' as src_branch,</w:t>
               <w:br/>
-              <w:t xml:space="preserve">           MD5_BINARY(NULLIF(UPPER(TRIM(CAST('HUB_LOCATION|' || (nullif(trim(case when coalesce(nullif(trim(nullif(trim(to_varchar("SELECT_INSPECTION_ADDRESS")), '')),'')) is not null then md5(upper(regexp_replace(trim(upper(nullif(trim(nullif(trim(to_varchar("SELECT_INSPECTION_ADDRESS")), '')), ''))), '[[:space:]]+', ' '))) end),'')) AS VARCHAR))), '')) as hkey</w:t>
+              <w:t xml:space="preserve">           MD5_BINARY(NULLIF(UPPER(TRIM(CAST('HUB_LOCATION|' || (nullif(trim(case when nullif(trim(nullif(trim(to_varchar("SELECT_INSPECTION_ADDRESS")), '')),'') is not null then md5(upper(regexp_replace(trim(upper(nullif(trim(nullif(trim(to_varchar("SELECT_INSPECTION_ADDRESS")), '')), ''))), '[[:space:]]+', ' '))) end),'')) AS VARCHAR))), '')) as hkey</w:t>
               <w:br/>
               <w:t xml:space="preserve">      from RAW.MAXIMUS_TRAVEL.NONHLTH_TRV_CLM_VW_DATA_CLAIM_DETAILS_CLAIM_ATTRIBUTE_PROPERTIES_PIVOT_VW</w:t>
               <w:br/>
@@ -4963,7 +4948,7 @@
               <w:br/>
               <w:t xml:space="preserve">    select 'NONHLTH_TRV_CLM_VW_DATA_CLAIM_DETAILS_CLAIM_ATTRIBUTE_PROPERTIES_PIVOT_VW.STORED_COUNTRY_CODE (LOCATION_HKEY__STORED_COUNTRY)' as src_branch,</w:t>
               <w:br/>
-              <w:t xml:space="preserve">           MD5_BINARY(NULLIF(UPPER(TRIM(CAST('HUB_LOCATION|' || (nullif(trim(case when coalesce(nullif(trim(nullif(trim(to_varchar("STORED_COUNTRY_CODE")), '')),'')) is not null then 'GEO:COUNTRY:' || nullif(trim(nullif(trim(to_varchar("STORED_COUNTRY_CODE")), '')), '') end),'')) AS VARCHAR))), '')) as hkey</w:t>
+              <w:t xml:space="preserve">           MD5_BINARY(NULLIF(UPPER(TRIM(CAST('HUB_LOCATION|' || (nullif(trim(case when nullif(trim(nullif(trim(to_varchar("STORED_COUNTRY_CODE")), '')),'') is not null then 'GEO:COUNTRY:' || nullif(trim(nullif(trim(to_varchar("STORED_COUNTRY_CODE")), '')), '') end),'')) AS VARCHAR))), '')) as hkey</w:t>
               <w:br/>
               <w:t xml:space="preserve">      from RAW.MAXIMUS_TRAVEL.NONHLTH_TRV_CLM_VW_DATA_CLAIM_DETAILS_CLAIM_ATTRIBUTE_PROPERTIES_PIVOT_VW</w:t>
               <w:br/>
@@ -4973,7 +4958,7 @@
               <w:br/>
               <w:t xml:space="preserve">    select 'NONHLTH_TRV_CLM_VW_DATA_CLAIM_DETAILS_CLAIM_ATTRIBUTE_PROPERTIES_PIVOT_VW.STORED_STATE_CODE (LOCATION_HKEY__STORED_STATE)' as src_branch,</w:t>
               <w:br/>
-              <w:t xml:space="preserve">           MD5_BINARY(NULLIF(UPPER(TRIM(CAST('HUB_LOCATION|' || (nullif(trim(case when coalesce(nullif(trim(nullif(trim(to_varchar("STORED_STATE_CODE")), '')),'')) is not null then 'GEO:STATE:' || nullif(trim(nullif(trim(to_varchar("STORED_STATE_CODE")), '')), '') end),'')) AS VARCHAR))), '')) as hkey</w:t>
+              <w:t xml:space="preserve">           MD5_BINARY(NULLIF(UPPER(TRIM(CAST('HUB_LOCATION|' || (nullif(trim(case when nullif(trim(nullif(trim(to_varchar("STORED_STATE_CODE")), '')),'') is not null then 'GEO:STATE:' || nullif(trim(nullif(trim(to_varchar("STORED_STATE_CODE")), '')), '') end),'')) AS VARCHAR))), '')) as hkey</w:t>
               <w:br/>
               <w:t xml:space="preserve">      from RAW.MAXIMUS_TRAVEL.NONHLTH_TRV_CLM_VW_DATA_CLAIM_DETAILS_CLAIM_ATTRIBUTE_PROPERTIES_PIVOT_VW</w:t>
               <w:br/>
@@ -4993,7 +4978,7 @@
               <w:br/>
               <w:t xml:space="preserve">    select 'NONHLTH_TRV_CLM_VW_DATA_CLAIM_DETAILS_CLAIM_RISK_RISK_ATTRIBUTE_MULTI_SET_PROPERTY_MULTI_SET_DETAIL_PROPERTY_PIVOT_VW.ADDRESS (LOCATION_HKEY__CLAIM_EXPENSE_PARTY_ADDRESS)' as src_branch,</w:t>
               <w:br/>
-              <w:t xml:space="preserve">           MD5_BINARY(NULLIF(UPPER(TRIM(CAST('HUB_LOCATION|' || (nullif(trim(case when coalesce(nullif(trim(nullif(trim(to_varchar("ADDRESS")), '')),'')) is not null then md5(upper(regexp_replace(trim(nullif(trim(nullif(trim(to_varchar("ADDRESS")), '')), '')), '[[:space:]]+', ' '))) end),'')) AS VARCHAR))), '')) as hkey</w:t>
+              <w:t xml:space="preserve">           MD5_BINARY(NULLIF(UPPER(TRIM(CAST('HUB_LOCATION|' || (nullif(trim(case when nullif(trim(nullif(trim(to_varchar("ADDRESS")), '')),'') is not null then md5(upper(regexp_replace(trim(nullif(trim(nullif(trim(to_varchar("ADDRESS")), '')), '')), '[[:space:]]+', ' '))) end),'')) AS VARCHAR))), '')) as hkey</w:t>
               <w:br/>
               <w:t xml:space="preserve">      from RAW.MAXIMUS_TRAVEL.NONHLTH_TRV_CLM_VW_DATA_CLAIM_DETAILS_CLAIM_RISK_RISK_ATTRIBUTE_MULTI_SET_PROPERTY_MULTI_SET_DETAIL_PROPERTY_PIVOT_VW</w:t>
               <w:br/>
@@ -5209,9 +5194,6 @@
       </w:pPr>
       <w:r>
         <w:t xml:space="preserve">6. MAXIMUS — HUB_ORG_UNIT</w:t>
-      </w:r>
-      <w:r>
-        <w:t xml:space="preserve">  [M1]</w:t>
       </w:r>
     </w:p>
     <w:tbl>
@@ -5538,7 +5520,7 @@
               <w:br/>
               <w:t xml:space="preserve">    select 'NONHLTH_TRV_CLM_VW_DATA_CLAIM_DETAILS_CLAIM_ATTRIBUTE_PROPERTIES_PIVOT_VW.STORED_COMPANY_CODE (ORG_UNIT_HKEY__COMPANY)' as src_branch,</w:t>
               <w:br/>
-              <w:t xml:space="preserve">           MD5_BINARY(NULLIF(UPPER(TRIM(CAST('HUB_ORG_UNIT|' || (nullif(trim(case when coalesce(nullif(trim(nullif(trim(to_varchar("STORED_COMPANY_CODE")), '')),'')) is not null then nullif(trim(nullif(trim(to_varchar("STORED_COMPANY_CODE")), '')), '') end),'')) AS VARCHAR))), '')) as hkey</w:t>
+              <w:t xml:space="preserve">           MD5_BINARY(NULLIF(UPPER(TRIM(CAST('HUB_ORG_UNIT|' || (nullif(trim(case when nullif(trim(nullif(trim(to_varchar("STORED_COMPANY_CODE")), '')),'') is not null then nullif(trim(nullif(trim(to_varchar("STORED_COMPANY_CODE")), '')), '') end),'')) AS VARCHAR))), '')) as hkey</w:t>
               <w:br/>
               <w:t xml:space="preserve">      from RAW.MAXIMUS_TRAVEL.NONHLTH_TRV_CLM_VW_DATA_CLAIM_DETAILS_CLAIM_ATTRIBUTE_PROPERTIES_PIVOT_VW</w:t>
               <w:br/>
@@ -5548,7 +5530,7 @@
               <w:br/>
               <w:t xml:space="preserve">    select 'NONHLTH_TRV_CLM_VW_DATA_CLAIM_DETAILS_CLAIM_ATTRIBUTE_PROPERTIES_PIVOT_VW.HUB_LOCATION (ORG_UNIT_HKEY__OPERATING_HUB)' as src_branch,</w:t>
               <w:br/>
-              <w:t xml:space="preserve">           MD5_BINARY(NULLIF(UPPER(TRIM(CAST('HUB_ORG_UNIT|' || (nullif(trim(case when coalesce(nullif(trim(nullif(trim(to_varchar("HUB_LOCATION")), '')),'')) is not null then 'ORGHUB:' || nullif(trim(nullif(trim(to_varchar("HUB_LOCATION")), '')), '') end),'')) AS VARCHAR))), '')) as hkey</w:t>
+              <w:t xml:space="preserve">           MD5_BINARY(NULLIF(UPPER(TRIM(CAST('HUB_ORG_UNIT|' || (nullif(trim(case when nullif(trim(nullif(trim(to_varchar("HUB_LOCATION")), '')),'') is not null then 'ORGHUB:' || nullif(trim(nullif(trim(to_varchar("HUB_LOCATION")), '')), '') end),'')) AS VARCHAR))), '')) as hkey</w:t>
               <w:br/>
               <w:t xml:space="preserve">      from RAW.MAXIMUS_TRAVEL.NONHLTH_TRV_CLM_VW_DATA_CLAIM_DETAILS_CLAIM_ATTRIBUTE_PROPERTIES_PIVOT_VW</w:t>
               <w:br/>
@@ -5558,7 +5540,7 @@
               <w:br/>
               <w:t xml:space="preserve">    select 'NONHLTH_TRV_UWR_VW_DATA_POLICY_DETAILS.POLICY_BRANCH_NAME (ORG_UNIT_HKEY)' as src_branch,</w:t>
               <w:br/>
-              <w:t xml:space="preserve">           MD5_BINARY(NULLIF(UPPER(TRIM(CAST('HUB_ORG_UNIT|' || (nullif(trim(case when coalesce(nullif(trim(nullif(trim(to_varchar("POLICY_BRANCH_NAME")), '')),'')) is not null then 'ORGUNIT:' || md5(upper(trim(nullif(trim(nullif(trim(to_varchar("POLICY_BRANCH_NAME")), '')), '')))) end),'')) AS VARCHAR))), '')) as hkey</w:t>
+              <w:t xml:space="preserve">           MD5_BINARY(NULLIF(UPPER(TRIM(CAST('HUB_ORG_UNIT|' || (nullif(trim(case when nullif(trim(nullif(trim(to_varchar("POLICY_BRANCH_NAME")), '')),'') is not null then 'ORGUNIT:' || md5(upper(trim(nullif(trim(nullif(trim(to_varchar("POLICY_BRANCH_NAME")), '')), '')))) end),'')) AS VARCHAR))), '')) as hkey</w:t>
               <w:br/>
               <w:t xml:space="preserve">      from RAW.MAXIMUS_TRAVEL.NONHLTH_TRV_UWR_VW_DATA_POLICY_DETAILS</w:t>
               <w:br/>
@@ -5568,7 +5550,7 @@
               <w:br/>
               <w:t xml:space="preserve">    select 'NONHLTH_TRV_UWR_VW_DATA_POLICY_DETAILS_OFFICE_DETAILS.OFFICE_CODE (ORG_UNIT_HKEY)' as src_branch,</w:t>
               <w:br/>
-              <w:t xml:space="preserve">           MD5_BINARY(NULLIF(UPPER(TRIM(CAST('HUB_ORG_UNIT|' || (nullif(trim(case when coalesce(nullif(trim(nullif(trim(to_varchar("OFFICE_CODE")), '')),'')) is not null then 'ORGUNIT:' || nullif(trim(nullif(trim(to_varchar("OFFICE_CODE")), '')), '') end),'')) AS VARCHAR))), '')) as hkey</w:t>
+              <w:t xml:space="preserve">           MD5_BINARY(NULLIF(UPPER(TRIM(CAST('HUB_ORG_UNIT|' || (nullif(trim(case when nullif(trim(nullif(trim(to_varchar("OFFICE_CODE")), '')),'') is not null then 'ORGUNIT:' || nullif(trim(nullif(trim(to_varchar("OFFICE_CODE")), '')), '') end),'')) AS VARCHAR))), '')) as hkey</w:t>
               <w:br/>
               <w:t xml:space="preserve">      from RAW.MAXIMUS_TRAVEL.NONHLTH_TRV_UWR_VW_DATA_POLICY_DETAILS_OFFICE_DETAILS</w:t>
               <w:br/>
@@ -5578,7 +5560,7 @@
               <w:br/>
               <w:t xml:space="preserve">    select 'NONHLTH_TRV_UWR_VW_DATA_POLICY_DETAILS_OFFICE_DETAILS_OFFICE_ADDRESS_ADDRESS_PROPERTY_PIVOT_VW.[] (ORG_UNIT_HKEY)' as src_branch,</w:t>
               <w:br/>
-              <w:t xml:space="preserve">           MD5_BINARY(NULLIF(UPPER(TRIM(CAST('HUB_ORG_UNIT|' || (nullif(trim(case when coalesce(nullif(trim(w6_office_code),'')) is not null then 'ORGUNIT:' || nullif(trim(w6_office_code), '') end),'')) AS VARCHAR))), '')) as hkey</w:t>
+              <w:t xml:space="preserve">           MD5_BINARY(NULLIF(UPPER(TRIM(CAST('HUB_ORG_UNIT|' || (nullif(trim(case when nullif(trim(w6_office_code),'') is not null then 'ORGUNIT:' || nullif(trim(w6_office_code), '') end),'')) AS VARCHAR))), '')) as hkey</w:t>
               <w:br/>
               <w:t xml:space="preserve">      from RAW.MAXIMUS_TRAVEL.NONHLTH_TRV_UWR_VW_DATA_POLICY_DETAILS_OFFICE_DETAILS_OFFICE_ADDRESS_ADDRESS_PROPERTY_PIVOT_VW</w:t>
               <w:br/>
@@ -5588,7 +5570,7 @@
               <w:br/>
               <w:t xml:space="preserve">    select 'NONHLTH_TRV_UWR_VW_DATA_POLICY_DETAILS_POLICY_PROPERTY_SIMPLE_PROPERTY_PIVOT_VW.BRANCH_CODE (ORG_UNIT_HKEY)' as src_branch,</w:t>
               <w:br/>
-              <w:t xml:space="preserve">           MD5_BINARY(NULLIF(UPPER(TRIM(CAST('HUB_ORG_UNIT|' || (nullif(trim(case when coalesce(nullif(trim(nullif(trim(to_varchar("BRANCH_CODE")), '')),'')) is not null then nullif(trim(nullif(trim(to_varchar("BRANCH_CODE")), '')), '') end),'')) AS VARCHAR))), '')) as hkey</w:t>
+              <w:t xml:space="preserve">           MD5_BINARY(NULLIF(UPPER(TRIM(CAST('HUB_ORG_UNIT|' || (nullif(trim(case when nullif(trim(nullif(trim(to_varchar("BRANCH_CODE")), '')),'') is not null then nullif(trim(nullif(trim(to_varchar("BRANCH_CODE")), '')), '') end),'')) AS VARCHAR))), '')) as hkey</w:t>
               <w:br/>
               <w:t xml:space="preserve">      from RAW.MAXIMUS_TRAVEL.NONHLTH_TRV_UWR_VW_DATA_POLICY_DETAILS_POLICY_PROPERTY_SIMPLE_PROPERTY_PIVOT_VW</w:t>
               <w:br/>
@@ -5598,7 +5580,7 @@
               <w:br/>
               <w:t xml:space="preserve">    select 'NONHLTH_TRV_UWR_VW_DATA_POLICY_DETAILS_PROPOSER_DETAILS_PARTY_PROPERTY_SIMPLE_PROPERTY_PIVOT_VW.LOCATION_CODE (ORG_UNIT_HKEY__SERVICING_BRANCH)' as src_branch,</w:t>
               <w:br/>
-              <w:t xml:space="preserve">           MD5_BINARY(NULLIF(UPPER(TRIM(CAST('HUB_ORG_UNIT|' || (nullif(trim(case when coalesce(nullif(trim(nullif(trim(to_varchar("LOCATION_CODE")), '')),'')) is not null then nullif(trim(nullif(trim(to_varchar("LOCATION_CODE")), '')), '') end),'')) AS VARCHAR))), '')) as hkey</w:t>
+              <w:t xml:space="preserve">           MD5_BINARY(NULLIF(UPPER(TRIM(CAST('HUB_ORG_UNIT|' || (nullif(trim(case when nullif(trim(nullif(trim(to_varchar("LOCATION_CODE")), '')),'') is not null then nullif(trim(nullif(trim(to_varchar("LOCATION_CODE")), '')), '') end),'')) AS VARCHAR))), '')) as hkey</w:t>
               <w:br/>
               <w:t xml:space="preserve">      from RAW.MAXIMUS_TRAVEL.NONHLTH_TRV_UWR_VW_DATA_POLICY_DETAILS_PROPOSER_DETAILS_PARTY_PROPERTY_SIMPLE_PROPERTY_PIVOT_VW</w:t>
               <w:br/>
@@ -5608,7 +5590,7 @@
               <w:br/>
               <w:t xml:space="preserve">    select 'NONHLTH_TRV_UWR_VW_DATA_QUOTE_PARAM_DETAILS.POLICY_BRANCH_NAME (ORG_UNIT_HKEY__POLICY_ISSUING_BRANCH)' as src_branch,</w:t>
               <w:br/>
-              <w:t xml:space="preserve">           MD5_BINARY(NULLIF(UPPER(TRIM(CAST('HUB_ORG_UNIT|' || (nullif(trim(case when coalesce(nullif(trim(nullif(trim(to_varchar("POLICY_BRANCH_NAME")), '')),'')) is not null then 'ORGUNIT:' || md5(upper(trim(nullif(trim(nullif(trim(to_varchar("POLICY_BRANCH_NAME")), '')), '')))) end),'')) AS VARCHAR))), '')) as hkey</w:t>
+              <w:t xml:space="preserve">           MD5_BINARY(NULLIF(UPPER(TRIM(CAST('HUB_ORG_UNIT|' || (nullif(trim(case when nullif(trim(nullif(trim(to_varchar("POLICY_BRANCH_NAME")), '')),'') is not null then 'ORGUNIT:' || md5(upper(trim(nullif(trim(nullif(trim(to_varchar("POLICY_BRANCH_NAME")), '')), '')))) end),'')) AS VARCHAR))), '')) as hkey</w:t>
               <w:br/>
               <w:t xml:space="preserve">      from RAW.MAXIMUS_TRAVEL.NONHLTH_TRV_UWR_VW_DATA_QUOTE_PARAM_DETAILS</w:t>
               <w:br/>
@@ -5618,7 +5600,7 @@
               <w:br/>
               <w:t xml:space="preserve">    select 'NONHLTH_TRV_UWR_VW_DATA_QUOTE_PARAM_DETAILS_POLICY_PROPERTY_RULE_LIST_PIVOT_VW.BRANCH_CODE (ORG_UNIT_HKEY)' as src_branch,</w:t>
               <w:br/>
-              <w:t xml:space="preserve">           MD5_BINARY(NULLIF(UPPER(TRIM(CAST('HUB_ORG_UNIT|' || (nullif(trim(case when coalesce(nullif(trim(nullif(trim(to_varchar("BRANCH_CODE")), '')),'')) is not null then nullif(trim(nullif(trim(to_varchar("BRANCH_CODE")), '')), '') end),'')) AS VARCHAR))), '')) as hkey</w:t>
+              <w:t xml:space="preserve">           MD5_BINARY(NULLIF(UPPER(TRIM(CAST('HUB_ORG_UNIT|' || (nullif(trim(case when nullif(trim(nullif(trim(to_varchar("BRANCH_CODE")), '')),'') is not null then nullif(trim(nullif(trim(to_varchar("BRANCH_CODE")), '')), '') end),'')) AS VARCHAR))), '')) as hkey</w:t>
               <w:br/>
               <w:t xml:space="preserve">      from RAW.MAXIMUS_TRAVEL.NONHLTH_TRV_UWR_VW_DATA_QUOTE_PARAM_DETAILS_POLICY_PROPERTY_RULE_LIST_PIVOT_VW</w:t>
               <w:br/>
@@ -5694,9 +5676,6 @@
       </w:pPr>
       <w:r>
         <w:t xml:space="preserve">7. MAXIMUS — HUB_DISTRIBUTION_CHANNEL</w:t>
-      </w:r>
-      <w:r>
-        <w:t xml:space="preserve">  [M1]</w:t>
       </w:r>
     </w:p>
     <w:tbl>
@@ -6023,7 +6002,7 @@
               <w:br/>
               <w:t xml:space="preserve">    select 'NONHLTH_TRV_CLM_VW_DATA_CLAIM_DETAILS_CLAIM_ATTRIBUTE_PROPERTIES_PIVOT_VW.DEALER_CODE (DISTRIBUTION_CHANNEL_HKEY__DEALER)' as src_branch,</w:t>
               <w:br/>
-              <w:t xml:space="preserve">           MD5_BINARY(NULLIF(UPPER(TRIM(CAST('HUB_DISTRIBUTION_CHANNEL|' || (nullif(trim(case when coalesce(nullif(trim(nullif(trim(to_varchar("DEALER_CODE")), '')),'')) is not null then 'DEALER:' || nullif(trim(nullif(trim(to_varchar("DEALER_CODE")), '')), '') end),'')) AS VARCHAR))), '')) as hkey</w:t>
+              <w:t xml:space="preserve">           MD5_BINARY(NULLIF(UPPER(TRIM(CAST('HUB_DISTRIBUTION_CHANNEL|' || (nullif(trim(case when nullif(trim(nullif(trim(to_varchar("DEALER_CODE")), '')),'') is not null then 'DEALER:' || nullif(trim(nullif(trim(to_varchar("DEALER_CODE")), '')), '') end),'')) AS VARCHAR))), '')) as hkey</w:t>
               <w:br/>
               <w:t xml:space="preserve">      from RAW.MAXIMUS_TRAVEL.NONHLTH_TRV_CLM_VW_DATA_CLAIM_DETAILS_CLAIM_ATTRIBUTE_PROPERTIES_PIVOT_VW</w:t>
               <w:br/>
@@ -6033,7 +6012,7 @@
               <w:br/>
               <w:t xml:space="preserve">    select 'NONHLTH_TRV_CLM_VW_DATA_CLAIM_DETAILS_CLAIM_ATTRIBUTE_PROPERTIES_PIVOT_VW.INTERMEDIARY_CODE (DISTRIBUTION_CHANNEL_HKEY__INTERMEDIARY)' as src_branch,</w:t>
               <w:br/>
-              <w:t xml:space="preserve">           MD5_BINARY(NULLIF(UPPER(TRIM(CAST('HUB_DISTRIBUTION_CHANNEL|' || (nullif(trim(case when coalesce(nullif(trim(nullif(trim(to_varchar("INTERMEDIARY_CODE")), '')),'')) is not null then 'IMD:' || nullif(trim(nullif(trim(to_varchar("INTERMEDIARY_CODE")), '')), '') end),'')) AS VARCHAR))), '')) as hkey</w:t>
+              <w:t xml:space="preserve">           MD5_BINARY(NULLIF(UPPER(TRIM(CAST('HUB_DISTRIBUTION_CHANNEL|' || (nullif(trim(case when nullif(trim(nullif(trim(to_varchar("INTERMEDIARY_CODE")), '')),'') is not null then 'IMD:' || nullif(trim(nullif(trim(to_varchar("INTERMEDIARY_CODE")), '')), '') end),'')) AS VARCHAR))), '')) as hkey</w:t>
               <w:br/>
               <w:t xml:space="preserve">      from RAW.MAXIMUS_TRAVEL.NONHLTH_TRV_CLM_VW_DATA_CLAIM_DETAILS_CLAIM_ATTRIBUTE_PROPERTIES_PIVOT_VW</w:t>
               <w:br/>
@@ -6043,7 +6022,7 @@
               <w:br/>
               <w:t xml:space="preserve">    select 'NONHLTH_TRV_UWR_VW_DATA_POLICY_DETAILS_INSURED_DETAILS_MEMBER_DETAILS_PARTY_PROPERTY_SIMPLE_PROPERTY_PIVOT_VW.PARTNER_REF (DISTRIBUTION_CHANNEL_HKEY)' as src_branch,</w:t>
               <w:br/>
-              <w:t xml:space="preserve">           MD5_BINARY(NULLIF(UPPER(TRIM(CAST('HUB_DISTRIBUTION_CHANNEL|' || (nullif(trim(case when coalesce(nullif(trim(nullif(trim(to_varchar("PARTNER_REF")), '')),'')) is not null then nullif(trim(nullif(trim(to_varchar("PARTNER_REF")), '')), '') end),'')) AS VARCHAR))), '')) as hkey</w:t>
+              <w:t xml:space="preserve">           MD5_BINARY(NULLIF(UPPER(TRIM(CAST('HUB_DISTRIBUTION_CHANNEL|' || (nullif(trim(case when nullif(trim(nullif(trim(to_varchar("PARTNER_REF")), '')),'') is not null then nullif(trim(nullif(trim(to_varchar("PARTNER_REF")), '')), '') end),'')) AS VARCHAR))), '')) as hkey</w:t>
               <w:br/>
               <w:t xml:space="preserve">      from RAW.MAXIMUS_TRAVEL.NONHLTH_TRV_UWR_VW_DATA_POLICY_DETAILS_INSURED_DETAILS_MEMBER_DETAILS_PARTY_PROPERTY_SIMPLE_PROPERTY_PIVOT_VW</w:t>
               <w:br/>
@@ -6053,7 +6032,7 @@
               <w:br/>
               <w:t xml:space="preserve">    select 'NONHLTH_TRV_UWR_VW_DATA_POLICY_DETAILS_POLICY_PROPERTY_SIMPLE_PROPERTY_PIVOT_VW.IMD_CODE (DISTRIBUTION_CHANNEL_HKEY)' as src_branch,</w:t>
               <w:br/>
-              <w:t xml:space="preserve">           MD5_BINARY(NULLIF(UPPER(TRIM(CAST('HUB_DISTRIBUTION_CHANNEL|' || (nullif(trim(case when coalesce(nullif(trim(nullif(trim(to_varchar("IMD_CODE")), '')),'')) is not null then nullif(trim(nullif(trim(to_varchar("IMD_CODE")), '')), '') end),'')) AS VARCHAR))), '')) as hkey</w:t>
+              <w:t xml:space="preserve">           MD5_BINARY(NULLIF(UPPER(TRIM(CAST('HUB_DISTRIBUTION_CHANNEL|' || (nullif(trim(case when nullif(trim(nullif(trim(to_varchar("IMD_CODE")), '')),'') is not null then nullif(trim(nullif(trim(to_varchar("IMD_CODE")), '')), '') end),'')) AS VARCHAR))), '')) as hkey</w:t>
               <w:br/>
               <w:t xml:space="preserve">      from RAW.MAXIMUS_TRAVEL.NONHLTH_TRV_UWR_VW_DATA_POLICY_DETAILS_POLICY_PROPERTY_SIMPLE_PROPERTY_PIVOT_VW</w:t>
               <w:br/>
@@ -6063,7 +6042,7 @@
               <w:br/>
               <w:t xml:space="preserve">    select 'NONHLTH_TRV_UWR_VW_DATA_POLICY_DETAILS_PROPOSER_DETAILS_PARTY_PROPERTY_SIMPLE_PROPERTY_PIVOT_VW.AGENT_CHANNEL (DISTRIBUTION_CHANNEL_HKEY)' as src_branch,</w:t>
               <w:br/>
-              <w:t xml:space="preserve">           MD5_BINARY(NULLIF(UPPER(TRIM(CAST('HUB_DISTRIBUTION_CHANNEL|' || (nullif(trim(case when coalesce(nullif(trim(nullif(trim(to_varchar("AGENT_CHANNEL")), '')),'')) is not null then nullif(trim(nullif(trim(to_varchar("AGENT_CHANNEL")), '')), '') end),'')) AS VARCHAR))), '')) as hkey</w:t>
+              <w:t xml:space="preserve">           MD5_BINARY(NULLIF(UPPER(TRIM(CAST('HUB_DISTRIBUTION_CHANNEL|' || (nullif(trim(case when nullif(trim(nullif(trim(to_varchar("AGENT_CHANNEL")), '')),'') is not null then nullif(trim(nullif(trim(to_varchar("AGENT_CHANNEL")), '')), '') end),'')) AS VARCHAR))), '')) as hkey</w:t>
               <w:br/>
               <w:t xml:space="preserve">      from RAW.MAXIMUS_TRAVEL.NONHLTH_TRV_UWR_VW_DATA_POLICY_DETAILS_PROPOSER_DETAILS_PARTY_PROPERTY_SIMPLE_PROPERTY_PIVOT_VW</w:t>
               <w:br/>
@@ -6073,7 +6052,7 @@
               <w:br/>
               <w:t xml:space="preserve">    select 'NONHLTH_TRV_UWR_VW_DATA_POLICY_DETAILS_PROPOSER_DETAILS_PARTY_PROPERTY_SIMPLE_PROPERTY_PIVOT_VW.PARTNER_REF (DISTRIBUTION_CHANNEL_HKEY__V2)' as src_branch,</w:t>
               <w:br/>
-              <w:t xml:space="preserve">           MD5_BINARY(NULLIF(UPPER(TRIM(CAST('HUB_DISTRIBUTION_CHANNEL|' || (nullif(trim(case when coalesce(nullif(trim(nullif(trim(to_varchar("PARTNER_REF")), '')),'')) is not null then nullif(trim(nullif(trim(to_varchar("PARTNER_REF")), '')), '') end),'')) AS VARCHAR))), '')) as hkey</w:t>
+              <w:t xml:space="preserve">           MD5_BINARY(NULLIF(UPPER(TRIM(CAST('HUB_DISTRIBUTION_CHANNEL|' || (nullif(trim(case when nullif(trim(nullif(trim(to_varchar("PARTNER_REF")), '')),'') is not null then nullif(trim(nullif(trim(to_varchar("PARTNER_REF")), '')), '') end),'')) AS VARCHAR))), '')) as hkey</w:t>
               <w:br/>
               <w:t xml:space="preserve">      from RAW.MAXIMUS_TRAVEL.NONHLTH_TRV_UWR_VW_DATA_POLICY_DETAILS_PROPOSER_DETAILS_PARTY_PROPERTY_SIMPLE_PROPERTY_PIVOT_VW</w:t>
               <w:br/>
@@ -6083,7 +6062,7 @@
               <w:br/>
               <w:t xml:space="preserve">    select 'NONHLTH_TRV_UWR_VW_DATA_QUOTE_PARAM_DETAILS.AGENT_CODE (DISTRIBUTION_CHANNEL_HKEY)' as src_branch,</w:t>
               <w:br/>
-              <w:t xml:space="preserve">           MD5_BINARY(NULLIF(UPPER(TRIM(CAST('HUB_DISTRIBUTION_CHANNEL|' || (nullif(trim(case when coalesce(nullif(trim(nullif(trim(to_varchar("AGENT_CODE")), '')),'')) is not null then nullif(trim(nullif(trim(to_varchar("AGENT_CODE")), '')), '') end),'')) AS VARCHAR))), '')) as hkey</w:t>
+              <w:t xml:space="preserve">           MD5_BINARY(NULLIF(UPPER(TRIM(CAST('HUB_DISTRIBUTION_CHANNEL|' || (nullif(trim(case when nullif(trim(nullif(trim(to_varchar("AGENT_CODE")), '')),'') is not null then nullif(trim(nullif(trim(to_varchar("AGENT_CODE")), '')), '') end),'')) AS VARCHAR))), '')) as hkey</w:t>
               <w:br/>
               <w:t xml:space="preserve">      from RAW.MAXIMUS_TRAVEL.NONHLTH_TRV_UWR_VW_DATA_QUOTE_PARAM_DETAILS</w:t>
               <w:br/>
@@ -6093,7 +6072,7 @@
               <w:br/>
               <w:t xml:space="preserve">    select 'NONHLTH_TRV_UWR_VW_DATA_QUOTE_PARAM_DETAILS_POLICY_PROPERTY_RULE_LIST_PIVOT_VW.IMD_CODE (DISTRIBUTION_CHANNEL_HKEY)' as src_branch,</w:t>
               <w:br/>
-              <w:t xml:space="preserve">           MD5_BINARY(NULLIF(UPPER(TRIM(CAST('HUB_DISTRIBUTION_CHANNEL|' || (nullif(trim(case when coalesce(nullif(trim(nullif(trim(to_varchar("IMD_CODE")), '')),'')) is not null then nullif(trim(nullif(trim(to_varchar("IMD_CODE")), '')), '') end),'')) AS VARCHAR))), '')) as hkey</w:t>
+              <w:t xml:space="preserve">           MD5_BINARY(NULLIF(UPPER(TRIM(CAST('HUB_DISTRIBUTION_CHANNEL|' || (nullif(trim(case when nullif(trim(nullif(trim(to_varchar("IMD_CODE")), '')),'') is not null then nullif(trim(nullif(trim(to_varchar("IMD_CODE")), '')), '') end),'')) AS VARCHAR))), '')) as hkey</w:t>
               <w:br/>
               <w:t xml:space="preserve">      from RAW.MAXIMUS_TRAVEL.NONHLTH_TRV_UWR_VW_DATA_QUOTE_PARAM_DETAILS_POLICY_PROPERTY_RULE_LIST_PIVOT_VW</w:t>
               <w:br/>
@@ -6169,9 +6148,6 @@
       </w:pPr>
       <w:r>
         <w:t xml:space="preserve">8. MAXIMUS — HUB_FINANCIAL_TRANSACTION</w:t>
-      </w:r>
-      <w:r>
-        <w:t xml:space="preserve">  [M1]</w:t>
       </w:r>
     </w:p>
     <w:tbl>
@@ -6498,7 +6474,7 @@
               <w:br/>
               <w:t xml:space="preserve">    select 'NONHLTH_TRV_CLM_VW_DATA_CLAIM_DETAILS_CLAIM_PAYMENT_PAYMENTPROPERTY_PIVOT_VW.[] (FINANCIAL_TRANSACTION_HKEY__CLAIM_PAYMENT)' as src_branch,</w:t>
               <w:br/>
-              <w:t xml:space="preserve">           MD5_BINARY(NULLIF(UPPER(TRIM(CAST('HUB_FINANCIAL_TRANSACTION|' || (nullif(trim(case when coalesce(nullif(trim(w1_claimpaymentid),'')) is not null then 'PAY:' || nullif(trim(w1_claimpaymentid), '') end),'')) AS VARCHAR))), '')) as hkey</w:t>
+              <w:t xml:space="preserve">           MD5_BINARY(NULLIF(UPPER(TRIM(CAST('HUB_FINANCIAL_TRANSACTION|' || (nullif(trim(case when nullif(trim(w1_claimpaymentid),'') is not null then 'PAY:' || nullif(trim(w1_claimpaymentid), '') end),'')) AS VARCHAR))), '')) as hkey</w:t>
               <w:br/>
               <w:t xml:space="preserve">      from RAW.MAXIMUS_TRAVEL.NONHLTH_TRV_CLM_VW_DATA_CLAIM_DETAILS_CLAIM_PAYMENT_PAYMENTPROPERTY_PIVOT_VW</w:t>
               <w:br/>
@@ -6508,7 +6484,7 @@
               <w:br/>
               <w:t xml:space="preserve">    select 'NONHLTH_TRV_CLM_VW_DATA_CLAIM_DETAILS_CLAIM_RISK_RISK_ATTRIBUTE_MULTI_SET_PROPERTY_MULTI_SET_DETAIL_PROPERTY_PIVOT_VW.INVOICE_NUMBER (FINANCIAL_TRANSACTION_HKEY__CLAIM_BILL_INVOICE)' as src_branch,</w:t>
               <w:br/>
-              <w:t xml:space="preserve">           MD5_BINARY(NULLIF(UPPER(TRIM(CAST('HUB_FINANCIAL_TRANSACTION|' || (nullif(trim(case when coalesce(nullif(trim(nullif(trim(to_varchar("INVOICE_NUMBER")), '')),'')) is not null then 'INV:' || nullif(trim(nullif(trim(to_varchar("INVOICE_NUMBER")), '')), '') end),'')) AS VARCHAR))), '')) as hkey</w:t>
+              <w:t xml:space="preserve">           MD5_BINARY(NULLIF(UPPER(TRIM(CAST('HUB_FINANCIAL_TRANSACTION|' || (nullif(trim(case when nullif(trim(nullif(trim(to_varchar("INVOICE_NUMBER")), '')),'') is not null then 'INV:' || nullif(trim(nullif(trim(to_varchar("INVOICE_NUMBER")), '')), '') end),'')) AS VARCHAR))), '')) as hkey</w:t>
               <w:br/>
               <w:t xml:space="preserve">      from RAW.MAXIMUS_TRAVEL.NONHLTH_TRV_CLM_VW_DATA_CLAIM_DETAILS_CLAIM_RISK_RISK_ATTRIBUTE_MULTI_SET_PROPERTY_MULTI_SET_DETAIL_PROPERTY_PIVOT_VW</w:t>
               <w:br/>
@@ -6518,7 +6494,7 @@
               <w:br/>
               <w:t xml:space="preserve">    select 'NONHLTH_TRV_CLM_VW_DATA_CLAIM_DETAILS_CLAIM_RISK_RISK_ATTRIBUTE_MULTI_SET_PROPERTY_MULTI_SET_DETAIL_PROPERTY_PIVOT_VW.PAYMENT_ID (FINANCIAL_TRANSACTION_HKEY__CLAIM_PAYMENT)' as src_branch,</w:t>
               <w:br/>
-              <w:t xml:space="preserve">           MD5_BINARY(NULLIF(UPPER(TRIM(CAST('HUB_FINANCIAL_TRANSACTION|' || (nullif(trim(case when coalesce(nullif(trim(nullif(trim(to_varchar("PAYMENT_ID")), '')),'')) is not null then 'PAY:' || nullif(trim(nullif(trim(to_varchar("PAYMENT_ID")), '')), '') end),'')) AS VARCHAR))), '')) as hkey</w:t>
+              <w:t xml:space="preserve">           MD5_BINARY(NULLIF(UPPER(TRIM(CAST('HUB_FINANCIAL_TRANSACTION|' || (nullif(trim(case when nullif(trim(nullif(trim(to_varchar("PAYMENT_ID")), '')),'') is not null then 'PAY:' || nullif(trim(nullif(trim(to_varchar("PAYMENT_ID")), '')), '') end),'')) AS VARCHAR))), '')) as hkey</w:t>
               <w:br/>
               <w:t xml:space="preserve">      from RAW.MAXIMUS_TRAVEL.NONHLTH_TRV_CLM_VW_DATA_CLAIM_DETAILS_CLAIM_RISK_RISK_ATTRIBUTE_MULTI_SET_PROPERTY_MULTI_SET_DETAIL_PROPERTY_PIVOT_VW</w:t>
               <w:br/>
@@ -6528,7 +6504,7 @@
               <w:br/>
               <w:t xml:space="preserve">    select 'NONHLTH_TRV_UWR_VW_DATA_POLICY_DETAILS_POLICY_PAYMENT_INFORMATION.TRANSACTION_ID (FINANCIAL_TRANSACTION_HKEY)' as src_branch,</w:t>
               <w:br/>
-              <w:t xml:space="preserve">           MD5_BINARY(NULLIF(UPPER(TRIM(CAST('HUB_FINANCIAL_TRANSACTION|' || (nullif(trim(case when coalesce(nullif(trim(nullif(trim(to_varchar("TRANSACTION_ID")), '')),'')) is not null then nullif(trim(nullif(trim(to_varchar("TRANSACTION_ID")), '')), '') end),'')) AS VARCHAR))), '')) as hkey</w:t>
+              <w:t xml:space="preserve">           MD5_BINARY(NULLIF(UPPER(TRIM(CAST('HUB_FINANCIAL_TRANSACTION|' || (nullif(trim(case when nullif(trim(nullif(trim(to_varchar("TRANSACTION_ID")), '')),'') is not null then nullif(trim(nullif(trim(to_varchar("TRANSACTION_ID")), '')), '') end),'')) AS VARCHAR))), '')) as hkey</w:t>
               <w:br/>
               <w:t xml:space="preserve">      from RAW.MAXIMUS_TRAVEL.NONHLTH_TRV_UWR_VW_DATA_POLICY_DETAILS_POLICY_PAYMENT_INFORMATION</w:t>
               <w:br/>
@@ -6548,7 +6524,7 @@
               <w:br/>
               <w:t xml:space="preserve">    select 'NONHLTH_TRV_UWR_VW_DATA_QUOTE_PARAM_DETAILS.POLICY_QUOTE_NUMBER (FINANCIAL_TRANSACTION_HKEY__QUOTE_PREMIUM)' as src_branch,</w:t>
               <w:br/>
-              <w:t xml:space="preserve">           MD5_BINARY(NULLIF(UPPER(TRIM(CAST('HUB_FINANCIAL_TRANSACTION|' || (nullif(trim(case when coalesce(nullif(trim(nullif(trim(to_varchar("POLICY_QUOTE_NUMBER")), '')),'')) is not null then 'QUOTEPREM:' || nullif(trim(nullif(trim(to_varchar("POLICY_QUOTE_NUMBER")), '')), '') end),'')) AS VARCHAR))), '')) as hkey</w:t>
+              <w:t xml:space="preserve">           MD5_BINARY(NULLIF(UPPER(TRIM(CAST('HUB_FINANCIAL_TRANSACTION|' || (nullif(trim(case when nullif(trim(nullif(trim(to_varchar("POLICY_QUOTE_NUMBER")), '')),'') is not null then 'QUOTEPREM:' || nullif(trim(nullif(trim(to_varchar("POLICY_QUOTE_NUMBER")), '')), '') end),'')) AS VARCHAR))), '')) as hkey</w:t>
               <w:br/>
               <w:t xml:space="preserve">      from RAW.MAXIMUS_TRAVEL.NONHLTH_TRV_UWR_VW_DATA_QUOTE_PARAM_DETAILS</w:t>
               <w:br/>
@@ -6558,7 +6534,7 @@
               <w:br/>
               <w:t xml:space="preserve">    select 'NONHLTH_TRV_UWR_VW_DATA_QUOTE_PARAM_DETAILS_POLICY_PROPERTY_RULE_LIST_PIVOT_VW.[] (FINANCIAL_TRANSACTION_HKEY__QUOTE_PREMIUM)' as src_branch,</w:t>
               <w:br/>
-              <w:t xml:space="preserve">           MD5_BINARY(NULLIF(UPPER(TRIM(CAST('HUB_FINANCIAL_TRANSACTION|' || (nullif(trim(case when coalesce(nullif(trim(w0_policy_quote_number),'')) is not null then 'QUOTEPREM:' || nullif(trim(w0_policy_quote_number), '') end),'')) AS VARCHAR))), '')) as hkey</w:t>
+              <w:t xml:space="preserve">           MD5_BINARY(NULLIF(UPPER(TRIM(CAST('HUB_FINANCIAL_TRANSACTION|' || (nullif(trim(case when nullif(trim(w0_policy_quote_number),'') is not null then 'QUOTEPREM:' || nullif(trim(w0_policy_quote_number), '') end),'')) AS VARCHAR))), '')) as hkey</w:t>
               <w:br/>
               <w:t xml:space="preserve">      from RAW.MAXIMUS_TRAVEL.NONHLTH_TRV_UWR_VW_DATA_QUOTE_PARAM_DETAILS_POLICY_PROPERTY_RULE_LIST_PIVOT_VW</w:t>
               <w:br/>
@@ -6568,7 +6544,7 @@
               <w:br/>
               <w:t xml:space="preserve">    select 'NONHLTH_TRV_CLM_VW_DATA_CLAIM_DETAILS_CLAIM_PAYMENT_PAYMENTPROPERTY_PIVOT_VW (literal arm) (FINANCIAL_TRANSACTION_HKEY__CLAIM_PAYMENT / sat_fintxn_tax)' as src_branch,</w:t>
               <w:br/>
-              <w:t xml:space="preserve">           MD5_BINARY(NULLIF(UPPER(TRIM(CAST('HUB_FINANCIAL_TRANSACTION|' || ((nullif(trim(case when coalesce(nullif(trim(w1_claimpaymentid),'')) is not null then 'PAY:' || nullif(trim(w1_claimpaymentid), '') end),''))) AS VARCHAR))), '')) as hkey</w:t>
+              <w:t xml:space="preserve">           MD5_BINARY(NULLIF(UPPER(TRIM(CAST('HUB_FINANCIAL_TRANSACTION|' || ((nullif(trim(case when nullif(trim(w1_claimpaymentid),'') is not null then 'PAY:' || nullif(trim(w1_claimpaymentid), '') end),''))) AS VARCHAR))), '')) as hkey</w:t>
               <w:br/>
               <w:t xml:space="preserve">      from RAW.MAXIMUS_TRAVEL.NONHLTH_TRV_CLM_VW_DATA_CLAIM_DETAILS_CLAIM_PAYMENT_PAYMENTPROPERTY_PIVOT_VW</w:t>
               <w:br/>
@@ -6580,7 +6556,7 @@
               <w:br/>
               <w:t xml:space="preserve">    select 'NONHLTH_TRV_CLM_VW_DATA_CLAIM_DETAILS_CLAIM_RISK_RISK_ATTRIBUTE_MULTI_SET_PROPERTY_MULTI_SET_DETAIL_PROPERTY_PIVOT_VW.INVOICE_NUMBER (FINANCIAL_TRANSACTION_HKEY__CLAIM_BILL_INVOICE / sat_fintxn_tax)' as src_branch,</w:t>
               <w:br/>
-              <w:t xml:space="preserve">           MD5_BINARY(NULLIF(UPPER(TRIM(CAST('HUB_FINANCIAL_TRANSACTION|' || ((nullif(trim(case when coalesce(nullif(trim(nullif(trim(to_varchar("INVOICE_NUMBER")), '')),'')) is not null then 'INV:' || nullif(trim(nullif(trim(to_varchar("INVOICE_NUMBER")), '')), '') end),''))) AS VARCHAR))), '')) as hkey</w:t>
+              <w:t xml:space="preserve">           MD5_BINARY(NULLIF(UPPER(TRIM(CAST('HUB_FINANCIAL_TRANSACTION|' || ((nullif(trim(case when nullif(trim(nullif(trim(to_varchar("INVOICE_NUMBER")), '')),'') is not null then 'INV:' || nullif(trim(nullif(trim(to_varchar("INVOICE_NUMBER")), '')), '') end),''))) AS VARCHAR))), '')) as hkey</w:t>
               <w:br/>
               <w:t xml:space="preserve">      from RAW.MAXIMUS_TRAVEL.NONHLTH_TRV_CLM_VW_DATA_CLAIM_DETAILS_CLAIM_RISK_RISK_ATTRIBUTE_MULTI_SET_PROPERTY_MULTI_SET_DETAIL_PROPERTY_PIVOT_VW</w:t>
               <w:br/>
@@ -6658,9 +6634,6 @@
       </w:pPr>
       <w:r>
         <w:t xml:space="preserve">9. MAXIMUS — HUB_ASSESSMENT</w:t>
-      </w:r>
-      <w:r>
-        <w:t xml:space="preserve">  [M1]</w:t>
       </w:r>
     </w:p>
     <w:tbl>
@@ -6987,7 +6960,7 @@
               <w:br/>
               <w:t xml:space="preserve">    select 'NONHLTH_TRV_UWR_VW_DATA_POLICY_DETAILS_POLICY_PROPERTY_SIMPLE_PROPERTY_PIVOT_VW.BAGIC_SCRUTINY_NUMBER (ASSESSMENT_HKEY)' as src_branch,</w:t>
               <w:br/>
-              <w:t xml:space="preserve">           MD5_BINARY(NULLIF(UPPER(TRIM(CAST('HUB_ASSESSMENT|' || (nullif(trim(case when coalesce(nullif(trim(nullif(trim(to_varchar("BAGIC_SCRUTINY_NUMBER")), '')),'')) is not null then 'SCRUTINY:' || nullif(trim(nullif(trim(to_varchar("BAGIC_SCRUTINY_NUMBER")), '')), '') end),'')) AS VARCHAR))), '')) as hkey</w:t>
+              <w:t xml:space="preserve">           MD5_BINARY(NULLIF(UPPER(TRIM(CAST('HUB_ASSESSMENT|' || (nullif(trim(case when nullif(trim(nullif(trim(to_varchar("BAGIC_SCRUTINY_NUMBER")), '')),'') is not null then 'SCRUTINY:' || nullif(trim(nullif(trim(to_varchar("BAGIC_SCRUTINY_NUMBER")), '')), '') end),'')) AS VARCHAR))), '')) as hkey</w:t>
               <w:br/>
               <w:t xml:space="preserve">      from RAW.MAXIMUS_TRAVEL.NONHLTH_TRV_UWR_VW_DATA_POLICY_DETAILS_POLICY_PROPERTY_SIMPLE_PROPERTY_PIVOT_VW</w:t>
               <w:br/>
@@ -6997,7 +6970,7 @@
               <w:br/>
               <w:t xml:space="preserve">    select 'NONHLTH_TRV_UWR_VW_DATA_POLICY_DETAILS_TELE_VERIFICATION_DETAILS.TRANSACTION_ID (ASSESSMENT_HKEY__TELE_VERIFICATION)' as src_branch,</w:t>
               <w:br/>
-              <w:t xml:space="preserve">           MD5_BINARY(NULLIF(UPPER(TRIM(CAST('HUB_ASSESSMENT|' || (nullif(trim(case when coalesce(nullif(trim(nullif(trim(to_varchar("TRANSACTION_ID")), '')),'')) is not null then 'TELEVERIF:' || nullif(trim(nullif(trim(to_varchar("TRANSACTION_ID")), '')), '') end),'')) AS VARCHAR))), '')) as hkey</w:t>
+              <w:t xml:space="preserve">           MD5_BINARY(NULLIF(UPPER(TRIM(CAST('HUB_ASSESSMENT|' || (nullif(trim(case when nullif(trim(nullif(trim(to_varchar("TRANSACTION_ID")), '')),'') is not null then 'TELEVERIF:' || nullif(trim(nullif(trim(to_varchar("TRANSACTION_ID")), '')), '') end),'')) AS VARCHAR))), '')) as hkey</w:t>
               <w:br/>
               <w:t xml:space="preserve">      from RAW.MAXIMUS_TRAVEL.NONHLTH_TRV_UWR_VW_DATA_POLICY_DETAILS_TELE_VERIFICATION_DETAILS</w:t>
               <w:br/>
@@ -7007,7 +6980,7 @@
               <w:br/>
               <w:t xml:space="preserve">    select 'NONHLTH_TRV_UWR_VW_DATA_QUOTE_PARAM_DETAILS_POLICY_PROPERTY_RULE_LIST_PIVOT_VW.BAGIC_SCRUTINY_NUMBER (ASSESSMENT_HKEY)' as src_branch,</w:t>
               <w:br/>
-              <w:t xml:space="preserve">           MD5_BINARY(NULLIF(UPPER(TRIM(CAST('HUB_ASSESSMENT|' || (nullif(trim(case when coalesce(nullif(trim(nullif(trim(to_varchar("BAGIC_SCRUTINY_NUMBER")), '')),'')) is not null then 'SCRUTINY:' || nullif(trim(nullif(trim(to_varchar("BAGIC_SCRUTINY_NUMBER")), '')), '') end),'')) AS VARCHAR))), '')) as hkey</w:t>
+              <w:t xml:space="preserve">           MD5_BINARY(NULLIF(UPPER(TRIM(CAST('HUB_ASSESSMENT|' || (nullif(trim(case when nullif(trim(nullif(trim(to_varchar("BAGIC_SCRUTINY_NUMBER")), '')),'') is not null then 'SCRUTINY:' || nullif(trim(nullif(trim(to_varchar("BAGIC_SCRUTINY_NUMBER")), '')), '') end),'')) AS VARCHAR))), '')) as hkey</w:t>
               <w:br/>
               <w:t xml:space="preserve">      from RAW.MAXIMUS_TRAVEL.NONHLTH_TRV_UWR_VW_DATA_QUOTE_PARAM_DETAILS_POLICY_PROPERTY_RULE_LIST_PIVOT_VW</w:t>
               <w:br/>
@@ -7083,9 +7056,6 @@
       </w:pPr>
       <w:r>
         <w:t xml:space="preserve">10. MAXIMUS — HUB_QUOTE</w:t>
-      </w:r>
-      <w:r>
-        <w:t xml:space="preserve">  [M1]</w:t>
       </w:r>
     </w:p>
     <w:tbl>
@@ -7412,7 +7382,7 @@
               <w:br/>
               <w:t xml:space="preserve">    select 'NONHLTH_TRV_UWR_VW_DATA_POLICY_DETAILS.QUOTATION_NUMBER (QUOTE_HKEY)' as src_branch,</w:t>
               <w:br/>
-              <w:t xml:space="preserve">           MD5_BINARY(NULLIF(UPPER(TRIM(CAST('HUB_QUOTE|' || (nullif(trim(case when coalesce(nullif(trim(nullif(trim(to_varchar("QUOTATION_NUMBER")), '')),'')) is not null then nullif(trim(nullif(trim(to_varchar("QUOTATION_NUMBER")), '')), '') end),'')) AS VARCHAR))), '')) as hkey</w:t>
+              <w:t xml:space="preserve">           MD5_BINARY(NULLIF(UPPER(TRIM(CAST('HUB_QUOTE|' || (nullif(trim(case when nullif(trim(nullif(trim(to_varchar("QUOTATION_NUMBER")), '')),'') is not null then nullif(trim(nullif(trim(to_varchar("QUOTATION_NUMBER")), '')), '') end),'')) AS VARCHAR))), '')) as hkey</w:t>
               <w:br/>
               <w:t xml:space="preserve">      from RAW.MAXIMUS_TRAVEL.NONHLTH_TRV_UWR_VW_DATA_POLICY_DETAILS</w:t>
               <w:br/>
@@ -7422,7 +7392,7 @@
               <w:br/>
               <w:t xml:space="preserve">    select 'NONHLTH_TRV_UWR_VW_DATA_POLICY_DETAILS_INSURED_DETAILS_MEMBER_DETAILS_PARTY_PROPERTY_SIMPLE_PROPERTY_PIVOT_VW.[] (QUOTE_HKEY)' as src_branch,</w:t>
               <w:br/>
-              <w:t xml:space="preserve">           MD5_BINARY(NULLIF(UPPER(TRIM(CAST('HUB_QUOTE|' || (nullif(trim(case when coalesce(nullif(trim(w1_quotation_number),'')) is not null then nullif(trim(w1_quotation_number), '') end),'')) AS VARCHAR))), '')) as hkey</w:t>
+              <w:t xml:space="preserve">           MD5_BINARY(NULLIF(UPPER(TRIM(CAST('HUB_QUOTE|' || (nullif(trim(case when nullif(trim(w1_quotation_number),'') is not null then nullif(trim(w1_quotation_number), '') end),'')) AS VARCHAR))), '')) as hkey</w:t>
               <w:br/>
               <w:t xml:space="preserve">      from RAW.MAXIMUS_TRAVEL.NONHLTH_TRV_UWR_VW_DATA_POLICY_DETAILS_INSURED_DETAILS_MEMBER_DETAILS_PARTY_PROPERTY_SIMPLE_PROPERTY_PIVOT_VW</w:t>
               <w:br/>
@@ -7432,7 +7402,7 @@
               <w:br/>
               <w:t xml:space="preserve">    select 'NONHLTH_TRV_UWR_VW_DATA_QUOTE_PARAM_DETAILS.POLICY_QUOTE_NUMBER (QUOTE_HKEY)' as src_branch,</w:t>
               <w:br/>
-              <w:t xml:space="preserve">           MD5_BINARY(NULLIF(UPPER(TRIM(CAST('HUB_QUOTE|' || (nullif(trim(case when coalesce(nullif(trim(nullif(trim(to_varchar("POLICY_QUOTE_NUMBER")), '')),'')) is not null then nullif(trim(nullif(trim(to_varchar("POLICY_QUOTE_NUMBER")), '')), '') end),'')) AS VARCHAR))), '')) as hkey</w:t>
+              <w:t xml:space="preserve">           MD5_BINARY(NULLIF(UPPER(TRIM(CAST('HUB_QUOTE|' || (nullif(trim(case when nullif(trim(nullif(trim(to_varchar("POLICY_QUOTE_NUMBER")), '')),'') is not null then nullif(trim(nullif(trim(to_varchar("POLICY_QUOTE_NUMBER")), '')), '') end),'')) AS VARCHAR))), '')) as hkey</w:t>
               <w:br/>
               <w:t xml:space="preserve">      from RAW.MAXIMUS_TRAVEL.NONHLTH_TRV_UWR_VW_DATA_QUOTE_PARAM_DETAILS</w:t>
               <w:br/>
@@ -7442,7 +7412,7 @@
               <w:br/>
               <w:t xml:space="preserve">    select 'NONHLTH_TRV_UWR_VW_DATA_QUOTE_PARAM_DETAILS_POLICY_PROPERTY_MULTI_SET_PROPERTY_INPUT_MULTI_SET_DETAIL_INPUT_PROPERTY_PIVOT_VW.[] (QUOTE_HKEY)' as src_branch,</w:t>
               <w:br/>
-              <w:t xml:space="preserve">           MD5_BINARY(NULLIF(UPPER(TRIM(CAST('HUB_QUOTE|' || (nullif(trim(case when coalesce(nullif(trim(w0_policy_quote_number),'')) is not null then nullif(trim(w0_policy_quote_number), '') end),'')) AS VARCHAR))), '')) as hkey</w:t>
+              <w:t xml:space="preserve">           MD5_BINARY(NULLIF(UPPER(TRIM(CAST('HUB_QUOTE|' || (nullif(trim(case when nullif(trim(w0_policy_quote_number),'') is not null then nullif(trim(w0_policy_quote_number), '') end),'')) AS VARCHAR))), '')) as hkey</w:t>
               <w:br/>
               <w:t xml:space="preserve">      from RAW.MAXIMUS_TRAVEL.NONHLTH_TRV_UWR_VW_DATA_QUOTE_PARAM_DETAILS_POLICY_PROPERTY_MULTI_SET_PROPERTY_INPUT_MULTI_SET_DETAIL_INPUT_PROPERTY_PIVOT_VW</w:t>
               <w:br/>
@@ -7452,7 +7422,7 @@
               <w:br/>
               <w:t xml:space="preserve">    select 'NONHLTH_TRV_UWR_VW_DATA_QUOTE_PARAM_DETAILS_POLICY_PROPERTY_RULE_LIST_PIVOT_VW.[] (QUOTE_HKEY)' as src_branch,</w:t>
               <w:br/>
-              <w:t xml:space="preserve">           MD5_BINARY(NULLIF(UPPER(TRIM(CAST('HUB_QUOTE|' || (nullif(trim(case when coalesce(nullif(trim(w0_policy_quote_number),'')) is not null then nullif(trim(w0_policy_quote_number), '') end),'')) AS VARCHAR))), '')) as hkey</w:t>
+              <w:t xml:space="preserve">           MD5_BINARY(NULLIF(UPPER(TRIM(CAST('HUB_QUOTE|' || (nullif(trim(case when nullif(trim(w0_policy_quote_number),'') is not null then nullif(trim(w0_policy_quote_number), '') end),'')) AS VARCHAR))), '')) as hkey</w:t>
               <w:br/>
               <w:t xml:space="preserve">      from RAW.MAXIMUS_TRAVEL.NONHLTH_TRV_UWR_VW_DATA_QUOTE_PARAM_DETAILS_POLICY_PROPERTY_RULE_LIST_PIVOT_VW</w:t>
               <w:br/>
@@ -7462,7 +7432,7 @@
               <w:br/>
               <w:t xml:space="preserve">    select 'NONHLTH_TRV_UWR_VW_DATA_QUOTE_PARAM_DETAILS_RISK_LIST_MULTI_SET_PROPERTY_INPUT_MULTI_SET_DETAIL_INPUT_PROPERTY_PIVOT_VW.[] (QUOTE_HKEY)' as src_branch,</w:t>
               <w:br/>
-              <w:t xml:space="preserve">           MD5_BINARY(NULLIF(UPPER(TRIM(CAST('HUB_QUOTE|' || (nullif(trim(case when coalesce(nullif(trim(w0_policy_quote_number),'')) is not null then nullif(trim(w0_policy_quote_number), '') end),'')) AS VARCHAR))), '')) as hkey</w:t>
+              <w:t xml:space="preserve">           MD5_BINARY(NULLIF(UPPER(TRIM(CAST('HUB_QUOTE|' || (nullif(trim(case when nullif(trim(w0_policy_quote_number),'') is not null then nullif(trim(w0_policy_quote_number), '') end),'')) AS VARCHAR))), '')) as hkey</w:t>
               <w:br/>
               <w:t xml:space="preserve">      from RAW.MAXIMUS_TRAVEL.NONHLTH_TRV_UWR_VW_DATA_QUOTE_PARAM_DETAILS_RISK_LIST_MULTI_SET_PROPERTY_INPUT_MULTI_SET_DETAIL_INPUT_PROPERTY_PIVOT_VW</w:t>
               <w:br/>
@@ -7472,7 +7442,7 @@
               <w:br/>
               <w:t xml:space="preserve">    select 'NONHLTH_TRV_UWR_VW_DATA_QUOTE_PARAM_DETAILS_RISK_LIST_RISK_COVER.[] (QUOTE_HKEY)' as src_branch,</w:t>
               <w:br/>
-              <w:t xml:space="preserve">           MD5_BINARY(NULLIF(UPPER(TRIM(CAST('HUB_QUOTE|' || (nullif(trim(case when coalesce(nullif(trim(w0_policy_quote_number),'')) is not null then nullif(trim(w0_policy_quote_number), '') end),'')) AS VARCHAR))), '')) as hkey</w:t>
+              <w:t xml:space="preserve">           MD5_BINARY(NULLIF(UPPER(TRIM(CAST('HUB_QUOTE|' || (nullif(trim(case when nullif(trim(w0_policy_quote_number),'') is not null then nullif(trim(w0_policy_quote_number), '') end),'')) AS VARCHAR))), '')) as hkey</w:t>
               <w:br/>
               <w:t xml:space="preserve">      from RAW.MAXIMUS_TRAVEL.NONHLTH_TRV_UWR_VW_DATA_QUOTE_PARAM_DETAILS_RISK_LIST_RISK_COVER</w:t>
               <w:br/>
@@ -7482,7 +7452,7 @@
               <w:br/>
               <w:t xml:space="preserve">    select 'NONHLTH_TRV_UWR_VW_DATA_QUOTE_PARAM_DETAILS_RISK_LIST_RISK_COVER_RISK_COVER_PROPERTY.[] (QUOTE_HKEY)' as src_branch,</w:t>
               <w:br/>
-              <w:t xml:space="preserve">           MD5_BINARY(NULLIF(UPPER(TRIM(CAST('HUB_QUOTE|' || (nullif(trim(case when coalesce(nullif(trim(w0_policy_quote_number),'')) is not null then nullif(trim(w0_policy_quote_number), '') end),'')) AS VARCHAR))), '')) as hkey</w:t>
+              <w:t xml:space="preserve">           MD5_BINARY(NULLIF(UPPER(TRIM(CAST('HUB_QUOTE|' || (nullif(trim(case when nullif(trim(w0_policy_quote_number),'') is not null then nullif(trim(w0_policy_quote_number), '') end),'')) AS VARCHAR))), '')) as hkey</w:t>
               <w:br/>
               <w:t xml:space="preserve">      from RAW.MAXIMUS_TRAVEL.NONHLTH_TRV_UWR_VW_DATA_QUOTE_PARAM_DETAILS_RISK_LIST_RISK_COVER_RISK_COVER_PROPERTY</w:t>
               <w:br/>
@@ -7492,7 +7462,7 @@
               <w:br/>
               <w:t xml:space="preserve">    select 'NONHLTH_TRV_UWR_VW_DATA_QUOTE_PARAM_DETAILS_RISK_LIST_RISK_COVER_RISK_COVER_PROPERTY_RULE_LIST_PIVOT_VW.[] (QUOTE_HKEY)' as src_branch,</w:t>
               <w:br/>
-              <w:t xml:space="preserve">           MD5_BINARY(NULLIF(UPPER(TRIM(CAST('HUB_QUOTE|' || (nullif(trim(case when coalesce(nullif(trim(w0_policy_quote_number),'')) is not null then nullif(trim(w0_policy_quote_number), '') end),'')) AS VARCHAR))), '')) as hkey</w:t>
+              <w:t xml:space="preserve">           MD5_BINARY(NULLIF(UPPER(TRIM(CAST('HUB_QUOTE|' || (nullif(trim(case when nullif(trim(w0_policy_quote_number),'') is not null then nullif(trim(w0_policy_quote_number), '') end),'')) AS VARCHAR))), '')) as hkey</w:t>
               <w:br/>
               <w:t xml:space="preserve">      from RAW.MAXIMUS_TRAVEL.NONHLTH_TRV_UWR_VW_DATA_QUOTE_PARAM_DETAILS_RISK_LIST_RISK_COVER_RISK_COVER_PROPERTY_RULE_LIST_PIVOT_VW</w:t>
               <w:br/>
@@ -7502,7 +7472,7 @@
               <w:br/>
               <w:t xml:space="preserve">    select 'NONHLTH_TRV_UWR_VW_DATA_QUOTE_PARAM_DETAILS_RISK_LIST_RISK_PROPERTY.[] (QUOTE_HKEY)' as src_branch,</w:t>
               <w:br/>
-              <w:t xml:space="preserve">           MD5_BINARY(NULLIF(UPPER(TRIM(CAST('HUB_QUOTE|' || (nullif(trim(case when coalesce(nullif(trim(w0_policy_quote_number),'')) is not null then nullif(trim(w0_policy_quote_number), '') end),'')) AS VARCHAR))), '')) as hkey</w:t>
+              <w:t xml:space="preserve">           MD5_BINARY(NULLIF(UPPER(TRIM(CAST('HUB_QUOTE|' || (nullif(trim(case when nullif(trim(w0_policy_quote_number),'') is not null then nullif(trim(w0_policy_quote_number), '') end),'')) AS VARCHAR))), '')) as hkey</w:t>
               <w:br/>
               <w:t xml:space="preserve">      from RAW.MAXIMUS_TRAVEL.NONHLTH_TRV_UWR_VW_DATA_QUOTE_PARAM_DETAILS_RISK_LIST_RISK_PROPERTY</w:t>
               <w:br/>
@@ -7512,7 +7482,7 @@
               <w:br/>
               <w:t xml:space="preserve">    select 'NONHLTH_TRV_UWR_VW_DATA_QUOTE_PARAM_DETAILS_RISK_LIST_RISK_PROPERTY_RULE_LIST_PIVOT_VW.[] (QUOTE_HKEY)' as src_branch,</w:t>
               <w:br/>
-              <w:t xml:space="preserve">           MD5_BINARY(NULLIF(UPPER(TRIM(CAST('HUB_QUOTE|' || (nullif(trim(case when coalesce(nullif(trim(w0_policy_quote_number),'')) is not null then nullif(trim(w0_policy_quote_number), '') end),'')) AS VARCHAR))), '')) as hkey</w:t>
+              <w:t xml:space="preserve">           MD5_BINARY(NULLIF(UPPER(TRIM(CAST('HUB_QUOTE|' || (nullif(trim(case when nullif(trim(w0_policy_quote_number),'') is not null then nullif(trim(w0_policy_quote_number), '') end),'')) AS VARCHAR))), '')) as hkey</w:t>
               <w:br/>
               <w:t xml:space="preserve">      from RAW.MAXIMUS_TRAVEL.NONHLTH_TRV_UWR_VW_DATA_QUOTE_PARAM_DETAILS_RISK_LIST_RISK_PROPERTY_RULE_LIST_PIVOT_VW</w:t>
               <w:br/>
@@ -7522,7 +7492,7 @@
               <w:br/>
               <w:t xml:space="preserve">    select 'NONHLTH_TRV_UWR_VW_DATA_QUOTE_PARAM_DETAILS_POLICY_PROPERTY_MULTI_SET_PROPERTY_INPUT_MULTI_SET_DETAIL_INPUT_PROPERTY_PIVOT_VW (literal arm) (QUOTE_HKEY / sat_quote_rating_input)' as src_branch,</w:t>
               <w:br/>
-              <w:t xml:space="preserve">           MD5_BINARY(NULLIF(UPPER(TRIM(CAST('HUB_QUOTE|' || ((nullif(trim(case when coalesce(nullif(trim(w0_policy_quote_number),'')) is not null then nullif(trim(w0_policy_quote_number), '') end),''))) AS VARCHAR))), '')) as hkey</w:t>
+              <w:t xml:space="preserve">           MD5_BINARY(NULLIF(UPPER(TRIM(CAST('HUB_QUOTE|' || ((nullif(trim(case when nullif(trim(w0_policy_quote_number),'') is not null then nullif(trim(w0_policy_quote_number), '') end),''))) AS VARCHAR))), '')) as hkey</w:t>
               <w:br/>
               <w:t xml:space="preserve">      from RAW.MAXIMUS_TRAVEL.NONHLTH_TRV_UWR_VW_DATA_QUOTE_PARAM_DETAILS_POLICY_PROPERTY_MULTI_SET_PROPERTY_INPUT_MULTI_SET_DETAIL_INPUT_PROPERTY_PIVOT_VW</w:t>
               <w:br/>
@@ -7534,7 +7504,7 @@
               <w:br/>
               <w:t xml:space="preserve">    select 'NONHLTH_TRV_UWR_VW_DATA_QUOTE_PARAM_DETAILS_POLICY_PROPERTY_RULE_LIST_PIVOT_VW (literal arm) (QUOTE_HKEY / sat_quote_rating_input)' as src_branch,</w:t>
               <w:br/>
-              <w:t xml:space="preserve">           MD5_BINARY(NULLIF(UPPER(TRIM(CAST('HUB_QUOTE|' || ((nullif(trim(case when coalesce(nullif(trim(w0_policy_quote_number),'')) is not null then nullif(trim(w0_policy_quote_number), '') end),''))) AS VARCHAR))), '')) as hkey</w:t>
+              <w:t xml:space="preserve">           MD5_BINARY(NULLIF(UPPER(TRIM(CAST('HUB_QUOTE|' || ((nullif(trim(case when nullif(trim(w0_policy_quote_number),'') is not null then nullif(trim(w0_policy_quote_number), '') end),''))) AS VARCHAR))), '')) as hkey</w:t>
               <w:br/>
               <w:t xml:space="preserve">      from RAW.MAXIMUS_TRAVEL.NONHLTH_TRV_UWR_VW_DATA_QUOTE_PARAM_DETAILS_POLICY_PROPERTY_RULE_LIST_PIVOT_VW</w:t>
               <w:br/>
@@ -7612,9 +7582,6 @@
       </w:pPr>
       <w:r>
         <w:t xml:space="preserve">11. MAXIMUS — HUB_RISK_OBJECT</w:t>
-      </w:r>
-      <w:r>
-        <w:t xml:space="preserve">  [M2]</w:t>
       </w:r>
     </w:p>
     <w:tbl>
@@ -8058,9 +8025,6 @@
       <w:r>
         <w:t xml:space="preserve">12. MAXIMUS — HUB_CLAIM</w:t>
       </w:r>
-      <w:r>
-        <w:t xml:space="preserve">  [M2]</w:t>
-      </w:r>
     </w:p>
     <w:tbl>
       <w:tblPr>
@@ -8386,7 +8350,7 @@
               <w:br/>
               <w:t xml:space="preserve">    select 'NONHLTH_TRV_CLM_VW_DATA_CLAIM_DETAILS.CLAIMNO (CLAIM_HKEY)' as src_branch,</w:t>
               <w:br/>
-              <w:t xml:space="preserve">           MD5_BINARY(NULLIF(UPPER(TRIM(CAST('HUB_CLAIM|' || (nullif(trim(case when coalesce(nullif(trim(nullif(trim(to_varchar("CLAIMNO")), '')),'')) is not null then nullif(trim(nullif(trim(to_varchar("CLAIMNO")), '')), '') end),'')) AS VARCHAR))), '')) as hkey</w:t>
+              <w:t xml:space="preserve">           MD5_BINARY(NULLIF(UPPER(TRIM(CAST('HUB_CLAIM|' || (nullif(trim(case when nullif(trim(nullif(trim(to_varchar("CLAIMNO")), '')),'') is not null then nullif(trim(nullif(trim(to_varchar("CLAIMNO")), '')), '') end),'')) AS VARCHAR))), '')) as hkey</w:t>
               <w:br/>
               <w:t xml:space="preserve">      from RAW.MAXIMUS_TRAVEL.NONHLTH_TRV_CLM_VW_DATA_CLAIM_DETAILS</w:t>
               <w:br/>
@@ -8396,7 +8360,7 @@
               <w:br/>
               <w:t xml:space="preserve">    select 'NONHLTH_TRV_CLM_VW_DATA_CLAIM_DETAILS_CLAIM_ATTRIBUTE_PROPERTIES_PIVOT_VW.LINKED_CLAIM_NUMBER (CLAIM_HKEY__LINKED_CLAIM)' as src_branch,</w:t>
               <w:br/>
-              <w:t xml:space="preserve">           MD5_BINARY(NULLIF(UPPER(TRIM(CAST('HUB_CLAIM|' || (nullif(trim(case when coalesce(nullif(trim(nullif(trim(to_varchar("LINKED_CLAIM_NUMBER")), '')),'')) is not null then nullif(trim(nullif(trim(to_varchar("LINKED_CLAIM_NUMBER")), '')), '') end),'')) AS VARCHAR))), '')) as hkey</w:t>
+              <w:t xml:space="preserve">           MD5_BINARY(NULLIF(UPPER(TRIM(CAST('HUB_CLAIM|' || (nullif(trim(case when nullif(trim(nullif(trim(to_varchar("LINKED_CLAIM_NUMBER")), '')),'') is not null then nullif(trim(nullif(trim(to_varchar("LINKED_CLAIM_NUMBER")), '')), '') end),'')) AS VARCHAR))), '')) as hkey</w:t>
               <w:br/>
               <w:t xml:space="preserve">      from RAW.MAXIMUS_TRAVEL.NONHLTH_TRV_CLM_VW_DATA_CLAIM_DETAILS_CLAIM_ATTRIBUTE_PROPERTIES_PIVOT_VW</w:t>
               <w:br/>
@@ -8406,7 +8370,7 @@
               <w:br/>
               <w:t xml:space="preserve">    select 'NONHLTH_TRV_CLM_VW_DATA_CLAIM_DETAILS_CLAIM_RISK_RISK_ATTRIBUTE_PROPERTIES_PIVOT_VW.LINKED_DELAY_OF_BAGGAGE_CLAIM (CLAIM_HKEY__LINKED_BAGGAGE_DELAY_CLAIM)' as src_branch,</w:t>
               <w:br/>
-              <w:t xml:space="preserve">           MD5_BINARY(NULLIF(UPPER(TRIM(CAST('HUB_CLAIM|' || (nullif(trim(case when coalesce(nullif(trim(nullif(trim(to_varchar("LINKED_DELAY_OF_BAGGAGE_CLAIM")), '')),'')) is not null then nullif(trim(nullif(trim(to_varchar("LINKED_DELAY_OF_BAGGAGE_CLAIM")), '')), '') end),'')) AS VARCHAR))), '')) as hkey</w:t>
+              <w:t xml:space="preserve">           MD5_BINARY(NULLIF(UPPER(TRIM(CAST('HUB_CLAIM|' || (nullif(trim(case when nullif(trim(nullif(trim(to_varchar("LINKED_DELAY_OF_BAGGAGE_CLAIM")), '')),'') is not null then nullif(trim(nullif(trim(to_varchar("LINKED_DELAY_OF_BAGGAGE_CLAIM")), '')), '') end),'')) AS VARCHAR))), '')) as hkey</w:t>
               <w:br/>
               <w:t xml:space="preserve">      from RAW.MAXIMUS_TRAVEL.NONHLTH_TRV_CLM_VW_DATA_CLAIM_DETAILS_CLAIM_RISK_RISK_ATTRIBUTE_PROPERTIES_PIVOT_VW</w:t>
               <w:br/>
@@ -8416,7 +8380,7 @@
               <w:br/>
               <w:t xml:space="preserve">    select 'NONHLTH_TRV_CLM_VW_DATA_CLAIM_DETAILS_CLAIM_RISK_RISK_ATTRIBUTE_PROPERTIES_PIVOT_VW.LINKED_HEALTH_CLAIM (CLAIM_HKEY__LINKED_HEALTH_CLAIM)' as src_branch,</w:t>
               <w:br/>
-              <w:t xml:space="preserve">           MD5_BINARY(NULLIF(UPPER(TRIM(CAST('HUB_CLAIM|' || (nullif(trim(case when coalesce(nullif(trim(nullif(trim(to_varchar("LINKED_HEALTH_CLAIM")), '')),'')) is not null then nullif(trim(nullif(trim(to_varchar("LINKED_HEALTH_CLAIM")), '')), '') end),'')) AS VARCHAR))), '')) as hkey</w:t>
+              <w:t xml:space="preserve">           MD5_BINARY(NULLIF(UPPER(TRIM(CAST('HUB_CLAIM|' || (nullif(trim(case when nullif(trim(nullif(trim(to_varchar("LINKED_HEALTH_CLAIM")), '')),'') is not null then nullif(trim(nullif(trim(to_varchar("LINKED_HEALTH_CLAIM")), '')), '') end),'')) AS VARCHAR))), '')) as hkey</w:t>
               <w:br/>
               <w:t xml:space="preserve">      from RAW.MAXIMUS_TRAVEL.NONHLTH_TRV_CLM_VW_DATA_CLAIM_DETAILS_CLAIM_RISK_RISK_ATTRIBUTE_PROPERTIES_PIVOT_VW</w:t>
               <w:br/>
@@ -8426,7 +8390,7 @@
               <w:br/>
               <w:t xml:space="preserve">    select 'NONHLTH_TRV_CLM_VW_DATA_CLAIM_DETAILS_CLAIM_RISK_RISK_ATTRIBUTE_PROPERTIES_PIVOT_VW.LINKED_TRIP_DELAY_CLAIM_NUMBER (CLAIM_HKEY__LINKED_TRIP_DELAY_CLAIM)' as src_branch,</w:t>
               <w:br/>
-              <w:t xml:space="preserve">           MD5_BINARY(NULLIF(UPPER(TRIM(CAST('HUB_CLAIM|' || (nullif(trim(case when coalesce(nullif(trim(nullif(trim(to_varchar("LINKED_TRIP_DELAY_CLAIM_NUMBER")), '')),'')) is not null then nullif(trim(nullif(trim(to_varchar("LINKED_TRIP_DELAY_CLAIM_NUMBER")), '')), '') end),'')) AS VARCHAR))), '')) as hkey</w:t>
+              <w:t xml:space="preserve">           MD5_BINARY(NULLIF(UPPER(TRIM(CAST('HUB_CLAIM|' || (nullif(trim(case when nullif(trim(nullif(trim(to_varchar("LINKED_TRIP_DELAY_CLAIM_NUMBER")), '')),'') is not null then nullif(trim(nullif(trim(to_varchar("LINKED_TRIP_DELAY_CLAIM_NUMBER")), '')), '') end),'')) AS VARCHAR))), '')) as hkey</w:t>
               <w:br/>
               <w:t xml:space="preserve">      from RAW.MAXIMUS_TRAVEL.NONHLTH_TRV_CLM_VW_DATA_CLAIM_DETAILS_CLAIM_RISK_RISK_ATTRIBUTE_PROPERTIES_PIVOT_VW</w:t>
               <w:br/>
@@ -8502,9 +8466,6 @@
       </w:pPr>
       <w:r>
         <w:t xml:space="preserve">13. MAXIMUS — HUB_DOCUMENT</w:t>
-      </w:r>
-      <w:r>
-        <w:t xml:space="preserve">  [M2]</w:t>
       </w:r>
     </w:p>
     <w:tbl>
@@ -8831,7 +8792,7 @@
               <w:br/>
               <w:t xml:space="preserve">    select 'NONHLTH_TRV_CLM_VW_DATA_CLAIM_DETAILS_CLAIM_ATTRIBUTE_MULTI_SET_PROPERTY_MULTI_SET_DETAIL_PROPERTY_PIVOT_VW.INWARD_NUMBER (DOCUMENT_HKEY__CLAIM_INWARD_DOCUMENT_SET)' as src_branch,</w:t>
               <w:br/>
-              <w:t xml:space="preserve">           MD5_BINARY(NULLIF(UPPER(TRIM(CAST('HUB_DOCUMENT|' || (nullif(trim(case when coalesce(nullif(trim(nullif(trim(to_varchar("INWARD_NUMBER")), '')),'')) is not null then 'INWARD:' || nullif(trim(nullif(trim(to_varchar("INWARD_NUMBER")), '')), '') end),'')) AS VARCHAR))), '')) as hkey</w:t>
+              <w:t xml:space="preserve">           MD5_BINARY(NULLIF(UPPER(TRIM(CAST('HUB_DOCUMENT|' || (nullif(trim(case when nullif(trim(nullif(trim(to_varchar("INWARD_NUMBER")), '')),'') is not null then 'INWARD:' || nullif(trim(nullif(trim(to_varchar("INWARD_NUMBER")), '')), '') end),'')) AS VARCHAR))), '')) as hkey</w:t>
               <w:br/>
               <w:t xml:space="preserve">      from RAW.MAXIMUS_TRAVEL.NONHLTH_TRV_CLM_VW_DATA_CLAIM_DETAILS_CLAIM_ATTRIBUTE_MULTI_SET_PROPERTY_MULTI_SET_DETAIL_PROPERTY_PIVOT_VW</w:t>
               <w:br/>
@@ -8841,7 +8802,7 @@
               <w:br/>
               <w:t xml:space="preserve">    select 'NONHLTH_TRV_CLM_VW_DATA_CLAIM_DETAILS_CLAIM_ATTRIBUTE_PROPERTIES_PIVOT_VW.INWARD_NUMBER (DOCUMENT_HKEY__CLAIM_INWARD)' as src_branch,</w:t>
               <w:br/>
-              <w:t xml:space="preserve">           MD5_BINARY(NULLIF(UPPER(TRIM(CAST('HUB_DOCUMENT|' || (nullif(trim(case when coalesce(nullif(trim(nullif(trim(to_varchar("INWARD_NUMBER")), '')),'')) is not null then 'INWARD:' || nullif(trim(nullif(trim(to_varchar("INWARD_NUMBER")), '')), '') end),'')) AS VARCHAR))), '')) as hkey</w:t>
+              <w:t xml:space="preserve">           MD5_BINARY(NULLIF(UPPER(TRIM(CAST('HUB_DOCUMENT|' || (nullif(trim(case when nullif(trim(nullif(trim(to_varchar("INWARD_NUMBER")), '')),'') is not null then 'INWARD:' || nullif(trim(nullif(trim(to_varchar("INWARD_NUMBER")), '')), '') end),'')) AS VARCHAR))), '')) as hkey</w:t>
               <w:br/>
               <w:t xml:space="preserve">      from RAW.MAXIMUS_TRAVEL.NONHLTH_TRV_CLM_VW_DATA_CLAIM_DETAILS_CLAIM_ATTRIBUTE_PROPERTIES_PIVOT_VW</w:t>
               <w:br/>
@@ -8851,7 +8812,7 @@
               <w:br/>
               <w:t xml:space="preserve">    select 'NONHLTH_TRV_CLM_VW_DATA_CLAIM_DETAILS_CLAIM_COVER_MULTI_SET_DETAIL_PROPERTY_PIVOT_VW.INWARD_NUMBER (DOCUMENT_HKEY)' as src_branch,</w:t>
               <w:br/>
-              <w:t xml:space="preserve">           MD5_BINARY(NULLIF(UPPER(TRIM(CAST('HUB_DOCUMENT|' || (nullif(trim(case when coalesce(nullif(trim(nullif(trim(to_varchar("INWARD_NUMBER")), '')),'')) is not null then 'INWARD:' || nullif(trim(nullif(trim(to_varchar("INWARD_NUMBER")), '')), '') end),'')) AS VARCHAR))), '')) as hkey</w:t>
+              <w:t xml:space="preserve">           MD5_BINARY(NULLIF(UPPER(TRIM(CAST('HUB_DOCUMENT|' || (nullif(trim(case when nullif(trim(nullif(trim(to_varchar("INWARD_NUMBER")), '')),'') is not null then 'INWARD:' || nullif(trim(nullif(trim(to_varchar("INWARD_NUMBER")), '')), '') end),'')) AS VARCHAR))), '')) as hkey</w:t>
               <w:br/>
               <w:t xml:space="preserve">      from RAW.MAXIMUS_TRAVEL.NONHLTH_TRV_CLM_VW_DATA_CLAIM_DETAILS_CLAIM_COVER_MULTI_SET_DETAIL_PROPERTY_PIVOT_VW</w:t>
               <w:br/>
@@ -8861,7 +8822,7 @@
               <w:br/>
               <w:t xml:space="preserve">    select 'NONHLTH_TRV_CLM_VW_DATA_CLAIM_DETAILS_DOCUMENT_DETAILS.DOCUMENT_ID (DOCUMENT_HKEY)' as src_branch,</w:t>
               <w:br/>
-              <w:t xml:space="preserve">           MD5_BINARY(NULLIF(UPPER(TRIM(CAST('HUB_DOCUMENT|' || (nullif(trim(case when coalesce(nullif(trim(nullif(trim(to_varchar("DOCUMENT_ID")), '')),'')) is not null then 'DOC:' || nullif(trim(nullif(trim(to_varchar("DOCUMENT_ID")), '')), '') end),'')) AS VARCHAR))), '')) as hkey</w:t>
+              <w:t xml:space="preserve">           MD5_BINARY(NULLIF(UPPER(TRIM(CAST('HUB_DOCUMENT|' || (nullif(trim(case when nullif(trim(nullif(trim(to_varchar("DOCUMENT_ID")), '')),'') is not null then 'DOC:' || nullif(trim(nullif(trim(to_varchar("DOCUMENT_ID")), '')), '') end),'')) AS VARCHAR))), '')) as hkey</w:t>
               <w:br/>
               <w:t xml:space="preserve">      from RAW.MAXIMUS_TRAVEL.NONHLTH_TRV_CLM_VW_DATA_CLAIM_DETAILS_DOCUMENT_DETAILS</w:t>
               <w:br/>
@@ -8871,7 +8832,7 @@
               <w:br/>
               <w:t xml:space="preserve">    select 'NONHLTH_TRV_UWR_VW_DATA_POLICY_DETAILS_DOCUMENT_DETAILS.DOCUMENT_ID (DOCUMENT_HKEY)' as src_branch,</w:t>
               <w:br/>
-              <w:t xml:space="preserve">           MD5_BINARY(NULLIF(UPPER(TRIM(CAST('HUB_DOCUMENT|' || (nullif(trim(case when coalesce(nullif(trim(nullif(trim(to_varchar("DOCUMENT_ID")), '')),'')) is not null then 'DOC:' || nullif(trim(nullif(trim(to_varchar("DOCUMENT_ID")), '')), '') end),'')) AS VARCHAR))), '')) as hkey</w:t>
+              <w:t xml:space="preserve">           MD5_BINARY(NULLIF(UPPER(TRIM(CAST('HUB_DOCUMENT|' || (nullif(trim(case when nullif(trim(nullif(trim(to_varchar("DOCUMENT_ID")), '')),'') is not null then 'DOC:' || nullif(trim(nullif(trim(to_varchar("DOCUMENT_ID")), '')), '') end),'')) AS VARCHAR))), '')) as hkey</w:t>
               <w:br/>
               <w:t xml:space="preserve">      from RAW.MAXIMUS_TRAVEL.NONHLTH_TRV_UWR_VW_DATA_POLICY_DETAILS_DOCUMENT_DETAILS</w:t>
               <w:br/>
@@ -8881,7 +8842,7 @@
               <w:br/>
               <w:t xml:space="preserve">    select 'NONHLTH_TRV_UWR_VW_DATA_POLICY_DETAILS_INSURED_DETAILS_DOCUMENT_DETAILS.DOCUMENT_ID (DOCUMENT_HKEY)' as src_branch,</w:t>
               <w:br/>
-              <w:t xml:space="preserve">           MD5_BINARY(NULLIF(UPPER(TRIM(CAST('HUB_DOCUMENT|' || (nullif(trim(case when coalesce(nullif(trim(nullif(trim(to_varchar("DOCUMENT_ID")), '')),'')) is not null then 'DOC:' || nullif(trim(nullif(trim(to_varchar("DOCUMENT_ID")), '')), '') end),'')) AS VARCHAR))), '')) as hkey</w:t>
+              <w:t xml:space="preserve">           MD5_BINARY(NULLIF(UPPER(TRIM(CAST('HUB_DOCUMENT|' || (nullif(trim(case when nullif(trim(nullif(trim(to_varchar("DOCUMENT_ID")), '')),'') is not null then 'DOC:' || nullif(trim(nullif(trim(to_varchar("DOCUMENT_ID")), '')), '') end),'')) AS VARCHAR))), '')) as hkey</w:t>
               <w:br/>
               <w:t xml:space="preserve">      from RAW.MAXIMUS_TRAVEL.NONHLTH_TRV_UWR_VW_DATA_POLICY_DETAILS_INSURED_DETAILS_DOCUMENT_DETAILS</w:t>
               <w:br/>
@@ -8891,7 +8852,7 @@
               <w:br/>
               <w:t xml:space="preserve">    select 'NONHLTH_TRV_UWR_VW_DATA_POLICY_DETAILS_INSURED_DETAILS_MEMBER_DETAILS_DOCUMENT_DETAIL.DOCUMENT_ID (DOCUMENT_HKEY)' as src_branch,</w:t>
               <w:br/>
-              <w:t xml:space="preserve">           MD5_BINARY(NULLIF(UPPER(TRIM(CAST('HUB_DOCUMENT|' || (nullif(trim(case when coalesce(nullif(trim(nullif(trim(to_varchar("DOCUMENT_ID")), '')),'')) is not null then 'DOC:' || nullif(trim(nullif(trim(to_varchar("DOCUMENT_ID")), '')), '') end),'')) AS VARCHAR))), '')) as hkey</w:t>
+              <w:t xml:space="preserve">           MD5_BINARY(NULLIF(UPPER(TRIM(CAST('HUB_DOCUMENT|' || (nullif(trim(case when nullif(trim(nullif(trim(to_varchar("DOCUMENT_ID")), '')),'') is not null then 'DOC:' || nullif(trim(nullif(trim(to_varchar("DOCUMENT_ID")), '')), '') end),'')) AS VARCHAR))), '')) as hkey</w:t>
               <w:br/>
               <w:t xml:space="preserve">      from RAW.MAXIMUS_TRAVEL.NONHLTH_TRV_UWR_VW_DATA_POLICY_DETAILS_INSURED_DETAILS_MEMBER_DETAILS_DOCUMENT_DETAIL</w:t>
               <w:br/>
@@ -8901,7 +8862,7 @@
               <w:br/>
               <w:t xml:space="preserve">    select 'NONHLTH_TRV_UWR_VW_DATA_POLICY_DETAILS_POLICY_PROPERTY_SIMPLE_PROPERTY_PIVOT_VW.COI_NUMBER (DOCUMENT_HKEY)' as src_branch,</w:t>
               <w:br/>
-              <w:t xml:space="preserve">           MD5_BINARY(NULLIF(UPPER(TRIM(CAST('HUB_DOCUMENT|' || (nullif(trim(case when coalesce(nullif(trim(nullif(trim(to_varchar("COI_NUMBER")), '')),'')) is not null then 'COI:' || nullif(trim(nullif(trim(to_varchar("COI_NUMBER")), '')), '') end),'')) AS VARCHAR))), '')) as hkey</w:t>
+              <w:t xml:space="preserve">           MD5_BINARY(NULLIF(UPPER(TRIM(CAST('HUB_DOCUMENT|' || (nullif(trim(case when nullif(trim(nullif(trim(to_varchar("COI_NUMBER")), '')),'') is not null then 'COI:' || nullif(trim(nullif(trim(to_varchar("COI_NUMBER")), '')), '') end),'')) AS VARCHAR))), '')) as hkey</w:t>
               <w:br/>
               <w:t xml:space="preserve">      from RAW.MAXIMUS_TRAVEL.NONHLTH_TRV_UWR_VW_DATA_POLICY_DETAILS_POLICY_PROPERTY_SIMPLE_PROPERTY_PIVOT_VW</w:t>
               <w:br/>
@@ -8911,7 +8872,7 @@
               <w:br/>
               <w:t xml:space="preserve">    select 'NONHLTH_TRV_UWR_VW_DATA_POLICY_DETAILS_POLICY_PROPERTY_SIMPLE_PROPERTY_PIVOT_VW.OLD_COI_NUMBER (DOCUMENT_HKEY__PREVIOUS_CERTIFICATE)' as src_branch,</w:t>
               <w:br/>
-              <w:t xml:space="preserve">           MD5_BINARY(NULLIF(UPPER(TRIM(CAST('HUB_DOCUMENT|' || (nullif(trim(case when coalesce(nullif(trim(nullif(trim(to_varchar("OLD_COI_NUMBER")), '')),'')) is not null then 'COI:' || nullif(trim(nullif(trim(to_varchar("OLD_COI_NUMBER")), '')), '') end),'')) AS VARCHAR))), '')) as hkey</w:t>
+              <w:t xml:space="preserve">           MD5_BINARY(NULLIF(UPPER(TRIM(CAST('HUB_DOCUMENT|' || (nullif(trim(case when nullif(trim(nullif(trim(to_varchar("OLD_COI_NUMBER")), '')),'') is not null then 'COI:' || nullif(trim(nullif(trim(to_varchar("OLD_COI_NUMBER")), '')), '') end),'')) AS VARCHAR))), '')) as hkey</w:t>
               <w:br/>
               <w:t xml:space="preserve">      from RAW.MAXIMUS_TRAVEL.NONHLTH_TRV_UWR_VW_DATA_POLICY_DETAILS_POLICY_PROPERTY_SIMPLE_PROPERTY_PIVOT_VW</w:t>
               <w:br/>
@@ -8921,7 +8882,7 @@
               <w:br/>
               <w:t xml:space="preserve">    select 'NONHLTH_TRV_UWR_VW_DATA_POLICY_DETAILS_PROPOSER_DETAILS_DOCUMENT_DETAIL.DOCUMENT_ID (DOCUMENT_HKEY)' as src_branch,</w:t>
               <w:br/>
-              <w:t xml:space="preserve">           MD5_BINARY(NULLIF(UPPER(TRIM(CAST('HUB_DOCUMENT|' || (nullif(trim(case when coalesce(nullif(trim(nullif(trim(to_varchar("DOCUMENT_ID")), '')),'')) is not null then 'DOC:' || nullif(trim(nullif(trim(to_varchar("DOCUMENT_ID")), '')), '') end),'')) AS VARCHAR))), '')) as hkey</w:t>
+              <w:t xml:space="preserve">           MD5_BINARY(NULLIF(UPPER(TRIM(CAST('HUB_DOCUMENT|' || (nullif(trim(case when nullif(trim(nullif(trim(to_varchar("DOCUMENT_ID")), '')),'') is not null then 'DOC:' || nullif(trim(nullif(trim(to_varchar("DOCUMENT_ID")), '')), '') end),'')) AS VARCHAR))), '')) as hkey</w:t>
               <w:br/>
               <w:t xml:space="preserve">      from RAW.MAXIMUS_TRAVEL.NONHLTH_TRV_UWR_VW_DATA_POLICY_DETAILS_PROPOSER_DETAILS_DOCUMENT_DETAIL</w:t>
               <w:br/>
@@ -8931,7 +8892,7 @@
               <w:br/>
               <w:t xml:space="preserve">    select 'NONHLTH_TRV_UWR_VW_DATA_QUOTE_PARAM_DETAILS.DOCUMENT_ID (DOCUMENT_HKEY)' as src_branch,</w:t>
               <w:br/>
-              <w:t xml:space="preserve">           MD5_BINARY(NULLIF(UPPER(TRIM(CAST('HUB_DOCUMENT|' || (nullif(trim(case when coalesce(nullif(trim(nullif(trim(to_varchar("DOCUMENT_ID")), '')),'')) is not null then 'DOC:' || nullif(trim(nullif(trim(to_varchar("DOCUMENT_ID")), '')), '') end),'')) AS VARCHAR))), '')) as hkey</w:t>
+              <w:t xml:space="preserve">           MD5_BINARY(NULLIF(UPPER(TRIM(CAST('HUB_DOCUMENT|' || (nullif(trim(case when nullif(trim(nullif(trim(to_varchar("DOCUMENT_ID")), '')),'') is not null then 'DOC:' || nullif(trim(nullif(trim(to_varchar("DOCUMENT_ID")), '')), '') end),'')) AS VARCHAR))), '')) as hkey</w:t>
               <w:br/>
               <w:t xml:space="preserve">      from RAW.MAXIMUS_TRAVEL.NONHLTH_TRV_UWR_VW_DATA_QUOTE_PARAM_DETAILS</w:t>
               <w:br/>
@@ -8941,7 +8902,7 @@
               <w:br/>
               <w:t xml:space="preserve">    select 'NONHLTH_TRV_UWR_VW_DATA_QUOTE_PARAM_DETAILS_POLICY_PROPERTY_RULE_LIST_PIVOT_VW.COI_NUMBER (DOCUMENT_HKEY)' as src_branch,</w:t>
               <w:br/>
-              <w:t xml:space="preserve">           MD5_BINARY(NULLIF(UPPER(TRIM(CAST('HUB_DOCUMENT|' || (nullif(trim(case when coalesce(nullif(trim(nullif(trim(to_varchar("COI_NUMBER")), '')),'')) is not null then 'COI:' || nullif(trim(nullif(trim(to_varchar("COI_NUMBER")), '')), '') end),'')) AS VARCHAR))), '')) as hkey</w:t>
+              <w:t xml:space="preserve">           MD5_BINARY(NULLIF(UPPER(TRIM(CAST('HUB_DOCUMENT|' || (nullif(trim(case when nullif(trim(nullif(trim(to_varchar("COI_NUMBER")), '')),'') is not null then 'COI:' || nullif(trim(nullif(trim(to_varchar("COI_NUMBER")), '')), '') end),'')) AS VARCHAR))), '')) as hkey</w:t>
               <w:br/>
               <w:t xml:space="preserve">      from RAW.MAXIMUS_TRAVEL.NONHLTH_TRV_UWR_VW_DATA_QUOTE_PARAM_DETAILS_POLICY_PROPERTY_RULE_LIST_PIVOT_VW</w:t>
               <w:br/>
@@ -8951,7 +8912,7 @@
               <w:br/>
               <w:t xml:space="preserve">    select 'NONHLTH_TRV_UWR_VW_DATA_QUOTE_PARAM_DETAILS_POLICY_PROPERTY_RULE_LIST_PIVOT_VW.OLD_COI_NUMBER (DOCUMENT_HKEY__PREVIOUS_CERTIFICATE)' as src_branch,</w:t>
               <w:br/>
-              <w:t xml:space="preserve">           MD5_BINARY(NULLIF(UPPER(TRIM(CAST('HUB_DOCUMENT|' || (nullif(trim(case when coalesce(nullif(trim(nullif(trim(to_varchar("OLD_COI_NUMBER")), '')),'')) is not null then 'COI:' || nullif(trim(nullif(trim(to_varchar("OLD_COI_NUMBER")), '')), '') end),'')) AS VARCHAR))), '')) as hkey</w:t>
+              <w:t xml:space="preserve">           MD5_BINARY(NULLIF(UPPER(TRIM(CAST('HUB_DOCUMENT|' || (nullif(trim(case when nullif(trim(nullif(trim(to_varchar("OLD_COI_NUMBER")), '')),'') is not null then 'COI:' || nullif(trim(nullif(trim(to_varchar("OLD_COI_NUMBER")), '')), '') end),'')) AS VARCHAR))), '')) as hkey</w:t>
               <w:br/>
               <w:t xml:space="preserve">      from RAW.MAXIMUS_TRAVEL.NONHLTH_TRV_UWR_VW_DATA_QUOTE_PARAM_DETAILS_POLICY_PROPERTY_RULE_LIST_PIVOT_VW</w:t>
               <w:br/>
@@ -8961,7 +8922,7 @@
               <w:br/>
               <w:t xml:space="preserve">    select 'NONHLTH_TRV_UWR_VW_DATA_QUOTE_PARAM_DETAILS_RISK_LIST.DOCUMENT_ID (DOCUMENT_HKEY)' as src_branch,</w:t>
               <w:br/>
-              <w:t xml:space="preserve">           MD5_BINARY(NULLIF(UPPER(TRIM(CAST('HUB_DOCUMENT|' || (nullif(trim(case when coalesce(nullif(trim(nullif(trim(to_varchar("DOCUMENT_ID")), '')),'')) is not null then 'DOC:' || nullif(trim(nullif(trim(to_varchar("DOCUMENT_ID")), '')), '') end),'')) AS VARCHAR))), '')) as hkey</w:t>
+              <w:t xml:space="preserve">           MD5_BINARY(NULLIF(UPPER(TRIM(CAST('HUB_DOCUMENT|' || (nullif(trim(case when nullif(trim(nullif(trim(to_varchar("DOCUMENT_ID")), '')),'') is not null then 'DOC:' || nullif(trim(nullif(trim(to_varchar("DOCUMENT_ID")), '')), '') end),'')) AS VARCHAR))), '')) as hkey</w:t>
               <w:br/>
               <w:t xml:space="preserve">      from RAW.MAXIMUS_TRAVEL.NONHLTH_TRV_UWR_VW_DATA_QUOTE_PARAM_DETAILS_RISK_LIST</w:t>
               <w:br/>
@@ -9037,9 +8998,6 @@
       </w:pPr>
       <w:r>
         <w:t xml:space="preserve">14. MAXIMUS — HUB_LOSS_EVENT</w:t>
-      </w:r>
-      <w:r>
-        <w:t xml:space="preserve">  [M2]</w:t>
       </w:r>
     </w:p>
     <w:tbl>
@@ -9453,9 +9411,6 @@
       <w:r>
         <w:t xml:space="preserve">15. MAXIMUS — HUB_PAYMENT_INSTRUMENT</w:t>
       </w:r>
-      <w:r>
-        <w:t xml:space="preserve">  [M2]</w:t>
-      </w:r>
     </w:p>
     <w:tbl>
       <w:tblPr>
@@ -9781,7 +9736,7 @@
               <w:br/>
               <w:t xml:space="preserve">    select 'NONHLTH_TRV_CLM_VW_DATA_CLAIM_DETAILS_CLAIM_PAYMENT_PAYMENTPROPERTY_PIVOT_VW.ACCOUNT_NUMBER (PAYMENT_INSTRUMENT_HKEY__PAYEE_BANK_ACCOUNT)' as src_branch,</w:t>
               <w:br/>
-              <w:t xml:space="preserve">           MD5_BINARY(NULLIF(UPPER(TRIM(CAST('HUB_PAYMENT_INSTRUMENT|' || (nullif(trim(case when coalesce(nullif(trim(nullif(trim(to_varchar("ACCOUNT_NUMBER")), '')),'')) is not null then 'ACCT:' || nullif(trim(nullif(trim(to_varchar("ACCOUNT_NUMBER")), '')), '') end),'')) AS VARCHAR))), '')) as hkey</w:t>
+              <w:t xml:space="preserve">           MD5_BINARY(NULLIF(UPPER(TRIM(CAST('HUB_PAYMENT_INSTRUMENT|' || (nullif(trim(case when nullif(trim(nullif(trim(to_varchar("ACCOUNT_NUMBER")), '')),'') is not null then 'ACCT:' || nullif(trim(nullif(trim(to_varchar("ACCOUNT_NUMBER")), '')), '') end),'')) AS VARCHAR))), '')) as hkey</w:t>
               <w:br/>
               <w:t xml:space="preserve">      from RAW.MAXIMUS_TRAVEL.NONHLTH_TRV_CLM_VW_DATA_CLAIM_DETAILS_CLAIM_PAYMENT_PAYMENTPROPERTY_PIVOT_VW</w:t>
               <w:br/>
@@ -9791,7 +9746,7 @@
               <w:br/>
               <w:t xml:space="preserve">    select 'NONHLTH_TRV_UWR_VW_DATA_POLICY_DETAILS_POLICY_PAYMENT_INFORMATION.CHEQUE_NUMBER (PAYMENT_INSTRUMENT_HKEY)' as src_branch,</w:t>
               <w:br/>
-              <w:t xml:space="preserve">           MD5_BINARY(NULLIF(UPPER(TRIM(CAST('HUB_PAYMENT_INSTRUMENT|' || (nullif(trim(case when coalesce(nullif(trim(nullif(trim(to_varchar("CHEQUE_NUMBER")), '')),'')) is not null then 'CHEQUE:' || nullif(trim(nullif(trim(to_varchar("CHEQUE_NUMBER")), '')), '') end),'')) AS VARCHAR))), '')) as hkey</w:t>
+              <w:t xml:space="preserve">           MD5_BINARY(NULLIF(UPPER(TRIM(CAST('HUB_PAYMENT_INSTRUMENT|' || (nullif(trim(case when nullif(trim(nullif(trim(to_varchar("CHEQUE_NUMBER")), '')),'') is not null then 'CHEQUE:' || nullif(trim(nullif(trim(to_varchar("CHEQUE_NUMBER")), '')), '') end),'')) AS VARCHAR))), '')) as hkey</w:t>
               <w:br/>
               <w:t xml:space="preserve">      from RAW.MAXIMUS_TRAVEL.NONHLTH_TRV_UWR_VW_DATA_POLICY_DETAILS_POLICY_PAYMENT_INFORMATION</w:t>
               <w:br/>
@@ -9867,9 +9822,6 @@
       </w:pPr>
       <w:r>
         <w:t xml:space="preserve">16. OPUS — HUB_PARTY</w:t>
-      </w:r>
-      <w:r>
-        <w:t xml:space="preserve">  [M2]</w:t>
       </w:r>
     </w:p>
     <w:tbl>
@@ -10323,9 +10275,6 @@
       <w:r>
         <w:t xml:space="preserve">17. OPUS — HUB_POLICY</w:t>
       </w:r>
-      <w:r>
-        <w:t xml:space="preserve">  [M2]</w:t>
-      </w:r>
     </w:p>
     <w:tbl>
       <w:tblPr>
@@ -10758,9 +10707,6 @@
       <w:r>
         <w:t xml:space="preserve">18. OPUS — HUB_PRODUCT</w:t>
       </w:r>
-      <w:r>
-        <w:t xml:space="preserve">  [M2]</w:t>
-      </w:r>
     </w:p>
     <w:tbl>
       <w:tblPr>
@@ -11253,9 +11199,6 @@
       <w:r>
         <w:t xml:space="preserve">19. OPUS — HUB_COVERAGE</w:t>
       </w:r>
-      <w:r>
-        <w:t xml:space="preserve">  [M2]</w:t>
-      </w:r>
     </w:p>
     <w:tbl>
       <w:tblPr>
@@ -11848,9 +11791,6 @@
       <w:r>
         <w:t xml:space="preserve">20. OPUS — HUB_LOCATION</w:t>
       </w:r>
-      <w:r>
-        <w:t xml:space="preserve">  [M2]</w:t>
-      </w:r>
     </w:p>
     <w:tbl>
       <w:tblPr>
@@ -12283,9 +12223,6 @@
       <w:r>
         <w:t xml:space="preserve">21. OPUS — HUB_ORG_UNIT</w:t>
       </w:r>
-      <w:r>
-        <w:t xml:space="preserve">  [M3]</w:t>
-      </w:r>
     </w:p>
     <w:tbl>
       <w:tblPr>
@@ -12728,9 +12665,6 @@
       <w:r>
         <w:t xml:space="preserve">22. OPUS — HUB_DISTRIBUTION_CHANNEL</w:t>
       </w:r>
-      <w:r>
-        <w:t xml:space="preserve">  [M3]</w:t>
-      </w:r>
     </w:p>
     <w:tbl>
       <w:tblPr>
@@ -13253,9 +13187,6 @@
       <w:r>
         <w:t xml:space="preserve">23. OPUS — HUB_FINANCIAL_ACCOUNT</w:t>
       </w:r>
-      <w:r>
-        <w:t xml:space="preserve">  [M3]</w:t>
-      </w:r>
     </w:p>
     <w:tbl>
       <w:tblPr>
@@ -13658,9 +13589,6 @@
       <w:r>
         <w:t xml:space="preserve">24. OPUS — HUB_FINANCIAL_TRANSACTION</w:t>
       </w:r>
-      <w:r>
-        <w:t xml:space="preserve">  [M3]</w:t>
-      </w:r>
     </w:p>
     <w:tbl>
       <w:tblPr>
@@ -14083,9 +14011,6 @@
       <w:r>
         <w:t xml:space="preserve">25. OPUS — HUB_AGREEMENT</w:t>
       </w:r>
-      <w:r>
-        <w:t xml:space="preserve">  [M3]</w:t>
-      </w:r>
     </w:p>
     <w:tbl>
       <w:tblPr>
@@ -14528,9 +14453,6 @@
       <w:r>
         <w:t xml:space="preserve">26. OPUS — HUB_ASSESSMENT</w:t>
       </w:r>
-      <w:r>
-        <w:t xml:space="preserve">  [M3]</w:t>
-      </w:r>
     </w:p>
     <w:tbl>
       <w:tblPr>
@@ -14943,9 +14865,6 @@
       <w:r>
         <w:t xml:space="preserve">27. OPUS — HUB_PROPOSAL</w:t>
       </w:r>
-      <w:r>
-        <w:t xml:space="preserve">  [M3]</w:t>
-      </w:r>
     </w:p>
     <w:tbl>
       <w:tblPr>
@@ -15358,9 +15277,6 @@
       <w:r>
         <w:t xml:space="preserve">28. OPUS — HUB_QUOTE</w:t>
       </w:r>
-      <w:r>
-        <w:t xml:space="preserve">  [M3]</w:t>
-      </w:r>
     </w:p>
     <w:tbl>
       <w:tblPr>
@@ -15763,9 +15679,6 @@
       <w:r>
         <w:t xml:space="preserve">29. OPUS — HUB_RISK_OBJECT</w:t>
       </w:r>
-      <w:r>
-        <w:t xml:space="preserve">  [M3]</w:t>
-      </w:r>
     </w:p>
     <w:tbl>
       <w:tblPr>
@@ -16217,9 +16130,6 @@
       </w:pPr>
       <w:r>
         <w:t xml:space="preserve">30. MAXIMUS + OPUS — Null / blank / degenerate key detail (all hubs)</w:t>
-      </w:r>
-      <w:r>
-        <w:t xml:space="preserve">  [M3]</w:t>
       </w:r>
     </w:p>
     <w:tbl>

--- a/BGIL_DBT/validation/travel/DM-K/DM-K3.docx
+++ b/BGIL_DBT/validation/travel/DM-K/DM-K3.docx
@@ -475,7 +475,7 @@
           </w:tcPr>
           <w:p>
             <w:r>
-              <w:t xml:space="preserve">HUB_PARTY</w:t>
+              <w:t xml:space="preserve">HUB_PARTY  [M1]</w:t>
             </w:r>
           </w:p>
         </w:tc>
@@ -533,7 +533,7 @@
           </w:tcPr>
           <w:p>
             <w:r>
-              <w:t xml:space="preserve">HUB_POLICY</w:t>
+              <w:t xml:space="preserve">HUB_POLICY  [M1]</w:t>
             </w:r>
           </w:p>
         </w:tc>
@@ -591,7 +591,7 @@
           </w:tcPr>
           <w:p>
             <w:r>
-              <w:t xml:space="preserve">HUB_PRODUCT</w:t>
+              <w:t xml:space="preserve">HUB_PRODUCT  [M1]</w:t>
             </w:r>
           </w:p>
         </w:tc>
@@ -649,7 +649,7 @@
           </w:tcPr>
           <w:p>
             <w:r>
-              <w:t xml:space="preserve">HUB_COVERAGE</w:t>
+              <w:t xml:space="preserve">HUB_COVERAGE  [M1]</w:t>
             </w:r>
           </w:p>
         </w:tc>
@@ -707,7 +707,7 @@
           </w:tcPr>
           <w:p>
             <w:r>
-              <w:t xml:space="preserve">HUB_LOCATION</w:t>
+              <w:t xml:space="preserve">HUB_LOCATION  [M1]</w:t>
             </w:r>
           </w:p>
         </w:tc>
@@ -765,7 +765,7 @@
           </w:tcPr>
           <w:p>
             <w:r>
-              <w:t xml:space="preserve">HUB_ORG_UNIT</w:t>
+              <w:t xml:space="preserve">HUB_ORG_UNIT  [M1]</w:t>
             </w:r>
           </w:p>
         </w:tc>
@@ -823,7 +823,7 @@
           </w:tcPr>
           <w:p>
             <w:r>
-              <w:t xml:space="preserve">HUB_DISTRIBUTION_CHANNEL</w:t>
+              <w:t xml:space="preserve">HUB_DISTRIBUTION_CHANNEL  [M1]</w:t>
             </w:r>
           </w:p>
         </w:tc>
@@ -881,7 +881,7 @@
           </w:tcPr>
           <w:p>
             <w:r>
-              <w:t xml:space="preserve">HUB_FINANCIAL_TRANSACTION</w:t>
+              <w:t xml:space="preserve">HUB_FINANCIAL_TRANSACTION  [M1]</w:t>
             </w:r>
           </w:p>
         </w:tc>
@@ -939,7 +939,7 @@
           </w:tcPr>
           <w:p>
             <w:r>
-              <w:t xml:space="preserve">HUB_ASSESSMENT</w:t>
+              <w:t xml:space="preserve">HUB_ASSESSMENT  [M1]</w:t>
             </w:r>
           </w:p>
         </w:tc>
@@ -997,7 +997,7 @@
           </w:tcPr>
           <w:p>
             <w:r>
-              <w:t xml:space="preserve">HUB_QUOTE</w:t>
+              <w:t xml:space="preserve">HUB_QUOTE  [M1]</w:t>
             </w:r>
           </w:p>
         </w:tc>
@@ -1055,7 +1055,7 @@
           </w:tcPr>
           <w:p>
             <w:r>
-              <w:t xml:space="preserve">HUB_RISK_OBJECT</w:t>
+              <w:t xml:space="preserve">HUB_RISK_OBJECT  [M2]</w:t>
             </w:r>
           </w:p>
         </w:tc>
@@ -1113,7 +1113,7 @@
           </w:tcPr>
           <w:p>
             <w:r>
-              <w:t xml:space="preserve">HUB_CLAIM</w:t>
+              <w:t xml:space="preserve">HUB_CLAIM  [M2]</w:t>
             </w:r>
           </w:p>
         </w:tc>
@@ -1171,7 +1171,7 @@
           </w:tcPr>
           <w:p>
             <w:r>
-              <w:t xml:space="preserve">HUB_DOCUMENT</w:t>
+              <w:t xml:space="preserve">HUB_DOCUMENT  [M2]</w:t>
             </w:r>
           </w:p>
         </w:tc>
@@ -1229,7 +1229,7 @@
           </w:tcPr>
           <w:p>
             <w:r>
-              <w:t xml:space="preserve">HUB_LOSS_EVENT</w:t>
+              <w:t xml:space="preserve">HUB_LOSS_EVENT  [M2]</w:t>
             </w:r>
           </w:p>
         </w:tc>
@@ -1287,7 +1287,7 @@
           </w:tcPr>
           <w:p>
             <w:r>
-              <w:t xml:space="preserve">HUB_PAYMENT_INSTRUMENT</w:t>
+              <w:t xml:space="preserve">HUB_PAYMENT_INSTRUMENT  [M2]</w:t>
             </w:r>
           </w:p>
         </w:tc>
@@ -1345,7 +1345,7 @@
           </w:tcPr>
           <w:p>
             <w:r>
-              <w:t xml:space="preserve">HUB_PARTY</w:t>
+              <w:t xml:space="preserve">HUB_PARTY  [M2]</w:t>
             </w:r>
           </w:p>
         </w:tc>
@@ -1403,7 +1403,7 @@
           </w:tcPr>
           <w:p>
             <w:r>
-              <w:t xml:space="preserve">HUB_POLICY</w:t>
+              <w:t xml:space="preserve">HUB_POLICY  [M2]</w:t>
             </w:r>
           </w:p>
         </w:tc>
@@ -1461,7 +1461,7 @@
           </w:tcPr>
           <w:p>
             <w:r>
-              <w:t xml:space="preserve">HUB_PRODUCT</w:t>
+              <w:t xml:space="preserve">HUB_PRODUCT  [M2]</w:t>
             </w:r>
           </w:p>
         </w:tc>
@@ -1519,7 +1519,7 @@
           </w:tcPr>
           <w:p>
             <w:r>
-              <w:t xml:space="preserve">HUB_COVERAGE</w:t>
+              <w:t xml:space="preserve">HUB_COVERAGE  [M2]</w:t>
             </w:r>
           </w:p>
         </w:tc>
@@ -1577,7 +1577,7 @@
           </w:tcPr>
           <w:p>
             <w:r>
-              <w:t xml:space="preserve">HUB_LOCATION</w:t>
+              <w:t xml:space="preserve">HUB_LOCATION  [M2]</w:t>
             </w:r>
           </w:p>
         </w:tc>
@@ -1635,7 +1635,7 @@
           </w:tcPr>
           <w:p>
             <w:r>
-              <w:t xml:space="preserve">HUB_ORG_UNIT</w:t>
+              <w:t xml:space="preserve">HUB_ORG_UNIT  [M3]</w:t>
             </w:r>
           </w:p>
         </w:tc>
@@ -1693,7 +1693,7 @@
           </w:tcPr>
           <w:p>
             <w:r>
-              <w:t xml:space="preserve">HUB_DISTRIBUTION_CHANNEL</w:t>
+              <w:t xml:space="preserve">HUB_DISTRIBUTION_CHANNEL  [M3]</w:t>
             </w:r>
           </w:p>
         </w:tc>
@@ -1751,7 +1751,7 @@
           </w:tcPr>
           <w:p>
             <w:r>
-              <w:t xml:space="preserve">HUB_FINANCIAL_ACCOUNT</w:t>
+              <w:t xml:space="preserve">HUB_FINANCIAL_ACCOUNT  [M3]</w:t>
             </w:r>
           </w:p>
         </w:tc>
@@ -1809,7 +1809,7 @@
           </w:tcPr>
           <w:p>
             <w:r>
-              <w:t xml:space="preserve">HUB_FINANCIAL_TRANSACTION</w:t>
+              <w:t xml:space="preserve">HUB_FINANCIAL_TRANSACTION  [M3]</w:t>
             </w:r>
           </w:p>
         </w:tc>
@@ -1867,7 +1867,7 @@
           </w:tcPr>
           <w:p>
             <w:r>
-              <w:t xml:space="preserve">HUB_AGREEMENT</w:t>
+              <w:t xml:space="preserve">HUB_AGREEMENT  [M3]</w:t>
             </w:r>
           </w:p>
         </w:tc>
@@ -1925,7 +1925,7 @@
           </w:tcPr>
           <w:p>
             <w:r>
-              <w:t xml:space="preserve">HUB_ASSESSMENT</w:t>
+              <w:t xml:space="preserve">HUB_ASSESSMENT  [M3]</w:t>
             </w:r>
           </w:p>
         </w:tc>
@@ -1983,7 +1983,7 @@
           </w:tcPr>
           <w:p>
             <w:r>
-              <w:t xml:space="preserve">HUB_PROPOSAL</w:t>
+              <w:t xml:space="preserve">HUB_PROPOSAL  [M3]</w:t>
             </w:r>
           </w:p>
         </w:tc>
@@ -2041,7 +2041,7 @@
           </w:tcPr>
           <w:p>
             <w:r>
-              <w:t xml:space="preserve">HUB_QUOTE</w:t>
+              <w:t xml:space="preserve">HUB_QUOTE  [M3]</w:t>
             </w:r>
           </w:p>
         </w:tc>
@@ -2099,7 +2099,7 @@
           </w:tcPr>
           <w:p>
             <w:r>
-              <w:t xml:space="preserve">HUB_RISK_OBJECT</w:t>
+              <w:t xml:space="preserve">HUB_RISK_OBJECT  [M3]</w:t>
             </w:r>
           </w:p>
         </w:tc>
@@ -2157,7 +2157,7 @@
           </w:tcPr>
           <w:p>
             <w:r>
-              <w:t xml:space="preserve">Null / blank / degenerate key detail (all hubs)</w:t>
+              <w:t xml:space="preserve">Null / blank / degenerate key detail (all hubs)  [M3]</w:t>
             </w:r>
           </w:p>
         </w:tc>
@@ -2204,6 +2204,12 @@
       </w:pPr>
       <w:r>
         <w:t xml:space="preserve">1. MAXIMUS — HUB_PARTY</w:t>
+      </w:r>
+      <w:r>
+        <w:t xml:space="preserve">  [M1]</w:t>
+      </w:r>
+      <w:r>
+        <w:t xml:space="preserve">  [M1]</w:t>
       </w:r>
     </w:p>
     <w:tbl>
@@ -3097,6 +3103,12 @@
       <w:r>
         <w:t xml:space="preserve">2. MAXIMUS — HUB_POLICY</w:t>
       </w:r>
+      <w:r>
+        <w:t xml:space="preserve">  [M1]</w:t>
+      </w:r>
+      <w:r>
+        <w:t xml:space="preserve">  [M1]</w:t>
+      </w:r>
     </w:p>
     <w:tbl>
       <w:tblPr>
@@ -3609,6 +3621,12 @@
       <w:r>
         <w:t xml:space="preserve">3. MAXIMUS — HUB_PRODUCT</w:t>
       </w:r>
+      <w:r>
+        <w:t xml:space="preserve">  [M1]</w:t>
+      </w:r>
+      <w:r>
+        <w:t xml:space="preserve">  [M1]</w:t>
+      </w:r>
     </w:p>
     <w:tbl>
       <w:tblPr>
@@ -4081,6 +4099,12 @@
       <w:r>
         <w:t xml:space="preserve">4. MAXIMUS — HUB_COVERAGE</w:t>
       </w:r>
+      <w:r>
+        <w:t xml:space="preserve">  [M1]</w:t>
+      </w:r>
+      <w:r>
+        <w:t xml:space="preserve">  [M1]</w:t>
+      </w:r>
     </w:p>
     <w:tbl>
       <w:tblPr>
@@ -4553,6 +4577,12 @@
       <w:r>
         <w:t xml:space="preserve">5. MAXIMUS — HUB_LOCATION</w:t>
       </w:r>
+      <w:r>
+        <w:t xml:space="preserve">  [M1]</w:t>
+      </w:r>
+      <w:r>
+        <w:t xml:space="preserve">  [M1]</w:t>
+      </w:r>
     </w:p>
     <w:tbl>
       <w:tblPr>
@@ -5195,6 +5225,12 @@
       <w:r>
         <w:t xml:space="preserve">6. MAXIMUS — HUB_ORG_UNIT</w:t>
       </w:r>
+      <w:r>
+        <w:t xml:space="preserve">  [M1]</w:t>
+      </w:r>
+      <w:r>
+        <w:t xml:space="preserve">  [M1]</w:t>
+      </w:r>
     </w:p>
     <w:tbl>
       <w:tblPr>
@@ -5677,6 +5713,12 @@
       <w:r>
         <w:t xml:space="preserve">7. MAXIMUS — HUB_DISTRIBUTION_CHANNEL</w:t>
       </w:r>
+      <w:r>
+        <w:t xml:space="preserve">  [M1]</w:t>
+      </w:r>
+      <w:r>
+        <w:t xml:space="preserve">  [M1]</w:t>
+      </w:r>
     </w:p>
     <w:tbl>
       <w:tblPr>
@@ -6149,6 +6191,12 @@
       <w:r>
         <w:t xml:space="preserve">8. MAXIMUS — HUB_FINANCIAL_TRANSACTION</w:t>
       </w:r>
+      <w:r>
+        <w:t xml:space="preserve">  [M1]</w:t>
+      </w:r>
+      <w:r>
+        <w:t xml:space="preserve">  [M1]</w:t>
+      </w:r>
     </w:p>
     <w:tbl>
       <w:tblPr>
@@ -6635,6 +6683,12 @@
       <w:r>
         <w:t xml:space="preserve">9. MAXIMUS — HUB_ASSESSMENT</w:t>
       </w:r>
+      <w:r>
+        <w:t xml:space="preserve">  [M1]</w:t>
+      </w:r>
+      <w:r>
+        <w:t xml:space="preserve">  [M1]</w:t>
+      </w:r>
     </w:p>
     <w:tbl>
       <w:tblPr>
@@ -7057,6 +7111,12 @@
       <w:r>
         <w:t xml:space="preserve">10. MAXIMUS — HUB_QUOTE</w:t>
       </w:r>
+      <w:r>
+        <w:t xml:space="preserve">  [M1]</w:t>
+      </w:r>
+      <w:r>
+        <w:t xml:space="preserve">  [M1]</w:t>
+      </w:r>
     </w:p>
     <w:tbl>
       <w:tblPr>
@@ -7583,6 +7643,12 @@
       <w:r>
         <w:t xml:space="preserve">11. MAXIMUS — HUB_RISK_OBJECT</w:t>
       </w:r>
+      <w:r>
+        <w:t xml:space="preserve">  [M2]</w:t>
+      </w:r>
+      <w:r>
+        <w:t xml:space="preserve">  [M2]</w:t>
+      </w:r>
     </w:p>
     <w:tbl>
       <w:tblPr>
@@ -8025,6 +8091,12 @@
       <w:r>
         <w:t xml:space="preserve">12. MAXIMUS — HUB_CLAIM</w:t>
       </w:r>
+      <w:r>
+        <w:t xml:space="preserve">  [M2]</w:t>
+      </w:r>
+      <w:r>
+        <w:t xml:space="preserve">  [M2]</w:t>
+      </w:r>
     </w:p>
     <w:tbl>
       <w:tblPr>
@@ -8467,6 +8539,12 @@
       <w:r>
         <w:t xml:space="preserve">13. MAXIMUS — HUB_DOCUMENT</w:t>
       </w:r>
+      <w:r>
+        <w:t xml:space="preserve">  [M2]</w:t>
+      </w:r>
+      <w:r>
+        <w:t xml:space="preserve">  [M2]</w:t>
+      </w:r>
     </w:p>
     <w:tbl>
       <w:tblPr>
@@ -8999,6 +9077,12 @@
       <w:r>
         <w:t xml:space="preserve">14. MAXIMUS — HUB_LOSS_EVENT</w:t>
       </w:r>
+      <w:r>
+        <w:t xml:space="preserve">  [M2]</w:t>
+      </w:r>
+      <w:r>
+        <w:t xml:space="preserve">  [M2]</w:t>
+      </w:r>
     </w:p>
     <w:tbl>
       <w:tblPr>
@@ -9411,6 +9495,12 @@
       <w:r>
         <w:t xml:space="preserve">15. MAXIMUS — HUB_PAYMENT_INSTRUMENT</w:t>
       </w:r>
+      <w:r>
+        <w:t xml:space="preserve">  [M2]</w:t>
+      </w:r>
+      <w:r>
+        <w:t xml:space="preserve">  [M2]</w:t>
+      </w:r>
     </w:p>
     <w:tbl>
       <w:tblPr>
@@ -9823,6 +9913,12 @@
       <w:r>
         <w:t xml:space="preserve">16. OPUS — HUB_PARTY</w:t>
       </w:r>
+      <w:r>
+        <w:t xml:space="preserve">  [M2]</w:t>
+      </w:r>
+      <w:r>
+        <w:t xml:space="preserve">  [M2]</w:t>
+      </w:r>
     </w:p>
     <w:tbl>
       <w:tblPr>
@@ -10275,6 +10371,12 @@
       <w:r>
         <w:t xml:space="preserve">17. OPUS — HUB_POLICY</w:t>
       </w:r>
+      <w:r>
+        <w:t xml:space="preserve">  [M2]</w:t>
+      </w:r>
+      <w:r>
+        <w:t xml:space="preserve">  [M2]</w:t>
+      </w:r>
     </w:p>
     <w:tbl>
       <w:tblPr>
@@ -10707,6 +10809,12 @@
       <w:r>
         <w:t xml:space="preserve">18. OPUS — HUB_PRODUCT</w:t>
       </w:r>
+      <w:r>
+        <w:t xml:space="preserve">  [M2]</w:t>
+      </w:r>
+      <w:r>
+        <w:t xml:space="preserve">  [M2]</w:t>
+      </w:r>
     </w:p>
     <w:tbl>
       <w:tblPr>
@@ -11199,6 +11307,12 @@
       <w:r>
         <w:t xml:space="preserve">19. OPUS — HUB_COVERAGE</w:t>
       </w:r>
+      <w:r>
+        <w:t xml:space="preserve">  [M2]</w:t>
+      </w:r>
+      <w:r>
+        <w:t xml:space="preserve">  [M2]</w:t>
+      </w:r>
     </w:p>
     <w:tbl>
       <w:tblPr>
@@ -11791,6 +11905,12 @@
       <w:r>
         <w:t xml:space="preserve">20. OPUS — HUB_LOCATION</w:t>
       </w:r>
+      <w:r>
+        <w:t xml:space="preserve">  [M2]</w:t>
+      </w:r>
+      <w:r>
+        <w:t xml:space="preserve">  [M2]</w:t>
+      </w:r>
     </w:p>
     <w:tbl>
       <w:tblPr>
@@ -12223,6 +12343,12 @@
       <w:r>
         <w:t xml:space="preserve">21. OPUS — HUB_ORG_UNIT</w:t>
       </w:r>
+      <w:r>
+        <w:t xml:space="preserve">  [M3]</w:t>
+      </w:r>
+      <w:r>
+        <w:t xml:space="preserve">  [M3]</w:t>
+      </w:r>
     </w:p>
     <w:tbl>
       <w:tblPr>
@@ -12665,6 +12791,12 @@
       <w:r>
         <w:t xml:space="preserve">22. OPUS — HUB_DISTRIBUTION_CHANNEL</w:t>
       </w:r>
+      <w:r>
+        <w:t xml:space="preserve">  [M3]</w:t>
+      </w:r>
+      <w:r>
+        <w:t xml:space="preserve">  [M3]</w:t>
+      </w:r>
     </w:p>
     <w:tbl>
       <w:tblPr>
@@ -13187,6 +13319,12 @@
       <w:r>
         <w:t xml:space="preserve">23. OPUS — HUB_FINANCIAL_ACCOUNT</w:t>
       </w:r>
+      <w:r>
+        <w:t xml:space="preserve">  [M3]</w:t>
+      </w:r>
+      <w:r>
+        <w:t xml:space="preserve">  [M3]</w:t>
+      </w:r>
     </w:p>
     <w:tbl>
       <w:tblPr>
@@ -13589,6 +13727,12 @@
       <w:r>
         <w:t xml:space="preserve">24. OPUS — HUB_FINANCIAL_TRANSACTION</w:t>
       </w:r>
+      <w:r>
+        <w:t xml:space="preserve">  [M3]</w:t>
+      </w:r>
+      <w:r>
+        <w:t xml:space="preserve">  [M3]</w:t>
+      </w:r>
     </w:p>
     <w:tbl>
       <w:tblPr>
@@ -14011,6 +14155,12 @@
       <w:r>
         <w:t xml:space="preserve">25. OPUS — HUB_AGREEMENT</w:t>
       </w:r>
+      <w:r>
+        <w:t xml:space="preserve">  [M3]</w:t>
+      </w:r>
+      <w:r>
+        <w:t xml:space="preserve">  [M3]</w:t>
+      </w:r>
     </w:p>
     <w:tbl>
       <w:tblPr>
@@ -14453,6 +14603,12 @@
       <w:r>
         <w:t xml:space="preserve">26. OPUS — HUB_ASSESSMENT</w:t>
       </w:r>
+      <w:r>
+        <w:t xml:space="preserve">  [M3]</w:t>
+      </w:r>
+      <w:r>
+        <w:t xml:space="preserve">  [M3]</w:t>
+      </w:r>
     </w:p>
     <w:tbl>
       <w:tblPr>
@@ -14865,6 +15021,12 @@
       <w:r>
         <w:t xml:space="preserve">27. OPUS — HUB_PROPOSAL</w:t>
       </w:r>
+      <w:r>
+        <w:t xml:space="preserve">  [M3]</w:t>
+      </w:r>
+      <w:r>
+        <w:t xml:space="preserve">  [M3]</w:t>
+      </w:r>
     </w:p>
     <w:tbl>
       <w:tblPr>
@@ -15277,6 +15439,12 @@
       <w:r>
         <w:t xml:space="preserve">28. OPUS — HUB_QUOTE</w:t>
       </w:r>
+      <w:r>
+        <w:t xml:space="preserve">  [M3]</w:t>
+      </w:r>
+      <w:r>
+        <w:t xml:space="preserve">  [M3]</w:t>
+      </w:r>
     </w:p>
     <w:tbl>
       <w:tblPr>
@@ -15679,6 +15847,12 @@
       <w:r>
         <w:t xml:space="preserve">29. OPUS — HUB_RISK_OBJECT</w:t>
       </w:r>
+      <w:r>
+        <w:t xml:space="preserve">  [M3]</w:t>
+      </w:r>
+      <w:r>
+        <w:t xml:space="preserve">  [M3]</w:t>
+      </w:r>
     </w:p>
     <w:tbl>
       <w:tblPr>
@@ -16130,6 +16304,12 @@
       </w:pPr>
       <w:r>
         <w:t xml:space="preserve">30. MAXIMUS + OPUS — Null / blank / degenerate key detail (all hubs)</w:t>
+      </w:r>
+      <w:r>
+        <w:t xml:space="preserve">  [M3]</w:t>
+      </w:r>
+      <w:r>
+        <w:t xml:space="preserve">  [M3]</w:t>
       </w:r>
     </w:p>
     <w:tbl>
